--- a/docs/Configuracao_Experimento_GraphRAG_vs_RAG.docx
+++ b/docs/Configuracao_Experimento_GraphRAG_vs_RAG.docx
@@ -1,25 +1,40 @@
 
 <file path=word/document.xml><?xml version="1.0" encoding="utf-8"?>
-<w:document xmlns:w="http://schemas.openxmlformats.org/wordprocessingml/2006/main" xmlns:r="http://schemas.openxmlformats.org/officeDocument/2006/relationships" xmlns:wp="http://schemas.openxmlformats.org/drawingml/2006/wordprocessingDrawing" xmlns:a="http://schemas.openxmlformats.org/drawingml/2006/main" xmlns:pic="http://schemas.openxmlformats.org/drawingml/2006/picture">
+<w:document xmlns:w="http://schemas.openxmlformats.org/wordprocessingml/2006/main" xmlns:r="http://schemas.openxmlformats.org/officeDocument/2006/relationships" xmlns:wp="http://schemas.openxmlformats.org/drawingml/2006/wordprocessingDrawing" xmlns:a="http://schemas.openxmlformats.org/drawingml/2006/main" xmlns:c="http://schemas.openxmlformats.org/drawingml/2006/chart" xmlns:pic="http://schemas.openxmlformats.org/drawingml/2006/picture" xmlns:mc="http://schemas.openxmlformats.org/markup-compatibility/2006" xmlns:w14="http://schemas.microsoft.com/office/word/2010/wordml" xmlns:wpi="http://schemas.microsoft.com/office/word/2010/wordprocessingInk" xmlns:w15="http://schemas.microsoft.com/office/word/2012/wordml" xmlns:wp14="http://schemas.microsoft.com/office/word/2010/wordprocessingDrawing" xmlns:wps="http://schemas.microsoft.com/office/word/2010/wordprocessingShape" xmlns:wpg="http://schemas.microsoft.com/office/word/2010/wordprocessingGroup" xmlns:wpc="http://schemas.microsoft.com/office/word/2010/wordprocessingCanvas" xmlns:dgm="http://schemas.openxmlformats.org/drawingml/2006/diagram" xmlns:dsp="http://schemas.microsoft.com/office/drawing/2008/diagram" xmlns:m="http://schemas.openxmlformats.org/officeDocument/2006/math" xmlns:v="urn:schemas-microsoft-com:vml" xmlns:o="urn:schemas-microsoft-com:office:office" xmlns:w10="urn:schemas-microsoft-com:office:word" mc:Ignorable="w14 w15 wp14">
   <w:body>
     <w:p>
       <w:pPr>
         <w:pStyle w:val="Heading1"/>
       </w:pPr>
       <w:r>
-        <w:t xml:space="preserve">Configuração do Experimento GraphRAG vs RAG</w:t>
-      </w:r>
-    </w:p>
-    <w:p>
-      <w:pPr/>
-      <w:r>
-        <w:t xml:space="preserve">Oct 21, 2026</w:t>
-      </w:r>
-      <w:r>
-        <w:t xml:space="preserve"> · </w:t>
-      </w:r>
-      <w:r>
-        <w:t xml:space="preserve">@Felipe</w:t>
+        <w:rPr>
+          <w:sz w:val="36"/>
+          <w:szCs w:val="36"/>
+        </w:rPr>
+        <w:t xml:space="preserve">Relatório de Prospecção Tecnológica: GraphRAG vs RAG</w:t>
+      </w:r>
+    </w:p>
+    <w:p>
+      <w:r>
+        <w:t xml:space="preserve">Oct 25, 2026 · Felipe Colaço Emmendoerfer</w:t>
+      </w:r>
+    </w:p>
+    <w:p>
+      <w:r>
+        <w:rPr>
+          <w:b w:val="0"/>
+          <w:i w:val="0"/>
+        </w:rPr>
+        <w:t xml:space="preserve">Disciplina: Engenharia de Software · Prospecção Teórica e Tecnológica</w:t>
+      </w:r>
+    </w:p>
+    <w:p>
+      <w:r>
+        <w:rPr>
+          <w:b w:val="0"/>
+          <w:i w:val="0"/>
+        </w:rPr>
+        <w:t xml:space="preserve">Código-fonte: https://github.com/FelipeEmmendoerfer/prospeccao-tecnologica</w:t>
       </w:r>
     </w:p>
     <w:p>
@@ -27,33 +42,909 @@
         <w:pStyle w:val="Heading2"/>
       </w:pPr>
       <w:r>
-        <w:t xml:space="preserve">Objetivo</w:t>
-      </w:r>
-    </w:p>
-    <w:p>
-      <w:pPr/>
-      <w:r>
-        <w:t xml:space="preserve">O pipeline GraphRAG local está validado de ponta a ponta e pronto para o benchmark. Este documento registra o ambiente, os parâmetros fixados para o experimento e os problemas corrigidos durante o teste de fumaça, para que os resultados possam ser reproduzidos.</w:t>
-      </w:r>
-    </w:p>
-    <w:p>
-      <w:pPr/>
-      <w:r>
+        <w:t xml:space="preserve">1. Introdução e contextualização</w:t>
+      </w:r>
+    </w:p>
+    <w:p>
+      <w:pPr>
+        <w:pStyle w:val="Heading3"/>
+      </w:pPr>
+      <w:r>
+        <w:t xml:space="preserve">1.1 Definição do objeto</w:t>
+      </w:r>
+    </w:p>
+    <w:p>
+      <w:r>
+        <w:rPr>
+          <w:b w:val="0"/>
+          <w:i w:val="0"/>
+        </w:rPr>
+        <w:t xml:space="preserve">Este trabalho estuda o GraphRAG, uma variação da técnica RAG (Retrieval-Augmented Generation, ou geração aumentada por recuperação). No RAG tradicional, antes de responder o sistema procura nos documentos os trechos mais parecidos com a pergunta e entrega esses trechos ao modelo de linguagem junto com ela. Assim o modelo responde com base no material fornecido, e não só no que aprendeu no treinamento.</w:t>
+      </w:r>
+    </w:p>
+    <w:p>
+      <w:r>
+        <w:rPr>
+          <w:b w:val="0"/>
+          <w:i w:val="0"/>
+        </w:rPr>
+        <w:t xml:space="preserve">O GraphRAG, proposto pela Microsoft Research em 2024, acrescenta uma etapa antes das perguntas: o próprio modelo de linguagem lê os documentos e monta um grafo de conhecimento, com as entidades citadas (sistemas, componentes, pessoas, decisões, incidentes) e as relações entre elas. Depois agrupa o grafo em comunidades de assuntos relacionados e escreve um resumo de cada uma. Na hora da pergunta, a busca usa esse grafo e esses resumos, e não apenas a semelhança entre textos.</w:t>
+      </w:r>
+    </w:p>
+    <w:p>
+      <w:r>
+        <w:rPr>
+          <w:b w:val="0"/>
+          <w:i w:val="0"/>
+        </w:rPr>
+        <w:t xml:space="preserve">A implementação estudada é a biblioteca de código aberto Microsoft GraphRAG, na versão 3.3.0, rodando inteiramente no computador local com modelos servidos pelo Ollama, sem nenhuma API paga.</w:t>
+      </w:r>
+    </w:p>
+    <w:p>
+      <w:pPr>
+        <w:pStyle w:val="Heading3"/>
+      </w:pPr>
+      <w:r>
+        <w:t xml:space="preserve">1.2 Motivação</w:t>
+      </w:r>
+    </w:p>
+    <w:p>
+      <w:r>
+        <w:rPr>
+          <w:b w:val="0"/>
+          <w:i w:val="0"/>
+        </w:rPr>
+        <w:t xml:space="preserve">Modelos de linguagem já fazem parte do dia a dia da Engenharia de Software, em assistentes de código, chatbots de suporte e buscas em documentação interna. Eles têm dois problemas conhecidos: não conhecem os dados privados de uma empresa e, quando não sabem algo, tendem a inventar uma resposta plausível, o que gera alucinações em grande parte dos casos. O RAG virou o padrão de mercado para contornar os dois, porque liga o modelo aos documentos da própria empresa.</w:t>
+      </w:r>
+    </w:p>
+    <w:p>
+      <w:r>
+        <w:rPr>
+          <w:b w:val="0"/>
+          <w:i w:val="0"/>
+        </w:rPr>
+        <w:t xml:space="preserve">Em um time de software, porém, o conhecimento fica espalhado. A escolha de um banco de dados está num registro de decisão de arquitetura (ADR), a queda do sistema está num postmortem, a ação corretiva está na ata de uma reunião e o limite de latência está no documento de requisitos. Perguntas reais, como "por que o sistema caiu e o que foi decidido depois?", exigem juntar vários desses documentos. É exatamente nesse tipo de pergunta que o RAG tradicional costuma falhar e que o GraphRAG promete ganhar.</w:t>
+      </w:r>
+    </w:p>
+    <w:p>
+      <w:r>
+        <w:rPr>
+          <w:b w:val="0"/>
+          <w:i w:val="0"/>
+        </w:rPr>
+        <w:t xml:space="preserve">Rodar tudo localmente também tem motivo prático. Documentos internos costumam ser confidenciais, e uma solução que não envia nada para fora e não tem custo por chamada é mais fácil de adotar. Por isso o trabalho testa se um modelo pequeno, que cabe numa GPU de notebook, é suficiente para a técnica funcionar.</w:t>
+      </w:r>
+    </w:p>
+    <w:p>
+      <w:pPr>
+        <w:pStyle w:val="Heading3"/>
+      </w:pPr>
+      <w:r>
+        <w:t xml:space="preserve">1.3 Problema que resolve</w:t>
+      </w:r>
+    </w:p>
+    <w:p>
+      <w:r>
+        <w:rPr>
+          <w:b w:val="0"/>
+          <w:i w:val="0"/>
+        </w:rPr>
+        <w:t xml:space="preserve">O RAG vetorial busca trechos parecidos com a pergunta. Isso funciona bem quando a resposta está em um único trecho, mas falha em dois casos:</w:t>
+      </w:r>
+    </w:p>
+    <w:p>
+      <w:pPr>
+        <w:pStyle w:val="ListParagraph"/>
+        <w:numPr>
+          <w:ilvl w:val="0"/>
+          <w:numId w:val="2"/>
+        </w:numPr>
+      </w:pPr>
+      <w:r>
+        <w:rPr>
+          <w:b/>
+          <w:i w:val="0"/>
+        </w:rPr>
+        <w:t xml:space="preserve">Perguntas multi-hop</w:t>
+      </w:r>
+      <w:r>
+        <w:rPr>
+          <w:b w:val="0"/>
+          <w:i w:val="0"/>
+        </w:rPr>
+        <w:t xml:space="preserve">, cuja resposta depende de ligar fatos que estão em documentos diferentes. Cada trecho isolado pode não se parecer com a pergunta, e então não é recuperado.</w:t>
+      </w:r>
+    </w:p>
+    <w:p>
+      <w:pPr>
+        <w:pStyle w:val="ListParagraph"/>
+        <w:numPr>
+          <w:ilvl w:val="0"/>
+          <w:numId w:val="2"/>
+        </w:numPr>
+      </w:pPr>
+      <w:r>
+        <w:rPr>
+          <w:b/>
+          <w:i w:val="0"/>
+        </w:rPr>
+        <w:t xml:space="preserve">Perguntas globais</w:t>
+      </w:r>
+      <w:r>
+        <w:rPr>
+          <w:b w:val="0"/>
+          <w:i w:val="0"/>
+        </w:rPr>
+        <w:t xml:space="preserve">, sobre o conjunto inteiro de documentos, como "quais são os principais riscos técnicos do sistema?". Nenhum trecho sozinho responde, e a busca por semelhança devolve só alguns pedaços soltos.</w:t>
+      </w:r>
+    </w:p>
+    <w:p>
+      <w:r>
+        <w:rPr>
+          <w:b w:val="0"/>
+          <w:i w:val="0"/>
+        </w:rPr>
+        <w:t xml:space="preserve">O GraphRAG ataca o primeiro caso com a busca Local, que parte das entidades citadas na pergunta e segue suas conexões no grafo, e o segundo com a busca Global, que combina os resumos das comunidades. O preço é a indexação: montar o grafo exige muitas chamadas ao modelo de linguagem, enquanto o RAG vetorial só precisa calcular embeddings. Saber se esse custo compensa é o ponto central deste trabalho.</w:t>
+      </w:r>
+    </w:p>
+    <w:p>
+      <w:pPr>
+        <w:pStyle w:val="Heading3"/>
+      </w:pPr>
+      <w:r>
+        <w:t xml:space="preserve">1.4 Objetivo e pergunta do trabalho</w:t>
+      </w:r>
+    </w:p>
+    <w:p>
+      <w:r>
+        <w:rPr>
+          <w:b w:val="0"/>
+          <w:i w:val="0"/>
+        </w:rPr>
         <w:t xml:space="preserve">A pergunta do trabalho é em que tipos de pergunta o GraphRAG responde melhor que o RAG vetorial, e quanto isso custa em tempo e chamadas ao LLM.</w:t>
       </w:r>
     </w:p>
     <w:p>
+      <w:r>
+        <w:rPr>
+          <w:b w:val="0"/>
+          <w:i w:val="0"/>
+        </w:rPr>
+        <w:t xml:space="preserve">Em vez de construir uma aplicação completa, o trabalho monta um experimento controlado. Um corpus pequeno, formado por dois relatos reais de incidentes de software (a falha global causada pela CrowdStrike em 2024 e a interrupção da Cloudflare em 2025), é indexado uma vez, e o mesmo conjunto de perguntas é feito a quatro métodos: o modelo sem recuperação, o RAG vetorial e as buscas Local e Global do GraphRAG. As perguntas e as respostas esperadas são escritas antes de rodar qualquer método e cobrem perguntas pontuais, multi-hop, globais e sem resposta no corpus.</w:t>
+      </w:r>
+    </w:p>
+    <w:p>
+      <w:r>
+        <w:rPr>
+          <w:b w:val="0"/>
+          <w:i w:val="0"/>
+        </w:rPr>
+        <w:t xml:space="preserve">Além da qualidade das respostas, são medidos os custos: tempo de indexação, número de chamadas ao LLM, tamanho do índice e latência de cada consulta. O objetivo final é chegar a uma regra de decisão, do tipo "use GraphRAG quando... e prefira o RAG vetorial quando...", apoiada nos números medidos.</w:t>
+      </w:r>
+    </w:p>
+    <w:p>
+      <w:pPr>
+        <w:pStyle w:val="Heading3"/>
+        <w:rPr>
+          <w:b/>
+          <w:bCs/>
+        </w:rPr>
+      </w:pPr>
+      <w:r>
+        <w:rPr>
+          <w:b/>
+          <w:bCs/>
+        </w:rPr>
+        <w:t xml:space="preserve">1.5 Escopo do trabalho</w:t>
+      </w:r>
+    </w:p>
+    <w:p>
+      <w:r>
+        <w:rPr>
+          <w:b w:val="0"/>
+        </w:rPr>
+        <w:t xml:space="preserve">O escopo foi reduzido de propósito, seguindo a orientação do professor: a prioridade é demonstrar o ganho e o custo do GraphRAG, e não construir um sistema completo. Por isso:</w:t>
+      </w:r>
+    </w:p>
+    <w:p>
+      <w:pPr>
+        <w:pStyle w:val="ListParagraph"/>
+        <w:numPr>
+          <w:ilvl w:val="0"/>
+          <w:numId w:val="2"/>
+        </w:numPr>
+      </w:pPr>
+      <w:r>
+        <w:rPr>
+          <w:b/>
+        </w:rPr>
+        <w:t xml:space="preserve">O grafo não é construído do zero.</w:t>
+      </w:r>
+      <w:r>
+        <w:rPr>
+          <w:b w:val="0"/>
+        </w:rPr>
+        <w:t xml:space="preserve"> O trabalho usa a biblioteca Microsoft GraphRAG, que já faz a extração de entidades, a detecção de comunidades e as buscas.</w:t>
+      </w:r>
+    </w:p>
+    <w:p>
+      <w:pPr>
+        <w:pStyle w:val="ListParagraph"/>
+        <w:numPr>
+          <w:ilvl w:val="0"/>
+          <w:numId w:val="2"/>
+        </w:numPr>
+      </w:pPr>
+      <w:r>
+        <w:rPr>
+          <w:b/>
+        </w:rPr>
+        <w:t xml:space="preserve">A interface não é o foco.</w:t>
+      </w:r>
+      <w:r>
+        <w:rPr>
+          <w:b w:val="0"/>
+        </w:rPr>
+        <w:t xml:space="preserve"> O aplicativo em Streamlit herdado do projeto original foi congelado e serve só para visualizar o grafo; o experimento roda pela linha de comando.</w:t>
+      </w:r>
+    </w:p>
+    <w:p>
+      <w:pPr>
+        <w:pStyle w:val="ListParagraph"/>
+        <w:numPr>
+          <w:ilvl w:val="0"/>
+          <w:numId w:val="2"/>
+        </w:numPr>
+      </w:pPr>
+      <w:r>
+        <w:rPr>
+          <w:b/>
+        </w:rPr>
+        <w:t xml:space="preserve">A infraestrutura é a mínima necessária.</w:t>
+      </w:r>
+      <w:r>
+        <w:rPr>
+          <w:b w:val="0"/>
+        </w:rPr>
+        <w:t xml:space="preserve"> Um único modelo local (qwen3.5:4b) e um único modelo de embeddings (nomic-embed-text), servidos pelo Ollama, atendem a todos os métodos.</w:t>
+      </w:r>
+    </w:p>
+    <w:p>
+      <w:pPr>
+        <w:pStyle w:val="ListParagraph"/>
+        <w:numPr>
+          <w:ilvl w:val="0"/>
+          <w:numId w:val="2"/>
+        </w:numPr>
+      </w:pPr>
+      <w:r>
+        <w:rPr>
+          <w:b/>
+        </w:rPr>
+        <w:t xml:space="preserve">O corpus é pequeno e controlado.</w:t>
+      </w:r>
+      <w:r>
+        <w:rPr>
+          <w:b w:val="0"/>
+        </w:rPr>
+        <w:t xml:space="preserve"> Dois documentos, cerca de 7.500 tokens no total, para que a indexação caiba no prazo e para que cada resposta possa ser conferida contra o texto.</w:t>
+      </w:r>
+    </w:p>
+    <w:p>
       <w:pPr>
         <w:pStyle w:val="Heading2"/>
       </w:pPr>
       <w:r>
-        <w:t xml:space="preserve">Ambiente</w:t>
-      </w:r>
-    </w:p>
-    <w:p>
-      <w:pPr/>
-      <w:r>
-        <w:t xml:space="preserve">Tudo roda localmente, sem API paga, num computador pessoal com GPU dedicada.</w:t>
+        <w:t xml:space="preserve">2. Fundamentação teórica</w:t>
+      </w:r>
+    </w:p>
+    <w:p>
+      <w:pPr>
+        <w:pStyle w:val="Heading3"/>
+      </w:pPr>
+      <w:r>
+        <w:t xml:space="preserve">2.1 Histórico e evolução</w:t>
+      </w:r>
+    </w:p>
+    <w:p>
+      <w:r>
+        <w:rPr>
+          <w:b w:val="0"/>
+          <w:i w:val="0"/>
+        </w:rPr>
+        <w:t xml:space="preserve">A evolução até o GraphRAG passa por três ideias que surgiram separadas e acabaram se juntando.</w:t>
+      </w:r>
+    </w:p>
+    <w:p>
+      <w:pPr>
+        <w:pStyle w:val="ListParagraph"/>
+        <w:numPr>
+          <w:ilvl w:val="0"/>
+          <w:numId w:val="2"/>
+        </w:numPr>
+      </w:pPr>
+      <w:r>
+        <w:rPr>
+          <w:b/>
+          <w:i w:val="0"/>
+        </w:rPr>
+        <w:t xml:space="preserve">Modelos de linguagem.</w:t>
+      </w:r>
+      <w:r>
+        <w:rPr>
+          <w:b w:val="0"/>
+          <w:i w:val="0"/>
+        </w:rPr>
+        <w:t xml:space="preserve"> A arquitetura Transformer, de 2017 [5], permitiu treinar modelos cada vez maiores, que culminaram nos LLMs populares a partir do ChatGPT, no fim de 2022. Esses modelos guardam o conhecimento nos próprios parâmetros, congelado na data do treinamento, e alucinam quando a informação falta [6].</w:t>
+      </w:r>
+    </w:p>
+    <w:p>
+      <w:pPr>
+        <w:pStyle w:val="ListParagraph"/>
+        <w:numPr>
+          <w:ilvl w:val="0"/>
+          <w:numId w:val="2"/>
+        </w:numPr>
+      </w:pPr>
+      <w:r>
+        <w:rPr>
+          <w:b/>
+          <w:i w:val="0"/>
+        </w:rPr>
+        <w:t xml:space="preserve">Recuperação de informação.</w:t>
+      </w:r>
+      <w:r>
+        <w:rPr>
+          <w:b w:val="0"/>
+          <w:i w:val="0"/>
+        </w:rPr>
+        <w:t xml:space="preserve"> Em 2020, a busca densa por embeddings mostrou que vetores aprendidos encontram passagens relevantes melhor que a busca por palavras-chave [7]. No mesmo ano, Lewis et al. [1] juntaram um buscador e um gerador num único modelo e deram o nome RAG à técnica. Com a popularização dos LLMs, o RAG virou o padrão para conectar modelos a documentos privados, apoiado por bancos de dados vetoriais.</w:t>
+      </w:r>
+    </w:p>
+    <w:p>
+      <w:pPr>
+        <w:pStyle w:val="ListParagraph"/>
+        <w:numPr>
+          <w:ilvl w:val="0"/>
+          <w:numId w:val="2"/>
+        </w:numPr>
+      </w:pPr>
+      <w:r>
+        <w:rPr>
+          <w:b/>
+          <w:i w:val="0"/>
+        </w:rPr>
+        <w:t xml:space="preserve">Grafos de conhecimento.</w:t>
+      </w:r>
+      <w:r>
+        <w:rPr>
+          <w:b w:val="0"/>
+          <w:i w:val="0"/>
+        </w:rPr>
+        <w:t xml:space="preserve"> A ideia de representar fatos como entidades ligadas por relações é bem mais antiga e ganhou escala na indústria com o Knowledge Graph do Google, em 2012 [8]. O problema sempre foi o custo de montar e manter esses grafos manualmente.</w:t>
+      </w:r>
+    </w:p>
+    <w:p>
+      <w:r>
+        <w:rPr>
+          <w:b w:val="0"/>
+          <w:i w:val="0"/>
+        </w:rPr>
+        <w:t xml:space="preserve">O GraphRAG junta as três: usa o LLM para construir o grafo de conhecimento automaticamente a partir dos textos e depois usa o grafo para recuperar o contexto que o LLM recebe. A Microsoft Research publicou o artigo em abril de 2024 [2] e abriu o código no mesmo ano [3]. Desde então a biblioteca ganhou novos modos de busca, como o DRIFT, e uma variante de indexação mais barata, o LazyGraphRAG, além de várias versões; a usada aqui é a 3.3.0. No mesmo período surgiram outras implementações de RAG com grafos, que serão comparadas no bloco 3.</w:t>
+      </w:r>
+    </w:p>
+    <w:p>
+      <w:pPr>
+        <w:pStyle w:val="Heading3"/>
+        <w:rPr>
+          <w:b/>
+          <w:bCs/>
+        </w:rPr>
+      </w:pPr>
+      <w:r>
+        <w:rPr>
+          <w:b/>
+          <w:bCs/>
+        </w:rPr>
+        <w:t xml:space="preserve">2.2 RAG convencional: recuperação e geração</w:t>
+      </w:r>
+    </w:p>
+    <w:p>
+      <w:r>
+        <w:rPr>
+          <w:b w:val="0"/>
+        </w:rPr>
+        <w:t xml:space="preserve">O RAG convencional, também chamado de RAG vetorial, combina dois componentes. O </w:t>
+      </w:r>
+      <w:r>
+        <w:rPr>
+          <w:b/>
+        </w:rPr>
+        <w:t xml:space="preserve">recuperador</w:t>
+      </w:r>
+      <w:r>
+        <w:rPr>
+          <w:b w:val="0"/>
+        </w:rPr>
+        <w:t xml:space="preserve"> encontra nos documentos os trechos relevantes para a pergunta. O </w:t>
+      </w:r>
+      <w:r>
+        <w:rPr>
+          <w:b/>
+        </w:rPr>
+        <w:t xml:space="preserve">gerador</w:t>
+      </w:r>
+      <w:r>
+        <w:rPr>
+          <w:b w:val="0"/>
+        </w:rPr>
+        <w:t xml:space="preserve">, que é o LLM, escreve a resposta usando esses trechos como contexto. O funcionamento tem duas partes:</w:t>
+      </w:r>
+    </w:p>
+    <w:p>
+      <w:pPr>
+        <w:pStyle w:val="ListParagraph"/>
+        <w:numPr>
+          <w:ilvl w:val="0"/>
+          <w:numId w:val="2"/>
+        </w:numPr>
+      </w:pPr>
+      <w:r>
+        <w:rPr>
+          <w:b/>
+        </w:rPr>
+        <w:t xml:space="preserve">Indexação</w:t>
+      </w:r>
+      <w:r>
+        <w:rPr>
+          <w:b w:val="0"/>
+        </w:rPr>
+        <w:t xml:space="preserve">, feita uma vez: os documentos são divididos em chunks, cada chunk vira um embedding e os vetores são guardados num banco vetorial.</w:t>
+      </w:r>
+    </w:p>
+    <w:p>
+      <w:pPr>
+        <w:pStyle w:val="ListParagraph"/>
+        <w:numPr>
+          <w:ilvl w:val="0"/>
+          <w:numId w:val="2"/>
+        </w:numPr>
+      </w:pPr>
+      <w:r>
+        <w:rPr>
+          <w:b/>
+        </w:rPr>
+        <w:t xml:space="preserve">Consulta</w:t>
+      </w:r>
+      <w:r>
+        <w:rPr>
+          <w:b w:val="0"/>
+        </w:rPr>
+        <w:t xml:space="preserve">, a cada pergunta: a pergunta também vira um embedding, o banco devolve os chunks mais próximos (os top-k, por similaridade de cosseno) e esses chunks entram no prompt junto com a pergunta e as instruções. O LLM gera a resposta a partir desse contexto.</w:t>
+      </w:r>
+    </w:p>
+    <w:p>
+      <w:r>
+        <w:rPr>
+          <w:b w:val="0"/>
+        </w:rPr>
+        <w:t xml:space="preserve">As duas etapas têm papéis diferentes. A recuperação decide o que o modelo vai ver: se o trecho certo não for recuperado, o gerador não tem como acertar e pode inventar. A geração decide como o contexto é usado: um modelo pequeno ou um prompt sem regras claras pode ignorar o contexto ou completá-lo com suposições.</w:t>
+      </w:r>
+    </w:p>
+    <w:p>
+      <w:r>
+        <w:rPr>
+          <w:b w:val="0"/>
+        </w:rPr>
+        <w:t xml:space="preserve">A abordagem </w:t>
+      </w:r>
+      <w:r>
+        <w:rPr>
+          <w:b/>
+        </w:rPr>
+        <w:t xml:space="preserve">sem recuperação externa</w:t>
+      </w:r>
+      <w:r>
+        <w:rPr>
+          <w:b w:val="0"/>
+        </w:rPr>
+        <w:t xml:space="preserve"> pula a primeira etapa: a pergunta vai direto ao LLM, que responde só com o que aprendeu no treinamento. Ela não tem acesso a documentos privados nem a fatos posteriores ao treinamento, e é onde as alucinações aparecem com mais facilidade. Neste trabalho ela serve de linha de base.</w:t>
+      </w:r>
+    </w:p>
+    <w:p>
+      <w:r>
+        <w:rPr>
+          <w:b w:val="0"/>
+        </w:rPr>
+        <w:t xml:space="preserve">O limite do RAG vetorial está na própria busca por semelhança. Ela encontra bem um trecho que se parece com a pergunta, mas não sabe que dois trechos diferentes falam da mesma entidade, nem consegue resumir o conjunto inteiro dos documentos. É esse limite que motiva o uso de grafos de conhecimento.</w:t>
+      </w:r>
+    </w:p>
+    <w:p>
+      <w:pPr>
+        <w:pStyle w:val="Heading3"/>
+        <w:rPr>
+          <w:b/>
+          <w:bCs/>
+        </w:rPr>
+      </w:pPr>
+      <w:r>
+        <w:rPr>
+          <w:b/>
+          <w:bCs/>
+        </w:rPr>
+        <w:t xml:space="preserve">2.3 Grafos de conhecimento</w:t>
+      </w:r>
+    </w:p>
+    <w:p>
+      <w:r>
+        <w:rPr>
+          <w:b w:val="0"/>
+        </w:rPr>
+        <w:t xml:space="preserve">Um grafo de conhecimento representa fatos como uma rede: os </w:t>
+      </w:r>
+      <w:r>
+        <w:rPr>
+          <w:b/>
+        </w:rPr>
+        <w:t xml:space="preserve">nós</w:t>
+      </w:r>
+      <w:r>
+        <w:rPr>
+          <w:b w:val="0"/>
+        </w:rPr>
+        <w:t xml:space="preserve"> são entidades (empresas, pessoas, sistemas, eventos) e as </w:t>
+      </w:r>
+      <w:r>
+        <w:rPr>
+          <w:b/>
+        </w:rPr>
+        <w:t xml:space="preserve">arestas</w:t>
+      </w:r>
+      <w:r>
+        <w:rPr>
+          <w:b w:val="0"/>
+        </w:rPr>
+        <w:t xml:space="preserve"> são as relações entre elas, cada uma com uma descrição. Cada fato pode ser lido como uma tripla sujeito, relação e objeto. No corpus deste trabalho, por exemplo, "Delta Air Lines processou CrowdStrike" e "Channel File 291 derrubou Falcon Sensor" são duas arestas; como CrowdStrike e Falcon Sensor aparecem nas duas cadeias, o grafo liga fatos que no texto estão em seções distantes.</w:t>
+      </w:r>
+    </w:p>
+    <w:p>
+      <w:r>
+        <w:rPr>
+          <w:b w:val="0"/>
+        </w:rPr>
+        <w:t xml:space="preserve">Essa estrutura traz duas vantagens para a recuperação. A primeira é a navegação: a partir de uma entidade citada na pergunta, é possível seguir as arestas até fatos relacionados, o que atende às perguntas multi-hop. A segunda é o agrupamento: entidades muito conectadas formam comunidades, que podem ser resumidas e respondem a perguntas sobre o conjunto.</w:t>
+      </w:r>
+    </w:p>
+    <w:p>
+      <w:r>
+        <w:rPr>
+          <w:b w:val="0"/>
+        </w:rPr>
+        <w:t xml:space="preserve">O problema histórico dos grafos de conhecimento é o custo de construção, que dependia de especialistas e de ontologias definidas à mão. O GraphRAG troca esse trabalho manual por extração automática feita pelo LLM. O grafo sai mais barato, mas mais ruidoso: entidades duplicadas, relações erradas e entidades inventadas, como as observadas no teste de fumaça (seção 4.8).</w:t>
+      </w:r>
+    </w:p>
+    <w:p>
+      <w:pPr>
+        <w:pStyle w:val="Heading3"/>
+      </w:pPr>
+      <w:r>
+        <w:t xml:space="preserve">2.4 GraphRAG: arquitetura e funcionamento</w:t>
+      </w:r>
+    </w:p>
+    <w:p>
+      <w:r>
+        <w:rPr>
+          <w:b w:val="0"/>
+          <w:i w:val="0"/>
+        </w:rPr>
+        <w:t xml:space="preserve">O GraphRAG funciona em duas fases: uma indexação, feita uma vez e cara, e as consultas, feitas a cada pergunta. A Figura 1 resume o fluxo com os valores usados neste trabalho.</w:t>
+      </w:r>
+    </w:p>
+    <w:p>
+      <w:pPr>
+        <w:jc w:val="center"/>
+      </w:pPr>
+      <w:r>
+        <w:drawing>
+          <wp:inline distT="0" distB="0" distL="0" distR="0">
+            <wp:extent cx="5943600" cy="3144693"/>
+            <wp:effectExtent l="0" t="0" r="0" b="0"/>
+            <wp:docPr id="1" name="Picture 1" descr=""/>
+            <wp:cNvGraphicFramePr/>
+            <a:graphic>
+              <a:graphicData uri="http://schemas.openxmlformats.org/drawingml/2006/picture">
+                <pic:pic>
+                  <pic:nvPicPr>
+                    <pic:cNvPr id="0" name="image1.png" descr=""/>
+                    <pic:cNvPicPr>
+                      <a:picLocks noChangeAspect="1" noChangeArrowheads="1"/>
+                    </pic:cNvPicPr>
+                  </pic:nvPicPr>
+                  <pic:blipFill>
+                    <a:blip r:embed="rId1"/>
+                    <a:stretch>
+                      <a:fillRect/>
+                    </a:stretch>
+                  </pic:blipFill>
+                  <pic:spPr bwMode="auto">
+                    <a:xfrm>
+                      <a:off x="0" y="0"/>
+                      <a:ext cx="5943600" cy="3144693"/>
+                    </a:xfrm>
+                    <a:prstGeom prst="rect">
+                      <a:avLst/>
+                    </a:prstGeom>
+                  </pic:spPr>
+                </pic:pic>
+              </a:graphicData>
+            </a:graphic>
+          </wp:inline>
+        </w:drawing>
+      </w:r>
+    </w:p>
+    <w:p>
+      <w:pPr>
+        <w:pStyle w:val="Heading4"/>
+      </w:pPr>
+      <w:r>
+        <w:t xml:space="preserve">Fase 1: indexação</w:t>
+      </w:r>
+    </w:p>
+    <w:p>
+      <w:pPr>
+        <w:pStyle w:val="ListParagraph"/>
+        <w:numPr>
+          <w:ilvl w:val="0"/>
+          <w:numId w:val="2"/>
+        </w:numPr>
+      </w:pPr>
+      <w:r>
+        <w:rPr>
+          <w:b/>
+          <w:i w:val="0"/>
+        </w:rPr>
+        <w:t xml:space="preserve">Divisão em chunks.</w:t>
+      </w:r>
+      <w:r>
+        <w:rPr>
+          <w:b w:val="0"/>
+          <w:i w:val="0"/>
+        </w:rPr>
+        <w:t xml:space="preserve"> Os documentos são cortados em pedaços de 800 tokens, com 200 tokens de sobreposição para não partir uma frase importante ao meio.</w:t>
+      </w:r>
+    </w:p>
+    <w:p>
+      <w:pPr>
+        <w:pStyle w:val="ListParagraph"/>
+        <w:numPr>
+          <w:ilvl w:val="0"/>
+          <w:numId w:val="2"/>
+        </w:numPr>
+      </w:pPr>
+      <w:r>
+        <w:rPr>
+          <w:b/>
+          <w:i w:val="0"/>
+        </w:rPr>
+        <w:t xml:space="preserve">Extração do grafo. Para cada chunk, o LLM recebe um prompt pedindo as entidades (com nome, tipo e descrição) e as relações entre elas. Os tipos de entidade são configuráveis; aqui foram usados organization, person, system, component, incident e event. O gleaning é uma passada extra em que o modelo é perguntado se esqueceu alguma entidade.</w:t>
+      </w:r>
+    </w:p>
+    <w:p>
+      <w:pPr>
+        <w:pStyle w:val="ListParagraph"/>
+        <w:numPr>
+          <w:ilvl w:val="0"/>
+          <w:numId w:val="2"/>
+        </w:numPr>
+      </w:pPr>
+      <w:r>
+        <w:rPr>
+          <w:b/>
+          <w:i w:val="0"/>
+        </w:rPr>
+        <w:t xml:space="preserve">Resumo das descrições.</w:t>
+      </w:r>
+      <w:r>
+        <w:rPr>
+          <w:b w:val="0"/>
+          <w:i w:val="0"/>
+        </w:rPr>
+        <w:t xml:space="preserve"> A mesma entidade aparece em vários chunks com descrições diferentes. O LLM junta essas descrições num texto único por entidade e por relação.</w:t>
+      </w:r>
+    </w:p>
+    <w:p>
+      <w:pPr>
+        <w:pStyle w:val="ListParagraph"/>
+        <w:numPr>
+          <w:ilvl w:val="0"/>
+          <w:numId w:val="2"/>
+        </w:numPr>
+      </w:pPr>
+      <w:r>
+        <w:rPr>
+          <w:b/>
+          <w:i w:val="0"/>
+        </w:rPr>
+        <w:t xml:space="preserve">Detecção de comunidades.</w:t>
+      </w:r>
+      <w:r>
+        <w:rPr>
+          <w:b w:val="0"/>
+          <w:i w:val="0"/>
+        </w:rPr>
+        <w:t xml:space="preserve"> O algoritmo de Leiden [4] agrupa o grafo em comunidades, conjuntos de entidades mais conectadas entre si do que com o resto. O agrupamento é hierárquico: comunidades grandes se dividem em menores.</w:t>
+      </w:r>
+    </w:p>
+    <w:p>
+      <w:pPr>
+        <w:pStyle w:val="ListParagraph"/>
+        <w:numPr>
+          <w:ilvl w:val="0"/>
+          <w:numId w:val="2"/>
+        </w:numPr>
+      </w:pPr>
+      <w:r>
+        <w:rPr>
+          <w:b/>
+          <w:i w:val="0"/>
+        </w:rPr>
+        <w:t xml:space="preserve">Relatórios de comunidade.</w:t>
+      </w:r>
+      <w:r>
+        <w:rPr>
+          <w:b w:val="0"/>
+          <w:i w:val="0"/>
+        </w:rPr>
+        <w:t xml:space="preserve"> Para cada comunidade, o LLM escreve um relatório com título, resumo e principais achados. É isso que permite responder perguntas sobre o corpus inteiro.</w:t>
+      </w:r>
+    </w:p>
+    <w:p>
+      <w:pPr>
+        <w:pStyle w:val="ListParagraph"/>
+        <w:numPr>
+          <w:ilvl w:val="0"/>
+          <w:numId w:val="2"/>
+        </w:numPr>
+      </w:pPr>
+      <w:r>
+        <w:rPr>
+          <w:b/>
+          <w:i w:val="0"/>
+        </w:rPr>
+        <w:t xml:space="preserve">Embeddings.</w:t>
+      </w:r>
+      <w:r>
+        <w:rPr>
+          <w:b w:val="0"/>
+          <w:i w:val="0"/>
+        </w:rPr>
+        <w:t xml:space="preserve"> Os chunks, as descrições das entidades e os relatórios viram vetores, guardados no banco vetorial LanceDB. Tabelas e grafo ficam em arquivos parquet.</w:t>
+      </w:r>
+    </w:p>
+    <w:p>
+      <w:r>
+        <w:rPr>
+          <w:b w:val="0"/>
+          <w:i w:val="0"/>
+        </w:rPr>
+        <w:t xml:space="preserve">O RAG vetorial usa só o primeiro e o último passo: chunks e embeddings. Todo o resto, e quase todas as chamadas ao LLM, é custo exclusivo do GraphRAG.</w:t>
+      </w:r>
+    </w:p>
+    <w:p>
+      <w:pPr>
+        <w:pStyle w:val="Heading4"/>
+      </w:pPr>
+      <w:r>
+        <w:t xml:space="preserve">Fase 2: consulta</w:t>
+      </w:r>
+    </w:p>
+    <w:p>
+      <w:pPr>
+        <w:pStyle w:val="ListParagraph"/>
+        <w:numPr>
+          <w:ilvl w:val="0"/>
+          <w:numId w:val="2"/>
+        </w:numPr>
+      </w:pPr>
+      <w:r>
+        <w:rPr>
+          <w:b/>
+          <w:i w:val="0"/>
+        </w:rPr>
+        <w:t xml:space="preserve">Sem recuperação.</w:t>
+      </w:r>
+      <w:r>
+        <w:rPr>
+          <w:b w:val="0"/>
+          <w:i w:val="0"/>
+        </w:rPr>
+        <w:t xml:space="preserve"> A pergunta vai direto ao modelo. Serve de linha de base para medir o quanto cada método de recuperação ajuda e quanto o modelo inventa sozinho.</w:t>
+      </w:r>
+    </w:p>
+    <w:p>
+      <w:pPr>
+        <w:pStyle w:val="ListParagraph"/>
+        <w:numPr>
+          <w:ilvl w:val="0"/>
+          <w:numId w:val="2"/>
+        </w:numPr>
+      </w:pPr>
+      <w:r>
+        <w:rPr>
+          <w:b/>
+          <w:i w:val="0"/>
+        </w:rPr>
+        <w:t xml:space="preserve">Basic (RAG vetorial).</w:t>
+      </w:r>
+      <w:r>
+        <w:rPr>
+          <w:b w:val="0"/>
+          <w:i w:val="0"/>
+        </w:rPr>
+        <w:t xml:space="preserve"> A pergunta vira um embedding, o sistema busca os chunks mais próximos e os coloca no prompt.</w:t>
+      </w:r>
+    </w:p>
+    <w:p>
+      <w:pPr>
+        <w:pStyle w:val="ListParagraph"/>
+        <w:numPr>
+          <w:ilvl w:val="0"/>
+          <w:numId w:val="2"/>
+        </w:numPr>
+      </w:pPr>
+      <w:r>
+        <w:rPr>
+          <w:b/>
+          <w:i w:val="0"/>
+        </w:rPr>
+        <w:t xml:space="preserve">Local.</w:t>
+      </w:r>
+      <w:r>
+        <w:rPr>
+          <w:b w:val="0"/>
+          <w:i w:val="0"/>
+        </w:rPr>
+        <w:t xml:space="preserve"> O sistema encontra as entidades mais parecidas com a pergunta e monta o contexto com elas, suas relações, os vizinhos no grafo, os chunks de onde vieram e os relatórios das comunidades a que pertencem. É o método indicado para perguntas sobre entidades específicas e para perguntas multi-hop.</w:t>
+      </w:r>
+    </w:p>
+    <w:p>
+      <w:pPr>
+        <w:pStyle w:val="ListParagraph"/>
+        <w:numPr>
+          <w:ilvl w:val="0"/>
+          <w:numId w:val="2"/>
+        </w:numPr>
+      </w:pPr>
+      <w:r>
+        <w:rPr>
+          <w:b/>
+          <w:i w:val="0"/>
+        </w:rPr>
+        <w:t xml:space="preserve">Global.</w:t>
+      </w:r>
+      <w:r>
+        <w:rPr>
+          <w:b w:val="0"/>
+          <w:i w:val="0"/>
+        </w:rPr>
+        <w:t xml:space="preserve"> Funciona em map-reduce. Na etapa map, cada lote de relatórios de comunidade gera uma lista de pontos relevantes com uma nota de importância; na etapa reduce, os pontos mais bem avaliados são combinados na resposta final. É o método indicado para perguntas sobre o corpus inteiro, e o mais caro na consulta, porque faz várias chamadas ao LLM por pergunta.</w:t>
+      </w:r>
+    </w:p>
+    <w:p>
+      <w:r>
+        <w:rPr>
+          <w:b w:val="0"/>
+          <w:i w:val="0"/>
+        </w:rPr>
+        <w:t xml:space="preserve">Nos dois casos o papel do LLM é diferente. Na indexação ele trabalha como extrator e redator de resumos, e a qualidade do grafo depende dele. Na consulta ele trabalha como gerador, e deve se limitar ao contexto recebido. Um erro cometido na indexação fica gravado no grafo e pode reaparecer em todas as respostas que usarem aquele trecho, o que foi observado no teste de fumaça (seção 4.8).</w:t>
+      </w:r>
+    </w:p>
+    <w:p>
+      <w:pPr>
+        <w:pStyle w:val="Heading3"/>
+      </w:pPr>
+      <w:r>
+        <w:t xml:space="preserve">2.5 Conceitos-chave</w:t>
       </w:r>
     </w:p>
     <w:tbl>
@@ -61,7 +952,7 @@
         <w:tblStyle w:val="TableGrid"/>
         <w:tblW w:w="0" w:type="auto"/>
         <w:tblLayout w:type="fixed"/>
-        <w:tblLook w:val="04A0" w:firstRow="1" w:lastRow="0" w:firstColumn="0" w:lastColumn="0" w:noHBand="0" w:noVBand="1"/>
+        <w:tblLook w:val="0420" w:firstRow="1" w:lastRow="0" w:firstColumn="0" w:lastColumn="0" w:noHBand="0" w:noVBand="1"/>
       </w:tblPr>
       <w:tblGrid>
         <w:gridCol w:w="3051"/>
@@ -69,6 +960,7 @@
       </w:tblGrid>
       <w:tr>
         <w:trPr>
+          <w:trHeight w:val="942" w:hRule="atLeast"/>
           <w:tblHeader/>
         </w:trPr>
         <w:tc>
@@ -77,9 +969,8 @@
             <w:shd w:val="clear" w:color="auto" w:fill="F2F2F2"/>
           </w:tcPr>
           <w:p>
-            <w:pPr/>
-            <w:r>
-              <w:t xml:space="preserve">Item</w:t>
+            <w:r>
+              <w:t xml:space="preserve">Termo</w:t>
             </w:r>
           </w:p>
         </w:tc>
@@ -89,9 +980,8 @@
             <w:shd w:val="clear" w:color="auto" w:fill="F2F2F2"/>
           </w:tcPr>
           <w:p>
-            <w:pPr/>
-            <w:r>
-              <w:t xml:space="preserve">Valor</w:t>
+            <w:r>
+              <w:t xml:space="preserve">Significado</w:t>
             </w:r>
           </w:p>
         </w:tc>
@@ -102,9 +992,8 @@
             <w:tcW w:w="3051" w:type="dxa"/>
           </w:tcPr>
           <w:p>
-            <w:pPr/>
-            <w:r>
-              <w:t xml:space="preserve">Sistema operacional</w:t>
+            <w:r>
+              <w:t xml:space="preserve">LLM</w:t>
             </w:r>
           </w:p>
         </w:tc>
@@ -113,9 +1002,8 @@
             <w:tcW w:w="6308" w:type="dxa"/>
           </w:tcPr>
           <w:p>
-            <w:pPr/>
-            <w:r>
-              <w:t xml:space="preserve">Windows 11 Pro</w:t>
+            <w:r>
+              <w:t xml:space="preserve">Modelo de linguagem de grande porte, treinado para prever o próximo token de um texto. Aqui, o qwen3.5:4b.</w:t>
             </w:r>
           </w:p>
         </w:tc>
@@ -126,9 +1014,8 @@
             <w:tcW w:w="3051" w:type="dxa"/>
           </w:tcPr>
           <w:p>
-            <w:pPr/>
-            <w:r>
-              <w:t xml:space="preserve">CPU</w:t>
+            <w:r>
+              <w:t xml:space="preserve">Token</w:t>
             </w:r>
           </w:p>
         </w:tc>
@@ -137,9 +1024,8 @@
             <w:tcW w:w="6308" w:type="dxa"/>
           </w:tcPr>
           <w:p>
-            <w:pPr/>
-            <w:r>
-              <w:t xml:space="preserve">AMD Ryzen 5 5600</w:t>
+            <w:r>
+              <w:t xml:space="preserve">Unidade de texto que o modelo processa, em geral um pedaço de palavra. Limites de tamanho são medidos em tokens.</w:t>
             </w:r>
           </w:p>
         </w:tc>
@@ -150,9 +1036,8 @@
             <w:tcW w:w="3051" w:type="dxa"/>
           </w:tcPr>
           <w:p>
-            <w:pPr/>
-            <w:r>
-              <w:t xml:space="preserve">RAM</w:t>
+            <w:r>
+              <w:t xml:space="preserve">Janela de contexto</w:t>
             </w:r>
           </w:p>
         </w:tc>
@@ -161,9 +1046,8 @@
             <w:tcW w:w="6308" w:type="dxa"/>
           </w:tcPr>
           <w:p>
-            <w:pPr/>
-            <w:r>
-              <w:t xml:space="preserve">32 GB, 3000 MHz</w:t>
+            <w:r>
+              <w:t xml:space="preserve">Quantidade máxima de tokens (prompt mais resposta) que o modelo considera de uma vez. No Ollama é o parâmetro num_ctx.</w:t>
             </w:r>
           </w:p>
         </w:tc>
@@ -174,9 +1058,8 @@
             <w:tcW w:w="3051" w:type="dxa"/>
           </w:tcPr>
           <w:p>
-            <w:pPr/>
-            <w:r>
-              <w:t xml:space="preserve">GPU</w:t>
+            <w:r>
+              <w:t xml:space="preserve">Alucinação</w:t>
             </w:r>
           </w:p>
         </w:tc>
@@ -185,9 +1068,8 @@
             <w:tcW w:w="6308" w:type="dxa"/>
           </w:tcPr>
           <w:p>
-            <w:pPr/>
-            <w:r>
-              <w:t xml:space="preserve">NVIDIA GeForce RTX 3060, 12 GB de VRAM (driver 617.42, CUDA 13.4)</w:t>
+            <w:r>
+              <w:t xml:space="preserve">Resposta fluente e plausível, mas sem apoio nos dados ou simplesmente falsa.</w:t>
             </w:r>
           </w:p>
         </w:tc>
@@ -198,9 +1080,8 @@
             <w:tcW w:w="3051" w:type="dxa"/>
           </w:tcPr>
           <w:p>
-            <w:pPr/>
-            <w:r>
-              <w:t xml:space="preserve">Python</w:t>
+            <w:r>
+              <w:t xml:space="preserve">Embedding</w:t>
             </w:r>
           </w:p>
         </w:tc>
@@ -209,9 +1090,8 @@
             <w:tcW w:w="6308" w:type="dxa"/>
           </w:tcPr>
           <w:p>
-            <w:pPr/>
-            <w:r>
-              <w:t xml:space="preserve">3.12.10, em ambiente virtual dedicado</w:t>
+            <w:r>
+              <w:t xml:space="preserve">Vetor de números que representa o significado de um texto. Textos parecidos geram vetores próximos.</w:t>
             </w:r>
           </w:p>
         </w:tc>
@@ -222,9 +1102,8 @@
             <w:tcW w:w="3051" w:type="dxa"/>
           </w:tcPr>
           <w:p>
-            <w:pPr/>
-            <w:r>
-              <w:t xml:space="preserve">Microsoft GraphRAG</w:t>
+            <w:r>
+              <w:t xml:space="preserve">Chunk</w:t>
             </w:r>
           </w:p>
         </w:tc>
@@ -233,9 +1112,8 @@
             <w:tcW w:w="6308" w:type="dxa"/>
           </w:tcPr>
           <w:p>
-            <w:pPr/>
-            <w:r>
-              <w:t xml:space="preserve">3.3.0</w:t>
+            <w:r>
+              <w:t xml:space="preserve">Pedaço de documento usado como unidade de indexação e recuperação (no GraphRAG, text unit).</w:t>
             </w:r>
           </w:p>
         </w:tc>
@@ -246,7 +1124,292 @@
             <w:tcW w:w="3051" w:type="dxa"/>
           </w:tcPr>
           <w:p>
-            <w:pPr/>
+            <w:r>
+              <w:t xml:space="preserve">Banco vetorial</w:t>
+            </w:r>
+          </w:p>
+        </w:tc>
+        <w:tc>
+          <w:tcPr>
+            <w:tcW w:w="6308" w:type="dxa"/>
+          </w:tcPr>
+          <w:p>
+            <w:r>
+              <w:t xml:space="preserve">Banco de dados que busca vetores por proximidade. O GraphRAG usa o LanceDB.</w:t>
+            </w:r>
+          </w:p>
+        </w:tc>
+      </w:tr>
+      <w:tr>
+        <w:tc>
+          <w:tcPr>
+            <w:tcW w:w="3051" w:type="dxa"/>
+          </w:tcPr>
+          <w:p>
+            <w:r>
+              <w:t xml:space="preserve">RAG</w:t>
+            </w:r>
+          </w:p>
+        </w:tc>
+        <w:tc>
+          <w:tcPr>
+            <w:tcW w:w="6308" w:type="dxa"/>
+          </w:tcPr>
+          <w:p>
+            <w:r>
+              <w:t xml:space="preserve">Técnica que recupera trechos relevantes e os entrega ao LLM junto com a pergunta.</w:t>
+            </w:r>
+          </w:p>
+        </w:tc>
+      </w:tr>
+      <w:tr>
+        <w:tc>
+          <w:tcPr>
+            <w:tcW w:w="3051" w:type="dxa"/>
+          </w:tcPr>
+          <w:p>
+            <w:r>
+              <w:t xml:space="preserve">Grafo de conhecimento</w:t>
+            </w:r>
+          </w:p>
+        </w:tc>
+        <w:tc>
+          <w:tcPr>
+            <w:tcW w:w="6308" w:type="dxa"/>
+          </w:tcPr>
+          <w:p>
+            <w:r>
+              <w:t xml:space="preserve">Representação de fatos como nós (entidades) ligados por arestas (relações).</w:t>
+            </w:r>
+          </w:p>
+        </w:tc>
+      </w:tr>
+      <w:tr>
+        <w:tc>
+          <w:tcPr>
+            <w:tcW w:w="3051" w:type="dxa"/>
+          </w:tcPr>
+          <w:p>
+            <w:r>
+              <w:t xml:space="preserve">Entidade</w:t>
+            </w:r>
+          </w:p>
+        </w:tc>
+        <w:tc>
+          <w:tcPr>
+            <w:tcW w:w="6308" w:type="dxa"/>
+          </w:tcPr>
+          <w:p>
+            <w:r>
+              <w:t xml:space="preserve">Algo nomeado no texto, como um sistema, pessoa, decisão ou incidente; vira um nó do grafo.</w:t>
+            </w:r>
+          </w:p>
+        </w:tc>
+      </w:tr>
+      <w:tr>
+        <w:tc>
+          <w:tcPr>
+            <w:tcW w:w="3051" w:type="dxa"/>
+          </w:tcPr>
+          <w:p>
+            <w:r>
+              <w:t xml:space="preserve">Relação</w:t>
+            </w:r>
+          </w:p>
+        </w:tc>
+        <w:tc>
+          <w:tcPr>
+            <w:tcW w:w="6308" w:type="dxa"/>
+          </w:tcPr>
+          <w:p>
+            <w:r>
+              <w:t xml:space="preserve">Ligação descrita entre duas entidades, como "o ADR-003 escolheu o PostgreSQL"; vira uma aresta. (Exemplo do teste fumaça)</w:t>
+            </w:r>
+          </w:p>
+        </w:tc>
+      </w:tr>
+      <w:tr>
+        <w:tc>
+          <w:tcPr>
+            <w:tcW w:w="3051" w:type="dxa"/>
+          </w:tcPr>
+          <w:p>
+            <w:r>
+              <w:t xml:space="preserve">Gleaning</w:t>
+            </w:r>
+          </w:p>
+        </w:tc>
+        <w:tc>
+          <w:tcPr>
+            <w:tcW w:w="6308" w:type="dxa"/>
+          </w:tcPr>
+          <w:p>
+            <w:r>
+              <w:t xml:space="preserve">Passada extra de extração em que o LLM procura entidades que deixou de fora.</w:t>
+            </w:r>
+          </w:p>
+        </w:tc>
+      </w:tr>
+      <w:tr>
+        <w:tc>
+          <w:tcPr>
+            <w:tcW w:w="3051" w:type="dxa"/>
+          </w:tcPr>
+          <w:p>
+            <w:r>
+              <w:t xml:space="preserve">Comunidade</w:t>
+            </w:r>
+          </w:p>
+        </w:tc>
+        <w:tc>
+          <w:tcPr>
+            <w:tcW w:w="6308" w:type="dxa"/>
+          </w:tcPr>
+          <w:p>
+            <w:r>
+              <w:t xml:space="preserve">Grupo de entidades mais conectadas entre si do que com o resto do grafo.</w:t>
+            </w:r>
+          </w:p>
+        </w:tc>
+      </w:tr>
+      <w:tr>
+        <w:tc>
+          <w:tcPr>
+            <w:tcW w:w="3051" w:type="dxa"/>
+          </w:tcPr>
+          <w:p>
+            <w:r>
+              <w:t xml:space="preserve">Algoritmo de Leiden</w:t>
+            </w:r>
+          </w:p>
+        </w:tc>
+        <w:tc>
+          <w:tcPr>
+            <w:tcW w:w="6308" w:type="dxa"/>
+          </w:tcPr>
+          <w:p>
+            <w:r>
+              <w:t xml:space="preserve">Algoritmo de detecção de comunidades em grafos, sucessor do Louvain.</w:t>
+            </w:r>
+          </w:p>
+        </w:tc>
+      </w:tr>
+      <w:tr>
+        <w:tc>
+          <w:tcPr>
+            <w:tcW w:w="3051" w:type="dxa"/>
+          </w:tcPr>
+          <w:p>
+            <w:r>
+              <w:t xml:space="preserve">Relatório de comunidade</w:t>
+            </w:r>
+          </w:p>
+        </w:tc>
+        <w:tc>
+          <w:tcPr>
+            <w:tcW w:w="6308" w:type="dxa"/>
+          </w:tcPr>
+          <w:p>
+            <w:r>
+              <w:t xml:space="preserve">Resumo de uma comunidade escrito pelo LLM durante a indexação.</w:t>
+            </w:r>
+          </w:p>
+        </w:tc>
+      </w:tr>
+      <w:tr>
+        <w:tc>
+          <w:tcPr>
+            <w:tcW w:w="3051" w:type="dxa"/>
+          </w:tcPr>
+          <w:p>
+            <w:r>
+              <w:t xml:space="preserve">Map-reduce</w:t>
+            </w:r>
+          </w:p>
+        </w:tc>
+        <w:tc>
+          <w:tcPr>
+            <w:tcW w:w="6308" w:type="dxa"/>
+          </w:tcPr>
+          <w:p>
+            <w:r>
+              <w:t xml:space="preserve">Estratégia em que várias partes são processadas separadamente (map) e depois combinadas (reduce).</w:t>
+            </w:r>
+          </w:p>
+        </w:tc>
+      </w:tr>
+      <w:tr>
+        <w:tc>
+          <w:tcPr>
+            <w:tcW w:w="3051" w:type="dxa"/>
+          </w:tcPr>
+          <w:p>
+            <w:r>
+              <w:t xml:space="preserve">Pergunta multi-hop</w:t>
+            </w:r>
+          </w:p>
+        </w:tc>
+        <w:tc>
+          <w:tcPr>
+            <w:tcW w:w="6308" w:type="dxa"/>
+          </w:tcPr>
+          <w:p>
+            <w:r>
+              <w:t xml:space="preserve">Pergunta cuja resposta exige encadear fatos de mais de uma fonte.</w:t>
+            </w:r>
+          </w:p>
+        </w:tc>
+      </w:tr>
+      <w:tr>
+        <w:tc>
+          <w:tcPr>
+            <w:tcW w:w="3051" w:type="dxa"/>
+          </w:tcPr>
+          <w:p>
+            <w:r>
+              <w:t xml:space="preserve">Temperature</w:t>
+            </w:r>
+          </w:p>
+        </w:tc>
+        <w:tc>
+          <w:tcPr>
+            <w:tcW w:w="6308" w:type="dxa"/>
+          </w:tcPr>
+          <w:p>
+            <w:r>
+              <w:t xml:space="preserve">Parâmetro de aleatoriedade da geração. Com 0, o modelo escolhe sempre o token mais provável.</w:t>
+            </w:r>
+          </w:p>
+        </w:tc>
+      </w:tr>
+      <w:tr>
+        <w:tc>
+          <w:tcPr>
+            <w:tcW w:w="3051" w:type="dxa"/>
+          </w:tcPr>
+          <w:p>
+            <w:r>
+              <w:t xml:space="preserve">Modo thinking</w:t>
+            </w:r>
+          </w:p>
+        </w:tc>
+        <w:tc>
+          <w:tcPr>
+            <w:tcW w:w="6308" w:type="dxa"/>
+          </w:tcPr>
+          <w:p>
+            <w:r>
+              <w:t xml:space="preserve">Recurso de alguns modelos de gerar um raciocínio interno antes da resposta, gastando tokens.</w:t>
+            </w:r>
+          </w:p>
+        </w:tc>
+      </w:tr>
+      <w:tr>
+        <w:tc>
+          <w:tcPr>
+            <w:tcW w:w="3051" w:type="dxa"/>
+          </w:tcPr>
+          <w:p>
             <w:r>
               <w:t xml:space="preserve">Ollama</w:t>
             </w:r>
@@ -257,9 +1420,8 @@
             <w:tcW w:w="6308" w:type="dxa"/>
           </w:tcPr>
           <w:p>
-            <w:pPr/>
-            <w:r>
-              <w:t xml:space="preserve">0.40.7</w:t>
+            <w:r>
+              <w:t xml:space="preserve">Ferramenta que baixa e serve modelos de linguagem localmente por uma API HTTP.</w:t>
             </w:r>
           </w:p>
         </w:tc>
@@ -270,7 +1432,6 @@
             <w:tcW w:w="3051" w:type="dxa"/>
           </w:tcPr>
           <w:p>
-            <w:pPr/>
             <w:r>
               <w:t xml:space="preserve">LiteLLM</w:t>
             </w:r>
@@ -281,41 +1442,191 @@
             <w:tcW w:w="6308" w:type="dxa"/>
           </w:tcPr>
           <w:p>
-            <w:pPr/>
-            <w:r>
-              <w:t xml:space="preserve">1.100.1 (camada que o GraphRAG usa para chamar o Ollama)</w:t>
+            <w:r>
+              <w:t xml:space="preserve">Biblioteca que padroniza chamadas a provedores de LLM; o GraphRAG a usa para falar com o Ollama.</w:t>
+            </w:r>
+          </w:p>
+        </w:tc>
+      </w:tr>
+      <w:tr>
+        <w:tc>
+          <w:tcPr>
+            <w:tcW w:w="3051" w:type="dxa"/>
+          </w:tcPr>
+          <w:p>
+            <w:r>
+              <w:t xml:space="preserve">ADR</w:t>
+            </w:r>
+          </w:p>
+        </w:tc>
+        <w:tc>
+          <w:tcPr>
+            <w:tcW w:w="6308" w:type="dxa"/>
+          </w:tcPr>
+          <w:p>
+            <w:r>
+              <w:t xml:space="preserve">Architecture Decision Record: registro curto de uma decisão de arquitetura, seu contexto e suas consequências.</w:t>
+            </w:r>
+          </w:p>
+        </w:tc>
+      </w:tr>
+      <w:tr>
+        <w:tc>
+          <w:tcPr>
+            <w:tcW w:w="3051" w:type="dxa"/>
+          </w:tcPr>
+          <w:p>
+            <w:r>
+              <w:t xml:space="preserve">Postmortem</w:t>
+            </w:r>
+          </w:p>
+        </w:tc>
+        <w:tc>
+          <w:tcPr>
+            <w:tcW w:w="6308" w:type="dxa"/>
+          </w:tcPr>
+          <w:p>
+            <w:r>
+              <w:t xml:space="preserve">Relatório escrito após um incidente, com linha do tempo, causas e ações corretivas.</w:t>
             </w:r>
           </w:p>
         </w:tc>
       </w:tr>
     </w:tbl>
     <w:p>
-      <w:pPr/>
-      <w:r>
-        <w:t xml:space="preserve">Durante a indexação a GPU ficou em 90% de uso e 169 W (limite de 170 W), com cerca de 5,4 GB de VRAM ocupados. A inferência roda na GPU, e o tempo de indexação é limitado pela capacidade de processamento dela.</w:t>
-      </w:r>
-    </w:p>
-    <w:p>
       <w:pPr>
         <w:pStyle w:val="Heading2"/>
       </w:pPr>
       <w:r>
-        <w:t xml:space="preserve">Modelos e indexação</w:t>
-      </w:r>
-    </w:p>
-    <w:p>
-      <w:pPr/>
-      <w:r>
-        <w:t xml:space="preserve">O mesmo modelo e os mesmos chunks e embeddings servem a todos os métodos, o que mantém a comparação justa. Os valores abaixo estão em </w:t>
-      </w:r>
-      <w:r>
-        <w:rPr>
-          <w:rStyle w:val="CodeChar"/>
-        </w:rPr>
-        <w:t xml:space="preserve">ragtest/settings.yaml</w:t>
-      </w:r>
-      <w:r>
-        <w:t xml:space="preserve">.</w:t>
+        <w:t xml:space="preserve">3. Análise comparativa</w:t>
+      </w:r>
+    </w:p>
+    <w:p>
+      <w:r>
+        <w:rPr>
+          <w:b/>
+          <w:color w:val="B45F06"/>
+        </w:rPr>
+        <w:t xml:space="preserve">[A FAZER] </w:t>
+      </w:r>
+      <w:r>
+        <w:rPr>
+          <w:i/>
+          <w:color w:val="6B7280"/>
+        </w:rPr>
+        <w:t xml:space="preserve">Bloco a ser escrito depois que o corpus de teste e as perguntas forem definidos e o benchmark for executado, porque a comparação depende desses resultados.</w:t>
+      </w:r>
+    </w:p>
+    <w:p>
+      <w:pPr>
+        <w:pStyle w:val="Heading3"/>
+      </w:pPr>
+      <w:r>
+        <w:t xml:space="preserve">3.1 Estado da arte vs. alternativas</w:t>
+      </w:r>
+    </w:p>
+    <w:p>
+      <w:r>
+        <w:rPr>
+          <w:b w:val="0"/>
+          <w:i w:val="0"/>
+        </w:rPr>
+        <w:t xml:space="preserve">Comparação entre três abordagens: sem recuperação externa, RAG vetorial tradicional e GraphRAG (buscas Local e Global), com base nos números do benchmark (seção 4.7).</w:t>
+      </w:r>
+    </w:p>
+    <w:p>
+      <w:pPr>
+        <w:pStyle w:val="ListParagraph"/>
+        <w:numPr>
+          <w:ilvl w:val="0"/>
+          <w:numId w:val="2"/>
+        </w:numPr>
+      </w:pPr>
+      <w:r>
+        <w:rPr>
+          <w:b w:val="0"/>
+          <w:i w:val="0"/>
+        </w:rPr>
+        <w:t xml:space="preserve">Alternativas medidas no experimento: o modelo sem recuperação e o RAG vetorial (busca Basic).</w:t>
+      </w:r>
+    </w:p>
+    <w:p>
+      <w:pPr>
+        <w:pStyle w:val="ListParagraph"/>
+        <w:numPr>
+          <w:ilvl w:val="0"/>
+          <w:numId w:val="2"/>
+        </w:numPr>
+      </w:pPr>
+      <w:r>
+        <w:rPr>
+          <w:b w:val="0"/>
+          <w:i w:val="0"/>
+        </w:rPr>
+        <w:t xml:space="preserve">Alternativas de mercado para citar, sem medir: outras implementações de RAG com grafos, como LightRAG e Neo4j GraphRAG.</w:t>
+      </w:r>
+    </w:p>
+    <w:p>
+      <w:pPr>
+        <w:pStyle w:val="ListParagraph"/>
+        <w:numPr>
+          <w:ilvl w:val="0"/>
+          <w:numId w:val="2"/>
+        </w:numPr>
+      </w:pPr>
+      <w:r>
+        <w:rPr>
+          <w:b w:val="0"/>
+          <w:i w:val="0"/>
+        </w:rPr>
+        <w:t xml:space="preserve">Critérios sugeridos: qualidade por tipo de pergunta, custo de indexação, latência, explicabilidade, custo de atualizar o índice quando um documento muda e privacidade.</w:t>
+      </w:r>
+    </w:p>
+    <w:p>
+      <w:pPr>
+        <w:pStyle w:val="Heading3"/>
+      </w:pPr>
+      <w:r>
+        <w:t xml:space="preserve">3.2 Vantagens e limitações</w:t>
+      </w:r>
+    </w:p>
+    <w:p>
+      <w:r>
+        <w:rPr>
+          <w:b w:val="0"/>
+          <w:i w:val="0"/>
+        </w:rPr>
+        <w:t xml:space="preserve">Análise crítica por cenário de uso: quando o GraphRAG compensa, quando empata e quando não vale o custo. Deve aproveitar as limitações observadas no grafo (seção 4.8) e no benchmark.</w:t>
+      </w:r>
+    </w:p>
+    <w:p>
+      <w:pPr>
+        <w:pStyle w:val="Heading2"/>
+      </w:pPr>
+      <w:r>
+        <w:t xml:space="preserve">4. Aplicação prática (PoC)</w:t>
+      </w:r>
+    </w:p>
+    <w:p>
+      <w:r>
+        <w:rPr>
+          <w:b w:val="0"/>
+          <w:i w:val="0"/>
+        </w:rPr>
+        <w:t xml:space="preserve">O pipeline GraphRAG local foi validado de ponta a ponta e está pronto para o benchmark. Este bloco registra o ambiente, os parâmetros fixados para o experimento, os trechos de código que implementam essas escolhas e os problemas corrigidos durante o teste de fumaça, para que os resultados possam ser reproduzidos.</w:t>
+      </w:r>
+    </w:p>
+    <w:p>
+      <w:pPr>
+        <w:pStyle w:val="Heading3"/>
+      </w:pPr>
+      <w:r>
+        <w:t xml:space="preserve">4.1 Ambiente de desenvolvimento</w:t>
+      </w:r>
+    </w:p>
+    <w:p>
+      <w:r>
+        <w:t xml:space="preserve">Tudo roda localmente, sem API paga, num computador pessoal com GPU dedicada.</w:t>
       </w:r>
     </w:p>
     <w:tbl>
@@ -323,7 +1634,244 @@
         <w:tblStyle w:val="TableGrid"/>
         <w:tblW w:w="0" w:type="auto"/>
         <w:tblLayout w:type="fixed"/>
-        <w:tblLook w:val="04A0" w:firstRow="1" w:lastRow="0" w:firstColumn="0" w:lastColumn="0" w:noHBand="0" w:noVBand="1"/>
+        <w:tblLook w:val="0420" w:firstRow="1" w:lastRow="0" w:firstColumn="0" w:lastColumn="0" w:noHBand="0" w:noVBand="1"/>
+      </w:tblPr>
+      <w:tblGrid>
+        <w:gridCol w:w="3051"/>
+        <w:gridCol w:w="6308"/>
+      </w:tblGrid>
+      <w:tr>
+        <w:trPr>
+          <w:tblHeader/>
+        </w:trPr>
+        <w:tc>
+          <w:tcPr>
+            <w:tcW w:w="3051" w:type="dxa"/>
+            <w:shd w:val="clear" w:color="auto" w:fill="F2F2F2"/>
+          </w:tcPr>
+          <w:p>
+            <w:r>
+              <w:t xml:space="preserve">Item</w:t>
+            </w:r>
+          </w:p>
+        </w:tc>
+        <w:tc>
+          <w:tcPr>
+            <w:tcW w:w="6308" w:type="dxa"/>
+            <w:shd w:val="clear" w:color="auto" w:fill="F2F2F2"/>
+          </w:tcPr>
+          <w:p>
+            <w:r>
+              <w:t xml:space="preserve">Valor</w:t>
+            </w:r>
+          </w:p>
+        </w:tc>
+      </w:tr>
+      <w:tr>
+        <w:tc>
+          <w:tcPr>
+            <w:tcW w:w="3051" w:type="dxa"/>
+          </w:tcPr>
+          <w:p>
+            <w:r>
+              <w:t xml:space="preserve">Sistema operacional</w:t>
+            </w:r>
+          </w:p>
+        </w:tc>
+        <w:tc>
+          <w:tcPr>
+            <w:tcW w:w="6308" w:type="dxa"/>
+          </w:tcPr>
+          <w:p>
+            <w:r>
+              <w:t xml:space="preserve">Windows 11 Home</w:t>
+            </w:r>
+          </w:p>
+        </w:tc>
+      </w:tr>
+      <w:tr>
+        <w:tc>
+          <w:tcPr>
+            <w:tcW w:w="3051" w:type="dxa"/>
+          </w:tcPr>
+          <w:p>
+            <w:r>
+              <w:t xml:space="preserve">CPU</w:t>
+            </w:r>
+          </w:p>
+        </w:tc>
+        <w:tc>
+          <w:tcPr>
+            <w:tcW w:w="6308" w:type="dxa"/>
+          </w:tcPr>
+          <w:p>
+            <w:r>
+              <w:t xml:space="preserve">Intel Core i7-13620H (13ª geração)</w:t>
+            </w:r>
+          </w:p>
+        </w:tc>
+      </w:tr>
+      <w:tr>
+        <w:tc>
+          <w:tcPr>
+            <w:tcW w:w="3051" w:type="dxa"/>
+          </w:tcPr>
+          <w:p>
+            <w:r>
+              <w:t xml:space="preserve">RAM</w:t>
+            </w:r>
+          </w:p>
+        </w:tc>
+        <w:tc>
+          <w:tcPr>
+            <w:tcW w:w="6308" w:type="dxa"/>
+          </w:tcPr>
+          <w:p>
+            <w:r>
+              <w:t xml:space="preserve">16 GB DDR5 </w:t>
+            </w:r>
+          </w:p>
+        </w:tc>
+      </w:tr>
+      <w:tr>
+        <w:tc>
+          <w:tcPr>
+            <w:tcW w:w="3051" w:type="dxa"/>
+          </w:tcPr>
+          <w:p>
+            <w:r>
+              <w:t xml:space="preserve">GPU</w:t>
+            </w:r>
+          </w:p>
+        </w:tc>
+        <w:tc>
+          <w:tcPr>
+            <w:tcW w:w="6308" w:type="dxa"/>
+          </w:tcPr>
+          <w:p>
+            <w:r>
+              <w:t xml:space="preserve">NVIDIA GeForce RTX 4060 Laptop GPU, 8 GB de VRAM</w:t>
+            </w:r>
+          </w:p>
+        </w:tc>
+      </w:tr>
+      <w:tr>
+        <w:tc>
+          <w:tcPr>
+            <w:tcW w:w="3051" w:type="dxa"/>
+          </w:tcPr>
+          <w:p>
+            <w:r>
+              <w:t xml:space="preserve">Python</w:t>
+            </w:r>
+          </w:p>
+        </w:tc>
+        <w:tc>
+          <w:tcPr>
+            <w:tcW w:w="6308" w:type="dxa"/>
+          </w:tcPr>
+          <w:p>
+            <w:r>
+              <w:t xml:space="preserve">3.12.10, em ambiente virtual dedicado</w:t>
+            </w:r>
+          </w:p>
+        </w:tc>
+      </w:tr>
+      <w:tr>
+        <w:tc>
+          <w:tcPr>
+            <w:tcW w:w="3051" w:type="dxa"/>
+          </w:tcPr>
+          <w:p>
+            <w:r>
+              <w:t xml:space="preserve">Microsoft GraphRAG</w:t>
+            </w:r>
+          </w:p>
+        </w:tc>
+        <w:tc>
+          <w:tcPr>
+            <w:tcW w:w="6308" w:type="dxa"/>
+          </w:tcPr>
+          <w:p>
+            <w:r>
+              <w:t xml:space="preserve">3.3.0</w:t>
+            </w:r>
+          </w:p>
+        </w:tc>
+      </w:tr>
+      <w:tr>
+        <w:tc>
+          <w:tcPr>
+            <w:tcW w:w="3051" w:type="dxa"/>
+          </w:tcPr>
+          <w:p>
+            <w:r>
+              <w:t xml:space="preserve">Ollama</w:t>
+            </w:r>
+          </w:p>
+        </w:tc>
+        <w:tc>
+          <w:tcPr>
+            <w:tcW w:w="6308" w:type="dxa"/>
+          </w:tcPr>
+          <w:p>
+            <w:r>
+              <w:t xml:space="preserve">0.40.6</w:t>
+            </w:r>
+          </w:p>
+        </w:tc>
+      </w:tr>
+      <w:tr>
+        <w:tc>
+          <w:tcPr>
+            <w:tcW w:w="3051" w:type="dxa"/>
+          </w:tcPr>
+          <w:p>
+            <w:r>
+              <w:t xml:space="preserve">LiteLLM</w:t>
+            </w:r>
+          </w:p>
+        </w:tc>
+        <w:tc>
+          <w:tcPr>
+            <w:tcW w:w="6308" w:type="dxa"/>
+          </w:tcPr>
+          <w:p>
+            <w:r>
+              <w:t xml:space="preserve">1.100.1 (camada que o GraphRAG usa para chamar o Ollama)</w:t>
+            </w:r>
+          </w:p>
+        </w:tc>
+      </w:tr>
+    </w:tbl>
+    <w:p>
+      <w:pPr>
+        <w:pStyle w:val="Heading3"/>
+      </w:pPr>
+      <w:r>
+        <w:t xml:space="preserve">4.2 Modelos e indexação</w:t>
+      </w:r>
+    </w:p>
+    <w:p>
+      <w:r>
+        <w:t xml:space="preserve">O mesmo modelo e os mesmos chunks e embeddings servem a todos os métodos, o que mantém a comparação justa. Os valores abaixo estão em </w:t>
+      </w:r>
+      <w:r>
+        <w:rPr>
+          <w:rStyle w:val="CodeChar"/>
+        </w:rPr>
+        <w:t xml:space="preserve">ragtest/settings.yaml</w:t>
+      </w:r>
+      <w:r>
+        <w:t xml:space="preserve">.</w:t>
+      </w:r>
+    </w:p>
+    <w:tbl>
+      <w:tblPr>
+        <w:tblStyle w:val="TableGrid"/>
+        <w:tblW w:w="0" w:type="auto"/>
+        <w:tblLayout w:type="fixed"/>
+        <w:tblLook w:val="0420" w:firstRow="1" w:lastRow="0" w:firstColumn="0" w:lastColumn="0" w:noHBand="0" w:noVBand="1"/>
       </w:tblPr>
       <w:tblGrid>
         <w:gridCol w:w="2096"/>
@@ -340,7 +1888,6 @@
             <w:shd w:val="clear" w:color="auto" w:fill="F2F2F2"/>
           </w:tcPr>
           <w:p>
-            <w:pPr/>
             <w:r>
               <w:t xml:space="preserve">Parâmetro</w:t>
             </w:r>
@@ -352,7 +1899,6 @@
             <w:shd w:val="clear" w:color="auto" w:fill="F2F2F2"/>
           </w:tcPr>
           <w:p>
-            <w:pPr/>
             <w:r>
               <w:t xml:space="preserve">Valor</w:t>
             </w:r>
@@ -364,7 +1910,6 @@
             <w:shd w:val="clear" w:color="auto" w:fill="F2F2F2"/>
           </w:tcPr>
           <w:p>
-            <w:pPr/>
             <w:r>
               <w:t xml:space="preserve">Motivo</w:t>
             </w:r>
@@ -377,7 +1922,6 @@
             <w:tcW w:w="2096" w:type="dxa"/>
           </w:tcPr>
           <w:p>
-            <w:pPr/>
             <w:r>
               <w:t xml:space="preserve">Modelo de linguagem</w:t>
             </w:r>
@@ -388,7 +1932,6 @@
             <w:tcW w:w="2654" w:type="dxa"/>
           </w:tcPr>
           <w:p>
-            <w:pPr/>
             <w:r>
               <w:rPr>
                 <w:rStyle w:val="CodeChar"/>
@@ -405,7 +1948,6 @@
             <w:tcW w:w="4609" w:type="dxa"/>
           </w:tcPr>
           <w:p>
-            <w:pPr/>
             <w:r>
               <w:t xml:space="preserve">Leve e roda inteiro na GPU</w:t>
             </w:r>
@@ -418,7 +1960,6 @@
             <w:tcW w:w="2096" w:type="dxa"/>
           </w:tcPr>
           <w:p>
-            <w:pPr/>
             <w:r>
               <w:t xml:space="preserve">Modelo de embeddings</w:t>
             </w:r>
@@ -429,7 +1970,6 @@
             <w:tcW w:w="2654" w:type="dxa"/>
           </w:tcPr>
           <w:p>
-            <w:pPr/>
             <w:r>
               <w:rPr>
                 <w:rStyle w:val="CodeChar"/>
@@ -446,7 +1986,6 @@
             <w:tcW w:w="4609" w:type="dxa"/>
           </w:tcPr>
           <w:p>
-            <w:pPr/>
             <w:r>
               <w:t xml:space="preserve">Padrão local do Ollama</w:t>
             </w:r>
@@ -459,7 +1998,6 @@
             <w:tcW w:w="2096" w:type="dxa"/>
           </w:tcPr>
           <w:p>
-            <w:pPr/>
             <w:r>
               <w:rPr>
                 <w:rStyle w:val="CodeChar"/>
@@ -473,7 +2011,6 @@
             <w:tcW w:w="2654" w:type="dxa"/>
           </w:tcPr>
           <w:p>
-            <w:pPr/>
             <w:r>
               <w:t xml:space="preserve">0</w:t>
             </w:r>
@@ -484,7 +2021,6 @@
             <w:tcW w:w="4609" w:type="dxa"/>
           </w:tcPr>
           <w:p>
-            <w:pPr/>
             <w:r>
               <w:t xml:space="preserve">Respostas reproduzíveis entre execuções</w:t>
             </w:r>
@@ -497,7 +2033,6 @@
             <w:tcW w:w="2096" w:type="dxa"/>
           </w:tcPr>
           <w:p>
-            <w:pPr/>
             <w:r>
               <w:t xml:space="preserve">Modo thinking</w:t>
             </w:r>
@@ -508,7 +2043,6 @@
             <w:tcW w:w="2654" w:type="dxa"/>
           </w:tcPr>
           <w:p>
-            <w:pPr/>
             <w:r>
               <w:t xml:space="preserve">Desligado (</w:t>
             </w:r>
@@ -528,7 +2062,6 @@
             <w:tcW w:w="4609" w:type="dxa"/>
           </w:tcPr>
           <w:p>
-            <w:pPr/>
             <w:r>
               <w:t xml:space="preserve">Ligado, o raciocínio consumia toda a resposta</w:t>
             </w:r>
@@ -541,7 +2074,6 @@
             <w:tcW w:w="2096" w:type="dxa"/>
           </w:tcPr>
           <w:p>
-            <w:pPr/>
             <w:r>
               <w:rPr>
                 <w:rStyle w:val="CodeChar"/>
@@ -555,7 +2087,6 @@
             <w:tcW w:w="2654" w:type="dxa"/>
           </w:tcPr>
           <w:p>
-            <w:pPr/>
             <w:r>
               <w:t xml:space="preserve">4000</w:t>
             </w:r>
@@ -566,7 +2097,6 @@
             <w:tcW w:w="4609" w:type="dxa"/>
           </w:tcPr>
           <w:p>
-            <w:pPr/>
             <w:r>
               <w:t xml:space="preserve">Com 2000, a lista de relações era cortada</w:t>
             </w:r>
@@ -579,7 +2109,6 @@
             <w:tcW w:w="2096" w:type="dxa"/>
           </w:tcPr>
           <w:p>
-            <w:pPr/>
             <w:r>
               <w:rPr>
                 <w:rStyle w:val="CodeChar"/>
@@ -596,7 +2125,6 @@
             <w:tcW w:w="2654" w:type="dxa"/>
           </w:tcPr>
           <w:p>
-            <w:pPr/>
             <w:r>
               <w:t xml:space="preserve">12288 tokens</w:t>
             </w:r>
@@ -607,7 +2135,6 @@
             <w:tcW w:w="4609" w:type="dxa"/>
           </w:tcPr>
           <w:p>
-            <w:pPr/>
             <w:r>
               <w:t xml:space="preserve">Precisa caber o prompt (até cerca de 5.500) mais a resposta (4.000)</w:t>
             </w:r>
@@ -620,7 +2147,6 @@
             <w:tcW w:w="2096" w:type="dxa"/>
           </w:tcPr>
           <w:p>
-            <w:pPr/>
             <w:r>
               <w:t xml:space="preserve">Chunking</w:t>
             </w:r>
@@ -631,7 +2157,6 @@
             <w:tcW w:w="2654" w:type="dxa"/>
           </w:tcPr>
           <w:p>
-            <w:pPr/>
             <w:r>
               <w:t xml:space="preserve">800 tokens, sobreposição de 200</w:t>
             </w:r>
@@ -642,7 +2167,6 @@
             <w:tcW w:w="4609" w:type="dxa"/>
           </w:tcPr>
           <w:p>
-            <w:pPr/>
             <w:r>
               <w:t xml:space="preserve">Padrão mantido, registrado como parâmetro</w:t>
             </w:r>
@@ -655,7 +2179,6 @@
             <w:tcW w:w="2096" w:type="dxa"/>
           </w:tcPr>
           <w:p>
-            <w:pPr/>
             <w:r>
               <w:rPr>
                 <w:rStyle w:val="CodeChar"/>
@@ -669,7 +2192,6 @@
             <w:tcW w:w="2654" w:type="dxa"/>
           </w:tcPr>
           <w:p>
-            <w:pPr/>
             <w:r>
               <w:t xml:space="preserve">1</w:t>
             </w:r>
@@ -680,7 +2202,6 @@
             <w:tcW w:w="4609" w:type="dxa"/>
           </w:tcPr>
           <w:p>
-            <w:pPr/>
             <w:r>
               <w:t xml:space="preserve">Cada passada extra repete a extração do chunk</w:t>
             </w:r>
@@ -693,7 +2214,6 @@
             <w:tcW w:w="2096" w:type="dxa"/>
           </w:tcPr>
           <w:p>
-            <w:pPr/>
             <w:r>
               <w:rPr>
                 <w:rStyle w:val="CodeChar"/>
@@ -707,9 +2227,8 @@
             <w:tcW w:w="2654" w:type="dxa"/>
           </w:tcPr>
           <w:p>
-            <w:pPr/>
-            <w:r>
-              <w:t xml:space="preserve">system, component, decision, incident, person, requirement</w:t>
+            <w:r>
+              <w:t xml:space="preserve">organization, person, system, component, incident, event</w:t>
             </w:r>
           </w:p>
         </w:tc>
@@ -718,9 +2237,8 @@
             <w:tcW w:w="4609" w:type="dxa"/>
           </w:tcPr>
           <w:p>
-            <w:pPr/>
-            <w:r>
-              <w:t xml:space="preserve">Descrevem um corpus técnico de Engenharia de Software</w:t>
+            <w:r>
+              <w:t xml:space="preserve">Descrevem relatos de incidentes: empresas, pessoas, sistemas, componentes e eventos</w:t>
             </w:r>
           </w:p>
         </w:tc>
@@ -731,7 +2249,6 @@
             <w:tcW w:w="2096" w:type="dxa"/>
           </w:tcPr>
           <w:p>
-            <w:pPr/>
             <w:r>
               <w:t xml:space="preserve">Extração de claims</w:t>
             </w:r>
@@ -742,7 +2259,6 @@
             <w:tcW w:w="2654" w:type="dxa"/>
           </w:tcPr>
           <w:p>
-            <w:pPr/>
             <w:r>
               <w:t xml:space="preserve">Desligada</w:t>
             </w:r>
@@ -753,30 +2269,59 @@
             <w:tcW w:w="4609" w:type="dxa"/>
           </w:tcPr>
           <w:p>
-            <w:pPr/>
             <w:r>
               <w:t xml:space="preserve">Fora do escopo</w:t>
             </w:r>
           </w:p>
         </w:tc>
       </w:tr>
+      <w:tr>
+        <w:tc>
+          <w:tcPr>
+            <w:tcW w:w="2096" w:type="dxa"/>
+          </w:tcPr>
+          <w:p>
+            <w:r>
+              <w:t xml:space="preserve">Idioma</w:t>
+            </w:r>
+          </w:p>
+        </w:tc>
+        <w:tc>
+          <w:tcPr>
+            <w:tcW w:w="2654" w:type="dxa"/>
+          </w:tcPr>
+          <w:p>
+            <w:r>
+              <w:t xml:space="preserve">Corpus, perguntas e respostas em português</w:t>
+            </w:r>
+          </w:p>
+        </w:tc>
+        <w:tc>
+          <w:tcPr>
+            <w:tcW w:w="4609" w:type="dxa"/>
+          </w:tcPr>
+          <w:p>
+            <w:r>
+              <w:t xml:space="preserve">Pergunta e texto no mesmo idioma, sem etapa de tradução</w:t>
+            </w:r>
+          </w:p>
+        </w:tc>
+      </w:tr>
     </w:tbl>
     <w:p>
-      <w:pPr/>
       <w:r>
         <w:t xml:space="preserve">Os prompts de extração de entidades não foram alterados.</w:t>
       </w:r>
     </w:p>
     <w:p>
       <w:pPr>
-        <w:pStyle w:val="Heading2"/>
-      </w:pPr>
-      <w:r>
-        <w:t xml:space="preserve">Consulta</w:t>
-      </w:r>
-    </w:p>
-    <w:p>
-      <w:pPr/>
+        <w:pStyle w:val="Heading3"/>
+      </w:pPr>
+      <w:r>
+        <w:t xml:space="preserve">4.3 Configuração da consulta</w:t>
+      </w:r>
+    </w:p>
+    <w:p>
       <w:r>
         <w:t xml:space="preserve">Os métodos comparados recebem as mesmas regras e o mesmo formato de resposta, para que a diferença medida venha da recuperação e não do prompt.</w:t>
       </w:r>
@@ -786,7 +2331,7 @@
         <w:tblStyle w:val="TableGrid"/>
         <w:tblW w:w="0" w:type="auto"/>
         <w:tblLayout w:type="fixed"/>
-        <w:tblLook w:val="04A0" w:firstRow="1" w:lastRow="0" w:firstColumn="0" w:lastColumn="0" w:noHBand="0" w:noVBand="1"/>
+        <w:tblLook w:val="0420" w:firstRow="1" w:lastRow="0" w:firstColumn="0" w:lastColumn="0" w:noHBand="0" w:noVBand="1"/>
       </w:tblPr>
       <w:tblGrid>
         <w:gridCol w:w="3077"/>
@@ -802,7 +2347,6 @@
             <w:shd w:val="clear" w:color="auto" w:fill="F2F2F2"/>
           </w:tcPr>
           <w:p>
-            <w:pPr/>
             <w:r>
               <w:t xml:space="preserve">Método</w:t>
             </w:r>
@@ -814,7 +2358,6 @@
             <w:shd w:val="clear" w:color="auto" w:fill="F2F2F2"/>
           </w:tcPr>
           <w:p>
-            <w:pPr/>
             <w:r>
               <w:t xml:space="preserve">O que recupera</w:t>
             </w:r>
@@ -827,7 +2370,6 @@
             <w:tcW w:w="3077" w:type="dxa"/>
           </w:tcPr>
           <w:p>
-            <w:pPr/>
             <w:r>
               <w:t xml:space="preserve">Sem recuperação</w:t>
             </w:r>
@@ -838,7 +2380,6 @@
             <w:tcW w:w="6282" w:type="dxa"/>
           </w:tcPr>
           <w:p>
-            <w:pPr/>
             <w:r>
               <w:t xml:space="preserve">Nada: a pergunta vai direto ao modelo (linha de base)</w:t>
             </w:r>
@@ -851,7 +2392,6 @@
             <w:tcW w:w="3077" w:type="dxa"/>
           </w:tcPr>
           <w:p>
-            <w:pPr/>
             <w:r>
               <w:t xml:space="preserve">Basic (RAG vetorial)</w:t>
             </w:r>
@@ -862,7 +2402,6 @@
             <w:tcW w:w="6282" w:type="dxa"/>
           </w:tcPr>
           <w:p>
-            <w:pPr/>
             <w:r>
               <w:t xml:space="preserve">Chunks mais parecidos com a pergunta, por embedding</w:t>
             </w:r>
@@ -875,7 +2414,6 @@
             <w:tcW w:w="3077" w:type="dxa"/>
           </w:tcPr>
           <w:p>
-            <w:pPr/>
             <w:r>
               <w:t xml:space="preserve">Local (GraphRAG)</w:t>
             </w:r>
@@ -886,7 +2424,6 @@
             <w:tcW w:w="6282" w:type="dxa"/>
           </w:tcPr>
           <w:p>
-            <w:pPr/>
             <w:r>
               <w:t xml:space="preserve">Entidades ligadas à pergunta, seus vizinhos no grafo e os chunks de origem</w:t>
             </w:r>
@@ -899,7 +2436,6 @@
             <w:tcW w:w="3077" w:type="dxa"/>
           </w:tcPr>
           <w:p>
-            <w:pPr/>
             <w:r>
               <w:t xml:space="preserve">Global (GraphRAG)</w:t>
             </w:r>
@@ -910,7 +2446,6 @@
             <w:tcW w:w="6282" w:type="dxa"/>
           </w:tcPr>
           <w:p>
-            <w:pPr/>
             <w:r>
               <w:t xml:space="preserve">Relatórios das comunidades do grafo, combinados em map-reduce</w:t>
             </w:r>
@@ -919,7 +2454,6 @@
       </w:tr>
     </w:tbl>
     <w:p>
-      <w:pPr/>
       <w:r>
         <w:t xml:space="preserve">A busca Drift existe no app, mas fica fora do benchmark por ser a mais lenta.</w:t>
       </w:r>
@@ -963,10 +2497,7 @@
         <w:rPr>
           <w:b/>
         </w:rPr>
-        <w:t xml:space="preserve">Regras nos prompts de consulta:</w:t>
-      </w:r>
-      <w:r>
-        <w:t xml:space="preserve"> o mesmo bloco foi acrescentado aos prompts de todos os métodos. Ele pede só fatos escritos nos dados, nomes sem tradução, citação apenas de ids existentes, admitir quando não sabe e responder no idioma da pergunta.</w:t>
+        <w:t xml:space="preserve">Regras nos prompts de consulta: o mesmo bloco foi acrescentado aos prompts de todos os métodos. Ele pede só fatos escritos nos dados, nomes sem tradução, citação apenas de ids existentes, admitir quando não sabe e responder em português do Brasil.</w:t>
       </w:r>
     </w:p>
     <w:p>
@@ -1007,16 +2538,256 @@
     </w:p>
     <w:p>
       <w:pPr>
-        <w:pStyle w:val="Heading2"/>
-      </w:pPr>
-      <w:r>
-        <w:t xml:space="preserve">Problemas corrigidos</w:t>
-      </w:r>
-    </w:p>
-    <w:p>
-      <w:pPr/>
-      <w:r>
-        <w:t xml:space="preserve">Cinco falhas impediam um resultado válido. Todas vinham de detalhes de integração entre o GraphRAG e um modelo local pequeno, não da técnica em si.</w:t>
+        <w:pStyle w:val="Heading3"/>
+      </w:pPr>
+      <w:r>
+        <w:t xml:space="preserve">4.4 Demonstração de código</w:t>
+      </w:r>
+    </w:p>
+    <w:p>
+      <w:r>
+        <w:rPr>
+          <w:b w:val="0"/>
+          <w:i w:val="0"/>
+        </w:rPr>
+        <w:t xml:space="preserve">O projeto não reimplementa o GraphRAG: ele configura a biblioteca e a chama pela linha de comando. Por isso, as decisões técnicas do experimento estão concentradas no arquivo de configuração, nos prompts e em dois scripts Python. Os trechos abaixo são os mais importantes.</w:t>
+      </w:r>
+    </w:p>
+    <w:p>
+      <w:pPr>
+        <w:pStyle w:val="Heading4"/>
+      </w:pPr>
+      <w:r>
+        <w:t xml:space="preserve">Configuração do modelo (ragtest/settings.yaml)</w:t>
+      </w:r>
+    </w:p>
+    <w:p>
+      <w:r>
+        <w:rPr>
+          <w:b w:val="0"/>
+          <w:i w:val="0"/>
+        </w:rPr>
+        <w:t xml:space="preserve">No GraphRAG 3.3, só os parâmetros dentro de call_args chegam de fato ao Ollama. Antes da correção, temperature e max_tokens ficavam um nível acima e eram ignorados sem nenhum aviso.</w:t>
+      </w:r>
+    </w:p>
+    <w:p>
+      <w:pPr>
+        <w:pStyle w:val="Code"/>
+      </w:pPr>
+      <w:r>
+        <w:t xml:space="preserve">completion_models:</w:t>
+        <w:br/>
+        <w:t xml:space="preserve">  default_completion_model:</w:t>
+        <w:br/>
+        <w:t xml:space="preserve">    model_provider: ollama</w:t>
+        <w:br/>
+        <w:t xml:space="preserve">    model: qwen3.5:4b</w:t>
+        <w:br/>
+        <w:t xml:space="preserve">    call_args:</w:t>
+        <w:br/>
+        <w:t xml:space="preserve">      temperature: 0</w:t>
+        <w:br/>
+        <w:t xml:space="preserve">      max_tokens: 4000 # 2000 cortava a lista de relações na extração</w:t>
+        <w:br/>
+        <w:t xml:space="preserve">      num_ctx: 12288 # precisa caber prompt (até ~5,5k no gleaning) + resposta (4k)</w:t>
+        <w:br/>
+        <w:t xml:space="preserve">      reasoning_effort: none # desliga o modo thinking do Qwen</w:t>
+        <w:br/>
+        <w:t xml:space="preserve">    api_base: http://localhost:11434</w:t>
+      </w:r>
+    </w:p>
+    <w:p>
+      <w:r>
+        <w:rPr>
+          <w:b w:val="0"/>
+          <w:i w:val="0"/>
+        </w:rPr>
+        <w:t xml:space="preserve">O reasoning_effort: none é traduzido pelo LiteLLM para think: false no Ollama. Sem ele, o modelo gastava a janela inteira raciocinando e devolvia texto vazio.</w:t>
+      </w:r>
+    </w:p>
+    <w:p>
+      <w:pPr>
+        <w:pStyle w:val="Heading4"/>
+      </w:pPr>
+      <w:r>
+        <w:t xml:space="preserve">Tipos de entidade (ragtest/settings.yaml)</w:t>
+      </w:r>
+    </w:p>
+    <w:p>
+      <w:r>
+        <w:rPr>
+          <w:b w:val="0"/>
+          <w:i w:val="0"/>
+        </w:rPr>
+        <w:t xml:space="preserve">Os tipos de entidade foram trocados para descrever o corpus final, formado por relatos de incidentes: organization (CrowdStrike, Microsoft, Delta Air Lines, Cloudflare), person (George Kurtz, Ed Bastian), system (Falcon Sensor, Windows, ClickHouse, Bot Management, FL2), component (Channel File 291, arquivo de features, proxy central), incident e event. O gleaning foi limitado a uma passada, porque cada passada repete a extração do chunk inteiro.</w:t>
+      </w:r>
+    </w:p>
+    <w:p>
+      <w:pPr>
+        <w:pStyle w:val="Code"/>
+      </w:pPr>
+      <w:r>
+        <w:t xml:space="preserve">extract_graph:</w:t>
+        <w:br/>
+        <w:t xml:space="preserve">  completion_model_id: default_completion_model</w:t>
+        <w:br/>
+        <w:t xml:space="preserve">  prompt: "prompts/extract_graph.txt"</w:t>
+        <w:br/>
+        <w:t xml:space="preserve">  entity_types: [organization, person, system, component, incident, event]</w:t>
+        <w:br/>
+        <w:t xml:space="preserve">  max_gleanings: 1</w:t>
+        <w:br/>
+        <w:br/>
+        <w:t xml:space="preserve">cluster_graph:</w:t>
+        <w:br/>
+        <w:t xml:space="preserve">  max_cluster_size: 10</w:t>
+      </w:r>
+    </w:p>
+    <w:p>
+      <w:pPr>
+        <w:pStyle w:val="Heading4"/>
+      </w:pPr>
+      <w:r>
+        <w:t xml:space="preserve">Chamada das consultas (engine.py)</w:t>
+      </w:r>
+    </w:p>
+    <w:p>
+      <w:r>
+        <w:rPr>
+          <w:b w:val="0"/>
+          <w:i w:val="0"/>
+        </w:rPr>
+        <w:t xml:space="preserve">O engine.py monta o comando do GraphRAG e o executa como subprocesso. O mesmo formato de resposta é passado a todos os métodos, para que a diferença medida venha da recuperação e não do tamanho da resposta.</w:t>
+      </w:r>
+    </w:p>
+    <w:p>
+      <w:pPr>
+        <w:pStyle w:val="Code"/>
+      </w:pPr>
+      <w:r>
+        <w:t xml:space="preserve">RESPONSE_TYPE = "Single paragraph, at most 5 sentences"</w:t>
+        <w:br/>
+        <w:br/>
+        <w:t xml:space="preserve">cmd = [python_exe, "-m", "graphrag", "query", "--root", "ragtest",</w:t>
+        <w:br/>
+        <w:t xml:space="preserve">       "--method", method, "--response-type", RESPONSE_TYPE, text]</w:t>
+        <w:br/>
+        <w:br/>
+        <w:t xml:space="preserve">result = subprocess.run(cmd, capture_output=True, text=True,</w:t>
+        <w:br/>
+        <w:t xml:space="preserve">                        timeout=600, env=env)</w:t>
+      </w:r>
+    </w:p>
+    <w:p>
+      <w:pPr>
+        <w:pStyle w:val="Heading4"/>
+      </w:pPr>
+      <w:r>
+        <w:t xml:space="preserve">Indexação (indexer.py)</w:t>
+      </w:r>
+    </w:p>
+    <w:p>
+      <w:r>
+        <w:rPr>
+          <w:b w:val="0"/>
+          <w:i w:val="0"/>
+        </w:rPr>
+        <w:t xml:space="preserve">A indexação também roda como subprocesso. O limite de tempo, que antes era de 10 minutos, foi elevado para 4 horas e pode ser ajustado por variável de ambiente.</w:t>
+      </w:r>
+    </w:p>
+    <w:p>
+      <w:pPr>
+        <w:pStyle w:val="Code"/>
+      </w:pPr>
+      <w:r>
+        <w:t xml:space="preserve">INDEX_TIMEOUT_SECONDS = int(os.environ.get("INDEX_TIMEOUT_SECONDS", 4 * 60 * 60))</w:t>
+        <w:br/>
+        <w:br/>
+        <w:t xml:space="preserve">cmd = [python_exe, "-m", "graphrag", "index", "--root", "ragtest"]</w:t>
+        <w:br/>
+        <w:t xml:space="preserve">result = subprocess.run(cmd, capture_output=True, text=True,</w:t>
+        <w:br/>
+        <w:t xml:space="preserve">                        timeout=INDEX_TIMEOUT_SECONDS)</w:t>
+      </w:r>
+    </w:p>
+    <w:p>
+      <w:pPr>
+        <w:pStyle w:val="Heading4"/>
+      </w:pPr>
+      <w:r>
+        <w:t xml:space="preserve">Regras comuns nos prompts de consulta (ragtest/prompts/)</w:t>
+      </w:r>
+    </w:p>
+    <w:p>
+      <w:r>
+        <w:rPr>
+          <w:b w:val="0"/>
+          <w:i w:val="0"/>
+        </w:rPr>
+        <w:t xml:space="preserve">O mesmo bloco de regras foi acrescentado aos prompts das buscas Basic, Local, Global (map e reduce) e Drift. Ele reduz a tendência de um modelo pequeno de completar a resposta com inferências.</w:t>
+      </w:r>
+    </w:p>
+    <w:p>
+      <w:pPr>
+        <w:pStyle w:val="Code"/>
+      </w:pPr>
+      <w:r>
+        <w:t xml:space="preserve">---Rules---</w:t>
+        <w:br/>
+        <w:br/>
+        <w:t xml:space="preserve">- State only facts that are written explicitly in the data. Do not infer causes,</w:t>
+        <w:br/>
+        <w:t xml:space="preserve">  violations, consequences or recommendations that the data does not state.</w:t>
+        <w:br/>
+        <w:t xml:space="preserve">- Keep names, codes and identifiers exactly as they appear in the data.</w:t>
+        <w:br/>
+        <w:t xml:space="preserve">  Do not translate them.</w:t>
+        <w:br/>
+        <w:t xml:space="preserve">- Only cite record ids that appear in the data. Never invent ids.</w:t>
+        <w:br/>
+        <w:t xml:space="preserve">- If the data does not contain the answer, say so instead of guessing.</w:t>
+        <w:br/>
+        <w:t xml:space="preserve">- Write the answer in Brazilian Portuguese.</w:t>
+      </w:r>
+    </w:p>
+    <w:p>
+      <w:pPr>
+        <w:pStyle w:val="Heading4"/>
+      </w:pPr>
+      <w:r>
+        <w:t xml:space="preserve">Correção da busca Global (global_search_map_system_prompt.txt)</w:t>
+      </w:r>
+    </w:p>
+    <w:p>
+      <w:r>
+        <w:rPr>
+          <w:b w:val="0"/>
+          <w:i w:val="0"/>
+        </w:rPr>
+        <w:t xml:space="preserve">Na etapa map, o GraphRAG lê a nota de cada ponto pela chave score. O modelo escrevia importance_score, todas as notas eram lidas como zero e a resposta final era sempre "I am sorry but I am unable to answer". A instrução passou a exigir a chave exata:</w:t>
+      </w:r>
+    </w:p>
+    <w:p>
+      <w:pPr>
+        <w:pStyle w:val="Code"/>
+      </w:pPr>
+      <w:r>
+        <w:t xml:space="preserve">- score: An integer between 0-100 (the JSON key must be exactly "score") that</w:t>
+        <w:br/>
+        <w:t xml:space="preserve">  indicates how important the point is in answering the user's question.</w:t>
+      </w:r>
+    </w:p>
+    <w:p>
+      <w:pPr>
+        <w:pStyle w:val="Heading4"/>
+      </w:pPr>
+      <w:r>
+        <w:t xml:space="preserve">4.5 Teste de fumaça</w:t>
+      </w:r>
+    </w:p>
+    <w:p>
+      <w:r>
+        <w:t xml:space="preserve">Um texto fictício de 3,9 KB foi indexado do zero em 569. Ele seguia o corpus planejado no início do trabalho, depois substituído por relatos reais: 3 ADRs, 1 postmortem, 1 ata e requisitos não funcionais de uma plataforma de pagamentos inventada.</w:t>
       </w:r>
     </w:p>
     <w:tbl>
@@ -1024,7 +2795,1116 @@
         <w:tblStyle w:val="TableGrid"/>
         <w:tblW w:w="0" w:type="auto"/>
         <w:tblLayout w:type="fixed"/>
-        <w:tblLook w:val="04A0" w:firstRow="1" w:lastRow="0" w:firstColumn="0" w:lastColumn="0" w:noHBand="0" w:noVBand="1"/>
+        <w:tblLook w:val="0420" w:firstRow="1" w:lastRow="0" w:firstColumn="0" w:lastColumn="0" w:noHBand="0" w:noVBand="1"/>
+      </w:tblPr>
+      <w:tblGrid>
+        <w:gridCol w:w="3516"/>
+        <w:gridCol w:w="5843"/>
+      </w:tblGrid>
+      <w:tr>
+        <w:trPr>
+          <w:tblHeader/>
+        </w:trPr>
+        <w:tc>
+          <w:tcPr>
+            <w:tcW w:w="3516" w:type="dxa"/>
+            <w:shd w:val="clear" w:color="auto" w:fill="F2F2F2"/>
+          </w:tcPr>
+          <w:p>
+            <w:r>
+              <w:t xml:space="preserve">Métrica</w:t>
+            </w:r>
+          </w:p>
+        </w:tc>
+        <w:tc>
+          <w:tcPr>
+            <w:tcW w:w="5843" w:type="dxa"/>
+            <w:shd w:val="clear" w:color="auto" w:fill="F2F2F2"/>
+          </w:tcPr>
+          <w:p>
+            <w:r>
+              <w:t xml:space="preserve">Valor</w:t>
+            </w:r>
+          </w:p>
+        </w:tc>
+      </w:tr>
+      <w:tr>
+        <w:tc>
+          <w:tcPr>
+            <w:tcW w:w="3516" w:type="dxa"/>
+          </w:tcPr>
+          <w:p>
+            <w:r>
+              <w:t xml:space="preserve">Chunks</w:t>
+            </w:r>
+          </w:p>
+        </w:tc>
+        <w:tc>
+          <w:tcPr>
+            <w:tcW w:w="5843" w:type="dxa"/>
+          </w:tcPr>
+          <w:p>
+            <w:r>
+              <w:t xml:space="preserve">2 (800 e 403 tokens)</w:t>
+            </w:r>
+          </w:p>
+        </w:tc>
+      </w:tr>
+      <w:tr>
+        <w:tc>
+          <w:tcPr>
+            <w:tcW w:w="3516" w:type="dxa"/>
+          </w:tcPr>
+          <w:p>
+            <w:r>
+              <w:t xml:space="preserve">Tempo total de indexação</w:t>
+            </w:r>
+          </w:p>
+        </w:tc>
+        <w:tc>
+          <w:tcPr>
+            <w:tcW w:w="5843" w:type="dxa"/>
+          </w:tcPr>
+          <w:p>
+            <w:r>
+              <w:t xml:space="preserve">569 s</w:t>
+            </w:r>
+          </w:p>
+        </w:tc>
+      </w:tr>
+      <w:tr>
+        <w:tc>
+          <w:tcPr>
+            <w:tcW w:w="3516" w:type="dxa"/>
+          </w:tcPr>
+          <w:p>
+            <w:r>
+              <w:t xml:space="preserve">Extração do grafo</w:t>
+            </w:r>
+          </w:p>
+        </w:tc>
+        <w:tc>
+          <w:tcPr>
+            <w:tcW w:w="5843" w:type="dxa"/>
+          </w:tcPr>
+          <w:p>
+            <w:r>
+              <w:t xml:space="preserve">399 s</w:t>
+            </w:r>
+          </w:p>
+        </w:tc>
+      </w:tr>
+      <w:tr>
+        <w:tc>
+          <w:tcPr>
+            <w:tcW w:w="3516" w:type="dxa"/>
+          </w:tcPr>
+          <w:p>
+            <w:r>
+              <w:t xml:space="preserve">Relatórios de comunidade</w:t>
+            </w:r>
+          </w:p>
+        </w:tc>
+        <w:tc>
+          <w:tcPr>
+            <w:tcW w:w="5843" w:type="dxa"/>
+          </w:tcPr>
+          <w:p>
+            <w:r>
+              <w:t xml:space="preserve">163 s</w:t>
+            </w:r>
+          </w:p>
+        </w:tc>
+      </w:tr>
+      <w:tr>
+        <w:tc>
+          <w:tcPr>
+            <w:tcW w:w="3516" w:type="dxa"/>
+          </w:tcPr>
+          <w:p>
+            <w:r>
+              <w:t xml:space="preserve">Embeddings</w:t>
+            </w:r>
+          </w:p>
+        </w:tc>
+        <w:tc>
+          <w:tcPr>
+            <w:tcW w:w="5843" w:type="dxa"/>
+          </w:tcPr>
+          <w:p>
+            <w:r>
+              <w:t xml:space="preserve">6 s</w:t>
+            </w:r>
+          </w:p>
+        </w:tc>
+      </w:tr>
+      <w:tr>
+        <w:tc>
+          <w:tcPr>
+            <w:tcW w:w="3516" w:type="dxa"/>
+          </w:tcPr>
+          <w:p>
+            <w:r>
+              <w:t xml:space="preserve">Chamadas ao LLM</w:t>
+            </w:r>
+          </w:p>
+        </w:tc>
+        <w:tc>
+          <w:tcPr>
+            <w:tcW w:w="5843" w:type="dxa"/>
+          </w:tcPr>
+          <w:p>
+            <w:r>
+              <w:t xml:space="preserve">41 (4 de extração, 32 de resumo de descrições, 5 de relatório)</w:t>
+            </w:r>
+          </w:p>
+        </w:tc>
+      </w:tr>
+      <w:tr>
+        <w:tc>
+          <w:tcPr>
+            <w:tcW w:w="3516" w:type="dxa"/>
+          </w:tcPr>
+          <w:p>
+            <w:r>
+              <w:t xml:space="preserve">Grafo</w:t>
+            </w:r>
+          </w:p>
+        </w:tc>
+        <w:tc>
+          <w:tcPr>
+            <w:tcW w:w="5843" w:type="dxa"/>
+          </w:tcPr>
+          <w:p>
+            <w:r>
+              <w:t xml:space="preserve">27 entidades, 56 relações, 5 comunidades</w:t>
+            </w:r>
+          </w:p>
+        </w:tc>
+      </w:tr>
+      <w:tr>
+        <w:tc>
+          <w:tcPr>
+            <w:tcW w:w="3516" w:type="dxa"/>
+          </w:tcPr>
+          <w:p>
+            <w:r>
+              <w:t xml:space="preserve">Tamanho em disco</w:t>
+            </w:r>
+          </w:p>
+        </w:tc>
+        <w:tc>
+          <w:tcPr>
+            <w:tcW w:w="5843" w:type="dxa"/>
+          </w:tcPr>
+          <w:p>
+            <w:r>
+              <w:t xml:space="preserve">746 KB de índice e 1,2 MB de cache</w:t>
+            </w:r>
+          </w:p>
+        </w:tc>
+      </w:tr>
+    </w:tbl>
+    <w:p>
+      <w:r>
+        <w:t xml:space="preserve">Se o tempo crescer de forma linear, o corpus final de 20 a 40 KB levaria de 50 a 100 minutos para indexar. </w:t>
+      </w:r>
+    </w:p>
+    <w:p>
+      <w:pPr>
+        <w:pStyle w:val="Heading3"/>
+      </w:pPr>
+      <w:r>
+        <w:t xml:space="preserve">4.6 Corpus de teste e perguntas</w:t>
+      </w:r>
+    </w:p>
+    <w:p>
+      <w:r>
+        <w:rPr>
+          <w:b w:val="0"/>
+        </w:rPr>
+        <w:t xml:space="preserve">O corpus final tem dois documentos públicos sobre incidentes reais de software, adaptados para o experimento. O tema é de fácil entendimento, pertence à Engenharia de Software (atualizações, configuração, dependências e resposta a incidentes) e os dois casos têm uma origem parecida, o que permite perguntas que cruzam os documentos.</w:t>
+      </w:r>
+    </w:p>
+    <w:tbl>
+      <w:tblPr>
+        <w:tblStyle w:val="TableGrid"/>
+        <w:tblW w:w="0" w:type="auto"/>
+        <w:tblLayout w:type="fixed"/>
+        <w:tblLook w:val="0420" w:firstRow="1" w:lastRow="0" w:firstColumn="0" w:lastColumn="0" w:noHBand="0" w:noVBand="1"/>
+      </w:tblPr>
+      <w:tblGrid>
+        <w:gridCol w:w="2700"/>
+        <w:gridCol w:w="2300"/>
+        <w:gridCol w:w="4360"/>
+      </w:tblGrid>
+      <w:tr>
+        <w:trPr>
+          <w:tblHeader/>
+        </w:trPr>
+        <w:tc>
+          <w:tcPr>
+            <w:tcW w:w="2700" w:type="dxa"/>
+            <w:shd w:val="clear" w:color="auto" w:fill="F2F2F2"/>
+          </w:tcPr>
+          <w:p>
+            <w:r>
+              <w:t xml:space="preserve">Arquivo</w:t>
+            </w:r>
+          </w:p>
+        </w:tc>
+        <w:tc>
+          <w:tcPr>
+            <w:tcW w:w="2300" w:type="dxa"/>
+            <w:shd w:val="clear" w:color="auto" w:fill="F2F2F2"/>
+          </w:tcPr>
+          <w:p>
+            <w:r>
+              <w:t xml:space="preserve">Fonte</w:t>
+            </w:r>
+          </w:p>
+        </w:tc>
+        <w:tc>
+          <w:tcPr>
+            <w:tcW w:w="4360" w:type="dxa"/>
+            <w:shd w:val="clear" w:color="auto" w:fill="F2F2F2"/>
+          </w:tcPr>
+          <w:p>
+            <w:r>
+              <w:t xml:space="preserve">Conteúdo</w:t>
+            </w:r>
+          </w:p>
+        </w:tc>
+      </w:tr>
+      <w:tr>
+        <w:tc>
+          <w:tcPr>
+            <w:tcW w:w="2700" w:type="dxa"/>
+          </w:tcPr>
+          <w:p>
+            <w:r>
+              <w:t xml:space="preserve">input/crowdstrike_2024.txt (18,1 KB, cerca de 3.800 tokens)</w:t>
+            </w:r>
+          </w:p>
+        </w:tc>
+        <w:tc>
+          <w:tcPr>
+            <w:tcW w:w="2300" w:type="dxa"/>
+          </w:tcPr>
+          <w:p>
+            <w:r>
+              <w:t xml:space="preserve">Wikipedia, "2024 CrowdStrike-related IT outages" [9]</w:t>
+            </w:r>
+          </w:p>
+        </w:tc>
+        <w:tc>
+          <w:tcPr>
+            <w:tcW w:w="4360" w:type="dxa"/>
+          </w:tcPr>
+          <w:p>
+            <w:r>
+              <w:t xml:space="preserve">Atualização defeituosa do Falcon Sensor (Channel File 291), correção manual, impacto, colapso operacional da Delta Air Lines, processo judicial e análise das causas</w:t>
+            </w:r>
+          </w:p>
+        </w:tc>
+      </w:tr>
+      <w:tr>
+        <w:tc>
+          <w:tcPr>
+            <w:tcW w:w="2700" w:type="dxa"/>
+          </w:tcPr>
+          <w:p>
+            <w:r>
+              <w:t xml:space="preserve">input/cloudflare_2025.txt (17,6 KB, cerca de 3.700 tokens)</w:t>
+            </w:r>
+          </w:p>
+        </w:tc>
+        <w:tc>
+          <w:tcPr>
+            <w:tcW w:w="2300" w:type="dxa"/>
+          </w:tcPr>
+          <w:p>
+            <w:r>
+              <w:t xml:space="preserve">Postmortem oficial da Cloudflare [10]</w:t>
+            </w:r>
+          </w:p>
+        </w:tc>
+        <w:tc>
+          <w:tcPr>
+            <w:tcW w:w="4360" w:type="dxa"/>
+          </w:tcPr>
+          <w:p>
+            <w:r>
+              <w:t xml:space="preserve">Mudança de permissões no ClickHouse, arquivo de features do Bot Management com o dobro do tamanho, falha do proxy FL2, serviços afetados, correções e linha do tempo</w:t>
+            </w:r>
+          </w:p>
+        </w:tc>
+      </w:tr>
+    </w:tbl>
+    <w:p>
+      <w:r>
+        <w:rPr>
+          <w:b w:val="0"/>
+        </w:rPr>
+        <w:t xml:space="preserve">Os textos foram traduzidos para o português, para que corpus, perguntas e respostas fiquem no mesmo idioma, e recortados sem cortar informações que se relacionam entre seções. Nomes de empresas, sistemas e componentes foram mantidos no original e escritos sempre da mesma forma, para reduzir entidades duplicadas no grafo. </w:t>
+      </w:r>
+    </w:p>
+    <w:p>
+      <w:pPr>
+        <w:pStyle w:val="Heading4"/>
+      </w:pPr>
+      <w:r>
+        <w:rPr>
+          <w:b w:val="0"/>
+        </w:rPr>
+        <w:t xml:space="preserve">Tipos de pergunta</w:t>
+      </w:r>
+    </w:p>
+    <w:tbl>
+      <w:tblPr>
+        <w:tblStyle w:val="TableGrid"/>
+        <w:tblW w:w="0" w:type="auto"/>
+        <w:tblLayout w:type="fixed"/>
+        <w:tblLook w:val="0420" w:firstRow="1" w:lastRow="0" w:firstColumn="0" w:lastColumn="0" w:noHBand="0" w:noVBand="1"/>
+      </w:tblPr>
+      <w:tblGrid>
+        <w:gridCol w:w="4100"/>
+        <w:gridCol w:w="1300"/>
+        <w:gridCol w:w="3960"/>
+      </w:tblGrid>
+      <w:tr>
+        <w:trPr>
+          <w:tblHeader/>
+        </w:trPr>
+        <w:tc>
+          <w:tcPr>
+            <w:tcW w:w="4100" w:type="dxa"/>
+            <w:shd w:val="clear" w:color="auto" w:fill="F2F2F2"/>
+          </w:tcPr>
+          <w:p>
+            <w:r>
+              <w:t xml:space="preserve">Tipo</w:t>
+            </w:r>
+          </w:p>
+        </w:tc>
+        <w:tc>
+          <w:tcPr>
+            <w:tcW w:w="1300" w:type="dxa"/>
+            <w:shd w:val="clear" w:color="auto" w:fill="F2F2F2"/>
+          </w:tcPr>
+          <w:p>
+            <w:r>
+              <w:t xml:space="preserve">Quantidade</w:t>
+            </w:r>
+          </w:p>
+        </w:tc>
+        <w:tc>
+          <w:tcPr>
+            <w:tcW w:w="3960" w:type="dxa"/>
+            <w:shd w:val="clear" w:color="auto" w:fill="F2F2F2"/>
+          </w:tcPr>
+          <w:p>
+            <w:r>
+              <w:t xml:space="preserve">Hipótese a testar</w:t>
+            </w:r>
+          </w:p>
+        </w:tc>
+      </w:tr>
+      <w:tr>
+        <w:tc>
+          <w:tcPr>
+            <w:tcW w:w="4100" w:type="dxa"/>
+          </w:tcPr>
+          <w:p>
+            <w:r>
+              <w:t xml:space="preserve">Pontual: a resposta está num único trecho</w:t>
+            </w:r>
+          </w:p>
+        </w:tc>
+        <w:tc>
+          <w:tcPr>
+            <w:tcW w:w="1300" w:type="dxa"/>
+          </w:tcPr>
+          <w:p>
+            <w:r>
+              <w:t xml:space="preserve">3</w:t>
+            </w:r>
+          </w:p>
+        </w:tc>
+        <w:tc>
+          <w:tcPr>
+            <w:tcW w:w="3960" w:type="dxa"/>
+          </w:tcPr>
+          <w:p>
+            <w:r>
+              <w:t xml:space="preserve">O RAG vetorial empata com o GraphRAG, com custo menor</w:t>
+            </w:r>
+          </w:p>
+        </w:tc>
+      </w:tr>
+      <w:tr>
+        <w:tc>
+          <w:tcPr>
+            <w:tcW w:w="4100" w:type="dxa"/>
+          </w:tcPr>
+          <w:p>
+            <w:r>
+              <w:t xml:space="preserve">Multi-hop: a resposta liga fatos de seções diferentes</w:t>
+            </w:r>
+          </w:p>
+        </w:tc>
+        <w:tc>
+          <w:tcPr>
+            <w:tcW w:w="1300" w:type="dxa"/>
+          </w:tcPr>
+          <w:p>
+            <w:r>
+              <w:t xml:space="preserve">4</w:t>
+            </w:r>
+          </w:p>
+        </w:tc>
+        <w:tc>
+          <w:tcPr>
+            <w:tcW w:w="3960" w:type="dxa"/>
+          </w:tcPr>
+          <w:p>
+            <w:r>
+              <w:t xml:space="preserve">A busca Local do GraphRAG supera o RAG vetorial</w:t>
+            </w:r>
+          </w:p>
+        </w:tc>
+      </w:tr>
+      <w:tr>
+        <w:tc>
+          <w:tcPr>
+            <w:tcW w:w="4100" w:type="dxa"/>
+          </w:tcPr>
+          <w:p>
+            <w:r>
+              <w:t xml:space="preserve">Global: a resposta resume os dois documentos</w:t>
+            </w:r>
+          </w:p>
+        </w:tc>
+        <w:tc>
+          <w:tcPr>
+            <w:tcW w:w="1300" w:type="dxa"/>
+          </w:tcPr>
+          <w:p>
+            <w:r>
+              <w:t xml:space="preserve">2</w:t>
+            </w:r>
+          </w:p>
+        </w:tc>
+        <w:tc>
+          <w:tcPr>
+            <w:tcW w:w="3960" w:type="dxa"/>
+          </w:tcPr>
+          <w:p>
+            <w:r>
+              <w:t xml:space="preserve">A busca Global do GraphRAG supera os demais métodos</w:t>
+            </w:r>
+          </w:p>
+        </w:tc>
+      </w:tr>
+      <w:tr>
+        <w:tc>
+          <w:tcPr>
+            <w:tcW w:w="4100" w:type="dxa"/>
+          </w:tcPr>
+          <w:p>
+            <w:r>
+              <w:t xml:space="preserve">Sem resposta no corpus</w:t>
+            </w:r>
+          </w:p>
+        </w:tc>
+        <w:tc>
+          <w:tcPr>
+            <w:tcW w:w="1300" w:type="dxa"/>
+          </w:tcPr>
+          <w:p>
+            <w:r>
+              <w:t xml:space="preserve">1</w:t>
+            </w:r>
+          </w:p>
+        </w:tc>
+        <w:tc>
+          <w:tcPr>
+            <w:tcW w:w="3960" w:type="dxa"/>
+          </w:tcPr>
+          <w:p>
+            <w:r>
+              <w:t xml:space="preserve">Mede qual método inventa uma resposta</w:t>
+            </w:r>
+          </w:p>
+        </w:tc>
+      </w:tr>
+    </w:tbl>
+    <w:p>
+      <w:r>
+        <w:rPr>
+          <w:b w:val="0"/>
+        </w:rPr>
+        <w:t xml:space="preserve">As hipóteses são o que o experimento testa, e não o que ele precisa confirmar. Se alguma cair, isso entra na análise do bloco 3.</w:t>
+      </w:r>
+    </w:p>
+    <w:p>
+      <w:pPr>
+        <w:pStyle w:val="Heading4"/>
+      </w:pPr>
+      <w:r>
+        <w:rPr>
+          <w:b w:val="0"/>
+        </w:rPr>
+        <w:t xml:space="preserve">Perguntas e gabarito</w:t>
+      </w:r>
+    </w:p>
+    <w:p>
+      <w:r>
+        <w:rPr>
+          <w:b w:val="0"/>
+        </w:rPr>
+        <w:t xml:space="preserve">O gabarito foi escrito antes de rodar qualquer método e conferido contra o texto do corpus. As mesmas perguntas estão em benchmark/perguntas.csv, gerado por benchmark/perguntas.py.</w:t>
+      </w:r>
+    </w:p>
+    <w:tbl>
+      <w:tblPr>
+        <w:tblStyle w:val="TableGrid"/>
+        <w:tblW w:w="0" w:type="auto"/>
+        <w:tblLayout w:type="fixed"/>
+        <w:tblLook w:val="0420" w:firstRow="1" w:lastRow="0" w:firstColumn="0" w:lastColumn="0" w:noHBand="0" w:noVBand="1"/>
+      </w:tblPr>
+      <w:tblGrid>
+        <w:gridCol w:w="1150"/>
+        <w:gridCol w:w="3000"/>
+        <w:gridCol w:w="5210"/>
+      </w:tblGrid>
+      <w:tr>
+        <w:trPr>
+          <w:tblHeader/>
+        </w:trPr>
+        <w:tc>
+          <w:tcPr>
+            <w:tcW w:w="1150" w:type="dxa"/>
+            <w:shd w:val="clear" w:color="auto" w:fill="F2F2F2"/>
+          </w:tcPr>
+          <w:p>
+            <w:r>
+              <w:t xml:space="preserve">ID e tipo</w:t>
+            </w:r>
+          </w:p>
+        </w:tc>
+        <w:tc>
+          <w:tcPr>
+            <w:tcW w:w="3000" w:type="dxa"/>
+            <w:shd w:val="clear" w:color="auto" w:fill="F2F2F2"/>
+          </w:tcPr>
+          <w:p>
+            <w:r>
+              <w:t xml:space="preserve">Pergunta</w:t>
+            </w:r>
+          </w:p>
+        </w:tc>
+        <w:tc>
+          <w:tcPr>
+            <w:tcW w:w="5210" w:type="dxa"/>
+            <w:shd w:val="clear" w:color="auto" w:fill="F2F2F2"/>
+          </w:tcPr>
+          <w:p>
+            <w:r>
+              <w:t xml:space="preserve">Resposta esperada (fonte)</w:t>
+            </w:r>
+          </w:p>
+        </w:tc>
+      </w:tr>
+      <w:tr>
+        <w:tc>
+          <w:tcPr>
+            <w:tcW w:w="1150" w:type="dxa"/>
+          </w:tcPr>
+          <w:p>
+            <w:r>
+              <w:t xml:space="preserve">P01, pontual</w:t>
+            </w:r>
+          </w:p>
+        </w:tc>
+        <w:tc>
+          <w:tcPr>
+            <w:tcW w:w="3000" w:type="dxa"/>
+          </w:tcPr>
+          <w:p>
+            <w:r>
+              <w:t xml:space="preserve">Qual arquivo de configuração causou a falha da CrowdStrike em 19 de julho de 2024 e qual era a função dele?</w:t>
+            </w:r>
+          </w:p>
+        </w:tc>
+        <w:tc>
+          <w:tcPr>
+            <w:tcW w:w="5210" w:type="dxa"/>
+          </w:tcPr>
+          <w:p>
+            <w:r>
+              <w:t xml:space="preserve">O Channel File 291, arquivo de configuração do Falcon Sensor responsável por inspecionar named pipes. A modificação nele provocou uma leitura de memória fora dos limites no cliente para Windows, resultando em falha de página inválida. (Fonte: crowdstrike_2024, A falha.)</w:t>
+            </w:r>
+          </w:p>
+        </w:tc>
+      </w:tr>
+      <w:tr>
+        <w:tc>
+          <w:tcPr>
+            <w:tcW w:w="1150" w:type="dxa"/>
+          </w:tcPr>
+          <w:p>
+            <w:r>
+              <w:t xml:space="preserve">P02, pontual</w:t>
+            </w:r>
+          </w:p>
+        </w:tc>
+        <w:tc>
+          <w:tcPr>
+            <w:tcW w:w="3000" w:type="dxa"/>
+          </w:tcPr>
+          <w:p>
+            <w:r>
+              <w:t xml:space="preserve">Qual era o limite de features do módulo Bot Management da Cloudflare e quantas features eram usadas normalmente?</w:t>
+            </w:r>
+          </w:p>
+        </w:tc>
+        <w:tc>
+          <w:tcPr>
+            <w:tcW w:w="5210" w:type="dxa"/>
+          </w:tcPr>
+          <w:p>
+            <w:r>
+              <w:t xml:space="preserve">O limite era de 200 features, porque a memória para elas é pré-alocada por desempenho. O uso normal era de cerca de 60 features. (Fonte: cloudflare_2025, Pré-alocação de memória.)</w:t>
+            </w:r>
+          </w:p>
+        </w:tc>
+      </w:tr>
+      <w:tr>
+        <w:tc>
+          <w:tcPr>
+            <w:tcW w:w="1150" w:type="dxa"/>
+          </w:tcPr>
+          <w:p>
+            <w:r>
+              <w:t xml:space="preserve">P03, pontual</w:t>
+            </w:r>
+          </w:p>
+        </w:tc>
+        <w:tc>
+          <w:tcPr>
+            <w:tcW w:w="3000" w:type="dxa"/>
+          </w:tcPr>
+          <w:p>
+            <w:r>
+              <w:t xml:space="preserve">Quantos dispositivos a Microsoft estimou que foram afetados pela atualização da CrowdStrike e que fração dos dispositivos Windows isso representava?</w:t>
+            </w:r>
+          </w:p>
+        </w:tc>
+        <w:tc>
+          <w:tcPr>
+            <w:tcW w:w="5210" w:type="dxa"/>
+          </w:tcPr>
+          <w:p>
+            <w:r>
+              <w:t xml:space="preserve">8,5 milhões de dispositivos, menos de um por cento de todos os dispositivos Windows (estimativa de 20 de julho). (Fonte: crowdstrike_2024, Impacto.)</w:t>
+            </w:r>
+          </w:p>
+        </w:tc>
+      </w:tr>
+      <w:tr>
+        <w:tc>
+          <w:tcPr>
+            <w:tcW w:w="1150" w:type="dxa"/>
+          </w:tcPr>
+          <w:p>
+            <w:r>
+              <w:t xml:space="preserve">P04, multi-hop</w:t>
+            </w:r>
+          </w:p>
+        </w:tc>
+        <w:tc>
+          <w:tcPr>
+            <w:tcW w:w="3000" w:type="dxa"/>
+          </w:tcPr>
+          <w:p>
+            <w:r>
+              <w:t xml:space="preserve">Por que a Delta Air Lines demorou mais que as outras companhias aéreas para se recuperar, e que disputa judicial isso gerou com a CrowdStrike?</w:t>
+            </w:r>
+          </w:p>
+        </w:tc>
+        <w:tc>
+          <w:tcPr>
+            <w:tcW w:w="5210" w:type="dxa"/>
+          </w:tcPr>
+          <w:p>
+            <w:r>
+              <w:t xml:space="preserve">O programa de rastreamento de tripulação da Delta ficou sobrecarregado pelo número de mudanças; tripulantes ficaram nos lugares errados e atingiam o limite legal de horas, cancelando voos em cascata (mais de 7.000 voos, cerca de 1,3 milhão de passageiros, perdas de cerca de 550 milhões de dólares). Em outubro de 2024 a Delta processou a CrowdStrike em 500 milhões de dólares na Geórgia (negligência grave, quebra de contrato, invasão de sistema, práticas enganosas). A CrowdStrike processou a Delta, alegando danos limitados pelo contrato e negando culpa pelos atrasos. Em maio de 2025 um juiz manteve negligência grave, invasão de sistema e fraude limitada, e rejeitou a fraude mais ampla. (Fonte: crowdstrike_2024, Transporte aéreo nos Estados Unidos; Processo judicial.)</w:t>
+            </w:r>
+          </w:p>
+        </w:tc>
+      </w:tr>
+      <w:tr>
+        <w:tc>
+          <w:tcPr>
+            <w:tcW w:w="1150" w:type="dxa"/>
+          </w:tcPr>
+          <w:p>
+            <w:r>
+              <w:t xml:space="preserve">P05, multi-hop</w:t>
+            </w:r>
+          </w:p>
+        </w:tc>
+        <w:tc>
+          <w:tcPr>
+            <w:tcW w:w="3000" w:type="dxa"/>
+          </w:tcPr>
+          <w:p>
+            <w:r>
+              <w:t xml:space="preserve">Qual mudança no banco de dados levou o proxy FL2 da Cloudflare a falhar e qual foi a cadeia de eventos até os erros HTTP 5xx?</w:t>
+            </w:r>
+          </w:p>
+        </w:tc>
+        <w:tc>
+          <w:tcPr>
+            <w:tcW w:w="5210" w:type="dxa"/>
+          </w:tcPr>
+          <w:p>
+            <w:r>
+              <w:t xml:space="preserve">Às 11:05, uma mudança de permissões no ClickHouse tornou explícito o acesso às tabelas do banco r0. A consulta a system.columns, que não filtrava pelo nome do banco, passou a retornar colunas duplicadas, e o arquivo de features do Bot Management mais que dobrou, passando de 200 features. O arquivo foi propagado para toda a rede; o limite de 200 features pré-alocadas foi atingido e o código em Rust do FL2 entrou em pânico (unwrap em um Err), gerando erros HTTP 5xx. (Fonte: cloudflare_2025, A mudança no comportamento da consulta; Pré-alocação de memória; Como a Cloudflare processa as requisições.)</w:t>
+            </w:r>
+          </w:p>
+        </w:tc>
+      </w:tr>
+      <w:tr>
+        <w:tc>
+          <w:tcPr>
+            <w:tcW w:w="1150" w:type="dxa"/>
+          </w:tcPr>
+          <w:p>
+            <w:r>
+              <w:t xml:space="preserve">P06, multi-hop</w:t>
+            </w:r>
+          </w:p>
+        </w:tc>
+        <w:tc>
+          <w:tcPr>
+            <w:tcW w:w="3000" w:type="dxa"/>
+          </w:tcPr>
+          <w:p>
+            <w:r>
+              <w:t xml:space="preserve">Por que muitos clientes não conseguiram fazer login no Dashboard da Cloudflare e em quais períodos isso aconteceu?</w:t>
+            </w:r>
+          </w:p>
+        </w:tc>
+        <w:tc>
+          <w:tcPr>
+            <w:tcW w:w="5210" w:type="dxa"/>
+          </w:tcPr>
+          <w:p>
+            <w:r>
+              <w:t xml:space="preserve">O Turnstile, que faz parte do fluxo de login, não carregava, e o Workers KV, usado internamente pelo Dashboard, falhava; os dois dependiam do proxy central. Primeiro período: das 11:30 às 13:10, por causa do Workers KV, resolvido quando ele passou a contornar o proxy central. Segundo período: das 14:40 às 15:30, por um acúmulo de tentativas de login após a restauração do arquivo, resolvido com o aumento da concorrência do plano de controle. (Fonte: cloudflare_2025, Serviços afetados; Outros impactos durante o incidente.)</w:t>
+            </w:r>
+          </w:p>
+        </w:tc>
+      </w:tr>
+      <w:tr>
+        <w:tc>
+          <w:tcPr>
+            <w:tcW w:w="1150" w:type="dxa"/>
+          </w:tcPr>
+          <w:p>
+            <w:r>
+              <w:t xml:space="preserve">P07, multi-hop</w:t>
+            </w:r>
+          </w:p>
+        </w:tc>
+        <w:tc>
+          <w:tcPr>
+            <w:tcW w:w="3000" w:type="dxa"/>
+          </w:tcPr>
+          <w:p>
+            <w:r>
+              <w:t xml:space="preserve">Por que o Channel File 291 chegou aos clientes sem ser barrado, e que falhas de processo os especialistas apontaram?</w:t>
+            </w:r>
+          </w:p>
+        </w:tc>
+        <w:tc>
+          <w:tcPr>
+            <w:tcW w:w="5210" w:type="dxa"/>
+          </w:tcPr>
+          <w:p>
+            <w:r>
+              <w:t xml:space="preserve">Ele era uma instância de um template testado em março de 2024 e passou na validação por causa de um bug no software de verificação de conteúdo da CrowdStrike; o Falcon Sensor interpretava o arquivo de forma diferente. Os clientes não tinham como adiar a instalação dos arquivos de conteúdo. Especialistas suspeitam que a atualização não passou pela gestão de atualizações (teste em sandbox) e criticaram enviar atualizações sem intervenção da equipe de TI. (Fonte: crowdstrike_2024, Análise da causa; A falha; Práticas de TI.)</w:t>
+            </w:r>
+          </w:p>
+        </w:tc>
+      </w:tr>
+      <w:tr>
+        <w:tc>
+          <w:tcPr>
+            <w:tcW w:w="1150" w:type="dxa"/>
+          </w:tcPr>
+          <w:p>
+            <w:r>
+              <w:t xml:space="preserve">P08, global</w:t>
+            </w:r>
+          </w:p>
+        </w:tc>
+        <w:tc>
+          <w:tcPr>
+            <w:tcW w:w="3000" w:type="dxa"/>
+          </w:tcPr>
+          <w:p>
+            <w:r>
+              <w:t xml:space="preserve">O que os incidentes da CrowdStrike e da Cloudflare têm em comum quanto à origem da falha e à forma como ela se espalhou?</w:t>
+            </w:r>
+          </w:p>
+        </w:tc>
+        <w:tc>
+          <w:tcPr>
+            <w:tcW w:w="5210" w:type="dxa"/>
+          </w:tcPr>
+          <w:p>
+            <w:r>
+              <w:t xml:space="preserve">Nenhum dos dois foi ataque cibernético. Os dois começaram com um arquivo de configuração defeituoso gerado internamente (Channel File 291; arquivo de features do Bot Management) que passou por uma verificação falha (bug no verificador de conteúdo; suposição errada sobre a consulta). Nos dois, o arquivo foi distribuído rapidamente para todas as máquinas e derrubou um software crítico (Falcon Sensor no kernel do Windows; proxy central). A recuperação passou por voltar a uma versão anterior do arquivo, mas na CrowdStrike muitas máquinas exigiram correção manual, uma a uma. (Fonte: crowdstrike_2024; cloudflare_2025, Os dois documentos.)</w:t>
+            </w:r>
+          </w:p>
+        </w:tc>
+      </w:tr>
+      <w:tr>
+        <w:tc>
+          <w:tcPr>
+            <w:tcW w:w="1150" w:type="dxa"/>
+          </w:tcPr>
+          <w:p>
+            <w:r>
+              <w:t xml:space="preserve">P09, global</w:t>
+            </w:r>
+          </w:p>
+        </w:tc>
+        <w:tc>
+          <w:tcPr>
+            <w:tcW w:w="3000" w:type="dxa"/>
+          </w:tcPr>
+          <w:p>
+            <w:r>
+              <w:t xml:space="preserve">Que mudanças de prática de engenharia de software os dois incidentes sugerem para evitar falhas semelhantes?</w:t>
+            </w:r>
+          </w:p>
+        </w:tc>
+        <w:tc>
+          <w:tcPr>
+            <w:tcW w:w="5210" w:type="dxa"/>
+          </w:tcPr>
+          <w:p>
+            <w:r>
+              <w:t xml:space="preserve">CrowdStrike: testar atualizações pela gestão de atualizações (sandbox), não enviar atualizações sem intervenção da equipe de TI, ter mais redundância e sistemas heterogêneos contra pontos únicos de falha, usar eBPF ou Endpoint Security Framework em vez de código no kernel e tornar obrigatória a divulgação de vulnerabilidades. Cloudflare: tratar arquivos de configuração internos com o rigor de entradas de usuário, criar mais kill switches globais, impedir que core dumps e relatórios de erro sobrecarreguem o sistema e revisar os modos de falha de todos os módulos do proxy central. (Fonte: crowdstrike_2024; cloudflare_2025, Práticas de TI; Centralização; Projeto do SO; Correções e próximos passos.)</w:t>
+            </w:r>
+          </w:p>
+        </w:tc>
+      </w:tr>
+      <w:tr>
+        <w:tc>
+          <w:tcPr>
+            <w:tcW w:w="1150" w:type="dxa"/>
+          </w:tcPr>
+          <w:p>
+            <w:r>
+              <w:t xml:space="preserve">P10, sem resposta</w:t>
+            </w:r>
+          </w:p>
+        </w:tc>
+        <w:tc>
+          <w:tcPr>
+            <w:tcW w:w="3000" w:type="dxa"/>
+          </w:tcPr>
+          <w:p>
+            <w:r>
+              <w:t xml:space="preserve">Quanto a Cloudflare pagou em compensações ou créditos aos clientes afetados pela interrupção de 18 de novembro de 2025?</w:t>
+            </w:r>
+          </w:p>
+        </w:tc>
+        <w:tc>
+          <w:tcPr>
+            <w:tcW w:w="5210" w:type="dxa"/>
+          </w:tcPr>
+          <w:p>
+            <w:r>
+              <w:t xml:space="preserve">O corpus não informa. A resposta correta é dizer que a informação não está nos documentos; qualquer valor é alucinação.</w:t>
+            </w:r>
+          </w:p>
+        </w:tc>
+      </w:tr>
+    </w:tbl>
+    <w:p>
+      <w:pPr>
+        <w:pStyle w:val="Heading4"/>
+      </w:pPr>
+      <w:r>
+        <w:rPr>
+          <w:b w:val="0"/>
+        </w:rPr>
+        <w:t xml:space="preserve">Escala de avaliação</w:t>
+      </w:r>
+    </w:p>
+    <w:p>
+      <w:r>
+        <w:rPr>
+          <w:b w:val="0"/>
+        </w:rPr>
+        <w:t xml:space="preserve">Cada resposta recebe uma nota: 0 para errada ou ausente, 1 para parcial e 2 para correta e completa. Também é marcado se houve alucinação, ou seja, alguma afirmação sem apoio no corpus. Na P10, a nota 2 vai para a resposta que admite não ter a informação. As notas são dadas sem ver qual método gerou a resposta, para não favorecer o GraphRAG.</w:t>
+      </w:r>
+    </w:p>
+    <w:p>
+      <w:pPr>
+        <w:pStyle w:val="Heading3"/>
+      </w:pPr>
+      <w:r>
+        <w:t xml:space="preserve">4.7 Benchmark e resultados</w:t>
+      </w:r>
+    </w:p>
+    <w:p>
+      <w:r>
+        <w:rPr>
+          <w:b/>
+          <w:color w:val="B45F06"/>
+        </w:rPr>
+        <w:t xml:space="preserve">[A FAZER] </w:t>
+      </w:r>
+      <w:r>
+        <w:rPr>
+          <w:i/>
+          <w:color w:val="6B7280"/>
+        </w:rPr>
+        <w:t xml:space="preserve">Executar a indexação do corpus final e o benchmark, e preencher esta seção com os números.</w:t>
+      </w:r>
+    </w:p>
+    <w:p>
+      <w:r>
+        <w:rPr>
+          <w:b w:val="0"/>
+          <w:i w:val="0"/>
+        </w:rPr>
+        <w:t xml:space="preserve">Esta seção deve trazer:</w:t>
+      </w:r>
+    </w:p>
+    <w:p>
+      <w:pPr>
+        <w:pStyle w:val="ListParagraph"/>
+        <w:numPr>
+          <w:ilvl w:val="0"/>
+          <w:numId w:val="2"/>
+        </w:numPr>
+      </w:pPr>
+      <w:r>
+        <w:rPr>
+          <w:b w:val="0"/>
+          <w:i w:val="0"/>
+        </w:rPr>
+        <w:t xml:space="preserve">O script do benchmark, com o trecho que roda cada pergunta nos quatro métodos e mede o tempo.</w:t>
+      </w:r>
+    </w:p>
+    <w:p>
+      <w:pPr>
+        <w:pStyle w:val="ListParagraph"/>
+        <w:numPr>
+          <w:ilvl w:val="0"/>
+          <w:numId w:val="2"/>
+        </w:numPr>
+      </w:pPr>
+      <w:r>
+        <w:rPr>
+          <w:b w:val="0"/>
+          <w:i w:val="0"/>
+        </w:rPr>
+        <w:t xml:space="preserve">Os custos da indexação do corpus final, medidos com output e cache vazios: tempo total e por etapa, chamadas ao LLM, tamanho do índice e tamanho do grafo.</w:t>
+      </w:r>
+    </w:p>
+    <w:p>
+      <w:pPr>
+        <w:pStyle w:val="ListParagraph"/>
+        <w:numPr>
+          <w:ilvl w:val="0"/>
+          <w:numId w:val="2"/>
+        </w:numPr>
+      </w:pPr>
+      <w:r>
+        <w:rPr>
+          <w:b w:val="0"/>
+          <w:i w:val="0"/>
+        </w:rPr>
+        <w:t xml:space="preserve">A tabela de qualidade: nota média por tipo de pergunta e por método, e quantidade de alucinações.</w:t>
+      </w:r>
+    </w:p>
+    <w:p>
+      <w:pPr>
+        <w:pStyle w:val="ListParagraph"/>
+        <w:numPr>
+          <w:ilvl w:val="0"/>
+          <w:numId w:val="2"/>
+        </w:numPr>
+      </w:pPr>
+      <w:r>
+        <w:rPr>
+          <w:b w:val="0"/>
+          <w:i w:val="0"/>
+        </w:rPr>
+        <w:t xml:space="preserve">A tabela de custo por consulta: latência média de cada método.</w:t>
+      </w:r>
+    </w:p>
+    <w:p>
+      <w:pPr>
+        <w:pStyle w:val="ListParagraph"/>
+        <w:numPr>
+          <w:ilvl w:val="0"/>
+          <w:numId w:val="2"/>
+        </w:numPr>
+      </w:pPr>
+      <w:r>
+        <w:rPr>
+          <w:b w:val="0"/>
+          <w:i w:val="0"/>
+        </w:rPr>
+        <w:t xml:space="preserve">Exemplos de respostas: uma pergunta em que o GraphRAG vence, uma em que empata ou perde e uma alucinação do modelo sem recuperação.</w:t>
+      </w:r>
+    </w:p>
+    <w:p>
+      <w:pPr>
+        <w:pStyle w:val="Heading3"/>
+      </w:pPr>
+      <w:r>
+        <w:t xml:space="preserve">4.8 Relato de experiência</w:t>
+      </w:r>
+    </w:p>
+    <w:p>
+      <w:r>
+        <w:rPr>
+          <w:b w:val="0"/>
+          <w:i w:val="0"/>
+        </w:rPr>
+        <w:t xml:space="preserve">A maior parte do tempo da PoC não foi gasta entendendo a teoria, e sim fazendo um modelo local pequeno funcionar com uma biblioteca pensada para modelos grandes em nuvem. Nenhuma das falhas abaixo gerava uma mensagem de erro clara: a indexação terminava, mas com o grafo vazio, ou a busca respondia, mas sempre com a mesma recusa. Foi preciso ler os logs e o cache de chamadas ao LLM para descobrir a causa de cada uma.</w:t>
+      </w:r>
+    </w:p>
+    <w:p>
+      <w:pPr>
+        <w:pStyle w:val="Heading4"/>
+      </w:pPr>
+      <w:r>
+        <w:t xml:space="preserve">Problemas encontrados e corrigidos</w:t>
+      </w:r>
+    </w:p>
+    <w:p>
+      <w:r>
+        <w:t xml:space="preserve">Cinco falhas impediam um resultado válido. Todas vinham de detalhes de integração entre o GraphRAG e um modelo local pequeno, não da técnica em si.</w:t>
+      </w:r>
+    </w:p>
+    <w:tbl>
+      <w:tblPr>
+        <w:tblStyle w:val="TableGrid"/>
+        <w:tblW w:w="0" w:type="auto"/>
+        <w:tblLayout w:type="fixed"/>
+        <w:tblLook w:val="0420" w:firstRow="1" w:lastRow="0" w:firstColumn="0" w:lastColumn="0" w:noHBand="0" w:noVBand="1"/>
       </w:tblPr>
       <w:tblGrid>
         <w:gridCol w:w="3115"/>
@@ -1041,7 +3921,6 @@
             <w:shd w:val="clear" w:color="auto" w:fill="F2F2F2"/>
           </w:tcPr>
           <w:p>
-            <w:pPr/>
             <w:r>
               <w:t xml:space="preserve">Sintoma</w:t>
             </w:r>
@@ -1053,7 +3932,6 @@
             <w:shd w:val="clear" w:color="auto" w:fill="F2F2F2"/>
           </w:tcPr>
           <w:p>
-            <w:pPr/>
             <w:r>
               <w:t xml:space="preserve">Causa</w:t>
             </w:r>
@@ -1065,7 +3943,6 @@
             <w:shd w:val="clear" w:color="auto" w:fill="F2F2F2"/>
           </w:tcPr>
           <w:p>
-            <w:pPr/>
             <w:r>
               <w:t xml:space="preserve">Correção</w:t>
             </w:r>
@@ -1078,7 +3955,6 @@
             <w:tcW w:w="3115" w:type="dxa"/>
           </w:tcPr>
           <w:p>
-            <w:pPr/>
             <w:r>
               <w:t xml:space="preserve">Indexação interrompida aos 10 minutos</w:t>
             </w:r>
@@ -1089,7 +3965,6 @@
             <w:tcW w:w="3537" w:type="dxa"/>
           </w:tcPr>
           <w:p>
-            <w:pPr/>
             <w:r>
               <w:t xml:space="preserve">Timeout fixo de 600 s no script de indexação</w:t>
             </w:r>
@@ -1100,7 +3975,6 @@
             <w:tcW w:w="2707" w:type="dxa"/>
           </w:tcPr>
           <w:p>
-            <w:pPr/>
             <w:r>
               <w:t xml:space="preserve">Limite elevado para 4 horas</w:t>
             </w:r>
@@ -1113,7 +3987,6 @@
             <w:tcW w:w="3115" w:type="dxa"/>
           </w:tcPr>
           <w:p>
-            <w:pPr/>
             <w:r>
               <w:t xml:space="preserve">Grafo vazio: as 27 primeiras chamadas de extração devolveram texto vazio, cada uma levando de 1 a 8 minutos</w:t>
             </w:r>
@@ -1124,7 +3997,6 @@
             <w:tcW w:w="3537" w:type="dxa"/>
           </w:tcPr>
           <w:p>
-            <w:pPr/>
             <w:r>
               <w:t xml:space="preserve">O modo thinking do modelo gastava toda a janela padrão de 4096 tokens do Ollama em raciocínio</w:t>
             </w:r>
@@ -1135,7 +4007,6 @@
             <w:tcW w:w="2707" w:type="dxa"/>
           </w:tcPr>
           <w:p>
-            <w:pPr/>
             <w:r>
               <w:t xml:space="preserve">Thinking desligado e janela ampliada. Uma chamada curta caiu de 13 s para 3,9 s</w:t>
             </w:r>
@@ -1148,7 +4019,6 @@
             <w:tcW w:w="3115" w:type="dxa"/>
           </w:tcPr>
           <w:p>
-            <w:pPr/>
             <w:r>
               <w:t xml:space="preserve">Parâmetros de geração ignorados</w:t>
             </w:r>
@@ -1159,7 +4029,6 @@
             <w:tcW w:w="3537" w:type="dxa"/>
           </w:tcPr>
           <w:p>
-            <w:pPr/>
             <w:r>
               <w:t xml:space="preserve">No GraphRAG 3.3, só o que está em </w:t>
             </w:r>
@@ -1179,7 +4048,6 @@
             <w:tcW w:w="2707" w:type="dxa"/>
           </w:tcPr>
           <w:p>
-            <w:pPr/>
             <w:r>
               <w:rPr>
                 <w:rStyle w:val="CodeChar"/>
@@ -1222,7 +4090,6 @@
             <w:tcW w:w="3115" w:type="dxa"/>
           </w:tcPr>
           <w:p>
-            <w:pPr/>
             <w:r>
               <w:t xml:space="preserve">Busca Global respondia “I am sorry but I am unable to answer” a qualquer pergunta</w:t>
             </w:r>
@@ -1233,7 +4100,6 @@
             <w:tcW w:w="3537" w:type="dxa"/>
           </w:tcPr>
           <w:p>
-            <w:pPr/>
             <w:r>
               <w:t xml:space="preserve">O modelo gravava a nota no campo </w:t>
             </w:r>
@@ -1259,7 +4125,6 @@
             <w:tcW w:w="2707" w:type="dxa"/>
           </w:tcPr>
           <w:p>
-            <w:pPr/>
             <w:r>
               <w:t xml:space="preserve">Prompt da etapa map passou a exigir a chave exata </w:t>
             </w:r>
@@ -1278,7 +4143,6 @@
             <w:tcW w:w="3115" w:type="dxa"/>
           </w:tcPr>
           <w:p>
-            <w:pPr/>
             <w:r>
               <w:t xml:space="preserve">11 das 27 entidades sem nenhuma conexão, incluindo os ADRs</w:t>
             </w:r>
@@ -1289,7 +4153,6 @@
             <w:tcW w:w="3537" w:type="dxa"/>
           </w:tcPr>
           <w:p>
-            <w:pPr/>
             <w:r>
               <w:t xml:space="preserve">Duas de quatro extrações foram cortadas no limite de 2000 tokens, antes da lista de relações</w:t>
             </w:r>
@@ -1300,7 +4163,6 @@
             <w:tcW w:w="2707" w:type="dxa"/>
           </w:tcPr>
           <w:p>
-            <w:pPr/>
             <w:r>
               <w:rPr>
                 <w:rStyle w:val="CodeChar"/>
@@ -1325,273 +4187,13 @@
     </w:tbl>
     <w:p>
       <w:pPr>
-        <w:pStyle w:val="Heading2"/>
-      </w:pPr>
-      <w:r>
-        <w:t xml:space="preserve">Teste de fumaça</w:t>
-      </w:r>
-    </w:p>
-    <w:p>
-      <w:pPr/>
-      <w:r>
-        <w:t xml:space="preserve">Um texto fictício de 3,9 KB foi indexado do zero em 569 s, cerca de 146 s por KB. Ele imita o corpus final: 3 ADRs, 1 postmortem, 1 ata e requisitos não funcionais de uma plataforma de pagamentos inventada.</w:t>
-      </w:r>
-    </w:p>
-    <w:tbl>
-      <w:tblPr>
-        <w:tblStyle w:val="TableGrid"/>
-        <w:tblW w:w="0" w:type="auto"/>
-        <w:tblLayout w:type="fixed"/>
-        <w:tblLook w:val="04A0" w:firstRow="1" w:lastRow="0" w:firstColumn="0" w:lastColumn="0" w:noHBand="0" w:noVBand="1"/>
-      </w:tblPr>
-      <w:tblGrid>
-        <w:gridCol w:w="3516"/>
-        <w:gridCol w:w="5843"/>
-      </w:tblGrid>
-      <w:tr>
-        <w:trPr>
-          <w:tblHeader/>
-        </w:trPr>
-        <w:tc>
-          <w:tcPr>
-            <w:tcW w:w="3516" w:type="dxa"/>
-            <w:shd w:val="clear" w:color="auto" w:fill="F2F2F2"/>
-          </w:tcPr>
-          <w:p>
-            <w:pPr/>
-            <w:r>
-              <w:t xml:space="preserve">Métrica</w:t>
-            </w:r>
-          </w:p>
-        </w:tc>
-        <w:tc>
-          <w:tcPr>
-            <w:tcW w:w="5843" w:type="dxa"/>
-            <w:shd w:val="clear" w:color="auto" w:fill="F2F2F2"/>
-          </w:tcPr>
-          <w:p>
-            <w:pPr/>
-            <w:r>
-              <w:t xml:space="preserve">Valor</w:t>
-            </w:r>
-          </w:p>
-        </w:tc>
-      </w:tr>
-      <w:tr>
-        <w:tc>
-          <w:tcPr>
-            <w:tcW w:w="3516" w:type="dxa"/>
-          </w:tcPr>
-          <w:p>
-            <w:pPr/>
-            <w:r>
-              <w:t xml:space="preserve">Chunks</w:t>
-            </w:r>
-          </w:p>
-        </w:tc>
-        <w:tc>
-          <w:tcPr>
-            <w:tcW w:w="5843" w:type="dxa"/>
-          </w:tcPr>
-          <w:p>
-            <w:pPr/>
-            <w:r>
-              <w:t xml:space="preserve">2 (800 e 403 tokens)</w:t>
-            </w:r>
-          </w:p>
-        </w:tc>
-      </w:tr>
-      <w:tr>
-        <w:tc>
-          <w:tcPr>
-            <w:tcW w:w="3516" w:type="dxa"/>
-          </w:tcPr>
-          <w:p>
-            <w:pPr/>
-            <w:r>
-              <w:t xml:space="preserve">Tempo total de indexação</w:t>
-            </w:r>
-          </w:p>
-        </w:tc>
-        <w:tc>
-          <w:tcPr>
-            <w:tcW w:w="5843" w:type="dxa"/>
-          </w:tcPr>
-          <w:p>
-            <w:pPr/>
-            <w:r>
-              <w:t xml:space="preserve">569 s</w:t>
-            </w:r>
-          </w:p>
-        </w:tc>
-      </w:tr>
-      <w:tr>
-        <w:tc>
-          <w:tcPr>
-            <w:tcW w:w="3516" w:type="dxa"/>
-          </w:tcPr>
-          <w:p>
-            <w:pPr/>
-            <w:r>
-              <w:t xml:space="preserve">Extração do grafo</w:t>
-            </w:r>
-          </w:p>
-        </w:tc>
-        <w:tc>
-          <w:tcPr>
-            <w:tcW w:w="5843" w:type="dxa"/>
-          </w:tcPr>
-          <w:p>
-            <w:pPr/>
-            <w:r>
-              <w:t xml:space="preserve">399 s</w:t>
-            </w:r>
-          </w:p>
-        </w:tc>
-      </w:tr>
-      <w:tr>
-        <w:tc>
-          <w:tcPr>
-            <w:tcW w:w="3516" w:type="dxa"/>
-          </w:tcPr>
-          <w:p>
-            <w:pPr/>
-            <w:r>
-              <w:t xml:space="preserve">Relatórios de comunidade</w:t>
-            </w:r>
-          </w:p>
-        </w:tc>
-        <w:tc>
-          <w:tcPr>
-            <w:tcW w:w="5843" w:type="dxa"/>
-          </w:tcPr>
-          <w:p>
-            <w:pPr/>
-            <w:r>
-              <w:t xml:space="preserve">163 s</w:t>
-            </w:r>
-          </w:p>
-        </w:tc>
-      </w:tr>
-      <w:tr>
-        <w:tc>
-          <w:tcPr>
-            <w:tcW w:w="3516" w:type="dxa"/>
-          </w:tcPr>
-          <w:p>
-            <w:pPr/>
-            <w:r>
-              <w:t xml:space="preserve">Embeddings</w:t>
-            </w:r>
-          </w:p>
-        </w:tc>
-        <w:tc>
-          <w:tcPr>
-            <w:tcW w:w="5843" w:type="dxa"/>
-          </w:tcPr>
-          <w:p>
-            <w:pPr/>
-            <w:r>
-              <w:t xml:space="preserve">6 s</w:t>
-            </w:r>
-          </w:p>
-        </w:tc>
-      </w:tr>
-      <w:tr>
-        <w:tc>
-          <w:tcPr>
-            <w:tcW w:w="3516" w:type="dxa"/>
-          </w:tcPr>
-          <w:p>
-            <w:pPr/>
-            <w:r>
-              <w:t xml:space="preserve">Chamadas ao LLM</w:t>
-            </w:r>
-          </w:p>
-        </w:tc>
-        <w:tc>
-          <w:tcPr>
-            <w:tcW w:w="5843" w:type="dxa"/>
-          </w:tcPr>
-          <w:p>
-            <w:pPr/>
-            <w:r>
-              <w:t xml:space="preserve">41 (4 de extração, 32 de resumo de descrições, 5 de relatório)</w:t>
-            </w:r>
-          </w:p>
-        </w:tc>
-      </w:tr>
-      <w:tr>
-        <w:tc>
-          <w:tcPr>
-            <w:tcW w:w="3516" w:type="dxa"/>
-          </w:tcPr>
-          <w:p>
-            <w:pPr/>
-            <w:r>
-              <w:t xml:space="preserve">Grafo</w:t>
-            </w:r>
-          </w:p>
-        </w:tc>
-        <w:tc>
-          <w:tcPr>
-            <w:tcW w:w="5843" w:type="dxa"/>
-          </w:tcPr>
-          <w:p>
-            <w:pPr/>
-            <w:r>
-              <w:t xml:space="preserve">27 entidades, 56 relações, 5 comunidades</w:t>
-            </w:r>
-          </w:p>
-        </w:tc>
-      </w:tr>
-      <w:tr>
-        <w:tc>
-          <w:tcPr>
-            <w:tcW w:w="3516" w:type="dxa"/>
-          </w:tcPr>
-          <w:p>
-            <w:pPr/>
-            <w:r>
-              <w:t xml:space="preserve">Tamanho em disco</w:t>
-            </w:r>
-          </w:p>
-        </w:tc>
-        <w:tc>
-          <w:tcPr>
-            <w:tcW w:w="5843" w:type="dxa"/>
-          </w:tcPr>
-          <w:p>
-            <w:pPr/>
-            <w:r>
-              <w:t xml:space="preserve">746 KB de índice e 1,2 MB de cache</w:t>
-            </w:r>
-          </w:p>
-        </w:tc>
-      </w:tr>
-    </w:tbl>
-    <w:p>
-      <w:pPr/>
-      <w:r>
-        <w:t xml:space="preserve">Se o tempo crescer de forma linear, o corpus final de 20 a 40 KB levaria de 50 a 100 minutos para indexar. É uma projeção, a confirmar na indexação real.</w:t>
-      </w:r>
-    </w:p>
-    <w:p>
-      <w:pPr/>
-      <w:r>
-        <w:t xml:space="preserve">Na pergunta multi-hop sobre as causas do INC-07, o Basic respondeu em 21 s sem erros factuais. A Global levou 38 s, ignorou o limite de 5 frases e repetiu um erro gerado na indexação. Com só 2 chunks, o Basic recebe o texto inteiro, então este teste favorece o RAG vetorial e não serve como resultado.</w:t>
-      </w:r>
-    </w:p>
-    <w:p>
-      <w:pPr>
-        <w:pStyle w:val="Heading2"/>
-      </w:pPr>
-      <w:r>
-        <w:t xml:space="preserve">Limitações e próximos passos</w:t>
-      </w:r>
-    </w:p>
-    <w:p>
-      <w:pPr/>
+        <w:pStyle w:val="Heading4"/>
+      </w:pPr>
+      <w:r>
+        <w:t xml:space="preserve">Limitações observadas no grafo</w:t>
+      </w:r>
+    </w:p>
+    <w:p>
       <w:r>
         <w:t xml:space="preserve">O grafo tem ruído típico de um modelo de 4B. Esses defeitos serão documentados no relatório, sem novas correções.</w:t>
       </w:r>
@@ -1669,9 +4271,20 @@
       </w:r>
     </w:p>
     <w:p>
-      <w:pPr/>
-      <w:r>
-        <w:t xml:space="preserve">Próximos passos:</w:t>
+      <w:pPr>
+        <w:pStyle w:val="Heading4"/>
+      </w:pPr>
+      <w:r>
+        <w:t xml:space="preserve">Uso de IA no trabalho</w:t>
+      </w:r>
+    </w:p>
+    <w:p>
+      <w:r>
+        <w:rPr>
+          <w:b w:val="0"/>
+          <w:i w:val="0"/>
+        </w:rPr>
+        <w:t xml:space="preserve">O assistente Claude Code foi usado ao longo do trabalho como apoio. Pontos a relatar:</w:t>
       </w:r>
     </w:p>
     <w:p>
@@ -1679,11 +4292,22 @@
         <w:pStyle w:val="ListParagraph"/>
         <w:numPr>
           <w:ilvl w:val="0"/>
-          <w:numId w:val="4"/>
+          <w:numId w:val="2"/>
         </w:numPr>
       </w:pPr>
       <w:r>
-        <w:t xml:space="preserve">Escrever o corpus sintético de 20 a 40 KB e o gabarito das 10 perguntas, antes de rodar qualquer método.</w:t>
+        <w:rPr>
+          <w:b/>
+          <w:i w:val="0"/>
+        </w:rPr>
+        <w:t xml:space="preserve">Onde ajudou:</w:t>
+      </w:r>
+      <w:r>
+        <w:rPr>
+          <w:b w:val="0"/>
+          <w:i w:val="0"/>
+        </w:rPr>
+        <w:t xml:space="preserve"> organização do plano de execução do experimento; leitura de logs e do cache do GraphRAG para diagnosticar as falhas de integração da seção anterior; ajuste do settings.yaml e dos prompts.</w:t>
       </w:r>
     </w:p>
     <w:p>
@@ -1691,29 +4315,22 @@
         <w:pStyle w:val="ListParagraph"/>
         <w:numPr>
           <w:ilvl w:val="0"/>
-          <w:numId w:val="4"/>
+          <w:numId w:val="2"/>
         </w:numPr>
       </w:pPr>
       <w:r>
-        <w:t xml:space="preserve">Limpar </w:t>
-      </w:r>
-      <w:r>
-        <w:rPr>
-          <w:rStyle w:val="CodeChar"/>
-        </w:rPr>
-        <w:t xml:space="preserve">ragtest/output</w:t>
-      </w:r>
-      <w:r>
-        <w:t xml:space="preserve"> e </w:t>
-      </w:r>
-      <w:r>
-        <w:rPr>
-          <w:rStyle w:val="CodeChar"/>
-        </w:rPr>
-        <w:t xml:space="preserve">ragtest/cache</w:t>
-      </w:r>
-      <w:r>
-        <w:t xml:space="preserve"> e indexar o corpus final com cronômetro.</w:t>
+        <w:rPr>
+          <w:b/>
+          <w:i w:val="0"/>
+        </w:rPr>
+        <w:t xml:space="preserve">Onde falhou ou precisou de correção:</w:t>
+      </w:r>
+      <w:r>
+        <w:rPr>
+          <w:b w:val="0"/>
+          <w:i w:val="0"/>
+        </w:rPr>
+        <w:t xml:space="preserve"> Na organização do plano de execução, pois não levou em conta o tempo de indexação de documentos longos e a ordem lógica de implementação; Ao diagnosticar falhas, relatava problemas que já haviam sido resolvidos ou não tinham relação com os testes e sim com o ambiente.</w:t>
       </w:r>
     </w:p>
     <w:p>
@@ -1721,25 +4338,249 @@
         <w:pStyle w:val="ListParagraph"/>
         <w:numPr>
           <w:ilvl w:val="0"/>
-          <w:numId w:val="4"/>
+          <w:numId w:val="2"/>
         </w:numPr>
       </w:pPr>
       <w:r>
-        <w:t xml:space="preserve">Rodar o benchmark nos quatro métodos e dar as notas sem ver qual método respondeu.</w:t>
+        <w:rPr>
+          <w:b/>
+          <w:i w:val="0"/>
+        </w:rPr>
+        <w:t xml:space="preserve">O que foi verificado sem a IA:</w:t>
+      </w:r>
+      <w:r>
+        <w:rPr>
+          <w:b w:val="0"/>
+          <w:i w:val="0"/>
+        </w:rPr>
+        <w:t xml:space="preserve"> Funcionamento do código, testes locais quanto ao tempo de execução e otimizações para o código, bugs no site usado para visualização do grafo e experimentação, qualidade das respostas, qualidade do grafo montado, criterios quanto usabilidade da ferramenta, etc..</w:t>
+      </w:r>
+    </w:p>
+    <w:p>
+      <w:pPr>
+        <w:pStyle w:val="Heading2"/>
+      </w:pPr>
+      <w:r>
+        <w:t xml:space="preserve">5. Perspectivas futuras e mercado</w:t>
+      </w:r>
+    </w:p>
+    <w:p>
+      <w:r>
+        <w:rPr>
+          <w:b/>
+          <w:color w:val="B45F06"/>
+        </w:rPr>
+        <w:t xml:space="preserve">[A FAZER] </w:t>
+      </w:r>
+      <w:r>
+        <w:rPr>
+          <w:i/>
+          <w:color w:val="6B7280"/>
+        </w:rPr>
+        <w:t xml:space="preserve">Bloco a ser escrito por último.</w:t>
+      </w:r>
+    </w:p>
+    <w:p>
+      <w:pPr>
+        <w:pStyle w:val="Heading3"/>
+      </w:pPr>
+      <w:r>
+        <w:t xml:space="preserve">5.1 Tendências</w:t>
+      </w:r>
+    </w:p>
+    <w:p>
+      <w:r>
+        <w:rPr>
+          <w:b w:val="0"/>
+          <w:i w:val="0"/>
+        </w:rPr>
+        <w:t xml:space="preserve">Evoluções esperadas para RAG com grafos nos próximos anos, como indexação mais barata, atualização incremental do grafo e uso de modelos locais menores.</w:t>
+      </w:r>
+    </w:p>
+    <w:p>
+      <w:pPr>
+        <w:pStyle w:val="Heading3"/>
+      </w:pPr>
+      <w:r>
+        <w:t xml:space="preserve">5.2 Adoção na indústria</w:t>
+      </w:r>
+    </w:p>
+    <w:p>
+      <w:r>
+        <w:rPr>
+          <w:b w:val="0"/>
+          <w:i w:val="0"/>
+        </w:rPr>
+        <w:t xml:space="preserve">Empresas e produtos que usam ou oferecem GraphRAG e grafos de conhecimento, e a demanda de mercado por profissionais da área. Conferir as fontes antes de citar empresas, porque esse mercado muda rápido.</w:t>
+      </w:r>
+    </w:p>
+    <w:p>
+      <w:pPr>
+        <w:pStyle w:val="Heading2"/>
+      </w:pPr>
+      <w:r>
+        <w:t xml:space="preserve">6. Conclusão e referências</w:t>
+      </w:r>
+    </w:p>
+    <w:p>
+      <w:pPr>
+        <w:pStyle w:val="Heading3"/>
+      </w:pPr>
+      <w:r>
+        <w:t xml:space="preserve">6.1 Síntese crítica</w:t>
+      </w:r>
+    </w:p>
+    <w:p>
+      <w:r>
+        <w:rPr>
+          <w:b/>
+          <w:color w:val="B45F06"/>
+        </w:rPr>
+        <w:t xml:space="preserve">[A FAZER] </w:t>
+      </w:r>
+      <w:r>
+        <w:rPr>
+          <w:i/>
+          <w:color w:val="6B7280"/>
+        </w:rPr>
+        <w:t xml:space="preserve">Bloco a ser escrito por último.</w:t>
+      </w:r>
+    </w:p>
+    <w:p>
+      <w:r>
+        <w:rPr>
+          <w:b w:val="0"/>
+          <w:i w:val="0"/>
+        </w:rPr>
+        <w:t xml:space="preserve">Opinião fundamentada sobre a viabilidade do GraphRAG, com a regra de decisão apoiada nos números do benchmark, as limitações do experimento (poucas perguntas, um único modelo local, corpus de apenas dois documentos e avaliação manual feita por uma pessoa) e o veredito: aposta segura ou nicho experimental.</w:t>
+      </w:r>
+    </w:p>
+    <w:p>
+      <w:pPr>
+        <w:pStyle w:val="Heading3"/>
+      </w:pPr>
+      <w:r>
+        <w:t xml:space="preserve">6.2 Referências</w:t>
+      </w:r>
+    </w:p>
+    <w:p>
+      <w:r>
+        <w:rPr>
+          <w:b/>
+          <w:color w:val="B45F06"/>
+        </w:rPr>
+        <w:t xml:space="preserve">[A FAZER] </w:t>
+      </w:r>
+      <w:r>
+        <w:rPr>
+          <w:i/>
+          <w:color w:val="6B7280"/>
+        </w:rPr>
+        <w:t xml:space="preserve">Lista parcial, com as fontes citadas nos blocos 1 e 2, no padrão IEEE. Conferir título, ano e link de cada uma antes da entrega e acrescentar as fontes dos blocos 3 e 5.</w:t>
+      </w:r>
+    </w:p>
+    <w:p>
+      <w:r>
+        <w:rPr>
+          <w:b w:val="0"/>
+          <w:i w:val="0"/>
+        </w:rPr>
+        <w:t xml:space="preserve">[1] P. Lewis et al., "Retrieval-Augmented Generation for Knowledge-Intensive NLP Tasks," in Advances in Neural Information Processing Systems (NeurIPS), vol. 33, 2020. Disponível em: https://arxiv.org/abs/2005.11401</w:t>
+      </w:r>
+    </w:p>
+    <w:p>
+      <w:r>
+        <w:rPr>
+          <w:b w:val="0"/>
+          <w:i w:val="0"/>
+        </w:rPr>
+        <w:t xml:space="preserve">[2] D. Edge et al., "From Local to Global: A Graph RAG Approach to Query-Focused Summarization," arXiv:2404.16130, 2024. Disponível em: https://arxiv.org/abs/2404.16130</w:t>
+      </w:r>
+    </w:p>
+    <w:p>
+      <w:r>
+        <w:rPr>
+          <w:b w:val="0"/>
+          <w:i w:val="0"/>
+        </w:rPr>
+        <w:t xml:space="preserve">[3] Microsoft, "GraphRAG: documentação oficial." Disponível em: https://microsoft.github.io/graphrag/</w:t>
+      </w:r>
+    </w:p>
+    <w:p>
+      <w:r>
+        <w:rPr>
+          <w:b w:val="0"/>
+          <w:i w:val="0"/>
+        </w:rPr>
+        <w:t xml:space="preserve">[4] V. A. Traag, L. Waltman e N. J. van Eck, "From Louvain to Leiden: guaranteeing well-connected communities," Scientific Reports, vol. 9, art. 5233, 2019.</w:t>
+      </w:r>
+    </w:p>
+    <w:p>
+      <w:r>
+        <w:rPr>
+          <w:b w:val="0"/>
+          <w:i w:val="0"/>
+        </w:rPr>
+        <w:t xml:space="preserve">[5] A. Vaswani et al., "Attention Is All You Need," in Advances in Neural Information Processing Systems (NeurIPS), vol. 30, 2017.</w:t>
+      </w:r>
+    </w:p>
+    <w:p>
+      <w:r>
+        <w:rPr>
+          <w:b w:val="0"/>
+          <w:i w:val="0"/>
+        </w:rPr>
+        <w:t xml:space="preserve">[6] Z. Ji et al., "Survey of Hallucination in Natural Language Generation," ACM Computing Surveys, vol. 55, n. 12, 2023.</w:t>
+      </w:r>
+    </w:p>
+    <w:p>
+      <w:r>
+        <w:rPr>
+          <w:b w:val="0"/>
+          <w:i w:val="0"/>
+        </w:rPr>
+        <w:t xml:space="preserve">[7] V. Karpukhin et al., "Dense Passage Retrieval for Open-Domain Question Answering," in Proc. EMNLP, 2020.</w:t>
+      </w:r>
+    </w:p>
+    <w:p>
+      <w:r>
+        <w:rPr>
+          <w:b w:val="0"/>
+          <w:i w:val="0"/>
+        </w:rPr>
+        <w:t xml:space="preserve">[8] A. Hogan et al., "Knowledge Graphs," ACM Computing Surveys, vol. 54, n. 4, 2021.</w:t>
+      </w:r>
+    </w:p>
+    <w:p>
+      <w:r>
+        <w:rPr>
+          <w:b w:val="0"/>
+        </w:rPr>
+        <w:t xml:space="preserve">[9] Wikipedia, "2024 CrowdStrike-related IT outages", revisão 1376517477, 24 set. 2026. Disponível em: https://en.wikipedia.org/wiki/2024_CrowdStrike-related_IT_outages. Licença CC BY-SA 4.0.</w:t>
+      </w:r>
+    </w:p>
+    <w:p>
+      <w:r>
+        <w:rPr>
+          <w:b w:val="0"/>
+        </w:rPr>
+        <w:t xml:space="preserve">[10] M. Prince, "Cloudflare outage on November 18, 2025," The Cloudflare Blog, 2025. Disponível em: https://blog.cloudflare.com/18-november-2025-outage/</w:t>
       </w:r>
     </w:p>
     <w:sectPr>
+      <w:type w:val="nextPage"/>
       <w:pgSz w:w="12240" w:h="15840"/>
       <w:pgMar w:top="1440" w:right="1440" w:bottom="1440" w:left="1440" w:header="720" w:footer="720" w:gutter="0"/>
+      <w:cols w:space="720" w:num="1"/>
     </w:sectPr>
   </w:body>
 </w:document>
 </file>
 
 <file path=word/numbering.xml><?xml version="1.0" encoding="utf-8"?>
-<w:numbering xmlns:w="http://schemas.openxmlformats.org/wordprocessingml/2006/main">
+<w:numbering xmlns:w="http://schemas.openxmlformats.org/wordprocessingml/2006/main" xmlns:r="http://schemas.openxmlformats.org/officeDocument/2006/relationships" xmlns:wp="http://schemas.openxmlformats.org/drawingml/2006/wordprocessingDrawing" xmlns:a="http://schemas.openxmlformats.org/drawingml/2006/main" xmlns:c="http://schemas.openxmlformats.org/drawingml/2006/chart" xmlns:pic="http://schemas.openxmlformats.org/drawingml/2006/picture" xmlns:mc="http://schemas.openxmlformats.org/markup-compatibility/2006" xmlns:w14="http://schemas.microsoft.com/office/word/2010/wordml" xmlns:wpi="http://schemas.microsoft.com/office/word/2010/wordprocessingInk" xmlns:w15="http://schemas.microsoft.com/office/word/2012/wordml" xmlns:wp14="http://schemas.microsoft.com/office/word/2010/wordprocessingDrawing" xmlns:wps="http://schemas.microsoft.com/office/word/2010/wordprocessingShape" xmlns:wpg="http://schemas.microsoft.com/office/word/2010/wordprocessingGroup" xmlns:wpc="http://schemas.microsoft.com/office/word/2010/wordprocessingCanvas" xmlns:dgm="http://schemas.openxmlformats.org/drawingml/2006/diagram" xmlns:dsp="http://schemas.microsoft.com/office/drawing/2008/diagram" xmlns:m="http://schemas.openxmlformats.org/officeDocument/2006/math" xmlns:v="urn:schemas-microsoft-com:vml" xmlns:o="urn:schemas-microsoft-com:office:office" xmlns:w10="urn:schemas-microsoft-com:office:word" mc:Ignorable="w14 w15 wp14">
   <w:abstractNum w:abstractNumId="0">
-    <w:multiLevelType w:val="hybridMultilevel"/>
+    <w:multiLevelType w:val="multilevel"/>
     <w:lvl w:ilvl="0">
       <w:start w:val="1"/>
       <w:numFmt w:val="bullet"/>
@@ -1823,7 +4664,7 @@
     </w:lvl>
   </w:abstractNum>
   <w:abstractNum w:abstractNumId="1">
-    <w:multiLevelType w:val="hybridMultilevel"/>
+    <w:multiLevelType w:val="multilevel"/>
     <w:lvl w:ilvl="0">
       <w:start w:val="1"/>
       <w:numFmt w:val="decimal"/>
@@ -1925,7 +4766,7 @@
 </file>
 
 <file path=word/styles.xml><?xml version="1.0" encoding="utf-8"?>
-<w:styles xmlns:w="http://schemas.openxmlformats.org/wordprocessingml/2006/main">
+<w:styles xmlns:w="http://schemas.openxmlformats.org/wordprocessingml/2006/main" xmlns:r="http://schemas.openxmlformats.org/officeDocument/2006/relationships" xmlns:wp="http://schemas.openxmlformats.org/drawingml/2006/wordprocessingDrawing" xmlns:a="http://schemas.openxmlformats.org/drawingml/2006/main" xmlns:c="http://schemas.openxmlformats.org/drawingml/2006/chart" xmlns:pic="http://schemas.openxmlformats.org/drawingml/2006/picture" xmlns:mc="http://schemas.openxmlformats.org/markup-compatibility/2006" xmlns:w14="http://schemas.microsoft.com/office/word/2010/wordml" xmlns:wpi="http://schemas.microsoft.com/office/word/2010/wordprocessingInk" xmlns:w15="http://schemas.microsoft.com/office/word/2012/wordml" xmlns:wp14="http://schemas.microsoft.com/office/word/2010/wordprocessingDrawing" xmlns:wps="http://schemas.microsoft.com/office/word/2010/wordprocessingShape" xmlns:wpg="http://schemas.microsoft.com/office/word/2010/wordprocessingGroup" xmlns:wpc="http://schemas.microsoft.com/office/word/2010/wordprocessingCanvas" xmlns:dgm="http://schemas.openxmlformats.org/drawingml/2006/diagram" xmlns:dsp="http://schemas.microsoft.com/office/drawing/2008/diagram" xmlns:m="http://schemas.openxmlformats.org/officeDocument/2006/math" xmlns:v="urn:schemas-microsoft-com:vml" xmlns:o="urn:schemas-microsoft-com:office:office" xmlns:w10="urn:schemas-microsoft-com:office:word" mc:Ignorable="w14 w15 wp14">
   <w:docDefaults>
     <w:rPrDefault>
       <w:rPr>
@@ -1941,7 +4782,7 @@
       </w:pPr>
     </w:pPrDefault>
   </w:docDefaults>
-  <w:style w:type="paragraph" w:default="1" w:styleId="Normal">
+  <w:style w:type="paragraph" w:styleId="Normal" w:default="1">
     <w:name w:val="Normal"/>
     <w:qFormat/>
   </w:style>
@@ -2050,10 +4891,10 @@
     <w:basedOn w:val="Normal"/>
     <w:qFormat/>
     <w:pPr>
-      <w:ind w:left="720" w:right="720"/>
       <w:pBdr>
         <w:left w:val="single" w:sz="12" w:space="8" w:color="A0A0A0"/>
       </w:pBdr>
+      <w:ind w:left="720" w:right="720"/>
     </w:pPr>
     <w:rPr>
       <w:i/>
@@ -2065,9 +4906,9 @@
     <w:basedOn w:val="Normal"/>
     <w:link w:val="CodeChar"/>
     <w:pPr>
+      <w:shd w:val="clear" w:color="auto" w:fill="F5F5F5"/>
       <w:spacing w:after="0" w:line="240" w:lineRule="auto"/>
       <w:contextualSpacing/>
-      <w:shd w:val="clear" w:color="auto" w:fill="F5F5F5"/>
     </w:pPr>
     <w:rPr>
       <w:rFonts w:ascii="Consolas" w:hAnsi="Consolas" w:eastAsia="Consolas" w:cs="Consolas"/>
@@ -2118,10 +4959,9 @@
       <w:szCs w:val="16"/>
     </w:rPr>
   </w:style>
-  <w:style w:type="table" w:default="1" w:styleId="TableNormal">
+  <w:style w:type="table" w:styleId="TableNormal" w:default="1">
     <w:name w:val="Normal Table"/>
     <w:tblPr>
-      <w:tblInd w:w="0" w:type="dxa"/>
       <w:tblCellMar>
         <w:top w:w="0" w:type="dxa"/>
         <w:left w:w="108" w:type="dxa"/>
@@ -2145,4 +4985,121 @@
     </w:tblPr>
   </w:style>
 </w:styles>
+</file>
+
+<file path=word/theme/theme1.xml><?xml version="1.0" encoding="utf-8"?>
+<a:theme xmlns:a="http://schemas.openxmlformats.org/drawingml/2006/main" name="Craft">
+  <a:themeElements>
+    <a:clrScheme name="Craft">
+      <a:dk1>
+        <a:srgbClr val="000000"/>
+      </a:dk1>
+      <a:lt1>
+        <a:srgbClr val="FFFFFF"/>
+      </a:lt1>
+      <a:dk2>
+        <a:srgbClr val="0E2841"/>
+      </a:dk2>
+      <a:lt2>
+        <a:srgbClr val="E8E8E8"/>
+      </a:lt2>
+      <a:accent1>
+        <a:srgbClr val="156082"/>
+      </a:accent1>
+      <a:accent2>
+        <a:srgbClr val="E97132"/>
+      </a:accent2>
+      <a:accent3>
+        <a:srgbClr val="196B24"/>
+      </a:accent3>
+      <a:accent4>
+        <a:srgbClr val="0F9ED5"/>
+      </a:accent4>
+      <a:accent5>
+        <a:srgbClr val="A02B93"/>
+      </a:accent5>
+      <a:accent6>
+        <a:srgbClr val="4EA72E"/>
+      </a:accent6>
+      <a:hlink>
+        <a:srgbClr val="467886"/>
+      </a:hlink>
+      <a:folHlink>
+        <a:srgbClr val="96607D"/>
+      </a:folHlink>
+    </a:clrScheme>
+    <a:fontScheme name="Craft">
+      <a:majorFont>
+        <a:latin typeface="Aptos Display"/>
+        <a:ea typeface=""/>
+        <a:cs typeface=""/>
+      </a:majorFont>
+      <a:minorFont>
+        <a:latin typeface="Aptos"/>
+        <a:ea typeface=""/>
+        <a:cs typeface=""/>
+      </a:minorFont>
+    </a:fontScheme>
+    <a:fmtScheme name="Craft">
+      <a:fillStyleLst>
+        <a:solidFill>
+          <a:schemeClr val="phClr"/>
+        </a:solidFill>
+        <a:solidFill>
+          <a:schemeClr val="phClr"/>
+        </a:solidFill>
+        <a:solidFill>
+          <a:schemeClr val="phClr"/>
+        </a:solidFill>
+      </a:fillStyleLst>
+      <a:lnStyleLst>
+        <a:ln w="6350" cap="flat" cmpd="sng" algn="ctr">
+          <a:solidFill>
+            <a:schemeClr val="phClr"/>
+          </a:solidFill>
+          <a:prstDash val="solid"/>
+          <a:miter lim="800000"/>
+        </a:ln>
+        <a:ln w="12700" cap="flat" cmpd="sng" algn="ctr">
+          <a:solidFill>
+            <a:schemeClr val="phClr"/>
+          </a:solidFill>
+          <a:prstDash val="solid"/>
+          <a:miter lim="800000"/>
+        </a:ln>
+        <a:ln w="19050" cap="flat" cmpd="sng" algn="ctr">
+          <a:solidFill>
+            <a:schemeClr val="phClr"/>
+          </a:solidFill>
+          <a:prstDash val="solid"/>
+          <a:miter lim="800000"/>
+        </a:ln>
+      </a:lnStyleLst>
+      <a:effectStyleLst>
+        <a:effectStyle>
+          <a:effectLst/>
+        </a:effectStyle>
+        <a:effectStyle>
+          <a:effectLst/>
+        </a:effectStyle>
+        <a:effectStyle>
+          <a:effectLst/>
+        </a:effectStyle>
+      </a:effectStyleLst>
+      <a:bgFillStyleLst>
+        <a:solidFill>
+          <a:schemeClr val="phClr"/>
+        </a:solidFill>
+        <a:solidFill>
+          <a:schemeClr val="phClr"/>
+        </a:solidFill>
+        <a:solidFill>
+          <a:schemeClr val="phClr"/>
+        </a:solidFill>
+      </a:bgFillStyleLst>
+    </a:fmtScheme>
+  </a:themeElements>
+  <a:objectDefaults/>
+  <a:extraClrSchemeLst/>
+</a:theme>
 </file>
--- a/docs/Configuracao_Experimento_GraphRAG_vs_RAG.docx
+++ b/docs/Configuracao_Experimento_GraphRAG_vs_RAG.docx
@@ -22,7 +22,6 @@
     <w:p>
       <w:r>
         <w:rPr>
-          <w:b w:val="0"/>
           <w:i w:val="0"/>
         </w:rPr>
         <w:t xml:space="preserve">Disciplina: Engenharia de Software · Prospecção Teórica e Tecnológica</w:t>
@@ -31,7 +30,6 @@
     <w:p>
       <w:r>
         <w:rPr>
-          <w:b w:val="0"/>
           <w:i w:val="0"/>
         </w:rPr>
         <w:t xml:space="preserve">Código-fonte: https://github.com/FelipeEmmendoerfer/prospeccao-tecnologica</w:t>
@@ -56,7 +54,6 @@
     <w:p>
       <w:r>
         <w:rPr>
-          <w:b w:val="0"/>
           <w:i w:val="0"/>
         </w:rPr>
         <w:t xml:space="preserve">Este trabalho estuda o GraphRAG, uma variação da técnica RAG (Retrieval-Augmented Generation, ou geração aumentada por recuperação). No RAG tradicional, antes de responder o sistema procura nos documentos os trechos mais parecidos com a pergunta e entrega esses trechos ao modelo de linguagem junto com ela. Assim o modelo responde com base no material fornecido, e não só no que aprendeu no treinamento.</w:t>
@@ -65,7 +62,6 @@
     <w:p>
       <w:r>
         <w:rPr>
-          <w:b w:val="0"/>
           <w:i w:val="0"/>
         </w:rPr>
         <w:t xml:space="preserve">O GraphRAG, proposto pela Microsoft Research em 2024, acrescenta uma etapa antes das perguntas: o próprio modelo de linguagem lê os documentos e monta um grafo de conhecimento, com as entidades citadas (sistemas, componentes, pessoas, decisões, incidentes) e as relações entre elas. Depois agrupa o grafo em comunidades de assuntos relacionados e escreve um resumo de cada uma. Na hora da pergunta, a busca usa esse grafo e esses resumos, e não apenas a semelhança entre textos.</w:t>
@@ -74,7 +70,6 @@
     <w:p>
       <w:r>
         <w:rPr>
-          <w:b w:val="0"/>
           <w:i w:val="0"/>
         </w:rPr>
         <w:t xml:space="preserve">A implementação estudada é a biblioteca de código aberto Microsoft GraphRAG, na versão 3.3.0, rodando inteiramente no computador local com modelos servidos pelo Ollama, sem nenhuma API paga.</w:t>
@@ -91,7 +86,6 @@
     <w:p>
       <w:r>
         <w:rPr>
-          <w:b w:val="0"/>
           <w:i w:val="0"/>
         </w:rPr>
         <w:t xml:space="preserve">Modelos de linguagem já fazem parte do dia a dia da Engenharia de Software, em assistentes de código, chatbots de suporte e buscas em documentação interna. Eles têm dois problemas conhecidos: não conhecem os dados privados de uma empresa e, quando não sabem algo, tendem a inventar uma resposta plausível, o que gera alucinações em grande parte dos casos. O RAG virou o padrão de mercado para contornar os dois, porque liga o modelo aos documentos da própria empresa.</w:t>
@@ -100,7 +94,6 @@
     <w:p>
       <w:r>
         <w:rPr>
-          <w:b w:val="0"/>
           <w:i w:val="0"/>
         </w:rPr>
         <w:t xml:space="preserve">Em um time de software, porém, o conhecimento fica espalhado. A escolha de um banco de dados está num registro de decisão de arquitetura (ADR), a queda do sistema está num postmortem, a ação corretiva está na ata de uma reunião e o limite de latência está no documento de requisitos. Perguntas reais, como "por que o sistema caiu e o que foi decidido depois?", exigem juntar vários desses documentos. É exatamente nesse tipo de pergunta que o RAG tradicional costuma falhar e que o GraphRAG promete ganhar.</w:t>
@@ -109,7 +102,6 @@
     <w:p>
       <w:r>
         <w:rPr>
-          <w:b w:val="0"/>
           <w:i w:val="0"/>
         </w:rPr>
         <w:t xml:space="preserve">Rodar tudo localmente também tem motivo prático. Documentos internos costumam ser confidenciais, e uma solução que não envia nada para fora e não tem custo por chamada é mais fácil de adotar. Por isso o trabalho testa se um modelo pequeno, que cabe numa GPU de notebook, é suficiente para a técnica funcionar.</w:t>
@@ -126,7 +118,6 @@
     <w:p>
       <w:r>
         <w:rPr>
-          <w:b w:val="0"/>
           <w:i w:val="0"/>
         </w:rPr>
         <w:t xml:space="preserve">O RAG vetorial busca trechos parecidos com a pergunta. Isso funciona bem quando a resposta está em um único trecho, mas falha em dois casos:</w:t>
@@ -149,7 +140,6 @@
       </w:r>
       <w:r>
         <w:rPr>
-          <w:b w:val="0"/>
           <w:i w:val="0"/>
         </w:rPr>
         <w:t xml:space="preserve">, cuja resposta depende de ligar fatos que estão em documentos diferentes. Cada trecho isolado pode não se parecer com a pergunta, e então não é recuperado.</w:t>
@@ -172,7 +162,6 @@
       </w:r>
       <w:r>
         <w:rPr>
-          <w:b w:val="0"/>
           <w:i w:val="0"/>
         </w:rPr>
         <w:t xml:space="preserve">, sobre o conjunto inteiro de documentos, como "quais são os principais riscos técnicos do sistema?". Nenhum trecho sozinho responde, e a busca por semelhança devolve só alguns pedaços soltos.</w:t>
@@ -181,10 +170,35 @@
     <w:p>
       <w:r>
         <w:rPr>
-          <w:b w:val="0"/>
           <w:i w:val="0"/>
         </w:rPr>
-        <w:t xml:space="preserve">O GraphRAG ataca o primeiro caso com a busca Local, que parte das entidades citadas na pergunta e segue suas conexões no grafo, e o segundo com a busca Global, que combina os resumos das comunidades. O preço é a indexação: montar o grafo exige muitas chamadas ao modelo de linguagem, enquanto o RAG vetorial só precisa calcular embeddings. Saber se esse custo compensa é o ponto central deste trabalho.</w:t>
+        <w:t xml:space="preserve">O GraphRAG ataca o primeiro caso com a </w:t>
+      </w:r>
+      <w:r>
+        <w:rPr>
+          <w:i/>
+          <w:iCs/>
+        </w:rPr>
+        <w:t xml:space="preserve">busca Local</w:t>
+      </w:r>
+      <w:r>
+        <w:rPr>
+          <w:i w:val="0"/>
+        </w:rPr>
+        <w:t xml:space="preserve">, que parte das entidades citadas na pergunta e segue suas conexões no grafo, e o segundo com a </w:t>
+      </w:r>
+      <w:r>
+        <w:rPr>
+          <w:i/>
+          <w:iCs/>
+        </w:rPr>
+        <w:t xml:space="preserve">busca Global</w:t>
+      </w:r>
+      <w:r>
+        <w:rPr>
+          <w:i w:val="0"/>
+        </w:rPr>
+        <w:t xml:space="preserve">, que combina os resumos das comunidades. O preço é a indexação: montar o grafo exige muitas chamadas ao modelo de linguagem, enquanto o RAG vetorial só precisa calcular embeddings. Saber se esse custo compensa é o ponto central deste trabalho.</w:t>
       </w:r>
     </w:p>
     <w:p>
@@ -198,7 +212,6 @@
     <w:p>
       <w:r>
         <w:rPr>
-          <w:b w:val="0"/>
           <w:i w:val="0"/>
         </w:rPr>
         <w:t xml:space="preserve">A pergunta do trabalho é em que tipos de pergunta o GraphRAG responde melhor que o RAG vetorial, e quanto isso custa em tempo e chamadas ao LLM.</w:t>
@@ -207,16 +220,14 @@
     <w:p>
       <w:r>
         <w:rPr>
-          <w:b w:val="0"/>
           <w:i w:val="0"/>
         </w:rPr>
-        <w:t xml:space="preserve">Em vez de construir uma aplicação completa, o trabalho monta um experimento controlado. Um corpus pequeno, formado por dois relatos reais de incidentes de software (a falha global causada pela CrowdStrike em 2024 e a interrupção da Cloudflare em 2025), é indexado uma vez, e o mesmo conjunto de perguntas é feito a quatro métodos: o modelo sem recuperação, o RAG vetorial e as buscas Local e Global do GraphRAG. As perguntas e as respostas esperadas são escritas antes de rodar qualquer método e cobrem perguntas pontuais, multi-hop, globais e sem resposta no corpus.</w:t>
-      </w:r>
-    </w:p>
-    <w:p>
-      <w:r>
-        <w:rPr>
-          <w:b w:val="0"/>
+        <w:t xml:space="preserve">Em vez de construir uma aplicação completa, o trabalho monta um experimento controlado. Um corpus pequeno, formado por dois relatos reais de incidentes de software (a falha global causada pela CrowdStrike em 2024 e a interrupção da Cloudflare em 2025), é indexado uma vez, e o mesmo conjunto de perguntas é feito a quatro métodos: o modelo sem recuperação, o RAG vetorial e as buscas Local e Global do GraphRAG. As perguntas e as respostas esperadas são escritas antes de rodar qualquer método e cobrem perguntas pontuais, multi-hop, globais e sem resposta no corpus. Depois, o mesmo teste é repetido num corpus cerca de três vezes maior, para ver se o tamanho do corpus muda o resultado.</w:t>
+      </w:r>
+    </w:p>
+    <w:p>
+      <w:r>
+        <w:rPr>
           <w:i w:val="0"/>
         </w:rPr>
         <w:t xml:space="preserve">Além da qualidade das respostas, são medidos os custos: tempo de indexação, número de chamadas ao LLM, tamanho do índice e latência de cada consulta. O objetivo final é chegar a uma regra de decisão, do tipo "use GraphRAG quando... e prefira o RAG vetorial quando...", apoiada nos números medidos.</w:t>
@@ -236,14 +247,16 @@
           <w:bCs/>
         </w:rPr>
         <w:t xml:space="preserve">1.5 Escopo do trabalho</w:t>
-      </w:r>
-    </w:p>
-    <w:p>
+        <w:br/>
+      </w:r>
       <w:r>
         <w:rPr>
           <w:b w:val="0"/>
-        </w:rPr>
-        <w:t xml:space="preserve">O escopo foi reduzido de propósito, seguindo a orientação do professor: a prioridade é demonstrar o ganho e o custo do GraphRAG, e não construir um sistema completo. Por isso:</w:t>
+          <w:bCs w:val="0"/>
+          <w:sz w:val="22"/>
+          <w:szCs w:val="22"/>
+        </w:rPr>
+        <w:t xml:space="preserve">A prioridade é manter um escopo pequeno e controlado para conseguir realizar todos os testes dentro do prazo.</w:t>
       </w:r>
     </w:p>
     <w:p>
@@ -261,11 +274,15 @@
         <w:t xml:space="preserve">O grafo não é construído do zero.</w:t>
       </w:r>
       <w:r>
-        <w:rPr>
-          <w:b w:val="0"/>
-        </w:rPr>
         <w:t xml:space="preserve"> O trabalho usa a biblioteca Microsoft GraphRAG, que já faz a extração de entidades, a detecção de comunidades e as buscas.</w:t>
       </w:r>
+    </w:p>
+    <w:p>
+      <w:pPr>
+        <w:rPr>
+          <w:b/>
+        </w:rPr>
+      </w:pPr>
     </w:p>
     <w:p>
       <w:pPr>
@@ -279,13 +296,284 @@
         <w:rPr>
           <w:b/>
         </w:rPr>
-        <w:t xml:space="preserve">A interface não é o foco.</w:t>
-      </w:r>
-      <w:r>
-        <w:rPr>
-          <w:b w:val="0"/>
-        </w:rPr>
-        <w:t xml:space="preserve"> O aplicativo em Streamlit herdado do projeto original foi congelado e serve só para visualizar o grafo; o experimento roda pela linha de comando.</w:t>
+        <w:t xml:space="preserve">O corpus é pequeno e controlado.</w:t>
+      </w:r>
+      <w:r>
+        <w:t xml:space="preserve"> Dois documentos, cerca de 7.500 tokens no total, e uma versão maior, com cerca de 25.000 tokens, para que a indexação caiba no prazo e para que cada resposta possa ser conferida contra o texto.</w:t>
+      </w:r>
+    </w:p>
+    <w:p>
+      <w:pPr>
+        <w:pStyle w:val="Heading3"/>
+      </w:pPr>
+      <w:r>
+        <w:t xml:space="preserve">1.6 Ferramentas e componentes prontos</w:t>
+      </w:r>
+    </w:p>
+    <w:p>
+      <w:r>
+        <w:t xml:space="preserve">Grande parte do sistema não precisou ser escrita do zero. O projeto combina bibliotecas, algoritmos e modelos já prontos, e o trabalho próprio se concentrou em configurá-los, integrá-los e medir o resultado. Isso reduziu o tempo de construção e permitiu dedicar o esforço ao experimento, que é o objetivo do trabalho.</w:t>
+      </w:r>
+    </w:p>
+    <w:tbl>
+      <w:tblPr>
+        <w:tblStyle w:val="TableGrid"/>
+        <w:tblW w:w="0" w:type="auto"/>
+        <w:tblLayout w:type="fixed"/>
+        <w:tblLook w:val="0420" w:firstRow="1" w:lastRow="0" w:firstColumn="0" w:lastColumn="0" w:noHBand="0" w:noVBand="1"/>
+      </w:tblPr>
+      <w:tblGrid>
+        <w:gridCol w:w="2800"/>
+        <w:gridCol w:w="6560"/>
+      </w:tblGrid>
+      <w:tr>
+        <w:trPr>
+          <w:tblHeader/>
+        </w:trPr>
+        <w:tc>
+          <w:tcPr>
+            <w:tcW w:w="2800" w:type="dxa"/>
+            <w:shd w:val="clear" w:color="auto" w:fill="F2F2F2"/>
+          </w:tcPr>
+          <w:p>
+            <w:r>
+              <w:t xml:space="preserve">Componente pronto</w:t>
+            </w:r>
+          </w:p>
+        </w:tc>
+        <w:tc>
+          <w:tcPr>
+            <w:tcW w:w="6560" w:type="dxa"/>
+            <w:shd w:val="clear" w:color="auto" w:fill="F2F2F2"/>
+          </w:tcPr>
+          <w:p>
+            <w:r>
+              <w:t xml:space="preserve">O que faz no projeto</w:t>
+            </w:r>
+          </w:p>
+        </w:tc>
+      </w:tr>
+      <w:tr>
+        <w:tc>
+          <w:tcPr>
+            <w:tcW w:w="2800" w:type="dxa"/>
+          </w:tcPr>
+          <w:p>
+            <w:r>
+              <w:t xml:space="preserve">Microsoft GraphRAG</w:t>
+            </w:r>
+          </w:p>
+        </w:tc>
+        <w:tc>
+          <w:tcPr>
+            <w:tcW w:w="6560" w:type="dxa"/>
+          </w:tcPr>
+          <w:p>
+            <w:r>
+              <w:t xml:space="preserve">Todo o pipeline de indexação (divisão em chunks, extração de entidades e relações, resumo das descrições, comunidades e relatórios) e os métodos de busca Basic, Local, Global e Drift</w:t>
+            </w:r>
+          </w:p>
+        </w:tc>
+      </w:tr>
+      <w:tr>
+        <w:tc>
+          <w:tcPr>
+            <w:tcW w:w="2800" w:type="dxa"/>
+          </w:tcPr>
+          <w:p>
+            <w:r>
+              <w:t xml:space="preserve">Algoritmo de Leiden</w:t>
+            </w:r>
+          </w:p>
+        </w:tc>
+        <w:tc>
+          <w:tcPr>
+            <w:tcW w:w="6560" w:type="dxa"/>
+          </w:tcPr>
+          <w:p>
+            <w:r>
+              <w:t xml:space="preserve">Detecção hierárquica de comunidades no grafo, já implementada dentro do GraphRAG</w:t>
+            </w:r>
+          </w:p>
+        </w:tc>
+      </w:tr>
+      <w:tr>
+        <w:tc>
+          <w:tcPr>
+            <w:tcW w:w="2800" w:type="dxa"/>
+          </w:tcPr>
+          <w:p>
+            <w:r>
+              <w:t xml:space="preserve">Ollama</w:t>
+            </w:r>
+          </w:p>
+        </w:tc>
+        <w:tc>
+          <w:tcPr>
+            <w:tcW w:w="6560" w:type="dxa"/>
+          </w:tcPr>
+          <w:p>
+            <w:r>
+              <w:t xml:space="preserve">Servidor local que executa os modelos de linguagem e de embeddings por uma API HTTP</w:t>
+            </w:r>
+          </w:p>
+        </w:tc>
+      </w:tr>
+      <w:tr>
+        <w:tc>
+          <w:tcPr>
+            <w:tcW w:w="2800" w:type="dxa"/>
+          </w:tcPr>
+          <w:p>
+            <w:r>
+              <w:t xml:space="preserve">qwen3.5:4b e nomic-embed-text</w:t>
+            </w:r>
+          </w:p>
+        </w:tc>
+        <w:tc>
+          <w:tcPr>
+            <w:tcW w:w="6560" w:type="dxa"/>
+          </w:tcPr>
+          <w:p>
+            <w:r>
+              <w:t xml:space="preserve">Modelos pré-treinados, usados sem nenhum ajuste: o primeiro gera textos e extrai o grafo, o segundo calcula os embeddings</w:t>
+            </w:r>
+          </w:p>
+        </w:tc>
+      </w:tr>
+      <w:tr>
+        <w:tc>
+          <w:tcPr>
+            <w:tcW w:w="2800" w:type="dxa"/>
+          </w:tcPr>
+          <w:p>
+            <w:r>
+              <w:t xml:space="preserve">LiteLLM</w:t>
+            </w:r>
+          </w:p>
+        </w:tc>
+        <w:tc>
+          <w:tcPr>
+            <w:tcW w:w="6560" w:type="dxa"/>
+          </w:tcPr>
+          <w:p>
+            <w:r>
+              <w:t xml:space="preserve">Camada que padroniza as chamadas do GraphRAG ao Ollama</w:t>
+            </w:r>
+          </w:p>
+        </w:tc>
+      </w:tr>
+      <w:tr>
+        <w:tc>
+          <w:tcPr>
+            <w:tcW w:w="2800" w:type="dxa"/>
+          </w:tcPr>
+          <w:p>
+            <w:r>
+              <w:t xml:space="preserve">LanceDB</w:t>
+            </w:r>
+          </w:p>
+        </w:tc>
+        <w:tc>
+          <w:tcPr>
+            <w:tcW w:w="6560" w:type="dxa"/>
+          </w:tcPr>
+          <w:p>
+            <w:r>
+              <w:t xml:space="preserve">Banco vetorial que guarda os embeddings e faz a busca por similaridade</w:t>
+            </w:r>
+          </w:p>
+        </w:tc>
+      </w:tr>
+      <w:tr>
+        <w:tc>
+          <w:tcPr>
+            <w:tcW w:w="2800" w:type="dxa"/>
+          </w:tcPr>
+          <w:p>
+            <w:r>
+              <w:t xml:space="preserve">Streamlit</w:t>
+            </w:r>
+          </w:p>
+        </w:tc>
+        <w:tc>
+          <w:tcPr>
+            <w:tcW w:w="6560" w:type="dxa"/>
+          </w:tcPr>
+          <w:p>
+            <w:r>
+              <w:t xml:space="preserve">Interface web do aplicativo (envio de arquivos, indexação, chat com os métodos de busca e painel de status), montada sem escrever HTML ou JavaScript</w:t>
+            </w:r>
+          </w:p>
+        </w:tc>
+      </w:tr>
+      <w:tr>
+        <w:tc>
+          <w:tcPr>
+            <w:tcW w:w="2800" w:type="dxa"/>
+          </w:tcPr>
+          <w:p>
+            <w:r>
+              <w:t xml:space="preserve">Pyvis e NetworkX</w:t>
+            </w:r>
+          </w:p>
+        </w:tc>
+        <w:tc>
+          <w:tcPr>
+            <w:tcW w:w="6560" w:type="dxa"/>
+          </w:tcPr>
+          <w:p>
+            <w:r>
+              <w:t xml:space="preserve">Visualização interativa do grafo de conhecimento no navegador, com layout por forças no estilo do Gephi</w:t>
+            </w:r>
+          </w:p>
+        </w:tc>
+      </w:tr>
+      <w:tr>
+        <w:tc>
+          <w:tcPr>
+            <w:tcW w:w="2800" w:type="dxa"/>
+          </w:tcPr>
+          <w:p>
+            <w:r>
+              <w:t xml:space="preserve">pandas e PyArrow</w:t>
+            </w:r>
+          </w:p>
+        </w:tc>
+        <w:tc>
+          <w:tcPr>
+            <w:tcW w:w="6560" w:type="dxa"/>
+          </w:tcPr>
+          <w:p>
+            <w:r>
+              <w:t xml:space="preserve">Leitura das tabelas do índice (entidades, relações, comunidades), gravadas em arquivos parquet</w:t>
+            </w:r>
+          </w:p>
+        </w:tc>
+      </w:tr>
+    </w:tbl>
+    <w:p>
+      <w:pPr>
+        <w:pStyle w:val="Heading2"/>
+      </w:pPr>
+      <w:r>
+        <w:t xml:space="preserve">2. Fundamentação teórica</w:t>
+      </w:r>
+    </w:p>
+    <w:p>
+      <w:pPr>
+        <w:pStyle w:val="Heading3"/>
+      </w:pPr>
+      <w:r>
+        <w:t xml:space="preserve">2.1 Histórico e evolução</w:t>
+      </w:r>
+    </w:p>
+    <w:p>
+      <w:r>
+        <w:rPr>
+          <w:i w:val="0"/>
+        </w:rPr>
+        <w:t xml:space="preserve">A evolução até o GraphRAG passa por três ideias que surgiram separadas e acabaram se juntando.</w:t>
       </w:r>
     </w:p>
     <w:p>
@@ -299,14 +587,15 @@
       <w:r>
         <w:rPr>
           <w:b/>
-        </w:rPr>
-        <w:t xml:space="preserve">A infraestrutura é a mínima necessária.</w:t>
-      </w:r>
-      <w:r>
-        <w:rPr>
-          <w:b w:val="0"/>
-        </w:rPr>
-        <w:t xml:space="preserve"> Um único modelo local (qwen3.5:4b) e um único modelo de embeddings (nomic-embed-text), servidos pelo Ollama, atendem a todos os métodos.</w:t>
+          <w:i w:val="0"/>
+        </w:rPr>
+        <w:t xml:space="preserve">Modelos de linguagem.</w:t>
+      </w:r>
+      <w:r>
+        <w:rPr>
+          <w:i w:val="0"/>
+        </w:rPr>
+        <w:t xml:space="preserve"> A arquitetura Transformer, de 2017 [5], permitiu treinar modelos cada vez maiores, que culminaram nos LLMs populares a partir do ChatGPT, no fim de 2022. Esses modelos guardam o conhecimento nos próprios parâmetros, congelado na data do treinamento, e alucinam quando a informação falta [6].</w:t>
       </w:r>
     </w:p>
     <w:p>
@@ -320,39 +609,15 @@
       <w:r>
         <w:rPr>
           <w:b/>
-        </w:rPr>
-        <w:t xml:space="preserve">O corpus é pequeno e controlado.</w:t>
-      </w:r>
-      <w:r>
-        <w:rPr>
-          <w:b w:val="0"/>
-        </w:rPr>
-        <w:t xml:space="preserve"> Dois documentos, cerca de 7.500 tokens no total, para que a indexação caiba no prazo e para que cada resposta possa ser conferida contra o texto.</w:t>
-      </w:r>
-    </w:p>
-    <w:p>
-      <w:pPr>
-        <w:pStyle w:val="Heading2"/>
-      </w:pPr>
-      <w:r>
-        <w:t xml:space="preserve">2. Fundamentação teórica</w:t>
-      </w:r>
-    </w:p>
-    <w:p>
-      <w:pPr>
-        <w:pStyle w:val="Heading3"/>
-      </w:pPr>
-      <w:r>
-        <w:t xml:space="preserve">2.1 Histórico e evolução</w:t>
-      </w:r>
-    </w:p>
-    <w:p>
-      <w:r>
-        <w:rPr>
-          <w:b w:val="0"/>
           <w:i w:val="0"/>
         </w:rPr>
-        <w:t xml:space="preserve">A evolução até o GraphRAG passa por três ideias que surgiram separadas e acabaram se juntando.</w:t>
+        <w:t xml:space="preserve">Recuperação de informação.</w:t>
+      </w:r>
+      <w:r>
+        <w:rPr>
+          <w:i w:val="0"/>
+        </w:rPr>
+        <w:t xml:space="preserve"> Em 2020, a busca densa por embeddings mostrou que vetores aprendidos encontram passagens relevantes melhor que a busca por palavras-chave [7]. No mesmo ano, Lewis et al. [1] juntaram um buscador e um gerador num único modelo e deram o nome RAG à técnica. Com a popularização dos LLMs, o RAG virou o padrão para conectar modelos a documentos privados, apoiado por bancos de dados vetoriais.</w:t>
       </w:r>
     </w:p>
     <w:p>
@@ -368,14 +633,60 @@
           <w:b/>
           <w:i w:val="0"/>
         </w:rPr>
-        <w:t xml:space="preserve">Modelos de linguagem.</w:t>
-      </w:r>
-      <w:r>
-        <w:rPr>
-          <w:b w:val="0"/>
+        <w:t xml:space="preserve">Grafos de conhecimento.</w:t>
+      </w:r>
+      <w:r>
+        <w:rPr>
           <w:i w:val="0"/>
         </w:rPr>
-        <w:t xml:space="preserve"> A arquitetura Transformer, de 2017 [5], permitiu treinar modelos cada vez maiores, que culminaram nos LLMs populares a partir do ChatGPT, no fim de 2022. Esses modelos guardam o conhecimento nos próprios parâmetros, congelado na data do treinamento, e alucinam quando a informação falta [6].</w:t>
+        <w:t xml:space="preserve"> A ideia de representar fatos como entidades ligadas por relações é bem mais antiga e ganhou escala na indústria com o Knowledge Graph do Google, em 2012 [8]. O problema sempre foi o custo de montar e manter esses grafos manualmente.</w:t>
+      </w:r>
+    </w:p>
+    <w:p>
+      <w:r>
+        <w:rPr>
+          <w:i w:val="0"/>
+        </w:rPr>
+        <w:t xml:space="preserve">O GraphRAG junta as três: usa o LLM para construir o grafo de conhecimento automaticamente a partir dos textos e depois usa o grafo para recuperar o contexto que o LLM recebe. A Microsoft Research publicou o artigo em abril de 2024 [2] e abriu o código no mesmo ano [3]. Desde então a biblioteca ganhou novos modos de busca, como o DRIFT, e uma variante de indexação mais barata, o LazyGraphRAG, além de várias versões; a usada aqui é a 3.3.0. No mesmo período surgiram outras implementações de RAG com grafos, que serão comparadas no bloco 3.</w:t>
+      </w:r>
+    </w:p>
+    <w:p>
+      <w:pPr>
+        <w:pStyle w:val="Heading3"/>
+        <w:rPr>
+          <w:b/>
+          <w:bCs/>
+        </w:rPr>
+      </w:pPr>
+      <w:r>
+        <w:rPr>
+          <w:b/>
+          <w:bCs/>
+        </w:rPr>
+        <w:t xml:space="preserve">2.2 RAG convencional: recuperação e geração</w:t>
+      </w:r>
+    </w:p>
+    <w:p>
+      <w:r>
+        <w:t xml:space="preserve">O RAG convencional, também chamado de RAG vetorial, combina dois componentes. O </w:t>
+      </w:r>
+      <w:r>
+        <w:rPr>
+          <w:b/>
+        </w:rPr>
+        <w:t xml:space="preserve">recuperador</w:t>
+      </w:r>
+      <w:r>
+        <w:t xml:space="preserve"> encontra nos documentos os trechos relevantes para a pergunta. O </w:t>
+      </w:r>
+      <w:r>
+        <w:rPr>
+          <w:b/>
+        </w:rPr>
+        <w:t xml:space="preserve">gerador</w:t>
+      </w:r>
+      <w:r>
+        <w:t xml:space="preserve">, que é o LLM, escreve a resposta usando esses trechos como contexto. O funcionamento tem duas partes:</w:t>
       </w:r>
     </w:p>
     <w:p>
@@ -389,16 +700,11 @@
       <w:r>
         <w:rPr>
           <w:b/>
-          <w:i w:val="0"/>
-        </w:rPr>
-        <w:t xml:space="preserve">Recuperação de informação.</w:t>
-      </w:r>
-      <w:r>
-        <w:rPr>
-          <w:b w:val="0"/>
-          <w:i w:val="0"/>
-        </w:rPr>
-        <w:t xml:space="preserve"> Em 2020, a busca densa por embeddings mostrou que vetores aprendidos encontram passagens relevantes melhor que a busca por palavras-chave [7]. No mesmo ano, Lewis et al. [1] juntaram um buscador e um gerador num único modelo e deram o nome RAG à técnica. Com a popularização dos LLMs, o RAG virou o padrão para conectar modelos a documentos privados, apoiado por bancos de dados vetoriais.</w:t>
+        </w:rPr>
+        <w:t xml:space="preserve">Indexação</w:t>
+      </w:r>
+      <w:r>
+        <w:t xml:space="preserve">, feita uma vez: os documentos são divididos em chunks, cada chunk vira um embedding e os vetores são guardados num banco vetorial.</w:t>
       </w:r>
     </w:p>
     <w:p>
@@ -412,25 +718,16 @@
       <w:r>
         <w:rPr>
           <w:b/>
-          <w:i w:val="0"/>
-        </w:rPr>
-        <w:t xml:space="preserve">Grafos de conhecimento.</w:t>
-      </w:r>
-      <w:r>
-        <w:rPr>
-          <w:b w:val="0"/>
-          <w:i w:val="0"/>
-        </w:rPr>
-        <w:t xml:space="preserve"> A ideia de representar fatos como entidades ligadas por relações é bem mais antiga e ganhou escala na indústria com o Knowledge Graph do Google, em 2012 [8]. O problema sempre foi o custo de montar e manter esses grafos manualmente.</w:t>
-      </w:r>
-    </w:p>
-    <w:p>
-      <w:r>
-        <w:rPr>
-          <w:b w:val="0"/>
-          <w:i w:val="0"/>
-        </w:rPr>
-        <w:t xml:space="preserve">O GraphRAG junta as três: usa o LLM para construir o grafo de conhecimento automaticamente a partir dos textos e depois usa o grafo para recuperar o contexto que o LLM recebe. A Microsoft Research publicou o artigo em abril de 2024 [2] e abriu o código no mesmo ano [3]. Desde então a biblioteca ganhou novos modos de busca, como o DRIFT, e uma variante de indexação mais barata, o LazyGraphRAG, além de várias versões; a usada aqui é a 3.3.0. No mesmo período surgiram outras implementações de RAG com grafos, que serão comparadas no bloco 3.</w:t>
+        </w:rPr>
+        <w:t xml:space="preserve">Consulta</w:t>
+      </w:r>
+      <w:r>
+        <w:t xml:space="preserve">, a cada pergunta: a pergunta também vira um embedding, o banco devolve os chunks mais próximos (os top-k, por similaridade de cosseno) e esses chunks entram no prompt junto com a pergunta e as instruções. O LLM gera a resposta a partir desse contexto.</w:t>
+      </w:r>
+    </w:p>
+    <w:p>
+      <w:r>
+        <w:t xml:space="preserve">O limite do RAG vetorial está na própria busca por semelhança. Ela encontra bem um trecho que se parece com a pergunta, mas não sabe que dois trechos diferentes falam da mesma entidade, nem consegue resumir o conjunto inteiro dos documentos. É esse limite que motiva o uso de grafos de conhecimento.</w:t>
       </w:r>
     </w:p>
     <w:p>
@@ -446,186 +743,45 @@
           <w:b/>
           <w:bCs/>
         </w:rPr>
-        <w:t xml:space="preserve">2.2 RAG convencional: recuperação e geração</w:t>
-      </w:r>
-    </w:p>
-    <w:p>
-      <w:r>
-        <w:rPr>
-          <w:b w:val="0"/>
-        </w:rPr>
-        <w:t xml:space="preserve">O RAG convencional, também chamado de RAG vetorial, combina dois componentes. O </w:t>
+        <w:t xml:space="preserve">2.3 Grafos de conhecimento</w:t>
+      </w:r>
+    </w:p>
+    <w:p>
+      <w:r>
+        <w:t xml:space="preserve">Um grafo de conhecimento representa fatos como uma rede: os </w:t>
       </w:r>
       <w:r>
         <w:rPr>
           <w:b/>
         </w:rPr>
-        <w:t xml:space="preserve">recuperador</w:t>
-      </w:r>
-      <w:r>
-        <w:rPr>
-          <w:b w:val="0"/>
-        </w:rPr>
-        <w:t xml:space="preserve"> encontra nos documentos os trechos relevantes para a pergunta. O </w:t>
+        <w:t xml:space="preserve">nós</w:t>
+      </w:r>
+      <w:r>
+        <w:t xml:space="preserve"> são entidades (empresas, pessoas, sistemas, eventos) e as </w:t>
       </w:r>
       <w:r>
         <w:rPr>
           <w:b/>
         </w:rPr>
-        <w:t xml:space="preserve">gerador</w:t>
-      </w:r>
-      <w:r>
-        <w:rPr>
-          <w:b w:val="0"/>
-        </w:rPr>
-        <w:t xml:space="preserve">, que é o LLM, escreve a resposta usando esses trechos como contexto. O funcionamento tem duas partes:</w:t>
-      </w:r>
-    </w:p>
-    <w:p>
-      <w:pPr>
-        <w:pStyle w:val="ListParagraph"/>
-        <w:numPr>
-          <w:ilvl w:val="0"/>
-          <w:numId w:val="2"/>
-        </w:numPr>
-      </w:pPr>
-      <w:r>
-        <w:rPr>
-          <w:b/>
-        </w:rPr>
-        <w:t xml:space="preserve">Indexação</w:t>
-      </w:r>
-      <w:r>
-        <w:rPr>
-          <w:b w:val="0"/>
-        </w:rPr>
-        <w:t xml:space="preserve">, feita uma vez: os documentos são divididos em chunks, cada chunk vira um embedding e os vetores são guardados num banco vetorial.</w:t>
-      </w:r>
-    </w:p>
-    <w:p>
-      <w:pPr>
-        <w:pStyle w:val="ListParagraph"/>
-        <w:numPr>
-          <w:ilvl w:val="0"/>
-          <w:numId w:val="2"/>
-        </w:numPr>
-      </w:pPr>
-      <w:r>
-        <w:rPr>
-          <w:b/>
-        </w:rPr>
-        <w:t xml:space="preserve">Consulta</w:t>
-      </w:r>
-      <w:r>
-        <w:rPr>
-          <w:b w:val="0"/>
-        </w:rPr>
-        <w:t xml:space="preserve">, a cada pergunta: a pergunta também vira um embedding, o banco devolve os chunks mais próximos (os top-k, por similaridade de cosseno) e esses chunks entram no prompt junto com a pergunta e as instruções. O LLM gera a resposta a partir desse contexto.</w:t>
-      </w:r>
-    </w:p>
-    <w:p>
-      <w:r>
-        <w:rPr>
-          <w:b w:val="0"/>
-        </w:rPr>
-        <w:t xml:space="preserve">As duas etapas têm papéis diferentes. A recuperação decide o que o modelo vai ver: se o trecho certo não for recuperado, o gerador não tem como acertar e pode inventar. A geração decide como o contexto é usado: um modelo pequeno ou um prompt sem regras claras pode ignorar o contexto ou completá-lo com suposições.</w:t>
-      </w:r>
-    </w:p>
-    <w:p>
-      <w:r>
-        <w:rPr>
-          <w:b w:val="0"/>
-        </w:rPr>
-        <w:t xml:space="preserve">A abordagem </w:t>
-      </w:r>
-      <w:r>
-        <w:rPr>
-          <w:b/>
-        </w:rPr>
-        <w:t xml:space="preserve">sem recuperação externa</w:t>
-      </w:r>
-      <w:r>
-        <w:rPr>
-          <w:b w:val="0"/>
-        </w:rPr>
-        <w:t xml:space="preserve"> pula a primeira etapa: a pergunta vai direto ao LLM, que responde só com o que aprendeu no treinamento. Ela não tem acesso a documentos privados nem a fatos posteriores ao treinamento, e é onde as alucinações aparecem com mais facilidade. Neste trabalho ela serve de linha de base.</w:t>
-      </w:r>
-    </w:p>
-    <w:p>
-      <w:r>
-        <w:rPr>
-          <w:b w:val="0"/>
-        </w:rPr>
-        <w:t xml:space="preserve">O limite do RAG vetorial está na própria busca por semelhança. Ela encontra bem um trecho que se parece com a pergunta, mas não sabe que dois trechos diferentes falam da mesma entidade, nem consegue resumir o conjunto inteiro dos documentos. É esse limite que motiva o uso de grafos de conhecimento.</w:t>
+        <w:t xml:space="preserve">arestas</w:t>
+      </w:r>
+      <w:r>
+        <w:t xml:space="preserve"> são as relações entre elas, cada uma com uma descrição. Cada fato pode ser lido como uma tripla sujeito, relação e objeto. No corpus deste trabalho, por exemplo, "Delta Air Lines processou CrowdStrike" e "Channel File 291 derrubou Falcon Sensor" são duas arestas; como CrowdStrike e Falcon Sensor aparecem nas duas cadeias, o grafo liga fatos que no texto estão em seções distantes.</w:t>
+      </w:r>
+    </w:p>
+    <w:p>
+      <w:r>
+        <w:t xml:space="preserve">Essa estrutura traz duas vantagens para a recuperação. A primeira é a navegação: a partir de uma entidade citada na pergunta, é possível seguir as arestas até fatos relacionados, o que atende às perguntas multi-hop. A segunda é o agrupamento: entidades muito conectadas formam comunidades, que podem ser resumidas e respondem a perguntas sobre o conjunto.</w:t>
+      </w:r>
+    </w:p>
+    <w:p>
+      <w:r>
+        <w:t xml:space="preserve">O problema histórico dos grafos de conhecimento é o custo de construção, que dependia de especialistas e de ontologias definidas à mão. O GraphRAG troca esse trabalho manual por extração automática feita pelo LLM. O grafo sai mais barato, mas mais ruidoso: entidades duplicadas, relações erradas e entidades inventadas, como as observadas no teste de fumaça (seção 4.7).</w:t>
       </w:r>
     </w:p>
     <w:p>
       <w:pPr>
         <w:pStyle w:val="Heading3"/>
-        <w:rPr>
-          <w:b/>
-          <w:bCs/>
-        </w:rPr>
-      </w:pPr>
-      <w:r>
-        <w:rPr>
-          <w:b/>
-          <w:bCs/>
-        </w:rPr>
-        <w:t xml:space="preserve">2.3 Grafos de conhecimento</w:t>
-      </w:r>
-    </w:p>
-    <w:p>
-      <w:r>
-        <w:rPr>
-          <w:b w:val="0"/>
-        </w:rPr>
-        <w:t xml:space="preserve">Um grafo de conhecimento representa fatos como uma rede: os </w:t>
-      </w:r>
-      <w:r>
-        <w:rPr>
-          <w:b/>
-        </w:rPr>
-        <w:t xml:space="preserve">nós</w:t>
-      </w:r>
-      <w:r>
-        <w:rPr>
-          <w:b w:val="0"/>
-        </w:rPr>
-        <w:t xml:space="preserve"> são entidades (empresas, pessoas, sistemas, eventos) e as </w:t>
-      </w:r>
-      <w:r>
-        <w:rPr>
-          <w:b/>
-        </w:rPr>
-        <w:t xml:space="preserve">arestas</w:t>
-      </w:r>
-      <w:r>
-        <w:rPr>
-          <w:b w:val="0"/>
-        </w:rPr>
-        <w:t xml:space="preserve"> são as relações entre elas, cada uma com uma descrição. Cada fato pode ser lido como uma tripla sujeito, relação e objeto. No corpus deste trabalho, por exemplo, "Delta Air Lines processou CrowdStrike" e "Channel File 291 derrubou Falcon Sensor" são duas arestas; como CrowdStrike e Falcon Sensor aparecem nas duas cadeias, o grafo liga fatos que no texto estão em seções distantes.</w:t>
-      </w:r>
-    </w:p>
-    <w:p>
-      <w:r>
-        <w:rPr>
-          <w:b w:val="0"/>
-        </w:rPr>
-        <w:t xml:space="preserve">Essa estrutura traz duas vantagens para a recuperação. A primeira é a navegação: a partir de uma entidade citada na pergunta, é possível seguir as arestas até fatos relacionados, o que atende às perguntas multi-hop. A segunda é o agrupamento: entidades muito conectadas formam comunidades, que podem ser resumidas e respondem a perguntas sobre o conjunto.</w:t>
-      </w:r>
-    </w:p>
-    <w:p>
-      <w:r>
-        <w:rPr>
-          <w:b w:val="0"/>
-        </w:rPr>
-        <w:t xml:space="preserve">O problema histórico dos grafos de conhecimento é o custo de construção, que dependia de especialistas e de ontologias definidas à mão. O GraphRAG troca esse trabalho manual por extração automática feita pelo LLM. O grafo sai mais barato, mas mais ruidoso: entidades duplicadas, relações erradas e entidades inventadas, como as observadas no teste de fumaça (seção 4.8).</w:t>
-      </w:r>
-    </w:p>
-    <w:p>
-      <w:pPr>
-        <w:pStyle w:val="Heading3"/>
       </w:pPr>
       <w:r>
         <w:t xml:space="preserve">2.4 GraphRAG: arquitetura e funcionamento</w:t>
@@ -634,10 +790,9 @@
     <w:p>
       <w:r>
         <w:rPr>
-          <w:b w:val="0"/>
           <w:i w:val="0"/>
         </w:rPr>
-        <w:t xml:space="preserve">O GraphRAG funciona em duas fases: uma indexação, feita uma vez e cara, e as consultas, feitas a cada pergunta. A Figura 1 resume o fluxo com os valores usados neste trabalho.</w:t>
+        <w:t xml:space="preserve">A Figura a baixo resume o fluxo com os valores usados neste trabalho.</w:t>
       </w:r>
     </w:p>
     <w:p>
@@ -687,6 +842,9 @@
         <w:pStyle w:val="Heading4"/>
       </w:pPr>
       <w:r>
+        <w:rPr>
+          <w:b/>
+        </w:rPr>
         <w:t xml:space="preserve">Fase 1: indexação</w:t>
       </w:r>
     </w:p>
@@ -695,22 +853,17 @@
         <w:pStyle w:val="ListParagraph"/>
         <w:numPr>
           <w:ilvl w:val="0"/>
-          <w:numId w:val="2"/>
+          <w:numId w:val="6"/>
         </w:numPr>
       </w:pPr>
       <w:r>
         <w:rPr>
           <w:b/>
-          <w:i w:val="0"/>
-        </w:rPr>
-        <w:t xml:space="preserve">Divisão em chunks.</w:t>
-      </w:r>
-      <w:r>
-        <w:rPr>
-          <w:b w:val="0"/>
-          <w:i w:val="0"/>
-        </w:rPr>
-        <w:t xml:space="preserve"> Os documentos são cortados em pedaços de 800 tokens, com 200 tokens de sobreposição para não partir uma frase importante ao meio.</w:t>
+        </w:rPr>
+        <w:t xml:space="preserve">Chunks.</w:t>
+      </w:r>
+      <w:r>
+        <w:t xml:space="preserve"> Os documentos são divididos em pedaços de 800 tokens, com 200 de sobreposição.</w:t>
       </w:r>
     </w:p>
     <w:p>
@@ -718,15 +871,17 @@
         <w:pStyle w:val="ListParagraph"/>
         <w:numPr>
           <w:ilvl w:val="0"/>
-          <w:numId w:val="2"/>
+          <w:numId w:val="6"/>
         </w:numPr>
       </w:pPr>
       <w:r>
         <w:rPr>
           <w:b/>
-          <w:i w:val="0"/>
-        </w:rPr>
-        <w:t xml:space="preserve">Extração do grafo. Para cada chunk, o LLM recebe um prompt pedindo as entidades (com nome, tipo e descrição) e as relações entre elas. Os tipos de entidade são configuráveis; aqui foram usados organization, person, system, component, incident e event. O gleaning é uma passada extra em que o modelo é perguntado se esqueceu alguma entidade.</w:t>
+        </w:rPr>
+        <w:t xml:space="preserve">Extração do grafo.</w:t>
+      </w:r>
+      <w:r>
+        <w:t xml:space="preserve"> Para cada chunk, o LLM lista as entidades (organization, person, system, component, incident e event) e as relações entre elas. Uma passada extra, o gleaning, busca entidades esquecidas.</w:t>
       </w:r>
     </w:p>
     <w:p>
@@ -734,22 +889,17 @@
         <w:pStyle w:val="ListParagraph"/>
         <w:numPr>
           <w:ilvl w:val="0"/>
-          <w:numId w:val="2"/>
+          <w:numId w:val="6"/>
         </w:numPr>
       </w:pPr>
       <w:r>
         <w:rPr>
           <w:b/>
-          <w:i w:val="0"/>
         </w:rPr>
         <w:t xml:space="preserve">Resumo das descrições.</w:t>
       </w:r>
       <w:r>
-        <w:rPr>
-          <w:b w:val="0"/>
-          <w:i w:val="0"/>
-        </w:rPr>
-        <w:t xml:space="preserve"> A mesma entidade aparece em vários chunks com descrições diferentes. O LLM junta essas descrições num texto único por entidade e por relação.</w:t>
+        <w:t xml:space="preserve"> O LLM junta num texto único as descrições de uma mesma entidade ou relação vindas de chunks diferentes.</w:t>
       </w:r>
     </w:p>
     <w:p>
@@ -757,22 +907,17 @@
         <w:pStyle w:val="ListParagraph"/>
         <w:numPr>
           <w:ilvl w:val="0"/>
-          <w:numId w:val="2"/>
+          <w:numId w:val="6"/>
         </w:numPr>
       </w:pPr>
       <w:r>
         <w:rPr>
           <w:b/>
-          <w:i w:val="0"/>
-        </w:rPr>
-        <w:t xml:space="preserve">Detecção de comunidades.</w:t>
-      </w:r>
-      <w:r>
-        <w:rPr>
-          <w:b w:val="0"/>
-          <w:i w:val="0"/>
-        </w:rPr>
-        <w:t xml:space="preserve"> O algoritmo de Leiden [4] agrupa o grafo em comunidades, conjuntos de entidades mais conectadas entre si do que com o resto. O agrupamento é hierárquico: comunidades grandes se dividem em menores.</w:t>
+        </w:rPr>
+        <w:t xml:space="preserve">Comunidades.</w:t>
+      </w:r>
+      <w:r>
+        <w:t xml:space="preserve"> O algoritmo de Leiden [4] agrupa as entidades mais conectadas entre si, em níveis hierárquicos.</w:t>
       </w:r>
     </w:p>
     <w:p>
@@ -780,22 +925,17 @@
         <w:pStyle w:val="ListParagraph"/>
         <w:numPr>
           <w:ilvl w:val="0"/>
-          <w:numId w:val="2"/>
+          <w:numId w:val="6"/>
         </w:numPr>
       </w:pPr>
       <w:r>
         <w:rPr>
           <w:b/>
-          <w:i w:val="0"/>
         </w:rPr>
         <w:t xml:space="preserve">Relatórios de comunidade.</w:t>
       </w:r>
       <w:r>
-        <w:rPr>
-          <w:b w:val="0"/>
-          <w:i w:val="0"/>
-        </w:rPr>
-        <w:t xml:space="preserve"> Para cada comunidade, o LLM escreve um relatório com título, resumo e principais achados. É isso que permite responder perguntas sobre o corpus inteiro.</w:t>
+        <w:t xml:space="preserve"> O LLM resume cada comunidade, o que permite responder perguntas sobre o corpus inteiro.</w:t>
       </w:r>
     </w:p>
     <w:p>
@@ -803,38 +943,29 @@
         <w:pStyle w:val="ListParagraph"/>
         <w:numPr>
           <w:ilvl w:val="0"/>
-          <w:numId w:val="2"/>
+          <w:numId w:val="6"/>
         </w:numPr>
       </w:pPr>
       <w:r>
         <w:rPr>
           <w:b/>
-          <w:i w:val="0"/>
         </w:rPr>
         <w:t xml:space="preserve">Embeddings.</w:t>
       </w:r>
       <w:r>
-        <w:rPr>
-          <w:b w:val="0"/>
-          <w:i w:val="0"/>
-        </w:rPr>
-        <w:t xml:space="preserve"> Os chunks, as descrições das entidades e os relatórios viram vetores, guardados no banco vetorial LanceDB. Tabelas e grafo ficam em arquivos parquet.</w:t>
-      </w:r>
-    </w:p>
-    <w:p>
-      <w:r>
-        <w:rPr>
-          <w:b w:val="0"/>
-          <w:i w:val="0"/>
-        </w:rPr>
-        <w:t xml:space="preserve">O RAG vetorial usa só o primeiro e o último passo: chunks e embeddings. Todo o resto, e quase todas as chamadas ao LLM, é custo exclusivo do GraphRAG.</w:t>
-      </w:r>
-    </w:p>
-    <w:p>
-      <w:pPr>
-        <w:pStyle w:val="Heading4"/>
-      </w:pPr>
-      <w:r>
+        <w:t xml:space="preserve"> Chunks, entidades e relatórios viram vetores no LanceDB; o grafo fica em arquivos parquet.</w:t>
+      </w:r>
+    </w:p>
+    <w:p>
+      <w:r>
+        <w:t xml:space="preserve">O RAG vetorial usa só os chunks e os embeddings. O resto, e quase todas as chamadas ao LLM, é custo exclusivo do GraphRAG.</w:t>
+      </w:r>
+    </w:p>
+    <w:p>
+      <w:r>
+        <w:rPr>
+          <w:b/>
+        </w:rPr>
         <w:t xml:space="preserve">Fase 2: consulta</w:t>
       </w:r>
     </w:p>
@@ -843,22 +974,17 @@
         <w:pStyle w:val="ListParagraph"/>
         <w:numPr>
           <w:ilvl w:val="0"/>
-          <w:numId w:val="2"/>
+          <w:numId w:val="7"/>
         </w:numPr>
       </w:pPr>
       <w:r>
         <w:rPr>
           <w:b/>
-          <w:i w:val="0"/>
         </w:rPr>
         <w:t xml:space="preserve">Sem recuperação.</w:t>
       </w:r>
       <w:r>
-        <w:rPr>
-          <w:b w:val="0"/>
-          <w:i w:val="0"/>
-        </w:rPr>
-        <w:t xml:space="preserve"> A pergunta vai direto ao modelo. Serve de linha de base para medir o quanto cada método de recuperação ajuda e quanto o modelo inventa sozinho.</w:t>
+        <w:t xml:space="preserve"> A pergunta vai direto ao modelo. É a linha de base.</w:t>
       </w:r>
     </w:p>
     <w:p>
@@ -866,22 +992,17 @@
         <w:pStyle w:val="ListParagraph"/>
         <w:numPr>
           <w:ilvl w:val="0"/>
-          <w:numId w:val="2"/>
+          <w:numId w:val="7"/>
         </w:numPr>
       </w:pPr>
       <w:r>
         <w:rPr>
           <w:b/>
-          <w:i w:val="0"/>
         </w:rPr>
         <w:t xml:space="preserve">Basic (RAG vetorial).</w:t>
       </w:r>
       <w:r>
-        <w:rPr>
-          <w:b w:val="0"/>
-          <w:i w:val="0"/>
-        </w:rPr>
-        <w:t xml:space="preserve"> A pergunta vira um embedding, o sistema busca os chunks mais próximos e os coloca no prompt.</w:t>
+        <w:t xml:space="preserve"> Recupera os chunks mais parecidos com a pergunta.</w:t>
       </w:r>
     </w:p>
     <w:p>
@@ -889,22 +1010,17 @@
         <w:pStyle w:val="ListParagraph"/>
         <w:numPr>
           <w:ilvl w:val="0"/>
-          <w:numId w:val="2"/>
+          <w:numId w:val="7"/>
         </w:numPr>
       </w:pPr>
       <w:r>
         <w:rPr>
           <w:b/>
-          <w:i w:val="0"/>
         </w:rPr>
         <w:t xml:space="preserve">Local.</w:t>
       </w:r>
       <w:r>
-        <w:rPr>
-          <w:b w:val="0"/>
-          <w:i w:val="0"/>
-        </w:rPr>
-        <w:t xml:space="preserve"> O sistema encontra as entidades mais parecidas com a pergunta e monta o contexto com elas, suas relações, os vizinhos no grafo, os chunks de onde vieram e os relatórios das comunidades a que pertencem. É o método indicado para perguntas sobre entidades específicas e para perguntas multi-hop.</w:t>
+        <w:t xml:space="preserve"> Parte das entidades da pergunta e reúne as relações, os vizinhos, os chunks de origem e os relatórios das suas comunidades. É indicada para perguntas específicas e multi-hop.</w:t>
       </w:r>
     </w:p>
     <w:p>
@@ -912,31 +1028,22 @@
         <w:pStyle w:val="ListParagraph"/>
         <w:numPr>
           <w:ilvl w:val="0"/>
-          <w:numId w:val="2"/>
+          <w:numId w:val="7"/>
         </w:numPr>
       </w:pPr>
       <w:r>
         <w:rPr>
           <w:b/>
-          <w:i w:val="0"/>
         </w:rPr>
         <w:t xml:space="preserve">Global.</w:t>
       </w:r>
       <w:r>
-        <w:rPr>
-          <w:b w:val="0"/>
-          <w:i w:val="0"/>
-        </w:rPr>
-        <w:t xml:space="preserve"> Funciona em map-reduce. Na etapa map, cada lote de relatórios de comunidade gera uma lista de pontos relevantes com uma nota de importância; na etapa reduce, os pontos mais bem avaliados são combinados na resposta final. É o método indicado para perguntas sobre o corpus inteiro, e o mais caro na consulta, porque faz várias chamadas ao LLM por pergunta.</w:t>
-      </w:r>
-    </w:p>
-    <w:p>
-      <w:r>
-        <w:rPr>
-          <w:b w:val="0"/>
-          <w:i w:val="0"/>
-        </w:rPr>
-        <w:t xml:space="preserve">Nos dois casos o papel do LLM é diferente. Na indexação ele trabalha como extrator e redator de resumos, e a qualidade do grafo depende dele. Na consulta ele trabalha como gerador, e deve se limitar ao contexto recebido. Um erro cometido na indexação fica gravado no grafo e pode reaparecer em todas as respostas que usarem aquele trecho, o que foi observado no teste de fumaça (seção 4.8).</w:t>
+        <w:t xml:space="preserve"> Em map-reduce: cada lote de relatórios gera pontos relevantes com nota de importância, e os melhores são combinados na resposta. É indicada para perguntas sobre o corpus inteiro e é a mais cara.</w:t>
+      </w:r>
+    </w:p>
+    <w:p>
+      <w:r>
+        <w:t xml:space="preserve">O LLM tem dois papéis: na indexação extrai e resume, e a qualidade do grafo depende dele; na consulta gera a resposta a partir do contexto. Um erro de indexação fica gravado no grafo e pode se repetir nas respostas, como observado no teste de fumaça (seção 4.7).</w:t>
       </w:r>
     </w:p>
     <w:p>
@@ -1367,7 +1474,7 @@
           </w:tcPr>
           <w:p>
             <w:r>
-              <w:t xml:space="preserve">Temperature</w:t>
+              <w:t xml:space="preserve">Postmortem</w:t>
             </w:r>
           </w:p>
         </w:tc>
@@ -1377,116 +1484,6 @@
           </w:tcPr>
           <w:p>
             <w:r>
-              <w:t xml:space="preserve">Parâmetro de aleatoriedade da geração. Com 0, o modelo escolhe sempre o token mais provável.</w:t>
-            </w:r>
-          </w:p>
-        </w:tc>
-      </w:tr>
-      <w:tr>
-        <w:tc>
-          <w:tcPr>
-            <w:tcW w:w="3051" w:type="dxa"/>
-          </w:tcPr>
-          <w:p>
-            <w:r>
-              <w:t xml:space="preserve">Modo thinking</w:t>
-            </w:r>
-          </w:p>
-        </w:tc>
-        <w:tc>
-          <w:tcPr>
-            <w:tcW w:w="6308" w:type="dxa"/>
-          </w:tcPr>
-          <w:p>
-            <w:r>
-              <w:t xml:space="preserve">Recurso de alguns modelos de gerar um raciocínio interno antes da resposta, gastando tokens.</w:t>
-            </w:r>
-          </w:p>
-        </w:tc>
-      </w:tr>
-      <w:tr>
-        <w:tc>
-          <w:tcPr>
-            <w:tcW w:w="3051" w:type="dxa"/>
-          </w:tcPr>
-          <w:p>
-            <w:r>
-              <w:t xml:space="preserve">Ollama</w:t>
-            </w:r>
-          </w:p>
-        </w:tc>
-        <w:tc>
-          <w:tcPr>
-            <w:tcW w:w="6308" w:type="dxa"/>
-          </w:tcPr>
-          <w:p>
-            <w:r>
-              <w:t xml:space="preserve">Ferramenta que baixa e serve modelos de linguagem localmente por uma API HTTP.</w:t>
-            </w:r>
-          </w:p>
-        </w:tc>
-      </w:tr>
-      <w:tr>
-        <w:tc>
-          <w:tcPr>
-            <w:tcW w:w="3051" w:type="dxa"/>
-          </w:tcPr>
-          <w:p>
-            <w:r>
-              <w:t xml:space="preserve">LiteLLM</w:t>
-            </w:r>
-          </w:p>
-        </w:tc>
-        <w:tc>
-          <w:tcPr>
-            <w:tcW w:w="6308" w:type="dxa"/>
-          </w:tcPr>
-          <w:p>
-            <w:r>
-              <w:t xml:space="preserve">Biblioteca que padroniza chamadas a provedores de LLM; o GraphRAG a usa para falar com o Ollama.</w:t>
-            </w:r>
-          </w:p>
-        </w:tc>
-      </w:tr>
-      <w:tr>
-        <w:tc>
-          <w:tcPr>
-            <w:tcW w:w="3051" w:type="dxa"/>
-          </w:tcPr>
-          <w:p>
-            <w:r>
-              <w:t xml:space="preserve">ADR</w:t>
-            </w:r>
-          </w:p>
-        </w:tc>
-        <w:tc>
-          <w:tcPr>
-            <w:tcW w:w="6308" w:type="dxa"/>
-          </w:tcPr>
-          <w:p>
-            <w:r>
-              <w:t xml:space="preserve">Architecture Decision Record: registro curto de uma decisão de arquitetura, seu contexto e suas consequências.</w:t>
-            </w:r>
-          </w:p>
-        </w:tc>
-      </w:tr>
-      <w:tr>
-        <w:tc>
-          <w:tcPr>
-            <w:tcW w:w="3051" w:type="dxa"/>
-          </w:tcPr>
-          <w:p>
-            <w:r>
-              <w:t xml:space="preserve">Postmortem</w:t>
-            </w:r>
-          </w:p>
-        </w:tc>
-        <w:tc>
-          <w:tcPr>
-            <w:tcW w:w="6308" w:type="dxa"/>
-          </w:tcPr>
-          <w:p>
-            <w:r>
               <w:t xml:space="preserve">Relatório escrito após um incidente, com linha do tempo, causas e ações corretivas.</w:t>
             </w:r>
           </w:p>
@@ -1503,18 +1500,7 @@
     </w:p>
     <w:p>
       <w:r>
-        <w:rPr>
-          <w:b/>
-          <w:color w:val="B45F06"/>
-        </w:rPr>
-        <w:t xml:space="preserve">[A FAZER] </w:t>
-      </w:r>
-      <w:r>
-        <w:rPr>
-          <w:i/>
-          <w:color w:val="6B7280"/>
-        </w:rPr>
-        <w:t xml:space="preserve">Bloco a ser escrito depois que o corpus de teste e as perguntas forem definidos e o benchmark for executado, porque a comparação depende desses resultados.</w:t>
+        <w:t xml:space="preserve">Este bloco compara três abordagens, sem recuperação externa, RAG vetorial tradicional e GraphRAG (buscas Local e Global), a partir do experimento descrito no bloco 4. O corpus, as perguntas e a escala de avaliação estão na seção 4.6.</w:t>
       </w:r>
     </w:p>
     <w:p>
@@ -1528,10 +1514,9 @@
     <w:p>
       <w:r>
         <w:rPr>
-          <w:b w:val="0"/>
           <w:i w:val="0"/>
         </w:rPr>
-        <w:t xml:space="preserve">Comparação entre três abordagens: sem recuperação externa, RAG vetorial tradicional e GraphRAG (buscas Local e Global), com base nos números do benchmark (seção 4.7).</w:t>
+        <w:t xml:space="preserve">A comparação usa os mesmos critérios para todos os métodos: qualidade por tipo de pergunta, custo de indexação, latência, explicabilidade, custo de atualizar o índice quando um documento muda e privacidade.</w:t>
       </w:r>
     </w:p>
     <w:p>
@@ -1544,7 +1529,6 @@
       </w:pPr>
       <w:r>
         <w:rPr>
-          <w:b w:val="0"/>
           <w:i w:val="0"/>
         </w:rPr>
         <w:t xml:space="preserve">Alternativas medidas no experimento: o modelo sem recuperação e o RAG vetorial (busca Basic).</w:t>
@@ -1560,10 +1544,982 @@
       </w:pPr>
       <w:r>
         <w:rPr>
-          <w:b w:val="0"/>
           <w:i w:val="0"/>
         </w:rPr>
         <w:t xml:space="preserve">Alternativas de mercado para citar, sem medir: outras implementações de RAG com grafos, como LightRAG e Neo4j GraphRAG.</w:t>
+      </w:r>
+    </w:p>
+    <w:p>
+      <w:pPr>
+        <w:pStyle w:val="Heading3"/>
+      </w:pPr>
+      <w:r>
+        <w:t xml:space="preserve">3.2 Custo</w:t>
+      </w:r>
+    </w:p>
+    <w:p>
+      <w:pPr>
+        <w:pStyle w:val="Heading4"/>
+      </w:pPr>
+      <w:r>
+        <w:t xml:space="preserve">Indexação</w:t>
+      </w:r>
+    </w:p>
+    <w:p>
+      <w:r>
+        <w:t xml:space="preserve">A indexação do corpus pequeno foi feita do zero. Os números saem de ragtest/output/stats.json e da contagem do cache, extraídos por benchmark/metricas_indexacao.py.</w:t>
+      </w:r>
+    </w:p>
+    <w:tbl>
+      <w:tblPr>
+        <w:tblStyle w:val="TableGrid"/>
+        <w:tblW w:w="0" w:type="auto"/>
+        <w:tblLayout w:type="fixed"/>
+        <w:tblLook w:val="0420" w:firstRow="1" w:lastRow="0" w:firstColumn="0" w:lastColumn="0" w:noHBand="0" w:noVBand="1"/>
+      </w:tblPr>
+      <w:tblGrid>
+        <w:gridCol w:w="3516"/>
+        <w:gridCol w:w="5843"/>
+      </w:tblGrid>
+      <w:tr>
+        <w:trPr>
+          <w:tblHeader/>
+        </w:trPr>
+        <w:tc>
+          <w:tcPr>
+            <w:tcW w:w="3516" w:type="dxa"/>
+            <w:shd w:val="clear" w:color="auto" w:fill="F2F2F2"/>
+          </w:tcPr>
+          <w:p>
+            <w:r>
+              <w:t xml:space="preserve">Métrica</w:t>
+            </w:r>
+          </w:p>
+        </w:tc>
+        <w:tc>
+          <w:tcPr>
+            <w:tcW w:w="5843" w:type="dxa"/>
+            <w:shd w:val="clear" w:color="auto" w:fill="F2F2F2"/>
+          </w:tcPr>
+          <w:p>
+            <w:r>
+              <w:t xml:space="preserve">Valor</w:t>
+            </w:r>
+          </w:p>
+        </w:tc>
+      </w:tr>
+      <w:tr>
+        <w:tc>
+          <w:tcPr>
+            <w:tcW w:w="3516" w:type="dxa"/>
+          </w:tcPr>
+          <w:p>
+            <w:r>
+              <w:t xml:space="preserve">Corpus</w:t>
+            </w:r>
+          </w:p>
+        </w:tc>
+        <w:tc>
+          <w:tcPr>
+            <w:tcW w:w="5843" w:type="dxa"/>
+          </w:tcPr>
+          <w:p>
+            <w:r>
+              <w:t xml:space="preserve">2 documentos, 35,7 KB, 13 chunks (9.734 tokens)</w:t>
+            </w:r>
+          </w:p>
+        </w:tc>
+      </w:tr>
+      <w:tr>
+        <w:tc>
+          <w:tcPr>
+            <w:tcW w:w="3516" w:type="dxa"/>
+          </w:tcPr>
+          <w:p>
+            <w:r>
+              <w:t xml:space="preserve">Tempo total de indexação</w:t>
+            </w:r>
+          </w:p>
+        </w:tc>
+        <w:tc>
+          <w:tcPr>
+            <w:tcW w:w="5843" w:type="dxa"/>
+          </w:tcPr>
+          <w:p>
+            <w:r>
+              <w:t xml:space="preserve">1.603 s (26,7 min)</w:t>
+            </w:r>
+          </w:p>
+        </w:tc>
+      </w:tr>
+      <w:tr>
+        <w:tc>
+          <w:tcPr>
+            <w:tcW w:w="3516" w:type="dxa"/>
+          </w:tcPr>
+          <w:p>
+            <w:r>
+              <w:t xml:space="preserve">Extração do grafo</w:t>
+            </w:r>
+          </w:p>
+        </w:tc>
+        <w:tc>
+          <w:tcPr>
+            <w:tcW w:w="5843" w:type="dxa"/>
+          </w:tcPr>
+          <w:p>
+            <w:r>
+              <w:t xml:space="preserve">809 s (50%)</w:t>
+            </w:r>
+          </w:p>
+        </w:tc>
+      </w:tr>
+      <w:tr>
+        <w:tc>
+          <w:tcPr>
+            <w:tcW w:w="3516" w:type="dxa"/>
+          </w:tcPr>
+          <w:p>
+            <w:r>
+              <w:t xml:space="preserve">Relatórios de comunidade</w:t>
+            </w:r>
+          </w:p>
+        </w:tc>
+        <w:tc>
+          <w:tcPr>
+            <w:tcW w:w="5843" w:type="dxa"/>
+          </w:tcPr>
+          <w:p>
+            <w:r>
+              <w:t xml:space="preserve">774 s (48%)</w:t>
+            </w:r>
+          </w:p>
+        </w:tc>
+      </w:tr>
+      <w:tr>
+        <w:tc>
+          <w:tcPr>
+            <w:tcW w:w="3516" w:type="dxa"/>
+          </w:tcPr>
+          <w:p>
+            <w:r>
+              <w:t xml:space="preserve">Embeddings</w:t>
+            </w:r>
+          </w:p>
+        </w:tc>
+        <w:tc>
+          <w:tcPr>
+            <w:tcW w:w="5843" w:type="dxa"/>
+          </w:tcPr>
+          <w:p>
+            <w:r>
+              <w:t xml:space="preserve">19 s (1%)</w:t>
+            </w:r>
+          </w:p>
+        </w:tc>
+      </w:tr>
+      <w:tr>
+        <w:tc>
+          <w:tcPr>
+            <w:tcW w:w="3516" w:type="dxa"/>
+          </w:tcPr>
+          <w:p>
+            <w:r>
+              <w:t xml:space="preserve">Chamadas ao LLM</w:t>
+            </w:r>
+          </w:p>
+        </w:tc>
+        <w:tc>
+          <w:tcPr>
+            <w:tcW w:w="5843" w:type="dxa"/>
+          </w:tcPr>
+          <w:p>
+            <w:r>
+              <w:t xml:space="preserve">129 (26 de extração, 67 de resumo de descrições, 36 de relatórios) e 19 lotes de embeddings</w:t>
+            </w:r>
+          </w:p>
+        </w:tc>
+      </w:tr>
+      <w:tr>
+        <w:tc>
+          <w:tcPr>
+            <w:tcW w:w="3516" w:type="dxa"/>
+          </w:tcPr>
+          <w:p>
+            <w:r>
+              <w:t xml:space="preserve">Grafo</w:t>
+            </w:r>
+          </w:p>
+        </w:tc>
+        <w:tc>
+          <w:tcPr>
+            <w:tcW w:w="5843" w:type="dxa"/>
+          </w:tcPr>
+          <w:p>
+            <w:r>
+              <w:t xml:space="preserve">162 entidades, 225 relações, 36 comunidades com relatório; 15 entidades isoladas</w:t>
+            </w:r>
+          </w:p>
+        </w:tc>
+      </w:tr>
+      <w:tr>
+        <w:tc>
+          <w:tcPr>
+            <w:tcW w:w="3516" w:type="dxa"/>
+          </w:tcPr>
+          <w:p>
+            <w:r>
+              <w:t xml:space="preserve">Tamanho em disco</w:t>
+            </w:r>
+          </w:p>
+        </w:tc>
+        <w:tc>
+          <w:tcPr>
+            <w:tcW w:w="5843" w:type="dxa"/>
+          </w:tcPr>
+          <w:p>
+            <w:r>
+              <w:t xml:space="preserve">1,3 MB de índice e 5,3 MB de cache</w:t>
+            </w:r>
+          </w:p>
+        </w:tc>
+      </w:tr>
+    </w:tbl>
+    <w:p>
+      <w:r>
+        <w:t xml:space="preserve">Quase todo o custo é exclusivo do GraphRAG. O RAG vetorial só precisa dos chunks e dos embeddings, no máximo cerca de 20 segundos, contra 1.603 segundos da indexação completa: o grafo custou cerca de 80 vezes mais tempo de indexação neste corpus. O tempo ficou bem abaixo dos 60 minutos projetados pelo teste de fumaça, o que mostra que a projeção linear por tamanho não vale: o custo depende mais do número de entidades e comunidades do que do número de bytes.</w:t>
+      </w:r>
+    </w:p>
+    <w:p>
+      <w:pPr>
+        <w:pStyle w:val="Heading4"/>
+      </w:pPr>
+      <w:r>
+        <w:t xml:space="preserve">Latência por consulta</w:t>
+      </w:r>
+    </w:p>
+    <w:p>
+      <w:r>
+        <w:t xml:space="preserve">Tempo médio de resposta por método nas 10 perguntas, medido de ponta a ponta. Nos métodos do GraphRAG, o tempo inclui a inicialização da biblioteca a cada consulta, que é o custo real percebido por quem usa a ferramenta pela linha de comando.</w:t>
+      </w:r>
+    </w:p>
+    <w:tbl>
+      <w:tblPr>
+        <w:tblStyle w:val="TableGrid"/>
+        <w:tblW w:w="0" w:type="auto"/>
+        <w:tblLayout w:type="fixed"/>
+        <w:tblLook w:val="0420" w:firstRow="1" w:lastRow="0" w:firstColumn="0" w:lastColumn="0" w:noHBand="0" w:noVBand="1"/>
+      </w:tblPr>
+      <w:tblGrid>
+        <w:gridCol w:w="2500"/>
+        <w:gridCol w:w="2300"/>
+        <w:gridCol w:w="4560"/>
+      </w:tblGrid>
+      <w:tr>
+        <w:trPr>
+          <w:tblHeader/>
+        </w:trPr>
+        <w:tc>
+          <w:tcPr>
+            <w:tcW w:w="2500" w:type="dxa"/>
+            <w:shd w:val="clear" w:color="auto" w:fill="F2F2F2"/>
+          </w:tcPr>
+          <w:p>
+            <w:r>
+              <w:t xml:space="preserve">Método</w:t>
+            </w:r>
+          </w:p>
+        </w:tc>
+        <w:tc>
+          <w:tcPr>
+            <w:tcW w:w="2300" w:type="dxa"/>
+            <w:shd w:val="clear" w:color="auto" w:fill="F2F2F2"/>
+          </w:tcPr>
+          <w:p>
+            <w:r>
+              <w:t xml:space="preserve">Média (mín.–máx.)</w:t>
+            </w:r>
+          </w:p>
+        </w:tc>
+        <w:tc>
+          <w:tcPr>
+            <w:tcW w:w="4560" w:type="dxa"/>
+            <w:shd w:val="clear" w:color="auto" w:fill="F2F2F2"/>
+          </w:tcPr>
+          <w:p>
+            <w:r>
+              <w:t xml:space="preserve">Observação</w:t>
+            </w:r>
+          </w:p>
+        </w:tc>
+      </w:tr>
+      <w:tr>
+        <w:tc>
+          <w:tcPr>
+            <w:tcW w:w="2500" w:type="dxa"/>
+          </w:tcPr>
+          <w:p>
+            <w:r>
+              <w:t xml:space="preserve">Sem recuperação</w:t>
+            </w:r>
+          </w:p>
+        </w:tc>
+        <w:tc>
+          <w:tcPr>
+            <w:tcW w:w="2300" w:type="dxa"/>
+          </w:tcPr>
+          <w:p>
+            <w:r>
+              <w:t xml:space="preserve">4,2 s (3,8–5,0)</w:t>
+            </w:r>
+          </w:p>
+        </w:tc>
+        <w:tc>
+          <w:tcPr>
+            <w:tcW w:w="4560" w:type="dxa"/>
+          </w:tcPr>
+          <w:p>
+            <w:r>
+              <w:t xml:space="preserve">Uma única chamada ao LLM, sem contexto</w:t>
+            </w:r>
+          </w:p>
+        </w:tc>
+      </w:tr>
+      <w:tr>
+        <w:tc>
+          <w:tcPr>
+            <w:tcW w:w="2500" w:type="dxa"/>
+          </w:tcPr>
+          <w:p>
+            <w:r>
+              <w:t xml:space="preserve">Basic (RAG vetorial)</w:t>
+            </w:r>
+          </w:p>
+        </w:tc>
+        <w:tc>
+          <w:tcPr>
+            <w:tcW w:w="2300" w:type="dxa"/>
+          </w:tcPr>
+          <w:p>
+            <w:r>
+              <w:t xml:space="preserve">20,2 s (17,6–23,5)</w:t>
+            </w:r>
+          </w:p>
+        </w:tc>
+        <w:tc>
+          <w:tcPr>
+            <w:tcW w:w="4560" w:type="dxa"/>
+          </w:tcPr>
+          <w:p>
+            <w:r>
+              <w:t xml:space="preserve">Busca vetorial mais uma chamada ao LLM</w:t>
+            </w:r>
+          </w:p>
+        </w:tc>
+      </w:tr>
+      <w:tr>
+        <w:tc>
+          <w:tcPr>
+            <w:tcW w:w="2500" w:type="dxa"/>
+          </w:tcPr>
+          <w:p>
+            <w:r>
+              <w:t xml:space="preserve">Local (GraphRAG)</w:t>
+            </w:r>
+          </w:p>
+        </w:tc>
+        <w:tc>
+          <w:tcPr>
+            <w:tcW w:w="2300" w:type="dxa"/>
+          </w:tcPr>
+          <w:p>
+            <w:r>
+              <w:t xml:space="preserve">20,8 s (18,3–24,9)</w:t>
+            </w:r>
+          </w:p>
+        </w:tc>
+        <w:tc>
+          <w:tcPr>
+            <w:tcW w:w="4560" w:type="dxa"/>
+          </w:tcPr>
+          <w:p>
+            <w:r>
+              <w:t xml:space="preserve">Praticamente igual ao Basic</w:t>
+            </w:r>
+          </w:p>
+        </w:tc>
+      </w:tr>
+      <w:tr>
+        <w:tc>
+          <w:tcPr>
+            <w:tcW w:w="2500" w:type="dxa"/>
+          </w:tcPr>
+          <w:p>
+            <w:r>
+              <w:t xml:space="preserve">Global (GraphRAG)</w:t>
+            </w:r>
+          </w:p>
+        </w:tc>
+        <w:tc>
+          <w:tcPr>
+            <w:tcW w:w="2300" w:type="dxa"/>
+          </w:tcPr>
+          <w:p>
+            <w:r>
+              <w:t xml:space="preserve">44,9 s (24,2–62,9)</w:t>
+            </w:r>
+          </w:p>
+        </w:tc>
+        <w:tc>
+          <w:tcPr>
+            <w:tcW w:w="4560" w:type="dxa"/>
+          </w:tcPr>
+          <w:p>
+            <w:r>
+              <w:t xml:space="preserve">Várias chamadas ao LLM (map-reduce sobre 36 relatórios); a mais rápida foi a P10, em que nenhum relatório foi considerado relevante</w:t>
+            </w:r>
+          </w:p>
+        </w:tc>
+      </w:tr>
+    </w:tbl>
+    <w:p>
+      <w:pPr>
+        <w:pStyle w:val="Heading3"/>
+      </w:pPr>
+      <w:r>
+        <w:t xml:space="preserve">3.3 Qualidade das respostas</w:t>
+      </w:r>
+    </w:p>
+    <w:p>
+      <w:r>
+        <w:t xml:space="preserve">As 40 respostas do corpus pequeno foram avaliadas na planilha cega, sem saber qual método gerou cada uma, com a escala da seção 4.6.</w:t>
+      </w:r>
+    </w:p>
+    <w:tbl>
+      <w:tblPr>
+        <w:tblStyle w:val="TableGrid"/>
+        <w:tblW w:w="0" w:type="auto"/>
+        <w:tblLayout w:type="fixed"/>
+        <w:tblLook w:val="0420" w:firstRow="1" w:lastRow="0" w:firstColumn="0" w:lastColumn="0" w:noHBand="0" w:noVBand="1"/>
+      </w:tblPr>
+      <w:tblGrid>
+        <w:gridCol w:w="2600"/>
+        <w:gridCol w:w="2000"/>
+        <w:gridCol w:w="2000"/>
+        <w:gridCol w:w="2760"/>
+      </w:tblGrid>
+      <w:tr>
+        <w:trPr>
+          <w:tblHeader/>
+        </w:trPr>
+        <w:tc>
+          <w:tcPr>
+            <w:tcW w:w="2600" w:type="dxa"/>
+            <w:shd w:val="clear" w:color="auto" w:fill="F2F2F2"/>
+          </w:tcPr>
+          <w:p>
+            <w:r>
+              <w:t xml:space="preserve">Método</w:t>
+            </w:r>
+          </w:p>
+        </w:tc>
+        <w:tc>
+          <w:tcPr>
+            <w:tcW w:w="2000" w:type="dxa"/>
+            <w:shd w:val="clear" w:color="auto" w:fill="F2F2F2"/>
+          </w:tcPr>
+          <w:p>
+            <w:r>
+              <w:t xml:space="preserve">Nota média (0 a 2)</w:t>
+            </w:r>
+          </w:p>
+        </w:tc>
+        <w:tc>
+          <w:tcPr>
+            <w:tcW w:w="2000" w:type="dxa"/>
+            <w:shd w:val="clear" w:color="auto" w:fill="F2F2F2"/>
+          </w:tcPr>
+          <w:p>
+            <w:r>
+              <w:t xml:space="preserve">Notas 2 / 1 / 0</w:t>
+            </w:r>
+          </w:p>
+        </w:tc>
+        <w:tc>
+          <w:tcPr>
+            <w:tcW w:w="2760" w:type="dxa"/>
+            <w:shd w:val="clear" w:color="auto" w:fill="F2F2F2"/>
+          </w:tcPr>
+          <w:p>
+            <w:r>
+              <w:t xml:space="preserve">Respostas com alucinação</w:t>
+            </w:r>
+          </w:p>
+        </w:tc>
+      </w:tr>
+      <w:tr>
+        <w:tc>
+          <w:tcPr>
+            <w:tcW w:w="2600" w:type="dxa"/>
+          </w:tcPr>
+          <w:p>
+            <w:r>
+              <w:t xml:space="preserve">Sem recuperação</w:t>
+            </w:r>
+          </w:p>
+        </w:tc>
+        <w:tc>
+          <w:tcPr>
+            <w:tcW w:w="2000" w:type="dxa"/>
+          </w:tcPr>
+          <w:p>
+            <w:r>
+              <w:t xml:space="preserve">0,7</w:t>
+            </w:r>
+          </w:p>
+        </w:tc>
+        <w:tc>
+          <w:tcPr>
+            <w:tcW w:w="2000" w:type="dxa"/>
+          </w:tcPr>
+          <w:p>
+            <w:r>
+              <w:t xml:space="preserve">3 / 1 / 6</w:t>
+            </w:r>
+          </w:p>
+        </w:tc>
+        <w:tc>
+          <w:tcPr>
+            <w:tcW w:w="2760" w:type="dxa"/>
+          </w:tcPr>
+          <w:p>
+            <w:r>
+              <w:t xml:space="preserve">5</w:t>
+            </w:r>
+          </w:p>
+        </w:tc>
+      </w:tr>
+      <w:tr>
+        <w:tc>
+          <w:tcPr>
+            <w:tcW w:w="2600" w:type="dxa"/>
+          </w:tcPr>
+          <w:p>
+            <w:r>
+              <w:t xml:space="preserve">Basic (RAG vetorial)</w:t>
+            </w:r>
+          </w:p>
+        </w:tc>
+        <w:tc>
+          <w:tcPr>
+            <w:tcW w:w="2000" w:type="dxa"/>
+          </w:tcPr>
+          <w:p>
+            <w:r>
+              <w:t xml:space="preserve">1,9</w:t>
+            </w:r>
+          </w:p>
+        </w:tc>
+        <w:tc>
+          <w:tcPr>
+            <w:tcW w:w="2000" w:type="dxa"/>
+          </w:tcPr>
+          <w:p>
+            <w:r>
+              <w:t xml:space="preserve">9 / 1 / 0</w:t>
+            </w:r>
+          </w:p>
+        </w:tc>
+        <w:tc>
+          <w:tcPr>
+            <w:tcW w:w="2760" w:type="dxa"/>
+          </w:tcPr>
+          <w:p>
+            <w:r>
+              <w:t xml:space="preserve">1</w:t>
+            </w:r>
+          </w:p>
+        </w:tc>
+      </w:tr>
+      <w:tr>
+        <w:tc>
+          <w:tcPr>
+            <w:tcW w:w="2600" w:type="dxa"/>
+          </w:tcPr>
+          <w:p>
+            <w:r>
+              <w:t xml:space="preserve">Local (GraphRAG)</w:t>
+            </w:r>
+          </w:p>
+        </w:tc>
+        <w:tc>
+          <w:tcPr>
+            <w:tcW w:w="2000" w:type="dxa"/>
+          </w:tcPr>
+          <w:p>
+            <w:r>
+              <w:t xml:space="preserve">1,8</w:t>
+            </w:r>
+          </w:p>
+        </w:tc>
+        <w:tc>
+          <w:tcPr>
+            <w:tcW w:w="2000" w:type="dxa"/>
+          </w:tcPr>
+          <w:p>
+            <w:r>
+              <w:t xml:space="preserve">8 / 2 / 0</w:t>
+            </w:r>
+          </w:p>
+        </w:tc>
+        <w:tc>
+          <w:tcPr>
+            <w:tcW w:w="2760" w:type="dxa"/>
+          </w:tcPr>
+          <w:p>
+            <w:r>
+              <w:t xml:space="preserve">3</w:t>
+            </w:r>
+          </w:p>
+        </w:tc>
+      </w:tr>
+      <w:tr>
+        <w:tc>
+          <w:tcPr>
+            <w:tcW w:w="2600" w:type="dxa"/>
+          </w:tcPr>
+          <w:p>
+            <w:r>
+              <w:t xml:space="preserve">Global (GraphRAG)</w:t>
+            </w:r>
+          </w:p>
+        </w:tc>
+        <w:tc>
+          <w:tcPr>
+            <w:tcW w:w="2000" w:type="dxa"/>
+          </w:tcPr>
+          <w:p>
+            <w:r>
+              <w:t xml:space="preserve">1,1</w:t>
+            </w:r>
+          </w:p>
+        </w:tc>
+        <w:tc>
+          <w:tcPr>
+            <w:tcW w:w="2000" w:type="dxa"/>
+          </w:tcPr>
+          <w:p>
+            <w:r>
+              <w:t xml:space="preserve">3 / 5 / 2</w:t>
+            </w:r>
+          </w:p>
+        </w:tc>
+        <w:tc>
+          <w:tcPr>
+            <w:tcW w:w="2760" w:type="dxa"/>
+          </w:tcPr>
+          <w:p>
+            <w:r>
+              <w:t xml:space="preserve">5</w:t>
+            </w:r>
+          </w:p>
+        </w:tc>
+      </w:tr>
+    </w:tbl>
+    <w:p>
+      <w:r>
+        <w:t xml:space="preserve">Nota média por tipo de pergunta:</w:t>
+      </w:r>
+    </w:p>
+    <w:tbl>
+      <w:tblPr>
+        <w:tblStyle w:val="TableGrid"/>
+        <w:tblW w:w="0" w:type="auto"/>
+        <w:tblLayout w:type="fixed"/>
+        <w:tblLook w:val="0420" w:firstRow="1" w:lastRow="0" w:firstColumn="0" w:lastColumn="0" w:noHBand="0" w:noVBand="1"/>
+      </w:tblPr>
+      <w:tblGrid>
+        <w:gridCol w:w="2560"/>
+        <w:gridCol w:w="1700"/>
+        <w:gridCol w:w="1700"/>
+        <w:gridCol w:w="1700"/>
+        <w:gridCol w:w="1700"/>
+      </w:tblGrid>
+      <w:tr>
+        <w:trPr>
+          <w:tblHeader/>
+        </w:trPr>
+        <w:tc>
+          <w:tcPr>
+            <w:tcW w:w="2560" w:type="dxa"/>
+            <w:shd w:val="clear" w:color="auto" w:fill="F2F2F2"/>
+          </w:tcPr>
+          <w:p>
+            <w:r>
+              <w:t xml:space="preserve">Tipo (quantidade)</w:t>
+            </w:r>
+          </w:p>
+        </w:tc>
+        <w:tc>
+          <w:tcPr>
+            <w:tcW w:w="1700" w:type="dxa"/>
+            <w:shd w:val="clear" w:color="auto" w:fill="F2F2F2"/>
+          </w:tcPr>
+          <w:p>
+            <w:r>
+              <w:t xml:space="preserve">Sem recuperação</w:t>
+            </w:r>
+          </w:p>
+        </w:tc>
+        <w:tc>
+          <w:tcPr>
+            <w:tcW w:w="1700" w:type="dxa"/>
+            <w:shd w:val="clear" w:color="auto" w:fill="F2F2F2"/>
+          </w:tcPr>
+          <w:p>
+            <w:r>
+              <w:t xml:space="preserve">Basic</w:t>
+            </w:r>
+          </w:p>
+        </w:tc>
+        <w:tc>
+          <w:tcPr>
+            <w:tcW w:w="1700" w:type="dxa"/>
+            <w:shd w:val="clear" w:color="auto" w:fill="F2F2F2"/>
+          </w:tcPr>
+          <w:p>
+            <w:r>
+              <w:t xml:space="preserve">Local</w:t>
+            </w:r>
+          </w:p>
+        </w:tc>
+        <w:tc>
+          <w:tcPr>
+            <w:tcW w:w="1700" w:type="dxa"/>
+            <w:shd w:val="clear" w:color="auto" w:fill="F2F2F2"/>
+          </w:tcPr>
+          <w:p>
+            <w:r>
+              <w:t xml:space="preserve">Global</w:t>
+            </w:r>
+          </w:p>
+        </w:tc>
+      </w:tr>
+      <w:tr>
+        <w:tc>
+          <w:tcPr>
+            <w:tcW w:w="2560" w:type="dxa"/>
+          </w:tcPr>
+          <w:p>
+            <w:r>
+              <w:t xml:space="preserve">Pontual (3)</w:t>
+            </w:r>
+          </w:p>
+        </w:tc>
+        <w:tc>
+          <w:tcPr>
+            <w:tcW w:w="1700" w:type="dxa"/>
+          </w:tcPr>
+          <w:p>
+            <w:r>
+              <w:t xml:space="preserve">0,00</w:t>
+            </w:r>
+          </w:p>
+        </w:tc>
+        <w:tc>
+          <w:tcPr>
+            <w:tcW w:w="1700" w:type="dxa"/>
+          </w:tcPr>
+          <w:p>
+            <w:r>
+              <w:t xml:space="preserve">2,00</w:t>
+            </w:r>
+          </w:p>
+        </w:tc>
+        <w:tc>
+          <w:tcPr>
+            <w:tcW w:w="1700" w:type="dxa"/>
+          </w:tcPr>
+          <w:p>
+            <w:r>
+              <w:t xml:space="preserve">2,00</w:t>
+            </w:r>
+          </w:p>
+        </w:tc>
+        <w:tc>
+          <w:tcPr>
+            <w:tcW w:w="1700" w:type="dxa"/>
+          </w:tcPr>
+          <w:p>
+            <w:r>
+              <w:t xml:space="preserve">0,33</w:t>
+            </w:r>
+          </w:p>
+        </w:tc>
+      </w:tr>
+      <w:tr>
+        <w:tc>
+          <w:tcPr>
+            <w:tcW w:w="2560" w:type="dxa"/>
+          </w:tcPr>
+          <w:p>
+            <w:r>
+              <w:t xml:space="preserve">Multi-hop (4)</w:t>
+            </w:r>
+          </w:p>
+        </w:tc>
+        <w:tc>
+          <w:tcPr>
+            <w:tcW w:w="1700" w:type="dxa"/>
+          </w:tcPr>
+          <w:p>
+            <w:r>
+              <w:t xml:space="preserve">0,25</w:t>
+            </w:r>
+          </w:p>
+        </w:tc>
+        <w:tc>
+          <w:tcPr>
+            <w:tcW w:w="1700" w:type="dxa"/>
+          </w:tcPr>
+          <w:p>
+            <w:r>
+              <w:t xml:space="preserve">1,75</w:t>
+            </w:r>
+          </w:p>
+        </w:tc>
+        <w:tc>
+          <w:tcPr>
+            <w:tcW w:w="1700" w:type="dxa"/>
+          </w:tcPr>
+          <w:p>
+            <w:r>
+              <w:t xml:space="preserve">1,50</w:t>
+            </w:r>
+          </w:p>
+        </w:tc>
+        <w:tc>
+          <w:tcPr>
+            <w:tcW w:w="1700" w:type="dxa"/>
+          </w:tcPr>
+          <w:p>
+            <w:r>
+              <w:t xml:space="preserve">1,25</w:t>
+            </w:r>
+          </w:p>
+        </w:tc>
+      </w:tr>
+      <w:tr>
+        <w:tc>
+          <w:tcPr>
+            <w:tcW w:w="2560" w:type="dxa"/>
+          </w:tcPr>
+          <w:p>
+            <w:r>
+              <w:t xml:space="preserve">Global (2)</w:t>
+            </w:r>
+          </w:p>
+        </w:tc>
+        <w:tc>
+          <w:tcPr>
+            <w:tcW w:w="1700" w:type="dxa"/>
+          </w:tcPr>
+          <w:p>
+            <w:r>
+              <w:t xml:space="preserve">2,00</w:t>
+            </w:r>
+          </w:p>
+        </w:tc>
+        <w:tc>
+          <w:tcPr>
+            <w:tcW w:w="1700" w:type="dxa"/>
+          </w:tcPr>
+          <w:p>
+            <w:r>
+              <w:t xml:space="preserve">2,00</w:t>
+            </w:r>
+          </w:p>
+        </w:tc>
+        <w:tc>
+          <w:tcPr>
+            <w:tcW w:w="1700" w:type="dxa"/>
+          </w:tcPr>
+          <w:p>
+            <w:r>
+              <w:t xml:space="preserve">2,00</w:t>
+            </w:r>
+          </w:p>
+        </w:tc>
+        <w:tc>
+          <w:tcPr>
+            <w:tcW w:w="1700" w:type="dxa"/>
+          </w:tcPr>
+          <w:p>
+            <w:r>
+              <w:t xml:space="preserve">1,50</w:t>
+            </w:r>
+          </w:p>
+        </w:tc>
+      </w:tr>
+      <w:tr>
+        <w:tc>
+          <w:tcPr>
+            <w:tcW w:w="2560" w:type="dxa"/>
+          </w:tcPr>
+          <w:p>
+            <w:r>
+              <w:t xml:space="preserve">Sem resposta (1)</w:t>
+            </w:r>
+          </w:p>
+        </w:tc>
+        <w:tc>
+          <w:tcPr>
+            <w:tcW w:w="1700" w:type="dxa"/>
+          </w:tcPr>
+          <w:p>
+            <w:r>
+              <w:t xml:space="preserve">2,00</w:t>
+            </w:r>
+          </w:p>
+        </w:tc>
+        <w:tc>
+          <w:tcPr>
+            <w:tcW w:w="1700" w:type="dxa"/>
+          </w:tcPr>
+          <w:p>
+            <w:r>
+              <w:t xml:space="preserve">2,00</w:t>
+            </w:r>
+          </w:p>
+        </w:tc>
+        <w:tc>
+          <w:tcPr>
+            <w:tcW w:w="1700" w:type="dxa"/>
+          </w:tcPr>
+          <w:p>
+            <w:r>
+              <w:t xml:space="preserve">2,00</w:t>
+            </w:r>
+          </w:p>
+        </w:tc>
+        <w:tc>
+          <w:tcPr>
+            <w:tcW w:w="1700" w:type="dxa"/>
+          </w:tcPr>
+          <w:p>
+            <w:r>
+              <w:t xml:space="preserve">2,00</w:t>
+            </w:r>
+          </w:p>
+        </w:tc>
+      </w:tr>
+    </w:tbl>
+    <w:p>
+      <w:pPr>
+        <w:pStyle w:val="Heading4"/>
+      </w:pPr>
+      <w:r>
+        <w:t xml:space="preserve">Exemplos de respostas</w:t>
       </w:r>
     </w:p>
     <w:p>
@@ -1576,44 +2532,1025 @@
       </w:pPr>
       <w:r>
         <w:rPr>
-          <w:b w:val="0"/>
+          <w:b/>
+        </w:rPr>
+        <w:t xml:space="preserve">GraphRAG vence (P05, multi-hop):</w:t>
+      </w:r>
+      <w:r>
+        <w:t xml:space="preserve"> o Local descreveu a cadeia inteira, da mudança de permissões às 11:05 no ClickHouse ao pânico do FL2, e recebeu 2. O Basic acertou a cadeia, mas atribuiu à Cloudflare a "falha de página inválida", que é da CrowdStrike, e trocou o FL pelo FL2 na questão das pontuações de bot: nota 1.</w:t>
+      </w:r>
+    </w:p>
+    <w:p>
+      <w:pPr>
+        <w:pStyle w:val="ListParagraph"/>
+        <w:numPr>
+          <w:ilvl w:val="0"/>
+          <w:numId w:val="2"/>
+        </w:numPr>
+      </w:pPr>
+      <w:r>
+        <w:rPr>
+          <w:b/>
+        </w:rPr>
+        <w:t xml:space="preserve">GraphRAG perde (P02 e P03, pontuais):</w:t>
+      </w:r>
+      <w:r>
+        <w:t xml:space="preserve"> Basic e Local responderam "200 features, uso normal de cerca de 60" e "8,5 milhões de dispositivos, menos de 1%". A busca Global disse que os relatórios de comunidade não traziam esses números: os resumos perdem detalhes que estão nos chunks.</w:t>
+      </w:r>
+    </w:p>
+    <w:p>
+      <w:pPr>
+        <w:pStyle w:val="ListParagraph"/>
+        <w:numPr>
+          <w:ilvl w:val="0"/>
+          <w:numId w:val="2"/>
+        </w:numPr>
+      </w:pPr>
+      <w:r>
+        <w:rPr>
+          <w:b/>
+        </w:rPr>
+        <w:t xml:space="preserve">Mistura de documentos na busca Global (P06):</w:t>
+      </w:r>
+      <w:r>
+        <w:t xml:space="preserve"> a resposta afirmou que a falha da CrowdStrike derrubou servidores que sustentam o Dashboard da Cloudflare. Os relatórios de comunidade juntaram os dois incidentes numa mesma síntese.</w:t>
+      </w:r>
+    </w:p>
+    <w:p>
+      <w:pPr>
+        <w:pStyle w:val="ListParagraph"/>
+        <w:numPr>
+          <w:ilvl w:val="0"/>
+          <w:numId w:val="2"/>
+        </w:numPr>
+      </w:pPr>
+      <w:r>
+        <w:rPr>
+          <w:b/>
+        </w:rPr>
+        <w:t xml:space="preserve">Alucinação sem recuperação (P03 e P07):</w:t>
+      </w:r>
+      <w:r>
+        <w:t xml:space="preserve"> sem o corpus, o modelo inventou que a Microsoft estimou 10 milhões e depois 250.000 dispositivos afetados, e explicou o Channel File 291 como um caso da Amazon com conteúdo ilegal.</w:t>
+      </w:r>
+    </w:p>
+    <w:p>
+      <w:pPr>
+        <w:pStyle w:val="Heading3"/>
+      </w:pPr>
+      <w:r>
+        <w:t xml:space="preserve">3.4 Efeito do tamanho do corpus</w:t>
+      </w:r>
+    </w:p>
+    <w:p>
+      <w:r>
+        <w:t>Para testar se o desempenho do GraphRAG depende do tamanho do corpus, as mesmas 10 perguntas foram feitas aos mesmos quatro métodos sobre o corpus grande (seção 4.6): os dois textos originais mais 12 artigos da Wikipedia sobre temas próximos, que funcionam como distratores. A hipótese era que, com mais texto parecido competindo, a busca vetorial perderia precisão e o grafo passaria a compensar.</w:t>
+      </w:r>
+    </w:p>
+    <w:p>
+      <w:pPr>
+        <w:pStyle w:val="Heading4"/>
+      </w:pPr>
+      <w:r>
+        <w:t>Custo</w:t>
+      </w:r>
+    </w:p>
+    <w:tbl>
+      <w:tblPr>
+        <w:tblStyle w:val="TableGrid"/>
+        <w:tblW w:w="0" w:type="auto"/>
+        <w:tblLayout w:type="fixed"/>
+        <w:tblLook w:val="0420" w:firstRow="1" w:lastRow="0" w:firstColumn="0" w:lastColumn="0" w:noHBand="0" w:noVBand="1"/>
+      </w:tblPr>
+      <w:tblGrid>
+        <w:gridCol w:w="3360"/>
+        <w:gridCol w:w="3000"/>
+        <w:gridCol w:w="3000"/>
+      </w:tblGrid>
+      <w:tr>
+        <w:trPr>
+          <w:tblHeader/>
+        </w:trPr>
+        <w:tc>
+          <w:tcPr>
+            <w:tcW w:w="3360" w:type="dxa"/>
+            <w:shd w:val="clear" w:color="auto" w:fill="F2F2F2"/>
+          </w:tcPr>
+          <w:p>
+            <w:r>
+              <w:t>Métrica</w:t>
+            </w:r>
+          </w:p>
+        </w:tc>
+        <w:tc>
+          <w:tcPr>
+            <w:tcW w:w="3000" w:type="dxa"/>
+            <w:shd w:val="clear" w:color="auto" w:fill="F2F2F2"/>
+          </w:tcPr>
+          <w:p>
+            <w:r>
+              <w:t>Corpus pequeno</w:t>
+            </w:r>
+          </w:p>
+        </w:tc>
+        <w:tc>
+          <w:tcPr>
+            <w:tcW w:w="3000" w:type="dxa"/>
+            <w:shd w:val="clear" w:color="auto" w:fill="F2F2F2"/>
+          </w:tcPr>
+          <w:p>
+            <w:r>
+              <w:t>Corpus grande</w:t>
+            </w:r>
+          </w:p>
+        </w:tc>
+      </w:tr>
+      <w:tr>
+        <w:tc>
+          <w:tcPr>
+            <w:tcW w:w="3360" w:type="dxa"/>
+          </w:tcPr>
+          <w:p>
+            <w:r>
+              <w:t>Tokens indexados (13 e 42 chunks)</w:t>
+            </w:r>
+          </w:p>
+        </w:tc>
+        <w:tc>
+          <w:tcPr>
+            <w:tcW w:w="3000" w:type="dxa"/>
+          </w:tcPr>
+          <w:p>
+            <w:r>
+              <w:t>9.734</w:t>
+            </w:r>
+          </w:p>
+        </w:tc>
+        <w:tc>
+          <w:tcPr>
+            <w:tcW w:w="3000" w:type="dxa"/>
+          </w:tcPr>
+          <w:p>
+            <w:r>
+              <w:t>33.250 (3,4×)</w:t>
+            </w:r>
+          </w:p>
+        </w:tc>
+      </w:tr>
+      <w:tr>
+        <w:tc>
+          <w:tcPr>
+            <w:tcW w:w="3360" w:type="dxa"/>
+          </w:tcPr>
+          <w:p>
+            <w:r>
+              <w:t>Tempo de indexação</w:t>
+            </w:r>
+          </w:p>
+        </w:tc>
+        <w:tc>
+          <w:tcPr>
+            <w:tcW w:w="3000" w:type="dxa"/>
+          </w:tcPr>
+          <w:p>
+            <w:r>
+              <w:t>1.603 s (26,7 min)</w:t>
+            </w:r>
+          </w:p>
+        </w:tc>
+        <w:tc>
+          <w:tcPr>
+            <w:tcW w:w="3000" w:type="dxa"/>
+          </w:tcPr>
+          <w:p>
+            <w:r>
+              <w:t>6.822 s (113,7 min), 4,3×</w:t>
+            </w:r>
+          </w:p>
+        </w:tc>
+      </w:tr>
+      <w:tr>
+        <w:tc>
+          <w:tcPr>
+            <w:tcW w:w="3360" w:type="dxa"/>
+          </w:tcPr>
+          <w:p>
+            <w:r>
+              <w:t>Extração do grafo / relatórios de comunidade</w:t>
+            </w:r>
+          </w:p>
+        </w:tc>
+        <w:tc>
+          <w:tcPr>
+            <w:tcW w:w="3000" w:type="dxa"/>
+          </w:tcPr>
+          <w:p>
+            <w:r>
+              <w:t>809 s / 774 s</w:t>
+            </w:r>
+          </w:p>
+        </w:tc>
+        <w:tc>
+          <w:tcPr>
+            <w:tcW w:w="3000" w:type="dxa"/>
+          </w:tcPr>
+          <w:p>
+            <w:r>
+              <w:t>3.568 s / 3.199 s</w:t>
+            </w:r>
+          </w:p>
+        </w:tc>
+      </w:tr>
+      <w:tr>
+        <w:tc>
+          <w:tcPr>
+            <w:tcW w:w="3360" w:type="dxa"/>
+          </w:tcPr>
+          <w:p>
+            <w:r>
+              <w:t>Chamadas ao LLM na indexação</w:t>
+            </w:r>
+          </w:p>
+        </w:tc>
+        <w:tc>
+          <w:tcPr>
+            <w:tcW w:w="3000" w:type="dxa"/>
+          </w:tcPr>
+          <w:p>
+            <w:r>
+              <w:t>129</w:t>
+            </w:r>
+          </w:p>
+        </w:tc>
+        <w:tc>
+          <w:tcPr>
+            <w:tcW w:w="3000" w:type="dxa"/>
+          </w:tcPr>
+          <w:p>
+            <w:r>
+              <w:t>489 (3,8×)</w:t>
+            </w:r>
+          </w:p>
+        </w:tc>
+      </w:tr>
+      <w:tr>
+        <w:tc>
+          <w:tcPr>
+            <w:tcW w:w="3360" w:type="dxa"/>
+          </w:tcPr>
+          <w:p>
+            <w:r>
+              <w:t>Entidades / relações / comunidades</w:t>
+            </w:r>
+          </w:p>
+        </w:tc>
+        <w:tc>
+          <w:tcPr>
+            <w:tcW w:w="3000" w:type="dxa"/>
+          </w:tcPr>
+          <w:p>
+            <w:r>
+              <w:t>162 / 225 / 36</w:t>
+            </w:r>
+          </w:p>
+        </w:tc>
+        <w:tc>
+          <w:tcPr>
+            <w:tcW w:w="3000" w:type="dxa"/>
+          </w:tcPr>
+          <w:p>
+            <w:r>
+              <w:t>794 / 778 / 163</w:t>
+            </w:r>
+          </w:p>
+        </w:tc>
+      </w:tr>
+      <w:tr>
+        <w:tc>
+          <w:tcPr>
+            <w:tcW w:w="3360" w:type="dxa"/>
+          </w:tcPr>
+          <w:p>
+            <w:r>
+              <w:t>Componentes conexas / entidades isoladas</w:t>
+            </w:r>
+          </w:p>
+        </w:tc>
+        <w:tc>
+          <w:tcPr>
+            <w:tcW w:w="3000" w:type="dxa"/>
+          </w:tcPr>
+          <w:p>
+            <w:r>
+              <w:t>19 / 15</w:t>
+            </w:r>
+          </w:p>
+        </w:tc>
+        <w:tc>
+          <w:tcPr>
+            <w:tcW w:w="3000" w:type="dxa"/>
+          </w:tcPr>
+          <w:p>
+            <w:r>
+              <w:t>232 / 182</w:t>
+            </w:r>
+          </w:p>
+        </w:tc>
+      </w:tr>
+      <w:tr>
+        <w:tc>
+          <w:tcPr>
+            <w:tcW w:w="3360" w:type="dxa"/>
+          </w:tcPr>
+          <w:p>
+            <w:r>
+              <w:t>Disco (índice e cache)</w:t>
+            </w:r>
+          </w:p>
+        </w:tc>
+        <w:tc>
+          <w:tcPr>
+            <w:tcW w:w="3000" w:type="dxa"/>
+          </w:tcPr>
+          <w:p>
+            <w:r>
+              <w:t>6,6 MB</w:t>
+            </w:r>
+          </w:p>
+        </w:tc>
+        <w:tc>
+          <w:tcPr>
+            <w:tcW w:w="3000" w:type="dxa"/>
+          </w:tcPr>
+          <w:p>
+            <w:r>
+              <w:t>29,8 MB</w:t>
+            </w:r>
+          </w:p>
+        </w:tc>
+      </w:tr>
+      <w:tr>
+        <w:tc>
+          <w:tcPr>
+            <w:tcW w:w="3360" w:type="dxa"/>
+          </w:tcPr>
+          <w:p>
+            <w:r>
+              <w:t>Latência média: sem recuperação / Basic / Local / Global</w:t>
+            </w:r>
+          </w:p>
+        </w:tc>
+        <w:tc>
+          <w:tcPr>
+            <w:tcW w:w="3000" w:type="dxa"/>
+          </w:tcPr>
+          <w:p>
+            <w:r>
+              <w:t>4,2 / 20,2 / 20,8 / 44,9 s</w:t>
+            </w:r>
+          </w:p>
+        </w:tc>
+        <w:tc>
+          <w:tcPr>
+            <w:tcW w:w="3000" w:type="dxa"/>
+          </w:tcPr>
+          <w:p>
+            <w:r>
+              <w:t>4,3 / 22,8 / 21,8 / 104,6 s</w:t>
+            </w:r>
+          </w:p>
+        </w:tc>
+      </w:tr>
+    </w:tbl>
+    <w:p>
+      <w:r>
+        <w:t>O custo cresceu mais rápido que o texto: 3,4 vezes mais tokens exigiram 4,3 vezes mais tempo de indexação e 4,5 vezes mais comunidades. A busca Global foi a mais afetada na consulta, porque a etapa map passou a ler 163 relatórios em vez de 36: a média subiu de 44,9 para 104,6 segundos, com pico de 175 segundos. Basic e Local quase não mudaram, porque continuam lendo um número fixo de trechos.</w:t>
+      </w:r>
+    </w:p>
+    <w:p>
+      <w:pPr>
+        <w:pStyle w:val="Heading4"/>
+      </w:pPr>
+      <w:r>
+        <w:t>Qualidade</w:t>
+      </w:r>
+    </w:p>
+    <w:tbl>
+      <w:tblPr>
+        <w:tblStyle w:val="TableGrid"/>
+        <w:tblW w:w="0" w:type="auto"/>
+        <w:tblLayout w:type="fixed"/>
+        <w:tblLook w:val="0420" w:firstRow="1" w:lastRow="0" w:firstColumn="0" w:lastColumn="0" w:noHBand="0" w:noVBand="1"/>
+      </w:tblPr>
+      <w:tblGrid>
+        <w:gridCol w:w="2600"/>
+        <w:gridCol w:w="2600"/>
+        <w:gridCol w:w="4160"/>
+      </w:tblGrid>
+      <w:tr>
+        <w:trPr>
+          <w:tblHeader/>
+        </w:trPr>
+        <w:tc>
+          <w:tcPr>
+            <w:tcW w:w="2600" w:type="dxa"/>
+            <w:shd w:val="clear" w:color="auto" w:fill="F2F2F2"/>
+          </w:tcPr>
+          <w:p>
+            <w:r>
+              <w:t>Método</w:t>
+            </w:r>
+          </w:p>
+        </w:tc>
+        <w:tc>
+          <w:tcPr>
+            <w:tcW w:w="2600" w:type="dxa"/>
+            <w:shd w:val="clear" w:color="auto" w:fill="F2F2F2"/>
+          </w:tcPr>
+          <w:p>
+            <w:r>
+              <w:t>Nota média: pequeno → grande</w:t>
+            </w:r>
+          </w:p>
+        </w:tc>
+        <w:tc>
+          <w:tcPr>
+            <w:tcW w:w="4160" w:type="dxa"/>
+            <w:shd w:val="clear" w:color="auto" w:fill="F2F2F2"/>
+          </w:tcPr>
+          <w:p>
+            <w:r>
+              <w:t>Notas 2 / 1 / 0 e alucinações no corpus grande</w:t>
+            </w:r>
+          </w:p>
+        </w:tc>
+      </w:tr>
+      <w:tr>
+        <w:tc>
+          <w:tcPr>
+            <w:tcW w:w="2600" w:type="dxa"/>
+          </w:tcPr>
+          <w:p>
+            <w:r>
+              <w:t>Sem recuperação</w:t>
+            </w:r>
+          </w:p>
+        </w:tc>
+        <w:tc>
+          <w:tcPr>
+            <w:tcW w:w="2600" w:type="dxa"/>
+          </w:tcPr>
+          <w:p>
+            <w:r>
+              <w:t>0,7 → 0,7</w:t>
+            </w:r>
+          </w:p>
+        </w:tc>
+        <w:tc>
+          <w:tcPr>
+            <w:tcW w:w="4160" w:type="dxa"/>
+          </w:tcPr>
+          <w:p>
+            <w:r>
+              <w:t>3 / 1 / 6; 5 alucinações (respostas idênticas, já que não usa o corpus)</w:t>
+            </w:r>
+          </w:p>
+        </w:tc>
+      </w:tr>
+      <w:tr>
+        <w:tc>
+          <w:tcPr>
+            <w:tcW w:w="2600" w:type="dxa"/>
+          </w:tcPr>
+          <w:p>
+            <w:r>
+              <w:t>Basic (RAG vetorial)</w:t>
+            </w:r>
+          </w:p>
+        </w:tc>
+        <w:tc>
+          <w:tcPr>
+            <w:tcW w:w="2600" w:type="dxa"/>
+          </w:tcPr>
+          <w:p>
+            <w:r>
+              <w:t>1,9 → 1,6</w:t>
+            </w:r>
+          </w:p>
+        </w:tc>
+        <w:tc>
+          <w:tcPr>
+            <w:tcW w:w="4160" w:type="dxa"/>
+          </w:tcPr>
+          <w:p>
+            <w:r>
+              <w:t>7 / 2 / 1; 2 alucinações</w:t>
+            </w:r>
+          </w:p>
+        </w:tc>
+      </w:tr>
+      <w:tr>
+        <w:tc>
+          <w:tcPr>
+            <w:tcW w:w="2600" w:type="dxa"/>
+          </w:tcPr>
+          <w:p>
+            <w:r>
+              <w:t>Local (GraphRAG)</w:t>
+            </w:r>
+          </w:p>
+        </w:tc>
+        <w:tc>
+          <w:tcPr>
+            <w:tcW w:w="2600" w:type="dxa"/>
+          </w:tcPr>
+          <w:p>
+            <w:r>
+              <w:t>1,8 → 1,1</w:t>
+            </w:r>
+          </w:p>
+        </w:tc>
+        <w:tc>
+          <w:tcPr>
+            <w:tcW w:w="4160" w:type="dxa"/>
+          </w:tcPr>
+          <w:p>
+            <w:r>
+              <w:t>5 / 1 / 4; 1 alucinação</w:t>
+            </w:r>
+          </w:p>
+        </w:tc>
+      </w:tr>
+      <w:tr>
+        <w:tc>
+          <w:tcPr>
+            <w:tcW w:w="2600" w:type="dxa"/>
+          </w:tcPr>
+          <w:p>
+            <w:r>
+              <w:t>Global (GraphRAG)</w:t>
+            </w:r>
+          </w:p>
+        </w:tc>
+        <w:tc>
+          <w:tcPr>
+            <w:tcW w:w="2600" w:type="dxa"/>
+          </w:tcPr>
+          <w:p>
+            <w:r>
+              <w:t>1,1 → 0,8</w:t>
+            </w:r>
+          </w:p>
+        </w:tc>
+        <w:tc>
+          <w:tcPr>
+            <w:tcW w:w="4160" w:type="dxa"/>
+          </w:tcPr>
+          <w:p>
+            <w:r>
+              <w:t>1 / 6 / 3; 7 alucinações</w:t>
+            </w:r>
+          </w:p>
+        </w:tc>
+      </w:tr>
+    </w:tbl>
+    <w:p>
+      <w:r>
+        <w:t>Nota média por tipo de pergunta:</w:t>
+      </w:r>
+    </w:p>
+    <w:tbl>
+      <w:tblPr>
+        <w:tblStyle w:val="TableGrid"/>
+        <w:tblW w:w="0" w:type="auto"/>
+        <w:tblLayout w:type="fixed"/>
+        <w:tblLook w:val="0420" w:firstRow="1" w:lastRow="0" w:firstColumn="0" w:lastColumn="0" w:noHBand="0" w:noVBand="1"/>
+      </w:tblPr>
+      <w:tblGrid>
+        <w:gridCol w:w="2340"/>
+        <w:gridCol w:w="2340"/>
+        <w:gridCol w:w="2340"/>
+        <w:gridCol w:w="2340"/>
+      </w:tblGrid>
+      <w:tr>
+        <w:trPr>
+          <w:tblHeader/>
+        </w:trPr>
+        <w:tc>
+          <w:tcPr>
+            <w:tcW w:w="2340" w:type="dxa"/>
+            <w:shd w:val="clear" w:color="auto" w:fill="F2F2F2"/>
+          </w:tcPr>
+          <w:p>
+            <w:r>
+              <w:t>Tipo de pergunta</w:t>
+            </w:r>
+          </w:p>
+        </w:tc>
+        <w:tc>
+          <w:tcPr>
+            <w:tcW w:w="2340" w:type="dxa"/>
+            <w:shd w:val="clear" w:color="auto" w:fill="F2F2F2"/>
+          </w:tcPr>
+          <w:p>
+            <w:r>
+              <w:t>Basic: pequeno → grande</w:t>
+            </w:r>
+          </w:p>
+        </w:tc>
+        <w:tc>
+          <w:tcPr>
+            <w:tcW w:w="2340" w:type="dxa"/>
+            <w:shd w:val="clear" w:color="auto" w:fill="F2F2F2"/>
+          </w:tcPr>
+          <w:p>
+            <w:r>
+              <w:t>Local: pequeno → grande</w:t>
+            </w:r>
+          </w:p>
+        </w:tc>
+        <w:tc>
+          <w:tcPr>
+            <w:tcW w:w="2340" w:type="dxa"/>
+            <w:shd w:val="clear" w:color="auto" w:fill="F2F2F2"/>
+          </w:tcPr>
+          <w:p>
+            <w:r>
+              <w:t>Global: pequeno → grande</w:t>
+            </w:r>
+          </w:p>
+        </w:tc>
+      </w:tr>
+      <w:tr>
+        <w:tc>
+          <w:tcPr>
+            <w:tcW w:w="2340" w:type="dxa"/>
+          </w:tcPr>
+          <w:p>
+            <w:r>
+              <w:t>Pontual (3)</w:t>
+            </w:r>
+          </w:p>
+        </w:tc>
+        <w:tc>
+          <w:tcPr>
+            <w:tcW w:w="2340" w:type="dxa"/>
+          </w:tcPr>
+          <w:p>
+            <w:r>
+              <w:t>2,00 → 2,00</w:t>
+            </w:r>
+          </w:p>
+        </w:tc>
+        <w:tc>
+          <w:tcPr>
+            <w:tcW w:w="2340" w:type="dxa"/>
+          </w:tcPr>
+          <w:p>
+            <w:r>
+              <w:t>2,00 → 0,33</w:t>
+            </w:r>
+          </w:p>
+        </w:tc>
+        <w:tc>
+          <w:tcPr>
+            <w:tcW w:w="2340" w:type="dxa"/>
+          </w:tcPr>
+          <w:p>
+            <w:r>
+              <w:t>0,33 → 0,33</w:t>
+            </w:r>
+          </w:p>
+        </w:tc>
+      </w:tr>
+      <w:tr>
+        <w:tc>
+          <w:tcPr>
+            <w:tcW w:w="2340" w:type="dxa"/>
+          </w:tcPr>
+          <w:p>
+            <w:r>
+              <w:t>Multi-hop (4)</w:t>
+            </w:r>
+          </w:p>
+        </w:tc>
+        <w:tc>
+          <w:tcPr>
+            <w:tcW w:w="2340" w:type="dxa"/>
+          </w:tcPr>
+          <w:p>
+            <w:r>
+              <w:t>1,75 → 1,25</w:t>
+            </w:r>
+          </w:p>
+        </w:tc>
+        <w:tc>
+          <w:tcPr>
+            <w:tcW w:w="2340" w:type="dxa"/>
+          </w:tcPr>
+          <w:p>
+            <w:r>
+              <w:t>1,50 → 1,50</w:t>
+            </w:r>
+          </w:p>
+        </w:tc>
+        <w:tc>
+          <w:tcPr>
+            <w:tcW w:w="2340" w:type="dxa"/>
+          </w:tcPr>
+          <w:p>
+            <w:r>
+              <w:t>1,25 → 0,75</w:t>
+            </w:r>
+          </w:p>
+        </w:tc>
+      </w:tr>
+      <w:tr>
+        <w:tc>
+          <w:tcPr>
+            <w:tcW w:w="2340" w:type="dxa"/>
+          </w:tcPr>
+          <w:p>
+            <w:r>
+              <w:t>Global (2)</w:t>
+            </w:r>
+          </w:p>
+        </w:tc>
+        <w:tc>
+          <w:tcPr>
+            <w:tcW w:w="2340" w:type="dxa"/>
+          </w:tcPr>
+          <w:p>
+            <w:r>
+              <w:t>2,00 → 1,50</w:t>
+            </w:r>
+          </w:p>
+        </w:tc>
+        <w:tc>
+          <w:tcPr>
+            <w:tcW w:w="2340" w:type="dxa"/>
+          </w:tcPr>
+          <w:p>
+            <w:r>
+              <w:t>2,00 → 1,00</w:t>
+            </w:r>
+          </w:p>
+        </w:tc>
+        <w:tc>
+          <w:tcPr>
+            <w:tcW w:w="2340" w:type="dxa"/>
+          </w:tcPr>
+          <w:p>
+            <w:r>
+              <w:t>1,50 → 1,00</w:t>
+            </w:r>
+          </w:p>
+        </w:tc>
+      </w:tr>
+      <w:tr>
+        <w:tc>
+          <w:tcPr>
+            <w:tcW w:w="2340" w:type="dxa"/>
+          </w:tcPr>
+          <w:p>
+            <w:r>
+              <w:t>Sem resposta (1)</w:t>
+            </w:r>
+          </w:p>
+        </w:tc>
+        <w:tc>
+          <w:tcPr>
+            <w:tcW w:w="2340" w:type="dxa"/>
+          </w:tcPr>
+          <w:p>
+            <w:r>
+              <w:t>2,00 → 2,00</w:t>
+            </w:r>
+          </w:p>
+        </w:tc>
+        <w:tc>
+          <w:tcPr>
+            <w:tcW w:w="2340" w:type="dxa"/>
+          </w:tcPr>
+          <w:p>
+            <w:r>
+              <w:t>2,00 → 2,00</w:t>
+            </w:r>
+          </w:p>
+        </w:tc>
+        <w:tc>
+          <w:tcPr>
+            <w:tcW w:w="2340" w:type="dxa"/>
+          </w:tcPr>
+          <w:p>
+            <w:r>
+              <w:t>2,00 → 2,00</w:t>
+            </w:r>
+          </w:p>
+        </w:tc>
+      </w:tr>
+    </w:tbl>
+    <w:p>
+      <w:pPr>
+        <w:pStyle w:val="Heading4"/>
+      </w:pPr>
+      <w:r>
+        <w:t>O que o teste mostrou</w:t>
+      </w:r>
+    </w:p>
+    <w:p>
+      <w:pPr>
+        <w:pStyle w:val="ListParagraph"/>
+        <w:numPr>
+          <w:ilvl w:val="0"/>
+          <w:numId w:val="2"/>
+        </w:numPr>
+      </w:pPr>
+      <w:r>
+        <w:rPr>
+          <w:b/>
+        </w:rPr>
+        <w:t>A hipótese não se confirmou no geral.</w:t>
+      </w:r>
+      <w:r>
+        <w:t xml:space="preserve"> Com o corpus maior, todos os métodos com recuperação pioraram, e o GraphRAG piorou mais que o RAG vetorial: o Basic caiu de 1,9 para 1,6, o Local de 1,8 para 1,1 e o Global de 1,1 para 0,8. O RAG vetorial continuou sendo o melhor método e o mais barato.</w:t>
+      </w:r>
+    </w:p>
+    <w:p>
+      <w:pPr>
+        <w:pStyle w:val="ListParagraph"/>
+        <w:numPr>
+          <w:ilvl w:val="0"/>
+          <w:numId w:val="2"/>
+        </w:numPr>
+      </w:pPr>
+      <w:r>
+        <w:rPr>
+          <w:b/>
+        </w:rPr>
+        <w:t>Nas perguntas multi-hop, porém, houve a inversão esperada.</w:t>
+      </w:r>
+      <w:r>
+        <w:t xml:space="preserve"> O Basic caiu de 1,75 para 1,25, enquanto o Local se manteve em 1,50 e passou à frente. Foi o único tipo de pergunta em que o grafo resistiu melhor aos distratores, como previa a hipótese. Na P04 (Delta e o processo), o Local acertou tudo e o Basic misturou causa e consequência.</w:t>
+      </w:r>
+    </w:p>
+    <w:p>
+      <w:pPr>
+        <w:pStyle w:val="ListParagraph"/>
+        <w:numPr>
+          <w:ilvl w:val="0"/>
+          <w:numId w:val="2"/>
+        </w:numPr>
+      </w:pPr>
+      <w:r>
+        <w:rPr>
+          <w:b/>
+        </w:rPr>
+        <w:t>O Local falhou nas perguntas pontuais (2,00 → 0,33).</w:t>
+      </w:r>
+      <w:r>
+        <w:t xml:space="preserve"> Nas P02 e P03, ele respondeu que o número pedido não estava nos dados. A explicação provável é que, com 794 entidades, a busca por entidades parecidas com a pergunta trouxe entidades erradas ou genéricas, e o trecho com o número ficou de fora do contexto. Na P07, nem o Basic nem o Local encontraram o Channel File 291; uma hipótese é a competição com o artigo da Wikipedia em português sobre o mesmo incidente, que cita o arquivo só pelo nome C-00000291.sys.</w:t>
+      </w:r>
+    </w:p>
+    <w:p>
+      <w:pPr>
+        <w:pStyle w:val="ListParagraph"/>
+        <w:numPr>
+          <w:ilvl w:val="0"/>
+          <w:numId w:val="2"/>
+        </w:numPr>
+      </w:pPr>
+      <w:r>
+        <w:rPr>
+          <w:b/>
+        </w:rPr>
+        <w:t>A busca Global ficou mais lenta e mais confusa.</w:t>
+      </w:r>
+      <w:r>
+        <w:t xml:space="preserve"> Com 163 relatórios, ela passou a misturar incidentes. Na P09, que pergunta sobre "os dois incidentes" sem nomeá-los, Global, Local e até o Basic trocaram a Cloudflare pela Ariane 5 ou pelo Therac-25. Isso também revela um limite da pergunta: num corpus com muitos incidentes, "os dois incidentes" ficou ambíguo.</w:t>
+      </w:r>
+    </w:p>
+    <w:p>
+      <w:pPr>
+        <w:pStyle w:val="ListParagraph"/>
+        <w:numPr>
+          <w:ilvl w:val="0"/>
+          <w:numId w:val="2"/>
+        </w:numPr>
+      </w:pPr>
+      <w:r>
+        <w:rPr>
+          <w:b/>
+        </w:rPr>
+        <w:t>Alucinações se concentraram na busca Global (7 de 10 respostas).</w:t>
+      </w:r>
+      <w:r>
+        <w:t xml:space="preserve"> Em vez de inventar números, como o modelo sem recuperação, ela atribuiu fatos ao incidente errado e criou nomes como "INCIDENT 2024" para a falha da Cloudflare de 2025.</w:t>
+      </w:r>
+    </w:p>
+    <w:p>
+      <w:pPr>
+        <w:pStyle w:val="Heading4"/>
+      </w:pPr>
+      <w:r>
+        <w:t>Ressalvas</w:t>
+      </w:r>
+    </w:p>
+    <w:p>
+      <w:pPr>
+        <w:pStyle w:val="ListParagraph"/>
+        <w:numPr>
+          <w:ilvl w:val="0"/>
+          <w:numId w:val="2"/>
+        </w:numPr>
+      </w:pPr>
+      <w:r>
+        <w:t>O corpus grande foi indexado com 2 chamadas simultâneas ao LLM, e o pequeno com 25 (seção 4.7). A comparação de tempo de indexação tem essa diferença de configuração.</w:t>
+      </w:r>
+    </w:p>
+    <w:p>
+      <w:pPr>
+        <w:pStyle w:val="ListParagraph"/>
+        <w:numPr>
+          <w:ilvl w:val="0"/>
+          <w:numId w:val="2"/>
+        </w:numPr>
+      </w:pPr>
+      <w:r>
+        <w:t>Os códigos da planilha cega foram gerados com a mesma semente nas duas rodadas, e as respostas do modelo sem recuperação saíram idênticas. Por isso, a avaliação do corpus grande não foi totalmente cega: quem deu as notas já conhecia a correspondência entre código e método da primeira rodada.</w:t>
+      </w:r>
+    </w:p>
+    <w:p>
+      <w:pPr>
+        <w:pStyle w:val="ListParagraph"/>
+        <w:numPr>
+          <w:ilvl w:val="0"/>
+          <w:numId w:val="2"/>
+        </w:numPr>
+      </w:pPr>
+      <w:r>
+        <w:t>São só 10 perguntas, um único modelo de 4B e uma única execução por método. As diferenças de uma ou duas notas por tipo de pergunta não têm significância estatística.</w:t>
+      </w:r>
+    </w:p>
+    <w:p>
+      <w:r>
+        <w:t>Em resumo, aumentar o corpus não fez o GraphRAG ultrapassar o RAG vetorial: o grafo maior trouxe mais ruído do que estrutura útil, e o custo cresceu mais que o texto. A única vantagem que apareceu, nas perguntas multi-hop, é justamente a que os algoritmos de caminho propostos na seção 5.1 poderiam ampliar, porque atacam a recuperação por entidades parecidas, que foi o que falhou nas perguntas pontuais.</w:t>
+      </w:r>
+    </w:p>
+    <w:p>
+      <w:pPr>
+        <w:pStyle w:val="Heading3"/>
+      </w:pPr>
+      <w:r>
+        <w:t xml:space="preserve">3.5 Vantagens e limitações</w:t>
+      </w:r>
+    </w:p>
+    <w:p>
+      <w:r>
+        <w:t xml:space="preserve">No corpus pequeno, as hipóteses a favor do GraphRAG não se confirmaram. O RAG vetorial teve a melhor nota média (1,9) e a menor quantidade de alucinações; a busca Local ficou praticamente empatada (1,8) e só venceu numa pergunta multi-hop; a busca Global foi a pior entre os métodos com recuperação (1,1), apesar de ser a mais lenta (44,9 s por consulta) e de ter exigido quase todo o custo de indexação.</w:t>
+      </w:r>
+    </w:p>
+    <w:p>
+      <w:r>
+        <w:t>A primeira explicação considerada foi o tamanho do corpus: com apenas 13 chunks, a busca vetorial traz para o contexto quase todo o texto relevante, inclusive os trechos que uma pergunta multi-hop precisa ligar, e o grafo não tem o que acrescentar. O teste com o corpus maior (seção 3.4) confirmou essa explicação só em parte: o RAG vetorial perdeu precisão nas perguntas multi-hop, e ali a busca Local passou à frente, mas o grafo maior trouxe tanto ruído que o GraphRAG piorou mais que o RAG vetorial no total. O problema, portanto, não é só o tamanho do corpus, mas a qualidade do grafo que um modelo de 4B consegue extrair: entidades vindas do prompt, relatórios que misturam incidentes e uma busca por entidades que se perde quando o grafo cresce.</w:t>
+      </w:r>
+    </w:p>
+    <w:p>
+      <w:r>
+        <w:t xml:space="preserve">O modelo sem recuperação confirma o papel da recuperação: errou ou se recusou a responder em 6 das 10 perguntas e alucinou em 5. Ele só acertou as perguntas genéricas (P08 e P09), em que conhecimento geral de engenharia de software basta, e a pergunta sem resposta, em que admitiu não saber.</w:t>
+      </w:r>
+    </w:p>
+    <w:p>
+      <w:r>
+        <w:rPr>
+          <w:b/>
           <w:i w:val="0"/>
-        </w:rPr>
-        <w:t xml:space="preserve">Critérios sugeridos: qualidade por tipo de pergunta, custo de indexação, latência, explicabilidade, custo de atualizar o índice quando um documento muda e privacidade.</w:t>
-      </w:r>
-    </w:p>
-    <w:p>
-      <w:pPr>
-        <w:pStyle w:val="Heading3"/>
-      </w:pPr>
-      <w:r>
-        <w:t xml:space="preserve">3.2 Vantagens e limitações</w:t>
-      </w:r>
-    </w:p>
-    <w:p>
-      <w:r>
-        <w:rPr>
-          <w:b w:val="0"/>
+          <w:color w:val="B45F06"/>
+        </w:rPr>
+        <w:t xml:space="preserve">[A FAZER] </w:t>
+      </w:r>
+      <w:r>
+        <w:rPr>
+          <w:i/>
+          <w:color w:val="6B7280"/>
+        </w:rPr>
+        <w:t xml:space="preserve">Completar com a análise por cenário de uso e a regra de decisão depois do teste com corpus maior (seção 3.4).</w:t>
+      </w:r>
+    </w:p>
+    <w:p>
+      <w:pPr>
+        <w:pStyle w:val="Heading2"/>
+      </w:pPr>
+      <w:r>
+        <w:t xml:space="preserve">4. Aplicação prática (PoC)</w:t>
+      </w:r>
+    </w:p>
+    <w:p>
+      <w:r>
+        <w:rPr>
           <w:i w:val="0"/>
         </w:rPr>
-        <w:t xml:space="preserve">Análise crítica por cenário de uso: quando o GraphRAG compensa, quando empata e quando não vale o custo. Deve aproveitar as limitações observadas no grafo (seção 4.8) e no benchmark.</w:t>
-      </w:r>
-    </w:p>
-    <w:p>
-      <w:pPr>
-        <w:pStyle w:val="Heading2"/>
-      </w:pPr>
-      <w:r>
-        <w:t xml:space="preserve">4. Aplicação prática (PoC)</w:t>
-      </w:r>
-    </w:p>
-    <w:p>
-      <w:r>
-        <w:rPr>
-          <w:b w:val="0"/>
-          <w:i w:val="0"/>
-        </w:rPr>
-        <w:t xml:space="preserve">O pipeline GraphRAG local foi validado de ponta a ponta e está pronto para o benchmark. Este bloco registra o ambiente, os parâmetros fixados para o experimento, os trechos de código que implementam essas escolhas e os problemas corrigidos durante o teste de fumaça, para que os resultados possam ser reproduzidos.</w:t>
+        <w:t xml:space="preserve">Este bloco registra como o experimento foi montado: ambiente, parâmetros, trechos de código, teste de fumaça, corpus e perguntas. Os resultados estão no bloco 3.</w:t>
       </w:r>
     </w:p>
     <w:p>
@@ -2326,133 +4263,6 @@
         <w:t xml:space="preserve">Os métodos comparados recebem as mesmas regras e o mesmo formato de resposta, para que a diferença medida venha da recuperação e não do prompt.</w:t>
       </w:r>
     </w:p>
-    <w:tbl>
-      <w:tblPr>
-        <w:tblStyle w:val="TableGrid"/>
-        <w:tblW w:w="0" w:type="auto"/>
-        <w:tblLayout w:type="fixed"/>
-        <w:tblLook w:val="0420" w:firstRow="1" w:lastRow="0" w:firstColumn="0" w:lastColumn="0" w:noHBand="0" w:noVBand="1"/>
-      </w:tblPr>
-      <w:tblGrid>
-        <w:gridCol w:w="3077"/>
-        <w:gridCol w:w="6282"/>
-      </w:tblGrid>
-      <w:tr>
-        <w:trPr>
-          <w:tblHeader/>
-        </w:trPr>
-        <w:tc>
-          <w:tcPr>
-            <w:tcW w:w="3077" w:type="dxa"/>
-            <w:shd w:val="clear" w:color="auto" w:fill="F2F2F2"/>
-          </w:tcPr>
-          <w:p>
-            <w:r>
-              <w:t xml:space="preserve">Método</w:t>
-            </w:r>
-          </w:p>
-        </w:tc>
-        <w:tc>
-          <w:tcPr>
-            <w:tcW w:w="6282" w:type="dxa"/>
-            <w:shd w:val="clear" w:color="auto" w:fill="F2F2F2"/>
-          </w:tcPr>
-          <w:p>
-            <w:r>
-              <w:t xml:space="preserve">O que recupera</w:t>
-            </w:r>
-          </w:p>
-        </w:tc>
-      </w:tr>
-      <w:tr>
-        <w:tc>
-          <w:tcPr>
-            <w:tcW w:w="3077" w:type="dxa"/>
-          </w:tcPr>
-          <w:p>
-            <w:r>
-              <w:t xml:space="preserve">Sem recuperação</w:t>
-            </w:r>
-          </w:p>
-        </w:tc>
-        <w:tc>
-          <w:tcPr>
-            <w:tcW w:w="6282" w:type="dxa"/>
-          </w:tcPr>
-          <w:p>
-            <w:r>
-              <w:t xml:space="preserve">Nada: a pergunta vai direto ao modelo (linha de base)</w:t>
-            </w:r>
-          </w:p>
-        </w:tc>
-      </w:tr>
-      <w:tr>
-        <w:tc>
-          <w:tcPr>
-            <w:tcW w:w="3077" w:type="dxa"/>
-          </w:tcPr>
-          <w:p>
-            <w:r>
-              <w:t xml:space="preserve">Basic (RAG vetorial)</w:t>
-            </w:r>
-          </w:p>
-        </w:tc>
-        <w:tc>
-          <w:tcPr>
-            <w:tcW w:w="6282" w:type="dxa"/>
-          </w:tcPr>
-          <w:p>
-            <w:r>
-              <w:t xml:space="preserve">Chunks mais parecidos com a pergunta, por embedding</w:t>
-            </w:r>
-          </w:p>
-        </w:tc>
-      </w:tr>
-      <w:tr>
-        <w:tc>
-          <w:tcPr>
-            <w:tcW w:w="3077" w:type="dxa"/>
-          </w:tcPr>
-          <w:p>
-            <w:r>
-              <w:t xml:space="preserve">Local (GraphRAG)</w:t>
-            </w:r>
-          </w:p>
-        </w:tc>
-        <w:tc>
-          <w:tcPr>
-            <w:tcW w:w="6282" w:type="dxa"/>
-          </w:tcPr>
-          <w:p>
-            <w:r>
-              <w:t xml:space="preserve">Entidades ligadas à pergunta, seus vizinhos no grafo e os chunks de origem</w:t>
-            </w:r>
-          </w:p>
-        </w:tc>
-      </w:tr>
-      <w:tr>
-        <w:tc>
-          <w:tcPr>
-            <w:tcW w:w="3077" w:type="dxa"/>
-          </w:tcPr>
-          <w:p>
-            <w:r>
-              <w:t xml:space="preserve">Global (GraphRAG)</w:t>
-            </w:r>
-          </w:p>
-        </w:tc>
-        <w:tc>
-          <w:tcPr>
-            <w:tcW w:w="6282" w:type="dxa"/>
-          </w:tcPr>
-          <w:p>
-            <w:r>
-              <w:t xml:space="preserve">Relatórios das comunidades do grafo, combinados em map-reduce</w:t>
-            </w:r>
-          </w:p>
-        </w:tc>
-      </w:tr>
-    </w:tbl>
     <w:p>
       <w:r>
         <w:t xml:space="preserve">A busca Drift existe no app, mas fica fora do benchmark por ser a mais lenta.</w:t>
@@ -2497,7 +4307,10 @@
         <w:rPr>
           <w:b/>
         </w:rPr>
-        <w:t xml:space="preserve">Regras nos prompts de consulta: o mesmo bloco foi acrescentado aos prompts de todos os métodos. Ele pede só fatos escritos nos dados, nomes sem tradução, citação apenas de ids existentes, admitir quando não sabe e responder em português do Brasil.</w:t>
+        <w:t xml:space="preserve">Timeout por consulta:</w:t>
+      </w:r>
+      <w:r>
+        <w:t xml:space="preserve"> 600 s, para que uma busca lenta não seja registrada como falha.</w:t>
       </w:r>
     </w:p>
     <w:p>
@@ -2512,24 +4325,6 @@
         <w:rPr>
           <w:b/>
         </w:rPr>
-        <w:t xml:space="preserve">Timeout por consulta:</w:t>
-      </w:r>
-      <w:r>
-        <w:t xml:space="preserve"> 600 s, para que uma busca lenta não seja registrada como falha.</w:t>
-      </w:r>
-    </w:p>
-    <w:p>
-      <w:pPr>
-        <w:pStyle w:val="ListParagraph"/>
-        <w:numPr>
-          <w:ilvl w:val="0"/>
-          <w:numId w:val="2"/>
-        </w:numPr>
-      </w:pPr>
-      <w:r>
-        <w:rPr>
-          <w:b/>
-        </w:rPr>
         <w:t xml:space="preserve">Timeout de indexação:</w:t>
       </w:r>
       <w:r>
@@ -2547,7 +4342,6 @@
     <w:p>
       <w:r>
         <w:rPr>
-          <w:b w:val="0"/>
           <w:i w:val="0"/>
         </w:rPr>
         <w:t xml:space="preserve">O projeto não reimplementa o GraphRAG: ele configura a biblioteca e a chama pela linha de comando. Por isso, as decisões técnicas do experimento estão concentradas no arquivo de configuração, nos prompts e em dois scripts Python. Os trechos abaixo são os mais importantes.</w:t>
@@ -2562,17 +4356,10 @@
       </w:r>
     </w:p>
     <w:p>
-      <w:r>
-        <w:rPr>
-          <w:b w:val="0"/>
+      <w:pPr>
+        <w:rPr>
           <w:i w:val="0"/>
         </w:rPr>
-        <w:t xml:space="preserve">No GraphRAG 3.3, só os parâmetros dentro de call_args chegam de fato ao Ollama. Antes da correção, temperature e max_tokens ficavam um nível acima e eram ignorados sem nenhum aviso.</w:t>
-      </w:r>
-    </w:p>
-    <w:p>
-      <w:pPr>
-        <w:pStyle w:val="Code"/>
       </w:pPr>
       <w:r>
         <w:t xml:space="preserve">completion_models:</w:t>
@@ -2587,11 +4374,11 @@
         <w:br/>
         <w:t xml:space="preserve">      temperature: 0</w:t>
         <w:br/>
-        <w:t xml:space="preserve">      max_tokens: 4000 # 2000 cortava a lista de relações na extração</w:t>
+        <w:t xml:space="preserve">      max_tokens: 4000 </w:t>
         <w:br/>
-        <w:t xml:space="preserve">      num_ctx: 12288 # precisa caber prompt (até ~5,5k no gleaning) + resposta (4k)</w:t>
+        <w:t xml:space="preserve">      num_ctx: 12288 </w:t>
         <w:br/>
-        <w:t xml:space="preserve">      reasoning_effort: none # desliga o modo thinking do Qwen</w:t>
+        <w:t xml:space="preserve">      reasoning_effort: none </w:t>
         <w:br/>
         <w:t xml:space="preserve">    api_base: http://localhost:11434</w:t>
       </w:r>
@@ -2599,7 +4386,6 @@
     <w:p>
       <w:r>
         <w:rPr>
-          <w:b w:val="0"/>
           <w:i w:val="0"/>
         </w:rPr>
         <w:t xml:space="preserve">O reasoning_effort: none é traduzido pelo LiteLLM para think: false no Ollama. Sem ele, o modelo gastava a janela inteira raciocinando e devolvia texto vazio.</w:t>
@@ -2616,7 +4402,6 @@
     <w:p>
       <w:r>
         <w:rPr>
-          <w:b w:val="0"/>
           <w:i w:val="0"/>
         </w:rPr>
         <w:t xml:space="preserve">Os tipos de entidade foram trocados para descrever o corpus final, formado por relatos de incidentes: organization (CrowdStrike, Microsoft, Delta Air Lines, Cloudflare), person (George Kurtz, Ed Bastian), system (Falcon Sensor, Windows, ClickHouse, Bot Management, FL2), component (Channel File 291, arquivo de features, proxy central), incident e event. O gleaning foi limitado a uma passada, porque cada passada repete a extração do chunk inteiro.</w:t>
@@ -2654,7 +4439,6 @@
     <w:p>
       <w:r>
         <w:rPr>
-          <w:b w:val="0"/>
           <w:i w:val="0"/>
         </w:rPr>
         <w:t xml:space="preserve">O engine.py monta o comando do GraphRAG e o executa como subprocesso. O mesmo formato de resposta é passado a todos os métodos, para que a diferença medida venha da recuperação e não do tamanho da resposta.</w:t>
@@ -2683,45 +4467,12 @@
         <w:pStyle w:val="Heading4"/>
       </w:pPr>
       <w:r>
-        <w:t xml:space="preserve">Indexação (indexer.py)</w:t>
-      </w:r>
-    </w:p>
-    <w:p>
-      <w:r>
-        <w:rPr>
-          <w:b w:val="0"/>
-          <w:i w:val="0"/>
-        </w:rPr>
-        <w:t xml:space="preserve">A indexação também roda como subprocesso. O limite de tempo, que antes era de 10 minutos, foi elevado para 4 horas e pode ser ajustado por variável de ambiente.</w:t>
-      </w:r>
-    </w:p>
-    <w:p>
-      <w:pPr>
-        <w:pStyle w:val="Code"/>
-      </w:pPr>
-      <w:r>
-        <w:t xml:space="preserve">INDEX_TIMEOUT_SECONDS = int(os.environ.get("INDEX_TIMEOUT_SECONDS", 4 * 60 * 60))</w:t>
-        <w:br/>
-        <w:br/>
-        <w:t xml:space="preserve">cmd = [python_exe, "-m", "graphrag", "index", "--root", "ragtest"]</w:t>
-        <w:br/>
-        <w:t xml:space="preserve">result = subprocess.run(cmd, capture_output=True, text=True,</w:t>
-        <w:br/>
-        <w:t xml:space="preserve">                        timeout=INDEX_TIMEOUT_SECONDS)</w:t>
-      </w:r>
-    </w:p>
-    <w:p>
-      <w:pPr>
-        <w:pStyle w:val="Heading4"/>
-      </w:pPr>
-      <w:r>
         <w:t xml:space="preserve">Regras comuns nos prompts de consulta (ragtest/prompts/)</w:t>
       </w:r>
     </w:p>
     <w:p>
       <w:r>
         <w:rPr>
-          <w:b w:val="0"/>
           <w:i w:val="0"/>
         </w:rPr>
         <w:t xml:space="preserve">O mesmo bloco de regras foi acrescentado aos prompts das buscas Basic, Local, Global (map e reduce) e Drift. Ele reduz a tendência de um modelo pequeno de completar a resposta com inferências.</w:t>
@@ -2761,7 +4512,6 @@
     <w:p>
       <w:r>
         <w:rPr>
-          <w:b w:val="0"/>
           <w:i w:val="0"/>
         </w:rPr>
         <w:t xml:space="preserve">Na etapa map, o GraphRAG lê a nota de cada ponto pela chave score. O modelo escrevia importance_score, todas as notas eram lidas como zero e a resposta final era sempre "I am sorry but I am unable to answer". A instrução passou a exigir a chave exata:</w:t>
@@ -2782,12 +4532,52 @@
         <w:pStyle w:val="Heading4"/>
       </w:pPr>
       <w:r>
+        <w:t xml:space="preserve">Script do benchmark (benchmark/benchmark.py)</w:t>
+      </w:r>
+    </w:p>
+    <w:p>
+      <w:r>
+        <w:t xml:space="preserve">O script benchmark/benchmark.py lê as perguntas de benchmark/perguntas.csv, faz cada uma aos quatro métodos e cronometra cada chamada. Antes de começar, ele faz uma chamada de aquecimento, porque a primeira chamada carrega o modelo na GPU e levou cerca de 60 segundos nos testes, o que distorceria o tempo da primeira pergunta. O método sem recuperação recebe as mesmas regras de formato e idioma dos outros, para que a diferença medida venha só da recuperação. O trecho central é o laço abaixo:</w:t>
+      </w:r>
+    </w:p>
+    <w:p>
+      <w:pPr>
+        <w:pStyle w:val="Code"/>
+      </w:pPr>
+      <w:r>
+        <w:t xml:space="preserve">for p in perguntas:</w:t>
+        <w:br/>
+        <w:t xml:space="preserve">    for metodo in ["none", "basic", "local", "global"]:</w:t>
+        <w:br/>
+        <w:t xml:space="preserve">        t0 = time.perf_counter()</w:t>
+        <w:br/>
+        <w:t xml:space="preserve">        if metodo == "none":</w:t>
+        <w:br/>
+        <w:t xml:space="preserve">            resposta = perguntar_sem_recuperacao(p["pergunta"])</w:t>
+        <w:br/>
+        <w:t xml:space="preserve">        else:</w:t>
+        <w:br/>
+        <w:t xml:space="preserve">            resposta = engine.query(p["pergunta"], method=metodo)["response"]</w:t>
+        <w:br/>
+        <w:t xml:space="preserve">        segundos = round(time.perf_counter() - t0, 1)</w:t>
+      </w:r>
+    </w:p>
+    <w:p>
+      <w:r>
+        <w:t xml:space="preserve">O resultado vai para benchmark/resultados.csv. Uma segunda planilha, benchmark/avaliacao_cega_resultados.csv, traz as mesmas respostas embaralhadas e sem a indicação do método, para as notas serem dadas sem saber qual método respondeu.</w:t>
+      </w:r>
+    </w:p>
+    <w:p>
+      <w:pPr>
+        <w:pStyle w:val="Heading3"/>
+      </w:pPr>
+      <w:r>
         <w:t xml:space="preserve">4.5 Teste de fumaça</w:t>
       </w:r>
     </w:p>
     <w:p>
       <w:r>
-        <w:t xml:space="preserve">Um texto fictício de 3,9 KB foi indexado do zero em 569. Ele seguia o corpus planejado no início do trabalho, depois substituído por relatos reais: 3 ADRs, 1 postmortem, 1 ata e requisitos não funcionais de uma plataforma de pagamentos inventada.</w:t>
+        <w:t xml:space="preserve">Um texto fictício para textar as configurações de geração. </w:t>
       </w:r>
     </w:p>
     <w:tbl>
@@ -3020,10 +4810,7 @@
     </w:p>
     <w:p>
       <w:r>
-        <w:rPr>
-          <w:b w:val="0"/>
-        </w:rPr>
-        <w:t xml:space="preserve">O corpus final tem dois documentos públicos sobre incidentes reais de software, adaptados para o experimento. O tema é de fácil entendimento, pertence à Engenharia de Software (atualizações, configuração, dependências e resposta a incidentes) e os dois casos têm uma origem parecida, o que permite perguntas que cruzam os documentos.</w:t>
+        <w:t xml:space="preserve">O experimento principal usa um corpus pequeno, com dois documentos públicos sobre incidentes reais de software. O tema é de fácil entendimento, pertence à Engenharia de Software (atualizações, configuração, dependências e resposta a incidentes) e os dois casos têm uma origem parecida, o que permite perguntas que cruzam os documentos. Para testar o efeito do tamanho do corpus, as mesmas perguntas foram repetidas num corpus cerca de três vezes maior.</w:t>
       </w:r>
     </w:p>
     <w:tbl>
@@ -3083,7 +4870,7 @@
           </w:tcPr>
           <w:p>
             <w:r>
-              <w:t xml:space="preserve">input/crowdstrike_2024.txt (18,1 KB, cerca de 3.800 tokens)</w:t>
+              <w:t xml:space="preserve">benchmark/corpus_pequeno/crowdstrike_2024.txt (18,1 KB, cerca de 3.800 tokens)</w:t>
             </w:r>
           </w:p>
         </w:tc>
@@ -3115,7 +4902,7 @@
           </w:tcPr>
           <w:p>
             <w:r>
-              <w:t xml:space="preserve">input/cloudflare_2025.txt (17,6 KB, cerca de 3.700 tokens)</w:t>
+              <w:t xml:space="preserve">benchmark/corpus_pequeno/cloudflare_2025.txt (17,6 KB, cerca de 3.700 tokens)</w:t>
             </w:r>
           </w:p>
         </w:tc>
@@ -3140,23 +4927,45 @@
           </w:p>
         </w:tc>
       </w:tr>
+      <w:tr>
+        <w:tc>
+          <w:tcPr>
+            <w:tcW w:w="2700" w:type="dxa"/>
+          </w:tcPr>
+          <w:p>
+            <w:r>
+              <w:t xml:space="preserve">input/corpus_grande.txt (117,7 KB, 25.050 tokens, cerca de 42 chunks)</w:t>
+            </w:r>
+          </w:p>
+        </w:tc>
+        <w:tc>
+          <w:tcPr>
+            <w:tcW w:w="2300" w:type="dxa"/>
+          </w:tcPr>
+          <w:p>
+            <w:r>
+              <w:t xml:space="preserve">Os dois textos acima, sem alteração, mais 12 artigos da Wikipedia em português [11]</w:t>
+            </w:r>
+          </w:p>
+        </w:tc>
+        <w:tc>
+          <w:tcPr>
+            <w:tcW w:w="4360" w:type="dxa"/>
+          </w:tcPr>
+          <w:p>
+            <w:r>
+              <w:t xml:space="preserve">Distratores sobre temas próximos: outro artigo sobre o incidente da CrowdStrike (impacto por país), CrowdStrike, Microsoft Azure, CDN, proxy reverso, DDoS, queda do Facebook em 2021, Log4Shell, WannaCry, Ariane 5, Therac-25 e bug do milênio</w:t>
+            </w:r>
+          </w:p>
+        </w:tc>
+      </w:tr>
     </w:tbl>
-    <w:p>
-      <w:r>
-        <w:rPr>
-          <w:b w:val="0"/>
-        </w:rPr>
-        <w:t xml:space="preserve">Os textos foram traduzidos para o português, para que corpus, perguntas e respostas fiquem no mesmo idioma, e recortados sem cortar informações que se relacionam entre seções. Nomes de empresas, sistemas e componentes foram mantidos no original e escritos sempre da mesma forma, para reduzir entidades duplicadas no grafo. </w:t>
-      </w:r>
-    </w:p>
+    <w:p/>
     <w:p>
       <w:pPr>
         <w:pStyle w:val="Heading4"/>
       </w:pPr>
       <w:r>
-        <w:rPr>
-          <w:b w:val="0"/>
-        </w:rPr>
         <w:t xml:space="preserve">Tipos de pergunta</w:t>
       </w:r>
     </w:p>
@@ -3340,29 +5149,17 @@
       </w:tr>
     </w:tbl>
     <w:p>
-      <w:r>
-        <w:rPr>
-          <w:b w:val="0"/>
-        </w:rPr>
-        <w:t xml:space="preserve">As hipóteses são o que o experimento testa, e não o que ele precisa confirmar. Se alguma cair, isso entra na análise do bloco 3.</w:t>
-      </w:r>
-    </w:p>
-    <w:p>
       <w:pPr>
         <w:pStyle w:val="Heading4"/>
       </w:pPr>
       <w:r>
-        <w:rPr>
-          <w:b w:val="0"/>
-        </w:rPr>
+        <w:br/>
+        <w:br/>
         <w:t xml:space="preserve">Perguntas e gabarito</w:t>
       </w:r>
     </w:p>
     <w:p>
       <w:r>
-        <w:rPr>
-          <w:b w:val="0"/>
-        </w:rPr>
         <w:t xml:space="preserve">O gabarito foi escrito antes de rodar qualquer método e conferido contra o texto do corpus. As mesmas perguntas estão em benchmark/perguntas.csv, gerado por benchmark/perguntas.py.</w:t>
       </w:r>
     </w:p>
@@ -3742,18 +5539,12 @@
         <w:pStyle w:val="Heading4"/>
       </w:pPr>
       <w:r>
-        <w:rPr>
-          <w:b w:val="0"/>
-        </w:rPr>
-        <w:t xml:space="preserve">Escala de avaliação</w:t>
-      </w:r>
-    </w:p>
-    <w:p>
-      <w:r>
-        <w:rPr>
-          <w:b w:val="0"/>
-        </w:rPr>
-        <w:t xml:space="preserve">Cada resposta recebe uma nota: 0 para errada ou ausente, 1 para parcial e 2 para correta e completa. Também é marcado se houve alucinação, ou seja, alguma afirmação sem apoio no corpus. Na P10, a nota 2 vai para a resposta que admite não ter a informação. As notas são dadas sem ver qual método gerou a resposta, para não favorecer o GraphRAG.</w:t>
+        <w:t xml:space="preserve">Escala de avaliação:</w:t>
+      </w:r>
+    </w:p>
+    <w:p>
+      <w:r>
+        <w:t xml:space="preserve">Cada resposta recebe uma nota: 2 quando tudo o que afirma está correto, mesmo que diga mais ou menos que o gabarito; 1 quando parte está correta e parte faz uma associação falsa; 0 quando não responde à pergunta ou erra o essencial. Também é marcado se houve alucinação.</w:t>
       </w:r>
     </w:p>
     <w:p>
@@ -3761,128 +5552,14 @@
         <w:pStyle w:val="Heading3"/>
       </w:pPr>
       <w:r>
-        <w:t xml:space="preserve">4.7 Benchmark e resultados</w:t>
-      </w:r>
-    </w:p>
-    <w:p>
-      <w:r>
-        <w:rPr>
-          <w:b/>
-          <w:color w:val="B45F06"/>
-        </w:rPr>
-        <w:t xml:space="preserve">[A FAZER] </w:t>
-      </w:r>
-      <w:r>
-        <w:rPr>
-          <w:i/>
-          <w:color w:val="6B7280"/>
-        </w:rPr>
-        <w:t xml:space="preserve">Executar a indexação do corpus final e o benchmark, e preencher esta seção com os números.</w:t>
-      </w:r>
-    </w:p>
-    <w:p>
-      <w:r>
-        <w:rPr>
-          <w:b w:val="0"/>
+        <w:t xml:space="preserve">4.7 Relato de experiência</w:t>
+      </w:r>
+    </w:p>
+    <w:p>
+      <w:r>
+        <w:rPr>
           <w:i w:val="0"/>
         </w:rPr>
-        <w:t xml:space="preserve">Esta seção deve trazer:</w:t>
-      </w:r>
-    </w:p>
-    <w:p>
-      <w:pPr>
-        <w:pStyle w:val="ListParagraph"/>
-        <w:numPr>
-          <w:ilvl w:val="0"/>
-          <w:numId w:val="2"/>
-        </w:numPr>
-      </w:pPr>
-      <w:r>
-        <w:rPr>
-          <w:b w:val="0"/>
-          <w:i w:val="0"/>
-        </w:rPr>
-        <w:t xml:space="preserve">O script do benchmark, com o trecho que roda cada pergunta nos quatro métodos e mede o tempo.</w:t>
-      </w:r>
-    </w:p>
-    <w:p>
-      <w:pPr>
-        <w:pStyle w:val="ListParagraph"/>
-        <w:numPr>
-          <w:ilvl w:val="0"/>
-          <w:numId w:val="2"/>
-        </w:numPr>
-      </w:pPr>
-      <w:r>
-        <w:rPr>
-          <w:b w:val="0"/>
-          <w:i w:val="0"/>
-        </w:rPr>
-        <w:t xml:space="preserve">Os custos da indexação do corpus final, medidos com output e cache vazios: tempo total e por etapa, chamadas ao LLM, tamanho do índice e tamanho do grafo.</w:t>
-      </w:r>
-    </w:p>
-    <w:p>
-      <w:pPr>
-        <w:pStyle w:val="ListParagraph"/>
-        <w:numPr>
-          <w:ilvl w:val="0"/>
-          <w:numId w:val="2"/>
-        </w:numPr>
-      </w:pPr>
-      <w:r>
-        <w:rPr>
-          <w:b w:val="0"/>
-          <w:i w:val="0"/>
-        </w:rPr>
-        <w:t xml:space="preserve">A tabela de qualidade: nota média por tipo de pergunta e por método, e quantidade de alucinações.</w:t>
-      </w:r>
-    </w:p>
-    <w:p>
-      <w:pPr>
-        <w:pStyle w:val="ListParagraph"/>
-        <w:numPr>
-          <w:ilvl w:val="0"/>
-          <w:numId w:val="2"/>
-        </w:numPr>
-      </w:pPr>
-      <w:r>
-        <w:rPr>
-          <w:b w:val="0"/>
-          <w:i w:val="0"/>
-        </w:rPr>
-        <w:t xml:space="preserve">A tabela de custo por consulta: latência média de cada método.</w:t>
-      </w:r>
-    </w:p>
-    <w:p>
-      <w:pPr>
-        <w:pStyle w:val="ListParagraph"/>
-        <w:numPr>
-          <w:ilvl w:val="0"/>
-          <w:numId w:val="2"/>
-        </w:numPr>
-      </w:pPr>
-      <w:r>
-        <w:rPr>
-          <w:b w:val="0"/>
-          <w:i w:val="0"/>
-        </w:rPr>
-        <w:t xml:space="preserve">Exemplos de respostas: uma pergunta em que o GraphRAG vence, uma em que empata ou perde e uma alucinação do modelo sem recuperação.</w:t>
-      </w:r>
-    </w:p>
-    <w:p>
-      <w:pPr>
-        <w:pStyle w:val="Heading3"/>
-      </w:pPr>
-      <w:r>
-        <w:t xml:space="preserve">4.8 Relato de experiência</w:t>
-      </w:r>
-    </w:p>
-    <w:p>
-      <w:r>
-        <w:rPr>
-          <w:b w:val="0"/>
-          <w:i w:val="0"/>
-        </w:rPr>
         <w:t xml:space="preserve">A maior parte do tempo da PoC não foi gasta entendendo a teoria, e sim fazendo um modelo local pequeno funcionar com uma biblioteca pensada para modelos grandes em nuvem. Nenhuma das falhas abaixo gerava uma mensagem de erro clara: a indexação terminava, mas com o grafo vazio, ou a busca respondia, mas sempre com a mesma recusa. Foi preciso ler os logs e o cache de chamadas ao LLM para descobrir a causa de cada uma.</w:t>
       </w:r>
     </w:p>
@@ -3896,7 +5573,7 @@
     </w:p>
     <w:p>
       <w:r>
-        <w:t xml:space="preserve">Cinco falhas impediam um resultado válido. Todas vinham de detalhes de integração entre o GraphRAG e um modelo local pequeno, não da técnica em si.</w:t>
+        <w:t>Oito falhas impediam um resultado válido. Todas vinham de detalhes de integração entre o GraphRAG e um modelo local pequeno, não da técnica em si.</w:t>
       </w:r>
     </w:p>
     <w:tbl>
@@ -4184,6 +5861,111 @@
           </w:p>
         </w:tc>
       </w:tr>
+      <w:tr>
+        <w:tc>
+          <w:tcPr>
+            <w:tcW w:w="3115" w:type="dxa"/>
+          </w:tcPr>
+          <w:p>
+            <w:r>
+              <w:t xml:space="preserve">Na primeira indexação do corpus final, os 12 relatórios de comunidade falavam só da CrowdStrike; 93 das 144 entidades ficaram fora das comunidades</w:t>
+            </w:r>
+          </w:p>
+        </w:tc>
+        <w:tc>
+          <w:tcPr>
+            <w:tcW w:w="3537" w:type="dxa"/>
+          </w:tcPr>
+          <w:p>
+            <w:r>
+              <w:t xml:space="preserve">Por padrão (use_lcc: true), o GraphRAG só agrupa o maior componente conectado do grafo; como os dois documentos não têm entidades em comum, a Cloudflare formou uma ilha separada e foi descartada</w:t>
+            </w:r>
+          </w:p>
+        </w:tc>
+        <w:tc>
+          <w:tcPr>
+            <w:tcW w:w="2707" w:type="dxa"/>
+          </w:tcPr>
+          <w:p>
+            <w:r>
+              <w:rPr>
+                <w:rStyle w:val="CodeChar"/>
+              </w:rPr>
+              <w:t xml:space="preserve">use_lcc: false em cluster_graph; a nova indexação gerou 36 comunidades e agrupou 147 de 162 entidades</w:t>
+            </w:r>
+          </w:p>
+        </w:tc>
+      </w:tr>
+      <w:tr>
+        <w:tc>
+          <w:tcPr>
+            <w:tcW w:w="3115" w:type="dxa"/>
+          </w:tcPr>
+          <w:p>
+            <w:r>
+              <w:t xml:space="preserve">Respostas com acentos corrompidos ("mÃ³dulo")</w:t>
+            </w:r>
+          </w:p>
+        </w:tc>
+        <w:tc>
+          <w:tcPr>
+            <w:tcW w:w="3537" w:type="dxa"/>
+          </w:tcPr>
+          <w:p>
+            <w:r>
+              <w:t xml:space="preserve">O engine.py lia a saída do GraphRAG com a codificação padrão do Windows (cp1252), mas ela vem em UTF-8</w:t>
+            </w:r>
+          </w:p>
+        </w:tc>
+        <w:tc>
+          <w:tcPr>
+            <w:tcW w:w="2707" w:type="dxa"/>
+          </w:tcPr>
+          <w:p>
+            <w:r>
+              <w:rPr>
+                <w:rStyle w:val="CodeChar"/>
+              </w:rPr>
+              <w:t xml:space="preserve">PYTHONIOENCODING=utf-8 e encoding="utf-8" na chamada do subprocesso</w:t>
+            </w:r>
+          </w:p>
+        </w:tc>
+      </w:tr>
+      <w:tr>
+        <w:tc>
+          <w:tcPr>
+            <w:tcW w:w="3115" w:type="dxa"/>
+          </w:tcPr>
+          <w:p>
+            <w:r>
+              <w:t>Na primeira indexação do corpus grande, 19 dos 42 chunks ficaram sem nenhuma entidade, entre eles trechos da Cloudflare usados pelas perguntas</w:t>
+            </w:r>
+          </w:p>
+        </w:tc>
+        <w:tc>
+          <w:tcPr>
+            <w:tcW w:w="3537" w:type="dxa"/>
+          </w:tcPr>
+          <w:p>
+            <w:r>
+              <w:t>O GraphRAG envia até 25 chamadas simultâneas ao LLM; o Ollama processa poucas por vez, e as que esperavam na fila passavam do limite de 600 s (418 timeouts no log)</w:t>
+            </w:r>
+          </w:p>
+        </w:tc>
+        <w:tc>
+          <w:tcPr>
+            <w:tcW w:w="2707" w:type="dxa"/>
+          </w:tcPr>
+          <w:p>
+            <w:r>
+              <w:rPr>
+                <w:rStyle w:val="CodeChar"/>
+              </w:rPr>
+              <w:t>concurrent_requests: 2 e timeout de 1.800 s nas chamadas; a nova indexação extraiu entidades de todos os 42 chunks</w:t>
+            </w:r>
+          </w:p>
+        </w:tc>
+      </w:tr>
     </w:tbl>
     <w:p>
       <w:pPr>
@@ -4195,7 +5977,7 @@
     </w:p>
     <w:p>
       <w:r>
-        <w:t xml:space="preserve">O grafo tem ruído típico de um modelo de 4B. Esses defeitos serão documentados no relatório, sem novas correções.</w:t>
+        <w:t xml:space="preserve">O grafo tem ruído típico de um modelo de 4B. Esses defeitos estão citados a baixo como fatores que possam ter influenciado no resultado final.</w:t>
       </w:r>
     </w:p>
     <w:p>
@@ -4203,85 +5985,41 @@
         <w:pStyle w:val="ListParagraph"/>
         <w:numPr>
           <w:ilvl w:val="0"/>
-          <w:numId w:val="3"/>
+          <w:numId w:val="0"/>
         </w:numPr>
-      </w:pPr>
-      <w:r>
+        <w:ind w:left="720" w:firstLine="0"/>
+        <w:rPr>
+          <w:b w:val="0"/>
+          <w:bCs w:val="0"/>
+        </w:rPr>
+      </w:pPr>
+      <w:r>
+        <w:rPr>
+          <w:b w:val="0"/>
+          <w:bCs w:val="0"/>
+        </w:rPr>
+        <w:t xml:space="preserve">Vazamento do prompt, entidades duplicadas, loop no gleaning, erros que chegam à resposta, vazamento do prompt no corpus final, resultados que mudam entre execuções e recusa fixa em inglês.</w:t>
+      </w:r>
+    </w:p>
+    <w:p>
+      <w:pPr>
+        <w:pStyle w:val="Heading4"/>
         <w:rPr>
           <w:b/>
-        </w:rPr>
-        <w:t xml:space="preserve">Vazamento do prompt:</w:t>
-      </w:r>
-      <w:r>
-        <w:t xml:space="preserve"> a entidade ALHAMIA PRISON vem dos exemplos do prompt de extração, não do texto. O modelo chegou a escrever que a excluiria, mas a incluiu.</w:t>
-      </w:r>
-    </w:p>
-    <w:p>
-      <w:pPr>
-        <w:pStyle w:val="ListParagraph"/>
-        <w:numPr>
-          <w:ilvl w:val="0"/>
-          <w:numId w:val="3"/>
-        </w:numPr>
+          <w:bCs/>
+        </w:rPr>
       </w:pPr>
       <w:r>
         <w:rPr>
           <w:b/>
-        </w:rPr>
-        <w:t xml:space="preserve">Entidades duplicadas:</w:t>
-      </w:r>
-      <w:r>
-        <w:t xml:space="preserve"> ORDER SERVICE e ORDERSERVICE, BILLING SERVICE e BILLINGSERVICE, e três grafias do evento de pedido confirmado. O GraphRAG 3.3 não unifica nomes parecidos.</w:t>
-      </w:r>
-    </w:p>
-    <w:p>
-      <w:pPr>
-        <w:pStyle w:val="ListParagraph"/>
-        <w:numPr>
-          <w:ilvl w:val="0"/>
-          <w:numId w:val="3"/>
-        </w:numPr>
-      </w:pPr>
-      <w:r>
-        <w:rPr>
-          <w:b/>
-        </w:rPr>
-        <w:t xml:space="preserve">Loop no gleaning:</w:t>
-      </w:r>
-      <w:r>
-        <w:t xml:space="preserve"> uma segunda passada gerou 70 relações, só 33 únicas, e criou entidades inexistentes.</w:t>
-      </w:r>
-    </w:p>
-    <w:p>
-      <w:pPr>
-        <w:pStyle w:val="ListParagraph"/>
-        <w:numPr>
-          <w:ilvl w:val="0"/>
-          <w:numId w:val="3"/>
-        </w:numPr>
-      </w:pPr>
-      <w:r>
-        <w:rPr>
-          <w:b/>
-        </w:rPr>
-        <w:t xml:space="preserve">Erros que chegam à resposta:</w:t>
-      </w:r>
-      <w:r>
-        <w:t xml:space="preserve"> os relatórios de comunidade ligaram o ADR-001 ao PgBouncer, e a busca Global repetiu esse erro. A busca também citou ids de relatórios que não existem.</w:t>
-      </w:r>
-    </w:p>
-    <w:p>
-      <w:pPr>
-        <w:pStyle w:val="Heading4"/>
-      </w:pPr>
-      <w:r>
+          <w:bCs/>
+        </w:rPr>
         <w:t xml:space="preserve">Uso de IA no trabalho</w:t>
       </w:r>
     </w:p>
     <w:p>
       <w:r>
         <w:rPr>
-          <w:b w:val="0"/>
           <w:i w:val="0"/>
         </w:rPr>
         <w:t xml:space="preserve">O assistente Claude Code foi usado ao longo do trabalho como apoio. Pontos a relatar:</w:t>
@@ -4304,7 +6042,6 @@
       </w:r>
       <w:r>
         <w:rPr>
-          <w:b w:val="0"/>
           <w:i w:val="0"/>
         </w:rPr>
         <w:t xml:space="preserve"> organização do plano de execução do experimento; leitura de logs e do cache do GraphRAG para diagnosticar as falhas de integração da seção anterior; ajuste do settings.yaml e dos prompts.</w:t>
@@ -4327,7 +6064,6 @@
       </w:r>
       <w:r>
         <w:rPr>
-          <w:b w:val="0"/>
           <w:i w:val="0"/>
         </w:rPr>
         <w:t xml:space="preserve"> Na organização do plano de execução, pois não levou em conta o tempo de indexação de documentos longos e a ordem lógica de implementação; Ao diagnosticar falhas, relatava problemas que já haviam sido resolvidos ou não tinham relação com os testes e sim com o ambiente.</w:t>
@@ -4350,7 +6086,6 @@
       </w:r>
       <w:r>
         <w:rPr>
-          <w:b w:val="0"/>
           <w:i w:val="0"/>
         </w:rPr>
         <w:t xml:space="preserve"> Funcionamento do código, testes locais quanto ao tempo de execução e otimizações para o código, bugs no site usado para visualização do grafo e experimentação, qualidade das respostas, qualidade do grafo montado, criterios quanto usabilidade da ferramenta, etc..</w:t>
@@ -4362,6 +6097,1091 @@
       </w:pPr>
       <w:r>
         <w:t xml:space="preserve">5. Perspectivas futuras e mercado</w:t>
+      </w:r>
+    </w:p>
+    <w:p>
+      <w:r>
+        <w:t xml:space="preserve">Este bloco parte das limitações medidas no experimento para propor melhorias com base em algoritmos clássicos de grafos e em heurísticas, e depois discute tendências e adoção no mercado.</w:t>
+      </w:r>
+    </w:p>
+    <w:p>
+      <w:pPr>
+        <w:pStyle w:val="Heading3"/>
+      </w:pPr>
+      <w:r>
+        <w:t xml:space="preserve">5.1 Proposta: algoritmos de grafos aplicados ao GraphRAG</w:t>
+      </w:r>
+    </w:p>
+    <w:p>
+      <w:r>
+        <w:t xml:space="preserve">O GraphRAG monta um grafo de conhecimento, mas usa muito pouco da teoria de grafos: o algoritmo de Leiden para formar comunidades e, na busca Local, apenas os vizinhos diretos das entidades da pergunta (um salto). Todo o resto do trabalho é feito pelo LLM, que é justamente a parte cara.</w:t>
+      </w:r>
+    </w:p>
+    <w:p>
+      <w:r>
+        <w:t xml:space="preserve">O diferencial desta proposta é tratar o grafo como uma estrutura de dados de verdade, e não só como uma lista de entidades. O grafo extraído tem pesos nas arestas (a força da relação, somada quando a relação aparece em mais de um chunk), é tratado como não direcionado, é desconexo (19 componentes no corpus pequeno) e tem ciclos (cerca de 82 ciclos independentes). Essas propriedades permitem aplicar algoritmos polinomiais, que rodam em milissegundos e não chamam o LLM, para decidir o que o LLM precisa ler. Cada proposta abaixo responde a um problema observado no experimento.</w:t>
+      </w:r>
+    </w:p>
+    <w:p>
+      <w:pPr>
+        <w:pStyle w:val="Heading4"/>
+      </w:pPr>
+      <w:r>
+        <w:t xml:space="preserve">Algoritmos e o problema que cada um ataca</w:t>
+      </w:r>
+    </w:p>
+    <w:tbl>
+      <w:tblPr>
+        <w:tblStyle w:val="TableGrid"/>
+        <w:tblW w:w="0" w:type="auto"/>
+        <w:tblLayout w:type="fixed"/>
+        <w:tblLook w:val="0420" w:firstRow="1" w:lastRow="0" w:firstColumn="0" w:lastColumn="0" w:noHBand="0" w:noVBand="1"/>
+      </w:tblPr>
+      <w:tblGrid>
+        <w:gridCol w:w="2300"/>
+        <w:gridCol w:w="3000"/>
+        <w:gridCol w:w="4060"/>
+      </w:tblGrid>
+      <w:tr>
+        <w:trPr>
+          <w:tblHeader/>
+        </w:trPr>
+        <w:tc>
+          <w:tcPr>
+            <w:tcW w:w="2300" w:type="dxa"/>
+            <w:shd w:val="clear" w:color="auto" w:fill="F2F2F2"/>
+          </w:tcPr>
+          <w:p>
+            <w:r>
+              <w:t xml:space="preserve">Algoritmo</w:t>
+            </w:r>
+          </w:p>
+        </w:tc>
+        <w:tc>
+          <w:tcPr>
+            <w:tcW w:w="3000" w:type="dxa"/>
+            <w:shd w:val="clear" w:color="auto" w:fill="F2F2F2"/>
+          </w:tcPr>
+          <w:p>
+            <w:r>
+              <w:t xml:space="preserve">Problema observado no experimento</w:t>
+            </w:r>
+          </w:p>
+        </w:tc>
+        <w:tc>
+          <w:tcPr>
+            <w:tcW w:w="4060" w:type="dxa"/>
+            <w:shd w:val="clear" w:color="auto" w:fill="F2F2F2"/>
+          </w:tcPr>
+          <w:p>
+            <w:r>
+              <w:t xml:space="preserve">Como ajudaria</w:t>
+            </w:r>
+          </w:p>
+        </w:tc>
+      </w:tr>
+      <w:tr>
+        <w:tc>
+          <w:tcPr>
+            <w:tcW w:w="2300" w:type="dxa"/>
+          </w:tcPr>
+          <w:p>
+            <w:r>
+              <w:t xml:space="preserve">Caminho mínimo (Dijkstra, com custo = 1 / força)</w:t>
+            </w:r>
+          </w:p>
+        </w:tc>
+        <w:tc>
+          <w:tcPr>
+            <w:tcW w:w="3000" w:type="dxa"/>
+          </w:tcPr>
+          <w:p>
+            <w:r>
+              <w:t xml:space="preserve">A busca Local só olha um salto e não superou o RAG vetorial nas perguntas multi-hop (1,50 contra 1,75)</w:t>
+            </w:r>
+          </w:p>
+        </w:tc>
+        <w:tc>
+          <w:tcPr>
+            <w:tcW w:w="4060" w:type="dxa"/>
+          </w:tcPr>
+          <w:p>
+            <w:r>
+              <w:t xml:space="preserve">Liga as entidades da pergunta por uma cadeia de relações e entrega ao LLM só o caminho e os chunks de origem, como uma cadeia de evidências. Na P05, o caminho ClickHouse → arquivo de features → Bot Management → limite de 200 features → FL2 → erro 5xx é a própria resposta</w:t>
+            </w:r>
+          </w:p>
+        </w:tc>
+      </w:tr>
+      <w:tr>
+        <w:tc>
+          <w:tcPr>
+            <w:tcW w:w="2300" w:type="dxa"/>
+          </w:tcPr>
+          <w:p>
+            <w:r>
+              <w:t xml:space="preserve">Árvore de Steiner (variante PCST)</w:t>
+            </w:r>
+          </w:p>
+        </w:tc>
+        <w:tc>
+          <w:tcPr>
+            <w:tcW w:w="3000" w:type="dxa"/>
+          </w:tcPr>
+          <w:p>
+            <w:r>
+              <w:t xml:space="preserve">Perguntas que citam três ou mais entidades, como a P04 (Delta, CrowdStrike, sistema de tripulação e processo)</w:t>
+            </w:r>
+          </w:p>
+        </w:tc>
+        <w:tc>
+          <w:tcPr>
+            <w:tcW w:w="4060" w:type="dxa"/>
+          </w:tcPr>
+          <w:p>
+            <w:r>
+              <w:t xml:space="preserve">Encontra o menor subgrafo que liga todas as entidades da pergunta. A aproximação clássica usa justamente uma árvore geradora mínima sobre as distâncias entre essas entidades</w:t>
+            </w:r>
+          </w:p>
+        </w:tc>
+      </w:tr>
+      <w:tr>
+        <w:tc>
+          <w:tcPr>
+            <w:tcW w:w="2300" w:type="dxa"/>
+          </w:tcPr>
+          <w:p>
+            <w:r>
+              <w:t xml:space="preserve">Árvore geradora máxima por comunidade (Kruskal ou Prim)</w:t>
+            </w:r>
+          </w:p>
+        </w:tc>
+        <w:tc>
+          <w:tcPr>
+            <w:tcW w:w="3000" w:type="dxa"/>
+          </w:tcPr>
+          <w:p>
+            <w:r>
+              <w:t xml:space="preserve">Relatórios de comunidade caros (48% da indexação) e que misturaram os dois incidentes</w:t>
+            </w:r>
+          </w:p>
+        </w:tc>
+        <w:tc>
+          <w:tcPr>
+            <w:tcW w:w="4060" w:type="dxa"/>
+          </w:tcPr>
+          <w:p>
+            <w:r>
+              <w:t xml:space="preserve">Mantém só as relações mais fortes de cada comunidade, formando um esqueleto do tópico. No corpus pequeno, a floresta geradora teria 143 arestas, contra 225 do grafo: 36% menos relações para o LLM resumir</w:t>
+            </w:r>
+          </w:p>
+        </w:tc>
+      </w:tr>
+      <w:tr>
+        <w:trPr>
+          <w:trHeight w:val="1721" w:hRule="atLeast"/>
+        </w:trPr>
+        <w:tc>
+          <w:tcPr>
+            <w:tcW w:w="2300" w:type="dxa"/>
+          </w:tcPr>
+          <w:p>
+            <w:r>
+              <w:t xml:space="preserve">Centralidade de intermediação</w:t>
+            </w:r>
+          </w:p>
+        </w:tc>
+        <w:tc>
+          <w:tcPr>
+            <w:tcW w:w="3000" w:type="dxa"/>
+          </w:tcPr>
+          <w:p>
+            <w:r>
+              <w:t xml:space="preserve">Perguntas comparativas e globais, como a P08</w:t>
+            </w:r>
+          </w:p>
+        </w:tc>
+        <w:tc>
+          <w:tcPr>
+            <w:tcW w:w="4060" w:type="dxa"/>
+          </w:tcPr>
+          <w:p>
+            <w:r>
+              <w:t xml:space="preserve">Identifica as entidades-ponte entre comunidades, como "arquivo de configuração" e "atualização", que ligam os dois incidentes</w:t>
+            </w:r>
+          </w:p>
+        </w:tc>
+      </w:tr>
+      <w:tr>
+        <w:tc>
+          <w:tcPr>
+            <w:tcW w:w="2300" w:type="dxa"/>
+          </w:tcPr>
+          <w:p>
+            <w:r>
+              <w:t xml:space="preserve">Componentes conexas e Union-Find</w:t>
+            </w:r>
+          </w:p>
+        </w:tc>
+        <w:tc>
+          <w:tcPr>
+            <w:tcW w:w="3000" w:type="dxa"/>
+          </w:tcPr>
+          <w:p>
+            <w:r>
+              <w:t xml:space="preserve">Entidades duplicadas e três comunidades inteiras vindas dos exemplos do prompt</w:t>
+            </w:r>
+          </w:p>
+        </w:tc>
+        <w:tc>
+          <w:tcPr>
+            <w:tcW w:w="4060" w:type="dxa"/>
+          </w:tcPr>
+          <w:p>
+            <w:r>
+              <w:t xml:space="preserve">Une nomes parecidos num só nó e descarta componentes cujas entidades não aparecem no texto original</w:t>
+            </w:r>
+          </w:p>
+        </w:tc>
+      </w:tr>
+      <w:tr>
+        <w:tc>
+          <w:tcPr>
+            <w:tcW w:w="2300" w:type="dxa"/>
+          </w:tcPr>
+          <w:p>
+            <w:r>
+              <w:t xml:space="preserve">Decomposição k-core</w:t>
+            </w:r>
+          </w:p>
+        </w:tc>
+        <w:tc>
+          <w:tcPr>
+            <w:tcW w:w="3000" w:type="dxa"/>
+          </w:tcPr>
+          <w:p>
+            <w:r>
+              <w:t xml:space="preserve">Periferia do grafo com entidades soltas e pouco úteis</w:t>
+            </w:r>
+          </w:p>
+        </w:tc>
+        <w:tc>
+          <w:tcPr>
+            <w:tcW w:w="4060" w:type="dxa"/>
+          </w:tcPr>
+          <w:p>
+            <w:r>
+              <w:t xml:space="preserve">Poda os nós de grau baixo antes dos relatórios, reduzindo o que o LLM precisa processar</w:t>
+            </w:r>
+          </w:p>
+        </w:tc>
+      </w:tr>
+    </w:tbl>
+    <w:p>
+      <w:pPr>
+        <w:pStyle w:val="Heading4"/>
+      </w:pPr>
+    </w:p>
+    <w:p>
+      <w:pPr>
+        <w:pStyle w:val="Heading4"/>
+      </w:pPr>
+      <w:r>
+        <w:t xml:space="preserve">Heurísticas</w:t>
+      </w:r>
+    </w:p>
+    <w:p>
+      <w:r>
+        <w:t xml:space="preserve">Heurísticas são regras que trocam a garantia de resultado ótimo por velocidade. No GraphRAG, elas são a forma mais usada de reduzir o tempo, porque atacam diretamente as chamadas ao LLM:</w:t>
+      </w:r>
+    </w:p>
+    <w:p>
+      <w:pPr>
+        <w:pStyle w:val="ListParagraph"/>
+        <w:numPr>
+          <w:ilvl w:val="0"/>
+          <w:numId w:val="2"/>
+        </w:numPr>
+      </w:pPr>
+      <w:r>
+        <w:rPr>
+          <w:b/>
+        </w:rPr>
+        <w:t xml:space="preserve">Extração sem LLM.</w:t>
+      </w:r>
+      <w:r>
+        <w:t xml:space="preserve"> Em vez de pedir ao LLM as entidades de cada chunk, extrair substantivos e expressões com processamento de linguagem natural e ligar os que aparecem juntos. O GraphRAG já tem esse modo (extract_graph_nlp, também chamado FastGraphRAG), mas a configuração padrão usa um extrator para inglês, inadequado para o corpus em português.</w:t>
+      </w:r>
+    </w:p>
+    <w:p>
+      <w:pPr>
+        <w:pStyle w:val="ListParagraph"/>
+        <w:numPr>
+          <w:ilvl w:val="0"/>
+          <w:numId w:val="2"/>
+        </w:numPr>
+      </w:pPr>
+      <w:r>
+        <w:rPr>
+          <w:b/>
+        </w:rPr>
+        <w:t xml:space="preserve">Menos passadas de extração.</w:t>
+      </w:r>
+      <w:r>
+        <w:t xml:space="preserve"> O gleaning é uma passada extra por chunk. Com max_gleanings igual a 0, as 26 chamadas de extração do corpus pequeno cairiam para 13, ao custo de perder entidades que a primeira passada esquece.</w:t>
+      </w:r>
+    </w:p>
+    <w:p>
+      <w:pPr>
+        <w:pStyle w:val="ListParagraph"/>
+        <w:numPr>
+          <w:ilvl w:val="0"/>
+          <w:numId w:val="2"/>
+        </w:numPr>
+      </w:pPr>
+      <w:r>
+        <w:rPr>
+          <w:b/>
+        </w:rPr>
+        <w:t xml:space="preserve">Resumos sob demanda.</w:t>
+      </w:r>
+      <w:r>
+        <w:t xml:space="preserve"> Em vez de escrever todos os relatórios de comunidade na indexação, escrevê-los só quando uma consulta precisar deles. É a ideia do LazyGraphRAG, da Microsoft [16].</w:t>
+      </w:r>
+    </w:p>
+    <w:p>
+      <w:pPr>
+        <w:pStyle w:val="ListParagraph"/>
+        <w:numPr>
+          <w:ilvl w:val="0"/>
+          <w:numId w:val="2"/>
+        </w:numPr>
+      </w:pPr>
+      <w:r>
+        <w:rPr>
+          <w:b/>
+        </w:rPr>
+        <w:t xml:space="preserve">Limiares e top-k.</w:t>
+      </w:r>
+      <w:r>
+        <w:t xml:space="preserve"> Ler só as k comunidades ou os k caminhos mais relevantes, ou descartar relações com força abaixo de um limiar.</w:t>
+      </w:r>
+    </w:p>
+    <w:p>
+      <w:pPr>
+        <w:pStyle w:val="ListParagraph"/>
+        <w:numPr>
+          <w:ilvl w:val="0"/>
+          <w:numId w:val="2"/>
+        </w:numPr>
+      </w:pPr>
+      <w:r>
+        <w:rPr>
+          <w:b/>
+        </w:rPr>
+        <w:t xml:space="preserve">Busca A* e busca em feixe.</w:t>
+      </w:r>
+      <w:r>
+        <w:t xml:space="preserve"> Para grafos grandes, o A* com uma heurística semântica (a distância entre o embedding de um nó e o da entidade de destino) e a busca em feixe, que guarda só os melhores caminhos parciais a cada passo, como no Think-on-Graph [15], exploram uma fração do grafo. No grafo deste trabalho, com 162 entidades, o Dijkstra exato já roda em menos de um milissegundo; a vantagem do A* só aparece em grafos com milhões de nós.</w:t>
+      </w:r>
+    </w:p>
+    <w:p>
+      <w:r>
+        <w:t xml:space="preserve">O preço das heurísticas é a qualidade. Elas podem deixar de fora a comunidade ou o caminho que continha a resposta, e por isso cada uma precisa ser medida com o mesmo benchmark antes de ser adotada.</w:t>
+      </w:r>
+    </w:p>
+    <w:p>
+      <w:pPr>
+        <w:pStyle w:val="Heading4"/>
+      </w:pPr>
+      <w:r>
+        <w:t xml:space="preserve">Estimativa hipotética de ganho</w:t>
+      </w:r>
+    </w:p>
+    <w:p>
+      <w:r>
+        <w:t xml:space="preserve">Indexação do corpus pequeno:</w:t>
+      </w:r>
+    </w:p>
+    <w:tbl>
+      <w:tblPr>
+        <w:tblStyle w:val="TableGrid"/>
+        <w:tblW w:w="0" w:type="auto"/>
+        <w:tblLayout w:type="fixed"/>
+        <w:tblLook w:val="0420" w:firstRow="1" w:lastRow="0" w:firstColumn="0" w:lastColumn="0" w:noHBand="0" w:noVBand="1"/>
+      </w:tblPr>
+      <w:tblGrid>
+        <w:gridCol w:w="2600"/>
+        <w:gridCol w:w="4560"/>
+        <w:gridCol w:w="2200"/>
+      </w:tblGrid>
+      <w:tr>
+        <w:trPr>
+          <w:tblHeader/>
+        </w:trPr>
+        <w:tc>
+          <w:tcPr>
+            <w:tcW w:w="2600" w:type="dxa"/>
+            <w:shd w:val="clear" w:color="auto" w:fill="F2F2F2"/>
+          </w:tcPr>
+          <w:p>
+            <w:r>
+              <w:t xml:space="preserve">Cenário de indexação</w:t>
+            </w:r>
+          </w:p>
+        </w:tc>
+        <w:tc>
+          <w:tcPr>
+            <w:tcW w:w="4560" w:type="dxa"/>
+            <w:shd w:val="clear" w:color="auto" w:fill="F2F2F2"/>
+          </w:tcPr>
+          <w:p>
+            <w:r>
+              <w:t xml:space="preserve">Hipótese</w:t>
+            </w:r>
+          </w:p>
+        </w:tc>
+        <w:tc>
+          <w:tcPr>
+            <w:tcW w:w="2200" w:type="dxa"/>
+            <w:shd w:val="clear" w:color="auto" w:fill="F2F2F2"/>
+          </w:tcPr>
+          <w:p>
+            <w:r>
+              <w:t xml:space="preserve">Tempo estimado</w:t>
+            </w:r>
+          </w:p>
+        </w:tc>
+      </w:tr>
+      <w:tr>
+        <w:tc>
+          <w:tcPr>
+            <w:tcW w:w="2600" w:type="dxa"/>
+          </w:tcPr>
+          <w:p>
+            <w:r>
+              <w:t xml:space="preserve">Atual (medido)</w:t>
+            </w:r>
+          </w:p>
+        </w:tc>
+        <w:tc>
+          <w:tcPr>
+            <w:tcW w:w="4560" w:type="dxa"/>
+          </w:tcPr>
+          <w:p>
+            <w:r>
+              <w:t xml:space="preserve">Extração 809 s, relatórios 774 s, embeddings 19 s</w:t>
+            </w:r>
+          </w:p>
+        </w:tc>
+        <w:tc>
+          <w:tcPr>
+            <w:tcW w:w="2200" w:type="dxa"/>
+          </w:tcPr>
+          <w:p>
+            <w:r>
+              <w:t xml:space="preserve">1.603 s (26,7 min)</w:t>
+            </w:r>
+          </w:p>
+        </w:tc>
+      </w:tr>
+      <w:tr>
+        <w:tc>
+          <w:tcPr>
+            <w:tcW w:w="2600" w:type="dxa"/>
+          </w:tcPr>
+          <w:p>
+            <w:r>
+              <w:t xml:space="preserve">Moderado: + sem gleaning</w:t>
+            </w:r>
+          </w:p>
+        </w:tc>
+        <w:tc>
+          <w:tcPr>
+            <w:tcW w:w="4560" w:type="dxa"/>
+          </w:tcPr>
+          <w:p>
+            <w:r>
+              <w:t xml:space="preserve">Extração com metade das chamadas (809 s → cerca de 420 s)</w:t>
+            </w:r>
+          </w:p>
+        </w:tc>
+        <w:tc>
+          <w:tcPr>
+            <w:tcW w:w="2200" w:type="dxa"/>
+          </w:tcPr>
+          <w:p>
+            <w:r>
+              <w:t xml:space="preserve">≈ 1.010 s (−37%)</w:t>
+            </w:r>
+          </w:p>
+        </w:tc>
+      </w:tr>
+      <w:tr>
+        <w:tc>
+          <w:tcPr>
+            <w:tcW w:w="2600" w:type="dxa"/>
+          </w:tcPr>
+          <w:p>
+            <w:r>
+              <w:t xml:space="preserve">Agressivo: + resumos sob demanda</w:t>
+            </w:r>
+          </w:p>
+        </w:tc>
+        <w:tc>
+          <w:tcPr>
+            <w:tcW w:w="4560" w:type="dxa"/>
+          </w:tcPr>
+          <w:p>
+            <w:r>
+              <w:t xml:space="preserve">Relatórios saem da indexação e passam a ser gerados só quando uma consulta precisar</w:t>
+            </w:r>
+          </w:p>
+        </w:tc>
+        <w:tc>
+          <w:tcPr>
+            <w:tcW w:w="2200" w:type="dxa"/>
+          </w:tcPr>
+          <w:p>
+            <w:r>
+              <w:t xml:space="preserve">≈ 440 s (−73%), parte do custo vai para a consulta</w:t>
+            </w:r>
+          </w:p>
+        </w:tc>
+      </w:tr>
+    </w:tbl>
+    <w:p>
+      <w:r>
+        <w:t xml:space="preserve">Consulta, com as médias medidas na seção 3.2:</w:t>
+      </w:r>
+    </w:p>
+    <w:tbl>
+      <w:tblPr>
+        <w:tblStyle w:val="TableGrid"/>
+        <w:tblW w:w="0" w:type="auto"/>
+        <w:tblLayout w:type="fixed"/>
+        <w:tblLook w:val="0420" w:firstRow="1" w:lastRow="0" w:firstColumn="0" w:lastColumn="0" w:noHBand="0" w:noVBand="1"/>
+      </w:tblPr>
+      <w:tblGrid>
+        <w:gridCol w:w="2600"/>
+        <w:gridCol w:w="4560"/>
+        <w:gridCol w:w="2200"/>
+      </w:tblGrid>
+      <w:tr>
+        <w:trPr>
+          <w:tblHeader/>
+        </w:trPr>
+        <w:tc>
+          <w:tcPr>
+            <w:tcW w:w="2600" w:type="dxa"/>
+            <w:shd w:val="clear" w:color="auto" w:fill="F2F2F2"/>
+          </w:tcPr>
+          <w:p>
+            <w:r>
+              <w:t xml:space="preserve">Método de consulta</w:t>
+            </w:r>
+          </w:p>
+        </w:tc>
+        <w:tc>
+          <w:tcPr>
+            <w:tcW w:w="4560" w:type="dxa"/>
+            <w:shd w:val="clear" w:color="auto" w:fill="F2F2F2"/>
+          </w:tcPr>
+          <w:p>
+            <w:r>
+              <w:t xml:space="preserve">Hipótese</w:t>
+            </w:r>
+          </w:p>
+        </w:tc>
+        <w:tc>
+          <w:tcPr>
+            <w:tcW w:w="2200" w:type="dxa"/>
+            <w:shd w:val="clear" w:color="auto" w:fill="F2F2F2"/>
+          </w:tcPr>
+          <w:p>
+            <w:r>
+              <w:t xml:space="preserve">Média estimada</w:t>
+            </w:r>
+          </w:p>
+        </w:tc>
+      </w:tr>
+      <w:tr>
+        <w:tc>
+          <w:tcPr>
+            <w:tcW w:w="2600" w:type="dxa"/>
+          </w:tcPr>
+          <w:p>
+            <w:r>
+              <w:t xml:space="preserve">Basic (medido: 20,2 s)</w:t>
+            </w:r>
+          </w:p>
+        </w:tc>
+        <w:tc>
+          <w:tcPr>
+            <w:tcW w:w="4560" w:type="dxa"/>
+          </w:tcPr>
+          <w:p>
+            <w:r>
+              <w:t xml:space="preserve">Processo persistente, sem os 8 a 9 s de inicialização</w:t>
+            </w:r>
+          </w:p>
+        </w:tc>
+        <w:tc>
+          <w:tcPr>
+            <w:tcW w:w="2200" w:type="dxa"/>
+          </w:tcPr>
+          <w:p>
+            <w:r>
+              <w:t xml:space="preserve">≈ 11 s (−45%)</w:t>
+            </w:r>
+          </w:p>
+        </w:tc>
+      </w:tr>
+      <w:tr>
+        <w:tc>
+          <w:tcPr>
+            <w:tcW w:w="2600" w:type="dxa"/>
+          </w:tcPr>
+          <w:p>
+            <w:r>
+              <w:t xml:space="preserve">Local (medido: 20,8 s)</w:t>
+            </w:r>
+          </w:p>
+        </w:tc>
+        <w:tc>
+          <w:tcPr>
+            <w:tcW w:w="4560" w:type="dxa"/>
+          </w:tcPr>
+          <w:p>
+            <w:r>
+              <w:t xml:space="preserve">Processo persistente e contexto por caminho mínimo, menor que a vizinhança completa</w:t>
+            </w:r>
+          </w:p>
+        </w:tc>
+        <w:tc>
+          <w:tcPr>
+            <w:tcW w:w="2200" w:type="dxa"/>
+          </w:tcPr>
+          <w:p>
+            <w:r>
+              <w:t xml:space="preserve">≈ 10 a 11 s (−50%)</w:t>
+            </w:r>
+          </w:p>
+        </w:tc>
+      </w:tr>
+      <w:tr>
+        <w:tc>
+          <w:tcPr>
+            <w:tcW w:w="2600" w:type="dxa"/>
+          </w:tcPr>
+          <w:p>
+            <w:r>
+              <w:t xml:space="preserve">Global (medido: 44,9 s)</w:t>
+            </w:r>
+          </w:p>
+        </w:tc>
+        <w:tc>
+          <w:tcPr>
+            <w:tcW w:w="4560" w:type="dxa"/>
+          </w:tcPr>
+          <w:p>
+            <w:r>
+              <w:t xml:space="preserve">Pela P10, em que a etapa reduce não rodou, o map sobre os 36 relatórios custa cerca de 15 s e o reduce cerca de 20 s. Mapear só 25% das comunidades reduz o map para cerca de 4 s e o reduce para cerca de 15 s</w:t>
+            </w:r>
+          </w:p>
+        </w:tc>
+        <w:tc>
+          <w:tcPr>
+            <w:tcW w:w="2200" w:type="dxa"/>
+          </w:tcPr>
+          <w:p>
+            <w:r>
+              <w:t xml:space="preserve">≈ 28 s (−38%); ≈ 19 s (−58%) também com processo persistente</w:t>
+            </w:r>
+          </w:p>
+        </w:tc>
+      </w:tr>
+    </w:tbl>
+    <w:p>
+      <w:r>
+        <w:t xml:space="preserve">Para a qualidade, a hipótese principal é que a busca por caminhos aproxime a busca Local do RAG vetorial nas perguntas multi-hop, ou a supere: de 1,50 para pelo menos 1,75, a nota do Basic. </w:t>
+      </w:r>
+    </w:p>
+    <w:p>
+      <w:pPr>
+        <w:pStyle w:val="Heading3"/>
+      </w:pPr>
+      <w:r>
+        <w:t xml:space="preserve">5.2 Tendências</w:t>
+      </w:r>
+    </w:p>
+    <w:p>
+      <w:pPr>
+        <w:pStyle w:val="NoSpacing"/>
+        <w:jc w:val="left"/>
+        <w:rPr>
+          <w:rFonts w:ascii="Calibri" w:hAnsi="Calibri" w:cs="Calibri"/>
+          <w:i w:val="0"/>
+          <w:color w:val="000000"/>
+          <w:sz w:val="22"/>
+          <w:szCs w:val="22"/>
+        </w:rPr>
+      </w:pPr>
+      <w:r>
+        <w:rPr>
+          <w:rFonts w:ascii="Calibri" w:hAnsi="Calibri" w:cs="Calibri"/>
+          <w:color w:val="000000"/>
+          <w:sz w:val="22"/>
+          <w:szCs w:val="22"/>
+        </w:rPr>
+        <w:t xml:space="preserve">Antes de recuperar documentos, o sistema percorre o grafo de conhecimento.</w:t>
+      </w:r>
+    </w:p>
+    <w:p>
+      <w:pPr>
+        <w:pStyle w:val="NoSpacing"/>
+        <w:jc w:val="left"/>
+        <w:rPr>
+          <w:rFonts w:ascii="Calibri" w:hAnsi="Calibri" w:cs="Calibri"/>
+          <w:color w:val="000000"/>
+          <w:sz w:val="22"/>
+          <w:szCs w:val="22"/>
+        </w:rPr>
+      </w:pPr>
+      <w:r>
+        <w:rPr>
+          <w:rFonts w:ascii="Calibri" w:hAnsi="Calibri" w:cs="Calibri"/>
+          <w:color w:val="000000"/>
+          <w:sz w:val="22"/>
+          <w:szCs w:val="22"/>
+        </w:rPr>
+        <w:t xml:space="preserve">Isso permite descobrir relações indiretas entre informações.</w:t>
+      </w:r>
+    </w:p>
+    <w:p>
+      <w:pPr>
+        <w:pStyle w:val="NoSpacing"/>
+        <w:jc w:val="left"/>
+        <w:rPr>
+          <w:rFonts w:ascii="Calibri" w:hAnsi="Calibri" w:cs="Calibri"/>
+          <w:color w:val="000000"/>
+          <w:sz w:val="22"/>
+          <w:szCs w:val="22"/>
+        </w:rPr>
+      </w:pPr>
+      <w:r>
+        <w:rPr>
+          <w:rFonts w:ascii="Calibri" w:hAnsi="Calibri" w:cs="Calibri"/>
+          <w:color w:val="000000"/>
+          <w:sz w:val="22"/>
+          <w:szCs w:val="22"/>
+        </w:rPr>
+        <w:t xml:space="preserve">Em vez de localizar apenas um documento semelhante, a IA consegue compreender toda a cadeia de contexto envolvida na pergunta.</w:t>
+      </w:r>
+    </w:p>
+    <w:p>
+      <w:pPr>
+        <w:pStyle w:val="NoSpacing"/>
+        <w:jc w:val="left"/>
+        <w:rPr>
+          <w:rFonts w:ascii="Calibri" w:hAnsi="Calibri" w:cs="Calibri"/>
+          <w:color w:val="000000"/>
+          <w:sz w:val="22"/>
+          <w:szCs w:val="22"/>
+        </w:rPr>
+      </w:pPr>
+      <w:r>
+        <w:rPr>
+          <w:rFonts w:ascii="Calibri" w:hAnsi="Calibri" w:cs="Calibri"/>
+          <w:color w:val="000000"/>
+          <w:sz w:val="22"/>
+          <w:szCs w:val="22"/>
+        </w:rPr>
+        <w:t xml:space="preserve">Esse tipo de arquitetura também complementa iniciativas como </w:t>
+      </w:r>
+      <w:hyperlink r:id="rId2" w:history="1">
+        <w:r>
+          <w:rPr>
+            <w:rFonts w:ascii="Calibri" w:hAnsi="Calibri" w:cs="Calibri"/>
+            <w:color w:val="000000"/>
+            <w:sz w:val="22"/>
+            <w:szCs w:val="22"/>
+            <w:u w:val="single"/>
+          </w:rPr>
+          <w:t xml:space="preserve">Como criar um servidor MCP para empresas integrar IA aos sistemas</w:t>
+        </w:r>
+      </w:hyperlink>
+      <w:r>
+        <w:rPr>
+          <w:rFonts w:ascii="Calibri" w:hAnsi="Calibri" w:cs="Calibri"/>
+          <w:color w:val="000000"/>
+          <w:sz w:val="22"/>
+          <w:szCs w:val="22"/>
+        </w:rPr>
+        <w:t xml:space="preserve">, onde diferentes agentes precisam compartilhar conhecimento consistente. O GraphRAH segue uma tendência de melhora aos modelos de recuperação de informações já existentes, ao conectar os conteúdos por relações torna mais facil para o usuário vizualizar como tudo se conecta e com os conhecimentos de grafos a otimização para tarefas complexas pode ser grande.</w:t>
+      </w:r>
+    </w:p>
+    <w:p>
+      <w:pPr>
+        <w:pStyle w:val="Heading3"/>
+      </w:pPr>
+      <w:r>
+        <w:t xml:space="preserve">5.3 Adoção na indústria</w:t>
+      </w:r>
+    </w:p>
+    <w:p>
+      <w:pPr>
+        <w:pStyle w:val="NoSpacing"/>
+        <w:jc w:val="left"/>
+        <w:rPr>
+          <w:rFonts w:ascii="Calibri" w:hAnsi="Calibri" w:cs="Calibri"/>
+          <w:i w:val="0"/>
+          <w:color w:val="000000"/>
+          <w:sz w:val="22"/>
+          <w:szCs w:val="22"/>
+        </w:rPr>
+      </w:pPr>
+      <w:r>
+        <w:rPr>
+          <w:rFonts w:ascii="Calibri" w:hAnsi="Calibri" w:cs="Calibri"/>
+          <w:color w:val="000000"/>
+          <w:sz w:val="22"/>
+          <w:szCs w:val="22"/>
+        </w:rPr>
+        <w:t xml:space="preserve">Entre as aplicações mais promissoras estão:</w:t>
+      </w:r>
+    </w:p>
+    <w:p>
+      <w:pPr>
+        <w:pStyle w:val="NoSpacing"/>
+        <w:numPr>
+          <w:ilvl w:val="0"/>
+          <w:numId w:val="5"/>
+        </w:numPr>
+        <w:jc w:val="left"/>
+        <w:rPr>
+          <w:rFonts w:ascii="Calibri" w:hAnsi="Calibri" w:cs="Calibri"/>
+          <w:color w:val="000000"/>
+          <w:sz w:val="22"/>
+          <w:szCs w:val="22"/>
+        </w:rPr>
+      </w:pPr>
+      <w:r>
+        <w:rPr>
+          <w:rFonts w:ascii="Calibri" w:hAnsi="Calibri" w:cs="Calibri"/>
+          <w:b/>
+          <w:color w:val="000000"/>
+          <w:sz w:val="22"/>
+          <w:szCs w:val="22"/>
+        </w:rPr>
+        <w:t xml:space="preserve">Centrais de atendimento</w:t>
+      </w:r>
+      <w:r>
+        <w:rPr>
+          <w:rFonts w:ascii="Calibri" w:hAnsi="Calibri" w:cs="Calibri"/>
+          <w:color w:val="000000"/>
+          <w:sz w:val="22"/>
+          <w:szCs w:val="22"/>
+        </w:rPr>
+        <w:t xml:space="preserve"> com milhares de artigos técnicos.</w:t>
+      </w:r>
+    </w:p>
+    <w:p>
+      <w:pPr>
+        <w:pStyle w:val="NoSpacing"/>
+        <w:numPr>
+          <w:ilvl w:val="0"/>
+          <w:numId w:val="5"/>
+        </w:numPr>
+        <w:jc w:val="left"/>
+        <w:rPr>
+          <w:rFonts w:ascii="Calibri" w:hAnsi="Calibri" w:cs="Calibri"/>
+          <w:color w:val="000000"/>
+          <w:sz w:val="22"/>
+          <w:szCs w:val="22"/>
+        </w:rPr>
+      </w:pPr>
+      <w:r>
+        <w:rPr>
+          <w:rFonts w:ascii="Calibri" w:hAnsi="Calibri" w:cs="Calibri"/>
+          <w:b/>
+          <w:color w:val="000000"/>
+          <w:sz w:val="22"/>
+          <w:szCs w:val="22"/>
+        </w:rPr>
+        <w:t xml:space="preserve">Departamentos jurídicos</w:t>
+      </w:r>
+      <w:r>
+        <w:rPr>
+          <w:rFonts w:ascii="Calibri" w:hAnsi="Calibri" w:cs="Calibri"/>
+          <w:color w:val="000000"/>
+          <w:sz w:val="22"/>
+          <w:szCs w:val="22"/>
+        </w:rPr>
+        <w:t xml:space="preserve"> que relacionam contratos, clientes e processos.</w:t>
+      </w:r>
+    </w:p>
+    <w:p>
+      <w:pPr>
+        <w:pStyle w:val="NoSpacing"/>
+        <w:numPr>
+          <w:ilvl w:val="0"/>
+          <w:numId w:val="5"/>
+        </w:numPr>
+        <w:jc w:val="left"/>
+        <w:rPr>
+          <w:rFonts w:ascii="Calibri" w:hAnsi="Calibri" w:cs="Calibri"/>
+          <w:color w:val="000000"/>
+          <w:sz w:val="22"/>
+          <w:szCs w:val="22"/>
+        </w:rPr>
+      </w:pPr>
+      <w:r>
+        <w:rPr>
+          <w:rFonts w:ascii="Calibri" w:hAnsi="Calibri" w:cs="Calibri"/>
+          <w:b/>
+          <w:color w:val="000000"/>
+          <w:sz w:val="22"/>
+          <w:szCs w:val="22"/>
+        </w:rPr>
+        <w:t xml:space="preserve">Hospitais</w:t>
+      </w:r>
+      <w:r>
+        <w:rPr>
+          <w:rFonts w:ascii="Calibri" w:hAnsi="Calibri" w:cs="Calibri"/>
+          <w:color w:val="000000"/>
+          <w:sz w:val="22"/>
+          <w:szCs w:val="22"/>
+        </w:rPr>
+        <w:t xml:space="preserve">, conectando prontuários, exames e protocolos clínicos.</w:t>
+      </w:r>
+    </w:p>
+    <w:p>
+      <w:pPr>
+        <w:pStyle w:val="NoSpacing"/>
+        <w:numPr>
+          <w:ilvl w:val="0"/>
+          <w:numId w:val="5"/>
+        </w:numPr>
+        <w:jc w:val="left"/>
+        <w:rPr>
+          <w:rFonts w:ascii="Calibri" w:hAnsi="Calibri" w:cs="Calibri"/>
+          <w:color w:val="000000"/>
+          <w:sz w:val="22"/>
+          <w:szCs w:val="22"/>
+        </w:rPr>
+      </w:pPr>
+      <w:r>
+        <w:rPr>
+          <w:rFonts w:ascii="Calibri" w:hAnsi="Calibri" w:cs="Calibri"/>
+          <w:b/>
+          <w:color w:val="000000"/>
+          <w:sz w:val="22"/>
+          <w:szCs w:val="22"/>
+        </w:rPr>
+        <w:t xml:space="preserve">Instituições financeiras</w:t>
+      </w:r>
+      <w:r>
+        <w:rPr>
+          <w:rFonts w:ascii="Calibri" w:hAnsi="Calibri" w:cs="Calibri"/>
+          <w:color w:val="000000"/>
+          <w:sz w:val="22"/>
+          <w:szCs w:val="22"/>
+        </w:rPr>
+        <w:t xml:space="preserve">, relacionando clientes, produtos, riscos e regulamentações.</w:t>
+      </w:r>
+    </w:p>
+    <w:p>
+      <w:pPr>
+        <w:pStyle w:val="NoSpacing"/>
+        <w:numPr>
+          <w:ilvl w:val="0"/>
+          <w:numId w:val="5"/>
+        </w:numPr>
+        <w:jc w:val="left"/>
+        <w:rPr>
+          <w:rFonts w:ascii="Calibri" w:hAnsi="Calibri" w:cs="Calibri"/>
+          <w:color w:val="000000"/>
+          <w:sz w:val="22"/>
+          <w:szCs w:val="22"/>
+        </w:rPr>
+      </w:pPr>
+      <w:r>
+        <w:rPr>
+          <w:rFonts w:ascii="Calibri" w:hAnsi="Calibri" w:cs="Calibri"/>
+          <w:b/>
+          <w:color w:val="000000"/>
+          <w:sz w:val="22"/>
+          <w:szCs w:val="22"/>
+        </w:rPr>
+        <w:t xml:space="preserve">Indústrias</w:t>
+      </w:r>
+      <w:r>
+        <w:rPr>
+          <w:rFonts w:ascii="Calibri" w:hAnsi="Calibri" w:cs="Calibri"/>
+          <w:color w:val="000000"/>
+          <w:sz w:val="22"/>
+          <w:szCs w:val="22"/>
+        </w:rPr>
+        <w:t xml:space="preserve">, integrando manuais técnicos, manutenção e cadeia de fornecedores.</w:t>
+      </w:r>
+    </w:p>
+    <w:p>
+      <w:pPr>
+        <w:pStyle w:val="NoSpacing"/>
+        <w:jc w:val="left"/>
+        <w:rPr>
+          <w:rFonts w:ascii="Calibri" w:hAnsi="Calibri" w:cs="Calibri"/>
+          <w:color w:val="000000"/>
+          <w:sz w:val="22"/>
+          <w:szCs w:val="22"/>
+        </w:rPr>
+      </w:pPr>
+      <w:r>
+        <w:rPr>
+          <w:rFonts w:ascii="Calibri" w:hAnsi="Calibri" w:cs="Calibri"/>
+          <w:color w:val="000000"/>
+          <w:sz w:val="22"/>
+          <w:szCs w:val="22"/>
+        </w:rPr>
+        <w:t xml:space="preserve">Quanto maior a complexidade da base de conhecimento, maior tende a ser o ganho proporcionado pelo </w:t>
+      </w:r>
+      <w:r>
+        <w:rPr>
+          <w:rFonts w:ascii="Calibri" w:hAnsi="Calibri" w:cs="Calibri"/>
+          <w:b/>
+          <w:color w:val="000000"/>
+          <w:sz w:val="22"/>
+          <w:szCs w:val="22"/>
+        </w:rPr>
+        <w:t xml:space="preserve">GraphRAG</w:t>
+      </w:r>
+      <w:r>
+        <w:rPr>
+          <w:rFonts w:ascii="Calibri" w:hAnsi="Calibri" w:cs="Calibri"/>
+          <w:color w:val="000000"/>
+          <w:sz w:val="22"/>
+          <w:szCs w:val="22"/>
+        </w:rPr>
+        <w:t xml:space="preserve">.</w:t>
+        <w:br/>
+        <w:br/>
+        <w:t xml:space="preserve">Isso também se aplica aos agentes de IA, que ao utilizar o GraphRAG montam um ecossistema de troca de informações fortalecendo processos de automação, pois a confiabilidade das decisões tomadas se torna maior.</w:t>
+      </w:r>
+    </w:p>
+    <w:p>
+      <w:pPr>
+        <w:pStyle w:val="Heading2"/>
+      </w:pPr>
+      <w:r>
+        <w:t xml:space="preserve">6. Conclusão e referências</w:t>
+      </w:r>
+    </w:p>
+    <w:p>
+      <w:pPr>
+        <w:pStyle w:val="Heading3"/>
+      </w:pPr>
+      <w:r>
+        <w:t xml:space="preserve">6.1 Síntese crítica</w:t>
       </w:r>
     </w:p>
     <w:p>
@@ -4382,189 +7202,126 @@
     </w:p>
     <w:p>
       <w:pPr>
+        <w:rPr>
+          <w:i w:val="0"/>
+        </w:rPr>
+      </w:pPr>
+    </w:p>
+    <w:p>
+      <w:pPr>
         <w:pStyle w:val="Heading3"/>
       </w:pPr>
       <w:r>
-        <w:t xml:space="preserve">5.1 Tendências</w:t>
-      </w:r>
-    </w:p>
-    <w:p>
-      <w:r>
-        <w:rPr>
-          <w:b w:val="0"/>
+        <w:t xml:space="preserve">6.2 Referências</w:t>
+      </w:r>
+    </w:p>
+    <w:p>
+      <w:r>
+        <w:rPr>
           <w:i w:val="0"/>
         </w:rPr>
-        <w:t xml:space="preserve">Evoluções esperadas para RAG com grafos nos próximos anos, como indexação mais barata, atualização incremental do grafo e uso de modelos locais menores.</w:t>
-      </w:r>
-    </w:p>
-    <w:p>
-      <w:pPr>
-        <w:pStyle w:val="Heading3"/>
-      </w:pPr>
-      <w:r>
-        <w:t xml:space="preserve">5.2 Adoção na indústria</w:t>
-      </w:r>
-    </w:p>
-    <w:p>
-      <w:r>
-        <w:rPr>
-          <w:b w:val="0"/>
+        <w:t xml:space="preserve">[1] P. Lewis et al., "Retrieval-Augmented Generation for Knowledge-Intensive NLP Tasks," in Advances in Neural Information Processing Systems (NeurIPS), vol. 33, 2020. Disponível em: https://arxiv.org/abs/2005.11401</w:t>
+      </w:r>
+    </w:p>
+    <w:p>
+      <w:r>
+        <w:rPr>
           <w:i w:val="0"/>
         </w:rPr>
-        <w:t xml:space="preserve">Empresas e produtos que usam ou oferecem GraphRAG e grafos de conhecimento, e a demanda de mercado por profissionais da área. Conferir as fontes antes de citar empresas, porque esse mercado muda rápido.</w:t>
-      </w:r>
-    </w:p>
-    <w:p>
-      <w:pPr>
-        <w:pStyle w:val="Heading2"/>
-      </w:pPr>
-      <w:r>
-        <w:t xml:space="preserve">6. Conclusão e referências</w:t>
-      </w:r>
-    </w:p>
-    <w:p>
-      <w:pPr>
-        <w:pStyle w:val="Heading3"/>
-      </w:pPr>
-      <w:r>
-        <w:t xml:space="preserve">6.1 Síntese crítica</w:t>
-      </w:r>
-    </w:p>
-    <w:p>
-      <w:r>
-        <w:rPr>
-          <w:b/>
-          <w:color w:val="B45F06"/>
-        </w:rPr>
-        <w:t xml:space="preserve">[A FAZER] </w:t>
-      </w:r>
-      <w:r>
-        <w:rPr>
-          <w:i/>
-          <w:color w:val="6B7280"/>
-        </w:rPr>
-        <w:t xml:space="preserve">Bloco a ser escrito por último.</w:t>
-      </w:r>
-    </w:p>
-    <w:p>
-      <w:r>
-        <w:rPr>
-          <w:b w:val="0"/>
+        <w:t xml:space="preserve">[2] D. Edge et al., "From Local to Global: A Graph RAG Approach to Query-Focused Summarization," arXiv:2404.16130, 2024. Disponível em: https://arxiv.org/abs/2404.16130</w:t>
+      </w:r>
+    </w:p>
+    <w:p>
+      <w:r>
+        <w:rPr>
           <w:i w:val="0"/>
         </w:rPr>
-        <w:t xml:space="preserve">Opinião fundamentada sobre a viabilidade do GraphRAG, com a regra de decisão apoiada nos números do benchmark, as limitações do experimento (poucas perguntas, um único modelo local, corpus de apenas dois documentos e avaliação manual feita por uma pessoa) e o veredito: aposta segura ou nicho experimental.</w:t>
-      </w:r>
-    </w:p>
-    <w:p>
-      <w:pPr>
-        <w:pStyle w:val="Heading3"/>
-      </w:pPr>
-      <w:r>
-        <w:t xml:space="preserve">6.2 Referências</w:t>
-      </w:r>
-    </w:p>
-    <w:p>
-      <w:r>
-        <w:rPr>
-          <w:b/>
-          <w:color w:val="B45F06"/>
-        </w:rPr>
-        <w:t xml:space="preserve">[A FAZER] </w:t>
-      </w:r>
-      <w:r>
-        <w:rPr>
-          <w:i/>
-          <w:color w:val="6B7280"/>
-        </w:rPr>
-        <w:t xml:space="preserve">Lista parcial, com as fontes citadas nos blocos 1 e 2, no padrão IEEE. Conferir título, ano e link de cada uma antes da entrega e acrescentar as fontes dos blocos 3 e 5.</w:t>
-      </w:r>
-    </w:p>
-    <w:p>
-      <w:r>
-        <w:rPr>
-          <w:b w:val="0"/>
+        <w:t xml:space="preserve">[3] Microsoft, "GraphRAG: documentação oficial." Disponível em: https://microsoft.github.io/graphrag/</w:t>
+      </w:r>
+    </w:p>
+    <w:p>
+      <w:r>
+        <w:rPr>
           <w:i w:val="0"/>
         </w:rPr>
-        <w:t xml:space="preserve">[1] P. Lewis et al., "Retrieval-Augmented Generation for Knowledge-Intensive NLP Tasks," in Advances in Neural Information Processing Systems (NeurIPS), vol. 33, 2020. Disponível em: https://arxiv.org/abs/2005.11401</w:t>
-      </w:r>
-    </w:p>
-    <w:p>
-      <w:r>
-        <w:rPr>
-          <w:b w:val="0"/>
+        <w:t xml:space="preserve">[4] V. A. Traag, L. Waltman e N. J. van Eck, "From Louvain to Leiden: guaranteeing well-connected communities," Scientific Reports, vol. 9, art. 5233, 2019.</w:t>
+      </w:r>
+    </w:p>
+    <w:p>
+      <w:r>
+        <w:rPr>
           <w:i w:val="0"/>
         </w:rPr>
-        <w:t xml:space="preserve">[2] D. Edge et al., "From Local to Global: A Graph RAG Approach to Query-Focused Summarization," arXiv:2404.16130, 2024. Disponível em: https://arxiv.org/abs/2404.16130</w:t>
-      </w:r>
-    </w:p>
-    <w:p>
-      <w:r>
-        <w:rPr>
-          <w:b w:val="0"/>
+        <w:t xml:space="preserve">[5] A. Vaswani et al., "Attention Is All You Need," in Advances in Neural Information Processing Systems (NeurIPS), vol. 30, 2017.</w:t>
+      </w:r>
+    </w:p>
+    <w:p>
+      <w:r>
+        <w:rPr>
           <w:i w:val="0"/>
         </w:rPr>
-        <w:t xml:space="preserve">[3] Microsoft, "GraphRAG: documentação oficial." Disponível em: https://microsoft.github.io/graphrag/</w:t>
-      </w:r>
-    </w:p>
-    <w:p>
-      <w:r>
-        <w:rPr>
-          <w:b w:val="0"/>
+        <w:t xml:space="preserve">[6] Z. Ji et al., "Survey of Hallucination in Natural Language Generation," ACM Computing Surveys, vol. 55, n. 12, 2023.</w:t>
+      </w:r>
+    </w:p>
+    <w:p>
+      <w:r>
+        <w:rPr>
           <w:i w:val="0"/>
         </w:rPr>
-        <w:t xml:space="preserve">[4] V. A. Traag, L. Waltman e N. J. van Eck, "From Louvain to Leiden: guaranteeing well-connected communities," Scientific Reports, vol. 9, art. 5233, 2019.</w:t>
-      </w:r>
-    </w:p>
-    <w:p>
-      <w:r>
-        <w:rPr>
-          <w:b w:val="0"/>
+        <w:t xml:space="preserve">[7] V. Karpukhin et al., "Dense Passage Retrieval for Open-Domain Question Answering," in Proc. EMNLP, 2020.</w:t>
+      </w:r>
+    </w:p>
+    <w:p>
+      <w:r>
+        <w:rPr>
           <w:i w:val="0"/>
         </w:rPr>
-        <w:t xml:space="preserve">[5] A. Vaswani et al., "Attention Is All You Need," in Advances in Neural Information Processing Systems (NeurIPS), vol. 30, 2017.</w:t>
-      </w:r>
-    </w:p>
-    <w:p>
-      <w:r>
-        <w:rPr>
-          <w:b w:val="0"/>
-          <w:i w:val="0"/>
-        </w:rPr>
-        <w:t xml:space="preserve">[6] Z. Ji et al., "Survey of Hallucination in Natural Language Generation," ACM Computing Surveys, vol. 55, n. 12, 2023.</w:t>
-      </w:r>
-    </w:p>
-    <w:p>
-      <w:r>
-        <w:rPr>
-          <w:b w:val="0"/>
-          <w:i w:val="0"/>
-        </w:rPr>
-        <w:t xml:space="preserve">[7] V. Karpukhin et al., "Dense Passage Retrieval for Open-Domain Question Answering," in Proc. EMNLP, 2020.</w:t>
-      </w:r>
-    </w:p>
-    <w:p>
-      <w:r>
-        <w:rPr>
-          <w:b w:val="0"/>
-          <w:i w:val="0"/>
-        </w:rPr>
         <w:t xml:space="preserve">[8] A. Hogan et al., "Knowledge Graphs," ACM Computing Surveys, vol. 54, n. 4, 2021.</w:t>
       </w:r>
     </w:p>
     <w:p>
       <w:r>
-        <w:rPr>
-          <w:b w:val="0"/>
-        </w:rPr>
         <w:t xml:space="preserve">[9] Wikipedia, "2024 CrowdStrike-related IT outages", revisão 1376517477, 24 set. 2026. Disponível em: https://en.wikipedia.org/wiki/2024_CrowdStrike-related_IT_outages. Licença CC BY-SA 4.0.</w:t>
       </w:r>
     </w:p>
     <w:p>
       <w:r>
-        <w:rPr>
-          <w:b w:val="0"/>
-        </w:rPr>
         <w:t xml:space="preserve">[10] M. Prince, "Cloudflare outage on November 18, 2025," The Cloudflare Blog, 2025. Disponível em: https://blog.cloudflare.com/18-november-2025-outage/</w:t>
+      </w:r>
+    </w:p>
+    <w:p>
+      <w:r>
+        <w:t xml:space="preserve">[11] Wikipedia em português, artigos "Incidente da CrowdStrike em 2024", "CrowdStrike", "Microsoft Azure", "Rede de fornecimento de conteúdo", "Proxy reverso", "Ataque de negação de serviço", "Interrupção do Facebook de 2021", "Log4Shell", "WannaCry", "Voo Ariane V88", "Therac-25" e "Bug do milênio", acesso em 24 out. 2026. Disponível em: https://pt.wikipedia.org/. Licença CC BY-SA 4.0. Revisões usadas em docs/corpus_fontes.md.</w:t>
+      </w:r>
+    </w:p>
+    <w:p>
+      <w:r>
+        <w:t xml:space="preserve">[12] B. Chen et al., "PathRAG: Pruning Graph-based Retrieval Augmented Generation with Relational Paths," in Proc. AAAI Conference on Artificial Intelligence, vol. 40, 2026. Disponível em: https://arxiv.org/abs/2502.14902</w:t>
+      </w:r>
+    </w:p>
+    <w:p>
+      <w:r>
+        <w:t xml:space="preserve">[13] X. He et al., "G-Retriever: Retrieval-Augmented Generation for Textual Graph Understanding and Question Answering," in Advances in Neural Information Processing Systems (NeurIPS), 2024.</w:t>
+      </w:r>
+    </w:p>
+    <w:p>
+      <w:r>
+        <w:t xml:space="preserve">[14] B. J. Gutiérrez et al., "HippoRAG: Neurobiologically Inspired Long-Term Memory for Large Language Models," in Advances in Neural Information Processing Systems (NeurIPS), 2024.</w:t>
+      </w:r>
+    </w:p>
+    <w:p>
+      <w:r>
+        <w:t xml:space="preserve">[15] J. Sun et al., "Think-on-Graph: Deep and Responsible Reasoning of Large Language Model on Knowledge Graph," in International Conference on Learning Representations (ICLR), 2024.</w:t>
+      </w:r>
+    </w:p>
+    <w:p>
+      <w:r>
+        <w:t xml:space="preserve">[16] Microsoft Research, "LazyGraphRAG: Setting a new standard for quality and cost," Microsoft Research Blog, 25 nov. 2024. Disponível em: https://www.microsoft.com/en-us/research/blog/lazygraphrag-setting-a-new-standard-for-quality-and-cost/</w:t>
+      </w:r>
+    </w:p>
+    <w:p>
+      <w:r>
+        <w:t xml:space="preserve">[17] Microsoft Research, "GraphRAG: Improving global search via dynamic community selection," Microsoft Research Blog, 2024. Disponível em: https://www.microsoft.com/en-us/research/blog/graphrag-improving-global-search-via-dynamic-community-selection/</w:t>
       </w:r>
     </w:p>
     <w:sectPr>
@@ -4747,6 +7504,339 @@
       </w:pPr>
     </w:lvl>
   </w:abstractNum>
+  <w:abstractNum w:abstractNumId="2">
+    <w:multiLevelType w:val="multilevel"/>
+    <w:lvl w:ilvl="0">
+      <w:start w:val="1"/>
+      <w:numFmt w:val="bullet"/>
+      <w:lvlText w:val="•"/>
+      <w:lvlJc w:val="left"/>
+      <w:pPr>
+        <w:ind w:left="720" w:hanging="360"/>
+      </w:pPr>
+      <w:rPr>
+        <w:rFonts w:ascii="Arial" w:hAnsi="Arial"/>
+      </w:rPr>
+    </w:lvl>
+    <w:lvl w:ilvl="1">
+      <w:start w:val="1"/>
+      <w:numFmt w:val="bullet"/>
+      <w:lvlText w:val="○"/>
+      <w:lvlJc w:val="left"/>
+      <w:pPr>
+        <w:ind w:left="1440" w:hanging="360"/>
+      </w:pPr>
+      <w:rPr>
+        <w:rFonts w:ascii="Arial" w:hAnsi="Arial"/>
+      </w:rPr>
+    </w:lvl>
+    <w:lvl w:ilvl="2">
+      <w:start w:val="1"/>
+      <w:numFmt w:val="bullet"/>
+      <w:lvlText w:val="▪"/>
+      <w:lvlJc w:val="left"/>
+      <w:pPr>
+        <w:ind w:left="2160" w:hanging="360"/>
+      </w:pPr>
+      <w:rPr>
+        <w:rFonts w:ascii="Arial" w:hAnsi="Arial"/>
+      </w:rPr>
+    </w:lvl>
+    <w:lvl w:ilvl="3">
+      <w:start w:val="1"/>
+      <w:numFmt w:val="bullet"/>
+      <w:lvlText w:val="•"/>
+      <w:lvlJc w:val="left"/>
+      <w:pPr>
+        <w:ind w:left="2880" w:hanging="360"/>
+      </w:pPr>
+      <w:rPr>
+        <w:rFonts w:ascii="Arial" w:hAnsi="Arial"/>
+      </w:rPr>
+    </w:lvl>
+    <w:lvl w:ilvl="4">
+      <w:start w:val="1"/>
+      <w:numFmt w:val="bullet"/>
+      <w:lvlText w:val="○"/>
+      <w:lvlJc w:val="left"/>
+      <w:pPr>
+        <w:ind w:left="3600" w:hanging="360"/>
+      </w:pPr>
+      <w:rPr>
+        <w:rFonts w:ascii="Arial" w:hAnsi="Arial"/>
+      </w:rPr>
+    </w:lvl>
+    <w:lvl w:ilvl="5">
+      <w:start w:val="1"/>
+      <w:numFmt w:val="bullet"/>
+      <w:lvlText w:val="▪"/>
+      <w:lvlJc w:val="left"/>
+      <w:pPr>
+        <w:ind w:left="4320" w:hanging="360"/>
+      </w:pPr>
+      <w:rPr>
+        <w:rFonts w:ascii="Arial" w:hAnsi="Arial"/>
+      </w:rPr>
+    </w:lvl>
+    <w:lvl w:ilvl="6">
+      <w:start w:val="1"/>
+      <w:numFmt w:val="bullet"/>
+      <w:lvlText w:val="•"/>
+      <w:lvlJc w:val="left"/>
+      <w:pPr>
+        <w:ind w:left="5040" w:hanging="360"/>
+      </w:pPr>
+      <w:rPr>
+        <w:rFonts w:ascii="Arial" w:hAnsi="Arial"/>
+      </w:rPr>
+    </w:lvl>
+    <w:lvl w:ilvl="7">
+      <w:start w:val="1"/>
+      <w:numFmt w:val="bullet"/>
+      <w:lvlText w:val="○"/>
+      <w:lvlJc w:val="left"/>
+      <w:pPr>
+        <w:ind w:left="5760" w:hanging="360"/>
+      </w:pPr>
+      <w:rPr>
+        <w:rFonts w:ascii="Arial" w:hAnsi="Arial"/>
+      </w:rPr>
+    </w:lvl>
+    <w:lvl w:ilvl="8">
+      <w:start w:val="1"/>
+      <w:numFmt w:val="bullet"/>
+      <w:lvlText w:val="▪"/>
+      <w:lvlJc w:val="left"/>
+      <w:pPr>
+        <w:ind w:left="6480" w:hanging="360"/>
+      </w:pPr>
+      <w:rPr>
+        <w:rFonts w:ascii="Arial" w:hAnsi="Arial"/>
+      </w:rPr>
+    </w:lvl>
+  </w:abstractNum>
+  <w:abstractNum w:abstractNumId="3">
+    <w:multiLevelType w:val="multilevel"/>
+    <w:lvl w:ilvl="0">
+      <w:start w:val="1"/>
+      <w:numFmt w:val="bullet"/>
+      <w:lvlText w:val="•"/>
+      <w:lvlJc w:val="left"/>
+      <w:pPr>
+        <w:ind w:left="720" w:hanging="360"/>
+      </w:pPr>
+      <w:rPr>
+        <w:rFonts w:ascii="Arial" w:hAnsi="Arial"/>
+      </w:rPr>
+    </w:lvl>
+    <w:lvl w:ilvl="1">
+      <w:start w:val="1"/>
+      <w:numFmt w:val="bullet"/>
+      <w:lvlText w:val="○"/>
+      <w:lvlJc w:val="left"/>
+      <w:pPr>
+        <w:ind w:left="1440" w:hanging="360"/>
+      </w:pPr>
+      <w:rPr>
+        <w:rFonts w:ascii="Arial" w:hAnsi="Arial"/>
+      </w:rPr>
+    </w:lvl>
+    <w:lvl w:ilvl="2">
+      <w:start w:val="1"/>
+      <w:numFmt w:val="bullet"/>
+      <w:lvlText w:val="▪"/>
+      <w:lvlJc w:val="left"/>
+      <w:pPr>
+        <w:ind w:left="2160" w:hanging="360"/>
+      </w:pPr>
+      <w:rPr>
+        <w:rFonts w:ascii="Arial" w:hAnsi="Arial"/>
+      </w:rPr>
+    </w:lvl>
+    <w:lvl w:ilvl="3">
+      <w:start w:val="1"/>
+      <w:numFmt w:val="bullet"/>
+      <w:lvlText w:val="•"/>
+      <w:lvlJc w:val="left"/>
+      <w:pPr>
+        <w:ind w:left="2880" w:hanging="360"/>
+      </w:pPr>
+      <w:rPr>
+        <w:rFonts w:ascii="Arial" w:hAnsi="Arial"/>
+      </w:rPr>
+    </w:lvl>
+    <w:lvl w:ilvl="4">
+      <w:start w:val="1"/>
+      <w:numFmt w:val="bullet"/>
+      <w:lvlText w:val="○"/>
+      <w:lvlJc w:val="left"/>
+      <w:pPr>
+        <w:ind w:left="3600" w:hanging="360"/>
+      </w:pPr>
+      <w:rPr>
+        <w:rFonts w:ascii="Arial" w:hAnsi="Arial"/>
+      </w:rPr>
+    </w:lvl>
+    <w:lvl w:ilvl="5">
+      <w:start w:val="1"/>
+      <w:numFmt w:val="bullet"/>
+      <w:lvlText w:val="▪"/>
+      <w:lvlJc w:val="left"/>
+      <w:pPr>
+        <w:ind w:left="4320" w:hanging="360"/>
+      </w:pPr>
+      <w:rPr>
+        <w:rFonts w:ascii="Arial" w:hAnsi="Arial"/>
+      </w:rPr>
+    </w:lvl>
+    <w:lvl w:ilvl="6">
+      <w:start w:val="1"/>
+      <w:numFmt w:val="bullet"/>
+      <w:lvlText w:val="•"/>
+      <w:lvlJc w:val="left"/>
+      <w:pPr>
+        <w:ind w:left="5040" w:hanging="360"/>
+      </w:pPr>
+      <w:rPr>
+        <w:rFonts w:ascii="Arial" w:hAnsi="Arial"/>
+      </w:rPr>
+    </w:lvl>
+    <w:lvl w:ilvl="7">
+      <w:start w:val="1"/>
+      <w:numFmt w:val="bullet"/>
+      <w:lvlText w:val="○"/>
+      <w:lvlJc w:val="left"/>
+      <w:pPr>
+        <w:ind w:left="5760" w:hanging="360"/>
+      </w:pPr>
+      <w:rPr>
+        <w:rFonts w:ascii="Arial" w:hAnsi="Arial"/>
+      </w:rPr>
+    </w:lvl>
+    <w:lvl w:ilvl="8">
+      <w:start w:val="1"/>
+      <w:numFmt w:val="bullet"/>
+      <w:lvlText w:val="▪"/>
+      <w:lvlJc w:val="left"/>
+      <w:pPr>
+        <w:ind w:left="6480" w:hanging="360"/>
+      </w:pPr>
+      <w:rPr>
+        <w:rFonts w:ascii="Arial" w:hAnsi="Arial"/>
+      </w:rPr>
+    </w:lvl>
+  </w:abstractNum>
+  <w:abstractNum w:abstractNumId="4">
+    <w:multiLevelType w:val="multilevel"/>
+    <w:lvl w:ilvl="0">
+      <w:start w:val="1"/>
+      <w:numFmt w:val="bullet"/>
+      <w:lvlText w:val="•"/>
+      <w:lvlJc w:val="left"/>
+      <w:pPr>
+        <w:ind w:left="720" w:hanging="360"/>
+      </w:pPr>
+      <w:rPr>
+        <w:rFonts w:ascii="Arial" w:hAnsi="Arial"/>
+      </w:rPr>
+    </w:lvl>
+    <w:lvl w:ilvl="1">
+      <w:start w:val="1"/>
+      <w:numFmt w:val="bullet"/>
+      <w:lvlText w:val="○"/>
+      <w:lvlJc w:val="left"/>
+      <w:pPr>
+        <w:ind w:left="1440" w:hanging="360"/>
+      </w:pPr>
+      <w:rPr>
+        <w:rFonts w:ascii="Arial" w:hAnsi="Arial"/>
+      </w:rPr>
+    </w:lvl>
+    <w:lvl w:ilvl="2">
+      <w:start w:val="1"/>
+      <w:numFmt w:val="bullet"/>
+      <w:lvlText w:val="▪"/>
+      <w:lvlJc w:val="left"/>
+      <w:pPr>
+        <w:ind w:left="2160" w:hanging="360"/>
+      </w:pPr>
+      <w:rPr>
+        <w:rFonts w:ascii="Arial" w:hAnsi="Arial"/>
+      </w:rPr>
+    </w:lvl>
+    <w:lvl w:ilvl="3">
+      <w:start w:val="1"/>
+      <w:numFmt w:val="bullet"/>
+      <w:lvlText w:val="•"/>
+      <w:lvlJc w:val="left"/>
+      <w:pPr>
+        <w:ind w:left="2880" w:hanging="360"/>
+      </w:pPr>
+      <w:rPr>
+        <w:rFonts w:ascii="Arial" w:hAnsi="Arial"/>
+      </w:rPr>
+    </w:lvl>
+    <w:lvl w:ilvl="4">
+      <w:start w:val="1"/>
+      <w:numFmt w:val="bullet"/>
+      <w:lvlText w:val="○"/>
+      <w:lvlJc w:val="left"/>
+      <w:pPr>
+        <w:ind w:left="3600" w:hanging="360"/>
+      </w:pPr>
+      <w:rPr>
+        <w:rFonts w:ascii="Arial" w:hAnsi="Arial"/>
+      </w:rPr>
+    </w:lvl>
+    <w:lvl w:ilvl="5">
+      <w:start w:val="1"/>
+      <w:numFmt w:val="bullet"/>
+      <w:lvlText w:val="▪"/>
+      <w:lvlJc w:val="left"/>
+      <w:pPr>
+        <w:ind w:left="4320" w:hanging="360"/>
+      </w:pPr>
+      <w:rPr>
+        <w:rFonts w:ascii="Arial" w:hAnsi="Arial"/>
+      </w:rPr>
+    </w:lvl>
+    <w:lvl w:ilvl="6">
+      <w:start w:val="1"/>
+      <w:numFmt w:val="bullet"/>
+      <w:lvlText w:val="•"/>
+      <w:lvlJc w:val="left"/>
+      <w:pPr>
+        <w:ind w:left="5040" w:hanging="360"/>
+      </w:pPr>
+      <w:rPr>
+        <w:rFonts w:ascii="Arial" w:hAnsi="Arial"/>
+      </w:rPr>
+    </w:lvl>
+    <w:lvl w:ilvl="7">
+      <w:start w:val="1"/>
+      <w:numFmt w:val="bullet"/>
+      <w:lvlText w:val="○"/>
+      <w:lvlJc w:val="left"/>
+      <w:pPr>
+        <w:ind w:left="5760" w:hanging="360"/>
+      </w:pPr>
+      <w:rPr>
+        <w:rFonts w:ascii="Arial" w:hAnsi="Arial"/>
+      </w:rPr>
+    </w:lvl>
+    <w:lvl w:ilvl="8">
+      <w:start w:val="1"/>
+      <w:numFmt w:val="bullet"/>
+      <w:lvlText w:val="▪"/>
+      <w:lvlJc w:val="left"/>
+      <w:pPr>
+        <w:ind w:left="6480" w:hanging="360"/>
+      </w:pPr>
+      <w:rPr>
+        <w:rFonts w:ascii="Arial" w:hAnsi="Arial"/>
+      </w:rPr>
+    </w:lvl>
+  </w:abstractNum>
   <w:num w:numId="1">
     <w:abstractNumId w:val="0"/>
   </w:num>
@@ -4761,6 +7851,15 @@
     <w:lvlOverride w:ilvl="0">
       <w:startOverride w:val="1"/>
     </w:lvlOverride>
+  </w:num>
+  <w:num w:numId="5">
+    <w:abstractNumId w:val="2"/>
+  </w:num>
+  <w:num w:numId="6">
+    <w:abstractNumId w:val="3"/>
+  </w:num>
+  <w:num w:numId="7">
+    <w:abstractNumId w:val="4"/>
   </w:num>
 </w:numbering>
 </file>
@@ -4984,6 +8083,692 @@
       </w:tblBorders>
     </w:tblPr>
   </w:style>
+  <w:style w:type="character" w:styleId="DefaultParagraphFont" w:default="1">
+    <w:name w:val="Default Paragraph Font"/>
+    <w:uiPriority w:val="1"/>
+    <w:semiHidden/>
+    <w:unhideWhenUsed/>
+  </w:style>
+  <w:style w:type="paragraph" w:styleId="NoSpacing">
+    <w:name w:val="No Spacing"/>
+    <w:basedOn w:val="Normal"/>
+    <w:uiPriority w:val="1"/>
+    <w:qFormat/>
+    <w:pPr>
+      <w:spacing w:after="0" w:line="240" w:lineRule="auto"/>
+    </w:pPr>
+  </w:style>
+  <w:style w:type="paragraph" w:styleId="Heading7">
+    <w:name w:val="heading 7"/>
+    <w:basedOn w:val="Normal"/>
+    <w:next w:val="Normal"/>
+    <w:link w:val="Heading7Char"/>
+    <w:uiPriority w:val="16"/>
+    <w:pPr>
+      <w:keepNext/>
+      <w:keepLines/>
+      <w:spacing w:before="40" w:after="0"/>
+      <w:outlineLvl w:val="6"/>
+    </w:pPr>
+    <w:rPr>
+      <w:rFonts w:ascii="Aptos" w:hAnsi="Aptos"/>
+      <w:color w:val="595959"/>
+      <w:sz w:val="24"/>
+    </w:rPr>
+  </w:style>
+  <w:style w:type="paragraph" w:styleId="Heading8">
+    <w:name w:val="heading 8"/>
+    <w:basedOn w:val="Normal"/>
+    <w:next w:val="Normal"/>
+    <w:link w:val="Heading8Char"/>
+    <w:uiPriority w:val="17"/>
+    <w:pPr>
+      <w:keepNext/>
+      <w:keepLines/>
+      <w:spacing w:before="0" w:after="0"/>
+      <w:outlineLvl w:val="7"/>
+    </w:pPr>
+    <w:rPr>
+      <w:rFonts w:ascii="Aptos" w:hAnsi="Aptos"/>
+      <w:i/>
+      <w:color w:val="272727"/>
+      <w:sz w:val="24"/>
+    </w:rPr>
+  </w:style>
+  <w:style w:type="paragraph" w:styleId="Heading9">
+    <w:name w:val="heading 9"/>
+    <w:basedOn w:val="Normal"/>
+    <w:next w:val="Normal"/>
+    <w:link w:val="Heading9Char"/>
+    <w:uiPriority w:val="18"/>
+    <w:pPr>
+      <w:keepNext/>
+      <w:keepLines/>
+      <w:spacing w:before="0" w:after="0"/>
+      <w:outlineLvl w:val="8"/>
+    </w:pPr>
+    <w:rPr>
+      <w:rFonts w:ascii="Aptos" w:hAnsi="Aptos"/>
+      <w:color w:val="272727"/>
+      <w:sz w:val="24"/>
+    </w:rPr>
+  </w:style>
+  <w:style w:type="paragraph" w:styleId="Subtitle">
+    <w:name w:val="Subtitle"/>
+    <w:basedOn w:val="Normal"/>
+    <w:next w:val="Normal"/>
+    <w:uiPriority w:val="11"/>
+    <w:qFormat/>
+    <w:rPr>
+      <w:color w:val="595959"/>
+      <w:spacing w:val="15"/>
+      <w:sz w:val="28"/>
+    </w:rPr>
+  </w:style>
+  <w:style w:type="character" w:styleId="SubtleEmphasis">
+    <w:name w:val="Subtle Emphasis"/>
+    <w:basedOn w:val="DefaultParagraphFont"/>
+    <w:uiPriority w:val="19"/>
+    <w:qFormat/>
+    <w:rPr>
+      <w:i/>
+      <w:color w:val="404040"/>
+    </w:rPr>
+  </w:style>
+  <w:style w:type="character" w:styleId="Emphasis">
+    <w:name w:val="Emphasis"/>
+    <w:basedOn w:val="DefaultParagraphFont"/>
+    <w:uiPriority w:val="20"/>
+    <w:qFormat/>
+    <w:rPr>
+      <w:i/>
+    </w:rPr>
+  </w:style>
+  <w:style w:type="character" w:styleId="IntenseEmphasis">
+    <w:name w:val="Intense Emphasis"/>
+    <w:basedOn w:val="DefaultParagraphFont"/>
+    <w:uiPriority w:val="21"/>
+    <w:qFormat/>
+    <w:rPr>
+      <w:i/>
+      <w:color w:val="0F4761"/>
+    </w:rPr>
+  </w:style>
+  <w:style w:type="character" w:styleId="Strong">
+    <w:name w:val="Strong"/>
+    <w:basedOn w:val="DefaultParagraphFont"/>
+    <w:uiPriority w:val="22"/>
+    <w:qFormat/>
+    <w:rPr>
+      <w:b/>
+    </w:rPr>
+  </w:style>
+  <w:style w:type="paragraph" w:styleId="IntenseQuote">
+    <w:name w:val="Intense Quote"/>
+    <w:basedOn w:val="Normal"/>
+    <w:next w:val="Normal"/>
+    <w:uiPriority w:val="30"/>
+    <w:qFormat/>
+    <w:pPr>
+      <w:pBdr>
+        <w:top w:val="single" w:sz="4" w:space="10" w:color="0F4761"/>
+        <w:bottom w:val="single" w:sz="4" w:space="10" w:color="0F4761"/>
+      </w:pBdr>
+      <w:spacing w:before="360" w:after="360"/>
+      <w:ind w:left="864" w:right="864"/>
+      <w:jc w:val="center"/>
+    </w:pPr>
+    <w:rPr>
+      <w:i/>
+      <w:color w:val="0F4761"/>
+    </w:rPr>
+  </w:style>
+  <w:style w:type="character" w:styleId="SubtleReference">
+    <w:name w:val="Subtle Reference"/>
+    <w:basedOn w:val="DefaultParagraphFont"/>
+    <w:uiPriority w:val="31"/>
+    <w:qFormat/>
+    <w:rPr>
+      <w:smallCaps/>
+      <w:color w:val="5A5A5A"/>
+    </w:rPr>
+  </w:style>
+  <w:style w:type="character" w:styleId="IntenseReference">
+    <w:name w:val="Intense Reference"/>
+    <w:basedOn w:val="DefaultParagraphFont"/>
+    <w:uiPriority w:val="32"/>
+    <w:qFormat/>
+    <w:rPr>
+      <w:b/>
+      <w:smallCaps/>
+      <w:color w:val="0F4761"/>
+      <w:spacing w:val="5"/>
+    </w:rPr>
+  </w:style>
+  <w:style w:type="character" w:styleId="BookTitle">
+    <w:name w:val="Book Title"/>
+    <w:basedOn w:val="DefaultParagraphFont"/>
+    <w:uiPriority w:val="33"/>
+    <w:qFormat/>
+    <w:rPr>
+      <w:b/>
+      <w:i/>
+      <w:spacing w:val="5"/>
+    </w:rPr>
+  </w:style>
+  <w:style w:type="paragraph" w:styleId="Caption">
+    <w:name w:val="caption"/>
+    <w:basedOn w:val="Normal"/>
+    <w:next w:val="Normal"/>
+    <w:uiPriority w:val="35"/>
+    <w:pPr>
+      <w:spacing w:after="200" w:line="240" w:lineRule="auto"/>
+    </w:pPr>
+    <w:rPr>
+      <w:i/>
+      <w:color w:val="0E2841"/>
+      <w:sz w:val="18"/>
+    </w:rPr>
+  </w:style>
+  <w:style w:type="paragraph" w:styleId="Header">
+    <w:name w:val="header"/>
+    <w:basedOn w:val="Normal"/>
+    <w:uiPriority w:val="99"/>
+    <w:pPr>
+      <w:tabs>
+        <w:tab w:val="center" w:pos="4680"/>
+        <w:tab w:val="right" w:pos="9360"/>
+      </w:tabs>
+      <w:spacing w:after="0" w:line="240" w:lineRule="auto"/>
+    </w:pPr>
+  </w:style>
+  <w:style w:type="paragraph" w:styleId="Footer">
+    <w:name w:val="footer"/>
+    <w:basedOn w:val="Normal"/>
+    <w:uiPriority w:val="99"/>
+    <w:pPr>
+      <w:tabs>
+        <w:tab w:val="center" w:pos="4680"/>
+        <w:tab w:val="right" w:pos="9360"/>
+      </w:tabs>
+      <w:spacing w:after="0" w:line="240" w:lineRule="auto"/>
+    </w:pPr>
+  </w:style>
+  <w:style w:type="paragraph" w:styleId="FootnoteText">
+    <w:name w:val="footnote text"/>
+    <w:basedOn w:val="Normal"/>
+    <w:uiPriority w:val="99"/>
+    <w:pPr>
+      <w:spacing w:after="0" w:line="240" w:lineRule="auto"/>
+    </w:pPr>
+    <w:rPr>
+      <w:sz w:val="20"/>
+    </w:rPr>
+  </w:style>
+  <w:style w:type="character" w:styleId="FootnoteReference">
+    <w:name w:val="footnote reference"/>
+    <w:basedOn w:val="DefaultParagraphFont"/>
+    <w:uiPriority w:val="99"/>
+    <w:rPr>
+      <w:vertAlign w:val="superscript"/>
+    </w:rPr>
+  </w:style>
+  <w:style w:type="paragraph" w:styleId="EndnoteText">
+    <w:name w:val="endnote text"/>
+    <w:basedOn w:val="Normal"/>
+    <w:uiPriority w:val="99"/>
+    <w:pPr>
+      <w:spacing w:after="0" w:line="240" w:lineRule="auto"/>
+    </w:pPr>
+    <w:rPr>
+      <w:sz w:val="20"/>
+    </w:rPr>
+  </w:style>
+  <w:style w:type="character" w:styleId="EndnoteReference">
+    <w:name w:val="endnote reference"/>
+    <w:basedOn w:val="DefaultParagraphFont"/>
+    <w:uiPriority w:val="99"/>
+    <w:rPr>
+      <w:vertAlign w:val="superscript"/>
+    </w:rPr>
+  </w:style>
+  <w:style w:type="paragraph" w:styleId="TOCHeading">
+    <w:name w:val="TOC Heading"/>
+    <w:basedOn w:val="Heading1"/>
+    <w:next w:val="Normal"/>
+    <w:uiPriority w:val="39"/>
+    <w:pPr>
+      <w:spacing w:before="240"/>
+      <w:outlineLvl w:val="9"/>
+    </w:pPr>
+  </w:style>
+  <w:style w:type="paragraph" w:styleId="TOC1">
+    <w:name w:val="toc 1"/>
+    <w:basedOn w:val="Normal"/>
+    <w:next w:val="Normal"/>
+    <w:uiPriority w:val="39"/>
+    <w:pPr>
+      <w:spacing w:after="100"/>
+      <w:ind w:left="0"/>
+    </w:pPr>
+  </w:style>
+  <w:style w:type="paragraph" w:styleId="TOC2">
+    <w:name w:val="toc 2"/>
+    <w:basedOn w:val="Normal"/>
+    <w:next w:val="Normal"/>
+    <w:uiPriority w:val="39"/>
+    <w:pPr>
+      <w:spacing w:after="100"/>
+      <w:ind w:left="240"/>
+    </w:pPr>
+  </w:style>
+  <w:style w:type="paragraph" w:styleId="TOC3">
+    <w:name w:val="toc 3"/>
+    <w:basedOn w:val="Normal"/>
+    <w:next w:val="Normal"/>
+    <w:uiPriority w:val="39"/>
+    <w:pPr>
+      <w:spacing w:after="100"/>
+      <w:ind w:left="480"/>
+    </w:pPr>
+  </w:style>
+  <w:style w:type="paragraph" w:styleId="TOC4">
+    <w:name w:val="toc 4"/>
+    <w:basedOn w:val="Normal"/>
+    <w:next w:val="Normal"/>
+    <w:uiPriority w:val="39"/>
+    <w:pPr>
+      <w:spacing w:after="100"/>
+      <w:ind w:left="720"/>
+    </w:pPr>
+  </w:style>
+  <w:style w:type="paragraph" w:styleId="TOC5">
+    <w:name w:val="toc 5"/>
+    <w:basedOn w:val="Normal"/>
+    <w:next w:val="Normal"/>
+    <w:uiPriority w:val="39"/>
+    <w:pPr>
+      <w:spacing w:after="100"/>
+      <w:ind w:left="960"/>
+    </w:pPr>
+  </w:style>
+  <w:style w:type="paragraph" w:styleId="TOC6">
+    <w:name w:val="toc 6"/>
+    <w:basedOn w:val="Normal"/>
+    <w:next w:val="Normal"/>
+    <w:uiPriority w:val="39"/>
+    <w:pPr>
+      <w:spacing w:after="100"/>
+      <w:ind w:left="1200"/>
+    </w:pPr>
+  </w:style>
+  <w:style w:type="paragraph" w:styleId="TOC7">
+    <w:name w:val="toc 7"/>
+    <w:basedOn w:val="Normal"/>
+    <w:next w:val="Normal"/>
+    <w:uiPriority w:val="39"/>
+    <w:pPr>
+      <w:spacing w:after="100"/>
+      <w:ind w:left="1440"/>
+    </w:pPr>
+  </w:style>
+  <w:style w:type="paragraph" w:styleId="TOC8">
+    <w:name w:val="toc 8"/>
+    <w:basedOn w:val="Normal"/>
+    <w:next w:val="Normal"/>
+    <w:uiPriority w:val="39"/>
+    <w:pPr>
+      <w:spacing w:after="100"/>
+      <w:ind w:left="1680"/>
+    </w:pPr>
+  </w:style>
+  <w:style w:type="paragraph" w:styleId="TOC9">
+    <w:name w:val="toc 9"/>
+    <w:basedOn w:val="Normal"/>
+    <w:next w:val="Normal"/>
+    <w:uiPriority w:val="39"/>
+    <w:pPr>
+      <w:spacing w:after="100"/>
+      <w:ind w:left="1920"/>
+    </w:pPr>
+  </w:style>
+  <w:style w:type="table" w:styleId="PlainTable1">
+    <w:name w:val="Plain Table 1"/>
+    <w:basedOn w:val="TableNormal"/>
+    <w:uiPriority w:val="60"/>
+    <w:pPr>
+      <w:spacing w:after="0" w:line="240" w:lineRule="auto"/>
+    </w:pPr>
+    <w:tblPr>
+      <w:tblBorders>
+        <w:top w:val="single" w:sz="4" w:space="0" w:color="BFBFBF"/>
+        <w:left w:val="single" w:sz="4" w:space="0" w:color="BFBFBF"/>
+        <w:bottom w:val="single" w:sz="4" w:space="0" w:color="BFBFBF"/>
+        <w:right w:val="single" w:sz="4" w:space="0" w:color="BFBFBF"/>
+        <w:insideH w:val="single" w:sz="4" w:space="0" w:color="BFBFBF"/>
+        <w:insideV w:val="single" w:sz="4" w:space="0" w:color="BFBFBF"/>
+      </w:tblBorders>
+    </w:tblPr>
+    <w:tblStylePr w:type="firstRow">
+      <w:rPr>
+        <w:b/>
+      </w:rPr>
+    </w:tblStylePr>
+    <w:tblStylePr w:type="firstCol">
+      <w:rPr>
+        <w:b/>
+      </w:rPr>
+    </w:tblStylePr>
+    <w:tblStylePr w:type="band1Horz">
+      <w:tcPr>
+        <w:shd w:val="clear" w:color="auto" w:fill="F2F2F2"/>
+      </w:tcPr>
+    </w:tblStylePr>
+  </w:style>
+  <w:style w:type="table" w:styleId="GridTable1Light">
+    <w:name w:val="Grid Table 1 Light"/>
+    <w:basedOn w:val="TableNormal"/>
+    <w:uiPriority w:val="60"/>
+    <w:pPr>
+      <w:spacing w:after="0" w:line="240" w:lineRule="auto"/>
+    </w:pPr>
+    <w:tblPr>
+      <w:tblBorders>
+        <w:top w:val="single" w:sz="4" w:space="0" w:color="999999"/>
+        <w:left w:val="single" w:sz="4" w:space="0" w:color="999999"/>
+        <w:bottom w:val="single" w:sz="4" w:space="0" w:color="999999"/>
+        <w:right w:val="single" w:sz="4" w:space="0" w:color="999999"/>
+        <w:insideH w:val="single" w:sz="4" w:space="0" w:color="999999"/>
+        <w:insideV w:val="single" w:sz="4" w:space="0" w:color="999999"/>
+      </w:tblBorders>
+    </w:tblPr>
+    <w:tblStylePr w:type="firstRow">
+      <w:rPr>
+        <w:b/>
+      </w:rPr>
+    </w:tblStylePr>
+    <w:tblStylePr w:type="firstCol">
+      <w:rPr>
+        <w:b/>
+      </w:rPr>
+    </w:tblStylePr>
+  </w:style>
+  <w:style w:type="table" w:styleId="GridTable4AccentBlue">
+    <w:name w:val="Grid Table 4 – Blue"/>
+    <w:basedOn w:val="TableNormal"/>
+    <w:uiPriority w:val="60"/>
+    <w:pPr>
+      <w:spacing w:after="0" w:line="240" w:lineRule="auto"/>
+    </w:pPr>
+    <w:tblPr>
+      <w:tblBorders>
+        <w:top w:val="single" w:sz="4" w:space="0" w:color="C1E4F5"/>
+        <w:left w:val="single" w:sz="4" w:space="0" w:color="C1E4F5"/>
+        <w:bottom w:val="single" w:sz="4" w:space="0" w:color="C1E4F5"/>
+        <w:right w:val="single" w:sz="4" w:space="0" w:color="C1E4F5"/>
+        <w:insideH w:val="single" w:sz="4" w:space="0" w:color="C1E4F5"/>
+        <w:insideV w:val="single" w:sz="4" w:space="0" w:color="C1E4F5"/>
+      </w:tblBorders>
+    </w:tblPr>
+    <w:tblStylePr w:type="firstRow">
+      <w:rPr>
+        <w:b/>
+        <w:color w:val="FFFFFF"/>
+      </w:rPr>
+      <w:tcPr>
+        <w:shd w:val="clear" w:color="auto" w:fill="156082"/>
+      </w:tcPr>
+    </w:tblStylePr>
+    <w:tblStylePr w:type="firstCol">
+      <w:rPr>
+        <w:b/>
+      </w:rPr>
+    </w:tblStylePr>
+    <w:tblStylePr w:type="band1Horz">
+      <w:tcPr>
+        <w:shd w:val="clear" w:color="auto" w:fill="C1E4F5"/>
+      </w:tcPr>
+    </w:tblStylePr>
+  </w:style>
+  <w:style w:type="table" w:styleId="ListTable3AccentBlue">
+    <w:name w:val="List Table 3 – Blue"/>
+    <w:basedOn w:val="TableNormal"/>
+    <w:uiPriority w:val="60"/>
+    <w:pPr>
+      <w:spacing w:after="0" w:line="240" w:lineRule="auto"/>
+    </w:pPr>
+    <w:tblPr>
+      <w:tblBorders>
+        <w:top w:val="single" w:sz="4" w:space="0" w:color="156082"/>
+        <w:left w:val="single" w:sz="4" w:space="0" w:color="156082"/>
+        <w:bottom w:val="single" w:sz="4" w:space="0" w:color="156082"/>
+        <w:right w:val="single" w:sz="4" w:space="0" w:color="156082"/>
+      </w:tblBorders>
+    </w:tblPr>
+    <w:tblStylePr w:type="firstRow">
+      <w:rPr>
+        <w:b/>
+        <w:color w:val="FFFFFF"/>
+      </w:rPr>
+      <w:tcPr>
+        <w:shd w:val="clear" w:color="auto" w:fill="156082"/>
+      </w:tcPr>
+    </w:tblStylePr>
+    <w:tblStylePr w:type="lastRow">
+      <w:tcPr>
+        <w:tcBorders>
+          <w:top w:val="single" w:sz="4" w:space="0" w:color="156082"/>
+        </w:tcBorders>
+      </w:tcPr>
+    </w:tblStylePr>
+  </w:style>
+  <w:style w:type="table" w:styleId="GridTable4AccentOrange">
+    <w:name w:val="Grid Table 4 – Orange"/>
+    <w:basedOn w:val="TableNormal"/>
+    <w:uiPriority w:val="60"/>
+    <w:pPr>
+      <w:spacing w:after="0" w:line="240" w:lineRule="auto"/>
+    </w:pPr>
+    <w:tblPr>
+      <w:tblBorders>
+        <w:top w:val="single" w:sz="4" w:space="0" w:color="FBE2D5"/>
+        <w:left w:val="single" w:sz="4" w:space="0" w:color="FBE2D5"/>
+        <w:bottom w:val="single" w:sz="4" w:space="0" w:color="FBE2D5"/>
+        <w:right w:val="single" w:sz="4" w:space="0" w:color="FBE2D5"/>
+        <w:insideH w:val="single" w:sz="4" w:space="0" w:color="FBE2D5"/>
+        <w:insideV w:val="single" w:sz="4" w:space="0" w:color="FBE2D5"/>
+      </w:tblBorders>
+    </w:tblPr>
+    <w:tblStylePr w:type="firstRow">
+      <w:rPr>
+        <w:b/>
+        <w:color w:val="FFFFFF"/>
+      </w:rPr>
+      <w:tcPr>
+        <w:shd w:val="clear" w:color="auto" w:fill="E97132"/>
+      </w:tcPr>
+    </w:tblStylePr>
+    <w:tblStylePr w:type="firstCol">
+      <w:rPr>
+        <w:b/>
+      </w:rPr>
+    </w:tblStylePr>
+    <w:tblStylePr w:type="band1Horz">
+      <w:tcPr>
+        <w:shd w:val="clear" w:color="auto" w:fill="FBE2D5"/>
+      </w:tcPr>
+    </w:tblStylePr>
+  </w:style>
+  <w:style w:type="table" w:styleId="ListTable3AccentOrange">
+    <w:name w:val="List Table 3 – Orange"/>
+    <w:basedOn w:val="TableNormal"/>
+    <w:uiPriority w:val="60"/>
+    <w:pPr>
+      <w:spacing w:after="0" w:line="240" w:lineRule="auto"/>
+    </w:pPr>
+    <w:tblPr>
+      <w:tblBorders>
+        <w:top w:val="single" w:sz="4" w:space="0" w:color="E97132"/>
+        <w:left w:val="single" w:sz="4" w:space="0" w:color="E97132"/>
+        <w:bottom w:val="single" w:sz="4" w:space="0" w:color="E97132"/>
+        <w:right w:val="single" w:sz="4" w:space="0" w:color="E97132"/>
+      </w:tblBorders>
+    </w:tblPr>
+    <w:tblStylePr w:type="firstRow">
+      <w:rPr>
+        <w:b/>
+        <w:color w:val="FFFFFF"/>
+      </w:rPr>
+      <w:tcPr>
+        <w:shd w:val="clear" w:color="auto" w:fill="E97132"/>
+      </w:tcPr>
+    </w:tblStylePr>
+    <w:tblStylePr w:type="lastRow">
+      <w:tcPr>
+        <w:tcBorders>
+          <w:top w:val="single" w:sz="4" w:space="0" w:color="E97132"/>
+        </w:tcBorders>
+      </w:tcPr>
+    </w:tblStylePr>
+  </w:style>
+  <w:style w:type="table" w:styleId="GridTable4AccentGreen">
+    <w:name w:val="Grid Table 4 – Green"/>
+    <w:basedOn w:val="TableNormal"/>
+    <w:uiPriority w:val="60"/>
+    <w:pPr>
+      <w:spacing w:after="0" w:line="240" w:lineRule="auto"/>
+    </w:pPr>
+    <w:tblPr>
+      <w:tblBorders>
+        <w:top w:val="single" w:sz="4" w:space="0" w:color="C1F0C8"/>
+        <w:left w:val="single" w:sz="4" w:space="0" w:color="C1F0C8"/>
+        <w:bottom w:val="single" w:sz="4" w:space="0" w:color="C1F0C8"/>
+        <w:right w:val="single" w:sz="4" w:space="0" w:color="C1F0C8"/>
+        <w:insideH w:val="single" w:sz="4" w:space="0" w:color="C1F0C8"/>
+        <w:insideV w:val="single" w:sz="4" w:space="0" w:color="C1F0C8"/>
+      </w:tblBorders>
+    </w:tblPr>
+    <w:tblStylePr w:type="firstRow">
+      <w:rPr>
+        <w:b/>
+        <w:color w:val="FFFFFF"/>
+      </w:rPr>
+      <w:tcPr>
+        <w:shd w:val="clear" w:color="auto" w:fill="196B24"/>
+      </w:tcPr>
+    </w:tblStylePr>
+    <w:tblStylePr w:type="firstCol">
+      <w:rPr>
+        <w:b/>
+      </w:rPr>
+    </w:tblStylePr>
+    <w:tblStylePr w:type="band1Horz">
+      <w:tcPr>
+        <w:shd w:val="clear" w:color="auto" w:fill="C1F0C8"/>
+      </w:tcPr>
+    </w:tblStylePr>
+  </w:style>
+  <w:style w:type="table" w:styleId="ListTable3AccentGreen">
+    <w:name w:val="List Table 3 – Green"/>
+    <w:basedOn w:val="TableNormal"/>
+    <w:uiPriority w:val="60"/>
+    <w:pPr>
+      <w:spacing w:after="0" w:line="240" w:lineRule="auto"/>
+    </w:pPr>
+    <w:tblPr>
+      <w:tblBorders>
+        <w:top w:val="single" w:sz="4" w:space="0" w:color="196B24"/>
+        <w:left w:val="single" w:sz="4" w:space="0" w:color="196B24"/>
+        <w:bottom w:val="single" w:sz="4" w:space="0" w:color="196B24"/>
+        <w:right w:val="single" w:sz="4" w:space="0" w:color="196B24"/>
+      </w:tblBorders>
+    </w:tblPr>
+    <w:tblStylePr w:type="firstRow">
+      <w:rPr>
+        <w:b/>
+        <w:color w:val="FFFFFF"/>
+      </w:rPr>
+      <w:tcPr>
+        <w:shd w:val="clear" w:color="auto" w:fill="196B24"/>
+      </w:tcPr>
+    </w:tblStylePr>
+    <w:tblStylePr w:type="lastRow">
+      <w:tcPr>
+        <w:tcBorders>
+          <w:top w:val="single" w:sz="4" w:space="0" w:color="196B24"/>
+        </w:tcBorders>
+      </w:tcPr>
+    </w:tblStylePr>
+  </w:style>
+  <w:style w:type="table" w:styleId="GridTable4AccentPurple">
+    <w:name w:val="Grid Table 4 – Purple"/>
+    <w:basedOn w:val="TableNormal"/>
+    <w:uiPriority w:val="60"/>
+    <w:pPr>
+      <w:spacing w:after="0" w:line="240" w:lineRule="auto"/>
+    </w:pPr>
+    <w:tblPr>
+      <w:tblBorders>
+        <w:top w:val="single" w:sz="4" w:space="0" w:color="E5D2EE"/>
+        <w:left w:val="single" w:sz="4" w:space="0" w:color="E5D2EE"/>
+        <w:bottom w:val="single" w:sz="4" w:space="0" w:color="E5D2EE"/>
+        <w:right w:val="single" w:sz="4" w:space="0" w:color="E5D2EE"/>
+        <w:insideH w:val="single" w:sz="4" w:space="0" w:color="E5D2EE"/>
+        <w:insideV w:val="single" w:sz="4" w:space="0" w:color="E5D2EE"/>
+      </w:tblBorders>
+    </w:tblPr>
+    <w:tblStylePr w:type="firstRow">
+      <w:rPr>
+        <w:b/>
+        <w:color w:val="FFFFFF"/>
+      </w:rPr>
+      <w:tcPr>
+        <w:shd w:val="clear" w:color="auto" w:fill="712E8D"/>
+      </w:tcPr>
+    </w:tblStylePr>
+    <w:tblStylePr w:type="firstCol">
+      <w:rPr>
+        <w:b/>
+      </w:rPr>
+    </w:tblStylePr>
+    <w:tblStylePr w:type="band1Horz">
+      <w:tcPr>
+        <w:shd w:val="clear" w:color="auto" w:fill="E5D2EE"/>
+      </w:tcPr>
+    </w:tblStylePr>
+  </w:style>
+  <w:style w:type="table" w:styleId="ListTable3AccentPurple">
+    <w:name w:val="List Table 3 – Purple"/>
+    <w:basedOn w:val="TableNormal"/>
+    <w:uiPriority w:val="60"/>
+    <w:pPr>
+      <w:spacing w:after="0" w:line="240" w:lineRule="auto"/>
+    </w:pPr>
+    <w:tblPr>
+      <w:tblBorders>
+        <w:top w:val="single" w:sz="4" w:space="0" w:color="712E8D"/>
+        <w:left w:val="single" w:sz="4" w:space="0" w:color="712E8D"/>
+        <w:bottom w:val="single" w:sz="4" w:space="0" w:color="712E8D"/>
+        <w:right w:val="single" w:sz="4" w:space="0" w:color="712E8D"/>
+      </w:tblBorders>
+    </w:tblPr>
+    <w:tblStylePr w:type="firstRow">
+      <w:rPr>
+        <w:b/>
+        <w:color w:val="FFFFFF"/>
+      </w:rPr>
+      <w:tcPr>
+        <w:shd w:val="clear" w:color="auto" w:fill="712E8D"/>
+      </w:tcPr>
+    </w:tblStylePr>
+    <w:tblStylePr w:type="lastRow">
+      <w:tcPr>
+        <w:tcBorders>
+          <w:top w:val="single" w:sz="4" w:space="0" w:color="712E8D"/>
+        </w:tcBorders>
+      </w:tcPr>
+    </w:tblStylePr>
+  </w:style>
 </w:styles>
 </file>
 

--- a/docs/Configuracao_Experimento_GraphRAG_vs_RAG.docx
+++ b/docs/Configuracao_Experimento_GraphRAG_vs_RAG.docx
@@ -85,7 +85,7 @@
         <w:rPr>
           <w:noProof/>
         </w:rPr>
-        <w:instrText xml:space="preserve"> PAGEREF _Toc243782738 \h </w:instrText>
+        <w:instrText xml:space="preserve"> PAGEREF _Toc243826578 \h </w:instrText>
       </w:r>
       <w:r>
         <w:rPr>
@@ -149,7 +149,7 @@
         <w:rPr>
           <w:noProof/>
         </w:rPr>
-        <w:instrText xml:space="preserve"> PAGEREF _Toc243782739 \h </w:instrText>
+        <w:instrText xml:space="preserve"> PAGEREF _Toc243826579 \h </w:instrText>
       </w:r>
       <w:r>
         <w:rPr>
@@ -213,7 +213,7 @@
         <w:rPr>
           <w:noProof/>
         </w:rPr>
-        <w:instrText xml:space="preserve"> PAGEREF _Toc243782740 \h </w:instrText>
+        <w:instrText xml:space="preserve"> PAGEREF _Toc243826580 \h </w:instrText>
       </w:r>
       <w:r>
         <w:rPr>
@@ -277,7 +277,7 @@
         <w:rPr>
           <w:noProof/>
         </w:rPr>
-        <w:instrText xml:space="preserve"> PAGEREF _Toc243782741 \h </w:instrText>
+        <w:instrText xml:space="preserve"> PAGEREF _Toc243826581 \h </w:instrText>
       </w:r>
       <w:r>
         <w:rPr>
@@ -341,7 +341,7 @@
         <w:rPr>
           <w:noProof/>
         </w:rPr>
-        <w:instrText xml:space="preserve"> PAGEREF _Toc243782742 \h </w:instrText>
+        <w:instrText xml:space="preserve"> PAGEREF _Toc243826582 \h </w:instrText>
       </w:r>
       <w:r>
         <w:rPr>
@@ -406,7 +406,7 @@
         <w:rPr>
           <w:noProof/>
         </w:rPr>
-        <w:instrText xml:space="preserve"> PAGEREF _Toc243782743 \h </w:instrText>
+        <w:instrText xml:space="preserve"> PAGEREF _Toc243826583 \h </w:instrText>
       </w:r>
       <w:r>
         <w:rPr>
@@ -470,7 +470,7 @@
         <w:rPr>
           <w:noProof/>
         </w:rPr>
-        <w:instrText xml:space="preserve"> PAGEREF _Toc243782744 \h </w:instrText>
+        <w:instrText xml:space="preserve"> PAGEREF _Toc243826584 \h </w:instrText>
       </w:r>
       <w:r>
         <w:rPr>
@@ -534,7 +534,7 @@
         <w:rPr>
           <w:noProof/>
         </w:rPr>
-        <w:instrText xml:space="preserve"> PAGEREF _Toc243782745 \h </w:instrText>
+        <w:instrText xml:space="preserve"> PAGEREF _Toc243826585 \h </w:instrText>
       </w:r>
       <w:r>
         <w:rPr>
@@ -598,7 +598,7 @@
         <w:rPr>
           <w:noProof/>
         </w:rPr>
-        <w:instrText xml:space="preserve"> PAGEREF _Toc243782746 \h </w:instrText>
+        <w:instrText xml:space="preserve"> PAGEREF _Toc243826586 \h </w:instrText>
       </w:r>
       <w:r>
         <w:rPr>
@@ -663,7 +663,7 @@
         <w:rPr>
           <w:noProof/>
         </w:rPr>
-        <w:instrText xml:space="preserve"> PAGEREF _Toc243782747 \h </w:instrText>
+        <w:instrText xml:space="preserve"> PAGEREF _Toc243826587 \h </w:instrText>
       </w:r>
       <w:r>
         <w:rPr>
@@ -728,7 +728,7 @@
         <w:rPr>
           <w:noProof/>
         </w:rPr>
-        <w:instrText xml:space="preserve"> PAGEREF _Toc243782748 \h </w:instrText>
+        <w:instrText xml:space="preserve"> PAGEREF _Toc243826588 \h </w:instrText>
       </w:r>
       <w:r>
         <w:rPr>
@@ -792,7 +792,7 @@
         <w:rPr>
           <w:noProof/>
         </w:rPr>
-        <w:instrText xml:space="preserve"> PAGEREF _Toc243782749 \h </w:instrText>
+        <w:instrText xml:space="preserve"> PAGEREF _Toc243826589 \h </w:instrText>
       </w:r>
       <w:r>
         <w:rPr>
@@ -856,7 +856,7 @@
         <w:rPr>
           <w:noProof/>
         </w:rPr>
-        <w:instrText xml:space="preserve"> PAGEREF _Toc243782750 \h </w:instrText>
+        <w:instrText xml:space="preserve"> PAGEREF _Toc243826590 \h </w:instrText>
       </w:r>
       <w:r>
         <w:rPr>
@@ -920,7 +920,7 @@
         <w:rPr>
           <w:noProof/>
         </w:rPr>
-        <w:instrText xml:space="preserve"> PAGEREF _Toc243782751 \h </w:instrText>
+        <w:instrText xml:space="preserve"> PAGEREF _Toc243826591 \h </w:instrText>
       </w:r>
       <w:r>
         <w:rPr>
@@ -984,7 +984,7 @@
         <w:rPr>
           <w:noProof/>
         </w:rPr>
-        <w:instrText xml:space="preserve"> PAGEREF _Toc243782752 \h </w:instrText>
+        <w:instrText xml:space="preserve"> PAGEREF _Toc243826592 \h </w:instrText>
       </w:r>
       <w:r>
         <w:rPr>
@@ -1048,7 +1048,7 @@
         <w:rPr>
           <w:noProof/>
         </w:rPr>
-        <w:instrText xml:space="preserve"> PAGEREF _Toc243782753 \h </w:instrText>
+        <w:instrText xml:space="preserve"> PAGEREF _Toc243826593 \h </w:instrText>
       </w:r>
       <w:r>
         <w:rPr>
@@ -1112,7 +1112,7 @@
         <w:rPr>
           <w:noProof/>
         </w:rPr>
-        <w:instrText xml:space="preserve"> PAGEREF _Toc243782754 \h </w:instrText>
+        <w:instrText xml:space="preserve"> PAGEREF _Toc243826594 \h </w:instrText>
       </w:r>
       <w:r>
         <w:rPr>
@@ -1176,7 +1176,7 @@
         <w:rPr>
           <w:noProof/>
         </w:rPr>
-        <w:instrText xml:space="preserve"> PAGEREF _Toc243782755 \h </w:instrText>
+        <w:instrText xml:space="preserve"> PAGEREF _Toc243826595 \h </w:instrText>
       </w:r>
       <w:r>
         <w:rPr>
@@ -1193,7 +1193,7 @@
         <w:rPr>
           <w:noProof/>
         </w:rPr>
-        <w:t>11</w:t>
+        <w:t>10</w:t>
       </w:r>
       <w:r>
         <w:rPr>
@@ -1240,7 +1240,7 @@
         <w:rPr>
           <w:noProof/>
         </w:rPr>
-        <w:instrText xml:space="preserve"> PAGEREF _Toc243782756 \h </w:instrText>
+        <w:instrText xml:space="preserve"> PAGEREF _Toc243826596 \h </w:instrText>
       </w:r>
       <w:r>
         <w:rPr>
@@ -1257,7 +1257,7 @@
         <w:rPr>
           <w:noProof/>
         </w:rPr>
-        <w:t>13</w:t>
+        <w:t>12</w:t>
       </w:r>
       <w:r>
         <w:rPr>
@@ -1304,7 +1304,7 @@
         <w:rPr>
           <w:noProof/>
         </w:rPr>
-        <w:instrText xml:space="preserve"> PAGEREF _Toc243782757 \h </w:instrText>
+        <w:instrText xml:space="preserve"> PAGEREF _Toc243826597 \h </w:instrText>
       </w:r>
       <w:r>
         <w:rPr>
@@ -1321,7 +1321,7 @@
         <w:rPr>
           <w:noProof/>
         </w:rPr>
-        <w:t>14</w:t>
+        <w:t>13</w:t>
       </w:r>
       <w:r>
         <w:rPr>
@@ -1368,7 +1368,7 @@
         <w:rPr>
           <w:noProof/>
         </w:rPr>
-        <w:instrText xml:space="preserve"> PAGEREF _Toc243782758 \h </w:instrText>
+        <w:instrText xml:space="preserve"> PAGEREF _Toc243826598 \h </w:instrText>
       </w:r>
       <w:r>
         <w:rPr>
@@ -1385,7 +1385,7 @@
         <w:rPr>
           <w:noProof/>
         </w:rPr>
-        <w:t>14</w:t>
+        <w:t>13</w:t>
       </w:r>
       <w:r>
         <w:rPr>
@@ -1432,7 +1432,7 @@
         <w:rPr>
           <w:noProof/>
         </w:rPr>
-        <w:instrText xml:space="preserve"> PAGEREF _Toc243782759 \h </w:instrText>
+        <w:instrText xml:space="preserve"> PAGEREF _Toc243826599 \h </w:instrText>
       </w:r>
       <w:r>
         <w:rPr>
@@ -1449,7 +1449,7 @@
         <w:rPr>
           <w:noProof/>
         </w:rPr>
-        <w:t>15</w:t>
+        <w:t>13</w:t>
       </w:r>
       <w:r>
         <w:rPr>
@@ -1496,7 +1496,7 @@
         <w:rPr>
           <w:noProof/>
         </w:rPr>
-        <w:instrText xml:space="preserve"> PAGEREF _Toc243782760 \h </w:instrText>
+        <w:instrText xml:space="preserve"> PAGEREF _Toc243826600 \h </w:instrText>
       </w:r>
       <w:r>
         <w:rPr>
@@ -1513,7 +1513,7 @@
         <w:rPr>
           <w:noProof/>
         </w:rPr>
-        <w:t>16</w:t>
+        <w:t>14</w:t>
       </w:r>
       <w:r>
         <w:rPr>
@@ -1560,7 +1560,7 @@
         <w:rPr>
           <w:noProof/>
         </w:rPr>
-        <w:instrText xml:space="preserve"> PAGEREF _Toc243782761 \h </w:instrText>
+        <w:instrText xml:space="preserve"> PAGEREF _Toc243826601 \h </w:instrText>
       </w:r>
       <w:r>
         <w:rPr>
@@ -1577,7 +1577,7 @@
         <w:rPr>
           <w:noProof/>
         </w:rPr>
-        <w:t>16</w:t>
+        <w:t>15</w:t>
       </w:r>
       <w:r>
         <w:rPr>
@@ -1624,7 +1624,7 @@
         <w:rPr>
           <w:noProof/>
         </w:rPr>
-        <w:instrText xml:space="preserve"> PAGEREF _Toc243782762 \h </w:instrText>
+        <w:instrText xml:space="preserve"> PAGEREF _Toc243826602 \h </w:instrText>
       </w:r>
       <w:r>
         <w:rPr>
@@ -1641,7 +1641,7 @@
         <w:rPr>
           <w:noProof/>
         </w:rPr>
-        <w:t>18</w:t>
+        <w:t>16</w:t>
       </w:r>
       <w:r>
         <w:rPr>
@@ -1688,7 +1688,7 @@
         <w:rPr>
           <w:noProof/>
         </w:rPr>
-        <w:instrText xml:space="preserve"> PAGEREF _Toc243782763 \h </w:instrText>
+        <w:instrText xml:space="preserve"> PAGEREF _Toc243826603 \h </w:instrText>
       </w:r>
       <w:r>
         <w:rPr>
@@ -1705,7 +1705,7 @@
         <w:rPr>
           <w:noProof/>
         </w:rPr>
-        <w:t>18</w:t>
+        <w:t>16</w:t>
       </w:r>
       <w:r>
         <w:rPr>
@@ -1753,7 +1753,7 @@
         <w:rPr>
           <w:noProof/>
         </w:rPr>
-        <w:instrText xml:space="preserve"> PAGEREF _Toc243782764 \h </w:instrText>
+        <w:instrText xml:space="preserve"> PAGEREF _Toc243826604 \h </w:instrText>
       </w:r>
       <w:r>
         <w:rPr>
@@ -1770,7 +1770,7 @@
         <w:rPr>
           <w:noProof/>
         </w:rPr>
-        <w:t>22</w:t>
+        <w:t>19</w:t>
       </w:r>
       <w:r>
         <w:rPr>
@@ -1817,7 +1817,7 @@
         <w:rPr>
           <w:noProof/>
         </w:rPr>
-        <w:instrText xml:space="preserve"> PAGEREF _Toc243782765 \h </w:instrText>
+        <w:instrText xml:space="preserve"> PAGEREF _Toc243826605 \h </w:instrText>
       </w:r>
       <w:r>
         <w:rPr>
@@ -1834,7 +1834,7 @@
         <w:rPr>
           <w:noProof/>
         </w:rPr>
-        <w:t>24</w:t>
+        <w:t>21</w:t>
       </w:r>
       <w:r>
         <w:rPr>
@@ -1881,7 +1881,7 @@
         <w:rPr>
           <w:noProof/>
         </w:rPr>
-        <w:instrText xml:space="preserve"> PAGEREF _Toc243782766 \h </w:instrText>
+        <w:instrText xml:space="preserve"> PAGEREF _Toc243826606 \h </w:instrText>
       </w:r>
       <w:r>
         <w:rPr>
@@ -1898,7 +1898,7 @@
         <w:rPr>
           <w:noProof/>
         </w:rPr>
-        <w:t>24</w:t>
+        <w:t>21</w:t>
       </w:r>
       <w:r>
         <w:rPr>
@@ -1945,7 +1945,7 @@
         <w:rPr>
           <w:noProof/>
         </w:rPr>
-        <w:instrText xml:space="preserve"> PAGEREF _Toc243782767 \h </w:instrText>
+        <w:instrText xml:space="preserve"> PAGEREF _Toc243826607 \h </w:instrText>
       </w:r>
       <w:r>
         <w:rPr>
@@ -1962,7 +1962,7 @@
         <w:rPr>
           <w:noProof/>
         </w:rPr>
-        <w:t>26</w:t>
+        <w:t>23</w:t>
       </w:r>
       <w:r>
         <w:rPr>
@@ -2009,7 +2009,7 @@
         <w:rPr>
           <w:noProof/>
         </w:rPr>
-        <w:instrText xml:space="preserve"> PAGEREF _Toc243782768 \h </w:instrText>
+        <w:instrText xml:space="preserve"> PAGEREF _Toc243826608 \h </w:instrText>
       </w:r>
       <w:r>
         <w:rPr>
@@ -2026,7 +2026,7 @@
         <w:rPr>
           <w:noProof/>
         </w:rPr>
-        <w:t>27</w:t>
+        <w:t>23</w:t>
       </w:r>
       <w:r>
         <w:rPr>
@@ -2073,7 +2073,7 @@
         <w:rPr>
           <w:noProof/>
         </w:rPr>
-        <w:instrText xml:space="preserve"> PAGEREF _Toc243782769 \h </w:instrText>
+        <w:instrText xml:space="preserve"> PAGEREF _Toc243826609 \h </w:instrText>
       </w:r>
       <w:r>
         <w:rPr>
@@ -2090,7 +2090,7 @@
         <w:rPr>
           <w:noProof/>
         </w:rPr>
-        <w:t>27</w:t>
+        <w:t>24</w:t>
       </w:r>
       <w:r>
         <w:rPr>
@@ -2137,7 +2137,7 @@
         <w:rPr>
           <w:noProof/>
         </w:rPr>
-        <w:instrText xml:space="preserve"> PAGEREF _Toc243782770 \h </w:instrText>
+        <w:instrText xml:space="preserve"> PAGEREF _Toc243826610 \h </w:instrText>
       </w:r>
       <w:r>
         <w:rPr>
@@ -2154,7 +2154,7 @@
         <w:rPr>
           <w:noProof/>
         </w:rPr>
-        <w:t>27</w:t>
+        <w:t>24</w:t>
       </w:r>
       <w:r>
         <w:rPr>
@@ -2201,7 +2201,7 @@
         <w:rPr>
           <w:noProof/>
         </w:rPr>
-        <w:instrText xml:space="preserve"> PAGEREF _Toc243782771 \h </w:instrText>
+        <w:instrText xml:space="preserve"> PAGEREF _Toc243826611 \h </w:instrText>
       </w:r>
       <w:r>
         <w:rPr>
@@ -2218,7 +2218,7 @@
         <w:rPr>
           <w:noProof/>
         </w:rPr>
-        <w:t>28</w:t>
+        <w:t>25</w:t>
       </w:r>
       <w:r>
         <w:rPr>
@@ -2241,7 +2241,7 @@
       <w:pPr>
         <w:pStyle w:val="Ttulo2"/>
       </w:pPr>
-      <w:bookmarkStart w:id="0" w:name="_Toc243782738"/>
+      <w:bookmarkStart w:id="0" w:name="_Toc243826578"/>
       <w:r>
         <w:lastRenderedPageBreak/>
         <w:t>1. Introdução e contextualização</w:t>
@@ -2252,7 +2252,7 @@
       <w:pPr>
         <w:pStyle w:val="Ttulo3"/>
       </w:pPr>
-      <w:bookmarkStart w:id="1" w:name="_Toc243782739"/>
+      <w:bookmarkStart w:id="1" w:name="_Toc243826579"/>
       <w:r>
         <w:t>1.1 Definição do objeto</w:t>
       </w:r>
@@ -2277,7 +2277,7 @@
       <w:pPr>
         <w:pStyle w:val="Ttulo3"/>
       </w:pPr>
-      <w:bookmarkStart w:id="2" w:name="_Toc243782740"/>
+      <w:bookmarkStart w:id="2" w:name="_Toc243826580"/>
       <w:r>
         <w:t>1.2 Motivação</w:t>
       </w:r>
@@ -2302,7 +2302,7 @@
       <w:pPr>
         <w:pStyle w:val="Ttulo3"/>
       </w:pPr>
-      <w:bookmarkStart w:id="3" w:name="_Toc243782741"/>
+      <w:bookmarkStart w:id="3" w:name="_Toc243826581"/>
       <w:r>
         <w:t>1.3 Problema que resolve</w:t>
       </w:r>
@@ -2379,7 +2379,7 @@
       <w:pPr>
         <w:pStyle w:val="Ttulo3"/>
       </w:pPr>
-      <w:bookmarkStart w:id="4" w:name="_Toc243782742"/>
+      <w:bookmarkStart w:id="4" w:name="_Toc243826582"/>
       <w:r>
         <w:t>1.4 Objetivo e pergunta do trabalho</w:t>
       </w:r>
@@ -2407,7 +2407,7 @@
           <w:bCs/>
         </w:rPr>
       </w:pPr>
-      <w:bookmarkStart w:id="5" w:name="_Toc243782743"/>
+      <w:bookmarkStart w:id="5" w:name="_Toc243826583"/>
       <w:r>
         <w:rPr>
           <w:bCs/>
@@ -2461,7 +2461,7 @@
       <w:pPr>
         <w:pStyle w:val="Ttulo3"/>
       </w:pPr>
-      <w:bookmarkStart w:id="6" w:name="_Toc243782744"/>
+      <w:bookmarkStart w:id="6" w:name="_Toc243826584"/>
       <w:r>
         <w:t>1.6 Ferramentas e componentes prontos</w:t>
       </w:r>
@@ -2718,7 +2718,7 @@
       <w:pPr>
         <w:pStyle w:val="Ttulo2"/>
       </w:pPr>
-      <w:bookmarkStart w:id="7" w:name="_Toc243782745"/>
+      <w:bookmarkStart w:id="7" w:name="_Toc243826585"/>
       <w:r>
         <w:t>2. Fundamentação teórica</w:t>
       </w:r>
@@ -2728,7 +2728,7 @@
       <w:pPr>
         <w:pStyle w:val="Ttulo3"/>
       </w:pPr>
-      <w:bookmarkStart w:id="8" w:name="_Toc243782746"/>
+      <w:bookmarkStart w:id="8" w:name="_Toc243826586"/>
       <w:r>
         <w:t>2.1 Histórico e evolução</w:t>
       </w:r>
@@ -2809,7 +2809,7 @@
           <w:bCs/>
         </w:rPr>
       </w:pPr>
-      <w:bookmarkStart w:id="9" w:name="_Toc243782747"/>
+      <w:bookmarkStart w:id="9" w:name="_Toc243826587"/>
       <w:r>
         <w:rPr>
           <w:bCs/>
@@ -2889,7 +2889,7 @@
           <w:bCs/>
         </w:rPr>
       </w:pPr>
-      <w:bookmarkStart w:id="10" w:name="_Toc243782748"/>
+      <w:bookmarkStart w:id="10" w:name="_Toc243826588"/>
       <w:r>
         <w:rPr>
           <w:bCs/>
@@ -2935,7 +2935,7 @@
       <w:pPr>
         <w:pStyle w:val="Ttulo3"/>
       </w:pPr>
-      <w:bookmarkStart w:id="11" w:name="_Toc243782749"/>
+      <w:bookmarkStart w:id="11" w:name="_Toc243826589"/>
       <w:r>
         <w:t>2.4 GraphRAG: arquitetura e funcionamento</w:t>
       </w:r>
@@ -2956,7 +2956,7 @@
         </w:rPr>
         <w:lastRenderedPageBreak/>
         <w:drawing>
-          <wp:inline distT="0" distB="0" distL="0" distR="0" wp14:anchorId="1D6909D1" wp14:editId="61AA6B12">
+          <wp:inline distT="0" distB="0" distL="0" distR="0" wp14:anchorId="6F4E251C" wp14:editId="23F28C39">
             <wp:extent cx="5943600" cy="3144693"/>
             <wp:effectExtent l="0" t="0" r="0" b="0"/>
             <wp:docPr id="1" name="Picture 1"/>
@@ -3203,7 +3203,7 @@
       <w:pPr>
         <w:pStyle w:val="Ttulo3"/>
       </w:pPr>
-      <w:bookmarkStart w:id="12" w:name="_Toc243782750"/>
+      <w:bookmarkStart w:id="12" w:name="_Toc243826590"/>
       <w:r>
         <w:t>2.5 Conceitos-chave</w:t>
       </w:r>
@@ -3387,7 +3387,7 @@
           </w:tcPr>
           <w:p>
             <w:r>
-              <w:t>Banco vetorial</w:t>
+              <w:t>RAG</w:t>
             </w:r>
           </w:p>
         </w:tc>
@@ -3397,7 +3397,7 @@
           </w:tcPr>
           <w:p>
             <w:r>
-              <w:t>Banco de dados que busca vetores por proximidade. O GraphRAG usa o LanceDB.</w:t>
+              <w:t>Técnica que recupera trechos relevantes e os entrega ao LLM junto com a pergunta.</w:t>
             </w:r>
           </w:p>
         </w:tc>
@@ -3409,7 +3409,7 @@
           </w:tcPr>
           <w:p>
             <w:r>
-              <w:t>RAG</w:t>
+              <w:t>Grafo de conhecimento</w:t>
             </w:r>
           </w:p>
         </w:tc>
@@ -3419,7 +3419,7 @@
           </w:tcPr>
           <w:p>
             <w:r>
-              <w:t>Técnica que recupera trechos relevantes e os entrega ao LLM junto com a pergunta.</w:t>
+              <w:t>Representação de fatos como nós (entidades) ligados por arestas (relações).</w:t>
             </w:r>
           </w:p>
         </w:tc>
@@ -3431,7 +3431,7 @@
           </w:tcPr>
           <w:p>
             <w:r>
-              <w:t>Grafo de conhecimento</w:t>
+              <w:t>Entidade</w:t>
             </w:r>
           </w:p>
         </w:tc>
@@ -3441,7 +3441,7 @@
           </w:tcPr>
           <w:p>
             <w:r>
-              <w:t>Representação de fatos como nós (entidades) ligados por arestas (relações).</w:t>
+              <w:t>Algo nomeado no texto, como um sistema, pessoa, decisão ou incidente; vira um nó do grafo.</w:t>
             </w:r>
           </w:p>
         </w:tc>
@@ -3453,7 +3453,7 @@
           </w:tcPr>
           <w:p>
             <w:r>
-              <w:t>Entidade</w:t>
+              <w:t>Relação</w:t>
             </w:r>
           </w:p>
         </w:tc>
@@ -3463,7 +3463,7 @@
           </w:tcPr>
           <w:p>
             <w:r>
-              <w:t>Algo nomeado no texto, como um sistema, pessoa, decisão ou incidente; vira um nó do grafo.</w:t>
+              <w:t>Ligação descrita entre duas entidades, como "a Delta Air Lines processou a CrowdStrike"; vira uma aresta.</w:t>
             </w:r>
           </w:p>
         </w:tc>
@@ -3475,7 +3475,7 @@
           </w:tcPr>
           <w:p>
             <w:r>
-              <w:t>Relação</w:t>
+              <w:t>Comunidade</w:t>
             </w:r>
           </w:p>
         </w:tc>
@@ -3485,7 +3485,7 @@
           </w:tcPr>
           <w:p>
             <w:r>
-              <w:t>Ligação descrita entre duas entidades, como "a Delta Air Lines processou a CrowdStrike"; vira uma aresta.</w:t>
+              <w:t>Grupo de entidades mais conectadas entre si do que com o resto do grafo.</w:t>
             </w:r>
           </w:p>
         </w:tc>
@@ -3497,7 +3497,7 @@
           </w:tcPr>
           <w:p>
             <w:r>
-              <w:t>Gleaning</w:t>
+              <w:t>Algoritmo de Leiden</w:t>
             </w:r>
           </w:p>
         </w:tc>
@@ -3507,7 +3507,7 @@
           </w:tcPr>
           <w:p>
             <w:r>
-              <w:t>Passada extra de extração em que o LLM procura entidades que deixou de fora.</w:t>
+              <w:t>Algoritmo de detecção de comunidades em grafos, sucessor do Louvain.</w:t>
             </w:r>
           </w:p>
         </w:tc>
@@ -3519,7 +3519,7 @@
           </w:tcPr>
           <w:p>
             <w:r>
-              <w:t>Comunidade</w:t>
+              <w:t>Pergunta multi-hop</w:t>
             </w:r>
           </w:p>
         </w:tc>
@@ -3529,7 +3529,7 @@
           </w:tcPr>
           <w:p>
             <w:r>
-              <w:t>Grupo de entidades mais conectadas entre si do que com o resto do grafo.</w:t>
+              <w:t>Pergunta cuja resposta exige encadear fatos de mais de uma fonte.</w:t>
             </w:r>
           </w:p>
         </w:tc>
@@ -3541,7 +3541,7 @@
           </w:tcPr>
           <w:p>
             <w:r>
-              <w:t>Algoritmo de Leiden</w:t>
+              <w:t>Postmortem</w:t>
             </w:r>
           </w:p>
         </w:tc>
@@ -3551,99 +3551,6 @@
           </w:tcPr>
           <w:p>
             <w:r>
-              <w:t xml:space="preserve">Algoritmo de detecção de comunidades em grafos, sucessor do </w:t>
-            </w:r>
-            <w:r>
-              <w:lastRenderedPageBreak/>
-              <w:t>Louvain.</w:t>
-            </w:r>
-          </w:p>
-        </w:tc>
-      </w:tr>
-      <w:tr>
-        <w:tc>
-          <w:tcPr>
-            <w:tcW w:w="3051" w:type="dxa"/>
-          </w:tcPr>
-          <w:p>
-            <w:r>
-              <w:lastRenderedPageBreak/>
-              <w:t>Relatório de comunidade</w:t>
-            </w:r>
-          </w:p>
-        </w:tc>
-        <w:tc>
-          <w:tcPr>
-            <w:tcW w:w="6308" w:type="dxa"/>
-          </w:tcPr>
-          <w:p>
-            <w:r>
-              <w:t>Resumo de uma comunidade escrito pelo LLM durante a indexação.</w:t>
-            </w:r>
-          </w:p>
-        </w:tc>
-      </w:tr>
-      <w:tr>
-        <w:tc>
-          <w:tcPr>
-            <w:tcW w:w="3051" w:type="dxa"/>
-          </w:tcPr>
-          <w:p>
-            <w:r>
-              <w:t>Map-reduce</w:t>
-            </w:r>
-          </w:p>
-        </w:tc>
-        <w:tc>
-          <w:tcPr>
-            <w:tcW w:w="6308" w:type="dxa"/>
-          </w:tcPr>
-          <w:p>
-            <w:r>
-              <w:t>Estratégia em que várias partes são processadas separadamente (map) e depois combinadas (reduce).</w:t>
-            </w:r>
-          </w:p>
-        </w:tc>
-      </w:tr>
-      <w:tr>
-        <w:tc>
-          <w:tcPr>
-            <w:tcW w:w="3051" w:type="dxa"/>
-          </w:tcPr>
-          <w:p>
-            <w:r>
-              <w:t>Pergunta multi-hop</w:t>
-            </w:r>
-          </w:p>
-        </w:tc>
-        <w:tc>
-          <w:tcPr>
-            <w:tcW w:w="6308" w:type="dxa"/>
-          </w:tcPr>
-          <w:p>
-            <w:r>
-              <w:t>Pergunta cuja resposta exige encadear fatos de mais de uma fonte.</w:t>
-            </w:r>
-          </w:p>
-        </w:tc>
-      </w:tr>
-      <w:tr>
-        <w:tc>
-          <w:tcPr>
-            <w:tcW w:w="3051" w:type="dxa"/>
-          </w:tcPr>
-          <w:p>
-            <w:r>
-              <w:t>Postmortem</w:t>
-            </w:r>
-          </w:p>
-        </w:tc>
-        <w:tc>
-          <w:tcPr>
-            <w:tcW w:w="6308" w:type="dxa"/>
-          </w:tcPr>
-          <w:p>
-            <w:r>
               <w:t>Relatório escrito após um incidente, com linha do tempo, causas e ações corretivas.</w:t>
             </w:r>
           </w:p>
@@ -3654,8 +3561,9 @@
       <w:pPr>
         <w:pStyle w:val="Ttulo2"/>
       </w:pPr>
-      <w:bookmarkStart w:id="13" w:name="_Toc243782751"/>
-      <w:r>
+      <w:bookmarkStart w:id="13" w:name="_Toc243826591"/>
+      <w:r>
+        <w:lastRenderedPageBreak/>
         <w:t>3. Análise comparativa</w:t>
       </w:r>
       <w:bookmarkEnd w:id="13"/>
@@ -3669,7 +3577,7 @@
       <w:pPr>
         <w:pStyle w:val="Ttulo3"/>
       </w:pPr>
-      <w:bookmarkStart w:id="14" w:name="_Toc243782752"/>
+      <w:bookmarkStart w:id="14" w:name="_Toc243826592"/>
       <w:r>
         <w:t>3.1 Estado da arte vs. alternativas</w:t>
       </w:r>
@@ -3708,23 +3616,15 @@
       <w:pPr>
         <w:pStyle w:val="Ttulo3"/>
       </w:pPr>
-      <w:bookmarkStart w:id="15" w:name="_Toc243782753"/>
+      <w:bookmarkStart w:id="15" w:name="_Toc243826593"/>
       <w:r>
         <w:t>3.2 Custo</w:t>
       </w:r>
       <w:bookmarkEnd w:id="15"/>
     </w:p>
     <w:p>
-      <w:pPr>
-        <w:pStyle w:val="Ttulo4"/>
-      </w:pPr>
-      <w:r>
-        <w:t>Indexação</w:t>
-      </w:r>
-    </w:p>
-    <w:p>
-      <w:r>
-        <w:t>A indexação do corpus pequeno foi feita do zero. Os números saem de ragtest/output/stats.json e da contagem do cache, extraídos por benchmark/metricas_indexacao.py.</w:t>
+      <w:r>
+        <w:t>As duas indexações foram feitas do zero. Os números saem dos arquivos stats.json e da contagem do cache, extraídos por benchmark/metricas_indexacao.py.</w:t>
       </w:r>
     </w:p>
     <w:tbl>
@@ -3735,8 +3635,9 @@
         <w:tblLook w:val="0420" w:firstRow="1" w:lastRow="0" w:firstColumn="0" w:lastColumn="0" w:noHBand="0" w:noVBand="1"/>
       </w:tblPr>
       <w:tblGrid>
-        <w:gridCol w:w="3516"/>
-        <w:gridCol w:w="5843"/>
+        <w:gridCol w:w="3360"/>
+        <w:gridCol w:w="3000"/>
+        <w:gridCol w:w="3000"/>
       </w:tblGrid>
       <w:tr>
         <w:trPr>
@@ -3744,7 +3645,7 @@
         </w:trPr>
         <w:tc>
           <w:tcPr>
-            <w:tcW w:w="3516" w:type="dxa"/>
+            <w:tcW w:w="3360" w:type="dxa"/>
             <w:shd w:val="clear" w:color="auto" w:fill="F2F2F2"/>
           </w:tcPr>
           <w:p>
@@ -3755,52 +3656,73 @@
         </w:tc>
         <w:tc>
           <w:tcPr>
-            <w:tcW w:w="5843" w:type="dxa"/>
+            <w:tcW w:w="3000" w:type="dxa"/>
             <w:shd w:val="clear" w:color="auto" w:fill="F2F2F2"/>
           </w:tcPr>
           <w:p>
             <w:r>
-              <w:t>Valor</w:t>
-            </w:r>
-          </w:p>
-        </w:tc>
-      </w:tr>
-      <w:tr>
-        <w:tc>
-          <w:tcPr>
-            <w:tcW w:w="3516" w:type="dxa"/>
-          </w:tcPr>
-          <w:p>
-            <w:r>
-              <w:t>Corpus</w:t>
-            </w:r>
-          </w:p>
-        </w:tc>
-        <w:tc>
-          <w:tcPr>
-            <w:tcW w:w="5843" w:type="dxa"/>
-          </w:tcPr>
-          <w:p>
-            <w:r>
-              <w:t>2 documentos, 35,7 KB, 13 chunks (9.734 tokens)</w:t>
-            </w:r>
-          </w:p>
-        </w:tc>
-      </w:tr>
-      <w:tr>
-        <w:tc>
-          <w:tcPr>
-            <w:tcW w:w="3516" w:type="dxa"/>
-          </w:tcPr>
-          <w:p>
-            <w:r>
-              <w:t>Tempo total de indexação</w:t>
-            </w:r>
-          </w:p>
-        </w:tc>
-        <w:tc>
-          <w:tcPr>
-            <w:tcW w:w="5843" w:type="dxa"/>
+              <w:t>Corpus pequeno</w:t>
+            </w:r>
+          </w:p>
+        </w:tc>
+        <w:tc>
+          <w:tcPr>
+            <w:tcW w:w="3000" w:type="dxa"/>
+            <w:shd w:val="clear" w:color="auto" w:fill="F2F2F2"/>
+          </w:tcPr>
+          <w:p>
+            <w:r>
+              <w:t>Corpus grande</w:t>
+            </w:r>
+          </w:p>
+        </w:tc>
+      </w:tr>
+      <w:tr>
+        <w:tc>
+          <w:tcPr>
+            <w:tcW w:w="3360" w:type="dxa"/>
+          </w:tcPr>
+          <w:p>
+            <w:r>
+              <w:t>Tokens indexados, contando a sobreposição dos chunks (13 e 42 chunks)</w:t>
+            </w:r>
+          </w:p>
+        </w:tc>
+        <w:tc>
+          <w:tcPr>
+            <w:tcW w:w="3000" w:type="dxa"/>
+          </w:tcPr>
+          <w:p>
+            <w:r>
+              <w:t>9.734</w:t>
+            </w:r>
+          </w:p>
+        </w:tc>
+        <w:tc>
+          <w:tcPr>
+            <w:tcW w:w="3000" w:type="dxa"/>
+          </w:tcPr>
+          <w:p>
+            <w:r>
+              <w:t>33.250 (3,4×)</w:t>
+            </w:r>
+          </w:p>
+        </w:tc>
+      </w:tr>
+      <w:tr>
+        <w:tc>
+          <w:tcPr>
+            <w:tcW w:w="3360" w:type="dxa"/>
+          </w:tcPr>
+          <w:p>
+            <w:r>
+              <w:t>Tempo de indexação</w:t>
+            </w:r>
+          </w:p>
+        </w:tc>
+        <w:tc>
+          <w:tcPr>
+            <w:tcW w:w="3000" w:type="dxa"/>
           </w:tcPr>
           <w:p>
             <w:r>
@@ -3808,136 +3730,205 @@
             </w:r>
           </w:p>
         </w:tc>
-      </w:tr>
-      <w:tr>
-        <w:tc>
-          <w:tcPr>
-            <w:tcW w:w="3516" w:type="dxa"/>
-          </w:tcPr>
-          <w:p>
-            <w:r>
-              <w:t>Extração do grafo</w:t>
-            </w:r>
-          </w:p>
-        </w:tc>
-        <w:tc>
-          <w:tcPr>
-            <w:tcW w:w="5843" w:type="dxa"/>
-          </w:tcPr>
-          <w:p>
-            <w:r>
-              <w:t>809 s (50%)</w:t>
-            </w:r>
-          </w:p>
-        </w:tc>
-      </w:tr>
-      <w:tr>
-        <w:tc>
-          <w:tcPr>
-            <w:tcW w:w="3516" w:type="dxa"/>
-          </w:tcPr>
-          <w:p>
-            <w:r>
-              <w:t>Relatórios de comunidade</w:t>
-            </w:r>
-          </w:p>
-        </w:tc>
-        <w:tc>
-          <w:tcPr>
-            <w:tcW w:w="5843" w:type="dxa"/>
-          </w:tcPr>
-          <w:p>
-            <w:r>
-              <w:t>774 s (48%)</w:t>
-            </w:r>
-          </w:p>
-        </w:tc>
-      </w:tr>
-      <w:tr>
-        <w:tc>
-          <w:tcPr>
-            <w:tcW w:w="3516" w:type="dxa"/>
-          </w:tcPr>
-          <w:p>
-            <w:r>
-              <w:t>Embeddings</w:t>
-            </w:r>
-          </w:p>
-        </w:tc>
-        <w:tc>
-          <w:tcPr>
-            <w:tcW w:w="5843" w:type="dxa"/>
-          </w:tcPr>
-          <w:p>
-            <w:r>
-              <w:t>19 s (1%)</w:t>
-            </w:r>
-          </w:p>
-        </w:tc>
-      </w:tr>
-      <w:tr>
-        <w:tc>
-          <w:tcPr>
-            <w:tcW w:w="3516" w:type="dxa"/>
-          </w:tcPr>
-          <w:p>
-            <w:r>
-              <w:lastRenderedPageBreak/>
-              <w:t>Chamadas ao LLM</w:t>
-            </w:r>
-          </w:p>
-        </w:tc>
-        <w:tc>
-          <w:tcPr>
-            <w:tcW w:w="5843" w:type="dxa"/>
-          </w:tcPr>
-          <w:p>
-            <w:r>
-              <w:t>129 (26 de extração, 67 de resumo de descrições, 36 de relatórios) e 19 lotes de embeddings</w:t>
-            </w:r>
-          </w:p>
-        </w:tc>
-      </w:tr>
-      <w:tr>
-        <w:tc>
-          <w:tcPr>
-            <w:tcW w:w="3516" w:type="dxa"/>
-          </w:tcPr>
-          <w:p>
-            <w:r>
-              <w:t>Grafo</w:t>
-            </w:r>
-          </w:p>
-        </w:tc>
-        <w:tc>
-          <w:tcPr>
-            <w:tcW w:w="5843" w:type="dxa"/>
-          </w:tcPr>
-          <w:p>
-            <w:r>
-              <w:t>162 entidades, 225 relações, 36 comunidades com relatório; 15 entidades isoladas</w:t>
-            </w:r>
-          </w:p>
-        </w:tc>
-      </w:tr>
-      <w:tr>
-        <w:tc>
-          <w:tcPr>
-            <w:tcW w:w="3516" w:type="dxa"/>
-          </w:tcPr>
-          <w:p>
-            <w:r>
-              <w:t>Tamanho em disco</w:t>
-            </w:r>
-          </w:p>
-        </w:tc>
-        <w:tc>
-          <w:tcPr>
-            <w:tcW w:w="5843" w:type="dxa"/>
-          </w:tcPr>
-          <w:p>
-            <w:r>
-              <w:t>1,3 MB de índice e 5,3 MB de cache</w:t>
+        <w:tc>
+          <w:tcPr>
+            <w:tcW w:w="3000" w:type="dxa"/>
+          </w:tcPr>
+          <w:p>
+            <w:r>
+              <w:t>6.822 s (113,7 min), 4,3×</w:t>
+            </w:r>
+          </w:p>
+        </w:tc>
+      </w:tr>
+      <w:tr>
+        <w:tc>
+          <w:tcPr>
+            <w:tcW w:w="3360" w:type="dxa"/>
+          </w:tcPr>
+          <w:p>
+            <w:r>
+              <w:t>Extração do grafo / relatórios de comunidade</w:t>
+            </w:r>
+          </w:p>
+        </w:tc>
+        <w:tc>
+          <w:tcPr>
+            <w:tcW w:w="3000" w:type="dxa"/>
+          </w:tcPr>
+          <w:p>
+            <w:r>
+              <w:t>809 s / 774 s</w:t>
+            </w:r>
+          </w:p>
+        </w:tc>
+        <w:tc>
+          <w:tcPr>
+            <w:tcW w:w="3000" w:type="dxa"/>
+          </w:tcPr>
+          <w:p>
+            <w:r>
+              <w:t>3.568 s / 3.199 s</w:t>
+            </w:r>
+          </w:p>
+        </w:tc>
+      </w:tr>
+      <w:tr>
+        <w:tc>
+          <w:tcPr>
+            <w:tcW w:w="3360" w:type="dxa"/>
+          </w:tcPr>
+          <w:p>
+            <w:r>
+              <w:t>Chamadas ao LLM na indexação</w:t>
+            </w:r>
+          </w:p>
+        </w:tc>
+        <w:tc>
+          <w:tcPr>
+            <w:tcW w:w="3000" w:type="dxa"/>
+          </w:tcPr>
+          <w:p>
+            <w:r>
+              <w:t>129</w:t>
+            </w:r>
+          </w:p>
+        </w:tc>
+        <w:tc>
+          <w:tcPr>
+            <w:tcW w:w="3000" w:type="dxa"/>
+          </w:tcPr>
+          <w:p>
+            <w:r>
+              <w:t>489 (3,8×)</w:t>
+            </w:r>
+          </w:p>
+        </w:tc>
+      </w:tr>
+      <w:tr>
+        <w:tc>
+          <w:tcPr>
+            <w:tcW w:w="3360" w:type="dxa"/>
+          </w:tcPr>
+          <w:p>
+            <w:r>
+              <w:t>Entidades / relações / comunidades</w:t>
+            </w:r>
+          </w:p>
+        </w:tc>
+        <w:tc>
+          <w:tcPr>
+            <w:tcW w:w="3000" w:type="dxa"/>
+          </w:tcPr>
+          <w:p>
+            <w:r>
+              <w:t>162 / 225 / 36</w:t>
+            </w:r>
+          </w:p>
+        </w:tc>
+        <w:tc>
+          <w:tcPr>
+            <w:tcW w:w="3000" w:type="dxa"/>
+          </w:tcPr>
+          <w:p>
+            <w:r>
+              <w:t>794 / 778 / 163</w:t>
+            </w:r>
+          </w:p>
+        </w:tc>
+      </w:tr>
+      <w:tr>
+        <w:tc>
+          <w:tcPr>
+            <w:tcW w:w="3360" w:type="dxa"/>
+          </w:tcPr>
+          <w:p>
+            <w:r>
+              <w:t>Componentes conexas / entidades isoladas</w:t>
+            </w:r>
+          </w:p>
+        </w:tc>
+        <w:tc>
+          <w:tcPr>
+            <w:tcW w:w="3000" w:type="dxa"/>
+          </w:tcPr>
+          <w:p>
+            <w:r>
+              <w:t>19 / 15</w:t>
+            </w:r>
+          </w:p>
+        </w:tc>
+        <w:tc>
+          <w:tcPr>
+            <w:tcW w:w="3000" w:type="dxa"/>
+          </w:tcPr>
+          <w:p>
+            <w:r>
+              <w:t>232 / 182</w:t>
+            </w:r>
+          </w:p>
+        </w:tc>
+      </w:tr>
+      <w:tr>
+        <w:tc>
+          <w:tcPr>
+            <w:tcW w:w="3360" w:type="dxa"/>
+          </w:tcPr>
+          <w:p>
+            <w:r>
+              <w:t>Disco (índice e cache)</w:t>
+            </w:r>
+          </w:p>
+        </w:tc>
+        <w:tc>
+          <w:tcPr>
+            <w:tcW w:w="3000" w:type="dxa"/>
+          </w:tcPr>
+          <w:p>
+            <w:r>
+              <w:t>6,6 MB</w:t>
+            </w:r>
+          </w:p>
+        </w:tc>
+        <w:tc>
+          <w:tcPr>
+            <w:tcW w:w="3000" w:type="dxa"/>
+          </w:tcPr>
+          <w:p>
+            <w:r>
+              <w:t>29,8 MB</w:t>
+            </w:r>
+          </w:p>
+        </w:tc>
+      </w:tr>
+      <w:tr>
+        <w:tc>
+          <w:tcPr>
+            <w:tcW w:w="3360" w:type="dxa"/>
+          </w:tcPr>
+          <w:p>
+            <w:r>
+              <w:t>Latência média: sem recuperação / Basic / Local / Global</w:t>
+            </w:r>
+          </w:p>
+        </w:tc>
+        <w:tc>
+          <w:tcPr>
+            <w:tcW w:w="3000" w:type="dxa"/>
+          </w:tcPr>
+          <w:p>
+            <w:r>
+              <w:t>4,2 / 20,2 / 20,8 / 44,9 s</w:t>
+            </w:r>
+          </w:p>
+        </w:tc>
+        <w:tc>
+          <w:tcPr>
+            <w:tcW w:w="3000" w:type="dxa"/>
+          </w:tcPr>
+          <w:p>
+            <w:r>
+              <w:t>4,3 / 22,8 / 21,8 / 104,6 s</w:t>
             </w:r>
           </w:p>
         </w:tc>
@@ -3945,206 +3936,18 @@
     </w:tbl>
     <w:p>
       <w:r>
-        <w:t>Quase todo o custo é exclusivo do GraphRAG. O RAG vetorial só precisa dos chunks e dos embeddings, no máximo cerca de 20 segundos, contra 1.603 segundos da indexação completa: o grafo custou cerca de 80 vezes mais tempo de indexação neste corpus. O tempo ficou bem abaixo dos 50 a 100 minutos projetados pelo teste de fumaça, o que mostra que a projeção linear por tamanho não vale: o custo depende mais do número de entidades e comunidades do que do número de bytes.</w:t>
-      </w:r>
-    </w:p>
-    <w:p>
-      <w:pPr>
-        <w:pStyle w:val="Ttulo4"/>
-      </w:pPr>
-      <w:r>
-        <w:t>Latência por consulta</w:t>
-      </w:r>
-    </w:p>
-    <w:p>
-      <w:r>
-        <w:t>Tempo médio de resposta por método nas 10 perguntas, medido de ponta a ponta. Nos métodos do GraphRAG, o tempo inclui a inicialização da biblioteca a cada consulta, que é o custo real percebido por quem usa a ferramenta pela linha de comando.</w:t>
-      </w:r>
-    </w:p>
-    <w:tbl>
-      <w:tblPr>
-        <w:tblStyle w:val="Tabelacomgrade"/>
-        <w:tblW w:w="0" w:type="auto"/>
-        <w:tblLayout w:type="fixed"/>
-        <w:tblLook w:val="0420" w:firstRow="1" w:lastRow="0" w:firstColumn="0" w:lastColumn="0" w:noHBand="0" w:noVBand="1"/>
-      </w:tblPr>
-      <w:tblGrid>
-        <w:gridCol w:w="2500"/>
-        <w:gridCol w:w="2300"/>
-        <w:gridCol w:w="4560"/>
-      </w:tblGrid>
-      <w:tr>
-        <w:trPr>
-          <w:tblHeader/>
-        </w:trPr>
-        <w:tc>
-          <w:tcPr>
-            <w:tcW w:w="2500" w:type="dxa"/>
-            <w:shd w:val="clear" w:color="auto" w:fill="F2F2F2"/>
-          </w:tcPr>
-          <w:p>
-            <w:r>
-              <w:t>Método</w:t>
-            </w:r>
-          </w:p>
-        </w:tc>
-        <w:tc>
-          <w:tcPr>
-            <w:tcW w:w="2300" w:type="dxa"/>
-            <w:shd w:val="clear" w:color="auto" w:fill="F2F2F2"/>
-          </w:tcPr>
-          <w:p>
-            <w:r>
-              <w:t>Média (mín.–máx.)</w:t>
-            </w:r>
-          </w:p>
-        </w:tc>
-        <w:tc>
-          <w:tcPr>
-            <w:tcW w:w="4560" w:type="dxa"/>
-            <w:shd w:val="clear" w:color="auto" w:fill="F2F2F2"/>
-          </w:tcPr>
-          <w:p>
-            <w:r>
-              <w:t>Observação</w:t>
-            </w:r>
-          </w:p>
-        </w:tc>
-      </w:tr>
-      <w:tr>
-        <w:tc>
-          <w:tcPr>
-            <w:tcW w:w="2500" w:type="dxa"/>
-          </w:tcPr>
-          <w:p>
-            <w:r>
-              <w:t>Sem recuperação</w:t>
-            </w:r>
-          </w:p>
-        </w:tc>
-        <w:tc>
-          <w:tcPr>
-            <w:tcW w:w="2300" w:type="dxa"/>
-          </w:tcPr>
-          <w:p>
-            <w:r>
-              <w:t>4,2 s (3,8–5,0)</w:t>
-            </w:r>
-          </w:p>
-        </w:tc>
-        <w:tc>
-          <w:tcPr>
-            <w:tcW w:w="4560" w:type="dxa"/>
-          </w:tcPr>
-          <w:p>
-            <w:r>
-              <w:t>Uma única chamada ao LLM, sem contexto</w:t>
-            </w:r>
-          </w:p>
-        </w:tc>
-      </w:tr>
-      <w:tr>
-        <w:tc>
-          <w:tcPr>
-            <w:tcW w:w="2500" w:type="dxa"/>
-          </w:tcPr>
-          <w:p>
-            <w:r>
-              <w:t>Basic (RAG vetorial)</w:t>
-            </w:r>
-          </w:p>
-        </w:tc>
-        <w:tc>
-          <w:tcPr>
-            <w:tcW w:w="2300" w:type="dxa"/>
-          </w:tcPr>
-          <w:p>
-            <w:r>
-              <w:t>20,2 s (17,6–23,5)</w:t>
-            </w:r>
-          </w:p>
-        </w:tc>
-        <w:tc>
-          <w:tcPr>
-            <w:tcW w:w="4560" w:type="dxa"/>
-          </w:tcPr>
-          <w:p>
-            <w:r>
-              <w:t>Busca vetorial mais uma chamada ao LLM</w:t>
-            </w:r>
-          </w:p>
-        </w:tc>
-      </w:tr>
-      <w:tr>
-        <w:tc>
-          <w:tcPr>
-            <w:tcW w:w="2500" w:type="dxa"/>
-          </w:tcPr>
-          <w:p>
-            <w:r>
-              <w:t>Local (GraphRAG)</w:t>
-            </w:r>
-          </w:p>
-        </w:tc>
-        <w:tc>
-          <w:tcPr>
-            <w:tcW w:w="2300" w:type="dxa"/>
-          </w:tcPr>
-          <w:p>
-            <w:r>
-              <w:t>20,8 s (18,3–24,9)</w:t>
-            </w:r>
-          </w:p>
-        </w:tc>
-        <w:tc>
-          <w:tcPr>
-            <w:tcW w:w="4560" w:type="dxa"/>
-          </w:tcPr>
-          <w:p>
-            <w:r>
-              <w:t>Praticamente igual ao Basic</w:t>
-            </w:r>
-          </w:p>
-        </w:tc>
-      </w:tr>
-      <w:tr>
-        <w:tc>
-          <w:tcPr>
-            <w:tcW w:w="2500" w:type="dxa"/>
-          </w:tcPr>
-          <w:p>
-            <w:r>
-              <w:t>Global (GraphRAG)</w:t>
-            </w:r>
-          </w:p>
-        </w:tc>
-        <w:tc>
-          <w:tcPr>
-            <w:tcW w:w="2300" w:type="dxa"/>
-          </w:tcPr>
-          <w:p>
-            <w:r>
-              <w:t>44,9 s (24,2–62,9)</w:t>
-            </w:r>
-          </w:p>
-        </w:tc>
-        <w:tc>
-          <w:tcPr>
-            <w:tcW w:w="4560" w:type="dxa"/>
-          </w:tcPr>
-          <w:p>
-            <w:r>
-              <w:t>Várias chamadas ao LLM (map-reduce sobre 36 relatórios); a mais rápida foi a P10, em que nenhum relatório foi considerado relevante</w:t>
-            </w:r>
-          </w:p>
-        </w:tc>
-      </w:tr>
-    </w:tbl>
+        <w:t xml:space="preserve">Quase todo o custo de indexação é exclusivo do GraphRAG: o RAG vetorial só precisa dos chunks e dos embeddings, cerca de 20 segundos no corpus pequeno, contra 26,7 minutos da indexação completa. E o custo cresceu mais rápido que o texto: 3,4 vezes mais tokens exigiram 4,3 vezes mais tempo e geraram 4,5 vezes mais comunidades, porque o custo acompanha o número de entidades e comunidades, e não o tamanho em bytes. Na consulta, Basic e Local ficaram em torno de 20 segundos nos dois corpora, </w:t>
+      </w:r>
+      <w:r>
+        <w:lastRenderedPageBreak/>
+        <w:t>porque leem um número fixo de trechos; a busca Global foi a mais cara e a que mais piorou, porque a etapa map lê todos os relatórios de comunidade.</w:t>
+      </w:r>
+    </w:p>
     <w:p>
       <w:pPr>
         <w:pStyle w:val="Ttulo3"/>
       </w:pPr>
-      <w:bookmarkStart w:id="16" w:name="_Toc243782754"/>
+      <w:bookmarkStart w:id="16" w:name="_Toc243826594"/>
       <w:r>
         <w:t>3.3 Qualidade das respostas</w:t>
       </w:r>
@@ -4416,7 +4219,6 @@
           </w:tcPr>
           <w:p>
             <w:r>
-              <w:lastRenderedPageBreak/>
               <w:t>Tipo (quantidade)</w:t>
             </w:r>
           </w:p>
@@ -4731,24 +4533,6 @@
         <w:rPr>
           <w:b/>
         </w:rPr>
-        <w:t>Mistura de documentos na busca Global (P06):</w:t>
-      </w:r>
-      <w:r>
-        <w:t xml:space="preserve"> a resposta afirmou que a falha da CrowdStrike derrubou servidores que sustentam o Dashboard da Cloudflare. Os relatórios de comunidade juntaram os dois incidentes numa mesma síntese.</w:t>
-      </w:r>
-    </w:p>
-    <w:p>
-      <w:pPr>
-        <w:pStyle w:val="PargrafodaLista"/>
-        <w:numPr>
-          <w:ilvl w:val="0"/>
-          <w:numId w:val="2"/>
-        </w:numPr>
-      </w:pPr>
-      <w:r>
-        <w:rPr>
-          <w:b/>
-        </w:rPr>
         <w:t>Alucinação sem recuperação (P03 e P07):</w:t>
       </w:r>
       <w:r>
@@ -4759,7 +4543,7 @@
       <w:pPr>
         <w:pStyle w:val="Ttulo3"/>
       </w:pPr>
-      <w:bookmarkStart w:id="17" w:name="_Toc243782755"/>
+      <w:bookmarkStart w:id="17" w:name="_Toc243826595"/>
       <w:r>
         <w:t>3.4 Efeito do tamanho do corpus</w:t>
       </w:r>
@@ -4767,328 +4551,11 @@
     </w:p>
     <w:p>
       <w:r>
-        <w:t>Para testar se o desempenho do GraphRAG depende do tamanho do corpus, as mesmas 10 perguntas foram feitas aos mesmos quatro métodos sobre o corpus grande (seção 4.6): os dois textos originais mais 12 artigos da Wikipedia sobre temas próximos, que funcionam como distratores. A hipótese era que, com mais texto parecido competindo, a busca vetorial perderia precisão e o grafo passaria a compensar.</w:t>
-      </w:r>
-    </w:p>
-    <w:p>
-      <w:pPr>
-        <w:pStyle w:val="Ttulo4"/>
-      </w:pPr>
-      <w:r>
-        <w:t>Custo</w:t>
-      </w:r>
-    </w:p>
-    <w:tbl>
-      <w:tblPr>
-        <w:tblStyle w:val="Tabelacomgrade"/>
-        <w:tblW w:w="0" w:type="auto"/>
-        <w:tblLayout w:type="fixed"/>
-        <w:tblLook w:val="0420" w:firstRow="1" w:lastRow="0" w:firstColumn="0" w:lastColumn="0" w:noHBand="0" w:noVBand="1"/>
-      </w:tblPr>
-      <w:tblGrid>
-        <w:gridCol w:w="3360"/>
-        <w:gridCol w:w="3000"/>
-        <w:gridCol w:w="3000"/>
-      </w:tblGrid>
-      <w:tr>
-        <w:trPr>
-          <w:tblHeader/>
-        </w:trPr>
-        <w:tc>
-          <w:tcPr>
-            <w:tcW w:w="3360" w:type="dxa"/>
-            <w:shd w:val="clear" w:color="auto" w:fill="F2F2F2"/>
-          </w:tcPr>
-          <w:p>
-            <w:r>
-              <w:t>Métrica</w:t>
-            </w:r>
-          </w:p>
-        </w:tc>
-        <w:tc>
-          <w:tcPr>
-            <w:tcW w:w="3000" w:type="dxa"/>
-            <w:shd w:val="clear" w:color="auto" w:fill="F2F2F2"/>
-          </w:tcPr>
-          <w:p>
-            <w:r>
-              <w:t>Corpus pequeno</w:t>
-            </w:r>
-          </w:p>
-        </w:tc>
-        <w:tc>
-          <w:tcPr>
-            <w:tcW w:w="3000" w:type="dxa"/>
-            <w:shd w:val="clear" w:color="auto" w:fill="F2F2F2"/>
-          </w:tcPr>
-          <w:p>
-            <w:r>
-              <w:t>Corpus grande</w:t>
-            </w:r>
-          </w:p>
-        </w:tc>
-      </w:tr>
-      <w:tr>
-        <w:tc>
-          <w:tcPr>
-            <w:tcW w:w="3360" w:type="dxa"/>
-          </w:tcPr>
-          <w:p>
-            <w:r>
-              <w:t>Tokens indexados, contando a sobreposição dos chunks (13 e 42 chunks)</w:t>
-            </w:r>
-          </w:p>
-        </w:tc>
-        <w:tc>
-          <w:tcPr>
-            <w:tcW w:w="3000" w:type="dxa"/>
-          </w:tcPr>
-          <w:p>
-            <w:r>
-              <w:t>9.734</w:t>
-            </w:r>
-          </w:p>
-        </w:tc>
-        <w:tc>
-          <w:tcPr>
-            <w:tcW w:w="3000" w:type="dxa"/>
-          </w:tcPr>
-          <w:p>
-            <w:r>
-              <w:t>33.250 (3,4×)</w:t>
-            </w:r>
-          </w:p>
-        </w:tc>
-      </w:tr>
-      <w:tr>
-        <w:tc>
-          <w:tcPr>
-            <w:tcW w:w="3360" w:type="dxa"/>
-          </w:tcPr>
-          <w:p>
-            <w:r>
-              <w:t>Tempo de indexação</w:t>
-            </w:r>
-          </w:p>
-        </w:tc>
-        <w:tc>
-          <w:tcPr>
-            <w:tcW w:w="3000" w:type="dxa"/>
-          </w:tcPr>
-          <w:p>
-            <w:r>
-              <w:t>1.603 s (26,7 min)</w:t>
-            </w:r>
-          </w:p>
-        </w:tc>
-        <w:tc>
-          <w:tcPr>
-            <w:tcW w:w="3000" w:type="dxa"/>
-          </w:tcPr>
-          <w:p>
-            <w:r>
-              <w:t>6.822 s (113,7 min), 4,3×</w:t>
-            </w:r>
-          </w:p>
-        </w:tc>
-      </w:tr>
-      <w:tr>
-        <w:tc>
-          <w:tcPr>
-            <w:tcW w:w="3360" w:type="dxa"/>
-          </w:tcPr>
-          <w:p>
-            <w:r>
-              <w:t>Extração do grafo / relatórios de comunidade</w:t>
-            </w:r>
-          </w:p>
-        </w:tc>
-        <w:tc>
-          <w:tcPr>
-            <w:tcW w:w="3000" w:type="dxa"/>
-          </w:tcPr>
-          <w:p>
-            <w:r>
-              <w:t>809 s / 774 s</w:t>
-            </w:r>
-          </w:p>
-        </w:tc>
-        <w:tc>
-          <w:tcPr>
-            <w:tcW w:w="3000" w:type="dxa"/>
-          </w:tcPr>
-          <w:p>
-            <w:r>
-              <w:t>3.568 s / 3.199 s</w:t>
-            </w:r>
-          </w:p>
-        </w:tc>
-      </w:tr>
-      <w:tr>
-        <w:tc>
-          <w:tcPr>
-            <w:tcW w:w="3360" w:type="dxa"/>
-          </w:tcPr>
-          <w:p>
-            <w:r>
-              <w:lastRenderedPageBreak/>
-              <w:t>Chamadas ao LLM na indexação</w:t>
-            </w:r>
-          </w:p>
-        </w:tc>
-        <w:tc>
-          <w:tcPr>
-            <w:tcW w:w="3000" w:type="dxa"/>
-          </w:tcPr>
-          <w:p>
-            <w:r>
-              <w:t>129</w:t>
-            </w:r>
-          </w:p>
-        </w:tc>
-        <w:tc>
-          <w:tcPr>
-            <w:tcW w:w="3000" w:type="dxa"/>
-          </w:tcPr>
-          <w:p>
-            <w:r>
-              <w:t>489 (3,8×)</w:t>
-            </w:r>
-          </w:p>
-        </w:tc>
-      </w:tr>
-      <w:tr>
-        <w:tc>
-          <w:tcPr>
-            <w:tcW w:w="3360" w:type="dxa"/>
-          </w:tcPr>
-          <w:p>
-            <w:r>
-              <w:t>Entidades / relações / comunidades</w:t>
-            </w:r>
-          </w:p>
-        </w:tc>
-        <w:tc>
-          <w:tcPr>
-            <w:tcW w:w="3000" w:type="dxa"/>
-          </w:tcPr>
-          <w:p>
-            <w:r>
-              <w:t>162 / 225 / 36</w:t>
-            </w:r>
-          </w:p>
-        </w:tc>
-        <w:tc>
-          <w:tcPr>
-            <w:tcW w:w="3000" w:type="dxa"/>
-          </w:tcPr>
-          <w:p>
-            <w:r>
-              <w:t>794 / 778 / 163</w:t>
-            </w:r>
-          </w:p>
-        </w:tc>
-      </w:tr>
-      <w:tr>
-        <w:tc>
-          <w:tcPr>
-            <w:tcW w:w="3360" w:type="dxa"/>
-          </w:tcPr>
-          <w:p>
-            <w:r>
-              <w:t>Componentes conexas / entidades isoladas</w:t>
-            </w:r>
-          </w:p>
-        </w:tc>
-        <w:tc>
-          <w:tcPr>
-            <w:tcW w:w="3000" w:type="dxa"/>
-          </w:tcPr>
-          <w:p>
-            <w:r>
-              <w:t>19 / 15</w:t>
-            </w:r>
-          </w:p>
-        </w:tc>
-        <w:tc>
-          <w:tcPr>
-            <w:tcW w:w="3000" w:type="dxa"/>
-          </w:tcPr>
-          <w:p>
-            <w:r>
-              <w:t>232 / 182</w:t>
-            </w:r>
-          </w:p>
-        </w:tc>
-      </w:tr>
-      <w:tr>
-        <w:tc>
-          <w:tcPr>
-            <w:tcW w:w="3360" w:type="dxa"/>
-          </w:tcPr>
-          <w:p>
-            <w:r>
-              <w:t>Disco (índice e cache)</w:t>
-            </w:r>
-          </w:p>
-        </w:tc>
-        <w:tc>
-          <w:tcPr>
-            <w:tcW w:w="3000" w:type="dxa"/>
-          </w:tcPr>
-          <w:p>
-            <w:r>
-              <w:t>6,6 MB</w:t>
-            </w:r>
-          </w:p>
-        </w:tc>
-        <w:tc>
-          <w:tcPr>
-            <w:tcW w:w="3000" w:type="dxa"/>
-          </w:tcPr>
-          <w:p>
-            <w:r>
-              <w:t>29,8 MB</w:t>
-            </w:r>
-          </w:p>
-        </w:tc>
-      </w:tr>
-      <w:tr>
-        <w:tc>
-          <w:tcPr>
-            <w:tcW w:w="3360" w:type="dxa"/>
-          </w:tcPr>
-          <w:p>
-            <w:r>
-              <w:t>Latência média: sem recuperação / Basic / Local / Global</w:t>
-            </w:r>
-          </w:p>
-        </w:tc>
-        <w:tc>
-          <w:tcPr>
-            <w:tcW w:w="3000" w:type="dxa"/>
-          </w:tcPr>
-          <w:p>
-            <w:r>
-              <w:t>4,2 / 20,2 / 20,8 / 44,9 s</w:t>
-            </w:r>
-          </w:p>
-        </w:tc>
-        <w:tc>
-          <w:tcPr>
-            <w:tcW w:w="3000" w:type="dxa"/>
-          </w:tcPr>
-          <w:p>
-            <w:r>
-              <w:t>4,3 / 22,8 / 21,8 / 104,6 s</w:t>
-            </w:r>
-          </w:p>
-        </w:tc>
-      </w:tr>
-    </w:tbl>
-    <w:p>
-      <w:r>
-        <w:t>O custo cresceu mais rápido que o texto: 3,4 vezes mais tokens exigiram 4,3 vezes mais tempo de indexação e 4,5 vezes mais comunidades. A busca Global foi a mais afetada na consulta, porque a etapa map passou a ler 163 relatórios em vez de 36: a média subiu de 44,9 para 104,6 segundos, com pico de 175 segundos. Basic e Local quase não mudaram, porque continuam lendo um número fixo de trechos.</w:t>
+        <w:t xml:space="preserve">Para testar se o desempenho do GraphRAG depende do tamanho do corpus, as mesmas 10 perguntas foram feitas aos mesmos quatro métodos sobre o corpus grande (seção 4.6): os dois textos originais mais 12 artigos da Wikipedia sobre temas próximos, que funcionam como distratores. A hipótese era </w:t>
+      </w:r>
+      <w:r>
+        <w:lastRenderedPageBreak/>
+        <w:t>que, com mais texto parecido competindo, a busca vetorial perderia precisão e o grafo passaria a compensar.</w:t>
       </w:r>
     </w:p>
     <w:p>
@@ -5552,7 +5019,6 @@
         <w:rPr>
           <w:b/>
         </w:rPr>
-        <w:lastRenderedPageBreak/>
         <w:t>Nas perguntas multi-hop, porém, houve a inversão esperada.</w:t>
       </w:r>
       <w:r>
@@ -5607,6 +5073,7 @@
         <w:rPr>
           <w:b/>
         </w:rPr>
+        <w:lastRenderedPageBreak/>
         <w:t>Alucinações se concentraram na busca Global (7 de 10 respostas).</w:t>
       </w:r>
       <w:r>
@@ -5622,7 +5089,7 @@
       <w:pPr>
         <w:pStyle w:val="Ttulo3"/>
       </w:pPr>
-      <w:bookmarkStart w:id="18" w:name="_Toc243782756"/>
+      <w:bookmarkStart w:id="18" w:name="_Toc243826596"/>
       <w:r>
         <w:t>3.5 Vantagens e limitações</w:t>
       </w:r>
@@ -5764,11 +5231,7 @@
           </w:tcPr>
           <w:p>
             <w:r>
-              <w:t xml:space="preserve">Resistiu melhor que o RAG vetorial nas perguntas multi-hop do corpus grande. As respostas são rastreáveis, </w:t>
-            </w:r>
-            <w:r>
-              <w:lastRenderedPageBreak/>
-              <w:t>porque citam entidades, relações e trechos, e o grafo pode ser visualizado e auditado.</w:t>
+              <w:t>Resistiu melhor que o RAG vetorial nas perguntas multi-hop do corpus grande. As respostas são rastreáveis, porque citam entidades, relações e trechos, e o grafo pode ser visualizado e auditado.</w:t>
             </w:r>
           </w:p>
         </w:tc>
@@ -5778,12 +5241,7 @@
           </w:tcPr>
           <w:p>
             <w:r>
-              <w:lastRenderedPageBreak/>
-              <w:t xml:space="preserve">Depende da qualidade da extração. Perdeu detalhes pontuais quando o grafo cresceu. A indexação é muito </w:t>
-            </w:r>
-            <w:r>
-              <w:lastRenderedPageBreak/>
-              <w:t>mais cara, e atualizar o corpus exige nova extração e novo cálculo das comunidades.</w:t>
+              <w:t>Depende da qualidade da extração. Perdeu detalhes pontuais quando o grafo cresceu. A indexação é muito mais cara, e atualizar o corpus exige nova extração e novo cálculo das comunidades.</w:t>
             </w:r>
           </w:p>
         </w:tc>
@@ -5795,7 +5253,6 @@
           </w:tcPr>
           <w:p>
             <w:r>
-              <w:lastRenderedPageBreak/>
               <w:t>GraphRAG, busca Global</w:t>
             </w:r>
           </w:p>
@@ -5824,7 +5281,11 @@
     </w:tbl>
     <w:p>
       <w:r>
-        <w:t>Além do desempenho, o GraphRAG mostrou limitações de operação. Várias falhas eram silenciosas: a indexação terminava normalmente, mas com o grafo incompleto, sem uma das ilhas do grafo nas comunidades ou com trechos perdidos por tempo esgotado (seção 4.7). A extração também não é totalmente reprodutível, mesmo com temperature 0, e o modelo copiou entidades dos exemplos do próprio prompt. Uma vantagem compartilhada por todas as abordagens é a privacidade: tudo rodou localmente, sem enviar documentos para fora.</w:t>
+        <w:t xml:space="preserve">Além do desempenho, o GraphRAG mostrou limitações de operação. Várias falhas eram silenciosas: a indexação terminava normalmente, mas com o grafo incompleto, sem uma das ilhas do grafo nas comunidades ou com trechos perdidos por tempo esgotado (seção 4.7). A extração também não é totalmente reprodutível, mesmo com temperature 0, e o modelo copiou entidades dos exemplos do </w:t>
+      </w:r>
+      <w:r>
+        <w:lastRenderedPageBreak/>
+        <w:t>próprio prompt. Uma vantagem compartilhada por todas as abordagens é a privacidade: tudo rodou localmente, sem enviar documentos para fora.</w:t>
       </w:r>
     </w:p>
     <w:p>
@@ -5836,7 +5297,7 @@
       <w:pPr>
         <w:pStyle w:val="Ttulo2"/>
       </w:pPr>
-      <w:bookmarkStart w:id="19" w:name="_Toc243782757"/>
+      <w:bookmarkStart w:id="19" w:name="_Toc243826597"/>
       <w:r>
         <w:t>4. Aplicação prática (PoC)</w:t>
       </w:r>
@@ -5851,7 +5312,7 @@
       <w:pPr>
         <w:pStyle w:val="Ttulo3"/>
       </w:pPr>
-      <w:bookmarkStart w:id="20" w:name="_Toc243782758"/>
+      <w:bookmarkStart w:id="20" w:name="_Toc243826598"/>
       <w:r>
         <w:t>4.1 Ambiente de desenvolvimento</w:t>
       </w:r>
@@ -6039,7 +5500,6 @@
           </w:tcPr>
           <w:p>
             <w:r>
-              <w:lastRenderedPageBreak/>
               <w:t>Ollama</w:t>
             </w:r>
           </w:p>
@@ -6082,7 +5542,7 @@
       <w:pPr>
         <w:pStyle w:val="Ttulo3"/>
       </w:pPr>
-      <w:bookmarkStart w:id="21" w:name="_Toc243782759"/>
+      <w:bookmarkStart w:id="21" w:name="_Toc243826599"/>
       <w:r>
         <w:t>4.2 Modelos e indexação</w:t>
       </w:r>
@@ -6238,6 +5698,7 @@
               <w:rPr>
                 <w:rStyle w:val="CodeChar"/>
               </w:rPr>
+              <w:lastRenderedPageBreak/>
               <w:t>temperature</w:t>
             </w:r>
           </w:p>
@@ -6602,11 +6063,7 @@
           </w:tcPr>
           <w:p>
             <w:r>
-              <w:t xml:space="preserve">O padrão de 25 chamadas simultâneas </w:t>
-            </w:r>
-            <w:r>
-              <w:lastRenderedPageBreak/>
-              <w:t>enfileirava pedidos demais no Ollama e causava tempo esgotado</w:t>
+              <w:t>O padrão de 25 chamadas simultâneas enfileirava pedidos demais no Ollama e causava tempo esgotado</w:t>
             </w:r>
           </w:p>
         </w:tc>
@@ -6618,7 +6075,6 @@
           </w:tcPr>
           <w:p>
             <w:r>
-              <w:lastRenderedPageBreak/>
               <w:t>timeout das chamadas</w:t>
             </w:r>
           </w:p>
@@ -6654,7 +6110,7 @@
       <w:pPr>
         <w:pStyle w:val="Ttulo3"/>
       </w:pPr>
-      <w:bookmarkStart w:id="22" w:name="_Toc243782760"/>
+      <w:bookmarkStart w:id="22" w:name="_Toc243826600"/>
       <w:r>
         <w:t>4.3 Configuração da consulta</w:t>
       </w:r>
@@ -6727,6 +6183,7 @@
         <w:rPr>
           <w:b/>
         </w:rPr>
+        <w:lastRenderedPageBreak/>
         <w:t>Timeout de indexação:</w:t>
       </w:r>
       <w:r>
@@ -6737,7 +6194,7 @@
       <w:pPr>
         <w:pStyle w:val="Ttulo3"/>
       </w:pPr>
-      <w:bookmarkStart w:id="23" w:name="_Toc243782761"/>
+      <w:bookmarkStart w:id="23" w:name="_Toc243826601"/>
       <w:r>
         <w:t>4.4 Demonstração de código</w:t>
       </w:r>
@@ -6807,62 +6264,6 @@
         <w:pStyle w:val="Ttulo4"/>
       </w:pPr>
       <w:r>
-        <w:t>Tipos de entidade (ragtest/settings.yaml)</w:t>
-      </w:r>
-    </w:p>
-    <w:p>
-      <w:r>
-        <w:t xml:space="preserve">Os tipos de entidade foram trocados para descrever o corpus final, formado por relatos de incidentes: organization (CrowdStrike, Microsoft, Delta Air Lines, Cloudflare), person (George Kurtz, Ed Bastian), system (Falcon Sensor, Windows, ClickHouse, Bot Management, FL2), component (Channel File 291, </w:t>
-      </w:r>
-      <w:r>
-        <w:lastRenderedPageBreak/>
-        <w:t>arquivo de features, proxy central), incident e event. O gleaning foi limitado a uma passada, porque cada passada repete a extração do chunk inteiro.</w:t>
-      </w:r>
-    </w:p>
-    <w:p>
-      <w:pPr>
-        <w:pStyle w:val="Code"/>
-      </w:pPr>
-      <w:r>
-        <w:t>extract_graph:</w:t>
-      </w:r>
-      <w:r>
-        <w:br/>
-        <w:t xml:space="preserve">  completion_model_id: default_completion_model</w:t>
-      </w:r>
-      <w:r>
-        <w:br/>
-        <w:t xml:space="preserve">  prompt: "prompts/extract_graph.txt"</w:t>
-      </w:r>
-      <w:r>
-        <w:br/>
-        <w:t xml:space="preserve">  entity_types: [organization, person, system, component, incident, event]</w:t>
-      </w:r>
-      <w:r>
-        <w:br/>
-        <w:t xml:space="preserve">  max_gleanings: 1</w:t>
-      </w:r>
-      <w:r>
-        <w:br/>
-      </w:r>
-      <w:r>
-        <w:br/>
-        <w:t>cluster_graph:</w:t>
-      </w:r>
-      <w:r>
-        <w:br/>
-        <w:t xml:space="preserve">  max_cluster_size: 10</w:t>
-      </w:r>
-      <w:r>
-        <w:br/>
-        <w:t xml:space="preserve">  use_lcc: false</w:t>
-      </w:r>
-    </w:p>
-    <w:p>
-      <w:pPr>
-        <w:pStyle w:val="Ttulo4"/>
-      </w:pPr>
-      <w:r>
         <w:t>Chamada das consultas (engine.py)</w:t>
       </w:r>
     </w:p>
@@ -6958,41 +6359,13 @@
         <w:pStyle w:val="Ttulo4"/>
       </w:pPr>
       <w:r>
-        <w:t>Correção da busca Global (global_search_map_system_prompt.txt)</w:t>
-      </w:r>
-    </w:p>
-    <w:p>
-      <w:r>
-        <w:t>Na etapa map, o GraphRAG lê a nota de cada ponto pela chave score. O modelo escrevia importance_score, todas as notas eram lidas como zero e a resposta final era sempre "I am sorry but I am unable to answer". A instrução passou a exigir a chave exata:</w:t>
-      </w:r>
-    </w:p>
-    <w:p>
-      <w:pPr>
-        <w:pStyle w:val="Code"/>
-      </w:pPr>
-      <w:r>
-        <w:t>- score: An integer between 0-100 (the JSON key must be exactly "score") that</w:t>
-      </w:r>
-      <w:r>
-        <w:br/>
-        <w:t xml:space="preserve">  indicates how important the point is in answering the user's question.</w:t>
-      </w:r>
-    </w:p>
-    <w:p>
-      <w:pPr>
-        <w:pStyle w:val="Ttulo4"/>
-      </w:pPr>
-      <w:r>
+        <w:lastRenderedPageBreak/>
         <w:t>Script do benchmark (benchmark/benchmark.py)</w:t>
       </w:r>
     </w:p>
     <w:p>
       <w:r>
-        <w:t xml:space="preserve">O script benchmark/benchmark.py lê as perguntas de benchmark/perguntas.csv, faz cada uma aos quatro métodos e cronometra cada chamada. Antes de começar, ele faz uma chamada de aquecimento, porque a primeira chamada carrega o modelo na GPU e levou cerca de 60 segundos nos testes, o que distorceria o tempo da primeira pergunta. O método sem recuperação recebe as mesmas regras de </w:t>
-      </w:r>
-      <w:r>
-        <w:lastRenderedPageBreak/>
-        <w:t>formato e idioma dos outros, para que a diferença medida venha só da recuperação. O trecho central é o laço abaixo:</w:t>
+        <w:t>O script benchmark/benchmark.py lê as perguntas de benchmark/perguntas.csv, faz cada uma aos quatro métodos e cronometra cada chamada. Antes de começar, ele faz uma chamada de aquecimento, porque a primeira chamada carrega o modelo na GPU e levou cerca de 60 segundos nos testes, o que distorceria o tempo da primeira pergunta. O método sem recuperação recebe as mesmas regras de formato e idioma dos outros, para que a diferença medida venha só da recuperação. O trecho central é o laço abaixo:</w:t>
       </w:r>
     </w:p>
     <w:p>
@@ -7040,7 +6413,7 @@
       <w:pPr>
         <w:pStyle w:val="Ttulo3"/>
       </w:pPr>
-      <w:bookmarkStart w:id="24" w:name="_Toc243782762"/>
+      <w:bookmarkStart w:id="24" w:name="_Toc243826602"/>
       <w:r>
         <w:t>4.5 Teste de fumaça</w:t>
       </w:r>
@@ -7048,234 +6421,14 @@
     </w:p>
     <w:p>
       <w:r>
-        <w:t xml:space="preserve">Um texto fictício para testar as configurações de geração. </w:t>
-      </w:r>
-    </w:p>
-    <w:tbl>
-      <w:tblPr>
-        <w:tblStyle w:val="Tabelacomgrade"/>
-        <w:tblW w:w="0" w:type="auto"/>
-        <w:tblLayout w:type="fixed"/>
-        <w:tblLook w:val="0420" w:firstRow="1" w:lastRow="0" w:firstColumn="0" w:lastColumn="0" w:noHBand="0" w:noVBand="1"/>
-      </w:tblPr>
-      <w:tblGrid>
-        <w:gridCol w:w="3516"/>
-        <w:gridCol w:w="5843"/>
-      </w:tblGrid>
-      <w:tr>
-        <w:trPr>
-          <w:tblHeader/>
-        </w:trPr>
-        <w:tc>
-          <w:tcPr>
-            <w:tcW w:w="3516" w:type="dxa"/>
-            <w:shd w:val="clear" w:color="auto" w:fill="F2F2F2"/>
-          </w:tcPr>
-          <w:p>
-            <w:r>
-              <w:t>Métrica</w:t>
-            </w:r>
-          </w:p>
-        </w:tc>
-        <w:tc>
-          <w:tcPr>
-            <w:tcW w:w="5843" w:type="dxa"/>
-            <w:shd w:val="clear" w:color="auto" w:fill="F2F2F2"/>
-          </w:tcPr>
-          <w:p>
-            <w:r>
-              <w:t>Valor</w:t>
-            </w:r>
-          </w:p>
-        </w:tc>
-      </w:tr>
-      <w:tr>
-        <w:tc>
-          <w:tcPr>
-            <w:tcW w:w="3516" w:type="dxa"/>
-          </w:tcPr>
-          <w:p>
-            <w:r>
-              <w:t>Chunks</w:t>
-            </w:r>
-          </w:p>
-        </w:tc>
-        <w:tc>
-          <w:tcPr>
-            <w:tcW w:w="5843" w:type="dxa"/>
-          </w:tcPr>
-          <w:p>
-            <w:r>
-              <w:t>2 (800 e 403 tokens)</w:t>
-            </w:r>
-          </w:p>
-        </w:tc>
-      </w:tr>
-      <w:tr>
-        <w:tc>
-          <w:tcPr>
-            <w:tcW w:w="3516" w:type="dxa"/>
-          </w:tcPr>
-          <w:p>
-            <w:r>
-              <w:t>Tempo total de indexação</w:t>
-            </w:r>
-          </w:p>
-        </w:tc>
-        <w:tc>
-          <w:tcPr>
-            <w:tcW w:w="5843" w:type="dxa"/>
-          </w:tcPr>
-          <w:p>
-            <w:r>
-              <w:t>569 s</w:t>
-            </w:r>
-          </w:p>
-        </w:tc>
-      </w:tr>
-      <w:tr>
-        <w:tc>
-          <w:tcPr>
-            <w:tcW w:w="3516" w:type="dxa"/>
-          </w:tcPr>
-          <w:p>
-            <w:r>
-              <w:t>Extração do grafo</w:t>
-            </w:r>
-          </w:p>
-        </w:tc>
-        <w:tc>
-          <w:tcPr>
-            <w:tcW w:w="5843" w:type="dxa"/>
-          </w:tcPr>
-          <w:p>
-            <w:r>
-              <w:t>399 s</w:t>
-            </w:r>
-          </w:p>
-        </w:tc>
-      </w:tr>
-      <w:tr>
-        <w:tc>
-          <w:tcPr>
-            <w:tcW w:w="3516" w:type="dxa"/>
-          </w:tcPr>
-          <w:p>
-            <w:r>
-              <w:t>Relatórios de comunidade</w:t>
-            </w:r>
-          </w:p>
-        </w:tc>
-        <w:tc>
-          <w:tcPr>
-            <w:tcW w:w="5843" w:type="dxa"/>
-          </w:tcPr>
-          <w:p>
-            <w:r>
-              <w:t>163 s</w:t>
-            </w:r>
-          </w:p>
-        </w:tc>
-      </w:tr>
-      <w:tr>
-        <w:tc>
-          <w:tcPr>
-            <w:tcW w:w="3516" w:type="dxa"/>
-          </w:tcPr>
-          <w:p>
-            <w:r>
-              <w:t>Embeddings</w:t>
-            </w:r>
-          </w:p>
-        </w:tc>
-        <w:tc>
-          <w:tcPr>
-            <w:tcW w:w="5843" w:type="dxa"/>
-          </w:tcPr>
-          <w:p>
-            <w:r>
-              <w:t>6 s</w:t>
-            </w:r>
-          </w:p>
-        </w:tc>
-      </w:tr>
-      <w:tr>
-        <w:tc>
-          <w:tcPr>
-            <w:tcW w:w="3516" w:type="dxa"/>
-          </w:tcPr>
-          <w:p>
-            <w:r>
-              <w:t>Chamadas ao LLM</w:t>
-            </w:r>
-          </w:p>
-        </w:tc>
-        <w:tc>
-          <w:tcPr>
-            <w:tcW w:w="5843" w:type="dxa"/>
-          </w:tcPr>
-          <w:p>
-            <w:r>
-              <w:t>41 (4 de extração, 32 de resumo de descrições, 5 de relatório)</w:t>
-            </w:r>
-          </w:p>
-        </w:tc>
-      </w:tr>
-      <w:tr>
-        <w:tc>
-          <w:tcPr>
-            <w:tcW w:w="3516" w:type="dxa"/>
-          </w:tcPr>
-          <w:p>
-            <w:r>
-              <w:t>Grafo</w:t>
-            </w:r>
-          </w:p>
-        </w:tc>
-        <w:tc>
-          <w:tcPr>
-            <w:tcW w:w="5843" w:type="dxa"/>
-          </w:tcPr>
-          <w:p>
-            <w:r>
-              <w:t>27 entidades, 56 relações, 5 comunidades</w:t>
-            </w:r>
-          </w:p>
-        </w:tc>
-      </w:tr>
-      <w:tr>
-        <w:tc>
-          <w:tcPr>
-            <w:tcW w:w="3516" w:type="dxa"/>
-          </w:tcPr>
-          <w:p>
-            <w:r>
-              <w:t>Tamanho em disco</w:t>
-            </w:r>
-          </w:p>
-        </w:tc>
-        <w:tc>
-          <w:tcPr>
-            <w:tcW w:w="5843" w:type="dxa"/>
-          </w:tcPr>
-          <w:p>
-            <w:r>
-              <w:t>746 KB de índice e 1,2 MB de cache</w:t>
-            </w:r>
-          </w:p>
-        </w:tc>
-      </w:tr>
-    </w:tbl>
-    <w:p>
-      <w:r>
-        <w:t xml:space="preserve">Se o tempo crescer de forma linear, o corpus final de 20 a 40 KB levaria de 50 a 100 minutos para indexar. </w:t>
+        <w:t>Antes do corpus final, um texto fictício de 3,9 KB foi indexado do zero para validar a configuração. A indexação levou 569 segundos e 41 chamadas ao LLM e gerou um grafo de 27 entidades e 5 comunidades. Foi nesse teste que apareceram as primeiras falhas de integração descritas na seção 4.7.</w:t>
       </w:r>
     </w:p>
     <w:p>
       <w:pPr>
         <w:pStyle w:val="Ttulo3"/>
       </w:pPr>
-      <w:bookmarkStart w:id="25" w:name="_Toc243782763"/>
+      <w:bookmarkStart w:id="25" w:name="_Toc243826603"/>
       <w:r>
         <w:t>4.6 Corpus de teste e perguntas</w:t>
       </w:r>
@@ -7343,11 +6496,75 @@
           </w:tcPr>
           <w:p>
             <w:r>
-              <w:t xml:space="preserve">benchmark/corpus_pequeno/crowdstrike_2024.txt (18,1 KB, cerca de 3.800 </w:t>
+              <w:t>benchmark/corpus_pequeno/crowdstrike_2024.txt (18,1 KB, cerca de 3.800 tokens)</w:t>
+            </w:r>
+          </w:p>
+        </w:tc>
+        <w:tc>
+          <w:tcPr>
+            <w:tcW w:w="2300" w:type="dxa"/>
+          </w:tcPr>
+          <w:p>
+            <w:r>
+              <w:t>Wikipedia, "2024 CrowdStrike-related IT outages" [9]</w:t>
+            </w:r>
+          </w:p>
+        </w:tc>
+        <w:tc>
+          <w:tcPr>
+            <w:tcW w:w="4360" w:type="dxa"/>
+          </w:tcPr>
+          <w:p>
+            <w:r>
+              <w:t>Atualização defeituosa do Falcon Sensor (Channel File 291), correção manual, impacto, colapso operacional da Delta Air Lines, processo judicial e análise das causas</w:t>
+            </w:r>
+          </w:p>
+        </w:tc>
+      </w:tr>
+      <w:tr>
+        <w:tc>
+          <w:tcPr>
+            <w:tcW w:w="2700" w:type="dxa"/>
+          </w:tcPr>
+          <w:p>
+            <w:r>
+              <w:t>benchmark/corpus_pequeno/cloudflare_2025.txt (17,6 KB, cerca de 3.700 tokens)</w:t>
+            </w:r>
+          </w:p>
+        </w:tc>
+        <w:tc>
+          <w:tcPr>
+            <w:tcW w:w="2300" w:type="dxa"/>
+          </w:tcPr>
+          <w:p>
+            <w:r>
+              <w:t>Postmortem oficial da Cloudflare [10]</w:t>
+            </w:r>
+          </w:p>
+        </w:tc>
+        <w:tc>
+          <w:tcPr>
+            <w:tcW w:w="4360" w:type="dxa"/>
+          </w:tcPr>
+          <w:p>
+            <w:r>
+              <w:t>Mudança de permissões no ClickHouse, arquivo de features do Bot Management com o dobro do tamanho, falha do proxy FL2, serviços afetados, correções e linha do tempo</w:t>
+            </w:r>
+          </w:p>
+        </w:tc>
+      </w:tr>
+      <w:tr>
+        <w:tc>
+          <w:tcPr>
+            <w:tcW w:w="2700" w:type="dxa"/>
+          </w:tcPr>
+          <w:p>
+            <w:r>
+              <w:t xml:space="preserve">benchmark/corpus_grande/corpus_grande.txt (117,7 KB, 25.050 tokens, cerca de </w:t>
             </w:r>
             <w:r>
               <w:lastRenderedPageBreak/>
-              <w:t>tokens)</w:t>
+              <w:t>42 chunks)</w:t>
             </w:r>
           </w:p>
         </w:tc>
@@ -7358,11 +6575,11 @@
           <w:p>
             <w:r>
               <w:lastRenderedPageBreak/>
-              <w:t xml:space="preserve">Wikipedia, "2024 CrowdStrike-related IT </w:t>
+              <w:t xml:space="preserve">Os dois textos acima, sem alteração, mais 12 artigos da Wikipedia </w:t>
             </w:r>
             <w:r>
               <w:lastRenderedPageBreak/>
-              <w:t>outages" [9]</w:t>
+              <w:t>em português [11]</w:t>
             </w:r>
           </w:p>
         </w:tc>
@@ -7373,76 +6590,11 @@
           <w:p>
             <w:r>
               <w:lastRenderedPageBreak/>
-              <w:t xml:space="preserve">Atualização defeituosa do Falcon Sensor (Channel File 291), correção manual, impacto, colapso operacional da Delta Air Lines, </w:t>
+              <w:t xml:space="preserve">Distratores sobre temas próximos: outro artigo sobre o incidente da CrowdStrike (impacto por país), CrowdStrike, Microsoft </w:t>
             </w:r>
             <w:r>
               <w:lastRenderedPageBreak/>
-              <w:t>processo judicial e análise das causas</w:t>
-            </w:r>
-          </w:p>
-        </w:tc>
-      </w:tr>
-      <w:tr>
-        <w:tc>
-          <w:tcPr>
-            <w:tcW w:w="2700" w:type="dxa"/>
-          </w:tcPr>
-          <w:p>
-            <w:r>
-              <w:lastRenderedPageBreak/>
-              <w:t>benchmark/corpus_pequeno/cloudflare_2025.txt (17,6 KB, cerca de 3.700 tokens)</w:t>
-            </w:r>
-          </w:p>
-        </w:tc>
-        <w:tc>
-          <w:tcPr>
-            <w:tcW w:w="2300" w:type="dxa"/>
-          </w:tcPr>
-          <w:p>
-            <w:r>
-              <w:t>Postmortem oficial da Cloudflare [10]</w:t>
-            </w:r>
-          </w:p>
-        </w:tc>
-        <w:tc>
-          <w:tcPr>
-            <w:tcW w:w="4360" w:type="dxa"/>
-          </w:tcPr>
-          <w:p>
-            <w:r>
-              <w:t>Mudança de permissões no ClickHouse, arquivo de features do Bot Management com o dobro do tamanho, falha do proxy FL2, serviços afetados, correções e linha do tempo</w:t>
-            </w:r>
-          </w:p>
-        </w:tc>
-      </w:tr>
-      <w:tr>
-        <w:tc>
-          <w:tcPr>
-            <w:tcW w:w="2700" w:type="dxa"/>
-          </w:tcPr>
-          <w:p>
-            <w:r>
-              <w:t>benchmark/corpus_grande/corpus_grande.txt (117,7 KB, 25.050 tokens, cerca de 42 chunks)</w:t>
-            </w:r>
-          </w:p>
-        </w:tc>
-        <w:tc>
-          <w:tcPr>
-            <w:tcW w:w="2300" w:type="dxa"/>
-          </w:tcPr>
-          <w:p>
-            <w:r>
-              <w:t>Os dois textos acima, sem alteração, mais 12 artigos da Wikipedia em português [11]</w:t>
-            </w:r>
-          </w:p>
-        </w:tc>
-        <w:tc>
-          <w:tcPr>
-            <w:tcW w:w="4360" w:type="dxa"/>
-          </w:tcPr>
-          <w:p>
-            <w:r>
-              <w:t>Distratores sobre temas próximos: outro artigo sobre o incidente da CrowdStrike (impacto por país), CrowdStrike, Microsoft Azure, CDN, proxy reverso, DDoS, queda do Facebook em 2021, Log4Shell, WannaCry, Ariane 5, Therac-25 e bug do milênio</w:t>
+              <w:t>Azure, CDN, proxy reverso, DDoS, queda do Facebook em 2021, Log4Shell, WannaCry, Ariane 5, Therac-25 e bug do milênio</w:t>
             </w:r>
           </w:p>
         </w:tc>
@@ -7730,7 +6882,7 @@
           </w:tcPr>
           <w:p>
             <w:r>
-              <w:t>O Channel File 291, arquivo de configuração do Falcon Sensor responsável por inspecionar named pipes. A modificação nele provocou uma leitura de memória fora dos limites no cliente para Windows, resultando em falha de página inválida. (Fonte: crowdstrike_2024, A falha.)</w:t>
+              <w:t>O Channel File 291, arquivo de configuração do Falcon Sensor responsável por inspecionar named pipes. A modificação nele provocou uma leitura de memória fora dos limites no cliente para Windows, resultando em falha de página inválida.</w:t>
             </w:r>
           </w:p>
         </w:tc>
@@ -7742,11 +6894,76 @@
           </w:tcPr>
           <w:p>
             <w:r>
-              <w:t xml:space="preserve">P02, </w:t>
+              <w:t>P02, pontual</w:t>
+            </w:r>
+          </w:p>
+        </w:tc>
+        <w:tc>
+          <w:tcPr>
+            <w:tcW w:w="3000" w:type="dxa"/>
+          </w:tcPr>
+          <w:p>
+            <w:r>
+              <w:t>Qual era o limite de features do módulo Bot Management da Cloudflare e quantas features eram usadas normalmente?</w:t>
+            </w:r>
+          </w:p>
+        </w:tc>
+        <w:tc>
+          <w:tcPr>
+            <w:tcW w:w="5210" w:type="dxa"/>
+          </w:tcPr>
+          <w:p>
+            <w:r>
+              <w:t>O limite era de 200 features, porque a memória para elas é pré-alocada por desempenho. O uso normal era de cerca de 60 features.</w:t>
+            </w:r>
+          </w:p>
+        </w:tc>
+      </w:tr>
+      <w:tr>
+        <w:tc>
+          <w:tcPr>
+            <w:tcW w:w="1150" w:type="dxa"/>
+          </w:tcPr>
+          <w:p>
+            <w:r>
+              <w:t>P03, pontual</w:t>
+            </w:r>
+          </w:p>
+        </w:tc>
+        <w:tc>
+          <w:tcPr>
+            <w:tcW w:w="3000" w:type="dxa"/>
+          </w:tcPr>
+          <w:p>
+            <w:r>
+              <w:t xml:space="preserve">Quantos dispositivos a Microsoft estimou que foram afetados pela atualização da CrowdStrike e que fração dos dispositivos Windows isso </w:t>
             </w:r>
             <w:r>
               <w:lastRenderedPageBreak/>
-              <w:t>pontual</w:t>
+              <w:t>representava?</w:t>
+            </w:r>
+          </w:p>
+        </w:tc>
+        <w:tc>
+          <w:tcPr>
+            <w:tcW w:w="5210" w:type="dxa"/>
+          </w:tcPr>
+          <w:p>
+            <w:r>
+              <w:lastRenderedPageBreak/>
+              <w:t>8,5 milhões de dispositivos, menos de um por cento de todos os dispositivos Windows (estimativa de 20 de julho).</w:t>
+            </w:r>
+          </w:p>
+        </w:tc>
+      </w:tr>
+      <w:tr>
+        <w:tc>
+          <w:tcPr>
+            <w:tcW w:w="1150" w:type="dxa"/>
+          </w:tcPr>
+          <w:p>
+            <w:r>
+              <w:t>P04, multi-hop</w:t>
             </w:r>
           </w:p>
         </w:tc>
@@ -7756,12 +6973,140 @@
           </w:tcPr>
           <w:p>
             <w:r>
+              <w:t>Por que a Delta Air Lines demorou mais que as outras companhias aéreas para se recuperar, e que disputa judicial isso gerou com a CrowdStrike?</w:t>
+            </w:r>
+          </w:p>
+        </w:tc>
+        <w:tc>
+          <w:tcPr>
+            <w:tcW w:w="5210" w:type="dxa"/>
+          </w:tcPr>
+          <w:p>
+            <w:r>
+              <w:t>O programa de rastreamento de tripulação da Delta ficou sobrecarregado pelo número de mudanças; tripulantes ficaram nos lugares errados e atingiam o limite legal de horas, cancelando voos em cascata (mais de 7.000 voos, cerca de 1,3 milhão de passageiros, perdas de cerca de 550 milhões de dólares). Em outubro de 2024 a Delta processou a CrowdStrike em 500 milhões de dólares na Geórgia (negligência grave, quebra de contrato, invasão de sistema, práticas enganosas). A CrowdStrike processou a Delta, alegando danos limitados pelo contrato e negando culpa pelos atrasos. Em maio de 2025 um juiz manteve negligência grave, invasão de sistema e fraude limitada, e rejeitou a fraude mais ampla.</w:t>
+            </w:r>
+          </w:p>
+        </w:tc>
+      </w:tr>
+      <w:tr>
+        <w:tc>
+          <w:tcPr>
+            <w:tcW w:w="1150" w:type="dxa"/>
+          </w:tcPr>
+          <w:p>
+            <w:r>
+              <w:t>P05, multi-hop</w:t>
+            </w:r>
+          </w:p>
+        </w:tc>
+        <w:tc>
+          <w:tcPr>
+            <w:tcW w:w="3000" w:type="dxa"/>
+          </w:tcPr>
+          <w:p>
+            <w:r>
+              <w:t>Qual mudança no banco de dados levou o proxy FL2 da Cloudflare a falhar e qual foi a cadeia de eventos até os erros HTTP 5xx?</w:t>
+            </w:r>
+          </w:p>
+        </w:tc>
+        <w:tc>
+          <w:tcPr>
+            <w:tcW w:w="5210" w:type="dxa"/>
+          </w:tcPr>
+          <w:p>
+            <w:r>
+              <w:t>Às 11:05, uma mudança de permissões no ClickHouse tornou explícito o acesso às tabelas do banco r0. A consulta a system.columns, que não filtrava pelo nome do banco, passou a retornar colunas duplicadas, e o arquivo de features do Bot Management mais que dobrou, passando de 200 features. O arquivo foi propagado para toda a rede; o limite de 200 features pré-alocadas foi atingido e o código em Rust do FL2 entrou em pânico (unwrap em um Err), gerando erros HTTP 5xx.</w:t>
+            </w:r>
+          </w:p>
+        </w:tc>
+      </w:tr>
+      <w:tr>
+        <w:tc>
+          <w:tcPr>
+            <w:tcW w:w="1150" w:type="dxa"/>
+          </w:tcPr>
+          <w:p>
+            <w:r>
+              <w:t>P06, multi-hop</w:t>
+            </w:r>
+          </w:p>
+        </w:tc>
+        <w:tc>
+          <w:tcPr>
+            <w:tcW w:w="3000" w:type="dxa"/>
+          </w:tcPr>
+          <w:p>
+            <w:r>
+              <w:t>Por que muitos clientes não conseguiram fazer login no Dashboard da Cloudflare e em quais períodos isso aconteceu?</w:t>
+            </w:r>
+          </w:p>
+        </w:tc>
+        <w:tc>
+          <w:tcPr>
+            <w:tcW w:w="5210" w:type="dxa"/>
+          </w:tcPr>
+          <w:p>
+            <w:r>
+              <w:t>O Turnstile, que faz parte do fluxo de login, não carregava, e o Workers KV, usado internamente pelo Dashboard, falhava; os dois dependiam do proxy central. Primeiro período: das 11:30 às 13:10, por causa do Workers KV, resolvido quando ele passou a contornar o proxy central. Segundo período: das 14:40 às 15:30, por um acúmulo de tentativas de login após a restauração do arquivo, resolvido com o aumento da concorrência do plano de controle.</w:t>
+            </w:r>
+          </w:p>
+        </w:tc>
+      </w:tr>
+      <w:tr>
+        <w:tc>
+          <w:tcPr>
+            <w:tcW w:w="1150" w:type="dxa"/>
+          </w:tcPr>
+          <w:p>
+            <w:r>
+              <w:t>P07, multi-hop</w:t>
+            </w:r>
+          </w:p>
+        </w:tc>
+        <w:tc>
+          <w:tcPr>
+            <w:tcW w:w="3000" w:type="dxa"/>
+          </w:tcPr>
+          <w:p>
+            <w:r>
+              <w:t>Por que o Channel File 291 chegou aos clientes sem ser barrado, e que falhas de processo os especialistas apontaram?</w:t>
+            </w:r>
+          </w:p>
+        </w:tc>
+        <w:tc>
+          <w:tcPr>
+            <w:tcW w:w="5210" w:type="dxa"/>
+          </w:tcPr>
+          <w:p>
+            <w:r>
+              <w:t xml:space="preserve">Ele era uma instância de um template testado em março de 2024 e passou na validação por causa de um bug no software de verificação de conteúdo da CrowdStrike; o Falcon Sensor interpretava o arquivo de forma diferente. Os clientes não tinham como adiar a instalação dos arquivos de conteúdo. Especialistas </w:t>
+            </w:r>
+            <w:r>
               <w:lastRenderedPageBreak/>
-              <w:t xml:space="preserve">Qual era o limite de features </w:t>
-            </w:r>
+              <w:t>suspeitam que a atualização não passou pela gestão de atualizações (teste em sandbox) e criticaram enviar atualizações sem intervenção da equipe de TI.</w:t>
+            </w:r>
+          </w:p>
+        </w:tc>
+      </w:tr>
+      <w:tr>
+        <w:tc>
+          <w:tcPr>
+            <w:tcW w:w="1150" w:type="dxa"/>
+          </w:tcPr>
+          <w:p>
             <w:r>
               <w:lastRenderedPageBreak/>
-              <w:t>do módulo Bot Management da Cloudflare e quantas features eram usadas normalmente?</w:t>
+              <w:t>P08, global</w:t>
+            </w:r>
+          </w:p>
+        </w:tc>
+        <w:tc>
+          <w:tcPr>
+            <w:tcW w:w="3000" w:type="dxa"/>
+          </w:tcPr>
+          <w:p>
+            <w:r>
+              <w:t>O que os incidentes da CrowdStrike e da Cloudflare têm em comum quanto à origem da falha e à forma como ela se espalhou?</w:t>
             </w:r>
           </w:p>
         </w:tc>
@@ -7771,12 +7116,7 @@
           </w:tcPr>
           <w:p>
             <w:r>
-              <w:lastRenderedPageBreak/>
-              <w:t xml:space="preserve">O limite era de 200 features, porque a memória para </w:t>
-            </w:r>
-            <w:r>
-              <w:lastRenderedPageBreak/>
-              <w:t>elas é pré-alocada por desempenho. O uso normal era de cerca de 60 features. (Fonte: cloudflare_2025, Pré-alocação de memória.)</w:t>
+              <w:t>Nenhum dos dois foi ataque cibernético. Os dois começaram com um arquivo de configuração defeituoso gerado internamente (Channel File 291; arquivo de features do Bot Management) que passou por uma verificação falha (bug no verificador de conteúdo; suposição errada sobre a consulta). Nos dois, o arquivo foi distribuído rapidamente para todas as máquinas e derrubou um software crítico (Falcon Sensor no kernel do Windows; proxy central). A recuperação passou por voltar a uma versão anterior do arquivo, mas na CrowdStrike muitas máquinas exigiram correção manual, uma a uma.</w:t>
             </w:r>
           </w:p>
         </w:tc>
@@ -7788,8 +7128,7 @@
           </w:tcPr>
           <w:p>
             <w:r>
-              <w:lastRenderedPageBreak/>
-              <w:t>P03, pontual</w:t>
+              <w:t>P09, global</w:t>
             </w:r>
           </w:p>
         </w:tc>
@@ -7799,7 +7138,7 @@
           </w:tcPr>
           <w:p>
             <w:r>
-              <w:t>Quantos dispositivos a Microsoft estimou que foram afetados pela atualização da CrowdStrike e que fração dos dispositivos Windows isso representava?</w:t>
+              <w:t>Que mudanças de prática de engenharia de software os dois incidentes sugerem para evitar falhas semelhantes?</w:t>
             </w:r>
           </w:p>
         </w:tc>
@@ -7809,7 +7148,7 @@
           </w:tcPr>
           <w:p>
             <w:r>
-              <w:t>8,5 milhões de dispositivos, menos de um por cento de todos os dispositivos Windows (estimativa de 20 de julho). (Fonte: crowdstrike_2024, Impacto.)</w:t>
+              <w:t>CrowdStrike: testar atualizações pela gestão de atualizações (sandbox), não enviar atualizações sem intervenção da equipe de TI, ter mais redundância e sistemas heterogêneos contra pontos únicos de falha, usar eBPF ou Endpoint Security Framework em vez de código no kernel e tornar obrigatória a divulgação de vulnerabilidades. Cloudflare: tratar arquivos de configuração internos com o rigor de entradas de usuário, criar mais kill switches globais, impedir que core dumps e relatórios de erro sobrecarreguem o sistema e revisar os modos de falha de todos os módulos do proxy central.</w:t>
             </w:r>
           </w:p>
         </w:tc>
@@ -7821,7 +7160,7 @@
           </w:tcPr>
           <w:p>
             <w:r>
-              <w:t>P04, multi-hop</w:t>
+              <w:t>P10, sem resposta</w:t>
             </w:r>
           </w:p>
         </w:tc>
@@ -7831,7 +7170,7 @@
           </w:tcPr>
           <w:p>
             <w:r>
-              <w:t>Por que a Delta Air Lines demorou mais que as outras companhias aéreas para se recuperar, e que disputa judicial isso gerou com a CrowdStrike?</w:t>
+              <w:t>Quanto a Cloudflare pagou em compensações ou créditos aos clientes afetados pela interrupção de 18 de novembro de 2025?</w:t>
             </w:r>
           </w:p>
         </w:tc>
@@ -7841,213 +7180,6 @@
           </w:tcPr>
           <w:p>
             <w:r>
-              <w:t>O programa de rastreamento de tripulação da Delta ficou sobrecarregado pelo número de mudanças; tripulantes ficaram nos lugares errados e atingiam o limite legal de horas, cancelando voos em cascata (mais de 7.000 voos, cerca de 1,3 milhão de passageiros, perdas de cerca de 550 milhões de dólares). Em outubro de 2024 a Delta processou a CrowdStrike em 500 milhões de dólares na Geórgia (negligência grave, quebra de contrato, invasão de sistema, práticas enganosas). A CrowdStrike processou a Delta, alegando danos limitados pelo contrato e negando culpa pelos atrasos. Em maio de 2025 um juiz manteve negligência grave, invasão de sistema e fraude limitada, e rejeitou a fraude mais ampla. (Fonte: crowdstrike_2024, Transporte aéreo nos Estados Unidos; Processo judicial.)</w:t>
-            </w:r>
-          </w:p>
-        </w:tc>
-      </w:tr>
-      <w:tr>
-        <w:tc>
-          <w:tcPr>
-            <w:tcW w:w="1150" w:type="dxa"/>
-          </w:tcPr>
-          <w:p>
-            <w:r>
-              <w:t>P05, multi-hop</w:t>
-            </w:r>
-          </w:p>
-        </w:tc>
-        <w:tc>
-          <w:tcPr>
-            <w:tcW w:w="3000" w:type="dxa"/>
-          </w:tcPr>
-          <w:p>
-            <w:r>
-              <w:t>Qual mudança no banco de dados levou o proxy FL2 da Cloudflare a falhar e qual foi a cadeia de eventos até os erros HTTP 5xx?</w:t>
-            </w:r>
-          </w:p>
-        </w:tc>
-        <w:tc>
-          <w:tcPr>
-            <w:tcW w:w="5210" w:type="dxa"/>
-          </w:tcPr>
-          <w:p>
-            <w:r>
-              <w:t>Às 11:05, uma mudança de permissões no ClickHouse tornou explícito o acesso às tabelas do banco r0. A consulta a system.columns, que não filtrava pelo nome do banco, passou a retornar colunas duplicadas, e o arquivo de features do Bot Management mais que dobrou, passando de 200 features. O arquivo foi propagado para toda a rede; o limite de 200 features pré-alocadas foi atingido e o código em Rust do FL2 entrou em pânico (unwrap em um Err), gerando erros HTTP 5xx. (Fonte: cloudflare_2025, A mudança no comportamento da consulta; Pré-alocação de memória; Como a Cloudflare processa as requisições.)</w:t>
-            </w:r>
-          </w:p>
-        </w:tc>
-      </w:tr>
-      <w:tr>
-        <w:tc>
-          <w:tcPr>
-            <w:tcW w:w="1150" w:type="dxa"/>
-          </w:tcPr>
-          <w:p>
-            <w:r>
-              <w:t>P06, multi-hop</w:t>
-            </w:r>
-          </w:p>
-        </w:tc>
-        <w:tc>
-          <w:tcPr>
-            <w:tcW w:w="3000" w:type="dxa"/>
-          </w:tcPr>
-          <w:p>
-            <w:r>
-              <w:t xml:space="preserve">Por que muitos clientes não conseguiram fazer login no </w:t>
-            </w:r>
-            <w:r>
-              <w:lastRenderedPageBreak/>
-              <w:t>Dashboard da Cloudflare e em quais períodos isso aconteceu?</w:t>
-            </w:r>
-          </w:p>
-        </w:tc>
-        <w:tc>
-          <w:tcPr>
-            <w:tcW w:w="5210" w:type="dxa"/>
-          </w:tcPr>
-          <w:p>
-            <w:r>
-              <w:lastRenderedPageBreak/>
-              <w:t xml:space="preserve">O Turnstile, que faz parte do fluxo de login, não carregava, e o Workers KV, usado internamente pelo </w:t>
-            </w:r>
-            <w:r>
-              <w:lastRenderedPageBreak/>
-              <w:t>Dashboard, falhava; os dois dependiam do proxy central. Primeiro período: das 11:30 às 13:10, por causa do Workers KV, resolvido quando ele passou a contornar o proxy central. Segundo período: das 14:40 às 15:30, por um acúmulo de tentativas de login após a restauração do arquivo, resolvido com o aumento da concorrência do plano de controle. (Fonte: cloudflare_2025, Serviços afetados; Outros impactos durante o incidente.)</w:t>
-            </w:r>
-          </w:p>
-        </w:tc>
-      </w:tr>
-      <w:tr>
-        <w:tc>
-          <w:tcPr>
-            <w:tcW w:w="1150" w:type="dxa"/>
-          </w:tcPr>
-          <w:p>
-            <w:r>
-              <w:lastRenderedPageBreak/>
-              <w:t>P07, multi-hop</w:t>
-            </w:r>
-          </w:p>
-        </w:tc>
-        <w:tc>
-          <w:tcPr>
-            <w:tcW w:w="3000" w:type="dxa"/>
-          </w:tcPr>
-          <w:p>
-            <w:r>
-              <w:t>Por que o Channel File 291 chegou aos clientes sem ser barrado, e que falhas de processo os especialistas apontaram?</w:t>
-            </w:r>
-          </w:p>
-        </w:tc>
-        <w:tc>
-          <w:tcPr>
-            <w:tcW w:w="5210" w:type="dxa"/>
-          </w:tcPr>
-          <w:p>
-            <w:r>
-              <w:t>Ele era uma instância de um template testado em março de 2024 e passou na validação por causa de um bug no software de verificação de conteúdo da CrowdStrike; o Falcon Sensor interpretava o arquivo de forma diferente. Os clientes não tinham como adiar a instalação dos arquivos de conteúdo. Especialistas suspeitam que a atualização não passou pela gestão de atualizações (teste em sandbox) e criticaram enviar atualizações sem intervenção da equipe de TI. (Fonte: crowdstrike_2024, Análise da causa; A falha; Práticas de TI.)</w:t>
-            </w:r>
-          </w:p>
-        </w:tc>
-      </w:tr>
-      <w:tr>
-        <w:tc>
-          <w:tcPr>
-            <w:tcW w:w="1150" w:type="dxa"/>
-          </w:tcPr>
-          <w:p>
-            <w:r>
-              <w:t>P08, global</w:t>
-            </w:r>
-          </w:p>
-        </w:tc>
-        <w:tc>
-          <w:tcPr>
-            <w:tcW w:w="3000" w:type="dxa"/>
-          </w:tcPr>
-          <w:p>
-            <w:r>
-              <w:t>O que os incidentes da CrowdStrike e da Cloudflare têm em comum quanto à origem da falha e à forma como ela se espalhou?</w:t>
-            </w:r>
-          </w:p>
-        </w:tc>
-        <w:tc>
-          <w:tcPr>
-            <w:tcW w:w="5210" w:type="dxa"/>
-          </w:tcPr>
-          <w:p>
-            <w:r>
-              <w:t>Nenhum dos dois foi ataque cibernético. Os dois começaram com um arquivo de configuração defeituoso gerado internamente (Channel File 291; arquivo de features do Bot Management) que passou por uma verificação falha (bug no verificador de conteúdo; suposição errada sobre a consulta). Nos dois, o arquivo foi distribuído rapidamente para todas as máquinas e derrubou um software crítico (Falcon Sensor no kernel do Windows; proxy central). A recuperação passou por voltar a uma versão anterior do arquivo, mas na CrowdStrike muitas máquinas exigiram correção manual, uma a uma. (Fonte: crowdstrike_2024; cloudflare_2025, Os dois documentos.)</w:t>
-            </w:r>
-          </w:p>
-        </w:tc>
-      </w:tr>
-      <w:tr>
-        <w:tc>
-          <w:tcPr>
-            <w:tcW w:w="1150" w:type="dxa"/>
-          </w:tcPr>
-          <w:p>
-            <w:r>
-              <w:t>P09, global</w:t>
-            </w:r>
-          </w:p>
-        </w:tc>
-        <w:tc>
-          <w:tcPr>
-            <w:tcW w:w="3000" w:type="dxa"/>
-          </w:tcPr>
-          <w:p>
-            <w:r>
-              <w:t>Que mudanças de prática de engenharia de software os dois incidentes sugerem para evitar falhas semelhantes?</w:t>
-            </w:r>
-          </w:p>
-        </w:tc>
-        <w:tc>
-          <w:tcPr>
-            <w:tcW w:w="5210" w:type="dxa"/>
-          </w:tcPr>
-          <w:p>
-            <w:r>
-              <w:t xml:space="preserve">CrowdStrike: testar atualizações pela gestão de atualizações (sandbox), não enviar atualizações sem intervenção da equipe de TI, ter mais redundância e sistemas heterogêneos contra pontos únicos de falha, usar eBPF ou Endpoint Security Framework em vez de código no kernel e tornar obrigatória a divulgação de vulnerabilidades. Cloudflare: tratar arquivos de </w:t>
-            </w:r>
-            <w:r>
-              <w:lastRenderedPageBreak/>
-              <w:t>configuração internos com o rigor de entradas de usuário, criar mais kill switches globais, impedir que core dumps e relatórios de erro sobrecarreguem o sistema e revisar os modos de falha de todos os módulos do proxy central. (Fonte: crowdstrike_2024; cloudflare_2025, Práticas de TI; Centralização; Projeto do SO; Correções e próximos passos.)</w:t>
-            </w:r>
-          </w:p>
-        </w:tc>
-      </w:tr>
-      <w:tr>
-        <w:tc>
-          <w:tcPr>
-            <w:tcW w:w="1150" w:type="dxa"/>
-          </w:tcPr>
-          <w:p>
-            <w:r>
-              <w:lastRenderedPageBreak/>
-              <w:t>P10, sem resposta</w:t>
-            </w:r>
-          </w:p>
-        </w:tc>
-        <w:tc>
-          <w:tcPr>
-            <w:tcW w:w="3000" w:type="dxa"/>
-          </w:tcPr>
-          <w:p>
-            <w:r>
-              <w:t>Quanto a Cloudflare pagou em compensações ou créditos aos clientes afetados pela interrupção de 18 de novembro de 2025?</w:t>
-            </w:r>
-          </w:p>
-        </w:tc>
-        <w:tc>
-          <w:tcPr>
-            <w:tcW w:w="5210" w:type="dxa"/>
-          </w:tcPr>
-          <w:p>
-            <w:r>
               <w:t>O corpus não informa. A resposta correta é dizer que a informação não está nos documentos; qualquer valor é alucinação.</w:t>
             </w:r>
           </w:p>
@@ -8071,7 +7203,7 @@
       <w:pPr>
         <w:pStyle w:val="Ttulo3"/>
       </w:pPr>
-      <w:bookmarkStart w:id="26" w:name="_Toc243782764"/>
+      <w:bookmarkStart w:id="26" w:name="_Toc243826604"/>
       <w:r>
         <w:t>4.7 Relato de experiência</w:t>
       </w:r>
@@ -8079,7 +7211,11 @@
     </w:p>
     <w:p>
       <w:r>
-        <w:t>A maior parte do tempo da PoC não foi gasta entendendo a teoria, e sim fazendo um modelo local pequeno funcionar com uma biblioteca pensada para modelos grandes em nuvem. Nenhuma das falhas abaixo gerava uma mensagem de erro clara: a indexação terminava, mas com o grafo vazio, ou a busca respondia, mas sempre com a mesma recusa. Foi preciso ler os logs e o cache de chamadas ao LLM para descobrir a causa de cada uma.</w:t>
+        <w:t xml:space="preserve">A maior parte do tempo da PoC não foi gasta entendendo a teoria, e sim fazendo um modelo local pequeno funcionar com uma biblioteca pensada para modelos grandes em nuvem. Nenhuma das falhas </w:t>
+      </w:r>
+      <w:r>
+        <w:lastRenderedPageBreak/>
+        <w:t>abaixo gerava uma mensagem de erro clara: a indexação terminava, mas com o grafo vazio, ou a busca respondia, mas sempre com a mesma recusa. Foi preciso ler os logs e o cache de chamadas ao LLM para descobrir a causa de cada uma.</w:t>
       </w:r>
     </w:p>
     <w:p>
@@ -8287,11 +7423,181 @@
           </w:tcPr>
           <w:p>
             <w:r>
-              <w:t xml:space="preserve">Busca Global respondia “I am </w:t>
+              <w:t>Busca Global respondia “I am sorry but I am unable to answer” a qualquer pergunta</w:t>
+            </w:r>
+          </w:p>
+        </w:tc>
+        <w:tc>
+          <w:tcPr>
+            <w:tcW w:w="3537" w:type="dxa"/>
+          </w:tcPr>
+          <w:p>
+            <w:r>
+              <w:t xml:space="preserve">O modelo gravava a nota no campo </w:t>
+            </w:r>
+            <w:r>
+              <w:rPr>
+                <w:rStyle w:val="CodeChar"/>
+              </w:rPr>
+              <w:t>importance_score</w:t>
+            </w:r>
+            <w:r>
+              <w:t xml:space="preserve">, e o GraphRAG só lê </w:t>
+            </w:r>
+            <w:r>
+              <w:rPr>
+                <w:rStyle w:val="CodeChar"/>
+              </w:rPr>
+              <w:t>score</w:t>
+            </w:r>
+          </w:p>
+        </w:tc>
+        <w:tc>
+          <w:tcPr>
+            <w:tcW w:w="2707" w:type="dxa"/>
+          </w:tcPr>
+          <w:p>
+            <w:r>
+              <w:t xml:space="preserve">Prompt da etapa map passou a exigir a chave exata </w:t>
+            </w:r>
+            <w:r>
+              <w:rPr>
+                <w:rStyle w:val="CodeChar"/>
+              </w:rPr>
+              <w:t>score</w:t>
+            </w:r>
+          </w:p>
+        </w:tc>
+      </w:tr>
+      <w:tr>
+        <w:tc>
+          <w:tcPr>
+            <w:tcW w:w="3115" w:type="dxa"/>
+          </w:tcPr>
+          <w:p>
+            <w:r>
+              <w:t>11 das 27 entidades sem nenhuma conexão, incluindo os ADRs</w:t>
+            </w:r>
+          </w:p>
+        </w:tc>
+        <w:tc>
+          <w:tcPr>
+            <w:tcW w:w="3537" w:type="dxa"/>
+          </w:tcPr>
+          <w:p>
+            <w:r>
+              <w:t>Duas de quatro extrações foram cortadas no limite de 2000 tokens, antes da lista de relações</w:t>
+            </w:r>
+          </w:p>
+        </w:tc>
+        <w:tc>
+          <w:tcPr>
+            <w:tcW w:w="2707" w:type="dxa"/>
+          </w:tcPr>
+          <w:p>
+            <w:r>
+              <w:rPr>
+                <w:rStyle w:val="CodeChar"/>
+              </w:rPr>
+              <w:t>max_tokens</w:t>
+            </w:r>
+            <w:r>
+              <w:t xml:space="preserve"> para 4000 e </w:t>
+            </w:r>
+            <w:r>
+              <w:rPr>
+                <w:rStyle w:val="CodeChar"/>
+              </w:rPr>
+              <w:t>num_ctx</w:t>
+            </w:r>
+            <w:r>
+              <w:t xml:space="preserve"> para 12288</w:t>
+            </w:r>
+          </w:p>
+        </w:tc>
+      </w:tr>
+      <w:tr>
+        <w:tc>
+          <w:tcPr>
+            <w:tcW w:w="3115" w:type="dxa"/>
+          </w:tcPr>
+          <w:p>
+            <w:r>
+              <w:t>Na primeira indexação do corpus final, os 12 relatórios de comunidade falavam só da CrowdStrike; 93 das 144 entidades ficaram fora das comunidades</w:t>
+            </w:r>
+          </w:p>
+        </w:tc>
+        <w:tc>
+          <w:tcPr>
+            <w:tcW w:w="3537" w:type="dxa"/>
+          </w:tcPr>
+          <w:p>
+            <w:r>
+              <w:t>Por padrão (use_lcc: true), o GraphRAG só agrupa o maior componente conectado do grafo; como os dois documentos não têm entidades em comum, a Cloudflare formou uma ilha separada e foi descartada</w:t>
+            </w:r>
+          </w:p>
+        </w:tc>
+        <w:tc>
+          <w:tcPr>
+            <w:tcW w:w="2707" w:type="dxa"/>
+          </w:tcPr>
+          <w:p>
+            <w:r>
+              <w:rPr>
+                <w:rStyle w:val="CodeChar"/>
+              </w:rPr>
+              <w:t>use_lcc: false em cluster_graph; a nova indexação gerou 36 comunidades e agrupou 147 de 162 entidades</w:t>
+            </w:r>
+          </w:p>
+        </w:tc>
+      </w:tr>
+      <w:tr>
+        <w:tc>
+          <w:tcPr>
+            <w:tcW w:w="3115" w:type="dxa"/>
+          </w:tcPr>
+          <w:p>
+            <w:r>
+              <w:t>Respostas com acentos corrompidos ("mÃ³dulo")</w:t>
+            </w:r>
+          </w:p>
+        </w:tc>
+        <w:tc>
+          <w:tcPr>
+            <w:tcW w:w="3537" w:type="dxa"/>
+          </w:tcPr>
+          <w:p>
+            <w:r>
+              <w:t>O engine.py lia a saída do GraphRAG com a codificação padrão do Windows (cp1252), mas ela vem em UTF-8</w:t>
+            </w:r>
+          </w:p>
+        </w:tc>
+        <w:tc>
+          <w:tcPr>
+            <w:tcW w:w="2707" w:type="dxa"/>
+          </w:tcPr>
+          <w:p>
+            <w:r>
+              <w:rPr>
+                <w:rStyle w:val="CodeChar"/>
+              </w:rPr>
+              <w:t>PYTHONIOENCODING=utf-8 e encoding="utf-8" na chamada do subprocesso</w:t>
+            </w:r>
+          </w:p>
+        </w:tc>
+      </w:tr>
+      <w:tr>
+        <w:tc>
+          <w:tcPr>
+            <w:tcW w:w="3115" w:type="dxa"/>
+          </w:tcPr>
+          <w:p>
+            <w:r>
+              <w:t xml:space="preserve">Na primeira indexação do corpus grande, 19 dos 42 chunks ficaram sem nenhuma entidade, entre eles trechos da Cloudflare usados pelas </w:t>
             </w:r>
             <w:r>
               <w:lastRenderedPageBreak/>
-              <w:t>sorry but I am unable to answer” a qualquer pergunta</w:t>
+              <w:t>perguntas</w:t>
             </w:r>
           </w:p>
         </w:tc>
@@ -8302,197 +7608,32 @@
           <w:p>
             <w:r>
               <w:lastRenderedPageBreak/>
-              <w:t xml:space="preserve">O modelo gravava a nota no campo </w:t>
-            </w:r>
+              <w:t xml:space="preserve">O GraphRAG envia até 25 chamadas simultâneas ao LLM; o Ollama processa poucas por vez, e as que esperavam na fila passavam do </w:t>
+            </w:r>
+            <w:r>
+              <w:lastRenderedPageBreak/>
+              <w:t>limite de 600 s (418 timeouts no log)</w:t>
+            </w:r>
+          </w:p>
+        </w:tc>
+        <w:tc>
+          <w:tcPr>
+            <w:tcW w:w="2707" w:type="dxa"/>
+          </w:tcPr>
+          <w:p>
             <w:r>
               <w:rPr>
                 <w:rStyle w:val="CodeChar"/>
               </w:rPr>
               <w:lastRenderedPageBreak/>
-              <w:t>importance_score</w:t>
-            </w:r>
-            <w:r>
-              <w:t xml:space="preserve">, e o GraphRAG só lê </w:t>
+              <w:t xml:space="preserve">concurrent_requests: 2 e timeout de 1.800 s nas chamadas; a nova indexação extraiu entidades de todos os </w:t>
             </w:r>
             <w:r>
               <w:rPr>
                 <w:rStyle w:val="CodeChar"/>
               </w:rPr>
-              <w:t>score</w:t>
-            </w:r>
-          </w:p>
-        </w:tc>
-        <w:tc>
-          <w:tcPr>
-            <w:tcW w:w="2707" w:type="dxa"/>
-          </w:tcPr>
-          <w:p>
-            <w:r>
               <w:lastRenderedPageBreak/>
-              <w:t xml:space="preserve">Prompt da etapa map </w:t>
-            </w:r>
-            <w:r>
-              <w:lastRenderedPageBreak/>
-              <w:t xml:space="preserve">passou a exigir a chave exata </w:t>
-            </w:r>
-            <w:r>
-              <w:rPr>
-                <w:rStyle w:val="CodeChar"/>
-              </w:rPr>
-              <w:t>score</w:t>
-            </w:r>
-          </w:p>
-        </w:tc>
-      </w:tr>
-      <w:tr>
-        <w:tc>
-          <w:tcPr>
-            <w:tcW w:w="3115" w:type="dxa"/>
-          </w:tcPr>
-          <w:p>
-            <w:r>
-              <w:lastRenderedPageBreak/>
-              <w:t>11 das 27 entidades sem nenhuma conexão, incluindo os ADRs</w:t>
-            </w:r>
-          </w:p>
-        </w:tc>
-        <w:tc>
-          <w:tcPr>
-            <w:tcW w:w="3537" w:type="dxa"/>
-          </w:tcPr>
-          <w:p>
-            <w:r>
-              <w:t>Duas de quatro extrações foram cortadas no limite de 2000 tokens, antes da lista de relações</w:t>
-            </w:r>
-          </w:p>
-        </w:tc>
-        <w:tc>
-          <w:tcPr>
-            <w:tcW w:w="2707" w:type="dxa"/>
-          </w:tcPr>
-          <w:p>
-            <w:r>
-              <w:rPr>
-                <w:rStyle w:val="CodeChar"/>
-              </w:rPr>
-              <w:t>max_tokens</w:t>
-            </w:r>
-            <w:r>
-              <w:t xml:space="preserve"> para 4000 e </w:t>
-            </w:r>
-            <w:r>
-              <w:rPr>
-                <w:rStyle w:val="CodeChar"/>
-              </w:rPr>
-              <w:t>num_ctx</w:t>
-            </w:r>
-            <w:r>
-              <w:t xml:space="preserve"> para 12288</w:t>
-            </w:r>
-          </w:p>
-        </w:tc>
-      </w:tr>
-      <w:tr>
-        <w:tc>
-          <w:tcPr>
-            <w:tcW w:w="3115" w:type="dxa"/>
-          </w:tcPr>
-          <w:p>
-            <w:r>
-              <w:t>Na primeira indexação do corpus final, os 12 relatórios de comunidade falavam só da CrowdStrike; 93 das 144 entidades ficaram fora das comunidades</w:t>
-            </w:r>
-          </w:p>
-        </w:tc>
-        <w:tc>
-          <w:tcPr>
-            <w:tcW w:w="3537" w:type="dxa"/>
-          </w:tcPr>
-          <w:p>
-            <w:r>
-              <w:t>Por padrão (use_lcc: true), o GraphRAG só agrupa o maior componente conectado do grafo; como os dois documentos não têm entidades em comum, a Cloudflare formou uma ilha separada e foi descartada</w:t>
-            </w:r>
-          </w:p>
-        </w:tc>
-        <w:tc>
-          <w:tcPr>
-            <w:tcW w:w="2707" w:type="dxa"/>
-          </w:tcPr>
-          <w:p>
-            <w:r>
-              <w:rPr>
-                <w:rStyle w:val="CodeChar"/>
-              </w:rPr>
-              <w:t>use_lcc: false em cluster_graph; a nova indexação gerou 36 comunidades e agrupou 147 de 162 entidades</w:t>
-            </w:r>
-          </w:p>
-        </w:tc>
-      </w:tr>
-      <w:tr>
-        <w:tc>
-          <w:tcPr>
-            <w:tcW w:w="3115" w:type="dxa"/>
-          </w:tcPr>
-          <w:p>
-            <w:r>
-              <w:t>Respostas com acentos corrompidos ("mÃ³dulo")</w:t>
-            </w:r>
-          </w:p>
-        </w:tc>
-        <w:tc>
-          <w:tcPr>
-            <w:tcW w:w="3537" w:type="dxa"/>
-          </w:tcPr>
-          <w:p>
-            <w:r>
-              <w:t>O engine.py lia a saída do GraphRAG com a codificação padrão do Windows (cp1252), mas ela vem em UTF-8</w:t>
-            </w:r>
-          </w:p>
-        </w:tc>
-        <w:tc>
-          <w:tcPr>
-            <w:tcW w:w="2707" w:type="dxa"/>
-          </w:tcPr>
-          <w:p>
-            <w:r>
-              <w:rPr>
-                <w:rStyle w:val="CodeChar"/>
-              </w:rPr>
-              <w:t>PYTHONIOENCODING=utf-8 e encoding="utf-8" na chamada do subprocesso</w:t>
-            </w:r>
-          </w:p>
-        </w:tc>
-      </w:tr>
-      <w:tr>
-        <w:tc>
-          <w:tcPr>
-            <w:tcW w:w="3115" w:type="dxa"/>
-          </w:tcPr>
-          <w:p>
-            <w:r>
-              <w:t>Na primeira indexação do corpus grande, 19 dos 42 chunks ficaram sem nenhuma entidade, entre eles trechos da Cloudflare usados pelas perguntas</w:t>
-            </w:r>
-          </w:p>
-        </w:tc>
-        <w:tc>
-          <w:tcPr>
-            <w:tcW w:w="3537" w:type="dxa"/>
-          </w:tcPr>
-          <w:p>
-            <w:r>
-              <w:t>O GraphRAG envia até 25 chamadas simultâneas ao LLM; o Ollama processa poucas por vez, e as que esperavam na fila passavam do limite de 600 s (418 timeouts no log)</w:t>
-            </w:r>
-          </w:p>
-        </w:tc>
-        <w:tc>
-          <w:tcPr>
-            <w:tcW w:w="2707" w:type="dxa"/>
-          </w:tcPr>
-          <w:p>
-            <w:r>
-              <w:rPr>
-                <w:rStyle w:val="CodeChar"/>
-              </w:rPr>
-              <w:t>concurrent_requests: 2 e timeout de 1.800 s nas chamadas; a nova indexação extraiu entidades de todos os 42 chunks</w:t>
+              <w:t>42 chunks</w:t>
             </w:r>
           </w:p>
         </w:tc>
@@ -8503,6 +7644,7 @@
         <w:pStyle w:val="Ttulo4"/>
       </w:pPr>
       <w:r>
+        <w:lastRenderedPageBreak/>
         <w:t>Limitações observadas no grafo</w:t>
       </w:r>
     </w:p>
@@ -8586,53 +7728,53 @@
         <w:rPr>
           <w:b/>
         </w:rPr>
+        <w:t>O que foi verificado sem a IA:</w:t>
+      </w:r>
+      <w:r>
+        <w:t xml:space="preserve"> Funcionamento do código, testes locais quanto ao tempo de execução e otimizações para o código, bugs no site usado para visualização do grafo e experimentação, qualidade das respostas, qualidade do grafo montado, critérios quanto usabilidade da ferramenta, etc.</w:t>
+      </w:r>
+    </w:p>
+    <w:p>
+      <w:pPr>
+        <w:pStyle w:val="Ttulo2"/>
+      </w:pPr>
+      <w:bookmarkStart w:id="27" w:name="_Toc243826605"/>
+      <w:r>
+        <w:t>5. Perspectivas futuras e mercado</w:t>
+      </w:r>
+      <w:bookmarkEnd w:id="27"/>
+    </w:p>
+    <w:p>
+      <w:r>
+        <w:t>Este bloco parte das limitações medidas no experimento para propor melhorias com base em algoritmos clássicos de grafos e em heurísticas, e depois discute tendências e adoção no mercado.</w:t>
+      </w:r>
+    </w:p>
+    <w:p>
+      <w:pPr>
+        <w:pStyle w:val="Ttulo3"/>
+      </w:pPr>
+      <w:bookmarkStart w:id="28" w:name="_Toc243826606"/>
+      <w:r>
+        <w:t>5.1 Proposta: algoritmos de grafos aplicados ao GraphRAG</w:t>
+      </w:r>
+      <w:bookmarkEnd w:id="28"/>
+    </w:p>
+    <w:p>
+      <w:r>
+        <w:t>O GraphRAG monta um grafo de conhecimento, mas usa muito pouco da teoria de grafos: o algoritmo de Leiden para formar comunidades e, na busca Local, apenas os vizinhos diretos das entidades da pergunta (um salto). Todo o resto do trabalho é feito pelo LLM, que é justamente a parte cara.</w:t>
+      </w:r>
+    </w:p>
+    <w:p>
+      <w:r>
+        <w:t>O diferencial desta proposta é tratar o grafo como uma estrutura de dados de verdade, e não só como uma lista de entidades. O grafo extraído tem pesos nas arestas (a força da relação, somada quando a relação aparece em mais de um chunk), é tratado como não direcionado, é desconexo (19 componentes no corpus pequeno) e tem ciclos (cerca de 82 ciclos independentes). Essas propriedades permitem aplicar algoritmos polinomiais, que rodam em milissegundos e não chamam o LLM, para decidir o que o LLM precisa ler. Cada proposta abaixo responde a um problema observado no experimento.</w:t>
+      </w:r>
+    </w:p>
+    <w:p>
+      <w:pPr>
+        <w:pStyle w:val="Ttulo4"/>
+      </w:pPr>
+      <w:r>
         <w:lastRenderedPageBreak/>
-        <w:t>O que foi verificado sem a IA:</w:t>
-      </w:r>
-      <w:r>
-        <w:t xml:space="preserve"> Funcionamento do código, testes locais quanto ao tempo de execução e otimizações para o código, bugs no site usado para visualização do grafo e experimentação, qualidade das respostas, qualidade do grafo montado, critérios quanto usabilidade da ferramenta, etc.</w:t>
-      </w:r>
-    </w:p>
-    <w:p>
-      <w:pPr>
-        <w:pStyle w:val="Ttulo2"/>
-      </w:pPr>
-      <w:bookmarkStart w:id="27" w:name="_Toc243782765"/>
-      <w:r>
-        <w:t>5. Perspectivas futuras e mercado</w:t>
-      </w:r>
-      <w:bookmarkEnd w:id="27"/>
-    </w:p>
-    <w:p>
-      <w:r>
-        <w:t>Este bloco parte das limitações medidas no experimento para propor melhorias com base em algoritmos clássicos de grafos e em heurísticas, e depois discute tendências e adoção no mercado.</w:t>
-      </w:r>
-    </w:p>
-    <w:p>
-      <w:pPr>
-        <w:pStyle w:val="Ttulo3"/>
-      </w:pPr>
-      <w:bookmarkStart w:id="28" w:name="_Toc243782766"/>
-      <w:r>
-        <w:t>5.1 Proposta: algoritmos de grafos aplicados ao GraphRAG</w:t>
-      </w:r>
-      <w:bookmarkEnd w:id="28"/>
-    </w:p>
-    <w:p>
-      <w:r>
-        <w:t>O GraphRAG monta um grafo de conhecimento, mas usa muito pouco da teoria de grafos: o algoritmo de Leiden para formar comunidades e, na busca Local, apenas os vizinhos diretos das entidades da pergunta (um salto). Todo o resto do trabalho é feito pelo LLM, que é justamente a parte cara.</w:t>
-      </w:r>
-    </w:p>
-    <w:p>
-      <w:r>
-        <w:t>O diferencial desta proposta é tratar o grafo como uma estrutura de dados de verdade, e não só como uma lista de entidades. O grafo extraído tem pesos nas arestas (a força da relação, somada quando a relação aparece em mais de um chunk), é tratado como não direcionado, é desconexo (19 componentes no corpus pequeno) e tem ciclos (cerca de 82 ciclos independentes). Essas propriedades permitem aplicar algoritmos polinomiais, que rodam em milissegundos e não chamam o LLM, para decidir o que o LLM precisa ler. Cada proposta abaixo responde a um problema observado no experimento.</w:t>
-      </w:r>
-    </w:p>
-    <w:p>
-      <w:pPr>
-        <w:pStyle w:val="Ttulo4"/>
-      </w:pPr>
-      <w:r>
         <w:t>Algoritmos e o problema que cada um ataca</w:t>
       </w:r>
     </w:p>
@@ -8777,27 +7919,19 @@
           </w:tcPr>
           <w:p>
             <w:r>
-              <w:t xml:space="preserve">Mantém só as relações mais fortes de cada comunidade, formando um esqueleto do tópico. No corpus pequeno, a floresta geradora teria 143 arestas, contra 225 do grafo: 36% menos relações </w:t>
-            </w:r>
-            <w:r>
-              <w:lastRenderedPageBreak/>
-              <w:t>para o LLM resumir</w:t>
-            </w:r>
-          </w:p>
-        </w:tc>
-      </w:tr>
-      <w:tr>
-        <w:trPr>
-          <w:trHeight w:val="1721"/>
-        </w:trPr>
+              <w:t>Mantém só as relações mais fortes de cada comunidade, formando um esqueleto do tópico. No corpus pequeno, a floresta geradora teria 143 arestas, contra 225 do grafo: 36% menos relações para o LLM resumir</w:t>
+            </w:r>
+          </w:p>
+        </w:tc>
+      </w:tr>
+      <w:tr>
         <w:tc>
           <w:tcPr>
             <w:tcW w:w="2300" w:type="dxa"/>
           </w:tcPr>
           <w:p>
             <w:r>
-              <w:lastRenderedPageBreak/>
-              <w:t>Centralidade de intermediação</w:t>
+              <w:t>Componentes conexas e Union-Find</w:t>
             </w:r>
           </w:p>
         </w:tc>
@@ -8807,7 +7941,7 @@
           </w:tcPr>
           <w:p>
             <w:r>
-              <w:t>Perguntas comparativas e globais, como a P08</w:t>
+              <w:t>Entidades duplicadas e três comunidades inteiras vindas dos exemplos do prompt</w:t>
             </w:r>
           </w:p>
         </w:tc>
@@ -8817,75 +7951,11 @@
           </w:tcPr>
           <w:p>
             <w:r>
-              <w:t>Identifica as entidades-ponte entre comunidades, como "arquivo de configuração" e "atualização", que ligam os dois incidentes</w:t>
-            </w:r>
-          </w:p>
-        </w:tc>
-      </w:tr>
-      <w:tr>
-        <w:tc>
-          <w:tcPr>
-            <w:tcW w:w="2300" w:type="dxa"/>
-          </w:tcPr>
-          <w:p>
-            <w:r>
-              <w:t>Componentes conexas e Union-Find</w:t>
-            </w:r>
-          </w:p>
-        </w:tc>
-        <w:tc>
-          <w:tcPr>
-            <w:tcW w:w="3000" w:type="dxa"/>
-          </w:tcPr>
-          <w:p>
-            <w:r>
-              <w:t>Entidades duplicadas e três comunidades inteiras vindas dos exemplos do prompt</w:t>
-            </w:r>
-          </w:p>
-        </w:tc>
-        <w:tc>
-          <w:tcPr>
-            <w:tcW w:w="4060" w:type="dxa"/>
-          </w:tcPr>
-          <w:p>
-            <w:r>
               <w:t>Une nomes parecidos num só nó e descarta componentes cujas entidades não aparecem no texto original</w:t>
             </w:r>
           </w:p>
         </w:tc>
       </w:tr>
-      <w:tr>
-        <w:tc>
-          <w:tcPr>
-            <w:tcW w:w="2300" w:type="dxa"/>
-          </w:tcPr>
-          <w:p>
-            <w:r>
-              <w:t>Decomposição k-core</w:t>
-            </w:r>
-          </w:p>
-        </w:tc>
-        <w:tc>
-          <w:tcPr>
-            <w:tcW w:w="3000" w:type="dxa"/>
-          </w:tcPr>
-          <w:p>
-            <w:r>
-              <w:t>Periferia do grafo com entidades soltas e pouco úteis</w:t>
-            </w:r>
-          </w:p>
-        </w:tc>
-        <w:tc>
-          <w:tcPr>
-            <w:tcW w:w="4060" w:type="dxa"/>
-          </w:tcPr>
-          <w:p>
-            <w:r>
-              <w:t>Poda os nós de grau baixo antes dos relatórios, reduzindo o que o LLM precisa processar</w:t>
-            </w:r>
-          </w:p>
-        </w:tc>
-      </w:tr>
     </w:tbl>
     <w:p>
       <w:pPr>
@@ -8902,7 +7972,77 @@
     </w:p>
     <w:p>
       <w:r>
-        <w:t>Heurísticas são regras que trocam a garantia de resultado ótimo por velocidade. No GraphRAG, elas são a forma mais usada de reduzir o tempo, porque atacam diretamente as chamadas ao LLM:</w:t>
+        <w:t>Heurísticas trocam a garantia de resultado ótimo por velocidade e são a forma mais usada de reduzir o custo do GraphRAG, porque atacam diretamente as chamadas ao LLM: extrair entidades sem LLM (o modo FastGraphRAG da própria biblioteca), fazer menos passadas de extração, escrever os resumos de comunidade só quando uma consulta precisar deles, como no LazyGraphRAG [16], ler só as comunidades ou os caminhos mais relevantes e, em grafos muito grandes, usar busca A* ou busca em feixe, como no Think-on-Graph [15</w:t>
+      </w:r>
+      <w:r>
+        <w:t>]. O preço é a qualidade, e cada heurística precisa ser medida com o mesmo benchmark antes de ser adotada.</w:t>
+      </w:r>
+    </w:p>
+    <w:p>
+      <w:pPr>
+        <w:pStyle w:val="Ttulo4"/>
+      </w:pPr>
+      <w:r>
+        <w:t>Estimativa hipotética de ganho</w:t>
+      </w:r>
+    </w:p>
+    <w:p>
+      <w:r>
+        <w:t xml:space="preserve">As estimativas a seguir não foram medidas; partem dos tempos reais do corpus pequeno e de hipóteses explícitas, para dar ordem de grandeza. Na indexação, eliminar a passada extra de extração reduziria o tempo de 26,7 para cerca de 17 minutos (cerca de 37% menos), e gerar os resumos de comunidade só sob demanda, para cerca de 7 minutos (cerca de 73% menos), levando parte do custo para a consulta. </w:t>
+      </w:r>
+      <w:r>
+        <w:lastRenderedPageBreak/>
+        <w:t>Na consulta, só a importação da biblioteca leva de 8 a 9 segundos por pergunta, porque o engine.py chama a linha de comando; um processo persistente levaria Basic e Local para cerca de 11 segundos, e mapear só um quarto das comunidades levaria a busca Global de 44,9 para cerca de 28 segundos (cerca de 19 com o processo persistente).</w:t>
+      </w:r>
+    </w:p>
+    <w:p>
+      <w:r>
+        <w:t>Para a qualidade, a hipótese principal é que a busca por caminhos aproxime a busca Local do RAG vetorial nas perguntas multi-hop, ou a supere. É a hipótese que um próximo experimento deveria testar primeiro, rodando um quinto método (caminho mínimo) com as mesmas perguntas.</w:t>
+      </w:r>
+    </w:p>
+    <w:p>
+      <w:pPr>
+        <w:pStyle w:val="Ttulo3"/>
+      </w:pPr>
+      <w:bookmarkStart w:id="29" w:name="_Toc243826607"/>
+      <w:r>
+        <w:t>5.2 Tendências</w:t>
+      </w:r>
+      <w:bookmarkEnd w:id="29"/>
+    </w:p>
+    <w:p>
+      <w:r>
+        <w:t>A tendência mais clara é tornar o GraphRAG mais barato e mais preciso sem abrir mão do grafo. A própria Microsoft passou a adiar a escrita dos resumos de comunidade para a hora da consulta, no LazyGraphRAG [16], e a escolher dinamicamente quais comunidades a busca Global lê [17]. Na pesquisa, os trabalhos recentes recuperam caminhos e subgrafos em vez de vizinhanças inteiras [12], [13], [14], [15], que é a mesma direção da proposta da seção 5.1.</w:t>
+      </w:r>
+    </w:p>
+    <w:p>
+      <w:r>
+        <w:t>Outra tendência é usar o grafo como memória compartilhada entre agentes de IA. Antes de recuperar documentos, o sistema percorre o grafo e descobre relações indiretas entre as informações, entregando ao modelo a cadeia de contexto da pergunta, e não só um trecho parecido. Isso combina com arquiteturas em que agentes acessam os sistemas de uma empresa por protocolos padronizados, como o Model Context Protocol (MCP), e precisam de um conhecimento consistente entre si.</w:t>
+      </w:r>
+    </w:p>
+    <w:p>
+      <w:r>
+        <w:t>Por fim, o grafo torna o conhecimento visível: quem usa a ferramenta consegue inspecionar como as informações se conectam, e a teoria de grafos abre espaço para otimizar tarefas complexas. O experimento deste trabalho mostra o outro lado dessa tendência: essas vantagens dependem de um grafo de boa qualidade, que ainda exige modelos maiores ou mais tempo de indexação.</w:t>
+      </w:r>
+    </w:p>
+    <w:p>
+      <w:pPr>
+        <w:pStyle w:val="Ttulo3"/>
+      </w:pPr>
+      <w:bookmarkStart w:id="30" w:name="_Toc243826608"/>
+      <w:r>
+        <w:t>5.3 Adoção na indústria</w:t>
+      </w:r>
+      <w:bookmarkEnd w:id="30"/>
+    </w:p>
+    <w:p>
+      <w:r>
+        <w:t>Os grandes provedores de nuvem e de bancos de grafos já oferecem GraphRAG como produto. A Microsoft mantém a biblioteca de código aberto usada neste trabalho [3] e integrou o LazyGraphRAG a produtos como o Microsoft Discovery [16]. A Amazon Web Services oferece GraphRAG no Amazon Bedrock Knowledge Bases, com o grafo guardado no Amazon Neptune Analytics [18]. A Neo4j mantém uma biblioteca oficial em Python para construir aplicações GraphRAG sobre o seu banco de grafos [19].</w:t>
+      </w:r>
+    </w:p>
+    <w:p>
+      <w:r>
+        <w:t>As aplicações mais promissoras são as bases de conhecimento grandes e cheias de relações entre documentos:</w:t>
       </w:r>
     </w:p>
     <w:p>
@@ -8914,13 +8054,7 @@
         </w:numPr>
       </w:pPr>
       <w:r>
-        <w:rPr>
-          <w:b/>
-        </w:rPr>
-        <w:t>Extração sem LLM.</w:t>
-      </w:r>
-      <w:r>
-        <w:t xml:space="preserve"> Em vez de pedir ao LLM as entidades de cada chunk, extrair substantivos e expressões com processamento de linguagem natural e ligar os que aparecem juntos. O GraphRAG já tem esse modo (extract_graph_nlp, também chamado FastGraphRAG), mas a configuração padrão usa um extrator para inglês, inadequado para o corpus em português.</w:t>
+        <w:t>Centrais de atendimento com milhares de artigos técnicos.</w:t>
       </w:r>
     </w:p>
     <w:p>
@@ -8932,13 +8066,7 @@
         </w:numPr>
       </w:pPr>
       <w:r>
-        <w:rPr>
-          <w:b/>
-        </w:rPr>
-        <w:t>Menos passadas de extração.</w:t>
-      </w:r>
-      <w:r>
-        <w:t xml:space="preserve"> O gleaning é uma passada extra por chunk. Com max_gleanings igual a 0, as 26 chamadas de extração do corpus pequeno cairiam para 13, ao custo de perder entidades que a primeira passada esquece.</w:t>
+        <w:t>Departamentos jurídicos que relacionam contratos, clientes e processos.</w:t>
       </w:r>
     </w:p>
     <w:p>
@@ -8950,13 +8078,7 @@
         </w:numPr>
       </w:pPr>
       <w:r>
-        <w:rPr>
-          <w:b/>
-        </w:rPr>
-        <w:t>Resumos sob demanda.</w:t>
-      </w:r>
-      <w:r>
-        <w:t xml:space="preserve"> Em vez de escrever todos os relatórios de comunidade na indexação, escrevê-los só quando uma consulta precisar deles. É a ideia do LazyGraphRAG, da Microsoft [16].</w:t>
+        <w:t>Hospitais, conectando prontuários, exames e protocolos clínicos.</w:t>
       </w:r>
     </w:p>
     <w:p>
@@ -8968,13 +8090,7 @@
         </w:numPr>
       </w:pPr>
       <w:r>
-        <w:rPr>
-          <w:b/>
-        </w:rPr>
-        <w:t>Limiares e top-k.</w:t>
-      </w:r>
-      <w:r>
-        <w:t xml:space="preserve"> Ler só as k comunidades ou os k caminhos mais relevantes, ou descartar relações com força abaixo de um limiar.</w:t>
+        <w:t>Instituições financeiras, relacionando clientes, produtos, riscos e regulamentações.</w:t>
       </w:r>
     </w:p>
     <w:p>
@@ -8986,385 +8102,7 @@
         </w:numPr>
       </w:pPr>
       <w:r>
-        <w:rPr>
-          <w:b/>
-        </w:rPr>
-        <w:t>Busca A* e busca em feixe.</w:t>
-      </w:r>
-      <w:r>
-        <w:t xml:space="preserve"> Para grafos grandes, o A* com uma heurística semântica (a distância entre o embedding de um nó e o da entidade de destino) e a busca em feixe, que guarda só os melhores caminhos parciais a cada passo, como no Think-on-Graph [15], exploram uma fração do grafo. No grafo deste trabalho, com 162 entidades, o Dijkstra exato já roda em menos de um milissegundo; a vantagem do A* só aparece em grafos com milhões de nós.</w:t>
-      </w:r>
-    </w:p>
-    <w:p>
-      <w:r>
-        <w:t>O preço das heurísticas é a qualidade. Elas podem deixar de fora a comunidade ou o caminho que continha a resposta, e por isso cada uma precisa ser medida com o mesmo benchmark antes de ser adotada.</w:t>
-      </w:r>
-    </w:p>
-    <w:p>
-      <w:pPr>
-        <w:pStyle w:val="Ttulo4"/>
-      </w:pPr>
-      <w:r>
-        <w:lastRenderedPageBreak/>
-        <w:t>Estimativa hipotética de ganho</w:t>
-      </w:r>
-    </w:p>
-    <w:p>
-      <w:r>
-        <w:t>As estimativas abaixo não foram medidas. Elas partem dos tempos reais do corpus pequeno (seção 3.2) e de hipóteses explícitas, para dar ordem de grandeza ao ganho possível. Indexação do corpus pequeno:</w:t>
-      </w:r>
-    </w:p>
-    <w:tbl>
-      <w:tblPr>
-        <w:tblStyle w:val="Tabelacomgrade"/>
-        <w:tblW w:w="0" w:type="auto"/>
-        <w:tblLayout w:type="fixed"/>
-        <w:tblLook w:val="0420" w:firstRow="1" w:lastRow="0" w:firstColumn="0" w:lastColumn="0" w:noHBand="0" w:noVBand="1"/>
-      </w:tblPr>
-      <w:tblGrid>
-        <w:gridCol w:w="2600"/>
-        <w:gridCol w:w="4560"/>
-        <w:gridCol w:w="2200"/>
-      </w:tblGrid>
-      <w:tr>
-        <w:trPr>
-          <w:tblHeader/>
-        </w:trPr>
-        <w:tc>
-          <w:tcPr>
-            <w:tcW w:w="2600" w:type="dxa"/>
-            <w:shd w:val="clear" w:color="auto" w:fill="F2F2F2"/>
-          </w:tcPr>
-          <w:p>
-            <w:r>
-              <w:t>Cenário de indexação</w:t>
-            </w:r>
-          </w:p>
-        </w:tc>
-        <w:tc>
-          <w:tcPr>
-            <w:tcW w:w="4560" w:type="dxa"/>
-            <w:shd w:val="clear" w:color="auto" w:fill="F2F2F2"/>
-          </w:tcPr>
-          <w:p>
-            <w:r>
-              <w:t>Hipótese</w:t>
-            </w:r>
-          </w:p>
-        </w:tc>
-        <w:tc>
-          <w:tcPr>
-            <w:tcW w:w="2200" w:type="dxa"/>
-            <w:shd w:val="clear" w:color="auto" w:fill="F2F2F2"/>
-          </w:tcPr>
-          <w:p>
-            <w:r>
-              <w:t>Tempo estimado</w:t>
-            </w:r>
-          </w:p>
-        </w:tc>
-      </w:tr>
-      <w:tr>
-        <w:tc>
-          <w:tcPr>
-            <w:tcW w:w="2600" w:type="dxa"/>
-          </w:tcPr>
-          <w:p>
-            <w:r>
-              <w:t>Atual (medido)</w:t>
-            </w:r>
-          </w:p>
-        </w:tc>
-        <w:tc>
-          <w:tcPr>
-            <w:tcW w:w="4560" w:type="dxa"/>
-          </w:tcPr>
-          <w:p>
-            <w:r>
-              <w:t>Extração 809 s, relatórios 774 s, embeddings 19 s</w:t>
-            </w:r>
-          </w:p>
-        </w:tc>
-        <w:tc>
-          <w:tcPr>
-            <w:tcW w:w="2200" w:type="dxa"/>
-          </w:tcPr>
-          <w:p>
-            <w:r>
-              <w:t>1.603 s (26,7 min)</w:t>
-            </w:r>
-          </w:p>
-        </w:tc>
-      </w:tr>
-      <w:tr>
-        <w:tc>
-          <w:tcPr>
-            <w:tcW w:w="2600" w:type="dxa"/>
-          </w:tcPr>
-          <w:p>
-            <w:r>
-              <w:t>Moderado: + sem gleaning</w:t>
-            </w:r>
-          </w:p>
-        </w:tc>
-        <w:tc>
-          <w:tcPr>
-            <w:tcW w:w="4560" w:type="dxa"/>
-          </w:tcPr>
-          <w:p>
-            <w:r>
-              <w:t>Extração com metade das chamadas (809 s → cerca de 420 s)</w:t>
-            </w:r>
-          </w:p>
-        </w:tc>
-        <w:tc>
-          <w:tcPr>
-            <w:tcW w:w="2200" w:type="dxa"/>
-          </w:tcPr>
-          <w:p>
-            <w:r>
-              <w:t>≈ 1.010 s (−37%)</w:t>
-            </w:r>
-          </w:p>
-        </w:tc>
-      </w:tr>
-      <w:tr>
-        <w:tc>
-          <w:tcPr>
-            <w:tcW w:w="2600" w:type="dxa"/>
-          </w:tcPr>
-          <w:p>
-            <w:r>
-              <w:t>Agressivo: + resumos sob demanda</w:t>
-            </w:r>
-          </w:p>
-        </w:tc>
-        <w:tc>
-          <w:tcPr>
-            <w:tcW w:w="4560" w:type="dxa"/>
-          </w:tcPr>
-          <w:p>
-            <w:r>
-              <w:t>Relatórios saem da indexação e passam a ser gerados só quando uma consulta precisar</w:t>
-            </w:r>
-          </w:p>
-        </w:tc>
-        <w:tc>
-          <w:tcPr>
-            <w:tcW w:w="2200" w:type="dxa"/>
-          </w:tcPr>
-          <w:p>
-            <w:r>
-              <w:t>≈ 440 s (−73%), parte do custo vai para a consulta</w:t>
-            </w:r>
-          </w:p>
-        </w:tc>
-      </w:tr>
-    </w:tbl>
-    <w:p>
-      <w:r>
-        <w:t>Consulta, com as médias medidas na seção 3.2. Só a importação da biblioteca GraphRAG leva cerca de 8 a 9 segundos em cada consulta, porque o engine.py chama a linha de comando; um processo persistente, que mantém o índice carregado, eliminaria esse tempo:</w:t>
-      </w:r>
-    </w:p>
-    <w:tbl>
-      <w:tblPr>
-        <w:tblStyle w:val="Tabelacomgrade"/>
-        <w:tblW w:w="0" w:type="auto"/>
-        <w:tblLayout w:type="fixed"/>
-        <w:tblLook w:val="0420" w:firstRow="1" w:lastRow="0" w:firstColumn="0" w:lastColumn="0" w:noHBand="0" w:noVBand="1"/>
-      </w:tblPr>
-      <w:tblGrid>
-        <w:gridCol w:w="2600"/>
-        <w:gridCol w:w="4560"/>
-        <w:gridCol w:w="2200"/>
-      </w:tblGrid>
-      <w:tr>
-        <w:trPr>
-          <w:tblHeader/>
-        </w:trPr>
-        <w:tc>
-          <w:tcPr>
-            <w:tcW w:w="2600" w:type="dxa"/>
-            <w:shd w:val="clear" w:color="auto" w:fill="F2F2F2"/>
-          </w:tcPr>
-          <w:p>
-            <w:r>
-              <w:t>Método de consulta</w:t>
-            </w:r>
-          </w:p>
-        </w:tc>
-        <w:tc>
-          <w:tcPr>
-            <w:tcW w:w="4560" w:type="dxa"/>
-            <w:shd w:val="clear" w:color="auto" w:fill="F2F2F2"/>
-          </w:tcPr>
-          <w:p>
-            <w:r>
-              <w:t>Hipótese</w:t>
-            </w:r>
-          </w:p>
-        </w:tc>
-        <w:tc>
-          <w:tcPr>
-            <w:tcW w:w="2200" w:type="dxa"/>
-            <w:shd w:val="clear" w:color="auto" w:fill="F2F2F2"/>
-          </w:tcPr>
-          <w:p>
-            <w:r>
-              <w:t>Média estimada</w:t>
-            </w:r>
-          </w:p>
-        </w:tc>
-      </w:tr>
-      <w:tr>
-        <w:tc>
-          <w:tcPr>
-            <w:tcW w:w="2600" w:type="dxa"/>
-          </w:tcPr>
-          <w:p>
-            <w:r>
-              <w:t>Basic (medido: 20,2 s)</w:t>
-            </w:r>
-          </w:p>
-        </w:tc>
-        <w:tc>
-          <w:tcPr>
-            <w:tcW w:w="4560" w:type="dxa"/>
-          </w:tcPr>
-          <w:p>
-            <w:r>
-              <w:t>Processo persistente, sem os 8 a 9 s de inicialização</w:t>
-            </w:r>
-          </w:p>
-        </w:tc>
-        <w:tc>
-          <w:tcPr>
-            <w:tcW w:w="2200" w:type="dxa"/>
-          </w:tcPr>
-          <w:p>
-            <w:r>
-              <w:t>≈ 11 s (−45%)</w:t>
-            </w:r>
-          </w:p>
-        </w:tc>
-      </w:tr>
-      <w:tr>
-        <w:tc>
-          <w:tcPr>
-            <w:tcW w:w="2600" w:type="dxa"/>
-          </w:tcPr>
-          <w:p>
-            <w:r>
-              <w:t>Local (medido: 20,8 s)</w:t>
-            </w:r>
-          </w:p>
-        </w:tc>
-        <w:tc>
-          <w:tcPr>
-            <w:tcW w:w="4560" w:type="dxa"/>
-          </w:tcPr>
-          <w:p>
-            <w:r>
-              <w:t>Processo persistente e contexto por caminho mínimo, menor que a vizinhança completa</w:t>
-            </w:r>
-          </w:p>
-        </w:tc>
-        <w:tc>
-          <w:tcPr>
-            <w:tcW w:w="2200" w:type="dxa"/>
-          </w:tcPr>
-          <w:p>
-            <w:r>
-              <w:t>≈ 10 a 11 s (−50%)</w:t>
-            </w:r>
-          </w:p>
-        </w:tc>
-      </w:tr>
-      <w:tr>
-        <w:tc>
-          <w:tcPr>
-            <w:tcW w:w="2600" w:type="dxa"/>
-          </w:tcPr>
-          <w:p>
-            <w:r>
-              <w:t>Global (medido: 44,9 s)</w:t>
-            </w:r>
-          </w:p>
-        </w:tc>
-        <w:tc>
-          <w:tcPr>
-            <w:tcW w:w="4560" w:type="dxa"/>
-          </w:tcPr>
-          <w:p>
-            <w:r>
-              <w:t>Pela P10, em que a etapa reduce não rodou, o map sobre os 36 relatórios custa cerca de 15 s e o reduce cerca de 20 s. Mapear só 25% das comunidades reduz o map para cerca de 4 s e o reduce para cerca de 15 s</w:t>
-            </w:r>
-          </w:p>
-        </w:tc>
-        <w:tc>
-          <w:tcPr>
-            <w:tcW w:w="2200" w:type="dxa"/>
-          </w:tcPr>
-          <w:p>
-            <w:r>
-              <w:t>≈ 28 s (−38%); ≈ 19 s (−58%) também com processo persistente</w:t>
-            </w:r>
-          </w:p>
-        </w:tc>
-      </w:tr>
-    </w:tbl>
-    <w:p>
-      <w:r>
-        <w:t xml:space="preserve">Para a qualidade, a hipótese principal é que a busca por caminhos aproxime a busca Local do RAG vetorial nas perguntas multi-hop, ou a supere: de 1,50 para pelo menos 1,75, a nota do Basic. </w:t>
-      </w:r>
-    </w:p>
-    <w:p>
-      <w:pPr>
-        <w:pStyle w:val="Ttulo3"/>
-      </w:pPr>
-      <w:bookmarkStart w:id="29" w:name="_Toc243782767"/>
-      <w:r>
-        <w:t>5.2 Tendências</w:t>
-      </w:r>
-      <w:bookmarkEnd w:id="29"/>
-    </w:p>
-    <w:p>
-      <w:r>
-        <w:t>A tendência mais clara é tornar o GraphRAG mais barato e mais preciso sem abrir mão do grafo. A própria Microsoft passou a adiar a escrita dos resumos de comunidade para a hora da consulta, no LazyGraphRAG [16], e a escolher dinamicamente quais comunidades a busca Global lê [17]. Na pesquisa, os trabalhos recentes recuperam caminhos e subgrafos em vez de vizinhanças inteiras [12], [13], [14], [15], que é a mesma direção da proposta da seção 5.1.</w:t>
-      </w:r>
-    </w:p>
-    <w:p>
-      <w:r>
-        <w:t xml:space="preserve">Outra tendência é usar o grafo como memória compartilhada entre agentes de IA. Antes de recuperar documentos, o sistema percorre o grafo e descobre relações indiretas entre as informações, entregando ao modelo a cadeia de contexto da pergunta, e não só um trecho parecido. Isso combina com </w:t>
-      </w:r>
-      <w:r>
-        <w:lastRenderedPageBreak/>
-        <w:t>arquiteturas em que agentes acessam os sistemas de uma empresa por protocolos padronizados, como o Model Context Protocol (MCP), e precisam de um conhecimento consistente entre si.</w:t>
-      </w:r>
-    </w:p>
-    <w:p>
-      <w:r>
-        <w:t>Por fim, o grafo torna o conhecimento visível: quem usa a ferramenta consegue inspecionar como as informações se conectam, e a teoria de grafos abre espaço para otimizar tarefas complexas. O experimento deste trabalho mostra o outro lado dessa tendência: essas vantagens dependem de um grafo de boa qualidade, que ainda exige modelos maiores ou mais tempo de indexação.</w:t>
-      </w:r>
-    </w:p>
-    <w:p>
-      <w:pPr>
-        <w:pStyle w:val="Ttulo3"/>
-      </w:pPr>
-      <w:bookmarkStart w:id="30" w:name="_Toc243782768"/>
-      <w:r>
-        <w:t>5.3 Adoção na indústria</w:t>
-      </w:r>
-      <w:bookmarkEnd w:id="30"/>
-    </w:p>
-    <w:p>
-      <w:r>
-        <w:t>Os grandes provedores de nuvem e de bancos de grafos já oferecem GraphRAG como produto. A Microsoft mantém a biblioteca de código aberto usada neste trabalho [3] e integrou o LazyGraphRAG a produtos como o Microsoft Discovery [16]. A Amazon Web Services oferece GraphRAG no Amazon Bedrock Knowledge Bases, com o grafo guardado no Amazon Neptune Analytics [18]. A Neo4j mantém uma biblioteca oficial em Python para construir aplicações GraphRAG sobre o seu banco de grafos [19].</w:t>
-      </w:r>
-    </w:p>
-    <w:p>
-      <w:r>
-        <w:t>As aplicações mais promissoras são as bases de conhecimento grandes e cheias de relações entre documentos:</w:t>
+        <w:t>Indústrias, integrando manuais técnicos, manutenção e cadeia de fornecedores.</w:t>
       </w:r>
     </w:p>
     <w:p>
@@ -9376,7 +8114,46 @@
         </w:numPr>
       </w:pPr>
       <w:r>
-        <w:t>Centrais de atendimento com milhares de artigos técnicos.</w:t>
+        <w:t>Equipes de software, ligando registros de decisão de arquitetura, postmortems, atas e requisitos, como no cenário que motivou este trabalho.</w:t>
+      </w:r>
+    </w:p>
+    <w:p>
+      <w:r>
+        <w:t xml:space="preserve">Quanto mais complexa e interligada a base, maior o ganho potencial, desde que o grafo seja confiável. A demanda de mercado é por profissionais que combinem engenharia de dados, modelagem de grafos e </w:t>
+      </w:r>
+      <w:r>
+        <w:lastRenderedPageBreak/>
+        <w:t>integração de LLMs, porque o resultado depende menos de escrever código do zero e mais de configurar, avaliar e corrigir o pipeline, como mostrou o relato de experiência deste trabalho.</w:t>
+      </w:r>
+    </w:p>
+    <w:p>
+      <w:pPr>
+        <w:pStyle w:val="Ttulo2"/>
+      </w:pPr>
+      <w:bookmarkStart w:id="31" w:name="_Toc243826609"/>
+      <w:r>
+        <w:t>6. Conclusão e referências</w:t>
+      </w:r>
+      <w:bookmarkEnd w:id="31"/>
+    </w:p>
+    <w:p>
+      <w:pPr>
+        <w:pStyle w:val="Ttulo3"/>
+      </w:pPr>
+      <w:bookmarkStart w:id="32" w:name="_Toc243826610"/>
+      <w:r>
+        <w:t>6.1 Síntese crítica</w:t>
+      </w:r>
+      <w:bookmarkEnd w:id="32"/>
+    </w:p>
+    <w:p>
+      <w:r>
+        <w:t>O experimento respondeu à pergunta do trabalho de forma clara, mas contrária à expectativa inicial. Nos dois corpora, o RAG vetorial deu as melhores respostas e com o menor custo, e o GraphRAG se mostrou pior. A busca Local ficou próxima do RAG vetorial no corpus pequeno e caiu no corpus grande; a busca Global foi a mais lenta e a que mais misturou fatos; e a indexação do grafo custou muito mais, crescendo mais rápido que o próprio texto. O único sinal a favor do grafo apareceu nas perguntas multi-hop do corpus grande, em que a busca Local resistiu melhor aos distratores do que o RAG vetorial.</w:t>
+      </w:r>
+    </w:p>
+    <w:p>
+      <w:r>
+        <w:t>Os fatores que podem explicar esse resultado são:</w:t>
       </w:r>
     </w:p>
     <w:p>
@@ -9388,7 +8165,13 @@
         </w:numPr>
       </w:pPr>
       <w:r>
-        <w:t>Departamentos jurídicos que relacionam contratos, clientes e processos.</w:t>
+        <w:rPr>
+          <w:b/>
+        </w:rPr>
+        <w:t>LLM com poucos parâmetros.</w:t>
+      </w:r>
+      <w:r>
+        <w:t xml:space="preserve"> O modelo de 4B extraiu um grafo ruidoso, com entidades copiadas dos exemplos do prompt, nomes duplicados e fatos atribuídos ao incidente errado. Como o grafo é a base das buscas Local e Global, um erro de indexação vira erro de resposta. Um modelo maior tende a extrair um grafo melhor, mas exige mais memória e mais tempo.</w:t>
       </w:r>
     </w:p>
     <w:p>
@@ -9400,7 +8183,13 @@
         </w:numPr>
       </w:pPr>
       <w:r>
-        <w:t>Hospitais, conectando prontuários, exames e protocolos clínicos.</w:t>
+        <w:rPr>
+          <w:b/>
+        </w:rPr>
+        <w:t>Configurações não exploradas.</w:t>
+      </w:r>
+      <w:r>
+        <w:t xml:space="preserve"> Mais passadas de extração, chunks menores, mais tipos de entidade e o ajuste automático dos prompts de extração para o domínio, que o GraphRAG oferece, poderiam melhorar o grafo. Todas elas aumentam o tempo de indexação, que já era o maior custo do GraphRAG.</w:t>
       </w:r>
     </w:p>
     <w:p>
@@ -9412,7 +8201,13 @@
         </w:numPr>
       </w:pPr>
       <w:r>
-        <w:t>Instituições financeiras, relacionando clientes, produtos, riscos e regulamentações.</w:t>
+        <w:rPr>
+          <w:b/>
+        </w:rPr>
+        <w:t>Uso limitado do grafo pela biblioteca.</w:t>
+      </w:r>
+      <w:r>
+        <w:t xml:space="preserve"> O GraphRAG usa do grafo só o agrupamento em comunidades e a vizinhança direta das entidades. Os algoritmos propostos na seção 5.1, como caminhos mínimos, árvore de Steiner, árvore geradora máxima e a limpeza por componentes, atacam exatamente as falhas observadas e poderiam melhorar a recuperação e reduzir o custo.</w:t>
       </w:r>
     </w:p>
     <w:p>
@@ -9424,230 +8219,117 @@
         </w:numPr>
       </w:pPr>
       <w:r>
-        <w:t>Indústrias, integrando manuais técnicos, manutenção e cadeia de fornecedores.</w:t>
-      </w:r>
-    </w:p>
-    <w:p>
-      <w:pPr>
-        <w:pStyle w:val="PargrafodaLista"/>
-        <w:numPr>
-          <w:ilvl w:val="0"/>
-          <w:numId w:val="2"/>
-        </w:numPr>
-      </w:pPr>
-      <w:r>
-        <w:t>Equipes de software, ligando registros de decisão de arquitetura, postmortems, atas e requisitos, como no cenário que motivou este trabalho.</w:t>
-      </w:r>
-    </w:p>
-    <w:p>
-      <w:r>
-        <w:t>Quanto mais complexa e interligada a base, maior o ganho potencial, desde que o grafo seja confiável. A demanda de mercado é por profissionais que combinem engenharia de dados, modelagem de grafos e integração de LLMs, porque o resultado depende menos de escrever código do zero e mais de configurar, avaliar e corrigir o pipeline, como mostrou o relato de experiência deste trabalho.</w:t>
-      </w:r>
-    </w:p>
-    <w:p>
-      <w:pPr>
-        <w:pStyle w:val="Ttulo2"/>
-      </w:pPr>
-      <w:bookmarkStart w:id="31" w:name="_Toc243782769"/>
-      <w:r>
-        <w:t>6. Conclusão e referências</w:t>
-      </w:r>
-      <w:bookmarkEnd w:id="31"/>
+        <w:rPr>
+          <w:b/>
+        </w:rPr>
+        <w:t>Limites do próprio experimento.</w:t>
+      </w:r>
+      <w:r>
+        <w:t xml:space="preserve"> Poucas perguntas, um único modelo, uma única execução por método, avaliação manual feita por uma pessoa (sem cegueira completa na segunda rodada) e uma configuração de concorrência diferente entre os dois corpora. As conclusões valem para este cenário e não devem ser generalizadas sem novos testes.</w:t>
+      </w:r>
+    </w:p>
+    <w:p>
+      <w:r>
+        <w:t>Desses resultados sai a regra de decisão proposta na introdução: use o RAG vetorial como padrão, porque é mais barato, mais rápido e foi mais preciso; considere o GraphRAG quando a base for grande e muito interligada, quando as perguntas exigirem ligar fatos de documentos diferentes ou ter uma visão do conjunto, quando houver um modelo de linguagem capaz de extrair um grafo confiável e quando o corpus mudar pouco, para que o custo de reindexar compense.</w:t>
+      </w:r>
+    </w:p>
+    <w:p>
+      <w:r>
+        <w:t>O veredito é que, para o cenário estudado (execução local, modelo pequeno e documentos técnicos), o GraphRAG é hoje um nicho experimental, e não uma aposta segura. A ideia é sólida e o mercado investe nela, mas o ganho depende da qualidade do grafo, e essa qualidade ainda custa caro. Os caminhos mais promissores são os que reduzem esse custo ou aproveitam melhor o grafo, como os resumos sob demanda e os algoritmos de grafos discutidos no bloco 5.</w:t>
+      </w:r>
+    </w:p>
+    <w:p>
+      <w:r>
+        <w:t xml:space="preserve">Como aprendizado de Engenharia de Software, o trabalho mostrou o valor de medir antes de adotar: uma técnica nova, bem documentada e promovida por uma grande empresa perdeu para uma solução </w:t>
+      </w:r>
+      <w:r>
+        <w:lastRenderedPageBreak/>
+        <w:t>mais simples no cenário real testado. Sem um benchmark com perguntas e gabarito definidos antes, essa conclusão teria sido trocada pelo discurso de divulgação da tecnologia.</w:t>
+      </w:r>
     </w:p>
     <w:p>
       <w:pPr>
         <w:pStyle w:val="Ttulo3"/>
       </w:pPr>
-      <w:bookmarkStart w:id="32" w:name="_Toc243782770"/>
-      <w:r>
-        <w:t>6.1 Síntese crítica</w:t>
-      </w:r>
-      <w:bookmarkEnd w:id="32"/>
-    </w:p>
-    <w:p>
-      <w:r>
-        <w:t>O experimento respondeu à pergunta do trabalho de forma clara, mas contrária à expectativa inicial. Nos dois corpora, o RAG vetorial deu as melhores respostas e com o menor custo, e o GraphRAG se mostrou pior. A busca Local ficou próxima do RAG vetorial no corpus pequeno e caiu no corpus grande; a busca Global foi a mais lenta e a que mais misturou fatos; e a indexação do grafo custou muito mais, crescendo mais rápido que o próprio texto. O único sinal a favor do grafo apareceu nas perguntas multi-hop do corpus grande, em que a busca Local resistiu melhor aos distratores do que o RAG vetorial.</w:t>
-      </w:r>
-    </w:p>
-    <w:p>
-      <w:r>
-        <w:t>Os fatores que podem explicar esse resultado são:</w:t>
-      </w:r>
-    </w:p>
-    <w:p>
-      <w:pPr>
-        <w:pStyle w:val="PargrafodaLista"/>
-        <w:numPr>
-          <w:ilvl w:val="0"/>
-          <w:numId w:val="2"/>
-        </w:numPr>
-      </w:pPr>
-      <w:r>
-        <w:rPr>
-          <w:b/>
-        </w:rPr>
-        <w:t>LLM com poucos parâmetros.</w:t>
-      </w:r>
-      <w:r>
-        <w:t xml:space="preserve"> O modelo de 4B extraiu um grafo ruidoso, com entidades copiadas dos exemplos do prompt, nomes duplicados e fatos atribuídos ao incidente errado. </w:t>
-      </w:r>
+      <w:bookmarkStart w:id="33" w:name="_Toc243826611"/>
+      <w:r>
+        <w:t>6.2 Referências</w:t>
+      </w:r>
+      <w:bookmarkEnd w:id="33"/>
+    </w:p>
+    <w:p>
+      <w:r>
+        <w:t>[1] P. Lewis et al., "Retrieval-Augmented Generation for Knowledge-Intensive NLP Tasks," in Advances in Neural Information Processing Systems (NeurIPS), vol. 33, 2020. Disponível em: https://arxiv.org/abs/2005.11401</w:t>
+      </w:r>
+    </w:p>
+    <w:p>
+      <w:r>
+        <w:t>[2] D. Edge et al., "From Local to Global: A Graph RAG Approach to Query-Focused Summarization," arXiv:2404.16130, 2024. Disponível em: https://arxiv.org/abs/2404.16130</w:t>
+      </w:r>
+    </w:p>
+    <w:p>
+      <w:r>
+        <w:t>[3] Microsoft, "GraphRAG: documentação oficial." Disponível em: https://microsoft.github.io/graphrag/</w:t>
+      </w:r>
+    </w:p>
+    <w:p>
+      <w:r>
+        <w:t>[4] V. A. Traag, L. Waltman e N. J. van Eck, "From Louvain to Leiden: guaranteeing well-connected communities," Scientific Reports, vol. 9, art. 5233, 2019.</w:t>
+      </w:r>
+    </w:p>
+    <w:p>
+      <w:r>
+        <w:t>[5] A. Vaswani et al., "Attention Is All You Need," in Advances in Neural Information Processing Systems (NeurIPS), vol. 30, 2017.</w:t>
+      </w:r>
+    </w:p>
+    <w:p>
+      <w:r>
+        <w:t>[6] Z. Ji et al., "Survey of Hallucination in Natural Language Generation," ACM Computing Surveys, vol. 55, n. 12, 2023.</w:t>
+      </w:r>
+    </w:p>
+    <w:p>
+      <w:r>
+        <w:t>[7] V. Karpukhin et al., "Dense Passage Retrieval for Open-Domain Question Answering," in Proc. EMNLP, 2020.</w:t>
+      </w:r>
+    </w:p>
+    <w:p>
+      <w:r>
+        <w:t>[8] A. Hogan et al., "Knowledge Graphs," ACM Computing Surveys, vol. 54, n. 4, 2021.</w:t>
+      </w:r>
+    </w:p>
+    <w:p>
+      <w:r>
+        <w:t>[9] Wikipedia, "2024 CrowdStrike-related IT outages", revisão 1376517477, 24 set. 2026. Disponível em: https://en.wikipedia.org/wiki/2024_CrowdStrike-related_IT_outages. Licença CC BY-SA 4.0.</w:t>
+      </w:r>
+    </w:p>
+    <w:p>
+      <w:r>
+        <w:t>[10] M. Prince, "Cloudflare outage on November 18, 2025," The Cloudflare Blog, 2025. Disponível em: https://blog.cloudflare.com/18-november-2025-outage/</w:t>
+      </w:r>
+    </w:p>
+    <w:p>
+      <w:r>
+        <w:t>[11] Wikipedia em português, artigos "Incidente da CrowdStrike em 2024", "CrowdStrike", "Microsoft Azure", "Rede de fornecimento de conteúdo", "Proxy reverso", "Ataque de negação de serviço", "Interrupção do Facebook de 2021", "Log4Shell", "WannaCry", "Voo Ariane V88", "Therac-25" e "Bug do milênio", acesso em 24 out. 2026. Disponível em: https://pt.wikipedia.org/. Licença CC BY-SA 4.0. Revisões usadas em docs/corpus_fontes.md.</w:t>
+      </w:r>
+    </w:p>
+    <w:p>
+      <w:r>
+        <w:t>[12] B. Chen et al., "PathRAG: Pruning Graph-based Retrieval Augmented Generation with Relational Paths," in Proc. AAAI Conference on Artificial Intelligence, vol. 40, 2026. Disponível em: https://arxiv.org/abs/2502.14902</w:t>
+      </w:r>
+    </w:p>
+    <w:p>
+      <w:r>
+        <w:t>[13] X. He et al., "G-Retriever: Retrieval-Augmented Generation for Textual Graph Understanding and Question Answering," in Advances in Neural Information Processing Systems (NeurIPS), 2024. Disponível em: https://arxiv.org/abs/2402.07630</w:t>
+      </w:r>
+    </w:p>
+    <w:p>
+      <w:r>
+        <w:t>[14] B. J. Gutiérrez et al., "HippoRAG: Neurobiologically Inspired Long-Term Memory for Large Language Models," in Advances in Neural Information Processing Systems (NeurIPS), 2024.</w:t>
+      </w:r>
+    </w:p>
+    <w:p>
       <w:r>
         <w:lastRenderedPageBreak/>
-        <w:t>Como o grafo é a base das buscas Local e Global, um erro de indexação vira erro de resposta. Um modelo maior tende a extrair um grafo melhor, mas exige mais memória e mais tempo.</w:t>
-      </w:r>
-    </w:p>
-    <w:p>
-      <w:pPr>
-        <w:pStyle w:val="PargrafodaLista"/>
-        <w:numPr>
-          <w:ilvl w:val="0"/>
-          <w:numId w:val="2"/>
-        </w:numPr>
-      </w:pPr>
-      <w:r>
-        <w:rPr>
-          <w:b/>
-        </w:rPr>
-        <w:t>Configurações não exploradas.</w:t>
-      </w:r>
-      <w:r>
-        <w:t xml:space="preserve"> Mais passadas de extração, chunks menores, mais tipos de entidade e o ajuste automático dos prompts de extração para o domínio, que o GraphRAG oferece, poderiam melhorar o grafo. Todas elas aumentam o tempo de indexação, que já era o maior custo do GraphRAG.</w:t>
-      </w:r>
-    </w:p>
-    <w:p>
-      <w:pPr>
-        <w:pStyle w:val="PargrafodaLista"/>
-        <w:numPr>
-          <w:ilvl w:val="0"/>
-          <w:numId w:val="2"/>
-        </w:numPr>
-      </w:pPr>
-      <w:r>
-        <w:rPr>
-          <w:b/>
-        </w:rPr>
-        <w:t>Uso limitado do grafo pela biblioteca.</w:t>
-      </w:r>
-      <w:r>
-        <w:t xml:space="preserve"> O GraphRAG usa do grafo só o agrupamento em comunidades e a vizinhança direta das entidades. Os algoritmos propostos na seção 5.1, como caminhos mínimos, árvore de Steiner, árvore geradora máxima e a limpeza por componentes, atacam exatamente as falhas observadas e poderiam melhorar a recuperação e reduzir o custo.</w:t>
-      </w:r>
-    </w:p>
-    <w:p>
-      <w:pPr>
-        <w:pStyle w:val="PargrafodaLista"/>
-        <w:numPr>
-          <w:ilvl w:val="0"/>
-          <w:numId w:val="2"/>
-        </w:numPr>
-      </w:pPr>
-      <w:r>
-        <w:rPr>
-          <w:b/>
-        </w:rPr>
-        <w:t>Limites do próprio experimento.</w:t>
-      </w:r>
-      <w:r>
-        <w:t xml:space="preserve"> Poucas perguntas, um único modelo, uma única execução por método, avaliação manual feita por uma pessoa (sem cegueira completa na segunda rodada) e uma configuração de concorrência diferente entre os dois corpora. As conclusões valem para este cenário e não devem ser generalizadas sem novos testes.</w:t>
-      </w:r>
-    </w:p>
-    <w:p>
-      <w:r>
-        <w:t>Desses resultados sai a regra de decisão proposta na introdução: use o RAG vetorial como padrão, porque é mais barato, mais rápido e foi mais preciso; considere o GraphRAG quando a base for grande e muito interligada, quando as perguntas exigirem ligar fatos de documentos diferentes ou ter uma visão do conjunto, quando houver um modelo de linguagem capaz de extrair um grafo confiável e quando o corpus mudar pouco, para que o custo de reindexar compense.</w:t>
-      </w:r>
-    </w:p>
-    <w:p>
-      <w:r>
-        <w:t>O veredito é que, para o cenário estudado (execução local, modelo pequeno e documentos técnicos), o GraphRAG é hoje um nicho experimental, e não uma aposta segura. A ideia é sólida e o mercado investe nela, mas o ganho depende da qualidade do grafo, e essa qualidade ainda custa caro. Os caminhos mais promissores são os que reduzem esse custo ou aproveitam melhor o grafo, como os resumos sob demanda e os algoritmos de grafos discutidos no bloco 5.</w:t>
-      </w:r>
-    </w:p>
-    <w:p>
-      <w:r>
-        <w:t>Como aprendizado de Engenharia de Software, o trabalho mostrou o valor de medir antes de adotar: uma técnica nova, bem documentada e promovida por uma grande empresa perdeu para uma solução mais simples no cenário real testado. Sem um benchmark com perguntas e gabarito definidos antes, essa conclusão teria sido trocada pelo discurso de divulgação da tecnologia.</w:t>
-      </w:r>
-    </w:p>
-    <w:p>
-      <w:pPr>
-        <w:pStyle w:val="Ttulo3"/>
-      </w:pPr>
-      <w:bookmarkStart w:id="33" w:name="_Toc243782771"/>
-      <w:r>
-        <w:t>6.2 Referências</w:t>
-      </w:r>
-      <w:bookmarkEnd w:id="33"/>
-    </w:p>
-    <w:p>
-      <w:r>
-        <w:t>[1] P. Lewis et al., "Retrieval-Augmented Generation for Knowledge-Intensive NLP Tasks," in Advances in Neural Information Processing Systems (NeurIPS), vol. 33, 2020. Disponível em: https://arxiv.org/abs/2005.11401</w:t>
-      </w:r>
-    </w:p>
-    <w:p>
-      <w:r>
-        <w:t>[2] D. Edge et al., "From Local to Global: A Graph RAG Approach to Query-Focused Summarization," arXiv:2404.16130, 2024. Disponível em: https://arxiv.org/abs/2404.16130</w:t>
-      </w:r>
-    </w:p>
-    <w:p>
-      <w:r>
-        <w:t>[3] Microsoft, "GraphRAG: documentação oficial." Disponível em: https://microsoft.github.io/graphrag/</w:t>
-      </w:r>
-    </w:p>
-    <w:p>
-      <w:r>
-        <w:t>[4] V. A. Traag, L. Waltman e N. J. van Eck, "From Louvain to Leiden: guaranteeing well-connected communities," Scientific Reports, vol. 9, art. 5233, 2019.</w:t>
-      </w:r>
-    </w:p>
-    <w:p>
-      <w:r>
-        <w:t>[5] A. Vaswani et al., "Attention Is All You Need," in Advances in Neural Information Processing Systems (NeurIPS), vol. 30, 2017.</w:t>
-      </w:r>
-    </w:p>
-    <w:p>
-      <w:r>
-        <w:lastRenderedPageBreak/>
-        <w:t>[6] Z. Ji et al., "Survey of Hallucination in Natural Language Generation," ACM Computing Surveys, vol. 55, n. 12, 2023.</w:t>
-      </w:r>
-    </w:p>
-    <w:p>
-      <w:r>
-        <w:t>[7] V. Karpukhin et al., "Dense Passage Retrieval for Open-Domain Question Answering," in Proc. EMNLP, 2020.</w:t>
-      </w:r>
-    </w:p>
-    <w:p>
-      <w:r>
-        <w:t>[8] A. Hogan et al., "Knowledge Graphs," ACM Computing Surveys, vol. 54, n. 4, 2021.</w:t>
-      </w:r>
-    </w:p>
-    <w:p>
-      <w:r>
-        <w:t>[9] Wikipedia, "2024 CrowdStrike-related IT outages", revisão 1376517477, 24 set. 2026. Disponível em: https://en.wikipedia.org/wiki/2024_CrowdStrike-related_IT_outages. Licença CC BY-SA 4.0.</w:t>
-      </w:r>
-    </w:p>
-    <w:p>
-      <w:r>
-        <w:t>[10] M. Prince, "Cloudflare outage on November 18, 2025," The Cloudflare Blog, 2025. Disponível em: https://blog.cloudflare.com/18-november-2025-outage/</w:t>
-      </w:r>
-    </w:p>
-    <w:p>
-      <w:r>
-        <w:t>[11] Wikipedia em português, artigos "Incidente da CrowdStrike em 2024", "CrowdStrike", "Microsoft Azure", "Rede de fornecimento de conteúdo", "Proxy reverso", "Ataque de negação de serviço", "Interrupção do Facebook de 2021", "Log4Shell", "WannaCry", "Voo Ariane V88", "Therac-25" e "Bug do milênio", acesso em 24 out. 2026. Disponível em: https://pt.wikipedia.org/. Licença CC BY-SA 4.0. Revisões usadas em docs/corpus_fontes.md.</w:t>
-      </w:r>
-    </w:p>
-    <w:p>
-      <w:r>
-        <w:t>[12] B. Chen et al., "PathRAG: Pruning Graph-based Retrieval Augmented Generation with Relational Paths," in Proc. AAAI Conference on Artificial Intelligence, vol. 40, 2026. Disponível em: https://arxiv.org/abs/2502.14902</w:t>
-      </w:r>
-    </w:p>
-    <w:p>
-      <w:r>
-        <w:t>[13] X. He et al., "G-Retriever: Retrieval-Augmented Generation for Textual Graph Understanding and Question Answering," in Advances in Neural Information Processing Systems (NeurIPS), 2024. Disponível em: https://arxiv.org/abs/2402.07630</w:t>
-      </w:r>
-    </w:p>
-    <w:p>
-      <w:r>
-        <w:t>[14] B. J. Gutiérrez et al., "HippoRAG: Neurobiologically Inspired Long-Term Memory for Large Language Models," in Advances in Neural Information Processing Systems (NeurIPS), 2024.</w:t>
-      </w:r>
-    </w:p>
-    <w:p>
-      <w:r>
         <w:t>[15] J. Sun et al., "Think-on-Graph: Deep and Responsible Reasoning of Large Language Model on Knowledge Graph," in International Conference on Learning Representations (ICLR), 2024. Disponível em: https://arxiv.org/abs/2307.07697</w:t>
       </w:r>
     </w:p>

--- a/docs/Configuracao_Experimento_GraphRAG_vs_RAG.docx
+++ b/docs/Configuracao_Experimento_GraphRAG_vs_RAG.docx
@@ -1,6 +1,6 @@
 
 <file path=word/document.xml><?xml version="1.0" encoding="utf-8"?>
-<w:document xmlns:wpc="http://schemas.microsoft.com/office/word/2010/wordprocessingCanvas" xmlns:cx="http://schemas.microsoft.com/office/drawing/2014/chartex" xmlns:cx1="http://schemas.microsoft.com/office/drawing/2015/9/8/chartex" xmlns:cx2="http://schemas.microsoft.com/office/drawing/2015/10/21/chartex" xmlns:cx3="http://schemas.microsoft.com/office/drawing/2016/5/9/chartex" xmlns:cx4="http://schemas.microsoft.com/office/drawing/2016/5/10/chartex" xmlns:cx5="http://schemas.microsoft.com/office/drawing/2016/5/11/chartex" xmlns:cx6="http://schemas.microsoft.com/office/drawing/2016/5/12/chartex" xmlns:cx7="http://schemas.microsoft.com/office/drawing/2016/5/13/chartex" xmlns:cx8="http://schemas.microsoft.com/office/drawing/2016/5/14/chartex" xmlns:mc="http://schemas.openxmlformats.org/markup-compatibility/2006" xmlns:aink="http://schemas.microsoft.com/office/drawing/2016/ink" xmlns:am3d="http://schemas.microsoft.com/office/drawing/2017/model3d" xmlns:o="urn:schemas-microsoft-com:office:office" xmlns:oel="http://schemas.microsoft.com/office/2019/extlst" xmlns:r="http://schemas.openxmlformats.org/officeDocument/2006/relationships" xmlns:m="http://schemas.openxmlformats.org/officeDocument/2006/math" xmlns:v="urn:schemas-microsoft-com:vml" xmlns:wp14="http://schemas.microsoft.com/office/word/2010/wordprocessingDrawing" xmlns:wp="http://schemas.openxmlformats.org/drawingml/2006/wordprocessingDrawing" xmlns:w10="urn:schemas-microsoft-com:office:word" xmlns:w="http://schemas.openxmlformats.org/wordprocessingml/2006/main" xmlns:w14="http://schemas.microsoft.com/office/word/2010/wordml" xmlns:w15="http://schemas.microsoft.com/office/word/2012/wordml" xmlns:w16cex="http://schemas.microsoft.com/office/word/2018/wordml/cex" xmlns:w16cid="http://schemas.microsoft.com/office/word/2016/wordml/cid" xmlns:w16="http://schemas.microsoft.com/office/word/2018/wordml" xmlns:w16sdtdh="http://schemas.microsoft.com/office/word/2020/wordml/sdtdatahash" xmlns:w16se="http://schemas.microsoft.com/office/word/2015/wordml/symex" xmlns:wpg="http://schemas.microsoft.com/office/word/2010/wordprocessingGroup" xmlns:wpi="http://schemas.microsoft.com/office/word/2010/wordprocessingInk" xmlns:wne="http://schemas.microsoft.com/office/word/2006/wordml" xmlns:wps="http://schemas.microsoft.com/office/word/2010/wordprocessingShape" mc:Ignorable="w14 w15 w16se w16cid w16 w16cex w16sdtdh wp14">
+<w:document xmlns:w="http://schemas.openxmlformats.org/wordprocessingml/2006/main" xmlns:r="http://schemas.openxmlformats.org/officeDocument/2006/relationships" xmlns:wp="http://schemas.openxmlformats.org/drawingml/2006/wordprocessingDrawing" xmlns:a="http://schemas.openxmlformats.org/drawingml/2006/main" xmlns:c="http://schemas.openxmlformats.org/drawingml/2006/chart" xmlns:pic="http://schemas.openxmlformats.org/drawingml/2006/picture" xmlns:mc="http://schemas.openxmlformats.org/markup-compatibility/2006" xmlns:w14="http://schemas.microsoft.com/office/word/2010/wordml" xmlns:wpi="http://schemas.microsoft.com/office/word/2010/wordprocessingInk" xmlns:w15="http://schemas.microsoft.com/office/word/2012/wordml" xmlns:wp14="http://schemas.microsoft.com/office/word/2010/wordprocessingDrawing" xmlns:wps="http://schemas.microsoft.com/office/word/2010/wordprocessingShape" xmlns:wpg="http://schemas.microsoft.com/office/word/2010/wordprocessingGroup" xmlns:wpc="http://schemas.microsoft.com/office/word/2010/wordprocessingCanvas" xmlns:dgm="http://schemas.openxmlformats.org/drawingml/2006/diagram" xmlns:dsp="http://schemas.microsoft.com/office/drawing/2008/diagram" xmlns:m="http://schemas.openxmlformats.org/officeDocument/2006/math" xmlns:v="urn:schemas-microsoft-com:vml" xmlns:o="urn:schemas-microsoft-com:office:office" xmlns:w10="urn:schemas-microsoft-com:office:word" mc:Ignorable="w14 w15 wp14">
   <w:body>
     <w:p>
       <w:pPr>
@@ -11,23 +11,51 @@
           <w:sz w:val="36"/>
           <w:szCs w:val="36"/>
         </w:rPr>
-        <w:t>Relatório de Prospecção Tecnológica: GraphRAG vs RAG</w:t>
-      </w:r>
-    </w:p>
-    <w:p>
-      <w:r>
-        <w:t>25 de outubro de 2026 · Felipe Colaço Emmendoerfer</w:t>
-      </w:r>
-    </w:p>
-    <w:p>
-      <w:r>
-        <w:t>Disciplina: Engenharia de Software · Prospecção Teórica e Tecnológica</w:t>
-      </w:r>
-    </w:p>
-    <w:p>
-      <w:r>
-        <w:t>Código-fonte: https://github.com/FelipeEmmendoerfer/prospeccao-tecnologica</w:t>
-      </w:r>
+        <w:t xml:space="preserve">Relatório de Prospecção Tecnológica: GraphRAG vs RAG</w:t>
+      </w:r>
+    </w:p>
+    <w:p>
+      <w:r>
+        <w:t xml:space="preserve">25 de outubro de 2026 · Felipe Colaço Emmendoerfer</w:t>
+      </w:r>
+    </w:p>
+    <w:p>
+      <w:r>
+        <w:t xml:space="preserve">Disciplina: Engenharia de Software · Prospecção Teórica e Tecnológica</w:t>
+      </w:r>
+    </w:p>
+    <w:p>
+      <w:r>
+        <w:rPr>
+          <w:b/>
+        </w:rPr>
+        <w:t xml:space="preserve">Vídeo de apresentação: </w:t>
+      </w:r>
+      <w:hyperlink r:id="rId1" w:history="1">
+        <w:r>
+          <w:rPr>
+            <w:rStyle w:val="Hyperlink"/>
+            <w:b/>
+          </w:rPr>
+          <w:t xml:space="preserve">Projeto de Prospecção Tecnológica - GraphRAG</w:t>
+        </w:r>
+      </w:hyperlink>
+    </w:p>
+    <w:p>
+      <w:r>
+        <w:rPr>
+          <w:b/>
+        </w:rPr>
+        <w:t xml:space="preserve">Código da PoC (GitHub): </w:t>
+      </w:r>
+      <w:hyperlink r:id="rId2" w:history="1">
+        <w:r>
+          <w:rPr>
+            <w:rStyle w:val="Hyperlink"/>
+          </w:rPr>
+          <w:t xml:space="preserve">https://github.com/FelipeEmmendoerfer/prospeccao-tecnologica</w:t>
+        </w:r>
+      </w:hyperlink>
     </w:p>
     <w:p>
       <w:r>
@@ -35,7 +63,7 @@
           <w:b/>
           <w:sz w:val="28"/>
         </w:rPr>
-        <w:t>Sumário</w:t>
+        <w:t xml:space="preserve">Sumário</w:t>
       </w:r>
     </w:p>
     <w:p>
@@ -45,13 +73,12 @@
           <w:tab w:val="right" w:leader="dot" w:pos="9350"/>
         </w:tabs>
         <w:rPr>
-          <w:rFonts w:asciiTheme="minorHAnsi" w:eastAsiaTheme="minorEastAsia" w:hAnsiTheme="minorHAnsi" w:cstheme="minorBidi"/>
+          <w:rFonts w:ascii="Aptos" w:hAnsi="Aptos"/>
           <w:noProof/>
           <w:kern w:val="2"/>
           <w:sz w:val="24"/>
           <w:szCs w:val="24"/>
           <w:lang w:val="pt-BR"/>
-          <w14:ligatures w14:val="standardContextual"/>
         </w:rPr>
       </w:pPr>
       <w:r>
@@ -67,12 +94,7 @@
         <w:rPr>
           <w:noProof/>
         </w:rPr>
-        <w:t>1. Introdução e contextualização</w:t>
-      </w:r>
-      <w:r>
-        <w:rPr>
-          <w:noProof/>
-        </w:rPr>
+        <w:t xml:space="preserve">1. Introdução e contextualização</w:t>
         <w:tab/>
       </w:r>
       <w:r>
@@ -85,12 +107,7 @@
         <w:rPr>
           <w:noProof/>
         </w:rPr>
-        <w:instrText xml:space="preserve"> PAGEREF _Toc243826578 \h </w:instrText>
-      </w:r>
-      <w:r>
-        <w:rPr>
-          <w:noProof/>
-        </w:rPr>
+        <w:instrText xml:space="preserve"> PAGEREF _Toc243842016 \h </w:instrText>
       </w:r>
       <w:r>
         <w:rPr>
@@ -102,7 +119,7 @@
         <w:rPr>
           <w:noProof/>
         </w:rPr>
-        <w:t>3</w:t>
+        <w:t xml:space="preserve">3</w:t>
       </w:r>
       <w:r>
         <w:rPr>
@@ -118,25 +135,19 @@
           <w:tab w:val="right" w:leader="dot" w:pos="9350"/>
         </w:tabs>
         <w:rPr>
-          <w:rFonts w:asciiTheme="minorHAnsi" w:eastAsiaTheme="minorEastAsia" w:hAnsiTheme="minorHAnsi" w:cstheme="minorBidi"/>
+          <w:rFonts w:ascii="Aptos" w:hAnsi="Aptos"/>
           <w:noProof/>
           <w:kern w:val="2"/>
           <w:sz w:val="24"/>
           <w:szCs w:val="24"/>
           <w:lang w:val="pt-BR"/>
-          <w14:ligatures w14:val="standardContextual"/>
-        </w:rPr>
-      </w:pPr>
-      <w:r>
-        <w:rPr>
-          <w:noProof/>
-        </w:rPr>
-        <w:t>1.1 Definição do objeto</w:t>
-      </w:r>
-      <w:r>
-        <w:rPr>
-          <w:noProof/>
-        </w:rPr>
+        </w:rPr>
+      </w:pPr>
+      <w:r>
+        <w:rPr>
+          <w:noProof/>
+        </w:rPr>
+        <w:t xml:space="preserve">1.1 Definição do objeto</w:t>
         <w:tab/>
       </w:r>
       <w:r>
@@ -149,12 +160,7 @@
         <w:rPr>
           <w:noProof/>
         </w:rPr>
-        <w:instrText xml:space="preserve"> PAGEREF _Toc243826579 \h </w:instrText>
-      </w:r>
-      <w:r>
-        <w:rPr>
-          <w:noProof/>
-        </w:rPr>
+        <w:instrText xml:space="preserve"> PAGEREF _Toc243842017 \h </w:instrText>
       </w:r>
       <w:r>
         <w:rPr>
@@ -166,7 +172,7 @@
         <w:rPr>
           <w:noProof/>
         </w:rPr>
-        <w:t>3</w:t>
+        <w:t xml:space="preserve">3</w:t>
       </w:r>
       <w:r>
         <w:rPr>
@@ -182,25 +188,19 @@
           <w:tab w:val="right" w:leader="dot" w:pos="9350"/>
         </w:tabs>
         <w:rPr>
-          <w:rFonts w:asciiTheme="minorHAnsi" w:eastAsiaTheme="minorEastAsia" w:hAnsiTheme="minorHAnsi" w:cstheme="minorBidi"/>
+          <w:rFonts w:ascii="Aptos" w:hAnsi="Aptos"/>
           <w:noProof/>
           <w:kern w:val="2"/>
           <w:sz w:val="24"/>
           <w:szCs w:val="24"/>
           <w:lang w:val="pt-BR"/>
-          <w14:ligatures w14:val="standardContextual"/>
-        </w:rPr>
-      </w:pPr>
-      <w:r>
-        <w:rPr>
-          <w:noProof/>
-        </w:rPr>
-        <w:t>1.2 Motivação</w:t>
-      </w:r>
-      <w:r>
-        <w:rPr>
-          <w:noProof/>
-        </w:rPr>
+        </w:rPr>
+      </w:pPr>
+      <w:r>
+        <w:rPr>
+          <w:noProof/>
+        </w:rPr>
+        <w:t xml:space="preserve">1.2 Motivação</w:t>
         <w:tab/>
       </w:r>
       <w:r>
@@ -213,12 +213,7 @@
         <w:rPr>
           <w:noProof/>
         </w:rPr>
-        <w:instrText xml:space="preserve"> PAGEREF _Toc243826580 \h </w:instrText>
-      </w:r>
-      <w:r>
-        <w:rPr>
-          <w:noProof/>
-        </w:rPr>
+        <w:instrText xml:space="preserve"> PAGEREF _Toc243842018 \h </w:instrText>
       </w:r>
       <w:r>
         <w:rPr>
@@ -230,7 +225,7 @@
         <w:rPr>
           <w:noProof/>
         </w:rPr>
-        <w:t>3</w:t>
+        <w:t xml:space="preserve">3</w:t>
       </w:r>
       <w:r>
         <w:rPr>
@@ -246,25 +241,19 @@
           <w:tab w:val="right" w:leader="dot" w:pos="9350"/>
         </w:tabs>
         <w:rPr>
-          <w:rFonts w:asciiTheme="minorHAnsi" w:eastAsiaTheme="minorEastAsia" w:hAnsiTheme="minorHAnsi" w:cstheme="minorBidi"/>
+          <w:rFonts w:ascii="Aptos" w:hAnsi="Aptos"/>
           <w:noProof/>
           <w:kern w:val="2"/>
           <w:sz w:val="24"/>
           <w:szCs w:val="24"/>
           <w:lang w:val="pt-BR"/>
-          <w14:ligatures w14:val="standardContextual"/>
-        </w:rPr>
-      </w:pPr>
-      <w:r>
-        <w:rPr>
-          <w:noProof/>
-        </w:rPr>
-        <w:t>1.3 Problema que resolve</w:t>
-      </w:r>
-      <w:r>
-        <w:rPr>
-          <w:noProof/>
-        </w:rPr>
+        </w:rPr>
+      </w:pPr>
+      <w:r>
+        <w:rPr>
+          <w:noProof/>
+        </w:rPr>
+        <w:t xml:space="preserve">1.3 Problema que resolve</w:t>
         <w:tab/>
       </w:r>
       <w:r>
@@ -277,12 +266,7 @@
         <w:rPr>
           <w:noProof/>
         </w:rPr>
-        <w:instrText xml:space="preserve"> PAGEREF _Toc243826581 \h </w:instrText>
-      </w:r>
-      <w:r>
-        <w:rPr>
-          <w:noProof/>
-        </w:rPr>
+        <w:instrText xml:space="preserve"> PAGEREF _Toc243842019 \h </w:instrText>
       </w:r>
       <w:r>
         <w:rPr>
@@ -294,7 +278,7 @@
         <w:rPr>
           <w:noProof/>
         </w:rPr>
-        <w:t>3</w:t>
+        <w:t xml:space="preserve">3</w:t>
       </w:r>
       <w:r>
         <w:rPr>
@@ -310,25 +294,19 @@
           <w:tab w:val="right" w:leader="dot" w:pos="9350"/>
         </w:tabs>
         <w:rPr>
-          <w:rFonts w:asciiTheme="minorHAnsi" w:eastAsiaTheme="minorEastAsia" w:hAnsiTheme="minorHAnsi" w:cstheme="minorBidi"/>
+          <w:rFonts w:ascii="Aptos" w:hAnsi="Aptos"/>
           <w:noProof/>
           <w:kern w:val="2"/>
           <w:sz w:val="24"/>
           <w:szCs w:val="24"/>
           <w:lang w:val="pt-BR"/>
-          <w14:ligatures w14:val="standardContextual"/>
-        </w:rPr>
-      </w:pPr>
-      <w:r>
-        <w:rPr>
-          <w:noProof/>
-        </w:rPr>
-        <w:t>1.4 Objetivo e pergunta do trabalho</w:t>
-      </w:r>
-      <w:r>
-        <w:rPr>
-          <w:noProof/>
-        </w:rPr>
+        </w:rPr>
+      </w:pPr>
+      <w:r>
+        <w:rPr>
+          <w:noProof/>
+        </w:rPr>
+        <w:t xml:space="preserve">1.4 Objetivo e pergunta do trabalho</w:t>
         <w:tab/>
       </w:r>
       <w:r>
@@ -341,12 +319,7 @@
         <w:rPr>
           <w:noProof/>
         </w:rPr>
-        <w:instrText xml:space="preserve"> PAGEREF _Toc243826582 \h </w:instrText>
-      </w:r>
-      <w:r>
-        <w:rPr>
-          <w:noProof/>
-        </w:rPr>
+        <w:instrText xml:space="preserve"> PAGEREF _Toc243842020 \h </w:instrText>
       </w:r>
       <w:r>
         <w:rPr>
@@ -358,7 +331,7 @@
         <w:rPr>
           <w:noProof/>
         </w:rPr>
-        <w:t>4</w:t>
+        <w:t xml:space="preserve">4</w:t>
       </w:r>
       <w:r>
         <w:rPr>
@@ -374,13 +347,12 @@
           <w:tab w:val="right" w:leader="dot" w:pos="9350"/>
         </w:tabs>
         <w:rPr>
-          <w:rFonts w:asciiTheme="minorHAnsi" w:eastAsiaTheme="minorEastAsia" w:hAnsiTheme="minorHAnsi" w:cstheme="minorBidi"/>
+          <w:rFonts w:ascii="Aptos" w:hAnsi="Aptos"/>
           <w:noProof/>
           <w:kern w:val="2"/>
           <w:sz w:val="24"/>
           <w:szCs w:val="24"/>
           <w:lang w:val="pt-BR"/>
-          <w14:ligatures w14:val="standardContextual"/>
         </w:rPr>
       </w:pPr>
       <w:r>
@@ -388,7 +360,7 @@
           <w:bCs/>
           <w:noProof/>
         </w:rPr>
-        <w:t>1.5 Escopo do trabalho</w:t>
+        <w:t xml:space="preserve">1.5 Escopo do trabalho</w:t>
       </w:r>
       <w:r>
         <w:rPr>
@@ -406,12 +378,7 @@
         <w:rPr>
           <w:noProof/>
         </w:rPr>
-        <w:instrText xml:space="preserve"> PAGEREF _Toc243826583 \h </w:instrText>
-      </w:r>
-      <w:r>
-        <w:rPr>
-          <w:noProof/>
-        </w:rPr>
+        <w:instrText xml:space="preserve"> PAGEREF _Toc243842021 \h </w:instrText>
       </w:r>
       <w:r>
         <w:rPr>
@@ -423,7 +390,7 @@
         <w:rPr>
           <w:noProof/>
         </w:rPr>
-        <w:t>4</w:t>
+        <w:t xml:space="preserve">4</w:t>
       </w:r>
       <w:r>
         <w:rPr>
@@ -439,25 +406,19 @@
           <w:tab w:val="right" w:leader="dot" w:pos="9350"/>
         </w:tabs>
         <w:rPr>
-          <w:rFonts w:asciiTheme="minorHAnsi" w:eastAsiaTheme="minorEastAsia" w:hAnsiTheme="minorHAnsi" w:cstheme="minorBidi"/>
+          <w:rFonts w:ascii="Aptos" w:hAnsi="Aptos"/>
           <w:noProof/>
           <w:kern w:val="2"/>
           <w:sz w:val="24"/>
           <w:szCs w:val="24"/>
           <w:lang w:val="pt-BR"/>
-          <w14:ligatures w14:val="standardContextual"/>
-        </w:rPr>
-      </w:pPr>
-      <w:r>
-        <w:rPr>
-          <w:noProof/>
-        </w:rPr>
-        <w:t>1.6 Ferramentas e componentes prontos</w:t>
-      </w:r>
-      <w:r>
-        <w:rPr>
-          <w:noProof/>
-        </w:rPr>
+        </w:rPr>
+      </w:pPr>
+      <w:r>
+        <w:rPr>
+          <w:noProof/>
+        </w:rPr>
+        <w:t xml:space="preserve">1.6 Ferramentas e componentes prontos</w:t>
         <w:tab/>
       </w:r>
       <w:r>
@@ -470,12 +431,7 @@
         <w:rPr>
           <w:noProof/>
         </w:rPr>
-        <w:instrText xml:space="preserve"> PAGEREF _Toc243826584 \h </w:instrText>
-      </w:r>
-      <w:r>
-        <w:rPr>
-          <w:noProof/>
-        </w:rPr>
+        <w:instrText xml:space="preserve"> PAGEREF _Toc243842022 \h </w:instrText>
       </w:r>
       <w:r>
         <w:rPr>
@@ -487,7 +443,7 @@
         <w:rPr>
           <w:noProof/>
         </w:rPr>
-        <w:t>4</w:t>
+        <w:t xml:space="preserve">4</w:t>
       </w:r>
       <w:r>
         <w:rPr>
@@ -503,25 +459,19 @@
           <w:tab w:val="right" w:leader="dot" w:pos="9350"/>
         </w:tabs>
         <w:rPr>
-          <w:rFonts w:asciiTheme="minorHAnsi" w:eastAsiaTheme="minorEastAsia" w:hAnsiTheme="minorHAnsi" w:cstheme="minorBidi"/>
+          <w:rFonts w:ascii="Aptos" w:hAnsi="Aptos"/>
           <w:noProof/>
           <w:kern w:val="2"/>
           <w:sz w:val="24"/>
           <w:szCs w:val="24"/>
           <w:lang w:val="pt-BR"/>
-          <w14:ligatures w14:val="standardContextual"/>
-        </w:rPr>
-      </w:pPr>
-      <w:r>
-        <w:rPr>
-          <w:noProof/>
-        </w:rPr>
-        <w:t>2. Fundamentação teórica</w:t>
-      </w:r>
-      <w:r>
-        <w:rPr>
-          <w:noProof/>
-        </w:rPr>
+        </w:rPr>
+      </w:pPr>
+      <w:r>
+        <w:rPr>
+          <w:noProof/>
+        </w:rPr>
+        <w:t xml:space="preserve">2. Fundamentação teórica</w:t>
         <w:tab/>
       </w:r>
       <w:r>
@@ -534,12 +484,7 @@
         <w:rPr>
           <w:noProof/>
         </w:rPr>
-        <w:instrText xml:space="preserve"> PAGEREF _Toc243826585 \h </w:instrText>
-      </w:r>
-      <w:r>
-        <w:rPr>
-          <w:noProof/>
-        </w:rPr>
+        <w:instrText xml:space="preserve"> PAGEREF _Toc243842023 \h </w:instrText>
       </w:r>
       <w:r>
         <w:rPr>
@@ -551,7 +496,7 @@
         <w:rPr>
           <w:noProof/>
         </w:rPr>
-        <w:t>5</w:t>
+        <w:t xml:space="preserve">5</w:t>
       </w:r>
       <w:r>
         <w:rPr>
@@ -567,25 +512,19 @@
           <w:tab w:val="right" w:leader="dot" w:pos="9350"/>
         </w:tabs>
         <w:rPr>
-          <w:rFonts w:asciiTheme="minorHAnsi" w:eastAsiaTheme="minorEastAsia" w:hAnsiTheme="minorHAnsi" w:cstheme="minorBidi"/>
+          <w:rFonts w:ascii="Aptos" w:hAnsi="Aptos"/>
           <w:noProof/>
           <w:kern w:val="2"/>
           <w:sz w:val="24"/>
           <w:szCs w:val="24"/>
           <w:lang w:val="pt-BR"/>
-          <w14:ligatures w14:val="standardContextual"/>
-        </w:rPr>
-      </w:pPr>
-      <w:r>
-        <w:rPr>
-          <w:noProof/>
-        </w:rPr>
-        <w:t>2.1 Histórico e evolução</w:t>
-      </w:r>
-      <w:r>
-        <w:rPr>
-          <w:noProof/>
-        </w:rPr>
+        </w:rPr>
+      </w:pPr>
+      <w:r>
+        <w:rPr>
+          <w:noProof/>
+        </w:rPr>
+        <w:t xml:space="preserve">2.1 Histórico e evolução</w:t>
         <w:tab/>
       </w:r>
       <w:r>
@@ -598,12 +537,7 @@
         <w:rPr>
           <w:noProof/>
         </w:rPr>
-        <w:instrText xml:space="preserve"> PAGEREF _Toc243826586 \h </w:instrText>
-      </w:r>
-      <w:r>
-        <w:rPr>
-          <w:noProof/>
-        </w:rPr>
+        <w:instrText xml:space="preserve"> PAGEREF _Toc243842024 \h </w:instrText>
       </w:r>
       <w:r>
         <w:rPr>
@@ -615,7 +549,7 @@
         <w:rPr>
           <w:noProof/>
         </w:rPr>
-        <w:t>5</w:t>
+        <w:t xml:space="preserve">5</w:t>
       </w:r>
       <w:r>
         <w:rPr>
@@ -631,13 +565,12 @@
           <w:tab w:val="right" w:leader="dot" w:pos="9350"/>
         </w:tabs>
         <w:rPr>
-          <w:rFonts w:asciiTheme="minorHAnsi" w:eastAsiaTheme="minorEastAsia" w:hAnsiTheme="minorHAnsi" w:cstheme="minorBidi"/>
+          <w:rFonts w:ascii="Aptos" w:hAnsi="Aptos"/>
           <w:noProof/>
           <w:kern w:val="2"/>
           <w:sz w:val="24"/>
           <w:szCs w:val="24"/>
           <w:lang w:val="pt-BR"/>
-          <w14:ligatures w14:val="standardContextual"/>
         </w:rPr>
       </w:pPr>
       <w:r>
@@ -645,7 +578,7 @@
           <w:bCs/>
           <w:noProof/>
         </w:rPr>
-        <w:t>2.2 RAG convencional: recuperação e geração</w:t>
+        <w:t xml:space="preserve">2.2 RAG convencional: recuperação e geração</w:t>
       </w:r>
       <w:r>
         <w:rPr>
@@ -663,12 +596,7 @@
         <w:rPr>
           <w:noProof/>
         </w:rPr>
-        <w:instrText xml:space="preserve"> PAGEREF _Toc243826587 \h </w:instrText>
-      </w:r>
-      <w:r>
-        <w:rPr>
-          <w:noProof/>
-        </w:rPr>
+        <w:instrText xml:space="preserve"> PAGEREF _Toc243842025 \h </w:instrText>
       </w:r>
       <w:r>
         <w:rPr>
@@ -680,7 +608,7 @@
         <w:rPr>
           <w:noProof/>
         </w:rPr>
-        <w:t>6</w:t>
+        <w:t xml:space="preserve">6</w:t>
       </w:r>
       <w:r>
         <w:rPr>
@@ -696,13 +624,12 @@
           <w:tab w:val="right" w:leader="dot" w:pos="9350"/>
         </w:tabs>
         <w:rPr>
-          <w:rFonts w:asciiTheme="minorHAnsi" w:eastAsiaTheme="minorEastAsia" w:hAnsiTheme="minorHAnsi" w:cstheme="minorBidi"/>
+          <w:rFonts w:ascii="Aptos" w:hAnsi="Aptos"/>
           <w:noProof/>
           <w:kern w:val="2"/>
           <w:sz w:val="24"/>
           <w:szCs w:val="24"/>
           <w:lang w:val="pt-BR"/>
-          <w14:ligatures w14:val="standardContextual"/>
         </w:rPr>
       </w:pPr>
       <w:r>
@@ -710,7 +637,7 @@
           <w:bCs/>
           <w:noProof/>
         </w:rPr>
-        <w:t>2.3 Grafos de conhecimento</w:t>
+        <w:t xml:space="preserve">2.3 Grafos de conhecimento</w:t>
       </w:r>
       <w:r>
         <w:rPr>
@@ -728,12 +655,7 @@
         <w:rPr>
           <w:noProof/>
         </w:rPr>
-        <w:instrText xml:space="preserve"> PAGEREF _Toc243826588 \h </w:instrText>
-      </w:r>
-      <w:r>
-        <w:rPr>
-          <w:noProof/>
-        </w:rPr>
+        <w:instrText xml:space="preserve"> PAGEREF _Toc243842026 \h </w:instrText>
       </w:r>
       <w:r>
         <w:rPr>
@@ -745,7 +667,7 @@
         <w:rPr>
           <w:noProof/>
         </w:rPr>
-        <w:t>6</w:t>
+        <w:t xml:space="preserve">6</w:t>
       </w:r>
       <w:r>
         <w:rPr>
@@ -761,25 +683,19 @@
           <w:tab w:val="right" w:leader="dot" w:pos="9350"/>
         </w:tabs>
         <w:rPr>
-          <w:rFonts w:asciiTheme="minorHAnsi" w:eastAsiaTheme="minorEastAsia" w:hAnsiTheme="minorHAnsi" w:cstheme="minorBidi"/>
+          <w:rFonts w:ascii="Aptos" w:hAnsi="Aptos"/>
           <w:noProof/>
           <w:kern w:val="2"/>
           <w:sz w:val="24"/>
           <w:szCs w:val="24"/>
           <w:lang w:val="pt-BR"/>
-          <w14:ligatures w14:val="standardContextual"/>
-        </w:rPr>
-      </w:pPr>
-      <w:r>
-        <w:rPr>
-          <w:noProof/>
-        </w:rPr>
-        <w:t>2.4 GraphRAG: arquitetura e funcionamento</w:t>
-      </w:r>
-      <w:r>
-        <w:rPr>
-          <w:noProof/>
-        </w:rPr>
+        </w:rPr>
+      </w:pPr>
+      <w:r>
+        <w:rPr>
+          <w:noProof/>
+        </w:rPr>
+        <w:t xml:space="preserve">2.4 GraphRAG: arquitetura e funcionamento</w:t>
         <w:tab/>
       </w:r>
       <w:r>
@@ -792,12 +708,7 @@
         <w:rPr>
           <w:noProof/>
         </w:rPr>
-        <w:instrText xml:space="preserve"> PAGEREF _Toc243826589 \h </w:instrText>
-      </w:r>
-      <w:r>
-        <w:rPr>
-          <w:noProof/>
-        </w:rPr>
+        <w:instrText xml:space="preserve"> PAGEREF _Toc243842027 \h </w:instrText>
       </w:r>
       <w:r>
         <w:rPr>
@@ -809,7 +720,7 @@
         <w:rPr>
           <w:noProof/>
         </w:rPr>
-        <w:t>6</w:t>
+        <w:t xml:space="preserve">6</w:t>
       </w:r>
       <w:r>
         <w:rPr>
@@ -825,25 +736,19 @@
           <w:tab w:val="right" w:leader="dot" w:pos="9350"/>
         </w:tabs>
         <w:rPr>
-          <w:rFonts w:asciiTheme="minorHAnsi" w:eastAsiaTheme="minorEastAsia" w:hAnsiTheme="minorHAnsi" w:cstheme="minorBidi"/>
+          <w:rFonts w:ascii="Aptos" w:hAnsi="Aptos"/>
           <w:noProof/>
           <w:kern w:val="2"/>
           <w:sz w:val="24"/>
           <w:szCs w:val="24"/>
           <w:lang w:val="pt-BR"/>
-          <w14:ligatures w14:val="standardContextual"/>
-        </w:rPr>
-      </w:pPr>
-      <w:r>
-        <w:rPr>
-          <w:noProof/>
-        </w:rPr>
-        <w:t>2.5 Conceitos-chave</w:t>
-      </w:r>
-      <w:r>
-        <w:rPr>
-          <w:noProof/>
-        </w:rPr>
+        </w:rPr>
+      </w:pPr>
+      <w:r>
+        <w:rPr>
+          <w:noProof/>
+        </w:rPr>
+        <w:t xml:space="preserve">2.5 Conceitos-chave</w:t>
         <w:tab/>
       </w:r>
       <w:r>
@@ -856,12 +761,7 @@
         <w:rPr>
           <w:noProof/>
         </w:rPr>
-        <w:instrText xml:space="preserve"> PAGEREF _Toc243826590 \h </w:instrText>
-      </w:r>
-      <w:r>
-        <w:rPr>
-          <w:noProof/>
-        </w:rPr>
+        <w:instrText xml:space="preserve"> PAGEREF _Toc243842028 \h </w:instrText>
       </w:r>
       <w:r>
         <w:rPr>
@@ -873,7 +773,7 @@
         <w:rPr>
           <w:noProof/>
         </w:rPr>
-        <w:t>8</w:t>
+        <w:t xml:space="preserve">8</w:t>
       </w:r>
       <w:r>
         <w:rPr>
@@ -889,25 +789,19 @@
           <w:tab w:val="right" w:leader="dot" w:pos="9350"/>
         </w:tabs>
         <w:rPr>
-          <w:rFonts w:asciiTheme="minorHAnsi" w:eastAsiaTheme="minorEastAsia" w:hAnsiTheme="minorHAnsi" w:cstheme="minorBidi"/>
+          <w:rFonts w:ascii="Aptos" w:hAnsi="Aptos"/>
           <w:noProof/>
           <w:kern w:val="2"/>
           <w:sz w:val="24"/>
           <w:szCs w:val="24"/>
           <w:lang w:val="pt-BR"/>
-          <w14:ligatures w14:val="standardContextual"/>
-        </w:rPr>
-      </w:pPr>
-      <w:r>
-        <w:rPr>
-          <w:noProof/>
-        </w:rPr>
-        <w:t>3. Análise comparativa</w:t>
-      </w:r>
-      <w:r>
-        <w:rPr>
-          <w:noProof/>
-        </w:rPr>
+        </w:rPr>
+      </w:pPr>
+      <w:r>
+        <w:rPr>
+          <w:noProof/>
+        </w:rPr>
+        <w:t xml:space="preserve">3. Análise comparativa</w:t>
         <w:tab/>
       </w:r>
       <w:r>
@@ -920,12 +814,7 @@
         <w:rPr>
           <w:noProof/>
         </w:rPr>
-        <w:instrText xml:space="preserve"> PAGEREF _Toc243826591 \h </w:instrText>
-      </w:r>
-      <w:r>
-        <w:rPr>
-          <w:noProof/>
-        </w:rPr>
+        <w:instrText xml:space="preserve"> PAGEREF _Toc243842029 \h </w:instrText>
       </w:r>
       <w:r>
         <w:rPr>
@@ -937,7 +826,7 @@
         <w:rPr>
           <w:noProof/>
         </w:rPr>
-        <w:t>9</w:t>
+        <w:t xml:space="preserve">9</w:t>
       </w:r>
       <w:r>
         <w:rPr>
@@ -953,25 +842,19 @@
           <w:tab w:val="right" w:leader="dot" w:pos="9350"/>
         </w:tabs>
         <w:rPr>
-          <w:rFonts w:asciiTheme="minorHAnsi" w:eastAsiaTheme="minorEastAsia" w:hAnsiTheme="minorHAnsi" w:cstheme="minorBidi"/>
+          <w:rFonts w:ascii="Aptos" w:hAnsi="Aptos"/>
           <w:noProof/>
           <w:kern w:val="2"/>
           <w:sz w:val="24"/>
           <w:szCs w:val="24"/>
           <w:lang w:val="pt-BR"/>
-          <w14:ligatures w14:val="standardContextual"/>
-        </w:rPr>
-      </w:pPr>
-      <w:r>
-        <w:rPr>
-          <w:noProof/>
-        </w:rPr>
-        <w:t>3.1 Estado da arte vs. alternativas</w:t>
-      </w:r>
-      <w:r>
-        <w:rPr>
-          <w:noProof/>
-        </w:rPr>
+        </w:rPr>
+      </w:pPr>
+      <w:r>
+        <w:rPr>
+          <w:noProof/>
+        </w:rPr>
+        <w:t xml:space="preserve">3.1 Estado da arte vs. alternativas</w:t>
         <w:tab/>
       </w:r>
       <w:r>
@@ -984,12 +867,7 @@
         <w:rPr>
           <w:noProof/>
         </w:rPr>
-        <w:instrText xml:space="preserve"> PAGEREF _Toc243826592 \h </w:instrText>
-      </w:r>
-      <w:r>
-        <w:rPr>
-          <w:noProof/>
-        </w:rPr>
+        <w:instrText xml:space="preserve"> PAGEREF _Toc243842030 \h </w:instrText>
       </w:r>
       <w:r>
         <w:rPr>
@@ -1001,7 +879,7 @@
         <w:rPr>
           <w:noProof/>
         </w:rPr>
-        <w:t>9</w:t>
+        <w:t xml:space="preserve">9</w:t>
       </w:r>
       <w:r>
         <w:rPr>
@@ -1017,25 +895,19 @@
           <w:tab w:val="right" w:leader="dot" w:pos="9350"/>
         </w:tabs>
         <w:rPr>
-          <w:rFonts w:asciiTheme="minorHAnsi" w:eastAsiaTheme="minorEastAsia" w:hAnsiTheme="minorHAnsi" w:cstheme="minorBidi"/>
+          <w:rFonts w:ascii="Aptos" w:hAnsi="Aptos"/>
           <w:noProof/>
           <w:kern w:val="2"/>
           <w:sz w:val="24"/>
           <w:szCs w:val="24"/>
           <w:lang w:val="pt-BR"/>
-          <w14:ligatures w14:val="standardContextual"/>
-        </w:rPr>
-      </w:pPr>
-      <w:r>
-        <w:rPr>
-          <w:noProof/>
-        </w:rPr>
-        <w:t>3.2 Custo</w:t>
-      </w:r>
-      <w:r>
-        <w:rPr>
-          <w:noProof/>
-        </w:rPr>
+        </w:rPr>
+      </w:pPr>
+      <w:r>
+        <w:rPr>
+          <w:noProof/>
+        </w:rPr>
+        <w:t xml:space="preserve">3.2 Custo</w:t>
         <w:tab/>
       </w:r>
       <w:r>
@@ -1048,12 +920,7 @@
         <w:rPr>
           <w:noProof/>
         </w:rPr>
-        <w:instrText xml:space="preserve"> PAGEREF _Toc243826593 \h </w:instrText>
-      </w:r>
-      <w:r>
-        <w:rPr>
-          <w:noProof/>
-        </w:rPr>
+        <w:instrText xml:space="preserve"> PAGEREF _Toc243842031 \h </w:instrText>
       </w:r>
       <w:r>
         <w:rPr>
@@ -1065,7 +932,7 @@
         <w:rPr>
           <w:noProof/>
         </w:rPr>
-        <w:t>9</w:t>
+        <w:t xml:space="preserve">9</w:t>
       </w:r>
       <w:r>
         <w:rPr>
@@ -1081,25 +948,19 @@
           <w:tab w:val="right" w:leader="dot" w:pos="9350"/>
         </w:tabs>
         <w:rPr>
-          <w:rFonts w:asciiTheme="minorHAnsi" w:eastAsiaTheme="minorEastAsia" w:hAnsiTheme="minorHAnsi" w:cstheme="minorBidi"/>
+          <w:rFonts w:ascii="Aptos" w:hAnsi="Aptos"/>
           <w:noProof/>
           <w:kern w:val="2"/>
           <w:sz w:val="24"/>
           <w:szCs w:val="24"/>
           <w:lang w:val="pt-BR"/>
-          <w14:ligatures w14:val="standardContextual"/>
-        </w:rPr>
-      </w:pPr>
-      <w:r>
-        <w:rPr>
-          <w:noProof/>
-        </w:rPr>
-        <w:t>3.3 Qualidade das respostas</w:t>
-      </w:r>
-      <w:r>
-        <w:rPr>
-          <w:noProof/>
-        </w:rPr>
+        </w:rPr>
+      </w:pPr>
+      <w:r>
+        <w:rPr>
+          <w:noProof/>
+        </w:rPr>
+        <w:t xml:space="preserve">3.3 Qualidade das respostas</w:t>
         <w:tab/>
       </w:r>
       <w:r>
@@ -1112,12 +973,7 @@
         <w:rPr>
           <w:noProof/>
         </w:rPr>
-        <w:instrText xml:space="preserve"> PAGEREF _Toc243826594 \h </w:instrText>
-      </w:r>
-      <w:r>
-        <w:rPr>
-          <w:noProof/>
-        </w:rPr>
+        <w:instrText xml:space="preserve"> PAGEREF _Toc243842032 \h </w:instrText>
       </w:r>
       <w:r>
         <w:rPr>
@@ -1129,7 +985,7 @@
         <w:rPr>
           <w:noProof/>
         </w:rPr>
-        <w:t>10</w:t>
+        <w:t xml:space="preserve">10</w:t>
       </w:r>
       <w:r>
         <w:rPr>
@@ -1145,25 +1001,19 @@
           <w:tab w:val="right" w:leader="dot" w:pos="9350"/>
         </w:tabs>
         <w:rPr>
-          <w:rFonts w:asciiTheme="minorHAnsi" w:eastAsiaTheme="minorEastAsia" w:hAnsiTheme="minorHAnsi" w:cstheme="minorBidi"/>
+          <w:rFonts w:ascii="Aptos" w:hAnsi="Aptos"/>
           <w:noProof/>
           <w:kern w:val="2"/>
           <w:sz w:val="24"/>
           <w:szCs w:val="24"/>
           <w:lang w:val="pt-BR"/>
-          <w14:ligatures w14:val="standardContextual"/>
-        </w:rPr>
-      </w:pPr>
-      <w:r>
-        <w:rPr>
-          <w:noProof/>
-        </w:rPr>
-        <w:t>3.4 Efeito do tamanho do corpus</w:t>
-      </w:r>
-      <w:r>
-        <w:rPr>
-          <w:noProof/>
-        </w:rPr>
+        </w:rPr>
+      </w:pPr>
+      <w:r>
+        <w:rPr>
+          <w:noProof/>
+        </w:rPr>
+        <w:t xml:space="preserve">3.4 Efeito do tamanho do corpus</w:t>
         <w:tab/>
       </w:r>
       <w:r>
@@ -1176,12 +1026,7 @@
         <w:rPr>
           <w:noProof/>
         </w:rPr>
-        <w:instrText xml:space="preserve"> PAGEREF _Toc243826595 \h </w:instrText>
-      </w:r>
-      <w:r>
-        <w:rPr>
-          <w:noProof/>
-        </w:rPr>
+        <w:instrText xml:space="preserve"> PAGEREF _Toc243842033 \h </w:instrText>
       </w:r>
       <w:r>
         <w:rPr>
@@ -1193,7 +1038,7 @@
         <w:rPr>
           <w:noProof/>
         </w:rPr>
-        <w:t>10</w:t>
+        <w:t xml:space="preserve">10</w:t>
       </w:r>
       <w:r>
         <w:rPr>
@@ -1209,25 +1054,19 @@
           <w:tab w:val="right" w:leader="dot" w:pos="9350"/>
         </w:tabs>
         <w:rPr>
-          <w:rFonts w:asciiTheme="minorHAnsi" w:eastAsiaTheme="minorEastAsia" w:hAnsiTheme="minorHAnsi" w:cstheme="minorBidi"/>
+          <w:rFonts w:ascii="Aptos" w:hAnsi="Aptos"/>
           <w:noProof/>
           <w:kern w:val="2"/>
           <w:sz w:val="24"/>
           <w:szCs w:val="24"/>
           <w:lang w:val="pt-BR"/>
-          <w14:ligatures w14:val="standardContextual"/>
-        </w:rPr>
-      </w:pPr>
-      <w:r>
-        <w:rPr>
-          <w:noProof/>
-        </w:rPr>
-        <w:t>3.5 Vantagens e limitações</w:t>
-      </w:r>
-      <w:r>
-        <w:rPr>
-          <w:noProof/>
-        </w:rPr>
+        </w:rPr>
+      </w:pPr>
+      <w:r>
+        <w:rPr>
+          <w:noProof/>
+        </w:rPr>
+        <w:t xml:space="preserve">3.5 Vantagens e limitações</w:t>
         <w:tab/>
       </w:r>
       <w:r>
@@ -1240,12 +1079,7 @@
         <w:rPr>
           <w:noProof/>
         </w:rPr>
-        <w:instrText xml:space="preserve"> PAGEREF _Toc243826596 \h </w:instrText>
-      </w:r>
-      <w:r>
-        <w:rPr>
-          <w:noProof/>
-        </w:rPr>
+        <w:instrText xml:space="preserve"> PAGEREF _Toc243842034 \h </w:instrText>
       </w:r>
       <w:r>
         <w:rPr>
@@ -1257,7 +1091,7 @@
         <w:rPr>
           <w:noProof/>
         </w:rPr>
-        <w:t>12</w:t>
+        <w:t xml:space="preserve">12</w:t>
       </w:r>
       <w:r>
         <w:rPr>
@@ -1273,25 +1107,19 @@
           <w:tab w:val="right" w:leader="dot" w:pos="9350"/>
         </w:tabs>
         <w:rPr>
-          <w:rFonts w:asciiTheme="minorHAnsi" w:eastAsiaTheme="minorEastAsia" w:hAnsiTheme="minorHAnsi" w:cstheme="minorBidi"/>
+          <w:rFonts w:ascii="Aptos" w:hAnsi="Aptos"/>
           <w:noProof/>
           <w:kern w:val="2"/>
           <w:sz w:val="24"/>
           <w:szCs w:val="24"/>
           <w:lang w:val="pt-BR"/>
-          <w14:ligatures w14:val="standardContextual"/>
-        </w:rPr>
-      </w:pPr>
-      <w:r>
-        <w:rPr>
-          <w:noProof/>
-        </w:rPr>
-        <w:t>4. Aplicação prática (PoC)</w:t>
-      </w:r>
-      <w:r>
-        <w:rPr>
-          <w:noProof/>
-        </w:rPr>
+        </w:rPr>
+      </w:pPr>
+      <w:r>
+        <w:rPr>
+          <w:noProof/>
+        </w:rPr>
+        <w:t xml:space="preserve">4. Aplicação prática (PoC)</w:t>
         <w:tab/>
       </w:r>
       <w:r>
@@ -1304,12 +1132,7 @@
         <w:rPr>
           <w:noProof/>
         </w:rPr>
-        <w:instrText xml:space="preserve"> PAGEREF _Toc243826597 \h </w:instrText>
-      </w:r>
-      <w:r>
-        <w:rPr>
-          <w:noProof/>
-        </w:rPr>
+        <w:instrText xml:space="preserve"> PAGEREF _Toc243842035 \h </w:instrText>
       </w:r>
       <w:r>
         <w:rPr>
@@ -1321,7 +1144,7 @@
         <w:rPr>
           <w:noProof/>
         </w:rPr>
-        <w:t>13</w:t>
+        <w:t xml:space="preserve">13</w:t>
       </w:r>
       <w:r>
         <w:rPr>
@@ -1337,25 +1160,19 @@
           <w:tab w:val="right" w:leader="dot" w:pos="9350"/>
         </w:tabs>
         <w:rPr>
-          <w:rFonts w:asciiTheme="minorHAnsi" w:eastAsiaTheme="minorEastAsia" w:hAnsiTheme="minorHAnsi" w:cstheme="minorBidi"/>
+          <w:rFonts w:ascii="Aptos" w:hAnsi="Aptos"/>
           <w:noProof/>
           <w:kern w:val="2"/>
           <w:sz w:val="24"/>
           <w:szCs w:val="24"/>
           <w:lang w:val="pt-BR"/>
-          <w14:ligatures w14:val="standardContextual"/>
-        </w:rPr>
-      </w:pPr>
-      <w:r>
-        <w:rPr>
-          <w:noProof/>
-        </w:rPr>
-        <w:t>4.1 Ambiente de desenvolvimento</w:t>
-      </w:r>
-      <w:r>
-        <w:rPr>
-          <w:noProof/>
-        </w:rPr>
+        </w:rPr>
+      </w:pPr>
+      <w:r>
+        <w:rPr>
+          <w:noProof/>
+        </w:rPr>
+        <w:t xml:space="preserve">4.1 Ambiente de desenvolvimento</w:t>
         <w:tab/>
       </w:r>
       <w:r>
@@ -1368,12 +1185,7 @@
         <w:rPr>
           <w:noProof/>
         </w:rPr>
-        <w:instrText xml:space="preserve"> PAGEREF _Toc243826598 \h </w:instrText>
-      </w:r>
-      <w:r>
-        <w:rPr>
-          <w:noProof/>
-        </w:rPr>
+        <w:instrText xml:space="preserve"> PAGEREF _Toc243842036 \h </w:instrText>
       </w:r>
       <w:r>
         <w:rPr>
@@ -1385,7 +1197,7 @@
         <w:rPr>
           <w:noProof/>
         </w:rPr>
-        <w:t>13</w:t>
+        <w:t xml:space="preserve">13</w:t>
       </w:r>
       <w:r>
         <w:rPr>
@@ -1401,25 +1213,19 @@
           <w:tab w:val="right" w:leader="dot" w:pos="9350"/>
         </w:tabs>
         <w:rPr>
-          <w:rFonts w:asciiTheme="minorHAnsi" w:eastAsiaTheme="minorEastAsia" w:hAnsiTheme="minorHAnsi" w:cstheme="minorBidi"/>
+          <w:rFonts w:ascii="Aptos" w:hAnsi="Aptos"/>
           <w:noProof/>
           <w:kern w:val="2"/>
           <w:sz w:val="24"/>
           <w:szCs w:val="24"/>
           <w:lang w:val="pt-BR"/>
-          <w14:ligatures w14:val="standardContextual"/>
-        </w:rPr>
-      </w:pPr>
-      <w:r>
-        <w:rPr>
-          <w:noProof/>
-        </w:rPr>
-        <w:t>4.2 Modelos e indexação</w:t>
-      </w:r>
-      <w:r>
-        <w:rPr>
-          <w:noProof/>
-        </w:rPr>
+        </w:rPr>
+      </w:pPr>
+      <w:r>
+        <w:rPr>
+          <w:noProof/>
+        </w:rPr>
+        <w:t xml:space="preserve">4.2 Modelos e indexação</w:t>
         <w:tab/>
       </w:r>
       <w:r>
@@ -1432,12 +1238,7 @@
         <w:rPr>
           <w:noProof/>
         </w:rPr>
-        <w:instrText xml:space="preserve"> PAGEREF _Toc243826599 \h </w:instrText>
-      </w:r>
-      <w:r>
-        <w:rPr>
-          <w:noProof/>
-        </w:rPr>
+        <w:instrText xml:space="preserve"> PAGEREF _Toc243842037 \h </w:instrText>
       </w:r>
       <w:r>
         <w:rPr>
@@ -1449,7 +1250,7 @@
         <w:rPr>
           <w:noProof/>
         </w:rPr>
-        <w:t>13</w:t>
+        <w:t xml:space="preserve">13</w:t>
       </w:r>
       <w:r>
         <w:rPr>
@@ -1465,25 +1266,19 @@
           <w:tab w:val="right" w:leader="dot" w:pos="9350"/>
         </w:tabs>
         <w:rPr>
-          <w:rFonts w:asciiTheme="minorHAnsi" w:eastAsiaTheme="minorEastAsia" w:hAnsiTheme="minorHAnsi" w:cstheme="minorBidi"/>
+          <w:rFonts w:ascii="Aptos" w:hAnsi="Aptos"/>
           <w:noProof/>
           <w:kern w:val="2"/>
           <w:sz w:val="24"/>
           <w:szCs w:val="24"/>
           <w:lang w:val="pt-BR"/>
-          <w14:ligatures w14:val="standardContextual"/>
-        </w:rPr>
-      </w:pPr>
-      <w:r>
-        <w:rPr>
-          <w:noProof/>
-        </w:rPr>
-        <w:t>4.3 Configuração da consulta</w:t>
-      </w:r>
-      <w:r>
-        <w:rPr>
-          <w:noProof/>
-        </w:rPr>
+        </w:rPr>
+      </w:pPr>
+      <w:r>
+        <w:rPr>
+          <w:noProof/>
+        </w:rPr>
+        <w:t xml:space="preserve">4.3 Configuração da consulta</w:t>
         <w:tab/>
       </w:r>
       <w:r>
@@ -1496,12 +1291,7 @@
         <w:rPr>
           <w:noProof/>
         </w:rPr>
-        <w:instrText xml:space="preserve"> PAGEREF _Toc243826600 \h </w:instrText>
-      </w:r>
-      <w:r>
-        <w:rPr>
-          <w:noProof/>
-        </w:rPr>
+        <w:instrText xml:space="preserve"> PAGEREF _Toc243842038 \h </w:instrText>
       </w:r>
       <w:r>
         <w:rPr>
@@ -1513,7 +1303,7 @@
         <w:rPr>
           <w:noProof/>
         </w:rPr>
-        <w:t>14</w:t>
+        <w:t xml:space="preserve">14</w:t>
       </w:r>
       <w:r>
         <w:rPr>
@@ -1529,25 +1319,19 @@
           <w:tab w:val="right" w:leader="dot" w:pos="9350"/>
         </w:tabs>
         <w:rPr>
-          <w:rFonts w:asciiTheme="minorHAnsi" w:eastAsiaTheme="minorEastAsia" w:hAnsiTheme="minorHAnsi" w:cstheme="minorBidi"/>
+          <w:rFonts w:ascii="Aptos" w:hAnsi="Aptos"/>
           <w:noProof/>
           <w:kern w:val="2"/>
           <w:sz w:val="24"/>
           <w:szCs w:val="24"/>
           <w:lang w:val="pt-BR"/>
-          <w14:ligatures w14:val="standardContextual"/>
-        </w:rPr>
-      </w:pPr>
-      <w:r>
-        <w:rPr>
-          <w:noProof/>
-        </w:rPr>
-        <w:t>4.4 Demonstração de código</w:t>
-      </w:r>
-      <w:r>
-        <w:rPr>
-          <w:noProof/>
-        </w:rPr>
+        </w:rPr>
+      </w:pPr>
+      <w:r>
+        <w:rPr>
+          <w:noProof/>
+        </w:rPr>
+        <w:t xml:space="preserve">4.4 Demonstração de código</w:t>
         <w:tab/>
       </w:r>
       <w:r>
@@ -1560,12 +1344,7 @@
         <w:rPr>
           <w:noProof/>
         </w:rPr>
-        <w:instrText xml:space="preserve"> PAGEREF _Toc243826601 \h </w:instrText>
-      </w:r>
-      <w:r>
-        <w:rPr>
-          <w:noProof/>
-        </w:rPr>
+        <w:instrText xml:space="preserve"> PAGEREF _Toc243842039 \h </w:instrText>
       </w:r>
       <w:r>
         <w:rPr>
@@ -1577,7 +1356,7 @@
         <w:rPr>
           <w:noProof/>
         </w:rPr>
-        <w:t>15</w:t>
+        <w:t xml:space="preserve">15</w:t>
       </w:r>
       <w:r>
         <w:rPr>
@@ -1593,25 +1372,19 @@
           <w:tab w:val="right" w:leader="dot" w:pos="9350"/>
         </w:tabs>
         <w:rPr>
-          <w:rFonts w:asciiTheme="minorHAnsi" w:eastAsiaTheme="minorEastAsia" w:hAnsiTheme="minorHAnsi" w:cstheme="minorBidi"/>
+          <w:rFonts w:ascii="Aptos" w:hAnsi="Aptos"/>
           <w:noProof/>
           <w:kern w:val="2"/>
           <w:sz w:val="24"/>
           <w:szCs w:val="24"/>
           <w:lang w:val="pt-BR"/>
-          <w14:ligatures w14:val="standardContextual"/>
-        </w:rPr>
-      </w:pPr>
-      <w:r>
-        <w:rPr>
-          <w:noProof/>
-        </w:rPr>
-        <w:t>4.5 Teste de fumaça</w:t>
-      </w:r>
-      <w:r>
-        <w:rPr>
-          <w:noProof/>
-        </w:rPr>
+        </w:rPr>
+      </w:pPr>
+      <w:r>
+        <w:rPr>
+          <w:noProof/>
+        </w:rPr>
+        <w:t xml:space="preserve">4.5 Teste de fumaça</w:t>
         <w:tab/>
       </w:r>
       <w:r>
@@ -1624,12 +1397,7 @@
         <w:rPr>
           <w:noProof/>
         </w:rPr>
-        <w:instrText xml:space="preserve"> PAGEREF _Toc243826602 \h </w:instrText>
-      </w:r>
-      <w:r>
-        <w:rPr>
-          <w:noProof/>
-        </w:rPr>
+        <w:instrText xml:space="preserve"> PAGEREF _Toc243842040 \h </w:instrText>
       </w:r>
       <w:r>
         <w:rPr>
@@ -1641,7 +1409,7 @@
         <w:rPr>
           <w:noProof/>
         </w:rPr>
-        <w:t>16</w:t>
+        <w:t xml:space="preserve">16</w:t>
       </w:r>
       <w:r>
         <w:rPr>
@@ -1657,25 +1425,19 @@
           <w:tab w:val="right" w:leader="dot" w:pos="9350"/>
         </w:tabs>
         <w:rPr>
-          <w:rFonts w:asciiTheme="minorHAnsi" w:eastAsiaTheme="minorEastAsia" w:hAnsiTheme="minorHAnsi" w:cstheme="minorBidi"/>
+          <w:rFonts w:ascii="Aptos" w:hAnsi="Aptos"/>
           <w:noProof/>
           <w:kern w:val="2"/>
           <w:sz w:val="24"/>
           <w:szCs w:val="24"/>
           <w:lang w:val="pt-BR"/>
-          <w14:ligatures w14:val="standardContextual"/>
-        </w:rPr>
-      </w:pPr>
-      <w:r>
-        <w:rPr>
-          <w:noProof/>
-        </w:rPr>
-        <w:t>4.6 Corpus de teste e perguntas</w:t>
-      </w:r>
-      <w:r>
-        <w:rPr>
-          <w:noProof/>
-        </w:rPr>
+        </w:rPr>
+      </w:pPr>
+      <w:r>
+        <w:rPr>
+          <w:noProof/>
+        </w:rPr>
+        <w:t xml:space="preserve">4.6 Corpus de teste e perguntas</w:t>
         <w:tab/>
       </w:r>
       <w:r>
@@ -1688,12 +1450,7 @@
         <w:rPr>
           <w:noProof/>
         </w:rPr>
-        <w:instrText xml:space="preserve"> PAGEREF _Toc243826603 \h </w:instrText>
-      </w:r>
-      <w:r>
-        <w:rPr>
-          <w:noProof/>
-        </w:rPr>
+        <w:instrText xml:space="preserve"> PAGEREF _Toc243842041 \h </w:instrText>
       </w:r>
       <w:r>
         <w:rPr>
@@ -1705,7 +1462,7 @@
         <w:rPr>
           <w:noProof/>
         </w:rPr>
-        <w:t>16</w:t>
+        <w:t xml:space="preserve">16</w:t>
       </w:r>
       <w:r>
         <w:rPr>
@@ -1721,26 +1478,19 @@
           <w:tab w:val="right" w:leader="dot" w:pos="9350"/>
         </w:tabs>
         <w:rPr>
-          <w:rFonts w:asciiTheme="minorHAnsi" w:eastAsiaTheme="minorEastAsia" w:hAnsiTheme="minorHAnsi" w:cstheme="minorBidi"/>
+          <w:rFonts w:ascii="Aptos" w:hAnsi="Aptos"/>
           <w:noProof/>
           <w:kern w:val="2"/>
           <w:sz w:val="24"/>
           <w:szCs w:val="24"/>
           <w:lang w:val="pt-BR"/>
-          <w14:ligatures w14:val="standardContextual"/>
-        </w:rPr>
-      </w:pPr>
-      <w:r>
-        <w:rPr>
-          <w:noProof/>
-        </w:rPr>
-        <w:lastRenderedPageBreak/>
-        <w:t>4.7 Relato de experiência</w:t>
-      </w:r>
-      <w:r>
-        <w:rPr>
-          <w:noProof/>
-        </w:rPr>
+        </w:rPr>
+      </w:pPr>
+      <w:r>
+        <w:rPr>
+          <w:noProof/>
+        </w:rPr>
+        <w:t xml:space="preserve">4.7 Relato de experiência</w:t>
         <w:tab/>
       </w:r>
       <w:r>
@@ -1753,12 +1503,7 @@
         <w:rPr>
           <w:noProof/>
         </w:rPr>
-        <w:instrText xml:space="preserve"> PAGEREF _Toc243826604 \h </w:instrText>
-      </w:r>
-      <w:r>
-        <w:rPr>
-          <w:noProof/>
-        </w:rPr>
+        <w:instrText xml:space="preserve"> PAGEREF _Toc243842042 \h </w:instrText>
       </w:r>
       <w:r>
         <w:rPr>
@@ -1770,7 +1515,7 @@
         <w:rPr>
           <w:noProof/>
         </w:rPr>
-        <w:t>19</w:t>
+        <w:t xml:space="preserve">19</w:t>
       </w:r>
       <w:r>
         <w:rPr>
@@ -1786,25 +1531,19 @@
           <w:tab w:val="right" w:leader="dot" w:pos="9350"/>
         </w:tabs>
         <w:rPr>
-          <w:rFonts w:asciiTheme="minorHAnsi" w:eastAsiaTheme="minorEastAsia" w:hAnsiTheme="minorHAnsi" w:cstheme="minorBidi"/>
+          <w:rFonts w:ascii="Aptos" w:hAnsi="Aptos"/>
           <w:noProof/>
           <w:kern w:val="2"/>
           <w:sz w:val="24"/>
           <w:szCs w:val="24"/>
           <w:lang w:val="pt-BR"/>
-          <w14:ligatures w14:val="standardContextual"/>
-        </w:rPr>
-      </w:pPr>
-      <w:r>
-        <w:rPr>
-          <w:noProof/>
-        </w:rPr>
-        <w:t>5. Perspectivas futuras e mercado</w:t>
-      </w:r>
-      <w:r>
-        <w:rPr>
-          <w:noProof/>
-        </w:rPr>
+        </w:rPr>
+      </w:pPr>
+      <w:r>
+        <w:rPr>
+          <w:noProof/>
+        </w:rPr>
+        <w:t xml:space="preserve">5. Perspectivas futuras e mercado</w:t>
         <w:tab/>
       </w:r>
       <w:r>
@@ -1817,12 +1556,7 @@
         <w:rPr>
           <w:noProof/>
         </w:rPr>
-        <w:instrText xml:space="preserve"> PAGEREF _Toc243826605 \h </w:instrText>
-      </w:r>
-      <w:r>
-        <w:rPr>
-          <w:noProof/>
-        </w:rPr>
+        <w:instrText xml:space="preserve"> PAGEREF _Toc243842043 \h </w:instrText>
       </w:r>
       <w:r>
         <w:rPr>
@@ -1834,7 +1568,7 @@
         <w:rPr>
           <w:noProof/>
         </w:rPr>
-        <w:t>21</w:t>
+        <w:t xml:space="preserve">21</w:t>
       </w:r>
       <w:r>
         <w:rPr>
@@ -1850,25 +1584,19 @@
           <w:tab w:val="right" w:leader="dot" w:pos="9350"/>
         </w:tabs>
         <w:rPr>
-          <w:rFonts w:asciiTheme="minorHAnsi" w:eastAsiaTheme="minorEastAsia" w:hAnsiTheme="minorHAnsi" w:cstheme="minorBidi"/>
+          <w:rFonts w:ascii="Aptos" w:hAnsi="Aptos"/>
           <w:noProof/>
           <w:kern w:val="2"/>
           <w:sz w:val="24"/>
           <w:szCs w:val="24"/>
           <w:lang w:val="pt-BR"/>
-          <w14:ligatures w14:val="standardContextual"/>
-        </w:rPr>
-      </w:pPr>
-      <w:r>
-        <w:rPr>
-          <w:noProof/>
-        </w:rPr>
-        <w:t>5.1 Proposta: algoritmos de grafos aplicados ao GraphRAG</w:t>
-      </w:r>
-      <w:r>
-        <w:rPr>
-          <w:noProof/>
-        </w:rPr>
+        </w:rPr>
+      </w:pPr>
+      <w:r>
+        <w:rPr>
+          <w:noProof/>
+        </w:rPr>
+        <w:t xml:space="preserve">5.1 Proposta: algoritmos de grafos aplicados ao GraphRAG</w:t>
         <w:tab/>
       </w:r>
       <w:r>
@@ -1881,12 +1609,7 @@
         <w:rPr>
           <w:noProof/>
         </w:rPr>
-        <w:instrText xml:space="preserve"> PAGEREF _Toc243826606 \h </w:instrText>
-      </w:r>
-      <w:r>
-        <w:rPr>
-          <w:noProof/>
-        </w:rPr>
+        <w:instrText xml:space="preserve"> PAGEREF _Toc243842044 \h </w:instrText>
       </w:r>
       <w:r>
         <w:rPr>
@@ -1898,7 +1621,7 @@
         <w:rPr>
           <w:noProof/>
         </w:rPr>
-        <w:t>21</w:t>
+        <w:t xml:space="preserve">21</w:t>
       </w:r>
       <w:r>
         <w:rPr>
@@ -1914,25 +1637,19 @@
           <w:tab w:val="right" w:leader="dot" w:pos="9350"/>
         </w:tabs>
         <w:rPr>
-          <w:rFonts w:asciiTheme="minorHAnsi" w:eastAsiaTheme="minorEastAsia" w:hAnsiTheme="minorHAnsi" w:cstheme="minorBidi"/>
+          <w:rFonts w:ascii="Aptos" w:hAnsi="Aptos"/>
           <w:noProof/>
           <w:kern w:val="2"/>
           <w:sz w:val="24"/>
           <w:szCs w:val="24"/>
           <w:lang w:val="pt-BR"/>
-          <w14:ligatures w14:val="standardContextual"/>
-        </w:rPr>
-      </w:pPr>
-      <w:r>
-        <w:rPr>
-          <w:noProof/>
-        </w:rPr>
-        <w:t>5.2 Tendências</w:t>
-      </w:r>
-      <w:r>
-        <w:rPr>
-          <w:noProof/>
-        </w:rPr>
+        </w:rPr>
+      </w:pPr>
+      <w:r>
+        <w:rPr>
+          <w:noProof/>
+        </w:rPr>
+        <w:t xml:space="preserve">5.2 Tendências</w:t>
         <w:tab/>
       </w:r>
       <w:r>
@@ -1945,12 +1662,7 @@
         <w:rPr>
           <w:noProof/>
         </w:rPr>
-        <w:instrText xml:space="preserve"> PAGEREF _Toc243826607 \h </w:instrText>
-      </w:r>
-      <w:r>
-        <w:rPr>
-          <w:noProof/>
-        </w:rPr>
+        <w:instrText xml:space="preserve"> PAGEREF _Toc243842045 \h </w:instrText>
       </w:r>
       <w:r>
         <w:rPr>
@@ -1962,7 +1674,7 @@
         <w:rPr>
           <w:noProof/>
         </w:rPr>
-        <w:t>23</w:t>
+        <w:t xml:space="preserve">23</w:t>
       </w:r>
       <w:r>
         <w:rPr>
@@ -1978,25 +1690,19 @@
           <w:tab w:val="right" w:leader="dot" w:pos="9350"/>
         </w:tabs>
         <w:rPr>
-          <w:rFonts w:asciiTheme="minorHAnsi" w:eastAsiaTheme="minorEastAsia" w:hAnsiTheme="minorHAnsi" w:cstheme="minorBidi"/>
+          <w:rFonts w:ascii="Aptos" w:hAnsi="Aptos"/>
           <w:noProof/>
           <w:kern w:val="2"/>
           <w:sz w:val="24"/>
           <w:szCs w:val="24"/>
           <w:lang w:val="pt-BR"/>
-          <w14:ligatures w14:val="standardContextual"/>
-        </w:rPr>
-      </w:pPr>
-      <w:r>
-        <w:rPr>
-          <w:noProof/>
-        </w:rPr>
-        <w:t>5.3 Adoção na indústria</w:t>
-      </w:r>
-      <w:r>
-        <w:rPr>
-          <w:noProof/>
-        </w:rPr>
+        </w:rPr>
+      </w:pPr>
+      <w:r>
+        <w:rPr>
+          <w:noProof/>
+        </w:rPr>
+        <w:t xml:space="preserve">5.3 Adoção na indústria</w:t>
         <w:tab/>
       </w:r>
       <w:r>
@@ -2009,12 +1715,7 @@
         <w:rPr>
           <w:noProof/>
         </w:rPr>
-        <w:instrText xml:space="preserve"> PAGEREF _Toc243826608 \h </w:instrText>
-      </w:r>
-      <w:r>
-        <w:rPr>
-          <w:noProof/>
-        </w:rPr>
+        <w:instrText xml:space="preserve"> PAGEREF _Toc243842046 \h </w:instrText>
       </w:r>
       <w:r>
         <w:rPr>
@@ -2026,7 +1727,7 @@
         <w:rPr>
           <w:noProof/>
         </w:rPr>
-        <w:t>23</w:t>
+        <w:t xml:space="preserve">23</w:t>
       </w:r>
       <w:r>
         <w:rPr>
@@ -2042,25 +1743,19 @@
           <w:tab w:val="right" w:leader="dot" w:pos="9350"/>
         </w:tabs>
         <w:rPr>
-          <w:rFonts w:asciiTheme="minorHAnsi" w:eastAsiaTheme="minorEastAsia" w:hAnsiTheme="minorHAnsi" w:cstheme="minorBidi"/>
+          <w:rFonts w:ascii="Aptos" w:hAnsi="Aptos"/>
           <w:noProof/>
           <w:kern w:val="2"/>
           <w:sz w:val="24"/>
           <w:szCs w:val="24"/>
           <w:lang w:val="pt-BR"/>
-          <w14:ligatures w14:val="standardContextual"/>
-        </w:rPr>
-      </w:pPr>
-      <w:r>
-        <w:rPr>
-          <w:noProof/>
-        </w:rPr>
-        <w:t>6. Conclusão e referências</w:t>
-      </w:r>
-      <w:r>
-        <w:rPr>
-          <w:noProof/>
-        </w:rPr>
+        </w:rPr>
+      </w:pPr>
+      <w:r>
+        <w:rPr>
+          <w:noProof/>
+        </w:rPr>
+        <w:t xml:space="preserve">6. Conclusão e referências</w:t>
         <w:tab/>
       </w:r>
       <w:r>
@@ -2073,12 +1768,7 @@
         <w:rPr>
           <w:noProof/>
         </w:rPr>
-        <w:instrText xml:space="preserve"> PAGEREF _Toc243826609 \h </w:instrText>
-      </w:r>
-      <w:r>
-        <w:rPr>
-          <w:noProof/>
-        </w:rPr>
+        <w:instrText xml:space="preserve"> PAGEREF _Toc243842047 \h </w:instrText>
       </w:r>
       <w:r>
         <w:rPr>
@@ -2090,7 +1780,7 @@
         <w:rPr>
           <w:noProof/>
         </w:rPr>
-        <w:t>24</w:t>
+        <w:t xml:space="preserve">24</w:t>
       </w:r>
       <w:r>
         <w:rPr>
@@ -2106,25 +1796,19 @@
           <w:tab w:val="right" w:leader="dot" w:pos="9350"/>
         </w:tabs>
         <w:rPr>
-          <w:rFonts w:asciiTheme="minorHAnsi" w:eastAsiaTheme="minorEastAsia" w:hAnsiTheme="minorHAnsi" w:cstheme="minorBidi"/>
+          <w:rFonts w:ascii="Aptos" w:hAnsi="Aptos"/>
           <w:noProof/>
           <w:kern w:val="2"/>
           <w:sz w:val="24"/>
           <w:szCs w:val="24"/>
           <w:lang w:val="pt-BR"/>
-          <w14:ligatures w14:val="standardContextual"/>
-        </w:rPr>
-      </w:pPr>
-      <w:r>
-        <w:rPr>
-          <w:noProof/>
-        </w:rPr>
-        <w:t>6.1 Síntese crítica</w:t>
-      </w:r>
-      <w:r>
-        <w:rPr>
-          <w:noProof/>
-        </w:rPr>
+        </w:rPr>
+      </w:pPr>
+      <w:r>
+        <w:rPr>
+          <w:noProof/>
+        </w:rPr>
+        <w:t xml:space="preserve">6.1 Síntese crítica</w:t>
         <w:tab/>
       </w:r>
       <w:r>
@@ -2137,12 +1821,7 @@
         <w:rPr>
           <w:noProof/>
         </w:rPr>
-        <w:instrText xml:space="preserve"> PAGEREF _Toc243826610 \h </w:instrText>
-      </w:r>
-      <w:r>
-        <w:rPr>
-          <w:noProof/>
-        </w:rPr>
+        <w:instrText xml:space="preserve"> PAGEREF _Toc243842048 \h </w:instrText>
       </w:r>
       <w:r>
         <w:rPr>
@@ -2154,7 +1833,7 @@
         <w:rPr>
           <w:noProof/>
         </w:rPr>
-        <w:t>24</w:t>
+        <w:t xml:space="preserve">24</w:t>
       </w:r>
       <w:r>
         <w:rPr>
@@ -2170,25 +1849,19 @@
           <w:tab w:val="right" w:leader="dot" w:pos="9350"/>
         </w:tabs>
         <w:rPr>
-          <w:rFonts w:asciiTheme="minorHAnsi" w:eastAsiaTheme="minorEastAsia" w:hAnsiTheme="minorHAnsi" w:cstheme="minorBidi"/>
+          <w:rFonts w:ascii="Aptos" w:hAnsi="Aptos"/>
           <w:noProof/>
           <w:kern w:val="2"/>
           <w:sz w:val="24"/>
           <w:szCs w:val="24"/>
           <w:lang w:val="pt-BR"/>
-          <w14:ligatures w14:val="standardContextual"/>
-        </w:rPr>
-      </w:pPr>
-      <w:r>
-        <w:rPr>
-          <w:noProof/>
-        </w:rPr>
-        <w:t>6.2 Referências</w:t>
-      </w:r>
-      <w:r>
-        <w:rPr>
-          <w:noProof/>
-        </w:rPr>
+        </w:rPr>
+      </w:pPr>
+      <w:r>
+        <w:rPr>
+          <w:noProof/>
+        </w:rPr>
+        <w:t xml:space="preserve">6.2 Referências</w:t>
         <w:tab/>
       </w:r>
       <w:r>
@@ -2201,12 +1874,7 @@
         <w:rPr>
           <w:noProof/>
         </w:rPr>
-        <w:instrText xml:space="preserve"> PAGEREF _Toc243826611 \h </w:instrText>
-      </w:r>
-      <w:r>
-        <w:rPr>
-          <w:noProof/>
-        </w:rPr>
+        <w:instrText xml:space="preserve"> PAGEREF _Toc243842049 \h </w:instrText>
       </w:r>
       <w:r>
         <w:rPr>
@@ -2218,7 +1886,7 @@
         <w:rPr>
           <w:noProof/>
         </w:rPr>
-        <w:t>25</w:t>
+        <w:t xml:space="preserve">25</w:t>
       </w:r>
       <w:r>
         <w:rPr>
@@ -2241,10 +1909,9 @@
       <w:pPr>
         <w:pStyle w:val="Ttulo2"/>
       </w:pPr>
-      <w:bookmarkStart w:id="0" w:name="_Toc243826578"/>
-      <w:r>
-        <w:lastRenderedPageBreak/>
-        <w:t>1. Introdução e contextualização</w:t>
+      <w:bookmarkStart w:id="0" w:name="_Toc243842016"/>
+      <w:r>
+        <w:t xml:space="preserve">1. Introdução e contextualização</w:t>
       </w:r>
       <w:bookmarkEnd w:id="0"/>
     </w:p>
@@ -2252,65 +1919,65 @@
       <w:pPr>
         <w:pStyle w:val="Ttulo3"/>
       </w:pPr>
-      <w:bookmarkStart w:id="1" w:name="_Toc243826579"/>
-      <w:r>
-        <w:t>1.1 Definição do objeto</w:t>
+      <w:bookmarkStart w:id="1" w:name="_Toc243842017"/>
+      <w:r>
+        <w:t xml:space="preserve">1.1 Definição do objeto</w:t>
       </w:r>
       <w:bookmarkEnd w:id="1"/>
     </w:p>
     <w:p>
       <w:r>
-        <w:t>Este trabalho estuda o GraphRAG, uma variação da técnica RAG (Retrieval-Augmented Generation, ou geração aumentada por recuperação). No RAG tradicional, antes de responder o sistema procura nos documentos os trechos mais parecidos com a pergunta e entrega esses trechos ao modelo de linguagem junto com ela. Assim o modelo responde com base no material fornecido, e não só no que aprendeu no treinamento.</w:t>
-      </w:r>
-    </w:p>
-    <w:p>
-      <w:r>
-        <w:t>O GraphRAG, proposto pela Microsoft Research em 2024, acrescenta uma etapa antes das perguntas: o próprio modelo de linguagem lê os documentos e monta um grafo de conhecimento, com as entidades citadas (sistemas, componentes, pessoas, decisões, incidentes) e as relações entre elas. Depois agrupa o grafo em comunidades de assuntos relacionados e escreve um resumo de cada uma. Na hora da pergunta, a busca usa esse grafo e esses resumos, e não apenas a semelhança entre textos.</w:t>
-      </w:r>
-    </w:p>
-    <w:p>
-      <w:r>
-        <w:t>A implementação estudada é a biblioteca de código aberto Microsoft GraphRAG, na versão 3.3.0, rodando inteiramente no computador local com modelos servidos pelo Ollama, sem nenhuma API paga.</w:t>
+        <w:t xml:space="preserve">Este trabalho estuda o GraphRAG, uma variação da técnica RAG (Retrieval-Augmented Generation, ou geração aumentada por recuperação). No RAG tradicional, antes de responder o sistema procura nos documentos os trechos mais parecidos com a pergunta e entrega esses trechos ao modelo de linguagem junto com ela. Assim o modelo responde com base no material fornecido, e não só no que aprendeu no treinamento.</w:t>
+      </w:r>
+    </w:p>
+    <w:p>
+      <w:r>
+        <w:t xml:space="preserve">O GraphRAG, proposto pela Microsoft Research em 2024, acrescenta uma etapa antes das perguntas: o próprio modelo de linguagem lê os documentos e monta um grafo de conhecimento, com as entidades citadas (sistemas, componentes, pessoas, decisões, incidentes) e as relações entre elas. Depois agrupa o grafo em comunidades de assuntos relacionados e escreve um resumo de cada uma. Na hora da pergunta, a busca usa esse grafo e esses resumos, e não apenas a semelhança entre textos.</w:t>
+      </w:r>
+    </w:p>
+    <w:p>
+      <w:r>
+        <w:t xml:space="preserve">A implementação estudada é a biblioteca de código aberto Microsoft GraphRAG, na versão 3.3.0, rodando inteiramente no computador local com modelos servidos pelo Ollama, sem nenhuma API paga.</w:t>
       </w:r>
     </w:p>
     <w:p>
       <w:pPr>
         <w:pStyle w:val="Ttulo3"/>
       </w:pPr>
-      <w:bookmarkStart w:id="2" w:name="_Toc243826580"/>
-      <w:r>
-        <w:t>1.2 Motivação</w:t>
+      <w:bookmarkStart w:id="2" w:name="_Toc243842018"/>
+      <w:r>
+        <w:t xml:space="preserve">1.2 Motivação</w:t>
       </w:r>
       <w:bookmarkEnd w:id="2"/>
     </w:p>
     <w:p>
       <w:r>
-        <w:t>Modelos de linguagem já fazem parte do dia a dia da Engenharia de Software, em assistentes de código, chatbots de suporte e buscas em documentação interna. Eles têm dois problemas conhecidos: não conhecem os dados privados de uma empresa e, quando não sabem algo, tendem a inventar uma resposta plausível, o que gera alucinações em grande parte dos casos. O RAG virou o padrão de mercado para contornar os dois, porque liga o modelo aos documentos da própria empresa.</w:t>
-      </w:r>
-    </w:p>
-    <w:p>
-      <w:r>
-        <w:t>Em um time de software, porém, o conhecimento fica espalhado. A escolha de um banco de dados está num registro de decisão de arquitetura (ADR), a queda do sistema está num postmortem, a ação corretiva está na ata de uma reunião e o limite de latência está no documento de requisitos. Perguntas reais, como "por que o sistema caiu e o que foi decidido depois?", exigem juntar vários desses documentos. É exatamente nesse tipo de pergunta que o RAG tradicional costuma falhar e que o GraphRAG promete ganhar.</w:t>
-      </w:r>
-    </w:p>
-    <w:p>
-      <w:r>
-        <w:t>Rodar tudo localmente também tem motivo prático. Documentos internos costumam ser confidenciais, e uma solução que não envia nada para fora e não tem custo por chamada é mais fácil de adotar. Por isso o trabalho testa se um modelo pequeno, que cabe numa GPU de notebook, é suficiente para a técnica funcionar.</w:t>
+        <w:t xml:space="preserve">Modelos de linguagem já fazem parte do dia a dia da Engenharia de Software, em assistentes de código, chatbots de suporte e buscas em documentação interna. Eles têm dois problemas conhecidos: não conhecem os dados privados de uma empresa e, quando não sabem algo, tendem a inventar uma resposta plausível, o que gera alucinações em grande parte dos casos. O RAG virou o padrão de mercado para contornar os dois, porque liga o modelo aos documentos da própria empresa.</w:t>
+      </w:r>
+    </w:p>
+    <w:p>
+      <w:r>
+        <w:t xml:space="preserve">Em um time de software, porém, o conhecimento fica espalhado. A escolha de um banco de dados está num registro de decisão de arquitetura (ADR), a queda do sistema está num postmortem, a ação corretiva está na ata de uma reunião e o limite de latência está no documento de requisitos. Perguntas reais, como "por que o sistema caiu e o que foi decidido depois?", exigem juntar vários desses documentos. É exatamente nesse tipo de pergunta que o RAG tradicional costuma falhar e que o GraphRAG promete ganhar.</w:t>
+      </w:r>
+    </w:p>
+    <w:p>
+      <w:r>
+        <w:t xml:space="preserve">Rodar tudo localmente também tem motivo prático. Documentos internos costumam ser confidenciais, e uma solução que não envia nada para fora e não tem custo por chamada é mais fácil de adotar. Por isso o trabalho testa se um modelo pequeno, que cabe numa GPU de notebook, é suficiente para a técnica funcionar.</w:t>
       </w:r>
     </w:p>
     <w:p>
       <w:pPr>
         <w:pStyle w:val="Ttulo3"/>
       </w:pPr>
-      <w:bookmarkStart w:id="3" w:name="_Toc243826581"/>
-      <w:r>
-        <w:t>1.3 Problema que resolve</w:t>
+      <w:bookmarkStart w:id="3" w:name="_Toc243842019"/>
+      <w:r>
+        <w:t xml:space="preserve">1.3 Problema que resolve</w:t>
       </w:r>
       <w:bookmarkEnd w:id="3"/>
     </w:p>
     <w:p>
       <w:r>
-        <w:t>O RAG vetorial busca trechos parecidos com a pergunta. Isso funciona bem quando a resposta está em um único trecho, mas falha em dois casos:</w:t>
+        <w:t xml:space="preserve">O RAG vetorial busca trechos parecidos com a pergunta. Isso funciona bem quando a resposta está em um único trecho, mas falha em dois casos:</w:t>
       </w:r>
     </w:p>
     <w:p>
@@ -2325,10 +1992,10 @@
         <w:rPr>
           <w:b/>
         </w:rPr>
-        <w:t>Perguntas multi-hop</w:t>
-      </w:r>
-      <w:r>
-        <w:t>, cuja resposta depende de ligar fatos que estão em documentos diferentes. Cada trecho isolado pode não se parecer com a pergunta, e então não é recuperado.</w:t>
+        <w:t xml:space="preserve">Perguntas multi-hop</w:t>
+      </w:r>
+      <w:r>
+        <w:t xml:space="preserve">, cuja resposta depende de ligar fatos que estão em documentos diferentes. Cada trecho isolado pode não se parecer com a pergunta, e então não é recuperado.</w:t>
       </w:r>
     </w:p>
     <w:p>
@@ -2343,15 +2010,14 @@
         <w:rPr>
           <w:b/>
         </w:rPr>
-        <w:t>Perguntas globais</w:t>
-      </w:r>
-      <w:r>
-        <w:t>, sobre o conjunto inteiro de documentos, como "quais são os principais riscos técnicos do sistema?". Nenhum trecho sozinho responde, e a busca por semelhança devolve só alguns pedaços soltos.</w:t>
-      </w:r>
-    </w:p>
-    <w:p>
-      <w:r>
-        <w:lastRenderedPageBreak/>
+        <w:t xml:space="preserve">Perguntas globais</w:t>
+      </w:r>
+      <w:r>
+        <w:t xml:space="preserve">, sobre o conjunto inteiro de documentos, como "quais são os principais riscos técnicos do sistema?". Nenhum trecho sozinho responde, e a busca por semelhança devolve só alguns pedaços soltos.</w:t>
+      </w:r>
+    </w:p>
+    <w:p>
+      <w:r>
         <w:t xml:space="preserve">O GraphRAG ataca o primeiro caso com a </w:t>
       </w:r>
       <w:r>
@@ -2359,7 +2025,7 @@
           <w:i/>
           <w:iCs/>
         </w:rPr>
-        <w:t>busca Local</w:t>
+        <w:t xml:space="preserve">busca Local</w:t>
       </w:r>
       <w:r>
         <w:t xml:space="preserve">, que parte das entidades citadas na pergunta e segue suas conexões no grafo, e o segundo com a </w:t>
@@ -2369,35 +2035,35 @@
           <w:i/>
           <w:iCs/>
         </w:rPr>
-        <w:t>busca Global</w:t>
-      </w:r>
-      <w:r>
-        <w:t>, que combina os resumos das comunidades. O preço é a indexação: montar o grafo exige muitas chamadas ao modelo de linguagem, enquanto o RAG vetorial só precisa calcular embeddings. Saber se esse custo compensa é o ponto central deste trabalho.</w:t>
+        <w:t xml:space="preserve">busca Global</w:t>
+      </w:r>
+      <w:r>
+        <w:t xml:space="preserve">, que combina os resumos das comunidades. O preço é a indexação: montar o grafo exige muitas chamadas ao modelo de linguagem, enquanto o RAG vetorial só precisa calcular embeddings. Saber se esse custo compensa é o ponto central deste trabalho.</w:t>
       </w:r>
     </w:p>
     <w:p>
       <w:pPr>
         <w:pStyle w:val="Ttulo3"/>
       </w:pPr>
-      <w:bookmarkStart w:id="4" w:name="_Toc243826582"/>
-      <w:r>
-        <w:t>1.4 Objetivo e pergunta do trabalho</w:t>
+      <w:bookmarkStart w:id="4" w:name="_Toc243842020"/>
+      <w:r>
+        <w:t xml:space="preserve">1.4 Objetivo e pergunta do trabalho</w:t>
       </w:r>
       <w:bookmarkEnd w:id="4"/>
     </w:p>
     <w:p>
       <w:r>
-        <w:t>A pergunta do trabalho é em que tipos de pergunta o GraphRAG responde melhor que o RAG vetorial, e quanto isso custa em tempo e chamadas ao LLM.</w:t>
-      </w:r>
-    </w:p>
-    <w:p>
-      <w:r>
-        <w:t>Em vez de construir uma aplicação completa, o trabalho monta um experimento controlado. Um corpus pequeno, formado por dois relatos reais de incidentes de software (a falha global causada pela CrowdStrike em 2024 e a interrupção da Cloudflare em 2025), é indexado uma vez, e o mesmo conjunto de perguntas é feito a quatro métodos: o modelo sem recuperação, o RAG vetorial e as buscas Local e Global do GraphRAG. As perguntas e as respostas esperadas são escritas antes de rodar qualquer método e cobrem perguntas pontuais, multi-hop, globais e sem resposta no corpus. Depois, o mesmo teste é repetido num corpus cerca de três vezes maior, para ver se o tamanho do corpus muda o resultado.</w:t>
-      </w:r>
-    </w:p>
-    <w:p>
-      <w:r>
-        <w:t>Além da qualidade das respostas, são medidos os custos: tempo de indexação, número de chamadas ao LLM, tamanho do índice e latência de cada consulta. O objetivo final é chegar a uma regra de decisão, do tipo "use GraphRAG quando... e prefira o RAG vetorial quando...", apoiada nos números medidos.</w:t>
+        <w:t xml:space="preserve">A pergunta do trabalho é em que tipos de pergunta o GraphRAG responde melhor que o RAG vetorial, e quanto isso custa em tempo e chamadas ao LLM.</w:t>
+      </w:r>
+    </w:p>
+    <w:p>
+      <w:r>
+        <w:t xml:space="preserve">Em vez de construir uma aplicação completa, o trabalho monta um experimento controlado. Um corpus pequeno, formado por dois relatos reais de incidentes de software (a falha global causada pela CrowdStrike em 2024 e a interrupção da Cloudflare em 2025), é indexado uma vez, e o mesmo conjunto de perguntas é feito a quatro métodos: o modelo sem recuperação, o RAG vetorial e as buscas Local e Global do GraphRAG. As perguntas e as respostas esperadas são escritas antes de rodar qualquer método e cobrem perguntas pontuais, multi-hop, globais e sem resposta no corpus. Depois, o mesmo teste é repetido num corpus cerca de três vezes maior, para ver se o tamanho do corpus muda o resultado.</w:t>
+      </w:r>
+    </w:p>
+    <w:p>
+      <w:r>
+        <w:t xml:space="preserve">Além da qualidade das respostas, são medidos os custos: tempo de indexação, número de chamadas ao LLM, tamanho do índice e latência de cada consulta. O objetivo final é chegar a uma regra de decisão, do tipo "use GraphRAG quando... e prefira o RAG vetorial quando...", apoiada nos números medidos.</w:t>
       </w:r>
     </w:p>
     <w:p>
@@ -2407,18 +2073,18 @@
           <w:bCs/>
         </w:rPr>
       </w:pPr>
-      <w:bookmarkStart w:id="5" w:name="_Toc243826583"/>
+      <w:bookmarkStart w:id="5" w:name="_Toc243842021"/>
       <w:r>
         <w:rPr>
           <w:bCs/>
         </w:rPr>
-        <w:t>1.5 Escopo do trabalho</w:t>
+        <w:t xml:space="preserve">1.5 Escopo do trabalho</w:t>
       </w:r>
       <w:bookmarkEnd w:id="5"/>
     </w:p>
     <w:p>
       <w:r>
-        <w:t>A prioridade é manter um escopo pequeno e controlado para conseguir realizar todos os testes dentro do prazo.</w:t>
+        <w:t xml:space="preserve">A prioridade é manter um escopo pequeno e controlado para conseguir realizar todos os testes dentro do prazo.</w:t>
       </w:r>
     </w:p>
     <w:p>
@@ -2433,7 +2099,7 @@
         <w:rPr>
           <w:b/>
         </w:rPr>
-        <w:t>O grafo não é construído do zero.</w:t>
+        <w:t xml:space="preserve">O grafo não é construído do zero.</w:t>
       </w:r>
       <w:r>
         <w:t xml:space="preserve"> O trabalho usa a biblioteca Microsoft GraphRAG, que já faz a extração de entidades, a detecção de comunidades e as buscas.</w:t>
@@ -2451,7 +2117,7 @@
         <w:rPr>
           <w:b/>
         </w:rPr>
-        <w:t>O corpus é pequeno e controlado.</w:t>
+        <w:t xml:space="preserve">O corpus é pequeno e controlado.</w:t>
       </w:r>
       <w:r>
         <w:t xml:space="preserve"> Dois documentos, cerca de 7.500 tokens no total, e uma versão maior, com cerca de 25.000 tokens, para que a indexação caiba no prazo e para que cada resposta possa ser conferida contra o texto.</w:t>
@@ -2461,15 +2127,15 @@
       <w:pPr>
         <w:pStyle w:val="Ttulo3"/>
       </w:pPr>
-      <w:bookmarkStart w:id="6" w:name="_Toc243826584"/>
-      <w:r>
-        <w:t>1.6 Ferramentas e componentes prontos</w:t>
+      <w:bookmarkStart w:id="6" w:name="_Toc243842022"/>
+      <w:r>
+        <w:t xml:space="preserve">1.6 Ferramentas e componentes prontos</w:t>
       </w:r>
       <w:bookmarkEnd w:id="6"/>
     </w:p>
     <w:p>
       <w:r>
-        <w:t>Grande parte do sistema não precisou ser escrita do zero. O projeto combina bibliotecas, algoritmos e modelos já prontos, e o trabalho próprio se concentrou em configurá-los, integrá-los e medir o resultado. Isso reduziu o tempo de construção e permitiu dedicar o esforço ao experimento, que é o objetivo do trabalho.</w:t>
+        <w:t xml:space="preserve">Grande parte do sistema não precisou ser escrita do zero. O projeto combina bibliotecas, algoritmos e modelos já prontos, e o trabalho próprio se concentrou em configurá-los, integrá-los e medir o resultado. Isso reduziu o tempo de construção e permitiu dedicar o esforço ao experimento, que é o objetivo do trabalho.</w:t>
       </w:r>
     </w:p>
     <w:tbl>
@@ -2494,7 +2160,7 @@
           </w:tcPr>
           <w:p>
             <w:r>
-              <w:t>Componente pronto</w:t>
+              <w:t xml:space="preserve">Componente pronto</w:t>
             </w:r>
           </w:p>
         </w:tc>
@@ -2505,7 +2171,7 @@
           </w:tcPr>
           <w:p>
             <w:r>
-              <w:t>O que faz no projeto</w:t>
+              <w:t xml:space="preserve">O que faz no projeto</w:t>
             </w:r>
           </w:p>
         </w:tc>
@@ -2517,7 +2183,7 @@
           </w:tcPr>
           <w:p>
             <w:r>
-              <w:t>Microsoft GraphRAG</w:t>
+              <w:t xml:space="preserve">Microsoft GraphRAG</w:t>
             </w:r>
           </w:p>
         </w:tc>
@@ -2527,7 +2193,7 @@
           </w:tcPr>
           <w:p>
             <w:r>
-              <w:t>Todo o pipeline de indexação (divisão em chunks, extração de entidades e relações, resumo das descrições, comunidades e relatórios) e os métodos de busca Basic, Local, Global e Drift</w:t>
+              <w:t xml:space="preserve">Todo o pipeline de indexação (divisão em chunks, extração de entidades e relações, resumo das descrições, comunidades e relatórios) e os métodos de busca Basic, Local, Global e Drift</w:t>
             </w:r>
           </w:p>
         </w:tc>
@@ -2539,7 +2205,7 @@
           </w:tcPr>
           <w:p>
             <w:r>
-              <w:t>Algoritmo de Leiden</w:t>
+              <w:t xml:space="preserve">Algoritmo de Leiden</w:t>
             </w:r>
           </w:p>
         </w:tc>
@@ -2549,11 +2215,7 @@
           </w:tcPr>
           <w:p>
             <w:r>
-              <w:t xml:space="preserve">Detecção hierárquica de comunidades no grafo, já implementada </w:t>
-            </w:r>
-            <w:r>
-              <w:lastRenderedPageBreak/>
-              <w:t>dentro do GraphRAG</w:t>
+              <w:t xml:space="preserve">Detecção hierárquica de comunidades no grafo, já implementada dentro do GraphRAG</w:t>
             </w:r>
           </w:p>
         </w:tc>
@@ -2565,8 +2227,7 @@
           </w:tcPr>
           <w:p>
             <w:r>
-              <w:lastRenderedPageBreak/>
-              <w:t>Ollama</w:t>
+              <w:t xml:space="preserve">Ollama</w:t>
             </w:r>
           </w:p>
         </w:tc>
@@ -2576,7 +2237,7 @@
           </w:tcPr>
           <w:p>
             <w:r>
-              <w:t>Servidor local que executa os modelos de linguagem e de embeddings por uma API HTTP</w:t>
+              <w:t xml:space="preserve">Servidor local que executa os modelos de linguagem e de embeddings por uma API HTTP</w:t>
             </w:r>
           </w:p>
         </w:tc>
@@ -2588,7 +2249,7 @@
           </w:tcPr>
           <w:p>
             <w:r>
-              <w:t>qwen3.5:4b e nomic-embed-text</w:t>
+              <w:t xml:space="preserve">qwen3.5:4b e nomic-embed-text</w:t>
             </w:r>
           </w:p>
         </w:tc>
@@ -2598,7 +2259,7 @@
           </w:tcPr>
           <w:p>
             <w:r>
-              <w:t>Modelos pré-treinados, usados sem nenhum ajuste: o primeiro gera textos e extrai o grafo, o segundo calcula os embeddings</w:t>
+              <w:t xml:space="preserve">Modelos pré-treinados, usados sem nenhum ajuste: o primeiro gera textos e extrai o grafo, o segundo calcula os embeddings</w:t>
             </w:r>
           </w:p>
         </w:tc>
@@ -2610,7 +2271,7 @@
           </w:tcPr>
           <w:p>
             <w:r>
-              <w:t>LiteLLM</w:t>
+              <w:t xml:space="preserve">LiteLLM</w:t>
             </w:r>
           </w:p>
         </w:tc>
@@ -2620,7 +2281,7 @@
           </w:tcPr>
           <w:p>
             <w:r>
-              <w:t>Camada que padroniza as chamadas do GraphRAG ao Ollama</w:t>
+              <w:t xml:space="preserve">Camada que padroniza as chamadas do GraphRAG ao Ollama</w:t>
             </w:r>
           </w:p>
         </w:tc>
@@ -2632,7 +2293,7 @@
           </w:tcPr>
           <w:p>
             <w:r>
-              <w:t>LanceDB</w:t>
+              <w:t xml:space="preserve">LanceDB</w:t>
             </w:r>
           </w:p>
         </w:tc>
@@ -2642,7 +2303,7 @@
           </w:tcPr>
           <w:p>
             <w:r>
-              <w:t>Banco vetorial que guarda os embeddings e faz a busca por similaridade</w:t>
+              <w:t xml:space="preserve">Banco vetorial que guarda os embeddings e faz a busca por similaridade</w:t>
             </w:r>
           </w:p>
         </w:tc>
@@ -2654,7 +2315,7 @@
           </w:tcPr>
           <w:p>
             <w:r>
-              <w:t>Streamlit</w:t>
+              <w:t xml:space="preserve">Streamlit</w:t>
             </w:r>
           </w:p>
         </w:tc>
@@ -2664,7 +2325,7 @@
           </w:tcPr>
           <w:p>
             <w:r>
-              <w:t>Interface web do aplicativo (envio de arquivos, indexação, chat com os métodos de busca e painel de status), montada sem escrever HTML ou JavaScript</w:t>
+              <w:t xml:space="preserve">Interface web do aplicativo (envio de arquivos, indexação, chat com os métodos de busca e painel de status), montada sem escrever HTML ou JavaScript</w:t>
             </w:r>
           </w:p>
         </w:tc>
@@ -2676,7 +2337,7 @@
           </w:tcPr>
           <w:p>
             <w:r>
-              <w:t>Pyvis e NetworkX</w:t>
+              <w:t xml:space="preserve">Pyvis e NetworkX</w:t>
             </w:r>
           </w:p>
         </w:tc>
@@ -2686,7 +2347,7 @@
           </w:tcPr>
           <w:p>
             <w:r>
-              <w:t>Visualização interativa do grafo de conhecimento no navegador, com layout por forças no estilo do Gephi</w:t>
+              <w:t xml:space="preserve">Visualização interativa do grafo de conhecimento no navegador, com layout por forças no estilo do Gephi</w:t>
             </w:r>
           </w:p>
         </w:tc>
@@ -2698,7 +2359,7 @@
           </w:tcPr>
           <w:p>
             <w:r>
-              <w:t>pandas e PyArrow</w:t>
+              <w:t xml:space="preserve">pandas e PyArrow</w:t>
             </w:r>
           </w:p>
         </w:tc>
@@ -2708,7 +2369,7 @@
           </w:tcPr>
           <w:p>
             <w:r>
-              <w:t>Leitura das tabelas do índice (entidades, relações, comunidades), gravadas em arquivos parquet</w:t>
+              <w:t xml:space="preserve">Leitura das tabelas do índice (entidades, relações, comunidades), gravadas em arquivos parquet</w:t>
             </w:r>
           </w:p>
         </w:tc>
@@ -2718,9 +2379,9 @@
       <w:pPr>
         <w:pStyle w:val="Ttulo2"/>
       </w:pPr>
-      <w:bookmarkStart w:id="7" w:name="_Toc243826585"/>
-      <w:r>
-        <w:t>2. Fundamentação teórica</w:t>
+      <w:bookmarkStart w:id="7" w:name="_Toc243842023"/>
+      <w:r>
+        <w:t xml:space="preserve">2. Fundamentação teórica</w:t>
       </w:r>
       <w:bookmarkEnd w:id="7"/>
     </w:p>
@@ -2728,15 +2389,15 @@
       <w:pPr>
         <w:pStyle w:val="Ttulo3"/>
       </w:pPr>
-      <w:bookmarkStart w:id="8" w:name="_Toc243826586"/>
-      <w:r>
-        <w:t>2.1 Histórico e evolução</w:t>
+      <w:bookmarkStart w:id="8" w:name="_Toc243842024"/>
+      <w:r>
+        <w:t xml:space="preserve">2.1 Histórico e evolução</w:t>
       </w:r>
       <w:bookmarkEnd w:id="8"/>
     </w:p>
     <w:p>
       <w:r>
-        <w:t>A evolução até o GraphRAG passa por três ideias que surgiram separadas e acabaram se juntando.</w:t>
+        <w:t xml:space="preserve">A evolução até o GraphRAG passa por três ideias que surgiram separadas e acabaram se juntando.</w:t>
       </w:r>
     </w:p>
     <w:p>
@@ -2751,7 +2412,7 @@
         <w:rPr>
           <w:b/>
         </w:rPr>
-        <w:t>Modelos de linguagem.</w:t>
+        <w:t xml:space="preserve">Modelos de linguagem.</w:t>
       </w:r>
       <w:r>
         <w:t xml:space="preserve"> A arquitetura Transformer, de 2017 [5], permitiu treinar modelos cada vez maiores, que culminaram nos LLMs populares a partir do ChatGPT, no fim de 2022. Esses modelos guardam o conhecimento nos próprios parâmetros, congelado na data do treinamento, e alucinam quando a informação falta [6].</w:t>
@@ -2769,7 +2430,7 @@
         <w:rPr>
           <w:b/>
         </w:rPr>
-        <w:t>Recuperação de informação.</w:t>
+        <w:t xml:space="preserve">Recuperação de informação.</w:t>
       </w:r>
       <w:r>
         <w:t xml:space="preserve"> Em 2020, a busca densa por embeddings mostrou que vetores aprendidos encontram passagens relevantes melhor que a busca por palavras-chave [7]. No mesmo ano, Lewis et al. [1] juntaram um buscador e um gerador num único modelo e deram o nome RAG à técnica. Com a popularização dos LLMs, o RAG virou o padrão para conectar modelos a documentos privados, apoiado por bancos de dados vetoriais.</w:t>
@@ -2787,7 +2448,7 @@
         <w:rPr>
           <w:b/>
         </w:rPr>
-        <w:t>Grafos de conhecimento.</w:t>
+        <w:t xml:space="preserve">Grafos de conhecimento.</w:t>
       </w:r>
       <w:r>
         <w:t xml:space="preserve"> A ideia de representar fatos como entidades ligadas por relações é bem mais antiga e ganhou escala na indústria com o Knowledge Graph do Google, em 2012 [8]. O problema sempre foi o custo de montar e manter esses grafos manualmente.</w:t>
@@ -2795,11 +2456,7 @@
     </w:p>
     <w:p>
       <w:r>
-        <w:t xml:space="preserve">O GraphRAG junta as três: usa o LLM para construir o grafo de conhecimento automaticamente a partir dos textos e depois usa o grafo para recuperar o contexto que o LLM recebe. A Microsoft Research publicou o artigo em abril de 2024 [2] e abriu o código no mesmo ano [3]. Desde então a biblioteca ganhou novos modos de busca, como o DRIFT, e uma variante de indexação mais barata, o </w:t>
-      </w:r>
-      <w:r>
-        <w:lastRenderedPageBreak/>
-        <w:t>LazyGraphRAG, além de várias versões; a usada aqui é a 3.3.0. No mesmo período surgiram outras implementações de RAG com grafos, citadas no bloco 3.</w:t>
+        <w:t xml:space="preserve">O GraphRAG junta as três: usa o LLM para construir o grafo de conhecimento automaticamente a partir dos textos e depois usa o grafo para recuperar o contexto que o LLM recebe. A Microsoft Research publicou o artigo em abril de 2024 [2] e abriu o código no mesmo ano [3]. Desde então a biblioteca ganhou novos modos de busca, como o DRIFT, e uma variante de indexação mais barata, o LazyGraphRAG, além de várias versões; a usada aqui é a 3.3.0. No mesmo período surgiram outras implementações de RAG com grafos, citadas no bloco 3.</w:t>
       </w:r>
     </w:p>
     <w:p>
@@ -2809,12 +2466,12 @@
           <w:bCs/>
         </w:rPr>
       </w:pPr>
-      <w:bookmarkStart w:id="9" w:name="_Toc243826587"/>
+      <w:bookmarkStart w:id="9" w:name="_Toc243842025"/>
       <w:r>
         <w:rPr>
           <w:bCs/>
         </w:rPr>
-        <w:t>2.2 RAG convencional: recuperação e geração</w:t>
+        <w:t xml:space="preserve">2.2 RAG convencional: recuperação e geração</w:t>
       </w:r>
       <w:bookmarkEnd w:id="9"/>
     </w:p>
@@ -2826,7 +2483,7 @@
         <w:rPr>
           <w:b/>
         </w:rPr>
-        <w:t>recuperador</w:t>
+        <w:t xml:space="preserve">recuperador</w:t>
       </w:r>
       <w:r>
         <w:t xml:space="preserve"> encontra nos documentos os trechos relevantes para a pergunta. O </w:t>
@@ -2835,10 +2492,10 @@
         <w:rPr>
           <w:b/>
         </w:rPr>
-        <w:t>gerador</w:t>
-      </w:r>
-      <w:r>
-        <w:t>, que é o LLM, escreve a resposta usando esses trechos como contexto. O funcionamento tem duas partes:</w:t>
+        <w:t xml:space="preserve">gerador</w:t>
+      </w:r>
+      <w:r>
+        <w:t xml:space="preserve">, que é o LLM, escreve a resposta usando esses trechos como contexto. O funcionamento tem duas partes:</w:t>
       </w:r>
     </w:p>
     <w:p>
@@ -2853,10 +2510,10 @@
         <w:rPr>
           <w:b/>
         </w:rPr>
-        <w:t>Indexação</w:t>
-      </w:r>
-      <w:r>
-        <w:t>, feita uma vez: os documentos são divididos em chunks, cada chunk vira um embedding e os vetores são guardados num banco vetorial.</w:t>
+        <w:t xml:space="preserve">Indexação</w:t>
+      </w:r>
+      <w:r>
+        <w:t xml:space="preserve">, feita uma vez: os documentos são divididos em chunks, cada chunk vira um embedding e os vetores são guardados num banco vetorial.</w:t>
       </w:r>
     </w:p>
     <w:p>
@@ -2871,15 +2528,15 @@
         <w:rPr>
           <w:b/>
         </w:rPr>
-        <w:t>Consulta</w:t>
-      </w:r>
-      <w:r>
-        <w:t>, a cada pergunta: a pergunta também vira um embedding, o banco devolve os chunks mais próximos (os top-k, por similaridade de cosseno) e esses chunks entram no prompt junto com a pergunta e as instruções. O LLM gera a resposta a partir desse contexto.</w:t>
-      </w:r>
-    </w:p>
-    <w:p>
-      <w:r>
-        <w:t>O limite do RAG vetorial está na própria busca por semelhança. Ela encontra bem um trecho que se parece com a pergunta, mas não sabe que dois trechos diferentes falam da mesma entidade, nem consegue resumir o conjunto inteiro dos documentos. É esse limite que motiva o uso de grafos de conhecimento.</w:t>
+        <w:t xml:space="preserve">Consulta</w:t>
+      </w:r>
+      <w:r>
+        <w:t xml:space="preserve">, a cada pergunta: a pergunta também vira um embedding, o banco devolve os chunks mais próximos (os top-k, por similaridade de cosseno) e esses chunks entram no prompt junto com a pergunta e as instruções. O LLM gera a resposta a partir desse contexto.</w:t>
+      </w:r>
+    </w:p>
+    <w:p>
+      <w:r>
+        <w:t xml:space="preserve">O limite do RAG vetorial está na própria busca por semelhança. Ela encontra bem um trecho que se parece com a pergunta, mas não sabe que dois trechos diferentes falam da mesma entidade, nem consegue resumir o conjunto inteiro dos documentos. É esse limite que motiva o uso de grafos de conhecimento.</w:t>
       </w:r>
     </w:p>
     <w:p>
@@ -2889,12 +2546,12 @@
           <w:bCs/>
         </w:rPr>
       </w:pPr>
-      <w:bookmarkStart w:id="10" w:name="_Toc243826588"/>
+      <w:bookmarkStart w:id="10" w:name="_Toc243842026"/>
       <w:r>
         <w:rPr>
           <w:bCs/>
         </w:rPr>
-        <w:t>2.3 Grafos de conhecimento</w:t>
+        <w:t xml:space="preserve">2.3 Grafos de conhecimento</w:t>
       </w:r>
       <w:bookmarkEnd w:id="10"/>
     </w:p>
@@ -2906,7 +2563,7 @@
         <w:rPr>
           <w:b/>
         </w:rPr>
-        <w:t>nós</w:t>
+        <w:t xml:space="preserve">nós</w:t>
       </w:r>
       <w:r>
         <w:t xml:space="preserve"> são entidades (empresas, pessoas, sistemas, eventos) e as </w:t>
@@ -2915,7 +2572,7 @@
         <w:rPr>
           <w:b/>
         </w:rPr>
-        <w:t>arestas</w:t>
+        <w:t xml:space="preserve">arestas</w:t>
       </w:r>
       <w:r>
         <w:t xml:space="preserve"> são as relações entre elas, cada uma com uma descrição. Cada fato pode ser lido como uma tripla sujeito, relação e objeto. No corpus deste trabalho, por exemplo, "Delta Air Lines processou CrowdStrike" e "Channel File 291 derrubou Falcon Sensor" são duas arestas; como CrowdStrike e Falcon Sensor aparecem nas duas cadeias, o grafo liga fatos que no texto estão em seções distantes.</w:t>
@@ -2923,27 +2580,27 @@
     </w:p>
     <w:p>
       <w:r>
-        <w:t>Essa estrutura traz duas vantagens para a recuperação. A primeira é a navegação: a partir de uma entidade citada na pergunta, é possível seguir as arestas até fatos relacionados, o que atende às perguntas multi-hop. A segunda é o agrupamento: entidades muito conectadas formam comunidades, que podem ser resumidas e respondem a perguntas sobre o conjunto.</w:t>
-      </w:r>
-    </w:p>
-    <w:p>
-      <w:r>
-        <w:t>O problema histórico dos grafos de conhecimento é o custo de construção, que dependia de especialistas e de ontologias definidas à mão. O GraphRAG troca esse trabalho manual por extração automática feita pelo LLM. O grafo sai mais barato, mas mais ruidoso: entidades duplicadas, relações erradas e entidades inventadas, como as observadas no teste de fumaça (seção 4.7).</w:t>
+        <w:t xml:space="preserve">Essa estrutura traz duas vantagens para a recuperação. A primeira é a navegação: a partir de uma entidade citada na pergunta, é possível seguir as arestas até fatos relacionados, o que atende às perguntas multi-hop. A segunda é o agrupamento: entidades muito conectadas formam comunidades, que podem ser resumidas e respondem a perguntas sobre o conjunto.</w:t>
+      </w:r>
+    </w:p>
+    <w:p>
+      <w:r>
+        <w:t xml:space="preserve">O problema histórico dos grafos de conhecimento é o custo de construção, que dependia de especialistas e de ontologias definidas à mão. O GraphRAG troca esse trabalho manual por extração automática feita pelo LLM. O grafo sai mais barato, mas mais ruidoso: entidades duplicadas, relações erradas e entidades inventadas, como as observadas no teste de fumaça (seção 4.7).</w:t>
       </w:r>
     </w:p>
     <w:p>
       <w:pPr>
         <w:pStyle w:val="Ttulo3"/>
       </w:pPr>
-      <w:bookmarkStart w:id="11" w:name="_Toc243826589"/>
-      <w:r>
-        <w:t>2.4 GraphRAG: arquitetura e funcionamento</w:t>
+      <w:bookmarkStart w:id="11" w:name="_Toc243842027"/>
+      <w:r>
+        <w:t xml:space="preserve">2.4 GraphRAG: arquitetura e funcionamento</w:t>
       </w:r>
       <w:bookmarkEnd w:id="11"/>
     </w:p>
     <w:p>
       <w:r>
-        <w:t>A figura abaixo resume as duas fases e os quatro métodos comparados, com os valores usados neste trabalho.</w:t>
+        <w:t xml:space="preserve">A figura abaixo resume as duas fases e os quatro métodos comparados, com os valores usados neste trabalho.</w:t>
       </w:r>
     </w:p>
     <w:p>
@@ -2954,24 +2611,23 @@
         <w:rPr>
           <w:noProof/>
         </w:rPr>
-        <w:lastRenderedPageBreak/>
         <w:drawing>
-          <wp:inline distT="0" distB="0" distL="0" distR="0" wp14:anchorId="6F4E251C" wp14:editId="23F28C39">
+          <wp:inline distT="0" distB="0" distL="0" distR="0">
             <wp:extent cx="5943600" cy="3144693"/>
             <wp:effectExtent l="0" t="0" r="0" b="0"/>
-            <wp:docPr id="1" name="Picture 1"/>
+            <wp:docPr id="1" name="Picture 1" descr=""/>
             <wp:cNvGraphicFramePr/>
-            <a:graphic xmlns:a="http://schemas.openxmlformats.org/drawingml/2006/main">
+            <a:graphic>
               <a:graphicData uri="http://schemas.openxmlformats.org/drawingml/2006/picture">
-                <pic:pic xmlns:pic="http://schemas.openxmlformats.org/drawingml/2006/picture">
+                <pic:pic>
                   <pic:nvPicPr>
-                    <pic:cNvPr id="0" name="image1.png"/>
+                    <pic:cNvPr id="0" name="image1.png" descr=""/>
                     <pic:cNvPicPr>
                       <a:picLocks noChangeAspect="1" noChangeArrowheads="1"/>
                     </pic:cNvPicPr>
                   </pic:nvPicPr>
                   <pic:blipFill>
-                    <a:blip r:embed="rId5"/>
+                    <a:blip r:embed="rId3"/>
                     <a:stretch>
                       <a:fillRect/>
                     </a:stretch>
@@ -2997,7 +2653,7 @@
         <w:pStyle w:val="Ttulo4"/>
       </w:pPr>
       <w:r>
-        <w:t>Fase 1: indexação</w:t>
+        <w:t xml:space="preserve">Fase 1: indexação</w:t>
       </w:r>
     </w:p>
     <w:p>
@@ -3012,7 +2668,7 @@
         <w:rPr>
           <w:b/>
         </w:rPr>
-        <w:t>Chunks.</w:t>
+        <w:t xml:space="preserve">Chunks.</w:t>
       </w:r>
       <w:r>
         <w:t xml:space="preserve"> Os documentos são divididos em pedaços de 800 tokens, com 200 de sobreposição.</w:t>
@@ -3030,7 +2686,7 @@
         <w:rPr>
           <w:b/>
         </w:rPr>
-        <w:t>Extração do grafo.</w:t>
+        <w:t xml:space="preserve">Extração do grafo.</w:t>
       </w:r>
       <w:r>
         <w:t xml:space="preserve"> Para cada chunk, o LLM lista as entidades (organization, person, system, component, incident e event) e as relações entre elas. Uma passada extra, o gleaning, busca entidades esquecidas.</w:t>
@@ -3048,7 +2704,7 @@
         <w:rPr>
           <w:b/>
         </w:rPr>
-        <w:t>Resumo das descrições.</w:t>
+        <w:t xml:space="preserve">Resumo das descrições.</w:t>
       </w:r>
       <w:r>
         <w:t xml:space="preserve"> O LLM junta num texto único as descrições de uma mesma entidade ou relação vindas de chunks diferentes.</w:t>
@@ -3066,7 +2722,7 @@
         <w:rPr>
           <w:b/>
         </w:rPr>
-        <w:t>Comunidades.</w:t>
+        <w:t xml:space="preserve">Comunidades.</w:t>
       </w:r>
       <w:r>
         <w:t xml:space="preserve"> O algoritmo de Leiden [4] agrupa as entidades mais conectadas entre si, em níveis hierárquicos.</w:t>
@@ -3084,7 +2740,7 @@
         <w:rPr>
           <w:b/>
         </w:rPr>
-        <w:t>Relatórios de comunidade.</w:t>
+        <w:t xml:space="preserve">Relatórios de comunidade.</w:t>
       </w:r>
       <w:r>
         <w:t xml:space="preserve"> O LLM resume cada comunidade, o que permite responder perguntas sobre o corpus inteiro.</w:t>
@@ -3102,7 +2758,7 @@
         <w:rPr>
           <w:b/>
         </w:rPr>
-        <w:t>Embeddings.</w:t>
+        <w:t xml:space="preserve">Embeddings.</w:t>
       </w:r>
       <w:r>
         <w:t xml:space="preserve"> Chunks, entidades e relatórios viram vetores no LanceDB; o grafo fica em arquivos parquet.</w:t>
@@ -3110,7 +2766,7 @@
     </w:p>
     <w:p>
       <w:r>
-        <w:t>O RAG vetorial usa só os chunks e os embeddings. O resto, e quase todas as chamadas ao LLM, é custo exclusivo do GraphRAG.</w:t>
+        <w:t xml:space="preserve">O RAG vetorial usa só os chunks e os embeddings. O resto, e quase todas as chamadas ao LLM, é custo exclusivo do GraphRAG.</w:t>
       </w:r>
     </w:p>
     <w:p>
@@ -3118,7 +2774,7 @@
         <w:pStyle w:val="Ttulo4"/>
       </w:pPr>
       <w:r>
-        <w:t>Fase 2: consulta</w:t>
+        <w:t xml:space="preserve">Fase 2: consulta</w:t>
       </w:r>
     </w:p>
     <w:p>
@@ -3133,7 +2789,7 @@
         <w:rPr>
           <w:b/>
         </w:rPr>
-        <w:t>Sem recuperação.</w:t>
+        <w:t xml:space="preserve">Sem recuperação.</w:t>
       </w:r>
       <w:r>
         <w:t xml:space="preserve"> A pergunta vai direto ao modelo. É a linha de base.</w:t>
@@ -3151,7 +2807,7 @@
         <w:rPr>
           <w:b/>
         </w:rPr>
-        <w:t>Basic (RAG vetorial).</w:t>
+        <w:t xml:space="preserve">Basic (RAG vetorial).</w:t>
       </w:r>
       <w:r>
         <w:t xml:space="preserve"> Recupera os chunks mais parecidos com a pergunta.</w:t>
@@ -3169,7 +2825,7 @@
         <w:rPr>
           <w:b/>
         </w:rPr>
-        <w:t>Local.</w:t>
+        <w:t xml:space="preserve">Local.</w:t>
       </w:r>
       <w:r>
         <w:t xml:space="preserve"> Parte das entidades da pergunta e reúne as relações, os vizinhos, os chunks de origem e os relatórios das suas comunidades. É indicada para perguntas específicas e multi-hop.</w:t>
@@ -3187,7 +2843,7 @@
         <w:rPr>
           <w:b/>
         </w:rPr>
-        <w:t>Global.</w:t>
+        <w:t xml:space="preserve">Global.</w:t>
       </w:r>
       <w:r>
         <w:t xml:space="preserve"> Em map-reduce: cada lote de relatórios gera pontos relevantes com nota de importância, e os melhores são combinados na resposta. É indicada para perguntas sobre o corpus inteiro e é a mais cara.</w:t>
@@ -3195,17 +2851,16 @@
     </w:p>
     <w:p>
       <w:r>
-        <w:lastRenderedPageBreak/>
-        <w:t>O LLM tem dois papéis: na indexação extrai e resume, e a qualidade do grafo depende dele; na consulta gera a resposta a partir do contexto. Um erro de indexação fica gravado no grafo e pode se repetir nas respostas, como observado no teste de fumaça (seção 4.7).</w:t>
+        <w:t xml:space="preserve">O LLM tem dois papéis: na indexação extrai e resume, e a qualidade do grafo depende dele; na consulta gera a resposta a partir do contexto. Um erro de indexação fica gravado no grafo e pode se repetir nas respostas, como observado no teste de fumaça (seção 4.7).</w:t>
       </w:r>
     </w:p>
     <w:p>
       <w:pPr>
         <w:pStyle w:val="Ttulo3"/>
       </w:pPr>
-      <w:bookmarkStart w:id="12" w:name="_Toc243826590"/>
-      <w:r>
-        <w:t>2.5 Conceitos-chave</w:t>
+      <w:bookmarkStart w:id="12" w:name="_Toc243842028"/>
+      <w:r>
+        <w:t xml:space="preserve">2.5 Conceitos-chave</w:t>
       </w:r>
       <w:bookmarkEnd w:id="12"/>
     </w:p>
@@ -3222,7 +2877,7 @@
       </w:tblGrid>
       <w:tr>
         <w:trPr>
-          <w:trHeight w:val="942"/>
+          <w:trHeight w:val="942" w:hRule="atLeast"/>
           <w:tblHeader/>
         </w:trPr>
         <w:tc>
@@ -3232,7 +2887,7 @@
           </w:tcPr>
           <w:p>
             <w:r>
-              <w:t>Termo</w:t>
+              <w:t xml:space="preserve">Termo</w:t>
             </w:r>
           </w:p>
         </w:tc>
@@ -3243,7 +2898,7 @@
           </w:tcPr>
           <w:p>
             <w:r>
-              <w:t>Significado</w:t>
+              <w:t xml:space="preserve">Significado</w:t>
             </w:r>
           </w:p>
         </w:tc>
@@ -3255,7 +2910,7 @@
           </w:tcPr>
           <w:p>
             <w:r>
-              <w:t>LLM</w:t>
+              <w:t xml:space="preserve">LLM</w:t>
             </w:r>
           </w:p>
         </w:tc>
@@ -3265,7 +2920,7 @@
           </w:tcPr>
           <w:p>
             <w:r>
-              <w:t>Modelo de linguagem de grande porte, treinado para prever o próximo token de um texto. Aqui, o qwen3.5:4b.</w:t>
+              <w:t xml:space="preserve">Modelo de linguagem de grande porte, treinado para prever o próximo token de um texto. Aqui, o qwen3.5:4b.</w:t>
             </w:r>
           </w:p>
         </w:tc>
@@ -3277,7 +2932,7 @@
           </w:tcPr>
           <w:p>
             <w:r>
-              <w:t>Token</w:t>
+              <w:t xml:space="preserve">Token</w:t>
             </w:r>
           </w:p>
         </w:tc>
@@ -3287,7 +2942,7 @@
           </w:tcPr>
           <w:p>
             <w:r>
-              <w:t>Unidade de texto que o modelo processa, em geral um pedaço de palavra. Limites de tamanho são medidos em tokens.</w:t>
+              <w:t xml:space="preserve">Unidade de texto que o modelo processa, em geral um pedaço de palavra. Limites de tamanho são medidos em tokens.</w:t>
             </w:r>
           </w:p>
         </w:tc>
@@ -3299,7 +2954,7 @@
           </w:tcPr>
           <w:p>
             <w:r>
-              <w:t>Janela de contexto</w:t>
+              <w:t xml:space="preserve">Janela de contexto</w:t>
             </w:r>
           </w:p>
         </w:tc>
@@ -3309,7 +2964,7 @@
           </w:tcPr>
           <w:p>
             <w:r>
-              <w:t>Quantidade máxima de tokens (prompt mais resposta) que o modelo considera de uma vez. No Ollama é o parâmetro num_ctx.</w:t>
+              <w:t xml:space="preserve">Quantidade máxima de tokens (prompt mais resposta) que o modelo considera de uma vez. No Ollama é o parâmetro num_ctx.</w:t>
             </w:r>
           </w:p>
         </w:tc>
@@ -3321,7 +2976,7 @@
           </w:tcPr>
           <w:p>
             <w:r>
-              <w:t>Alucinação</w:t>
+              <w:t xml:space="preserve">Alucinação</w:t>
             </w:r>
           </w:p>
         </w:tc>
@@ -3331,7 +2986,7 @@
           </w:tcPr>
           <w:p>
             <w:r>
-              <w:t>Resposta fluente e plausível, mas sem apoio nos dados ou simplesmente falsa.</w:t>
+              <w:t xml:space="preserve">Resposta fluente e plausível, mas sem apoio nos dados ou simplesmente falsa.</w:t>
             </w:r>
           </w:p>
         </w:tc>
@@ -3343,7 +2998,7 @@
           </w:tcPr>
           <w:p>
             <w:r>
-              <w:t>Embedding</w:t>
+              <w:t xml:space="preserve">Embedding</w:t>
             </w:r>
           </w:p>
         </w:tc>
@@ -3353,7 +3008,7 @@
           </w:tcPr>
           <w:p>
             <w:r>
-              <w:t>Vetor de números que representa o significado de um texto. Textos parecidos geram vetores próximos.</w:t>
+              <w:t xml:space="preserve">Vetor de números que representa o significado de um texto. Textos parecidos geram vetores próximos.</w:t>
             </w:r>
           </w:p>
         </w:tc>
@@ -3365,7 +3020,7 @@
           </w:tcPr>
           <w:p>
             <w:r>
-              <w:t>Chunk</w:t>
+              <w:t xml:space="preserve">Chunk</w:t>
             </w:r>
           </w:p>
         </w:tc>
@@ -3375,7 +3030,7 @@
           </w:tcPr>
           <w:p>
             <w:r>
-              <w:t>Pedaço de documento usado como unidade de indexação e recuperação (no GraphRAG, text unit).</w:t>
+              <w:t xml:space="preserve">Pedaço de documento usado como unidade de indexação e recuperação (no GraphRAG, text unit).</w:t>
             </w:r>
           </w:p>
         </w:tc>
@@ -3387,7 +3042,7 @@
           </w:tcPr>
           <w:p>
             <w:r>
-              <w:t>RAG</w:t>
+              <w:t xml:space="preserve">RAG</w:t>
             </w:r>
           </w:p>
         </w:tc>
@@ -3397,7 +3052,7 @@
           </w:tcPr>
           <w:p>
             <w:r>
-              <w:t>Técnica que recupera trechos relevantes e os entrega ao LLM junto com a pergunta.</w:t>
+              <w:t xml:space="preserve">Técnica que recupera trechos relevantes e os entrega ao LLM junto com a pergunta.</w:t>
             </w:r>
           </w:p>
         </w:tc>
@@ -3409,7 +3064,7 @@
           </w:tcPr>
           <w:p>
             <w:r>
-              <w:t>Grafo de conhecimento</w:t>
+              <w:t xml:space="preserve">Grafo de conhecimento</w:t>
             </w:r>
           </w:p>
         </w:tc>
@@ -3419,7 +3074,7 @@
           </w:tcPr>
           <w:p>
             <w:r>
-              <w:t>Representação de fatos como nós (entidades) ligados por arestas (relações).</w:t>
+              <w:t xml:space="preserve">Representação de fatos como nós (entidades) ligados por arestas (relações).</w:t>
             </w:r>
           </w:p>
         </w:tc>
@@ -3431,7 +3086,7 @@
           </w:tcPr>
           <w:p>
             <w:r>
-              <w:t>Entidade</w:t>
+              <w:t xml:space="preserve">Entidade</w:t>
             </w:r>
           </w:p>
         </w:tc>
@@ -3441,7 +3096,7 @@
           </w:tcPr>
           <w:p>
             <w:r>
-              <w:t>Algo nomeado no texto, como um sistema, pessoa, decisão ou incidente; vira um nó do grafo.</w:t>
+              <w:t xml:space="preserve">Algo nomeado no texto, como um sistema, pessoa, decisão ou incidente; vira um nó do grafo.</w:t>
             </w:r>
           </w:p>
         </w:tc>
@@ -3453,7 +3108,7 @@
           </w:tcPr>
           <w:p>
             <w:r>
-              <w:t>Relação</w:t>
+              <w:t xml:space="preserve">Relação</w:t>
             </w:r>
           </w:p>
         </w:tc>
@@ -3463,7 +3118,7 @@
           </w:tcPr>
           <w:p>
             <w:r>
-              <w:t>Ligação descrita entre duas entidades, como "a Delta Air Lines processou a CrowdStrike"; vira uma aresta.</w:t>
+              <w:t xml:space="preserve">Ligação descrita entre duas entidades, como "a Delta Air Lines processou a CrowdStrike"; vira uma aresta.</w:t>
             </w:r>
           </w:p>
         </w:tc>
@@ -3475,7 +3130,7 @@
           </w:tcPr>
           <w:p>
             <w:r>
-              <w:t>Comunidade</w:t>
+              <w:t xml:space="preserve">Comunidade</w:t>
             </w:r>
           </w:p>
         </w:tc>
@@ -3485,7 +3140,7 @@
           </w:tcPr>
           <w:p>
             <w:r>
-              <w:t>Grupo de entidades mais conectadas entre si do que com o resto do grafo.</w:t>
+              <w:t xml:space="preserve">Grupo de entidades mais conectadas entre si do que com o resto do grafo.</w:t>
             </w:r>
           </w:p>
         </w:tc>
@@ -3497,7 +3152,7 @@
           </w:tcPr>
           <w:p>
             <w:r>
-              <w:t>Algoritmo de Leiden</w:t>
+              <w:t xml:space="preserve">Algoritmo de Leiden</w:t>
             </w:r>
           </w:p>
         </w:tc>
@@ -3507,7 +3162,7 @@
           </w:tcPr>
           <w:p>
             <w:r>
-              <w:t>Algoritmo de detecção de comunidades em grafos, sucessor do Louvain.</w:t>
+              <w:t xml:space="preserve">Algoritmo de detecção de comunidades em grafos, sucessor do Louvain.</w:t>
             </w:r>
           </w:p>
         </w:tc>
@@ -3519,7 +3174,7 @@
           </w:tcPr>
           <w:p>
             <w:r>
-              <w:t>Pergunta multi-hop</w:t>
+              <w:t xml:space="preserve">Pergunta multi-hop</w:t>
             </w:r>
           </w:p>
         </w:tc>
@@ -3529,7 +3184,7 @@
           </w:tcPr>
           <w:p>
             <w:r>
-              <w:t>Pergunta cuja resposta exige encadear fatos de mais de uma fonte.</w:t>
+              <w:t xml:space="preserve">Pergunta cuja resposta exige encadear fatos de mais de uma fonte.</w:t>
             </w:r>
           </w:p>
         </w:tc>
@@ -3541,7 +3196,7 @@
           </w:tcPr>
           <w:p>
             <w:r>
-              <w:t>Postmortem</w:t>
+              <w:t xml:space="preserve">Postmortem</w:t>
             </w:r>
           </w:p>
         </w:tc>
@@ -3551,7 +3206,7 @@
           </w:tcPr>
           <w:p>
             <w:r>
-              <w:t>Relatório escrito após um incidente, com linha do tempo, causas e ações corretivas.</w:t>
+              <w:t xml:space="preserve">Relatório escrito após um incidente, com linha do tempo, causas e ações corretivas.</w:t>
             </w:r>
           </w:p>
         </w:tc>
@@ -3561,31 +3216,30 @@
       <w:pPr>
         <w:pStyle w:val="Ttulo2"/>
       </w:pPr>
-      <w:bookmarkStart w:id="13" w:name="_Toc243826591"/>
-      <w:r>
-        <w:lastRenderedPageBreak/>
-        <w:t>3. Análise comparativa</w:t>
+      <w:bookmarkStart w:id="13" w:name="_Toc243842029"/>
+      <w:r>
+        <w:t xml:space="preserve">3. Análise comparativa</w:t>
       </w:r>
       <w:bookmarkEnd w:id="13"/>
     </w:p>
     <w:p>
       <w:r>
-        <w:t>Este bloco compara três abordagens, sem recuperação externa, RAG vetorial tradicional e GraphRAG (buscas Local e Global), a partir do experimento descrito no bloco 4. O corpus, as perguntas e a escala de avaliação estão na seção 4.6.</w:t>
+        <w:t xml:space="preserve">Este bloco compara três abordagens, sem recuperação externa, RAG vetorial tradicional e GraphRAG (buscas Local e Global), a partir do experimento descrito no bloco 4. O corpus, as perguntas e a escala de avaliação estão na seção 4.6.</w:t>
       </w:r>
     </w:p>
     <w:p>
       <w:pPr>
         <w:pStyle w:val="Ttulo3"/>
       </w:pPr>
-      <w:bookmarkStart w:id="14" w:name="_Toc243826592"/>
-      <w:r>
-        <w:t>3.1 Estado da arte vs. alternativas</w:t>
+      <w:bookmarkStart w:id="14" w:name="_Toc243842030"/>
+      <w:r>
+        <w:t xml:space="preserve">3.1 Estado da arte vs. alternativas</w:t>
       </w:r>
       <w:bookmarkEnd w:id="14"/>
     </w:p>
     <w:p>
       <w:r>
-        <w:t>A comparação usa os mesmos critérios para todos os métodos: qualidade por tipo de pergunta, custo de indexação, latência, explicabilidade, custo de atualizar o índice quando um documento muda e privacidade.</w:t>
+        <w:t xml:space="preserve">A comparação usa os mesmos critérios para todos os métodos: qualidade por tipo de pergunta, custo de indexação, latência, explicabilidade, custo de atualizar o índice quando um documento muda e privacidade.</w:t>
       </w:r>
     </w:p>
     <w:p>
@@ -3597,7 +3251,7 @@
         </w:numPr>
       </w:pPr>
       <w:r>
-        <w:t>Alternativas medidas no experimento: o modelo sem recuperação e o RAG vetorial (busca Basic).</w:t>
+        <w:t xml:space="preserve">Alternativas medidas no experimento: o modelo sem recuperação e o RAG vetorial (busca Basic).</w:t>
       </w:r>
     </w:p>
     <w:p>
@@ -3609,22 +3263,22 @@
         </w:numPr>
       </w:pPr>
       <w:r>
-        <w:t>Alternativas de mercado para citar, sem medir: outras implementações de RAG com grafos, como LightRAG e Neo4j GraphRAG.</w:t>
+        <w:t xml:space="preserve">Alternativas de mercado para citar, sem medir: outras implementações de RAG com grafos, como LightRAG e Neo4j GraphRAG.</w:t>
       </w:r>
     </w:p>
     <w:p>
       <w:pPr>
         <w:pStyle w:val="Ttulo3"/>
       </w:pPr>
-      <w:bookmarkStart w:id="15" w:name="_Toc243826593"/>
-      <w:r>
-        <w:t>3.2 Custo</w:t>
+      <w:bookmarkStart w:id="15" w:name="_Toc243842031"/>
+      <w:r>
+        <w:t xml:space="preserve">3.2 Custo</w:t>
       </w:r>
       <w:bookmarkEnd w:id="15"/>
     </w:p>
     <w:p>
       <w:r>
-        <w:t>As duas indexações foram feitas do zero. Os números saem dos arquivos stats.json e da contagem do cache, extraídos por benchmark/metricas_indexacao.py.</w:t>
+        <w:t xml:space="preserve">As duas indexações foram feitas do zero. Os números saem dos arquivos stats.json e da contagem do cache, extraídos por benchmark/metricas_indexacao.py.</w:t>
       </w:r>
     </w:p>
     <w:tbl>
@@ -3650,7 +3304,7 @@
           </w:tcPr>
           <w:p>
             <w:r>
-              <w:t>Métrica</w:t>
+              <w:t xml:space="preserve">Métrica</w:t>
             </w:r>
           </w:p>
         </w:tc>
@@ -3661,7 +3315,7 @@
           </w:tcPr>
           <w:p>
             <w:r>
-              <w:t>Corpus pequeno</w:t>
+              <w:t xml:space="preserve">Corpus pequeno</w:t>
             </w:r>
           </w:p>
         </w:tc>
@@ -3672,7 +3326,7 @@
           </w:tcPr>
           <w:p>
             <w:r>
-              <w:t>Corpus grande</w:t>
+              <w:t xml:space="preserve">Corpus grande</w:t>
             </w:r>
           </w:p>
         </w:tc>
@@ -3684,7 +3338,7 @@
           </w:tcPr>
           <w:p>
             <w:r>
-              <w:t>Tokens indexados, contando a sobreposição dos chunks (13 e 42 chunks)</w:t>
+              <w:t xml:space="preserve">Tokens indexados, contando a sobreposição dos chunks (13 e 42 chunks)</w:t>
             </w:r>
           </w:p>
         </w:tc>
@@ -3694,7 +3348,7 @@
           </w:tcPr>
           <w:p>
             <w:r>
-              <w:t>9.734</w:t>
+              <w:t xml:space="preserve">9.734</w:t>
             </w:r>
           </w:p>
         </w:tc>
@@ -3704,7 +3358,7 @@
           </w:tcPr>
           <w:p>
             <w:r>
-              <w:t>33.250 (3,4×)</w:t>
+              <w:t xml:space="preserve">33.250 (3,4×)</w:t>
             </w:r>
           </w:p>
         </w:tc>
@@ -3716,7 +3370,7 @@
           </w:tcPr>
           <w:p>
             <w:r>
-              <w:t>Tempo de indexação</w:t>
+              <w:t xml:space="preserve">Tempo de indexação</w:t>
             </w:r>
           </w:p>
         </w:tc>
@@ -3726,7 +3380,7 @@
           </w:tcPr>
           <w:p>
             <w:r>
-              <w:t>1.603 s (26,7 min)</w:t>
+              <w:t xml:space="preserve">1.603 s (26,7 min)</w:t>
             </w:r>
           </w:p>
         </w:tc>
@@ -3736,7 +3390,7 @@
           </w:tcPr>
           <w:p>
             <w:r>
-              <w:t>6.822 s (113,7 min), 4,3×</w:t>
+              <w:t xml:space="preserve">6.822 s (113,7 min), 4,3×</w:t>
             </w:r>
           </w:p>
         </w:tc>
@@ -3748,7 +3402,7 @@
           </w:tcPr>
           <w:p>
             <w:r>
-              <w:t>Extração do grafo / relatórios de comunidade</w:t>
+              <w:t xml:space="preserve">Extração do grafo / relatórios de comunidade</w:t>
             </w:r>
           </w:p>
         </w:tc>
@@ -3758,7 +3412,7 @@
           </w:tcPr>
           <w:p>
             <w:r>
-              <w:t>809 s / 774 s</w:t>
+              <w:t xml:space="preserve">809 s / 774 s</w:t>
             </w:r>
           </w:p>
         </w:tc>
@@ -3768,7 +3422,7 @@
           </w:tcPr>
           <w:p>
             <w:r>
-              <w:t>3.568 s / 3.199 s</w:t>
+              <w:t xml:space="preserve">3.568 s / 3.199 s</w:t>
             </w:r>
           </w:p>
         </w:tc>
@@ -3780,7 +3434,7 @@
           </w:tcPr>
           <w:p>
             <w:r>
-              <w:t>Chamadas ao LLM na indexação</w:t>
+              <w:t xml:space="preserve">Chamadas ao LLM na indexação</w:t>
             </w:r>
           </w:p>
         </w:tc>
@@ -3790,7 +3444,7 @@
           </w:tcPr>
           <w:p>
             <w:r>
-              <w:t>129</w:t>
+              <w:t xml:space="preserve">129</w:t>
             </w:r>
           </w:p>
         </w:tc>
@@ -3800,7 +3454,7 @@
           </w:tcPr>
           <w:p>
             <w:r>
-              <w:t>489 (3,8×)</w:t>
+              <w:t xml:space="preserve">489 (3,8×)</w:t>
             </w:r>
           </w:p>
         </w:tc>
@@ -3812,7 +3466,7 @@
           </w:tcPr>
           <w:p>
             <w:r>
-              <w:t>Entidades / relações / comunidades</w:t>
+              <w:t xml:space="preserve">Entidades / relações / comunidades</w:t>
             </w:r>
           </w:p>
         </w:tc>
@@ -3822,7 +3476,7 @@
           </w:tcPr>
           <w:p>
             <w:r>
-              <w:t>162 / 225 / 36</w:t>
+              <w:t xml:space="preserve">162 / 225 / 36</w:t>
             </w:r>
           </w:p>
         </w:tc>
@@ -3832,7 +3486,7 @@
           </w:tcPr>
           <w:p>
             <w:r>
-              <w:t>794 / 778 / 163</w:t>
+              <w:t xml:space="preserve">794 / 778 / 163</w:t>
             </w:r>
           </w:p>
         </w:tc>
@@ -3844,7 +3498,7 @@
           </w:tcPr>
           <w:p>
             <w:r>
-              <w:t>Componentes conexas / entidades isoladas</w:t>
+              <w:t xml:space="preserve">Componentes conexas / entidades isoladas</w:t>
             </w:r>
           </w:p>
         </w:tc>
@@ -3854,7 +3508,7 @@
           </w:tcPr>
           <w:p>
             <w:r>
-              <w:t>19 / 15</w:t>
+              <w:t xml:space="preserve">19 / 15</w:t>
             </w:r>
           </w:p>
         </w:tc>
@@ -3864,7 +3518,7 @@
           </w:tcPr>
           <w:p>
             <w:r>
-              <w:t>232 / 182</w:t>
+              <w:t xml:space="preserve">232 / 182</w:t>
             </w:r>
           </w:p>
         </w:tc>
@@ -3876,7 +3530,7 @@
           </w:tcPr>
           <w:p>
             <w:r>
-              <w:t>Disco (índice e cache)</w:t>
+              <w:t xml:space="preserve">Disco (índice e cache)</w:t>
             </w:r>
           </w:p>
         </w:tc>
@@ -3886,7 +3540,7 @@
           </w:tcPr>
           <w:p>
             <w:r>
-              <w:t>6,6 MB</w:t>
+              <w:t xml:space="preserve">6,6 MB</w:t>
             </w:r>
           </w:p>
         </w:tc>
@@ -3896,7 +3550,7 @@
           </w:tcPr>
           <w:p>
             <w:r>
-              <w:t>29,8 MB</w:t>
+              <w:t xml:space="preserve">29,8 MB</w:t>
             </w:r>
           </w:p>
         </w:tc>
@@ -3908,7 +3562,7 @@
           </w:tcPr>
           <w:p>
             <w:r>
-              <w:t>Latência média: sem recuperação / Basic / Local / Global</w:t>
+              <w:t xml:space="preserve">Latência média: sem recuperação / Basic / Local / Global</w:t>
             </w:r>
           </w:p>
         </w:tc>
@@ -3918,7 +3572,7 @@
           </w:tcPr>
           <w:p>
             <w:r>
-              <w:t>4,2 / 20,2 / 20,8 / 44,9 s</w:t>
+              <w:t xml:space="preserve">4,2 / 20,2 / 20,8 / 44,9 s</w:t>
             </w:r>
           </w:p>
         </w:tc>
@@ -3928,7 +3582,7 @@
           </w:tcPr>
           <w:p>
             <w:r>
-              <w:t>4,3 / 22,8 / 21,8 / 104,6 s</w:t>
+              <w:t xml:space="preserve">4,3 / 22,8 / 21,8 / 104,6 s</w:t>
             </w:r>
           </w:p>
         </w:tc>
@@ -3936,26 +3590,22 @@
     </w:tbl>
     <w:p>
       <w:r>
-        <w:t xml:space="preserve">Quase todo o custo de indexação é exclusivo do GraphRAG: o RAG vetorial só precisa dos chunks e dos embeddings, cerca de 20 segundos no corpus pequeno, contra 26,7 minutos da indexação completa. E o custo cresceu mais rápido que o texto: 3,4 vezes mais tokens exigiram 4,3 vezes mais tempo e geraram 4,5 vezes mais comunidades, porque o custo acompanha o número de entidades e comunidades, e não o tamanho em bytes. Na consulta, Basic e Local ficaram em torno de 20 segundos nos dois corpora, </w:t>
-      </w:r>
-      <w:r>
-        <w:lastRenderedPageBreak/>
-        <w:t>porque leem um número fixo de trechos; a busca Global foi a mais cara e a que mais piorou, porque a etapa map lê todos os relatórios de comunidade.</w:t>
+        <w:t xml:space="preserve">Quase todo o custo de indexação é exclusivo do GraphRAG: o RAG vetorial só precisa dos chunks e dos embeddings, cerca de 20 segundos no corpus pequeno, contra 26,7 minutos da indexação completa. E o custo cresceu mais rápido que o texto: 3,4 vezes mais tokens exigiram 4,3 vezes mais tempo e geraram 4,5 vezes mais comunidades, porque o custo acompanha o número de entidades e comunidades, e não o tamanho em bytes. Na consulta, Basic e Local ficaram em torno de 20 segundos nos dois corpora, porque leem um número fixo de trechos; a busca Global foi a mais cara e a que mais piorou, porque a etapa map lê todos os relatórios de comunidade.</w:t>
       </w:r>
     </w:p>
     <w:p>
       <w:pPr>
         <w:pStyle w:val="Ttulo3"/>
       </w:pPr>
-      <w:bookmarkStart w:id="16" w:name="_Toc243826594"/>
-      <w:r>
-        <w:t>3.3 Qualidade das respostas</w:t>
+      <w:bookmarkStart w:id="16" w:name="_Toc243842032"/>
+      <w:r>
+        <w:t xml:space="preserve">3.3 Qualidade das respostas</w:t>
       </w:r>
       <w:bookmarkEnd w:id="16"/>
     </w:p>
     <w:p>
       <w:r>
-        <w:t>As 40 respostas do corpus pequeno foram avaliadas na planilha cega, sem saber qual método gerou cada uma, com a escala da seção 4.6.</w:t>
+        <w:t xml:space="preserve">As 40 respostas do corpus pequeno foram avaliadas na planilha cega, sem saber qual método gerou cada uma, com a escala da seção 4.6.</w:t>
       </w:r>
     </w:p>
     <w:tbl>
@@ -3982,7 +3632,7 @@
           </w:tcPr>
           <w:p>
             <w:r>
-              <w:t>Método</w:t>
+              <w:t xml:space="preserve">Método</w:t>
             </w:r>
           </w:p>
         </w:tc>
@@ -3993,7 +3643,7 @@
           </w:tcPr>
           <w:p>
             <w:r>
-              <w:t>Nota média (0 a 2)</w:t>
+              <w:t xml:space="preserve">Nota média (0 a 2)</w:t>
             </w:r>
           </w:p>
         </w:tc>
@@ -4004,7 +3654,7 @@
           </w:tcPr>
           <w:p>
             <w:r>
-              <w:t>Notas 2 / 1 / 0</w:t>
+              <w:t xml:space="preserve">Notas 2 / 1 / 0</w:t>
             </w:r>
           </w:p>
         </w:tc>
@@ -4015,7 +3665,7 @@
           </w:tcPr>
           <w:p>
             <w:r>
-              <w:t>Respostas com alucinação</w:t>
+              <w:t xml:space="preserve">Respostas com alucinação</w:t>
             </w:r>
           </w:p>
         </w:tc>
@@ -4027,7 +3677,7 @@
           </w:tcPr>
           <w:p>
             <w:r>
-              <w:t>Sem recuperação</w:t>
+              <w:t xml:space="preserve">Sem recuperação</w:t>
             </w:r>
           </w:p>
         </w:tc>
@@ -4037,7 +3687,7 @@
           </w:tcPr>
           <w:p>
             <w:r>
-              <w:t>0,7</w:t>
+              <w:t xml:space="preserve">0,7</w:t>
             </w:r>
           </w:p>
         </w:tc>
@@ -4047,7 +3697,7 @@
           </w:tcPr>
           <w:p>
             <w:r>
-              <w:t>3 / 1 / 6</w:t>
+              <w:t xml:space="preserve">3 / 1 / 6</w:t>
             </w:r>
           </w:p>
         </w:tc>
@@ -4057,7 +3707,7 @@
           </w:tcPr>
           <w:p>
             <w:r>
-              <w:t>5</w:t>
+              <w:t xml:space="preserve">5</w:t>
             </w:r>
           </w:p>
         </w:tc>
@@ -4069,7 +3719,7 @@
           </w:tcPr>
           <w:p>
             <w:r>
-              <w:t>Basic (RAG vetorial)</w:t>
+              <w:t xml:space="preserve">Basic (RAG vetorial)</w:t>
             </w:r>
           </w:p>
         </w:tc>
@@ -4079,7 +3729,7 @@
           </w:tcPr>
           <w:p>
             <w:r>
-              <w:t>1,9</w:t>
+              <w:t xml:space="preserve">1,9</w:t>
             </w:r>
           </w:p>
         </w:tc>
@@ -4089,7 +3739,7 @@
           </w:tcPr>
           <w:p>
             <w:r>
-              <w:t>9 / 1 / 0</w:t>
+              <w:t xml:space="preserve">9 / 1 / 0</w:t>
             </w:r>
           </w:p>
         </w:tc>
@@ -4099,7 +3749,7 @@
           </w:tcPr>
           <w:p>
             <w:r>
-              <w:t>1</w:t>
+              <w:t xml:space="preserve">1</w:t>
             </w:r>
           </w:p>
         </w:tc>
@@ -4111,7 +3761,7 @@
           </w:tcPr>
           <w:p>
             <w:r>
-              <w:t>Local (GraphRAG)</w:t>
+              <w:t xml:space="preserve">Local (GraphRAG)</w:t>
             </w:r>
           </w:p>
         </w:tc>
@@ -4121,7 +3771,7 @@
           </w:tcPr>
           <w:p>
             <w:r>
-              <w:t>1,8</w:t>
+              <w:t xml:space="preserve">1,8</w:t>
             </w:r>
           </w:p>
         </w:tc>
@@ -4131,7 +3781,7 @@
           </w:tcPr>
           <w:p>
             <w:r>
-              <w:t>8 / 2 / 0</w:t>
+              <w:t xml:space="preserve">8 / 2 / 0</w:t>
             </w:r>
           </w:p>
         </w:tc>
@@ -4141,7 +3791,7 @@
           </w:tcPr>
           <w:p>
             <w:r>
-              <w:t>3</w:t>
+              <w:t xml:space="preserve">3</w:t>
             </w:r>
           </w:p>
         </w:tc>
@@ -4153,7 +3803,7 @@
           </w:tcPr>
           <w:p>
             <w:r>
-              <w:t>Global (GraphRAG)</w:t>
+              <w:t xml:space="preserve">Global (GraphRAG)</w:t>
             </w:r>
           </w:p>
         </w:tc>
@@ -4163,7 +3813,7 @@
           </w:tcPr>
           <w:p>
             <w:r>
-              <w:t>1,1</w:t>
+              <w:t xml:space="preserve">1,1</w:t>
             </w:r>
           </w:p>
         </w:tc>
@@ -4173,7 +3823,7 @@
           </w:tcPr>
           <w:p>
             <w:r>
-              <w:t>3 / 5 / 2</w:t>
+              <w:t xml:space="preserve">3 / 5 / 2</w:t>
             </w:r>
           </w:p>
         </w:tc>
@@ -4183,7 +3833,7 @@
           </w:tcPr>
           <w:p>
             <w:r>
-              <w:t>5</w:t>
+              <w:t xml:space="preserve">5</w:t>
             </w:r>
           </w:p>
         </w:tc>
@@ -4191,7 +3841,7 @@
     </w:tbl>
     <w:p>
       <w:r>
-        <w:t>Nota média por tipo de pergunta:</w:t>
+        <w:t xml:space="preserve">Nota média por tipo de pergunta:</w:t>
       </w:r>
     </w:p>
     <w:tbl>
@@ -4219,7 +3869,7 @@
           </w:tcPr>
           <w:p>
             <w:r>
-              <w:t>Tipo (quantidade)</w:t>
+              <w:t xml:space="preserve">Tipo (quantidade)</w:t>
             </w:r>
           </w:p>
         </w:tc>
@@ -4230,7 +3880,7 @@
           </w:tcPr>
           <w:p>
             <w:r>
-              <w:t>Sem recuperação</w:t>
+              <w:t xml:space="preserve">Sem recuperação</w:t>
             </w:r>
           </w:p>
         </w:tc>
@@ -4241,7 +3891,7 @@
           </w:tcPr>
           <w:p>
             <w:r>
-              <w:t>Basic</w:t>
+              <w:t xml:space="preserve">Basic</w:t>
             </w:r>
           </w:p>
         </w:tc>
@@ -4252,7 +3902,7 @@
           </w:tcPr>
           <w:p>
             <w:r>
-              <w:t>Local</w:t>
+              <w:t xml:space="preserve">Local</w:t>
             </w:r>
           </w:p>
         </w:tc>
@@ -4263,7 +3913,7 @@
           </w:tcPr>
           <w:p>
             <w:r>
-              <w:t>Global</w:t>
+              <w:t xml:space="preserve">Global</w:t>
             </w:r>
           </w:p>
         </w:tc>
@@ -4275,7 +3925,7 @@
           </w:tcPr>
           <w:p>
             <w:r>
-              <w:t>Pontual (3)</w:t>
+              <w:t xml:space="preserve">Pontual (3)</w:t>
             </w:r>
           </w:p>
         </w:tc>
@@ -4285,7 +3935,7 @@
           </w:tcPr>
           <w:p>
             <w:r>
-              <w:t>0,00</w:t>
+              <w:t xml:space="preserve">0,00</w:t>
             </w:r>
           </w:p>
         </w:tc>
@@ -4295,7 +3945,7 @@
           </w:tcPr>
           <w:p>
             <w:r>
-              <w:t>2,00</w:t>
+              <w:t xml:space="preserve">2,00</w:t>
             </w:r>
           </w:p>
         </w:tc>
@@ -4305,7 +3955,7 @@
           </w:tcPr>
           <w:p>
             <w:r>
-              <w:t>2,00</w:t>
+              <w:t xml:space="preserve">2,00</w:t>
             </w:r>
           </w:p>
         </w:tc>
@@ -4315,7 +3965,7 @@
           </w:tcPr>
           <w:p>
             <w:r>
-              <w:t>0,33</w:t>
+              <w:t xml:space="preserve">0,33</w:t>
             </w:r>
           </w:p>
         </w:tc>
@@ -4327,7 +3977,7 @@
           </w:tcPr>
           <w:p>
             <w:r>
-              <w:t>Multi-hop (4)</w:t>
+              <w:t xml:space="preserve">Multi-hop (4)</w:t>
             </w:r>
           </w:p>
         </w:tc>
@@ -4337,7 +3987,7 @@
           </w:tcPr>
           <w:p>
             <w:r>
-              <w:t>0,25</w:t>
+              <w:t xml:space="preserve">0,25</w:t>
             </w:r>
           </w:p>
         </w:tc>
@@ -4347,7 +3997,7 @@
           </w:tcPr>
           <w:p>
             <w:r>
-              <w:t>1,75</w:t>
+              <w:t xml:space="preserve">1,75</w:t>
             </w:r>
           </w:p>
         </w:tc>
@@ -4357,7 +4007,7 @@
           </w:tcPr>
           <w:p>
             <w:r>
-              <w:t>1,50</w:t>
+              <w:t xml:space="preserve">1,50</w:t>
             </w:r>
           </w:p>
         </w:tc>
@@ -4367,7 +4017,7 @@
           </w:tcPr>
           <w:p>
             <w:r>
-              <w:t>1,25</w:t>
+              <w:t xml:space="preserve">1,25</w:t>
             </w:r>
           </w:p>
         </w:tc>
@@ -4379,7 +4029,7 @@
           </w:tcPr>
           <w:p>
             <w:r>
-              <w:t>Global (2)</w:t>
+              <w:t xml:space="preserve">Global (2)</w:t>
             </w:r>
           </w:p>
         </w:tc>
@@ -4389,7 +4039,7 @@
           </w:tcPr>
           <w:p>
             <w:r>
-              <w:t>2,00</w:t>
+              <w:t xml:space="preserve">2,00</w:t>
             </w:r>
           </w:p>
         </w:tc>
@@ -4399,7 +4049,7 @@
           </w:tcPr>
           <w:p>
             <w:r>
-              <w:t>2,00</w:t>
+              <w:t xml:space="preserve">2,00</w:t>
             </w:r>
           </w:p>
         </w:tc>
@@ -4409,7 +4059,7 @@
           </w:tcPr>
           <w:p>
             <w:r>
-              <w:t>2,00</w:t>
+              <w:t xml:space="preserve">2,00</w:t>
             </w:r>
           </w:p>
         </w:tc>
@@ -4419,7 +4069,7 @@
           </w:tcPr>
           <w:p>
             <w:r>
-              <w:t>1,50</w:t>
+              <w:t xml:space="preserve">1,50</w:t>
             </w:r>
           </w:p>
         </w:tc>
@@ -4431,7 +4081,7 @@
           </w:tcPr>
           <w:p>
             <w:r>
-              <w:t>Sem resposta (1)</w:t>
+              <w:t xml:space="preserve">Sem resposta (1)</w:t>
             </w:r>
           </w:p>
         </w:tc>
@@ -4441,7 +4091,7 @@
           </w:tcPr>
           <w:p>
             <w:r>
-              <w:t>2,00</w:t>
+              <w:t xml:space="preserve">2,00</w:t>
             </w:r>
           </w:p>
         </w:tc>
@@ -4451,7 +4101,7 @@
           </w:tcPr>
           <w:p>
             <w:r>
-              <w:t>2,00</w:t>
+              <w:t xml:space="preserve">2,00</w:t>
             </w:r>
           </w:p>
         </w:tc>
@@ -4461,7 +4111,7 @@
           </w:tcPr>
           <w:p>
             <w:r>
-              <w:t>2,00</w:t>
+              <w:t xml:space="preserve">2,00</w:t>
             </w:r>
           </w:p>
         </w:tc>
@@ -4471,7 +4121,7 @@
           </w:tcPr>
           <w:p>
             <w:r>
-              <w:t>2,00</w:t>
+              <w:t xml:space="preserve">2,00</w:t>
             </w:r>
           </w:p>
         </w:tc>
@@ -4482,7 +4132,7 @@
         <w:pStyle w:val="Ttulo4"/>
       </w:pPr>
       <w:r>
-        <w:t>Exemplos de respostas</w:t>
+        <w:t xml:space="preserve">Exemplos de respostas</w:t>
       </w:r>
     </w:p>
     <w:p>
@@ -4497,7 +4147,7 @@
         <w:rPr>
           <w:b/>
         </w:rPr>
-        <w:t>GraphRAG vence (P05, multi-hop):</w:t>
+        <w:t xml:space="preserve">GraphRAG vence (P05, multi-hop):</w:t>
       </w:r>
       <w:r>
         <w:t xml:space="preserve"> o Local descreveu a cadeia inteira, da mudança de permissões às 11:05 no ClickHouse ao pânico do FL2, e recebeu 2. O Basic acertou a cadeia, mas atribuiu à Cloudflare a "falha de página inválida", que é da CrowdStrike, e trocou o FL pelo FL2 na questão das pontuações de bot: nota 1.</w:t>
@@ -4515,7 +4165,7 @@
         <w:rPr>
           <w:b/>
         </w:rPr>
-        <w:t>GraphRAG perde (P02 e P03, pontuais):</w:t>
+        <w:t xml:space="preserve">GraphRAG perde (P02 e P03, pontuais):</w:t>
       </w:r>
       <w:r>
         <w:t xml:space="preserve"> Basic e Local responderam "200 features, uso normal de cerca de 60" e "8,5 milhões de dispositivos, menos de 1%". A busca Global disse que os relatórios de comunidade não traziam esses números: os resumos perdem detalhes que estão nos chunks.</w:t>
@@ -4533,7 +4183,7 @@
         <w:rPr>
           <w:b/>
         </w:rPr>
-        <w:t>Alucinação sem recuperação (P03 e P07):</w:t>
+        <w:t xml:space="preserve">Alucinação sem recuperação (P03 e P07):</w:t>
       </w:r>
       <w:r>
         <w:t xml:space="preserve"> sem o corpus, o modelo inventou que a Microsoft estimou 10 milhões e depois 250.000 dispositivos afetados, e explicou o Channel File 291 como um caso da Amazon com conteúdo ilegal.</w:t>
@@ -4543,19 +4193,15 @@
       <w:pPr>
         <w:pStyle w:val="Ttulo3"/>
       </w:pPr>
-      <w:bookmarkStart w:id="17" w:name="_Toc243826595"/>
-      <w:r>
-        <w:t>3.4 Efeito do tamanho do corpus</w:t>
+      <w:bookmarkStart w:id="17" w:name="_Toc243842033"/>
+      <w:r>
+        <w:t xml:space="preserve">3.4 Efeito do tamanho do corpus</w:t>
       </w:r>
       <w:bookmarkEnd w:id="17"/>
     </w:p>
     <w:p>
       <w:r>
-        <w:t xml:space="preserve">Para testar se o desempenho do GraphRAG depende do tamanho do corpus, as mesmas 10 perguntas foram feitas aos mesmos quatro métodos sobre o corpus grande (seção 4.6): os dois textos originais mais 12 artigos da Wikipedia sobre temas próximos, que funcionam como distratores. A hipótese era </w:t>
-      </w:r>
-      <w:r>
-        <w:lastRenderedPageBreak/>
-        <w:t>que, com mais texto parecido competindo, a busca vetorial perderia precisão e o grafo passaria a compensar.</w:t>
+        <w:t xml:space="preserve">Para testar se o desempenho do GraphRAG depende do tamanho do corpus, as mesmas 10 perguntas foram feitas aos mesmos quatro métodos sobre o corpus grande (seção 4.6): os dois textos originais mais 12 artigos da Wikipedia sobre temas próximos, que funcionam como distratores. A hipótese era que, com mais texto parecido competindo, a busca vetorial perderia precisão e o grafo passaria a compensar.</w:t>
       </w:r>
     </w:p>
     <w:p>
@@ -4563,7 +4209,7 @@
         <w:pStyle w:val="Ttulo4"/>
       </w:pPr>
       <w:r>
-        <w:t>Qualidade</w:t>
+        <w:t xml:space="preserve">Qualidade</w:t>
       </w:r>
     </w:p>
     <w:tbl>
@@ -4589,7 +4235,7 @@
           </w:tcPr>
           <w:p>
             <w:r>
-              <w:t>Método</w:t>
+              <w:t xml:space="preserve">Método</w:t>
             </w:r>
           </w:p>
         </w:tc>
@@ -4600,7 +4246,7 @@
           </w:tcPr>
           <w:p>
             <w:r>
-              <w:t>Nota média: pequeno → grande</w:t>
+              <w:t xml:space="preserve">Nota média: pequeno → grande</w:t>
             </w:r>
           </w:p>
         </w:tc>
@@ -4611,7 +4257,7 @@
           </w:tcPr>
           <w:p>
             <w:r>
-              <w:t>Notas 2 / 1 / 0 e alucinações no corpus grande</w:t>
+              <w:t xml:space="preserve">Notas 2 / 1 / 0 e alucinações no corpus grande</w:t>
             </w:r>
           </w:p>
         </w:tc>
@@ -4623,7 +4269,7 @@
           </w:tcPr>
           <w:p>
             <w:r>
-              <w:t>Sem recuperação</w:t>
+              <w:t xml:space="preserve">Sem recuperação</w:t>
             </w:r>
           </w:p>
         </w:tc>
@@ -4633,7 +4279,7 @@
           </w:tcPr>
           <w:p>
             <w:r>
-              <w:t>0,7 → 0,7</w:t>
+              <w:t xml:space="preserve">0,7 → 0,7</w:t>
             </w:r>
           </w:p>
         </w:tc>
@@ -4643,7 +4289,7 @@
           </w:tcPr>
           <w:p>
             <w:r>
-              <w:t>3 / 1 / 6; 5 alucinações (respostas idênticas, já que não usa o corpus)</w:t>
+              <w:t xml:space="preserve">3 / 1 / 6; 5 alucinações (respostas idênticas, já que não usa o corpus)</w:t>
             </w:r>
           </w:p>
         </w:tc>
@@ -4655,7 +4301,7 @@
           </w:tcPr>
           <w:p>
             <w:r>
-              <w:t>Basic (RAG vetorial)</w:t>
+              <w:t xml:space="preserve">Basic (RAG vetorial)</w:t>
             </w:r>
           </w:p>
         </w:tc>
@@ -4665,7 +4311,7 @@
           </w:tcPr>
           <w:p>
             <w:r>
-              <w:t>1,9 → 1,6</w:t>
+              <w:t xml:space="preserve">1,9 → 1,6</w:t>
             </w:r>
           </w:p>
         </w:tc>
@@ -4675,7 +4321,7 @@
           </w:tcPr>
           <w:p>
             <w:r>
-              <w:t>7 / 2 / 1; 2 alucinações</w:t>
+              <w:t xml:space="preserve">7 / 2 / 1; 2 alucinações</w:t>
             </w:r>
           </w:p>
         </w:tc>
@@ -4687,7 +4333,7 @@
           </w:tcPr>
           <w:p>
             <w:r>
-              <w:t>Local (GraphRAG)</w:t>
+              <w:t xml:space="preserve">Local (GraphRAG)</w:t>
             </w:r>
           </w:p>
         </w:tc>
@@ -4697,7 +4343,7 @@
           </w:tcPr>
           <w:p>
             <w:r>
-              <w:t>1,8 → 1,1</w:t>
+              <w:t xml:space="preserve">1,8 → 1,1</w:t>
             </w:r>
           </w:p>
         </w:tc>
@@ -4707,7 +4353,7 @@
           </w:tcPr>
           <w:p>
             <w:r>
-              <w:t>5 / 1 / 4; 1 alucinação</w:t>
+              <w:t xml:space="preserve">5 / 1 / 4; 1 alucinação</w:t>
             </w:r>
           </w:p>
         </w:tc>
@@ -4719,7 +4365,7 @@
           </w:tcPr>
           <w:p>
             <w:r>
-              <w:t>Global (GraphRAG)</w:t>
+              <w:t xml:space="preserve">Global (GraphRAG)</w:t>
             </w:r>
           </w:p>
         </w:tc>
@@ -4729,7 +4375,7 @@
           </w:tcPr>
           <w:p>
             <w:r>
-              <w:t>1,1 → 0,8</w:t>
+              <w:t xml:space="preserve">1,1 → 0,8</w:t>
             </w:r>
           </w:p>
         </w:tc>
@@ -4739,7 +4385,7 @@
           </w:tcPr>
           <w:p>
             <w:r>
-              <w:t>1 / 6 / 3; 7 alucinações</w:t>
+              <w:t xml:space="preserve">1 / 6 / 3; 7 alucinações</w:t>
             </w:r>
           </w:p>
         </w:tc>
@@ -4747,7 +4393,7 @@
     </w:tbl>
     <w:p>
       <w:r>
-        <w:t>Nota média por tipo de pergunta:</w:t>
+        <w:t xml:space="preserve">Nota média por tipo de pergunta:</w:t>
       </w:r>
     </w:p>
     <w:tbl>
@@ -4774,7 +4420,7 @@
           </w:tcPr>
           <w:p>
             <w:r>
-              <w:t>Tipo de pergunta</w:t>
+              <w:t xml:space="preserve">Tipo de pergunta</w:t>
             </w:r>
           </w:p>
         </w:tc>
@@ -4785,7 +4431,7 @@
           </w:tcPr>
           <w:p>
             <w:r>
-              <w:t>Basic: pequeno → grande</w:t>
+              <w:t xml:space="preserve">Basic: pequeno → grande</w:t>
             </w:r>
           </w:p>
         </w:tc>
@@ -4796,7 +4442,7 @@
           </w:tcPr>
           <w:p>
             <w:r>
-              <w:t>Local: pequeno → grande</w:t>
+              <w:t xml:space="preserve">Local: pequeno → grande</w:t>
             </w:r>
           </w:p>
         </w:tc>
@@ -4807,7 +4453,7 @@
           </w:tcPr>
           <w:p>
             <w:r>
-              <w:t>Global: pequeno → grande</w:t>
+              <w:t xml:space="preserve">Global: pequeno → grande</w:t>
             </w:r>
           </w:p>
         </w:tc>
@@ -4819,7 +4465,7 @@
           </w:tcPr>
           <w:p>
             <w:r>
-              <w:t>Pontual (3)</w:t>
+              <w:t xml:space="preserve">Pontual (3)</w:t>
             </w:r>
           </w:p>
         </w:tc>
@@ -4829,7 +4475,7 @@
           </w:tcPr>
           <w:p>
             <w:r>
-              <w:t>2,00 → 2,00</w:t>
+              <w:t xml:space="preserve">2,00 → 2,00</w:t>
             </w:r>
           </w:p>
         </w:tc>
@@ -4839,7 +4485,7 @@
           </w:tcPr>
           <w:p>
             <w:r>
-              <w:t>2,00 → 0,33</w:t>
+              <w:t xml:space="preserve">2,00 → 0,33</w:t>
             </w:r>
           </w:p>
         </w:tc>
@@ -4849,7 +4495,7 @@
           </w:tcPr>
           <w:p>
             <w:r>
-              <w:t>0,33 → 0,33</w:t>
+              <w:t xml:space="preserve">0,33 → 0,33</w:t>
             </w:r>
           </w:p>
         </w:tc>
@@ -4861,7 +4507,7 @@
           </w:tcPr>
           <w:p>
             <w:r>
-              <w:t>Multi-hop (4)</w:t>
+              <w:t xml:space="preserve">Multi-hop (4)</w:t>
             </w:r>
           </w:p>
         </w:tc>
@@ -4871,7 +4517,7 @@
           </w:tcPr>
           <w:p>
             <w:r>
-              <w:t>1,75 → 1,25</w:t>
+              <w:t xml:space="preserve">1,75 → 1,25</w:t>
             </w:r>
           </w:p>
         </w:tc>
@@ -4881,7 +4527,7 @@
           </w:tcPr>
           <w:p>
             <w:r>
-              <w:t>1,50 → 1,50</w:t>
+              <w:t xml:space="preserve">1,50 → 1,50</w:t>
             </w:r>
           </w:p>
         </w:tc>
@@ -4891,7 +4537,7 @@
           </w:tcPr>
           <w:p>
             <w:r>
-              <w:t>1,25 → 0,75</w:t>
+              <w:t xml:space="preserve">1,25 → 0,75</w:t>
             </w:r>
           </w:p>
         </w:tc>
@@ -4903,7 +4549,7 @@
           </w:tcPr>
           <w:p>
             <w:r>
-              <w:t>Global (2)</w:t>
+              <w:t xml:space="preserve">Global (2)</w:t>
             </w:r>
           </w:p>
         </w:tc>
@@ -4913,7 +4559,7 @@
           </w:tcPr>
           <w:p>
             <w:r>
-              <w:t>2,00 → 1,50</w:t>
+              <w:t xml:space="preserve">2,00 → 1,50</w:t>
             </w:r>
           </w:p>
         </w:tc>
@@ -4923,7 +4569,7 @@
           </w:tcPr>
           <w:p>
             <w:r>
-              <w:t>2,00 → 1,00</w:t>
+              <w:t xml:space="preserve">2,00 → 1,00</w:t>
             </w:r>
           </w:p>
         </w:tc>
@@ -4933,7 +4579,7 @@
           </w:tcPr>
           <w:p>
             <w:r>
-              <w:t>1,50 → 1,00</w:t>
+              <w:t xml:space="preserve">1,50 → 1,00</w:t>
             </w:r>
           </w:p>
         </w:tc>
@@ -4945,7 +4591,7 @@
           </w:tcPr>
           <w:p>
             <w:r>
-              <w:t>Sem resposta (1)</w:t>
+              <w:t xml:space="preserve">Sem resposta (1)</w:t>
             </w:r>
           </w:p>
         </w:tc>
@@ -4955,7 +4601,7 @@
           </w:tcPr>
           <w:p>
             <w:r>
-              <w:t>2,00 → 2,00</w:t>
+              <w:t xml:space="preserve">2,00 → 2,00</w:t>
             </w:r>
           </w:p>
         </w:tc>
@@ -4965,7 +4611,7 @@
           </w:tcPr>
           <w:p>
             <w:r>
-              <w:t>2,00 → 2,00</w:t>
+              <w:t xml:space="preserve">2,00 → 2,00</w:t>
             </w:r>
           </w:p>
         </w:tc>
@@ -4975,7 +4621,7 @@
           </w:tcPr>
           <w:p>
             <w:r>
-              <w:t>2,00 → 2,00</w:t>
+              <w:t xml:space="preserve">2,00 → 2,00</w:t>
             </w:r>
           </w:p>
         </w:tc>
@@ -4986,7 +4632,7 @@
         <w:pStyle w:val="Ttulo4"/>
       </w:pPr>
       <w:r>
-        <w:t>O que o teste mostrou</w:t>
+        <w:t xml:space="preserve">O que o teste mostrou</w:t>
       </w:r>
     </w:p>
     <w:p>
@@ -5001,7 +4647,7 @@
         <w:rPr>
           <w:b/>
         </w:rPr>
-        <w:t>A hipótese não se confirmou no geral.</w:t>
+        <w:t xml:space="preserve">A hipótese não se confirmou no geral.</w:t>
       </w:r>
       <w:r>
         <w:t xml:space="preserve"> Com o corpus maior, todos os métodos com recuperação pioraram, e o GraphRAG piorou mais que o RAG vetorial: o Basic caiu de 1,9 para 1,6, o Local de 1,8 para 1,1 e o Global de 1,1 para 0,8. O RAG vetorial continuou sendo o melhor método e o mais barato.</w:t>
@@ -5019,7 +4665,7 @@
         <w:rPr>
           <w:b/>
         </w:rPr>
-        <w:t>Nas perguntas multi-hop, porém, houve a inversão esperada.</w:t>
+        <w:t xml:space="preserve">Nas perguntas multi-hop, porém, houve a inversão esperada.</w:t>
       </w:r>
       <w:r>
         <w:t xml:space="preserve"> O Basic caiu de 1,75 para 1,25, enquanto o Local se manteve em 1,50 e passou à frente. Foi o único tipo de pergunta em que o grafo resistiu melhor aos distratores, como previa a hipótese. Na P04 (Delta e o processo), o Local acertou tudo e o Basic misturou causa e consequência.</w:t>
@@ -5037,7 +4683,7 @@
         <w:rPr>
           <w:b/>
         </w:rPr>
-        <w:t>O Local falhou nas perguntas pontuais (2,00 → 0,33).</w:t>
+        <w:t xml:space="preserve">O Local falhou nas perguntas pontuais (2,00 → 0,33).</w:t>
       </w:r>
       <w:r>
         <w:t xml:space="preserve"> Nas P02 e P03, ele respondeu que o número pedido não estava nos dados. A explicação provável é que, com 794 entidades, a busca por entidades parecidas com a pergunta trouxe entidades erradas ou genéricas, e o trecho com o número ficou de fora do contexto. Na P07, nem o Basic nem o Local encontraram o Channel File 291; uma hipótese é a competição com o artigo da Wikipedia em português sobre o mesmo incidente, que cita o arquivo só pelo nome C-00000291.sys.</w:t>
@@ -5055,7 +4701,7 @@
         <w:rPr>
           <w:b/>
         </w:rPr>
-        <w:t>A busca Global ficou mais lenta e mais confusa.</w:t>
+        <w:t xml:space="preserve">A busca Global ficou mais lenta e mais confusa.</w:t>
       </w:r>
       <w:r>
         <w:t xml:space="preserve"> Com 163 relatórios, ela passou a misturar incidentes. Na P09, que pergunta sobre "os dois incidentes" sem nomeá-los, Global, Local e até o Basic trocaram a Cloudflare pela Ariane 5 ou pelo Therac-25. Isso também revela um limite da pergunta: num corpus com muitos incidentes, "os dois incidentes" ficou ambíguo.</w:t>
@@ -5073,8 +4719,7 @@
         <w:rPr>
           <w:b/>
         </w:rPr>
-        <w:lastRenderedPageBreak/>
-        <w:t>Alucinações se concentraram na busca Global (7 de 10 respostas).</w:t>
+        <w:t xml:space="preserve">Alucinações se concentraram na busca Global (7 de 10 respostas).</w:t>
       </w:r>
       <w:r>
         <w:t xml:space="preserve"> Em vez de inventar números, como o modelo sem recuperação, ela atribuiu fatos ao incidente errado e criou nomes como "INCIDENT 2024" para a falha da Cloudflare de 2025.</w:t>
@@ -5082,22 +4727,22 @@
     </w:p>
     <w:p>
       <w:r>
-        <w:t>Em resumo, aumentar o corpus não fez o GraphRAG ultrapassar o RAG vetorial: o grafo maior trouxe mais ruído do que estrutura útil, e o custo cresceu mais que o texto. A única vantagem que apareceu, nas perguntas multi-hop, é justamente a que os algoritmos de caminho propostos na seção 5.1 poderiam ampliar, porque atacam a recuperação por entidades parecidas, que foi o que falhou nas perguntas pontuais.</w:t>
+        <w:t xml:space="preserve">Em resumo, aumentar o corpus não fez o GraphRAG ultrapassar o RAG vetorial: o grafo maior trouxe mais ruído do que estrutura útil, e o custo cresceu mais que o texto. A única vantagem que apareceu, nas perguntas multi-hop, é justamente a que os algoritmos de caminho propostos na seção 5.1 poderiam ampliar, porque atacam a recuperação por entidades parecidas, que foi o que falhou nas perguntas pontuais.</w:t>
       </w:r>
     </w:p>
     <w:p>
       <w:pPr>
         <w:pStyle w:val="Ttulo3"/>
       </w:pPr>
-      <w:bookmarkStart w:id="18" w:name="_Toc243826596"/>
-      <w:r>
-        <w:t>3.5 Vantagens e limitações</w:t>
+      <w:bookmarkStart w:id="18" w:name="_Toc243842034"/>
+      <w:r>
+        <w:t xml:space="preserve">3.5 Vantagens e limitações</w:t>
       </w:r>
       <w:bookmarkEnd w:id="18"/>
     </w:p>
     <w:p>
       <w:r>
-        <w:t>O quadro abaixo resume o que o experimento mostrou na prática para cada abordagem, nos dois corpora.</w:t>
+        <w:t xml:space="preserve">O quadro abaixo resume o que o experimento mostrou na prática para cada abordagem, nos dois corpora.</w:t>
       </w:r>
     </w:p>
     <w:tbl>
@@ -5123,7 +4768,7 @@
           </w:tcPr>
           <w:p>
             <w:r>
-              <w:t>Abordagem</w:t>
+              <w:t xml:space="preserve">Abordagem</w:t>
             </w:r>
           </w:p>
         </w:tc>
@@ -5134,7 +4779,7 @@
           </w:tcPr>
           <w:p>
             <w:r>
-              <w:t>Vantagens observadas</w:t>
+              <w:t xml:space="preserve">Vantagens observadas</w:t>
             </w:r>
           </w:p>
         </w:tc>
@@ -5145,7 +4790,7 @@
           </w:tcPr>
           <w:p>
             <w:r>
-              <w:t>Limitações observadas</w:t>
+              <w:t xml:space="preserve">Limitações observadas</w:t>
             </w:r>
           </w:p>
         </w:tc>
@@ -5157,7 +4802,7 @@
           </w:tcPr>
           <w:p>
             <w:r>
-              <w:t>Sem recuperação</w:t>
+              <w:t xml:space="preserve">Sem recuperação</w:t>
             </w:r>
           </w:p>
         </w:tc>
@@ -5167,7 +4812,7 @@
           </w:tcPr>
           <w:p>
             <w:r>
-              <w:t>A mais rápida e sem nenhuma indexação. Responde bem a perguntas de conhecimento geral e admite não saber quando a pergunta foge do que aprendeu.</w:t>
+              <w:t xml:space="preserve">A mais rápida e sem nenhuma indexação. Responde bem a perguntas de conhecimento geral e admite não saber quando a pergunta foge do que aprendeu.</w:t>
             </w:r>
           </w:p>
         </w:tc>
@@ -5177,7 +4822,7 @@
           </w:tcPr>
           <w:p>
             <w:r>
-              <w:t>Não conhece o corpus. Nas perguntas de detalhe, inventa números e fatos com segurança, o que a torna perigosa para documentos privados.</w:t>
+              <w:t xml:space="preserve">Não conhece o corpus. Nas perguntas de detalhe, inventa números e fatos com segurança, o que a torna perigosa para documentos privados.</w:t>
             </w:r>
           </w:p>
         </w:tc>
@@ -5189,7 +4834,7 @@
           </w:tcPr>
           <w:p>
             <w:r>
-              <w:t>RAG vetorial (Basic)</w:t>
+              <w:t xml:space="preserve">RAG vetorial (Basic)</w:t>
             </w:r>
           </w:p>
         </w:tc>
@@ -5199,7 +4844,7 @@
           </w:tcPr>
           <w:p>
             <w:r>
-              <w:t>Indexação rápida e barata. Precisa nas perguntas pontuais, simples de operar e previsível. Atualizar um documento exige só recalcular os embeddings dos seus trechos. Teve o melhor resultado nos dois corpora.</w:t>
+              <w:t xml:space="preserve">Indexação rápida e barata. Precisa nas perguntas pontuais, simples de operar e previsível. Atualizar um documento exige só recalcular os embeddings dos seus trechos. Teve o melhor resultado nos dois corpora.</w:t>
             </w:r>
           </w:p>
         </w:tc>
@@ -5209,7 +4854,7 @@
           </w:tcPr>
           <w:p>
             <w:r>
-              <w:t>Perde precisão quando há muito texto parecido competindo. Não tem visão do conjunto e liga mal fatos espalhados por documentos diferentes quando o corpus cresce.</w:t>
+              <w:t xml:space="preserve">Perde precisão quando há muito texto parecido competindo. Não tem visão do conjunto e liga mal fatos espalhados por documentos diferentes quando o corpus cresce.</w:t>
             </w:r>
           </w:p>
         </w:tc>
@@ -5221,7 +4866,7 @@
           </w:tcPr>
           <w:p>
             <w:r>
-              <w:t>GraphRAG, busca Local</w:t>
+              <w:t xml:space="preserve">GraphRAG, busca Local</w:t>
             </w:r>
           </w:p>
         </w:tc>
@@ -5231,7 +4876,7 @@
           </w:tcPr>
           <w:p>
             <w:r>
-              <w:t>Resistiu melhor que o RAG vetorial nas perguntas multi-hop do corpus grande. As respostas são rastreáveis, porque citam entidades, relações e trechos, e o grafo pode ser visualizado e auditado.</w:t>
+              <w:t xml:space="preserve">Resistiu melhor que o RAG vetorial nas perguntas multi-hop do corpus grande. As respostas são rastreáveis, porque citam entidades, relações e trechos, e o grafo pode ser visualizado e auditado.</w:t>
             </w:r>
           </w:p>
         </w:tc>
@@ -5241,7 +4886,7 @@
           </w:tcPr>
           <w:p>
             <w:r>
-              <w:t>Depende da qualidade da extração. Perdeu detalhes pontuais quando o grafo cresceu. A indexação é muito mais cara, e atualizar o corpus exige nova extração e novo cálculo das comunidades.</w:t>
+              <w:t xml:space="preserve">Depende da qualidade da extração. Perdeu detalhes pontuais quando o grafo cresceu. A indexação é muito mais cara, e atualizar o corpus exige nova extração e novo cálculo das comunidades.</w:t>
             </w:r>
           </w:p>
         </w:tc>
@@ -5253,7 +4898,7 @@
           </w:tcPr>
           <w:p>
             <w:r>
-              <w:t>GraphRAG, busca Global</w:t>
+              <w:t xml:space="preserve">GraphRAG, busca Global</w:t>
             </w:r>
           </w:p>
         </w:tc>
@@ -5263,7 +4908,7 @@
           </w:tcPr>
           <w:p>
             <w:r>
-              <w:t>É a única que tenta responder com uma visão do corpus inteiro, a partir dos resumos de comunidade.</w:t>
+              <w:t xml:space="preserve">É a única que tenta responder com uma visão do corpus inteiro, a partir dos resumos de comunidade.</w:t>
             </w:r>
           </w:p>
         </w:tc>
@@ -5273,7 +4918,7 @@
           </w:tcPr>
           <w:p>
             <w:r>
-              <w:t>A mais lenta e a que mais piorou com o corpus maior. Os resumos perdem números e detalhes, misturam fatos de documentos diferentes e concentraram as alucinações entre os métodos com recuperação.</w:t>
+              <w:t xml:space="preserve">A mais lenta e a que mais piorou com o corpus maior. Os resumos perdem números e detalhes, misturam fatos de documentos diferentes e concentraram as alucinações entre os métodos com recuperação.</w:t>
             </w:r>
           </w:p>
         </w:tc>
@@ -5281,46 +4926,42 @@
     </w:tbl>
     <w:p>
       <w:r>
-        <w:t xml:space="preserve">Além do desempenho, o GraphRAG mostrou limitações de operação. Várias falhas eram silenciosas: a indexação terminava normalmente, mas com o grafo incompleto, sem uma das ilhas do grafo nas comunidades ou com trechos perdidos por tempo esgotado (seção 4.7). A extração também não é totalmente reprodutível, mesmo com temperature 0, e o modelo copiou entidades dos exemplos do </w:t>
-      </w:r>
-      <w:r>
-        <w:lastRenderedPageBreak/>
-        <w:t>próprio prompt. Uma vantagem compartilhada por todas as abordagens é a privacidade: tudo rodou localmente, sem enviar documentos para fora.</w:t>
-      </w:r>
-    </w:p>
-    <w:p>
-      <w:r>
-        <w:t>A primeira explicação considerada para o resultado foi o tamanho do corpus: num corpus pequeno, a busca vetorial já traz quase todo o texto relevante, e o grafo não tem o que acrescentar. O teste com o corpus maior confirmou essa explicação só em parte. O RAG vetorial de fato perdeu precisão nas perguntas multi-hop, e ali a busca Local passou à frente, mas o grafo maior trouxe tanto ruído que o GraphRAG piorou mais no total. O fator decisivo, portanto, não é só o tamanho do corpus, mas a qualidade do grafo que um modelo pequeno consegue extrair.</w:t>
+        <w:t xml:space="preserve">Além do desempenho, o GraphRAG mostrou limitações de operação. Várias falhas eram silenciosas: a indexação terminava normalmente, mas com o grafo incompleto, sem uma das ilhas do grafo nas comunidades ou com trechos perdidos por tempo esgotado (seção 4.7). A extração também não é totalmente reprodutível, mesmo com temperature 0, e o modelo copiou entidades dos exemplos do próprio prompt. Uma vantagem compartilhada por todas as abordagens é a privacidade: tudo rodou localmente, sem enviar documentos para fora.</w:t>
+      </w:r>
+    </w:p>
+    <w:p>
+      <w:r>
+        <w:t xml:space="preserve">A primeira explicação considerada para o resultado foi o tamanho do corpus: num corpus pequeno, a busca vetorial já traz quase todo o texto relevante, e o grafo não tem o que acrescentar. O teste com o corpus maior confirmou essa explicação só em parte. O RAG vetorial de fato perdeu precisão nas perguntas multi-hop, e ali a busca Local passou à frente, mas o grafo maior trouxe tanto ruído que o GraphRAG piorou mais no total. O fator decisivo, portanto, não é só o tamanho do corpus, mas a qualidade do grafo que um modelo pequeno consegue extrair.</w:t>
       </w:r>
     </w:p>
     <w:p>
       <w:pPr>
         <w:pStyle w:val="Ttulo2"/>
       </w:pPr>
-      <w:bookmarkStart w:id="19" w:name="_Toc243826597"/>
-      <w:r>
-        <w:t>4. Aplicação prática (PoC)</w:t>
+      <w:bookmarkStart w:id="19" w:name="_Toc243842035"/>
+      <w:r>
+        <w:t xml:space="preserve">4. Aplicação prática (PoC)</w:t>
       </w:r>
       <w:bookmarkEnd w:id="19"/>
     </w:p>
     <w:p>
       <w:r>
-        <w:t>Este bloco registra como o experimento foi montado: ambiente, parâmetros, trechos de código, teste de fumaça, corpus e perguntas. Os resultados estão no bloco 3.</w:t>
+        <w:t xml:space="preserve">Este bloco registra como o experimento foi montado: ambiente, parâmetros, trechos de código, teste de fumaça, corpus e perguntas. Os resultados estão no bloco 3.</w:t>
       </w:r>
     </w:p>
     <w:p>
       <w:pPr>
         <w:pStyle w:val="Ttulo3"/>
       </w:pPr>
-      <w:bookmarkStart w:id="20" w:name="_Toc243826598"/>
-      <w:r>
-        <w:t>4.1 Ambiente de desenvolvimento</w:t>
+      <w:bookmarkStart w:id="20" w:name="_Toc243842036"/>
+      <w:r>
+        <w:t xml:space="preserve">4.1 Ambiente de desenvolvimento</w:t>
       </w:r>
       <w:bookmarkEnd w:id="20"/>
     </w:p>
     <w:p>
       <w:r>
-        <w:t>Tudo roda localmente, sem API paga, num computador pessoal com GPU dedicada.</w:t>
+        <w:t xml:space="preserve">Tudo roda localmente, sem API paga, num computador pessoal com GPU dedicada.</w:t>
       </w:r>
     </w:p>
     <w:tbl>
@@ -5345,7 +4986,7 @@
           </w:tcPr>
           <w:p>
             <w:r>
-              <w:t>Item</w:t>
+              <w:t xml:space="preserve">Item</w:t>
             </w:r>
           </w:p>
         </w:tc>
@@ -5356,7 +4997,7 @@
           </w:tcPr>
           <w:p>
             <w:r>
-              <w:t>Valor</w:t>
+              <w:t xml:space="preserve">Valor</w:t>
             </w:r>
           </w:p>
         </w:tc>
@@ -5368,7 +5009,7 @@
           </w:tcPr>
           <w:p>
             <w:r>
-              <w:t>Sistema operacional</w:t>
+              <w:t xml:space="preserve">Sistema operacional</w:t>
             </w:r>
           </w:p>
         </w:tc>
@@ -5378,7 +5019,7 @@
           </w:tcPr>
           <w:p>
             <w:r>
-              <w:t>Windows 11 Home</w:t>
+              <w:t xml:space="preserve">Windows 11 Home</w:t>
             </w:r>
           </w:p>
         </w:tc>
@@ -5390,7 +5031,7 @@
           </w:tcPr>
           <w:p>
             <w:r>
-              <w:t>CPU</w:t>
+              <w:t xml:space="preserve">CPU</w:t>
             </w:r>
           </w:p>
         </w:tc>
@@ -5400,7 +5041,7 @@
           </w:tcPr>
           <w:p>
             <w:r>
-              <w:t>Intel Core i7-13620H (13ª geração)</w:t>
+              <w:t xml:space="preserve">Intel Core i7-13620H (13ª geração)</w:t>
             </w:r>
           </w:p>
         </w:tc>
@@ -5412,7 +5053,7 @@
           </w:tcPr>
           <w:p>
             <w:r>
-              <w:t>RAM</w:t>
+              <w:t xml:space="preserve">RAM</w:t>
             </w:r>
           </w:p>
         </w:tc>
@@ -5434,7 +5075,7 @@
           </w:tcPr>
           <w:p>
             <w:r>
-              <w:t>GPU</w:t>
+              <w:t xml:space="preserve">GPU</w:t>
             </w:r>
           </w:p>
         </w:tc>
@@ -5444,7 +5085,7 @@
           </w:tcPr>
           <w:p>
             <w:r>
-              <w:t>NVIDIA GeForce RTX 4060 Laptop GPU, 8 GB de VRAM</w:t>
+              <w:t xml:space="preserve">NVIDIA GeForce RTX 4060 Laptop GPU, 8 GB de VRAM</w:t>
             </w:r>
           </w:p>
         </w:tc>
@@ -5456,7 +5097,7 @@
           </w:tcPr>
           <w:p>
             <w:r>
-              <w:t>Python</w:t>
+              <w:t xml:space="preserve">Python</w:t>
             </w:r>
           </w:p>
         </w:tc>
@@ -5466,7 +5107,7 @@
           </w:tcPr>
           <w:p>
             <w:r>
-              <w:t>3.12.10, em ambiente virtual dedicado</w:t>
+              <w:t xml:space="preserve">3.12.10, em ambiente virtual dedicado</w:t>
             </w:r>
           </w:p>
         </w:tc>
@@ -5478,7 +5119,7 @@
           </w:tcPr>
           <w:p>
             <w:r>
-              <w:t>Microsoft GraphRAG</w:t>
+              <w:t xml:space="preserve">Microsoft GraphRAG</w:t>
             </w:r>
           </w:p>
         </w:tc>
@@ -5488,7 +5129,7 @@
           </w:tcPr>
           <w:p>
             <w:r>
-              <w:t>3.3.0</w:t>
+              <w:t xml:space="preserve">3.3.0</w:t>
             </w:r>
           </w:p>
         </w:tc>
@@ -5500,7 +5141,7 @@
           </w:tcPr>
           <w:p>
             <w:r>
-              <w:t>Ollama</w:t>
+              <w:t xml:space="preserve">Ollama</w:t>
             </w:r>
           </w:p>
         </w:tc>
@@ -5510,7 +5151,7 @@
           </w:tcPr>
           <w:p>
             <w:r>
-              <w:t>0.40.6</w:t>
+              <w:t xml:space="preserve">0.40.6</w:t>
             </w:r>
           </w:p>
         </w:tc>
@@ -5522,7 +5163,7 @@
           </w:tcPr>
           <w:p>
             <w:r>
-              <w:t>LiteLLM</w:t>
+              <w:t xml:space="preserve">LiteLLM</w:t>
             </w:r>
           </w:p>
         </w:tc>
@@ -5532,7 +5173,7 @@
           </w:tcPr>
           <w:p>
             <w:r>
-              <w:t>1.100.1 (camada que o GraphRAG usa para chamar o Ollama)</w:t>
+              <w:t xml:space="preserve">1.100.1 (camada que o GraphRAG usa para chamar o Ollama)</w:t>
             </w:r>
           </w:p>
         </w:tc>
@@ -5542,9 +5183,9 @@
       <w:pPr>
         <w:pStyle w:val="Ttulo3"/>
       </w:pPr>
-      <w:bookmarkStart w:id="21" w:name="_Toc243826599"/>
-      <w:r>
-        <w:t>4.2 Modelos e indexação</w:t>
+      <w:bookmarkStart w:id="21" w:name="_Toc243842037"/>
+      <w:r>
+        <w:t xml:space="preserve">4.2 Modelos e indexação</w:t>
       </w:r>
       <w:bookmarkEnd w:id="21"/>
     </w:p>
@@ -5556,10 +5197,10 @@
         <w:rPr>
           <w:rStyle w:val="CodeChar"/>
         </w:rPr>
-        <w:t>ragtest/settings.yaml</w:t>
-      </w:r>
-      <w:r>
-        <w:t>.</w:t>
+        <w:t xml:space="preserve">ragtest/settings.yaml</w:t>
+      </w:r>
+      <w:r>
+        <w:t xml:space="preserve">.</w:t>
       </w:r>
     </w:p>
     <w:tbl>
@@ -5585,7 +5226,7 @@
           </w:tcPr>
           <w:p>
             <w:r>
-              <w:t>Parâmetro</w:t>
+              <w:t xml:space="preserve">Parâmetro</w:t>
             </w:r>
           </w:p>
         </w:tc>
@@ -5596,7 +5237,7 @@
           </w:tcPr>
           <w:p>
             <w:r>
-              <w:t>Valor</w:t>
+              <w:t xml:space="preserve">Valor</w:t>
             </w:r>
           </w:p>
         </w:tc>
@@ -5607,7 +5248,7 @@
           </w:tcPr>
           <w:p>
             <w:r>
-              <w:t>Motivo</w:t>
+              <w:t xml:space="preserve">Motivo</w:t>
             </w:r>
           </w:p>
         </w:tc>
@@ -5619,7 +5260,7 @@
           </w:tcPr>
           <w:p>
             <w:r>
-              <w:t>Modelo de linguagem</w:t>
+              <w:t xml:space="preserve">Modelo de linguagem</w:t>
             </w:r>
           </w:p>
         </w:tc>
@@ -5632,7 +5273,7 @@
               <w:rPr>
                 <w:rStyle w:val="CodeChar"/>
               </w:rPr>
-              <w:t>qwen3.5:4b</w:t>
+              <w:t xml:space="preserve">qwen3.5:4b</w:t>
             </w:r>
             <w:r>
               <w:t xml:space="preserve"> (Ollama)</w:t>
@@ -5645,7 +5286,7 @@
           </w:tcPr>
           <w:p>
             <w:r>
-              <w:t>Leve e roda inteiro na GPU</w:t>
+              <w:t xml:space="preserve">Leve e roda inteiro na GPU</w:t>
             </w:r>
           </w:p>
         </w:tc>
@@ -5657,7 +5298,7 @@
           </w:tcPr>
           <w:p>
             <w:r>
-              <w:t>Modelo de embeddings</w:t>
+              <w:t xml:space="preserve">Modelo de embeddings</w:t>
             </w:r>
           </w:p>
         </w:tc>
@@ -5670,7 +5311,7 @@
               <w:rPr>
                 <w:rStyle w:val="CodeChar"/>
               </w:rPr>
-              <w:t>nomic-embed-text</w:t>
+              <w:t xml:space="preserve">nomic-embed-text</w:t>
             </w:r>
             <w:r>
               <w:t xml:space="preserve"> (vetores de 768 dimensões)</w:t>
@@ -5683,7 +5324,7 @@
           </w:tcPr>
           <w:p>
             <w:r>
-              <w:t>Padrão local do Ollama</w:t>
+              <w:t xml:space="preserve">Padrão local do Ollama</w:t>
             </w:r>
           </w:p>
         </w:tc>
@@ -5698,8 +5339,7 @@
               <w:rPr>
                 <w:rStyle w:val="CodeChar"/>
               </w:rPr>
-              <w:lastRenderedPageBreak/>
-              <w:t>temperature</w:t>
+              <w:t xml:space="preserve">temperature</w:t>
             </w:r>
           </w:p>
         </w:tc>
@@ -5709,7 +5349,7 @@
           </w:tcPr>
           <w:p>
             <w:r>
-              <w:t>0</w:t>
+              <w:t xml:space="preserve">0</w:t>
             </w:r>
           </w:p>
         </w:tc>
@@ -5719,7 +5359,7 @@
           </w:tcPr>
           <w:p>
             <w:r>
-              <w:t>Respostas reproduzíveis entre execuções</w:t>
+              <w:t xml:space="preserve">Respostas reproduzíveis entre execuções</w:t>
             </w:r>
           </w:p>
         </w:tc>
@@ -5731,7 +5371,7 @@
           </w:tcPr>
           <w:p>
             <w:r>
-              <w:t>Modo thinking</w:t>
+              <w:t xml:space="preserve">Modo thinking</w:t>
             </w:r>
           </w:p>
         </w:tc>
@@ -5741,16 +5381,16 @@
           </w:tcPr>
           <w:p>
             <w:r>
-              <w:t>Desligado (</w:t>
+              <w:t xml:space="preserve">Desligado (</w:t>
             </w:r>
             <w:r>
               <w:rPr>
                 <w:rStyle w:val="CodeChar"/>
               </w:rPr>
-              <w:t>reasoning_effort: none</w:t>
-            </w:r>
-            <w:r>
-              <w:t>)</w:t>
+              <w:t xml:space="preserve">reasoning_effort: none</w:t>
+            </w:r>
+            <w:r>
+              <w:t xml:space="preserve">)</w:t>
             </w:r>
           </w:p>
         </w:tc>
@@ -5760,7 +5400,7 @@
           </w:tcPr>
           <w:p>
             <w:r>
-              <w:t>Ligado, o raciocínio consumia toda a resposta</w:t>
+              <w:t xml:space="preserve">Ligado, o raciocínio consumia toda a resposta</w:t>
             </w:r>
           </w:p>
         </w:tc>
@@ -5775,7 +5415,7 @@
               <w:rPr>
                 <w:rStyle w:val="CodeChar"/>
               </w:rPr>
-              <w:t>max_tokens</w:t>
+              <w:t xml:space="preserve">max_tokens</w:t>
             </w:r>
           </w:p>
         </w:tc>
@@ -5785,7 +5425,7 @@
           </w:tcPr>
           <w:p>
             <w:r>
-              <w:t>4000</w:t>
+              <w:t xml:space="preserve">4000</w:t>
             </w:r>
           </w:p>
         </w:tc>
@@ -5795,7 +5435,7 @@
           </w:tcPr>
           <w:p>
             <w:r>
-              <w:t>Com 2000, a lista de relações era cortada</w:t>
+              <w:t xml:space="preserve">Com 2000, a lista de relações era cortada</w:t>
             </w:r>
           </w:p>
         </w:tc>
@@ -5810,7 +5450,7 @@
               <w:rPr>
                 <w:rStyle w:val="CodeChar"/>
               </w:rPr>
-              <w:t>num_ctx</w:t>
+              <w:t xml:space="preserve">num_ctx</w:t>
             </w:r>
             <w:r>
               <w:t xml:space="preserve"> (janela de contexto)</w:t>
@@ -5823,7 +5463,7 @@
           </w:tcPr>
           <w:p>
             <w:r>
-              <w:t>12288 tokens</w:t>
+              <w:t xml:space="preserve">12288 tokens</w:t>
             </w:r>
           </w:p>
         </w:tc>
@@ -5833,7 +5473,7 @@
           </w:tcPr>
           <w:p>
             <w:r>
-              <w:t>Precisa caber o prompt (até cerca de 5.500) mais a resposta (4.000)</w:t>
+              <w:t xml:space="preserve">Precisa caber o prompt (até cerca de 5.500) mais a resposta (4.000)</w:t>
             </w:r>
           </w:p>
         </w:tc>
@@ -5845,7 +5485,7 @@
           </w:tcPr>
           <w:p>
             <w:r>
-              <w:t>Chunking</w:t>
+              <w:t xml:space="preserve">Chunking</w:t>
             </w:r>
           </w:p>
         </w:tc>
@@ -5855,7 +5495,7 @@
           </w:tcPr>
           <w:p>
             <w:r>
-              <w:t>800 tokens, sobreposição de 200</w:t>
+              <w:t xml:space="preserve">800 tokens, sobreposição de 200</w:t>
             </w:r>
           </w:p>
         </w:tc>
@@ -5865,7 +5505,7 @@
           </w:tcPr>
           <w:p>
             <w:r>
-              <w:t>Padrão mantido, registrado como parâmetro</w:t>
+              <w:t xml:space="preserve">Padrão mantido, registrado como parâmetro</w:t>
             </w:r>
           </w:p>
         </w:tc>
@@ -5880,7 +5520,7 @@
               <w:rPr>
                 <w:rStyle w:val="CodeChar"/>
               </w:rPr>
-              <w:t>max_gleanings</w:t>
+              <w:t xml:space="preserve">max_gleanings</w:t>
             </w:r>
           </w:p>
         </w:tc>
@@ -5890,7 +5530,7 @@
           </w:tcPr>
           <w:p>
             <w:r>
-              <w:t>1</w:t>
+              <w:t xml:space="preserve">1</w:t>
             </w:r>
           </w:p>
         </w:tc>
@@ -5900,7 +5540,7 @@
           </w:tcPr>
           <w:p>
             <w:r>
-              <w:t>Cada passada extra repete a extração do chunk</w:t>
+              <w:t xml:space="preserve">Cada passada extra repete a extração do chunk</w:t>
             </w:r>
           </w:p>
         </w:tc>
@@ -5915,7 +5555,7 @@
               <w:rPr>
                 <w:rStyle w:val="CodeChar"/>
               </w:rPr>
-              <w:t>entity_types</w:t>
+              <w:t xml:space="preserve">entity_types</w:t>
             </w:r>
           </w:p>
         </w:tc>
@@ -5925,7 +5565,7 @@
           </w:tcPr>
           <w:p>
             <w:r>
-              <w:t>organization, person, system, component, incident, event</w:t>
+              <w:t xml:space="preserve">organization, person, system, component, incident, event</w:t>
             </w:r>
           </w:p>
         </w:tc>
@@ -5935,7 +5575,7 @@
           </w:tcPr>
           <w:p>
             <w:r>
-              <w:t>Descrevem relatos de incidentes: empresas, pessoas, sistemas, componentes e eventos</w:t>
+              <w:t xml:space="preserve">Descrevem relatos de incidentes: empresas, pessoas, sistemas, componentes e eventos</w:t>
             </w:r>
           </w:p>
         </w:tc>
@@ -5947,7 +5587,7 @@
           </w:tcPr>
           <w:p>
             <w:r>
-              <w:t>Extração de claims</w:t>
+              <w:t xml:space="preserve">Extração de claims</w:t>
             </w:r>
           </w:p>
         </w:tc>
@@ -5957,7 +5597,7 @@
           </w:tcPr>
           <w:p>
             <w:r>
-              <w:t>Desligada</w:t>
+              <w:t xml:space="preserve">Desligada</w:t>
             </w:r>
           </w:p>
         </w:tc>
@@ -5967,7 +5607,7 @@
           </w:tcPr>
           <w:p>
             <w:r>
-              <w:t>Fora do escopo</w:t>
+              <w:t xml:space="preserve">Fora do escopo</w:t>
             </w:r>
           </w:p>
         </w:tc>
@@ -5979,7 +5619,7 @@
           </w:tcPr>
           <w:p>
             <w:r>
-              <w:t>Idioma</w:t>
+              <w:t xml:space="preserve">Idioma</w:t>
             </w:r>
           </w:p>
         </w:tc>
@@ -5989,7 +5629,7 @@
           </w:tcPr>
           <w:p>
             <w:r>
-              <w:t>Corpus, perguntas e respostas em português</w:t>
+              <w:t xml:space="preserve">Corpus, perguntas e respostas em português</w:t>
             </w:r>
           </w:p>
         </w:tc>
@@ -5999,7 +5639,7 @@
           </w:tcPr>
           <w:p>
             <w:r>
-              <w:t>Pergunta e texto no mesmo idioma, sem etapa de tradução</w:t>
+              <w:t xml:space="preserve">Pergunta e texto no mesmo idioma, sem etapa de tradução</w:t>
             </w:r>
           </w:p>
         </w:tc>
@@ -6011,7 +5651,7 @@
           </w:tcPr>
           <w:p>
             <w:r>
-              <w:t>use_lcc (cluster_graph)</w:t>
+              <w:t xml:space="preserve">use_lcc (cluster_graph)</w:t>
             </w:r>
           </w:p>
         </w:tc>
@@ -6021,7 +5661,7 @@
           </w:tcPr>
           <w:p>
             <w:r>
-              <w:t>false</w:t>
+              <w:t xml:space="preserve">false</w:t>
             </w:r>
           </w:p>
         </w:tc>
@@ -6031,7 +5671,7 @@
           </w:tcPr>
           <w:p>
             <w:r>
-              <w:t>O padrão só agrupa o maior componente do grafo; documentos sem entidades em comum formavam componentes separados e ficavam de fora</w:t>
+              <w:t xml:space="preserve">O padrão só agrupa o maior componente do grafo; documentos sem entidades em comum formavam componentes separados e ficavam de fora</w:t>
             </w:r>
           </w:p>
         </w:tc>
@@ -6043,7 +5683,7 @@
           </w:tcPr>
           <w:p>
             <w:r>
-              <w:t>concurrent_requests</w:t>
+              <w:t xml:space="preserve">concurrent_requests</w:t>
             </w:r>
           </w:p>
         </w:tc>
@@ -6053,7 +5693,7 @@
           </w:tcPr>
           <w:p>
             <w:r>
-              <w:t>2</w:t>
+              <w:t xml:space="preserve">2</w:t>
             </w:r>
           </w:p>
         </w:tc>
@@ -6063,7 +5703,7 @@
           </w:tcPr>
           <w:p>
             <w:r>
-              <w:t>O padrão de 25 chamadas simultâneas enfileirava pedidos demais no Ollama e causava tempo esgotado</w:t>
+              <w:t xml:space="preserve">O padrão de 25 chamadas simultâneas enfileirava pedidos demais no Ollama e causava tempo esgotado</w:t>
             </w:r>
           </w:p>
         </w:tc>
@@ -6075,7 +5715,7 @@
           </w:tcPr>
           <w:p>
             <w:r>
-              <w:t>timeout das chamadas</w:t>
+              <w:t xml:space="preserve">timeout das chamadas</w:t>
             </w:r>
           </w:p>
         </w:tc>
@@ -6085,7 +5725,7 @@
           </w:tcPr>
           <w:p>
             <w:r>
-              <w:t>1.800 s</w:t>
+              <w:t xml:space="preserve">1.800 s</w:t>
             </w:r>
           </w:p>
         </w:tc>
@@ -6095,7 +5735,7 @@
           </w:tcPr>
           <w:p>
             <w:r>
-              <w:t>Margem para a fila do Ollama na indexação</w:t>
+              <w:t xml:space="preserve">Margem para a fila do Ollama na indexação</w:t>
             </w:r>
           </w:p>
         </w:tc>
@@ -6103,27 +5743,27 @@
     </w:tbl>
     <w:p>
       <w:r>
-        <w:t>Os prompts de extração de entidades não foram alterados.</w:t>
+        <w:t xml:space="preserve">Os prompts de extração de entidades não foram alterados.</w:t>
       </w:r>
     </w:p>
     <w:p>
       <w:pPr>
         <w:pStyle w:val="Ttulo3"/>
       </w:pPr>
-      <w:bookmarkStart w:id="22" w:name="_Toc243826600"/>
-      <w:r>
-        <w:t>4.3 Configuração da consulta</w:t>
+      <w:bookmarkStart w:id="22" w:name="_Toc243842038"/>
+      <w:r>
+        <w:t xml:space="preserve">4.3 Configuração da consulta</w:t>
       </w:r>
       <w:bookmarkEnd w:id="22"/>
     </w:p>
     <w:p>
       <w:r>
-        <w:t>Os métodos comparados recebem as mesmas regras e o mesmo formato de resposta, para que a diferença medida venha da recuperação e não do prompt.</w:t>
-      </w:r>
-    </w:p>
-    <w:p>
-      <w:r>
-        <w:t>A busca Drift existe no app, mas fica fora do benchmark por ser a mais lenta.</w:t>
+        <w:t xml:space="preserve">Os métodos comparados recebem as mesmas regras e o mesmo formato de resposta, para que a diferença medida venha da recuperação e não do prompt.</w:t>
+      </w:r>
+    </w:p>
+    <w:p>
+      <w:r>
+        <w:t xml:space="preserve">A busca Drift existe no app, mas fica fora do benchmark por ser a mais lenta.</w:t>
       </w:r>
     </w:p>
     <w:p>
@@ -6138,7 +5778,7 @@
         <w:rPr>
           <w:b/>
         </w:rPr>
-        <w:t>Formato de resposta:</w:t>
+        <w:t xml:space="preserve">Formato de resposta:</w:t>
       </w:r>
       <w:r>
         <w:t xml:space="preserve"> todo método recebe </w:t>
@@ -6147,10 +5787,10 @@
         <w:rPr>
           <w:rStyle w:val="CodeChar"/>
         </w:rPr>
-        <w:t>--response-type "Single paragraph, at most 5 sentences"</w:t>
-      </w:r>
-      <w:r>
-        <w:t>. Respostas longas induziam o modelo a completar o texto com inferências.</w:t>
+        <w:t xml:space="preserve">--response-type "Single paragraph, at most 5 sentences"</w:t>
+      </w:r>
+      <w:r>
+        <w:t xml:space="preserve">. Respostas longas induziam o modelo a completar o texto com inferências.</w:t>
       </w:r>
     </w:p>
     <w:p>
@@ -6165,7 +5805,7 @@
         <w:rPr>
           <w:b/>
         </w:rPr>
-        <w:t>Timeout por consulta:</w:t>
+        <w:t xml:space="preserve">Timeout por consulta:</w:t>
       </w:r>
       <w:r>
         <w:t xml:space="preserve"> 600 s, para que uma busca lenta não seja registrada como falha.</w:t>
@@ -6183,8 +5823,7 @@
         <w:rPr>
           <w:b/>
         </w:rPr>
-        <w:lastRenderedPageBreak/>
-        <w:t>Timeout de indexação:</w:t>
+        <w:t xml:space="preserve">Timeout de indexação:</w:t>
       </w:r>
       <w:r>
         <w:t xml:space="preserve"> 4 horas.</w:t>
@@ -6194,15 +5833,15 @@
       <w:pPr>
         <w:pStyle w:val="Ttulo3"/>
       </w:pPr>
-      <w:bookmarkStart w:id="23" w:name="_Toc243826601"/>
-      <w:r>
-        <w:t>4.4 Demonstração de código</w:t>
+      <w:bookmarkStart w:id="23" w:name="_Toc243842039"/>
+      <w:r>
+        <w:t xml:space="preserve">4.4 Demonstração de código</w:t>
       </w:r>
       <w:bookmarkEnd w:id="23"/>
     </w:p>
     <w:p>
       <w:r>
-        <w:t>O projeto não reimplementa o GraphRAG: ele configura a biblioteca e a chama pela linha de comando. Por isso, as decisões técnicas do experimento estão concentradas no arquivo de configuração, nos prompts e em dois scripts Python. Os trechos abaixo são os mais importantes.</w:t>
+        <w:t xml:space="preserve">O projeto não reimplementa o GraphRAG: ele configura a biblioteca e a chama pela linha de comando. Por isso, as decisões técnicas do experimento estão concentradas no arquivo de configuração, nos prompts e em dois scripts Python. Os trechos abaixo são os mais importantes.</w:t>
       </w:r>
     </w:p>
     <w:p>
@@ -6210,53 +5849,35 @@
         <w:pStyle w:val="Ttulo4"/>
       </w:pPr>
       <w:r>
-        <w:t>Configuração do modelo (ragtest/settings.yaml)</w:t>
-      </w:r>
-    </w:p>
-    <w:p>
-      <w:r>
-        <w:t>completion_models:</w:t>
-      </w:r>
-      <w:r>
+        <w:t xml:space="preserve">Configuração do modelo (ragtest/settings.yaml)</w:t>
+      </w:r>
+    </w:p>
+    <w:p>
+      <w:r>
+        <w:t xml:space="preserve">completion_models:</w:t>
         <w:br/>
         <w:t xml:space="preserve">  default_completion_model:</w:t>
-      </w:r>
-      <w:r>
         <w:br/>
         <w:t xml:space="preserve">    model_provider: ollama</w:t>
-      </w:r>
-      <w:r>
         <w:br/>
         <w:t xml:space="preserve">    model: qwen3.5:4b</w:t>
-      </w:r>
-      <w:r>
         <w:br/>
         <w:t xml:space="preserve">    call_args:</w:t>
-      </w:r>
-      <w:r>
         <w:br/>
         <w:t xml:space="preserve">      temperature: 0</w:t>
-      </w:r>
-      <w:r>
         <w:br/>
         <w:t xml:space="preserve">      max_tokens: 4000 </w:t>
-      </w:r>
-      <w:r>
         <w:br/>
         <w:t xml:space="preserve">      num_ctx: 12288 </w:t>
-      </w:r>
-      <w:r>
         <w:br/>
         <w:t xml:space="preserve">      reasoning_effort: none </w:t>
-      </w:r>
-      <w:r>
         <w:br/>
         <w:t xml:space="preserve">    api_base: http://localhost:11434</w:t>
       </w:r>
     </w:p>
     <w:p>
       <w:r>
-        <w:t>O reasoning_effort: none é traduzido pelo LiteLLM para think: false no Ollama. Sem ele, o modelo gastava a janela inteira raciocinando e devolvia texto vazio.</w:t>
+        <w:t xml:space="preserve">O reasoning_effort: none é traduzido pelo LiteLLM para think: false no Ollama. Sem ele, o modelo gastava a janela inteira raciocinando e devolvia texto vazio.</w:t>
       </w:r>
     </w:p>
     <w:p>
@@ -6264,12 +5885,12 @@
         <w:pStyle w:val="Ttulo4"/>
       </w:pPr>
       <w:r>
-        <w:t>Chamada das consultas (engine.py)</w:t>
-      </w:r>
-    </w:p>
-    <w:p>
-      <w:r>
-        <w:t>O engine.py monta o comando do GraphRAG e o executa como subprocesso. O mesmo formato de resposta é passado a todos os métodos, para que a diferença medida venha da recuperação e não do tamanho da resposta.</w:t>
+        <w:t xml:space="preserve">Chamada das consultas (engine.py)</w:t>
+      </w:r>
+    </w:p>
+    <w:p>
+      <w:r>
+        <w:t xml:space="preserve">O engine.py monta o comando do GraphRAG e o executa como subprocesso. O mesmo formato de resposta é passado a todos os métodos, para que a diferença medida venha da recuperação e não do tamanho da resposta.</w:t>
       </w:r>
     </w:p>
     <w:p>
@@ -6277,27 +5898,15 @@
         <w:pStyle w:val="Code"/>
       </w:pPr>
       <w:r>
-        <w:t>RESPONSE_TYPE = "Single paragraph, at most 5 sentences"</w:t>
-      </w:r>
-      <w:r>
+        <w:t xml:space="preserve">RESPONSE_TYPE = "Single paragraph, at most 5 sentences"</w:t>
         <w:br/>
-      </w:r>
-      <w:r>
         <w:br/>
-        <w:t>cmd = [python_exe, "-m", "graphrag", "query", "--root", "ragtest",</w:t>
-      </w:r>
-      <w:r>
+        <w:t xml:space="preserve">cmd = [python_exe, "-m", "graphrag", "query", "--root", "ragtest",</w:t>
         <w:br/>
         <w:t xml:space="preserve">       "--method", method, "--response-type", RESPONSE_TYPE, text]</w:t>
-      </w:r>
-      <w:r>
         <w:br/>
-      </w:r>
-      <w:r>
         <w:br/>
-        <w:t>result = subprocess.run(cmd, capture_output=True, text=True,</w:t>
-      </w:r>
-      <w:r>
+        <w:t xml:space="preserve">result = subprocess.run(cmd, capture_output=True, text=True,</w:t>
         <w:br/>
         <w:t xml:space="preserve">                        timeout=600, env=env)</w:t>
       </w:r>
@@ -6307,12 +5916,12 @@
         <w:pStyle w:val="Ttulo4"/>
       </w:pPr>
       <w:r>
-        <w:t>Regras comuns nos prompts de consulta (ragtest/prompts/)</w:t>
-      </w:r>
-    </w:p>
-    <w:p>
-      <w:r>
-        <w:t>O mesmo bloco de regras foi acrescentado aos prompts das buscas Basic, Local, Global (map e reduce) e Drift. Ele reduz a tendência de um modelo pequeno de completar a resposta com inferências.</w:t>
+        <w:t xml:space="preserve">Regras comuns nos prompts de consulta (ragtest/prompts/)</w:t>
+      </w:r>
+    </w:p>
+    <w:p>
+      <w:r>
+        <w:t xml:space="preserve">O mesmo bloco de regras foi acrescentado aos prompts das buscas Basic, Local, Global (map e reduce) e Drift. Ele reduz a tendência de um modelo pequeno de completar a resposta com inferências.</w:t>
       </w:r>
     </w:p>
     <w:p>
@@ -6320,38 +5929,22 @@
         <w:pStyle w:val="Code"/>
       </w:pPr>
       <w:r>
-        <w:t>---Rules---</w:t>
-      </w:r>
-      <w:r>
+        <w:t xml:space="preserve">---Rules---</w:t>
         <w:br/>
-      </w:r>
-      <w:r>
         <w:br/>
-        <w:t>- State only facts that are written explicitly in the data. Do not infer causes,</w:t>
-      </w:r>
-      <w:r>
+        <w:t xml:space="preserve">- State only facts that are written explicitly in the data. Do not infer causes,</w:t>
         <w:br/>
         <w:t xml:space="preserve">  violations, consequences or recommendations that the data does not state.</w:t>
-      </w:r>
-      <w:r>
         <w:br/>
-        <w:t>- Keep names, codes and identifiers exactly as they appear in the data.</w:t>
-      </w:r>
-      <w:r>
+        <w:t xml:space="preserve">- Keep names, codes and identifiers exactly as they appear in the data.</w:t>
         <w:br/>
         <w:t xml:space="preserve">  Do not translate them.</w:t>
-      </w:r>
-      <w:r>
         <w:br/>
-        <w:t>- Only cite record ids that appear in the data. Never invent ids.</w:t>
-      </w:r>
-      <w:r>
+        <w:t xml:space="preserve">- Only cite record ids that appear in the data. Never invent ids.</w:t>
         <w:br/>
-        <w:t>- If the data does not contain the answer, say so instead of guessing.</w:t>
-      </w:r>
-      <w:r>
+        <w:t xml:space="preserve">- If the data does not contain the answer, say so instead of guessing.</w:t>
         <w:br/>
-        <w:t>- Write the answer in Brazilian Portuguese.</w:t>
+        <w:t xml:space="preserve">- Write the answer in Brazilian Portuguese.</w:t>
       </w:r>
     </w:p>
     <w:p>
@@ -6359,13 +5952,12 @@
         <w:pStyle w:val="Ttulo4"/>
       </w:pPr>
       <w:r>
-        <w:lastRenderedPageBreak/>
-        <w:t>Script do benchmark (benchmark/benchmark.py)</w:t>
-      </w:r>
-    </w:p>
-    <w:p>
-      <w:r>
-        <w:t>O script benchmark/benchmark.py lê as perguntas de benchmark/perguntas.csv, faz cada uma aos quatro métodos e cronometra cada chamada. Antes de começar, ele faz uma chamada de aquecimento, porque a primeira chamada carrega o modelo na GPU e levou cerca de 60 segundos nos testes, o que distorceria o tempo da primeira pergunta. O método sem recuperação recebe as mesmas regras de formato e idioma dos outros, para que a diferença medida venha só da recuperação. O trecho central é o laço abaixo:</w:t>
+        <w:t xml:space="preserve">Script do benchmark (benchmark/benchmark.py)</w:t>
+      </w:r>
+    </w:p>
+    <w:p>
+      <w:r>
+        <w:t xml:space="preserve">O script benchmark/benchmark.py lê as perguntas de benchmark/perguntas.csv, faz cada uma aos quatro métodos e cronometra cada chamada. Antes de começar, ele faz uma chamada de aquecimento, porque a primeira chamada carrega o modelo na GPU e levou cerca de 60 segundos nos testes, o que distorceria o tempo da primeira pergunta. O método sem recuperação recebe as mesmas regras de formato e idioma dos outros, para que a diferença medida venha só da recuperação. O trecho central é o laço abaixo:</w:t>
       </w:r>
     </w:p>
     <w:p>
@@ -6373,70 +5965,56 @@
         <w:pStyle w:val="Code"/>
       </w:pPr>
       <w:r>
-        <w:t>for p in perguntas:</w:t>
-      </w:r>
-      <w:r>
+        <w:t xml:space="preserve">for p in perguntas:</w:t>
         <w:br/>
         <w:t xml:space="preserve">    for metodo in ["none", "basic", "local", "global"]:</w:t>
-      </w:r>
-      <w:r>
         <w:br/>
         <w:t xml:space="preserve">        t0 = time.perf_counter()</w:t>
-      </w:r>
-      <w:r>
         <w:br/>
         <w:t xml:space="preserve">        if metodo == "none":</w:t>
-      </w:r>
-      <w:r>
         <w:br/>
         <w:t xml:space="preserve">            resposta = perguntar_sem_recuperacao(p["pergunta"])</w:t>
-      </w:r>
-      <w:r>
         <w:br/>
         <w:t xml:space="preserve">        else:</w:t>
-      </w:r>
-      <w:r>
         <w:br/>
         <w:t xml:space="preserve">            resposta = engine.query(p["pergunta"], method=metodo)["response"]</w:t>
-      </w:r>
-      <w:r>
         <w:br/>
         <w:t xml:space="preserve">        segundos = round(time.perf_counter() - t0, 1)</w:t>
       </w:r>
     </w:p>
     <w:p>
       <w:r>
-        <w:t>O resultado vai para benchmark/resultados.csv. Uma segunda planilha, benchmark/avaliacao_cega_resultados.csv, traz as mesmas respostas embaralhadas e sem a indicação do método, para as notas serem dadas sem saber qual método respondeu.</w:t>
+        <w:t xml:space="preserve">O resultado vai para benchmark/resultados.csv. Uma segunda planilha, benchmark/avaliacao_cega_resultados.csv, traz as mesmas respostas embaralhadas e sem a indicação do método, para as notas serem dadas sem saber qual método respondeu.</w:t>
       </w:r>
     </w:p>
     <w:p>
       <w:pPr>
         <w:pStyle w:val="Ttulo3"/>
       </w:pPr>
-      <w:bookmarkStart w:id="24" w:name="_Toc243826602"/>
-      <w:r>
-        <w:t>4.5 Teste de fumaça</w:t>
+      <w:bookmarkStart w:id="24" w:name="_Toc243842040"/>
+      <w:r>
+        <w:t xml:space="preserve">4.5 Teste de fumaça</w:t>
       </w:r>
       <w:bookmarkEnd w:id="24"/>
     </w:p>
     <w:p>
       <w:r>
-        <w:t>Antes do corpus final, um texto fictício de 3,9 KB foi indexado do zero para validar a configuração. A indexação levou 569 segundos e 41 chamadas ao LLM e gerou um grafo de 27 entidades e 5 comunidades. Foi nesse teste que apareceram as primeiras falhas de integração descritas na seção 4.7.</w:t>
+        <w:t xml:space="preserve">Antes do corpus final, um texto fictício de 3,9 KB foi indexado do zero para validar a configuração. A indexação levou 569 segundos e 41 chamadas ao LLM e gerou um grafo de 27 entidades e 5 comunidades. Foi nesse teste que apareceram as primeiras falhas de integração descritas na seção 4.7.</w:t>
       </w:r>
     </w:p>
     <w:p>
       <w:pPr>
         <w:pStyle w:val="Ttulo3"/>
       </w:pPr>
-      <w:bookmarkStart w:id="25" w:name="_Toc243826603"/>
-      <w:r>
-        <w:t>4.6 Corpus de teste e perguntas</w:t>
+      <w:bookmarkStart w:id="25" w:name="_Toc243842041"/>
+      <w:r>
+        <w:t xml:space="preserve">4.6 Corpus de teste e perguntas</w:t>
       </w:r>
       <w:bookmarkEnd w:id="25"/>
     </w:p>
     <w:p>
       <w:r>
-        <w:t>O experimento principal usa um corpus pequeno, com dois documentos públicos sobre incidentes reais de software. O tema é de fácil entendimento, pertence à Engenharia de Software (atualizações, configuração, dependências e resposta a incidentes) e os dois casos têm uma origem parecida, o que permite perguntas que cruzam os documentos. Para testar o efeito do tamanho do corpus, as mesmas perguntas foram repetidas num corpus cerca de três vezes maior.</w:t>
+        <w:t xml:space="preserve">O experimento principal usa um corpus pequeno, com dois documentos públicos sobre incidentes reais de software. O tema é de fácil entendimento, pertence à Engenharia de Software (atualizações, configuração, dependências e resposta a incidentes) e os dois casos têm uma origem parecida, o que permite perguntas que cruzam os documentos. Para testar o efeito do tamanho do corpus, as mesmas perguntas foram repetidas num corpus cerca de três vezes maior.</w:t>
       </w:r>
     </w:p>
     <w:tbl>
@@ -6462,7 +6040,7 @@
           </w:tcPr>
           <w:p>
             <w:r>
-              <w:t>Arquivo</w:t>
+              <w:t xml:space="preserve">Arquivo</w:t>
             </w:r>
           </w:p>
         </w:tc>
@@ -6473,7 +6051,7 @@
           </w:tcPr>
           <w:p>
             <w:r>
-              <w:t>Fonte</w:t>
+              <w:t xml:space="preserve">Fonte</w:t>
             </w:r>
           </w:p>
         </w:tc>
@@ -6484,7 +6062,7 @@
           </w:tcPr>
           <w:p>
             <w:r>
-              <w:t>Conteúdo</w:t>
+              <w:t xml:space="preserve">Conteúdo</w:t>
             </w:r>
           </w:p>
         </w:tc>
@@ -6496,7 +6074,7 @@
           </w:tcPr>
           <w:p>
             <w:r>
-              <w:t>benchmark/corpus_pequeno/crowdstrike_2024.txt (18,1 KB, cerca de 3.800 tokens)</w:t>
+              <w:t xml:space="preserve">benchmark/corpus_pequeno/crowdstrike_2024.txt (18,1 KB, cerca de 3.800 tokens)</w:t>
             </w:r>
           </w:p>
         </w:tc>
@@ -6506,7 +6084,7 @@
           </w:tcPr>
           <w:p>
             <w:r>
-              <w:t>Wikipedia, "2024 CrowdStrike-related IT outages" [9]</w:t>
+              <w:t xml:space="preserve">Wikipedia, "2024 CrowdStrike-related IT outages" [9]</w:t>
             </w:r>
           </w:p>
         </w:tc>
@@ -6516,7 +6094,7 @@
           </w:tcPr>
           <w:p>
             <w:r>
-              <w:t>Atualização defeituosa do Falcon Sensor (Channel File 291), correção manual, impacto, colapso operacional da Delta Air Lines, processo judicial e análise das causas</w:t>
+              <w:t xml:space="preserve">Atualização defeituosa do Falcon Sensor (Channel File 291), correção manual, impacto, colapso operacional da Delta Air Lines, processo judicial e análise das causas</w:t>
             </w:r>
           </w:p>
         </w:tc>
@@ -6528,7 +6106,7 @@
           </w:tcPr>
           <w:p>
             <w:r>
-              <w:t>benchmark/corpus_pequeno/cloudflare_2025.txt (17,6 KB, cerca de 3.700 tokens)</w:t>
+              <w:t xml:space="preserve">benchmark/corpus_pequeno/cloudflare_2025.txt (17,6 KB, cerca de 3.700 tokens)</w:t>
             </w:r>
           </w:p>
         </w:tc>
@@ -6538,7 +6116,7 @@
           </w:tcPr>
           <w:p>
             <w:r>
-              <w:t>Postmortem oficial da Cloudflare [10]</w:t>
+              <w:t xml:space="preserve">Postmortem oficial da Cloudflare [10]</w:t>
             </w:r>
           </w:p>
         </w:tc>
@@ -6548,7 +6126,7 @@
           </w:tcPr>
           <w:p>
             <w:r>
-              <w:t>Mudança de permissões no ClickHouse, arquivo de features do Bot Management com o dobro do tamanho, falha do proxy FL2, serviços afetados, correções e linha do tempo</w:t>
+              <w:t xml:space="preserve">Mudança de permissões no ClickHouse, arquivo de features do Bot Management com o dobro do tamanho, falha do proxy FL2, serviços afetados, correções e linha do tempo</w:t>
             </w:r>
           </w:p>
         </w:tc>
@@ -6560,11 +6138,7 @@
           </w:tcPr>
           <w:p>
             <w:r>
-              <w:t xml:space="preserve">benchmark/corpus_grande/corpus_grande.txt (117,7 KB, 25.050 tokens, cerca de </w:t>
-            </w:r>
-            <w:r>
-              <w:lastRenderedPageBreak/>
-              <w:t>42 chunks)</w:t>
+              <w:t xml:space="preserve">benchmark/corpus_grande/corpus_grande.txt (117,7 KB, 25.050 tokens, cerca de 42 chunks)</w:t>
             </w:r>
           </w:p>
         </w:tc>
@@ -6574,12 +6148,7 @@
           </w:tcPr>
           <w:p>
             <w:r>
-              <w:lastRenderedPageBreak/>
-              <w:t xml:space="preserve">Os dois textos acima, sem alteração, mais 12 artigos da Wikipedia </w:t>
-            </w:r>
-            <w:r>
-              <w:lastRenderedPageBreak/>
-              <w:t>em português [11]</w:t>
+              <w:t xml:space="preserve">Os dois textos acima, sem alteração, mais 12 artigos da Wikipedia em português [11]</w:t>
             </w:r>
           </w:p>
         </w:tc>
@@ -6589,12 +6158,7 @@
           </w:tcPr>
           <w:p>
             <w:r>
-              <w:lastRenderedPageBreak/>
-              <w:t xml:space="preserve">Distratores sobre temas próximos: outro artigo sobre o incidente da CrowdStrike (impacto por país), CrowdStrike, Microsoft </w:t>
-            </w:r>
-            <w:r>
-              <w:lastRenderedPageBreak/>
-              <w:t>Azure, CDN, proxy reverso, DDoS, queda do Facebook em 2021, Log4Shell, WannaCry, Ariane 5, Therac-25 e bug do milênio</w:t>
+              <w:t xml:space="preserve">Distratores sobre temas próximos: outro artigo sobre o incidente da CrowdStrike (impacto por país), CrowdStrike, Microsoft Azure, CDN, proxy reverso, DDoS, queda do Facebook em 2021, Log4Shell, WannaCry, Ariane 5, Therac-25 e bug do milênio</w:t>
             </w:r>
           </w:p>
         </w:tc>
@@ -6606,7 +6170,7 @@
         <w:pStyle w:val="Ttulo4"/>
       </w:pPr>
       <w:r>
-        <w:t>Tipos de pergunta</w:t>
+        <w:t xml:space="preserve">Tipos de pergunta</w:t>
       </w:r>
     </w:p>
     <w:tbl>
@@ -6632,7 +6196,7 @@
           </w:tcPr>
           <w:p>
             <w:r>
-              <w:t>Tipo</w:t>
+              <w:t xml:space="preserve">Tipo</w:t>
             </w:r>
           </w:p>
         </w:tc>
@@ -6643,7 +6207,7 @@
           </w:tcPr>
           <w:p>
             <w:r>
-              <w:t>Quantidade</w:t>
+              <w:t xml:space="preserve">Quantidade</w:t>
             </w:r>
           </w:p>
         </w:tc>
@@ -6654,7 +6218,7 @@
           </w:tcPr>
           <w:p>
             <w:r>
-              <w:t>Hipótese a testar</w:t>
+              <w:t xml:space="preserve">Hipótese a testar</w:t>
             </w:r>
           </w:p>
         </w:tc>
@@ -6666,7 +6230,7 @@
           </w:tcPr>
           <w:p>
             <w:r>
-              <w:t>Pontual: a resposta está num único trecho</w:t>
+              <w:t xml:space="preserve">Pontual: a resposta está num único trecho</w:t>
             </w:r>
           </w:p>
         </w:tc>
@@ -6676,7 +6240,7 @@
           </w:tcPr>
           <w:p>
             <w:r>
-              <w:t>3</w:t>
+              <w:t xml:space="preserve">3</w:t>
             </w:r>
           </w:p>
         </w:tc>
@@ -6686,7 +6250,7 @@
           </w:tcPr>
           <w:p>
             <w:r>
-              <w:t>O RAG vetorial empata com o GraphRAG, com custo menor</w:t>
+              <w:t xml:space="preserve">O RAG vetorial empata com o GraphRAG, com custo menor</w:t>
             </w:r>
           </w:p>
         </w:tc>
@@ -6698,7 +6262,7 @@
           </w:tcPr>
           <w:p>
             <w:r>
-              <w:t>Multi-hop: a resposta liga fatos de seções diferentes</w:t>
+              <w:t xml:space="preserve">Multi-hop: a resposta liga fatos de seções diferentes</w:t>
             </w:r>
           </w:p>
         </w:tc>
@@ -6708,7 +6272,7 @@
           </w:tcPr>
           <w:p>
             <w:r>
-              <w:t>4</w:t>
+              <w:t xml:space="preserve">4</w:t>
             </w:r>
           </w:p>
         </w:tc>
@@ -6718,7 +6282,7 @@
           </w:tcPr>
           <w:p>
             <w:r>
-              <w:t>A busca Local do GraphRAG supera o RAG vetorial</w:t>
+              <w:t xml:space="preserve">A busca Local do GraphRAG supera o RAG vetorial</w:t>
             </w:r>
           </w:p>
         </w:tc>
@@ -6730,7 +6294,7 @@
           </w:tcPr>
           <w:p>
             <w:r>
-              <w:t>Global: a resposta resume os dois documentos</w:t>
+              <w:t xml:space="preserve">Global: a resposta resume os dois documentos</w:t>
             </w:r>
           </w:p>
         </w:tc>
@@ -6740,7 +6304,7 @@
           </w:tcPr>
           <w:p>
             <w:r>
-              <w:t>2</w:t>
+              <w:t xml:space="preserve">2</w:t>
             </w:r>
           </w:p>
         </w:tc>
@@ -6750,7 +6314,7 @@
           </w:tcPr>
           <w:p>
             <w:r>
-              <w:t>A busca Global do GraphRAG supera os demais métodos</w:t>
+              <w:t xml:space="preserve">A busca Global do GraphRAG supera os demais métodos</w:t>
             </w:r>
           </w:p>
         </w:tc>
@@ -6762,7 +6326,7 @@
           </w:tcPr>
           <w:p>
             <w:r>
-              <w:t>Sem resposta no corpus</w:t>
+              <w:t xml:space="preserve">Sem resposta no corpus</w:t>
             </w:r>
           </w:p>
         </w:tc>
@@ -6772,7 +6336,7 @@
           </w:tcPr>
           <w:p>
             <w:r>
-              <w:t>1</w:t>
+              <w:t xml:space="preserve">1</w:t>
             </w:r>
           </w:p>
         </w:tc>
@@ -6782,7 +6346,7 @@
           </w:tcPr>
           <w:p>
             <w:r>
-              <w:t>Mede qual método inventa uma resposta</w:t>
+              <w:t xml:space="preserve">Mede qual método inventa uma resposta</w:t>
             </w:r>
           </w:p>
         </w:tc>
@@ -6794,15 +6358,13 @@
       </w:pPr>
       <w:r>
         <w:br/>
-      </w:r>
-      <w:r>
         <w:br/>
-        <w:t>Perguntas e gabarito</w:t>
-      </w:r>
-    </w:p>
-    <w:p>
-      <w:r>
-        <w:t>O gabarito foi escrito antes de rodar qualquer método e conferido contra o texto do corpus. As mesmas perguntas estão em benchmark/perguntas.csv, gerado por benchmark/perguntas.py.</w:t>
+        <w:t xml:space="preserve">Perguntas e gabarito</w:t>
+      </w:r>
+    </w:p>
+    <w:p>
+      <w:r>
+        <w:t xml:space="preserve">O gabarito foi escrito antes de rodar qualquer método e conferido contra o texto do corpus. As mesmas perguntas estão em benchmark/perguntas.csv, gerado por benchmark/perguntas.py.</w:t>
       </w:r>
     </w:p>
     <w:tbl>
@@ -6828,7 +6390,7 @@
           </w:tcPr>
           <w:p>
             <w:r>
-              <w:t>ID e tipo</w:t>
+              <w:t xml:space="preserve">ID e tipo</w:t>
             </w:r>
           </w:p>
         </w:tc>
@@ -6839,7 +6401,7 @@
           </w:tcPr>
           <w:p>
             <w:r>
-              <w:t>Pergunta</w:t>
+              <w:t xml:space="preserve">Pergunta</w:t>
             </w:r>
           </w:p>
         </w:tc>
@@ -6850,7 +6412,7 @@
           </w:tcPr>
           <w:p>
             <w:r>
-              <w:t>Resposta esperada (fonte)</w:t>
+              <w:t xml:space="preserve">Resposta esperada (fonte)</w:t>
             </w:r>
           </w:p>
         </w:tc>
@@ -6862,7 +6424,7 @@
           </w:tcPr>
           <w:p>
             <w:r>
-              <w:t>P01, pontual</w:t>
+              <w:t xml:space="preserve">P01, pontual</w:t>
             </w:r>
           </w:p>
         </w:tc>
@@ -6872,7 +6434,7 @@
           </w:tcPr>
           <w:p>
             <w:r>
-              <w:t>Qual arquivo de configuração causou a falha da CrowdStrike em 19 de julho de 2024 e qual era a função dele?</w:t>
+              <w:t xml:space="preserve">Qual arquivo de configuração causou a falha da CrowdStrike em 19 de julho de 2024 e qual era a função dele?</w:t>
             </w:r>
           </w:p>
         </w:tc>
@@ -6882,7 +6444,7 @@
           </w:tcPr>
           <w:p>
             <w:r>
-              <w:t>O Channel File 291, arquivo de configuração do Falcon Sensor responsável por inspecionar named pipes. A modificação nele provocou uma leitura de memória fora dos limites no cliente para Windows, resultando em falha de página inválida.</w:t>
+              <w:t xml:space="preserve">O Channel File 291, arquivo de configuração do Falcon Sensor responsável por inspecionar named pipes. A modificação nele provocou uma leitura de memória fora dos limites no cliente para Windows, resultando em falha de página inválida.</w:t>
             </w:r>
           </w:p>
         </w:tc>
@@ -6894,7 +6456,7 @@
           </w:tcPr>
           <w:p>
             <w:r>
-              <w:t>P02, pontual</w:t>
+              <w:t xml:space="preserve">P02, pontual</w:t>
             </w:r>
           </w:p>
         </w:tc>
@@ -6904,7 +6466,7 @@
           </w:tcPr>
           <w:p>
             <w:r>
-              <w:t>Qual era o limite de features do módulo Bot Management da Cloudflare e quantas features eram usadas normalmente?</w:t>
+              <w:t xml:space="preserve">Qual era o limite de features do módulo Bot Management da Cloudflare e quantas features eram usadas normalmente?</w:t>
             </w:r>
           </w:p>
         </w:tc>
@@ -6914,7 +6476,7 @@
           </w:tcPr>
           <w:p>
             <w:r>
-              <w:t>O limite era de 200 features, porque a memória para elas é pré-alocada por desempenho. O uso normal era de cerca de 60 features.</w:t>
+              <w:t xml:space="preserve">O limite era de 200 features, porque a memória para elas é pré-alocada por desempenho. O uso normal era de cerca de 60 features.</w:t>
             </w:r>
           </w:p>
         </w:tc>
@@ -6926,7 +6488,7 @@
           </w:tcPr>
           <w:p>
             <w:r>
-              <w:t>P03, pontual</w:t>
+              <w:t xml:space="preserve">P03, pontual</w:t>
             </w:r>
           </w:p>
         </w:tc>
@@ -6936,11 +6498,7 @@
           </w:tcPr>
           <w:p>
             <w:r>
-              <w:t xml:space="preserve">Quantos dispositivos a Microsoft estimou que foram afetados pela atualização da CrowdStrike e que fração dos dispositivos Windows isso </w:t>
-            </w:r>
-            <w:r>
-              <w:lastRenderedPageBreak/>
-              <w:t>representava?</w:t>
+              <w:t xml:space="preserve">Quantos dispositivos a Microsoft estimou que foram afetados pela atualização da CrowdStrike e que fração dos dispositivos Windows isso representava?</w:t>
             </w:r>
           </w:p>
         </w:tc>
@@ -6950,8 +6508,7 @@
           </w:tcPr>
           <w:p>
             <w:r>
-              <w:lastRenderedPageBreak/>
-              <w:t>8,5 milhões de dispositivos, menos de um por cento de todos os dispositivos Windows (estimativa de 20 de julho).</w:t>
+              <w:t xml:space="preserve">8,5 milhões de dispositivos, menos de um por cento de todos os dispositivos Windows (estimativa de 20 de julho).</w:t>
             </w:r>
           </w:p>
         </w:tc>
@@ -6963,7 +6520,7 @@
           </w:tcPr>
           <w:p>
             <w:r>
-              <w:t>P04, multi-hop</w:t>
+              <w:t xml:space="preserve">P04, multi-hop</w:t>
             </w:r>
           </w:p>
         </w:tc>
@@ -6973,7 +6530,7 @@
           </w:tcPr>
           <w:p>
             <w:r>
-              <w:t>Por que a Delta Air Lines demorou mais que as outras companhias aéreas para se recuperar, e que disputa judicial isso gerou com a CrowdStrike?</w:t>
+              <w:t xml:space="preserve">Por que a Delta Air Lines demorou mais que as outras companhias aéreas para se recuperar, e que disputa judicial isso gerou com a CrowdStrike?</w:t>
             </w:r>
           </w:p>
         </w:tc>
@@ -6983,7 +6540,7 @@
           </w:tcPr>
           <w:p>
             <w:r>
-              <w:t>O programa de rastreamento de tripulação da Delta ficou sobrecarregado pelo número de mudanças; tripulantes ficaram nos lugares errados e atingiam o limite legal de horas, cancelando voos em cascata (mais de 7.000 voos, cerca de 1,3 milhão de passageiros, perdas de cerca de 550 milhões de dólares). Em outubro de 2024 a Delta processou a CrowdStrike em 500 milhões de dólares na Geórgia (negligência grave, quebra de contrato, invasão de sistema, práticas enganosas). A CrowdStrike processou a Delta, alegando danos limitados pelo contrato e negando culpa pelos atrasos. Em maio de 2025 um juiz manteve negligência grave, invasão de sistema e fraude limitada, e rejeitou a fraude mais ampla.</w:t>
+              <w:t xml:space="preserve">O programa de rastreamento de tripulação da Delta ficou sobrecarregado pelo número de mudanças; tripulantes ficaram nos lugares errados e atingiam o limite legal de horas, cancelando voos em cascata (mais de 7.000 voos, cerca de 1,3 milhão de passageiros, perdas de cerca de 550 milhões de dólares). Em outubro de 2024 a Delta processou a CrowdStrike em 500 milhões de dólares na Geórgia (negligência grave, quebra de contrato, invasão de sistema, práticas enganosas). A CrowdStrike processou a Delta, alegando danos limitados pelo contrato e negando culpa pelos atrasos. Em maio de 2025 um juiz manteve negligência grave, invasão de sistema e fraude limitada, e rejeitou a fraude mais ampla.</w:t>
             </w:r>
           </w:p>
         </w:tc>
@@ -6995,7 +6552,7 @@
           </w:tcPr>
           <w:p>
             <w:r>
-              <w:t>P05, multi-hop</w:t>
+              <w:t xml:space="preserve">P05, multi-hop</w:t>
             </w:r>
           </w:p>
         </w:tc>
@@ -7005,7 +6562,7 @@
           </w:tcPr>
           <w:p>
             <w:r>
-              <w:t>Qual mudança no banco de dados levou o proxy FL2 da Cloudflare a falhar e qual foi a cadeia de eventos até os erros HTTP 5xx?</w:t>
+              <w:t xml:space="preserve">Qual mudança no banco de dados levou o proxy FL2 da Cloudflare a falhar e qual foi a cadeia de eventos até os erros HTTP 5xx?</w:t>
             </w:r>
           </w:p>
         </w:tc>
@@ -7015,7 +6572,7 @@
           </w:tcPr>
           <w:p>
             <w:r>
-              <w:t>Às 11:05, uma mudança de permissões no ClickHouse tornou explícito o acesso às tabelas do banco r0. A consulta a system.columns, que não filtrava pelo nome do banco, passou a retornar colunas duplicadas, e o arquivo de features do Bot Management mais que dobrou, passando de 200 features. O arquivo foi propagado para toda a rede; o limite de 200 features pré-alocadas foi atingido e o código em Rust do FL2 entrou em pânico (unwrap em um Err), gerando erros HTTP 5xx.</w:t>
+              <w:t xml:space="preserve">Às 11:05, uma mudança de permissões no ClickHouse tornou explícito o acesso às tabelas do banco r0. A consulta a system.columns, que não filtrava pelo nome do banco, passou a retornar colunas duplicadas, e o arquivo de features do Bot Management mais que dobrou, passando de 200 features. O arquivo foi propagado para toda a rede; o limite de 200 features pré-alocadas foi atingido e o código em Rust do FL2 entrou em pânico (unwrap em um Err), gerando erros HTTP 5xx.</w:t>
             </w:r>
           </w:p>
         </w:tc>
@@ -7027,7 +6584,7 @@
           </w:tcPr>
           <w:p>
             <w:r>
-              <w:t>P06, multi-hop</w:t>
+              <w:t xml:space="preserve">P06, multi-hop</w:t>
             </w:r>
           </w:p>
         </w:tc>
@@ -7037,7 +6594,7 @@
           </w:tcPr>
           <w:p>
             <w:r>
-              <w:t>Por que muitos clientes não conseguiram fazer login no Dashboard da Cloudflare e em quais períodos isso aconteceu?</w:t>
+              <w:t xml:space="preserve">Por que muitos clientes não conseguiram fazer login no Dashboard da Cloudflare e em quais períodos isso aconteceu?</w:t>
             </w:r>
           </w:p>
         </w:tc>
@@ -7047,7 +6604,7 @@
           </w:tcPr>
           <w:p>
             <w:r>
-              <w:t>O Turnstile, que faz parte do fluxo de login, não carregava, e o Workers KV, usado internamente pelo Dashboard, falhava; os dois dependiam do proxy central. Primeiro período: das 11:30 às 13:10, por causa do Workers KV, resolvido quando ele passou a contornar o proxy central. Segundo período: das 14:40 às 15:30, por um acúmulo de tentativas de login após a restauração do arquivo, resolvido com o aumento da concorrência do plano de controle.</w:t>
+              <w:t xml:space="preserve">O Turnstile, que faz parte do fluxo de login, não carregava, e o Workers KV, usado internamente pelo Dashboard, falhava; os dois dependiam do proxy central. Primeiro período: das 11:30 às 13:10, por causa do Workers KV, resolvido quando ele passou a contornar o proxy central. Segundo período: das 14:40 às 15:30, por um acúmulo de tentativas de login após a restauração do arquivo, resolvido com o aumento da concorrência do plano de controle.</w:t>
             </w:r>
           </w:p>
         </w:tc>
@@ -7059,7 +6616,7 @@
           </w:tcPr>
           <w:p>
             <w:r>
-              <w:t>P07, multi-hop</w:t>
+              <w:t xml:space="preserve">P07, multi-hop</w:t>
             </w:r>
           </w:p>
         </w:tc>
@@ -7069,7 +6626,7 @@
           </w:tcPr>
           <w:p>
             <w:r>
-              <w:t>Por que o Channel File 291 chegou aos clientes sem ser barrado, e que falhas de processo os especialistas apontaram?</w:t>
+              <w:t xml:space="preserve">Por que o Channel File 291 chegou aos clientes sem ser barrado, e que falhas de processo os especialistas apontaram?</w:t>
             </w:r>
           </w:p>
         </w:tc>
@@ -7079,11 +6636,7 @@
           </w:tcPr>
           <w:p>
             <w:r>
-              <w:t xml:space="preserve">Ele era uma instância de um template testado em março de 2024 e passou na validação por causa de um bug no software de verificação de conteúdo da CrowdStrike; o Falcon Sensor interpretava o arquivo de forma diferente. Os clientes não tinham como adiar a instalação dos arquivos de conteúdo. Especialistas </w:t>
-            </w:r>
-            <w:r>
-              <w:lastRenderedPageBreak/>
-              <w:t>suspeitam que a atualização não passou pela gestão de atualizações (teste em sandbox) e criticaram enviar atualizações sem intervenção da equipe de TI.</w:t>
+              <w:t xml:space="preserve">Ele era uma instância de um template testado em março de 2024 e passou na validação por causa de um bug no software de verificação de conteúdo da CrowdStrike; o Falcon Sensor interpretava o arquivo de forma diferente. Os clientes não tinham como adiar a instalação dos arquivos de conteúdo. Especialistas suspeitam que a atualização não passou pela gestão de atualizações (teste em sandbox) e criticaram enviar atualizações sem intervenção da equipe de TI.</w:t>
             </w:r>
           </w:p>
         </w:tc>
@@ -7095,8 +6648,7 @@
           </w:tcPr>
           <w:p>
             <w:r>
-              <w:lastRenderedPageBreak/>
-              <w:t>P08, global</w:t>
+              <w:t xml:space="preserve">P08, global</w:t>
             </w:r>
           </w:p>
         </w:tc>
@@ -7106,7 +6658,7 @@
           </w:tcPr>
           <w:p>
             <w:r>
-              <w:t>O que os incidentes da CrowdStrike e da Cloudflare têm em comum quanto à origem da falha e à forma como ela se espalhou?</w:t>
+              <w:t xml:space="preserve">O que os incidentes da CrowdStrike e da Cloudflare têm em comum quanto à origem da falha e à forma como ela se espalhou?</w:t>
             </w:r>
           </w:p>
         </w:tc>
@@ -7116,7 +6668,7 @@
           </w:tcPr>
           <w:p>
             <w:r>
-              <w:t>Nenhum dos dois foi ataque cibernético. Os dois começaram com um arquivo de configuração defeituoso gerado internamente (Channel File 291; arquivo de features do Bot Management) que passou por uma verificação falha (bug no verificador de conteúdo; suposição errada sobre a consulta). Nos dois, o arquivo foi distribuído rapidamente para todas as máquinas e derrubou um software crítico (Falcon Sensor no kernel do Windows; proxy central). A recuperação passou por voltar a uma versão anterior do arquivo, mas na CrowdStrike muitas máquinas exigiram correção manual, uma a uma.</w:t>
+              <w:t xml:space="preserve">Nenhum dos dois foi ataque cibernético. Os dois começaram com um arquivo de configuração defeituoso gerado internamente (Channel File 291; arquivo de features do Bot Management) que passou por uma verificação falha (bug no verificador de conteúdo; suposição errada sobre a consulta). Nos dois, o arquivo foi distribuído rapidamente para todas as máquinas e derrubou um software crítico (Falcon Sensor no kernel do Windows; proxy central). A recuperação passou por voltar a uma versão anterior do arquivo, mas na CrowdStrike muitas máquinas exigiram correção manual, uma a uma.</w:t>
             </w:r>
           </w:p>
         </w:tc>
@@ -7128,7 +6680,7 @@
           </w:tcPr>
           <w:p>
             <w:r>
-              <w:t>P09, global</w:t>
+              <w:t xml:space="preserve">P09, global</w:t>
             </w:r>
           </w:p>
         </w:tc>
@@ -7138,7 +6690,7 @@
           </w:tcPr>
           <w:p>
             <w:r>
-              <w:t>Que mudanças de prática de engenharia de software os dois incidentes sugerem para evitar falhas semelhantes?</w:t>
+              <w:t xml:space="preserve">Que mudanças de prática de engenharia de software os dois incidentes sugerem para evitar falhas semelhantes?</w:t>
             </w:r>
           </w:p>
         </w:tc>
@@ -7148,7 +6700,7 @@
           </w:tcPr>
           <w:p>
             <w:r>
-              <w:t>CrowdStrike: testar atualizações pela gestão de atualizações (sandbox), não enviar atualizações sem intervenção da equipe de TI, ter mais redundância e sistemas heterogêneos contra pontos únicos de falha, usar eBPF ou Endpoint Security Framework em vez de código no kernel e tornar obrigatória a divulgação de vulnerabilidades. Cloudflare: tratar arquivos de configuração internos com o rigor de entradas de usuário, criar mais kill switches globais, impedir que core dumps e relatórios de erro sobrecarreguem o sistema e revisar os modos de falha de todos os módulos do proxy central.</w:t>
+              <w:t xml:space="preserve">CrowdStrike: testar atualizações pela gestão de atualizações (sandbox), não enviar atualizações sem intervenção da equipe de TI, ter mais redundância e sistemas heterogêneos contra pontos únicos de falha, usar eBPF ou Endpoint Security Framework em vez de código no kernel e tornar obrigatória a divulgação de vulnerabilidades. Cloudflare: tratar arquivos de configuração internos com o rigor de entradas de usuário, criar mais kill switches globais, impedir que core dumps e relatórios de erro sobrecarreguem o sistema e revisar os modos de falha de todos os módulos do proxy central.</w:t>
             </w:r>
           </w:p>
         </w:tc>
@@ -7160,7 +6712,7 @@
           </w:tcPr>
           <w:p>
             <w:r>
-              <w:t>P10, sem resposta</w:t>
+              <w:t xml:space="preserve">P10, sem resposta</w:t>
             </w:r>
           </w:p>
         </w:tc>
@@ -7170,7 +6722,7 @@
           </w:tcPr>
           <w:p>
             <w:r>
-              <w:t>Quanto a Cloudflare pagou em compensações ou créditos aos clientes afetados pela interrupção de 18 de novembro de 2025?</w:t>
+              <w:t xml:space="preserve">Quanto a Cloudflare pagou em compensações ou créditos aos clientes afetados pela interrupção de 18 de novembro de 2025?</w:t>
             </w:r>
           </w:p>
         </w:tc>
@@ -7180,7 +6732,7 @@
           </w:tcPr>
           <w:p>
             <w:r>
-              <w:t>O corpus não informa. A resposta correta é dizer que a informação não está nos documentos; qualquer valor é alucinação.</w:t>
+              <w:t xml:space="preserve">O corpus não informa. A resposta correta é dizer que a informação não está nos documentos; qualquer valor é alucinação.</w:t>
             </w:r>
           </w:p>
         </w:tc>
@@ -7191,31 +6743,27 @@
         <w:pStyle w:val="Ttulo4"/>
       </w:pPr>
       <w:r>
-        <w:t>Escala de avaliação:</w:t>
-      </w:r>
-    </w:p>
-    <w:p>
-      <w:r>
-        <w:t>Cada resposta recebe uma nota: 2 quando tudo o que afirma está correto, mesmo que diga mais ou menos que o gabarito; 1 quando parte está correta e parte faz uma associação falsa; 0 quando não responde à pergunta ou erra o essencial. Também é marcado se houve alucinação.</w:t>
+        <w:t xml:space="preserve">Escala de avaliação:</w:t>
+      </w:r>
+    </w:p>
+    <w:p>
+      <w:r>
+        <w:t xml:space="preserve">Cada resposta recebe uma nota: 2 quando tudo o que afirma está correto, mesmo que diga mais ou menos que o gabarito; 1 quando parte está correta e parte faz uma associação falsa; 0 quando não responde à pergunta ou erra o essencial. Também é marcado se houve alucinação.</w:t>
       </w:r>
     </w:p>
     <w:p>
       <w:pPr>
         <w:pStyle w:val="Ttulo3"/>
       </w:pPr>
-      <w:bookmarkStart w:id="26" w:name="_Toc243826604"/>
-      <w:r>
-        <w:t>4.7 Relato de experiência</w:t>
+      <w:bookmarkStart w:id="26" w:name="_Toc243842042"/>
+      <w:r>
+        <w:t xml:space="preserve">4.7 Relato de experiência</w:t>
       </w:r>
       <w:bookmarkEnd w:id="26"/>
     </w:p>
     <w:p>
       <w:r>
-        <w:t xml:space="preserve">A maior parte do tempo da PoC não foi gasta entendendo a teoria, e sim fazendo um modelo local pequeno funcionar com uma biblioteca pensada para modelos grandes em nuvem. Nenhuma das falhas </w:t>
-      </w:r>
-      <w:r>
-        <w:lastRenderedPageBreak/>
-        <w:t>abaixo gerava uma mensagem de erro clara: a indexação terminava, mas com o grafo vazio, ou a busca respondia, mas sempre com a mesma recusa. Foi preciso ler os logs e o cache de chamadas ao LLM para descobrir a causa de cada uma.</w:t>
+        <w:t xml:space="preserve">A maior parte do tempo da PoC não foi gasta entendendo a teoria, e sim fazendo um modelo local pequeno funcionar com uma biblioteca pensada para modelos grandes em nuvem. Nenhuma das falhas abaixo gerava uma mensagem de erro clara: a indexação terminava, mas com o grafo vazio, ou a busca respondia, mas sempre com a mesma recusa. Foi preciso ler os logs e o cache de chamadas ao LLM para descobrir a causa de cada uma.</w:t>
       </w:r>
     </w:p>
     <w:p>
@@ -7223,12 +6771,12 @@
         <w:pStyle w:val="Ttulo4"/>
       </w:pPr>
       <w:r>
-        <w:t>Problemas encontrados e corrigidos</w:t>
-      </w:r>
-    </w:p>
-    <w:p>
-      <w:r>
-        <w:t>Oito falhas impediam um resultado válido. Todas vinham de detalhes de integração entre o GraphRAG e um modelo local pequeno, não da técnica em si.</w:t>
+        <w:t xml:space="preserve">Problemas encontrados e corrigidos</w:t>
+      </w:r>
+    </w:p>
+    <w:p>
+      <w:r>
+        <w:t xml:space="preserve">Oito falhas impediam um resultado válido. Todas vinham de detalhes de integração entre o GraphRAG e um modelo local pequeno, não da técnica em si.</w:t>
       </w:r>
     </w:p>
     <w:tbl>
@@ -7254,7 +6802,7 @@
           </w:tcPr>
           <w:p>
             <w:r>
-              <w:t>Sintoma</w:t>
+              <w:t xml:space="preserve">Sintoma</w:t>
             </w:r>
           </w:p>
         </w:tc>
@@ -7265,7 +6813,7 @@
           </w:tcPr>
           <w:p>
             <w:r>
-              <w:t>Causa</w:t>
+              <w:t xml:space="preserve">Causa</w:t>
             </w:r>
           </w:p>
         </w:tc>
@@ -7276,7 +6824,7 @@
           </w:tcPr>
           <w:p>
             <w:r>
-              <w:t>Correção</w:t>
+              <w:t xml:space="preserve">Correção</w:t>
             </w:r>
           </w:p>
         </w:tc>
@@ -7288,7 +6836,7 @@
           </w:tcPr>
           <w:p>
             <w:r>
-              <w:t>Indexação interrompida aos 10 minutos</w:t>
+              <w:t xml:space="preserve">Indexação interrompida aos 10 minutos</w:t>
             </w:r>
           </w:p>
         </w:tc>
@@ -7298,7 +6846,7 @@
           </w:tcPr>
           <w:p>
             <w:r>
-              <w:t>Timeout fixo de 600 s no script de indexação</w:t>
+              <w:t xml:space="preserve">Timeout fixo de 600 s no script de indexação</w:t>
             </w:r>
           </w:p>
         </w:tc>
@@ -7308,7 +6856,7 @@
           </w:tcPr>
           <w:p>
             <w:r>
-              <w:t>Limite elevado para 4 horas</w:t>
+              <w:t xml:space="preserve">Limite elevado para 4 horas</w:t>
             </w:r>
           </w:p>
         </w:tc>
@@ -7320,7 +6868,7 @@
           </w:tcPr>
           <w:p>
             <w:r>
-              <w:t>Grafo vazio: as 27 primeiras chamadas de extração devolveram texto vazio, cada uma levando de 1 a 8 minutos</w:t>
+              <w:t xml:space="preserve">Grafo vazio: as 27 primeiras chamadas de extração devolveram texto vazio, cada uma levando de 1 a 8 minutos</w:t>
             </w:r>
           </w:p>
         </w:tc>
@@ -7330,7 +6878,7 @@
           </w:tcPr>
           <w:p>
             <w:r>
-              <w:t>O modo thinking do modelo gastava toda a janela padrão de 4096 tokens do Ollama em raciocínio</w:t>
+              <w:t xml:space="preserve">O modo thinking do modelo gastava toda a janela padrão de 4096 tokens do Ollama em raciocínio</w:t>
             </w:r>
           </w:p>
         </w:tc>
@@ -7340,7 +6888,7 @@
           </w:tcPr>
           <w:p>
             <w:r>
-              <w:t>Thinking desligado e janela ampliada. Uma chamada curta caiu de 13 s para 3,9 s</w:t>
+              <w:t xml:space="preserve">Thinking desligado e janela ampliada. Uma chamada curta caiu de 13 s para 3,9 s</w:t>
             </w:r>
           </w:p>
         </w:tc>
@@ -7352,7 +6900,7 @@
           </w:tcPr>
           <w:p>
             <w:r>
-              <w:t>Parâmetros de geração ignorados</w:t>
+              <w:t xml:space="preserve">Parâmetros de geração ignorados</w:t>
             </w:r>
           </w:p>
         </w:tc>
@@ -7368,7 +6916,7 @@
               <w:rPr>
                 <w:rStyle w:val="CodeChar"/>
               </w:rPr>
-              <w:t>call_args</w:t>
+              <w:t xml:space="preserve">call_args</w:t>
             </w:r>
             <w:r>
               <w:t xml:space="preserve"> chega ao modelo</w:t>
@@ -7384,7 +6932,7 @@
               <w:rPr>
                 <w:rStyle w:val="CodeChar"/>
               </w:rPr>
-              <w:t>temperature</w:t>
+              <w:t xml:space="preserve">temperature</w:t>
             </w:r>
             <w:r>
               <w:t xml:space="preserve">, </w:t>
@@ -7393,7 +6941,7 @@
               <w:rPr>
                 <w:rStyle w:val="CodeChar"/>
               </w:rPr>
-              <w:t>max_tokens</w:t>
+              <w:t xml:space="preserve">max_tokens</w:t>
             </w:r>
             <w:r>
               <w:t xml:space="preserve">, </w:t>
@@ -7402,7 +6950,7 @@
               <w:rPr>
                 <w:rStyle w:val="CodeChar"/>
               </w:rPr>
-              <w:t>num_ctx</w:t>
+              <w:t xml:space="preserve">num_ctx</w:t>
             </w:r>
             <w:r>
               <w:t xml:space="preserve"> e thinking movidos para </w:t>
@@ -7411,7 +6959,7 @@
               <w:rPr>
                 <w:rStyle w:val="CodeChar"/>
               </w:rPr>
-              <w:t>call_args</w:t>
+              <w:t xml:space="preserve">call_args</w:t>
             </w:r>
           </w:p>
         </w:tc>
@@ -7423,7 +6971,7 @@
           </w:tcPr>
           <w:p>
             <w:r>
-              <w:t>Busca Global respondia “I am sorry but I am unable to answer” a qualquer pergunta</w:t>
+              <w:t xml:space="preserve">Busca Global respondia “I am sorry but I am unable to answer” a qualquer pergunta</w:t>
             </w:r>
           </w:p>
         </w:tc>
@@ -7439,7 +6987,7 @@
               <w:rPr>
                 <w:rStyle w:val="CodeChar"/>
               </w:rPr>
-              <w:t>importance_score</w:t>
+              <w:t xml:space="preserve">importance_score</w:t>
             </w:r>
             <w:r>
               <w:t xml:space="preserve">, e o GraphRAG só lê </w:t>
@@ -7448,7 +6996,7 @@
               <w:rPr>
                 <w:rStyle w:val="CodeChar"/>
               </w:rPr>
-              <w:t>score</w:t>
+              <w:t xml:space="preserve">score</w:t>
             </w:r>
           </w:p>
         </w:tc>
@@ -7464,7 +7012,7 @@
               <w:rPr>
                 <w:rStyle w:val="CodeChar"/>
               </w:rPr>
-              <w:t>score</w:t>
+              <w:t xml:space="preserve">score</w:t>
             </w:r>
           </w:p>
         </w:tc>
@@ -7476,7 +7024,7 @@
           </w:tcPr>
           <w:p>
             <w:r>
-              <w:t>11 das 27 entidades sem nenhuma conexão, incluindo os ADRs</w:t>
+              <w:t xml:space="preserve">11 das 27 entidades sem nenhuma conexão, incluindo os ADRs</w:t>
             </w:r>
           </w:p>
         </w:tc>
@@ -7486,7 +7034,7 @@
           </w:tcPr>
           <w:p>
             <w:r>
-              <w:t>Duas de quatro extrações foram cortadas no limite de 2000 tokens, antes da lista de relações</w:t>
+              <w:t xml:space="preserve">Duas de quatro extrações foram cortadas no limite de 2000 tokens, antes da lista de relações</w:t>
             </w:r>
           </w:p>
         </w:tc>
@@ -7499,7 +7047,7 @@
               <w:rPr>
                 <w:rStyle w:val="CodeChar"/>
               </w:rPr>
-              <w:t>max_tokens</w:t>
+              <w:t xml:space="preserve">max_tokens</w:t>
             </w:r>
             <w:r>
               <w:t xml:space="preserve"> para 4000 e </w:t>
@@ -7508,7 +7056,7 @@
               <w:rPr>
                 <w:rStyle w:val="CodeChar"/>
               </w:rPr>
-              <w:t>num_ctx</w:t>
+              <w:t xml:space="preserve">num_ctx</w:t>
             </w:r>
             <w:r>
               <w:t xml:space="preserve"> para 12288</w:t>
@@ -7523,7 +7071,7 @@
           </w:tcPr>
           <w:p>
             <w:r>
-              <w:t>Na primeira indexação do corpus final, os 12 relatórios de comunidade falavam só da CrowdStrike; 93 das 144 entidades ficaram fora das comunidades</w:t>
+              <w:t xml:space="preserve">Na primeira indexação do corpus final, os 12 relatórios de comunidade falavam só da CrowdStrike; 93 das 144 entidades ficaram fora das comunidades</w:t>
             </w:r>
           </w:p>
         </w:tc>
@@ -7533,7 +7081,7 @@
           </w:tcPr>
           <w:p>
             <w:r>
-              <w:t>Por padrão (use_lcc: true), o GraphRAG só agrupa o maior componente conectado do grafo; como os dois documentos não têm entidades em comum, a Cloudflare formou uma ilha separada e foi descartada</w:t>
+              <w:t xml:space="preserve">Por padrão (use_lcc: true), o GraphRAG só agrupa o maior componente conectado do grafo; como os dois documentos não têm entidades em comum, a Cloudflare formou uma ilha separada e foi descartada</w:t>
             </w:r>
           </w:p>
         </w:tc>
@@ -7546,7 +7094,7 @@
               <w:rPr>
                 <w:rStyle w:val="CodeChar"/>
               </w:rPr>
-              <w:t>use_lcc: false em cluster_graph; a nova indexação gerou 36 comunidades e agrupou 147 de 162 entidades</w:t>
+              <w:t xml:space="preserve">use_lcc: false em cluster_graph; a nova indexação gerou 36 comunidades e agrupou 147 de 162 entidades</w:t>
             </w:r>
           </w:p>
         </w:tc>
@@ -7558,7 +7106,7 @@
           </w:tcPr>
           <w:p>
             <w:r>
-              <w:t>Respostas com acentos corrompidos ("mÃ³dulo")</w:t>
+              <w:t xml:space="preserve">Respostas com acentos corrompidos ("mÃ³dulo")</w:t>
             </w:r>
           </w:p>
         </w:tc>
@@ -7568,7 +7116,7 @@
           </w:tcPr>
           <w:p>
             <w:r>
-              <w:t>O engine.py lia a saída do GraphRAG com a codificação padrão do Windows (cp1252), mas ela vem em UTF-8</w:t>
+              <w:t xml:space="preserve">O engine.py lia a saída do GraphRAG com a codificação padrão do Windows (cp1252), mas ela vem em UTF-8</w:t>
             </w:r>
           </w:p>
         </w:tc>
@@ -7581,7 +7129,7 @@
               <w:rPr>
                 <w:rStyle w:val="CodeChar"/>
               </w:rPr>
-              <w:t>PYTHONIOENCODING=utf-8 e encoding="utf-8" na chamada do subprocesso</w:t>
+              <w:t xml:space="preserve">PYTHONIOENCODING=utf-8 e encoding="utf-8" na chamada do subprocesso</w:t>
             </w:r>
           </w:p>
         </w:tc>
@@ -7593,11 +7141,7 @@
           </w:tcPr>
           <w:p>
             <w:r>
-              <w:t xml:space="preserve">Na primeira indexação do corpus grande, 19 dos 42 chunks ficaram sem nenhuma entidade, entre eles trechos da Cloudflare usados pelas </w:t>
-            </w:r>
-            <w:r>
-              <w:lastRenderedPageBreak/>
-              <w:t>perguntas</w:t>
+              <w:t xml:space="preserve">Na primeira indexação do corpus grande, 19 dos 42 chunks ficaram sem nenhuma entidade, entre eles trechos da Cloudflare usados pelas perguntas</w:t>
             </w:r>
           </w:p>
         </w:tc>
@@ -7607,12 +7151,7 @@
           </w:tcPr>
           <w:p>
             <w:r>
-              <w:lastRenderedPageBreak/>
-              <w:t xml:space="preserve">O GraphRAG envia até 25 chamadas simultâneas ao LLM; o Ollama processa poucas por vez, e as que esperavam na fila passavam do </w:t>
-            </w:r>
-            <w:r>
-              <w:lastRenderedPageBreak/>
-              <w:t>limite de 600 s (418 timeouts no log)</w:t>
+              <w:t xml:space="preserve">O GraphRAG envia até 25 chamadas simultâneas ao LLM; o Ollama processa poucas por vez, e as que esperavam na fila passavam do limite de 600 s (418 timeouts no log)</w:t>
             </w:r>
           </w:p>
         </w:tc>
@@ -7625,15 +7164,7 @@
               <w:rPr>
                 <w:rStyle w:val="CodeChar"/>
               </w:rPr>
-              <w:lastRenderedPageBreak/>
-              <w:t xml:space="preserve">concurrent_requests: 2 e timeout de 1.800 s nas chamadas; a nova indexação extraiu entidades de todos os </w:t>
-            </w:r>
-            <w:r>
-              <w:rPr>
-                <w:rStyle w:val="CodeChar"/>
-              </w:rPr>
-              <w:lastRenderedPageBreak/>
-              <w:t>42 chunks</w:t>
+              <w:t xml:space="preserve">concurrent_requests: 2 e timeout de 1.800 s nas chamadas; a nova indexação extraiu entidades de todos os 42 chunks</w:t>
             </w:r>
           </w:p>
         </w:tc>
@@ -7644,13 +7175,12 @@
         <w:pStyle w:val="Ttulo4"/>
       </w:pPr>
       <w:r>
-        <w:lastRenderedPageBreak/>
-        <w:t>Limitações observadas no grafo</w:t>
-      </w:r>
-    </w:p>
-    <w:p>
-      <w:r>
-        <w:t>O grafo tem ruído típico de um modelo de 4B. Esses defeitos estão citados abaixo como fatores que possam ter influenciado no resultado final.</w:t>
+        <w:t xml:space="preserve">Limitações observadas no grafo</w:t>
+      </w:r>
+    </w:p>
+    <w:p>
+      <w:r>
+        <w:t xml:space="preserve">O grafo tem ruído típico de um modelo de 4B. Esses defeitos estão citados abaixo como fatores que possam ter influenciado no resultado final.</w:t>
       </w:r>
     </w:p>
     <w:p>
@@ -7658,7 +7188,7 @@
         <w:pStyle w:val="PargrafodaLista"/>
       </w:pPr>
       <w:r>
-        <w:t>Vazamento do prompt, entidades duplicadas, loop no gleaning, erros que chegam à resposta, vazamento do prompt no corpus final, resultados que mudam entre execuções e recusa fixa em inglês.</w:t>
+        <w:t xml:space="preserve">Vazamento do prompt, entidades duplicadas, loop no gleaning, erros que chegam à resposta, vazamento do prompt no corpus final, resultados que mudam entre execuções e recusa fixa em inglês.</w:t>
       </w:r>
     </w:p>
     <w:p>
@@ -7672,12 +7202,12 @@
         <w:rPr>
           <w:bCs/>
         </w:rPr>
-        <w:t>Uso de IA no trabalho</w:t>
-      </w:r>
-    </w:p>
-    <w:p>
-      <w:r>
-        <w:t>O assistente Claude Code foi usado ao longo do trabalho como apoio. Pontos a relatar:</w:t>
+        <w:t xml:space="preserve">Uso de IA no trabalho</w:t>
+      </w:r>
+    </w:p>
+    <w:p>
+      <w:r>
+        <w:t xml:space="preserve">O assistente Claude Code foi usado ao longo do trabalho como apoio. Pontos a relatar:</w:t>
       </w:r>
     </w:p>
     <w:p>
@@ -7692,7 +7222,7 @@
         <w:rPr>
           <w:b/>
         </w:rPr>
-        <w:t>Onde ajudou:</w:t>
+        <w:t xml:space="preserve">Onde ajudou:</w:t>
       </w:r>
       <w:r>
         <w:t xml:space="preserve"> organização do plano de execução do experimento; leitura de logs e do cache do GraphRAG para diagnosticar as falhas de integração da seção anterior; ajuste do settings.yaml e dos prompts.</w:t>
@@ -7710,7 +7240,7 @@
         <w:rPr>
           <w:b/>
         </w:rPr>
-        <w:t>Onde falhou ou precisou de correção:</w:t>
+        <w:t xml:space="preserve">Onde falhou ou precisou de correção:</w:t>
       </w:r>
       <w:r>
         <w:t xml:space="preserve"> Na organização do plano de execução, pois não levou em conta o tempo de indexação de documentos longos e a ordem lógica de implementação; Ao diagnosticar falhas, relatava problemas que já haviam sido resolvidos ou não tinham relação com os testes e sim com o ambiente.</w:t>
@@ -7728,7 +7258,7 @@
         <w:rPr>
           <w:b/>
         </w:rPr>
-        <w:t>O que foi verificado sem a IA:</w:t>
+        <w:t xml:space="preserve">O que foi verificado sem a IA:</w:t>
       </w:r>
       <w:r>
         <w:t xml:space="preserve"> Funcionamento do código, testes locais quanto ao tempo de execução e otimizações para o código, bugs no site usado para visualização do grafo e experimentação, qualidade das respostas, qualidade do grafo montado, critérios quanto usabilidade da ferramenta, etc.</w:t>
@@ -7738,35 +7268,35 @@
       <w:pPr>
         <w:pStyle w:val="Ttulo2"/>
       </w:pPr>
-      <w:bookmarkStart w:id="27" w:name="_Toc243826605"/>
-      <w:r>
-        <w:t>5. Perspectivas futuras e mercado</w:t>
+      <w:bookmarkStart w:id="27" w:name="_Toc243842043"/>
+      <w:r>
+        <w:t xml:space="preserve">5. Perspectivas futuras e mercado</w:t>
       </w:r>
       <w:bookmarkEnd w:id="27"/>
     </w:p>
     <w:p>
       <w:r>
-        <w:t>Este bloco parte das limitações medidas no experimento para propor melhorias com base em algoritmos clássicos de grafos e em heurísticas, e depois discute tendências e adoção no mercado.</w:t>
+        <w:t xml:space="preserve">Este bloco parte das limitações medidas no experimento para propor melhorias com base em algoritmos clássicos de grafos e em heurísticas, e depois discute tendências e adoção no mercado.</w:t>
       </w:r>
     </w:p>
     <w:p>
       <w:pPr>
         <w:pStyle w:val="Ttulo3"/>
       </w:pPr>
-      <w:bookmarkStart w:id="28" w:name="_Toc243826606"/>
-      <w:r>
-        <w:t>5.1 Proposta: algoritmos de grafos aplicados ao GraphRAG</w:t>
+      <w:bookmarkStart w:id="28" w:name="_Toc243842044"/>
+      <w:r>
+        <w:t xml:space="preserve">5.1 Proposta: algoritmos de grafos aplicados ao GraphRAG</w:t>
       </w:r>
       <w:bookmarkEnd w:id="28"/>
     </w:p>
     <w:p>
       <w:r>
-        <w:t>O GraphRAG monta um grafo de conhecimento, mas usa muito pouco da teoria de grafos: o algoritmo de Leiden para formar comunidades e, na busca Local, apenas os vizinhos diretos das entidades da pergunta (um salto). Todo o resto do trabalho é feito pelo LLM, que é justamente a parte cara.</w:t>
-      </w:r>
-    </w:p>
-    <w:p>
-      <w:r>
-        <w:t>O diferencial desta proposta é tratar o grafo como uma estrutura de dados de verdade, e não só como uma lista de entidades. O grafo extraído tem pesos nas arestas (a força da relação, somada quando a relação aparece em mais de um chunk), é tratado como não direcionado, é desconexo (19 componentes no corpus pequeno) e tem ciclos (cerca de 82 ciclos independentes). Essas propriedades permitem aplicar algoritmos polinomiais, que rodam em milissegundos e não chamam o LLM, para decidir o que o LLM precisa ler. Cada proposta abaixo responde a um problema observado no experimento.</w:t>
+        <w:t xml:space="preserve">O GraphRAG monta um grafo de conhecimento, mas usa muito pouco da teoria de grafos: o algoritmo de Leiden para formar comunidades e, na busca Local, apenas os vizinhos diretos das entidades da pergunta (um salto). Todo o resto do trabalho é feito pelo LLM, que é justamente a parte cara.</w:t>
+      </w:r>
+    </w:p>
+    <w:p>
+      <w:r>
+        <w:t xml:space="preserve">O diferencial desta proposta é tratar o grafo como uma estrutura de dados de verdade, e não só como uma lista de entidades. O grafo extraído tem pesos nas arestas (a força da relação, somada quando a relação aparece em mais de um chunk), é tratado como não direcionado, é desconexo (19 componentes no corpus pequeno) e tem ciclos (cerca de 82 ciclos independentes). Essas propriedades permitem aplicar algoritmos polinomiais, que rodam em milissegundos e não chamam o LLM, para decidir o que o LLM precisa ler. Cada proposta abaixo responde a um problema observado no experimento.</w:t>
       </w:r>
     </w:p>
     <w:p>
@@ -7774,8 +7304,7 @@
         <w:pStyle w:val="Ttulo4"/>
       </w:pPr>
       <w:r>
-        <w:lastRenderedPageBreak/>
-        <w:t>Algoritmos e o problema que cada um ataca</w:t>
+        <w:t xml:space="preserve">Algoritmos e o problema que cada um ataca</w:t>
       </w:r>
     </w:p>
     <w:tbl>
@@ -7801,7 +7330,7 @@
           </w:tcPr>
           <w:p>
             <w:r>
-              <w:t>Algoritmo</w:t>
+              <w:t xml:space="preserve">Algoritmo</w:t>
             </w:r>
           </w:p>
         </w:tc>
@@ -7812,7 +7341,7 @@
           </w:tcPr>
           <w:p>
             <w:r>
-              <w:t>Problema observado no experimento</w:t>
+              <w:t xml:space="preserve">Problema observado no experimento</w:t>
             </w:r>
           </w:p>
         </w:tc>
@@ -7823,7 +7352,7 @@
           </w:tcPr>
           <w:p>
             <w:r>
-              <w:t>Como ajudaria</w:t>
+              <w:t xml:space="preserve">Como ajudaria</w:t>
             </w:r>
           </w:p>
         </w:tc>
@@ -7835,7 +7364,7 @@
           </w:tcPr>
           <w:p>
             <w:r>
-              <w:t>Caminho mínimo (Dijkstra, com custo = 1 / força)</w:t>
+              <w:t xml:space="preserve">Caminho mínimo (Dijkstra, com custo = 1 / força)</w:t>
             </w:r>
           </w:p>
         </w:tc>
@@ -7845,7 +7374,7 @@
           </w:tcPr>
           <w:p>
             <w:r>
-              <w:t>A busca Local só olha um salto e não superou o RAG vetorial nas perguntas multi-hop (1,50 contra 1,75)</w:t>
+              <w:t xml:space="preserve">A busca Local só olha um salto e não superou o RAG vetorial nas perguntas multi-hop (1,50 contra 1,75)</w:t>
             </w:r>
           </w:p>
         </w:tc>
@@ -7855,7 +7384,7 @@
           </w:tcPr>
           <w:p>
             <w:r>
-              <w:t>Liga as entidades da pergunta por uma cadeia de relações e entrega ao LLM só o caminho e os chunks de origem, como uma cadeia de evidências. Na P05, o caminho ClickHouse → arquivo de features → Bot Management → limite de 200 features → FL2 → erro 5xx é a própria resposta</w:t>
+              <w:t xml:space="preserve">Liga as entidades da pergunta por uma cadeia de relações e entrega ao LLM só o caminho e os chunks de origem, como uma cadeia de evidências. Na P05, o caminho ClickHouse → arquivo de features → Bot Management → limite de 200 features → FL2 → erro 5xx é a própria resposta</w:t>
             </w:r>
           </w:p>
         </w:tc>
@@ -7867,7 +7396,7 @@
           </w:tcPr>
           <w:p>
             <w:r>
-              <w:t>Árvore de Steiner (variante PCST)</w:t>
+              <w:t xml:space="preserve">Árvore de Steiner (variante PCST)</w:t>
             </w:r>
           </w:p>
         </w:tc>
@@ -7877,7 +7406,7 @@
           </w:tcPr>
           <w:p>
             <w:r>
-              <w:t>Perguntas que citam três ou mais entidades, como a P04 (Delta, CrowdStrike, sistema de tripulação e processo)</w:t>
+              <w:t xml:space="preserve">Perguntas que citam três ou mais entidades, como a P04 (Delta, CrowdStrike, sistema de tripulação e processo)</w:t>
             </w:r>
           </w:p>
         </w:tc>
@@ -7887,7 +7416,7 @@
           </w:tcPr>
           <w:p>
             <w:r>
-              <w:t>Encontra o menor subgrafo que liga todas as entidades da pergunta. A aproximação clássica usa justamente uma árvore geradora mínima sobre as distâncias entre essas entidades</w:t>
+              <w:t xml:space="preserve">Encontra o menor subgrafo que liga todas as entidades da pergunta. A aproximação clássica usa justamente uma árvore geradora mínima sobre as distâncias entre essas entidades</w:t>
             </w:r>
           </w:p>
         </w:tc>
@@ -7899,7 +7428,7 @@
           </w:tcPr>
           <w:p>
             <w:r>
-              <w:t>Árvore geradora máxima por comunidade (Kruskal ou Prim)</w:t>
+              <w:t xml:space="preserve">Árvore geradora máxima por comunidade (Kruskal ou Prim)</w:t>
             </w:r>
           </w:p>
         </w:tc>
@@ -7909,7 +7438,7 @@
           </w:tcPr>
           <w:p>
             <w:r>
-              <w:t>Relatórios de comunidade caros (48% da indexação) e que misturaram os dois incidentes</w:t>
+              <w:t xml:space="preserve">Relatórios de comunidade caros (48% da indexação) e que misturaram os dois incidentes</w:t>
             </w:r>
           </w:p>
         </w:tc>
@@ -7919,7 +7448,7 @@
           </w:tcPr>
           <w:p>
             <w:r>
-              <w:t>Mantém só as relações mais fortes de cada comunidade, formando um esqueleto do tópico. No corpus pequeno, a floresta geradora teria 143 arestas, contra 225 do grafo: 36% menos relações para o LLM resumir</w:t>
+              <w:t xml:space="preserve">Mantém só as relações mais fortes de cada comunidade, formando um esqueleto do tópico. No corpus pequeno, a floresta geradora teria 143 arestas, contra 225 do grafo: 36% menos relações para o LLM resumir</w:t>
             </w:r>
           </w:p>
         </w:tc>
@@ -7931,7 +7460,7 @@
           </w:tcPr>
           <w:p>
             <w:r>
-              <w:t>Componentes conexas e Union-Find</w:t>
+              <w:t xml:space="preserve">Componentes conexas e Union-Find</w:t>
             </w:r>
           </w:p>
         </w:tc>
@@ -7941,7 +7470,7 @@
           </w:tcPr>
           <w:p>
             <w:r>
-              <w:t>Entidades duplicadas e três comunidades inteiras vindas dos exemplos do prompt</w:t>
+              <w:t xml:space="preserve">Entidades duplicadas e três comunidades inteiras vindas dos exemplos do prompt</w:t>
             </w:r>
           </w:p>
         </w:tc>
@@ -7951,7 +7480,7 @@
           </w:tcPr>
           <w:p>
             <w:r>
-              <w:t>Une nomes parecidos num só nó e descarta componentes cujas entidades não aparecem no texto original</w:t>
+              <w:t xml:space="preserve">Une nomes parecidos num só nó e descarta componentes cujas entidades não aparecem no texto original</w:t>
             </w:r>
           </w:p>
         </w:tc>
@@ -7967,15 +7496,12 @@
         <w:pStyle w:val="Ttulo4"/>
       </w:pPr>
       <w:r>
-        <w:t>Heurísticas</w:t>
-      </w:r>
-    </w:p>
-    <w:p>
-      <w:r>
-        <w:t>Heurísticas trocam a garantia de resultado ótimo por velocidade e são a forma mais usada de reduzir o custo do GraphRAG, porque atacam diretamente as chamadas ao LLM: extrair entidades sem LLM (o modo FastGraphRAG da própria biblioteca), fazer menos passadas de extração, escrever os resumos de comunidade só quando uma consulta precisar deles, como no LazyGraphRAG [16], ler só as comunidades ou os caminhos mais relevantes e, em grafos muito grandes, usar busca A* ou busca em feixe, como no Think-on-Graph [15</w:t>
-      </w:r>
-      <w:r>
-        <w:t>]. O preço é a qualidade, e cada heurística precisa ser medida com o mesmo benchmark antes de ser adotada.</w:t>
+        <w:t xml:space="preserve">Heurísticas</w:t>
+      </w:r>
+    </w:p>
+    <w:p>
+      <w:r>
+        <w:t xml:space="preserve">Heurísticas trocam a garantia de resultado ótimo por velocidade e são a forma mais usada de reduzir o custo do GraphRAG, porque atacam diretamente as chamadas ao LLM: extrair entidades sem LLM (o modo FastGraphRAG da própria biblioteca), fazer menos passadas de extração, escrever os resumos de comunidade só quando uma consulta precisar deles, como no LazyGraphRAG [16], ler só as comunidades ou os caminhos mais relevantes e, em grafos muito grandes, usar busca A* ou busca em feixe, como no Think-on-Graph [15]. O preço é a qualidade, e cada heurística precisa ser medida com o mesmo benchmark antes de ser adotada.</w:t>
       </w:r>
     </w:p>
     <w:p>
@@ -7983,66 +7509,62 @@
         <w:pStyle w:val="Ttulo4"/>
       </w:pPr>
       <w:r>
-        <w:t>Estimativa hipotética de ganho</w:t>
-      </w:r>
-    </w:p>
-    <w:p>
-      <w:r>
-        <w:t xml:space="preserve">As estimativas a seguir não foram medidas; partem dos tempos reais do corpus pequeno e de hipóteses explícitas, para dar ordem de grandeza. Na indexação, eliminar a passada extra de extração reduziria o tempo de 26,7 para cerca de 17 minutos (cerca de 37% menos), e gerar os resumos de comunidade só sob demanda, para cerca de 7 minutos (cerca de 73% menos), levando parte do custo para a consulta. </w:t>
-      </w:r>
-      <w:r>
-        <w:lastRenderedPageBreak/>
-        <w:t>Na consulta, só a importação da biblioteca leva de 8 a 9 segundos por pergunta, porque o engine.py chama a linha de comando; um processo persistente levaria Basic e Local para cerca de 11 segundos, e mapear só um quarto das comunidades levaria a busca Global de 44,9 para cerca de 28 segundos (cerca de 19 com o processo persistente).</w:t>
-      </w:r>
-    </w:p>
-    <w:p>
-      <w:r>
-        <w:t>Para a qualidade, a hipótese principal é que a busca por caminhos aproxime a busca Local do RAG vetorial nas perguntas multi-hop, ou a supere. É a hipótese que um próximo experimento deveria testar primeiro, rodando um quinto método (caminho mínimo) com as mesmas perguntas.</w:t>
+        <w:t xml:space="preserve">Estimativa hipotética de ganho</w:t>
+      </w:r>
+    </w:p>
+    <w:p>
+      <w:r>
+        <w:t xml:space="preserve">As estimativas a seguir não foram medidas; partem dos tempos reais do corpus pequeno e de hipóteses explícitas, para dar ordem de grandeza. Na indexação, eliminar a passada extra de extração reduziria o tempo de 26,7 para cerca de 17 minutos (cerca de 37% menos), e gerar os resumos de comunidade só sob demanda, para cerca de 7 minutos (cerca de 73% menos), levando parte do custo para a consulta. Na consulta, só a importação da biblioteca leva de 8 a 9 segundos por pergunta, porque o engine.py chama a linha de comando; um processo persistente levaria Basic e Local para cerca de 11 segundos, e mapear só um quarto das comunidades levaria a busca Global de 44,9 para cerca de 28 segundos (cerca de 19 com o processo persistente).</w:t>
+      </w:r>
+    </w:p>
+    <w:p>
+      <w:r>
+        <w:t xml:space="preserve">Para a qualidade, a hipótese principal é que a busca por caminhos aproxime a busca Local do RAG vetorial nas perguntas multi-hop, ou a supere. É a hipótese que um próximo experimento deveria testar primeiro, rodando um quinto método (caminho mínimo) com as mesmas perguntas.</w:t>
       </w:r>
     </w:p>
     <w:p>
       <w:pPr>
         <w:pStyle w:val="Ttulo3"/>
       </w:pPr>
-      <w:bookmarkStart w:id="29" w:name="_Toc243826607"/>
-      <w:r>
-        <w:t>5.2 Tendências</w:t>
+      <w:bookmarkStart w:id="29" w:name="_Toc243842045"/>
+      <w:r>
+        <w:t xml:space="preserve">5.2 Tendências</w:t>
       </w:r>
       <w:bookmarkEnd w:id="29"/>
     </w:p>
     <w:p>
       <w:r>
-        <w:t>A tendência mais clara é tornar o GraphRAG mais barato e mais preciso sem abrir mão do grafo. A própria Microsoft passou a adiar a escrita dos resumos de comunidade para a hora da consulta, no LazyGraphRAG [16], e a escolher dinamicamente quais comunidades a busca Global lê [17]. Na pesquisa, os trabalhos recentes recuperam caminhos e subgrafos em vez de vizinhanças inteiras [12], [13], [14], [15], que é a mesma direção da proposta da seção 5.1.</w:t>
-      </w:r>
-    </w:p>
-    <w:p>
-      <w:r>
-        <w:t>Outra tendência é usar o grafo como memória compartilhada entre agentes de IA. Antes de recuperar documentos, o sistema percorre o grafo e descobre relações indiretas entre as informações, entregando ao modelo a cadeia de contexto da pergunta, e não só um trecho parecido. Isso combina com arquiteturas em que agentes acessam os sistemas de uma empresa por protocolos padronizados, como o Model Context Protocol (MCP), e precisam de um conhecimento consistente entre si.</w:t>
-      </w:r>
-    </w:p>
-    <w:p>
-      <w:r>
-        <w:t>Por fim, o grafo torna o conhecimento visível: quem usa a ferramenta consegue inspecionar como as informações se conectam, e a teoria de grafos abre espaço para otimizar tarefas complexas. O experimento deste trabalho mostra o outro lado dessa tendência: essas vantagens dependem de um grafo de boa qualidade, que ainda exige modelos maiores ou mais tempo de indexação.</w:t>
+        <w:t xml:space="preserve">A tendência mais clara é tornar o GraphRAG mais barato e mais preciso sem abrir mão do grafo. A própria Microsoft passou a adiar a escrita dos resumos de comunidade para a hora da consulta, no LazyGraphRAG [16], e a escolher dinamicamente quais comunidades a busca Global lê [17]. Na pesquisa, os trabalhos recentes recuperam caminhos e subgrafos em vez de vizinhanças inteiras [12], [13], [14], [15], que é a mesma direção da proposta da seção 5.1.</w:t>
+      </w:r>
+    </w:p>
+    <w:p>
+      <w:r>
+        <w:t xml:space="preserve">Outra tendência é usar o grafo como memória compartilhada entre agentes de IA. Antes de recuperar documentos, o sistema percorre o grafo e descobre relações indiretas entre as informações, entregando ao modelo a cadeia de contexto da pergunta, e não só um trecho parecido. Isso combina com arquiteturas em que agentes acessam os sistemas de uma empresa por protocolos padronizados, como o Model Context Protocol (MCP), e precisam de um conhecimento consistente entre si.</w:t>
+      </w:r>
+    </w:p>
+    <w:p>
+      <w:r>
+        <w:t xml:space="preserve">Por fim, o grafo torna o conhecimento visível: quem usa a ferramenta consegue inspecionar como as informações se conectam, e a teoria de grafos abre espaço para otimizar tarefas complexas. O experimento deste trabalho mostra o outro lado dessa tendência: essas vantagens dependem de um grafo de boa qualidade, que ainda exige modelos maiores ou mais tempo de indexação.</w:t>
       </w:r>
     </w:p>
     <w:p>
       <w:pPr>
         <w:pStyle w:val="Ttulo3"/>
       </w:pPr>
-      <w:bookmarkStart w:id="30" w:name="_Toc243826608"/>
-      <w:r>
-        <w:t>5.3 Adoção na indústria</w:t>
+      <w:bookmarkStart w:id="30" w:name="_Toc243842046"/>
+      <w:r>
+        <w:t xml:space="preserve">5.3 Adoção na indústria</w:t>
       </w:r>
       <w:bookmarkEnd w:id="30"/>
     </w:p>
     <w:p>
       <w:r>
-        <w:t>Os grandes provedores de nuvem e de bancos de grafos já oferecem GraphRAG como produto. A Microsoft mantém a biblioteca de código aberto usada neste trabalho [3] e integrou o LazyGraphRAG a produtos como o Microsoft Discovery [16]. A Amazon Web Services oferece GraphRAG no Amazon Bedrock Knowledge Bases, com o grafo guardado no Amazon Neptune Analytics [18]. A Neo4j mantém uma biblioteca oficial em Python para construir aplicações GraphRAG sobre o seu banco de grafos [19].</w:t>
-      </w:r>
-    </w:p>
-    <w:p>
-      <w:r>
-        <w:t>As aplicações mais promissoras são as bases de conhecimento grandes e cheias de relações entre documentos:</w:t>
+        <w:t xml:space="preserve">Os grandes provedores de nuvem e de bancos de grafos já oferecem GraphRAG como produto. A Microsoft mantém a biblioteca de código aberto usada neste trabalho [3] e integrou o LazyGraphRAG a produtos como o Microsoft Discovery [16]. A Amazon Web Services oferece GraphRAG no Amazon Bedrock Knowledge Bases, com o grafo guardado no Amazon Neptune Analytics [18]. A Neo4j mantém uma biblioteca oficial em Python para construir aplicações GraphRAG sobre o seu banco de grafos [19].</w:t>
+      </w:r>
+    </w:p>
+    <w:p>
+      <w:r>
+        <w:t xml:space="preserve">As aplicações mais promissoras são as bases de conhecimento grandes e cheias de relações entre documentos:</w:t>
       </w:r>
     </w:p>
     <w:p>
@@ -8054,7 +7576,7 @@
         </w:numPr>
       </w:pPr>
       <w:r>
-        <w:t>Centrais de atendimento com milhares de artigos técnicos.</w:t>
+        <w:t xml:space="preserve">Centrais de atendimento com milhares de artigos técnicos.</w:t>
       </w:r>
     </w:p>
     <w:p>
@@ -8066,7 +7588,7 @@
         </w:numPr>
       </w:pPr>
       <w:r>
-        <w:t>Departamentos jurídicos que relacionam contratos, clientes e processos.</w:t>
+        <w:t xml:space="preserve">Departamentos jurídicos que relacionam contratos, clientes e processos.</w:t>
       </w:r>
     </w:p>
     <w:p>
@@ -8078,7 +7600,7 @@
         </w:numPr>
       </w:pPr>
       <w:r>
-        <w:t>Hospitais, conectando prontuários, exames e protocolos clínicos.</w:t>
+        <w:t xml:space="preserve">Hospitais, conectando prontuários, exames e protocolos clínicos.</w:t>
       </w:r>
     </w:p>
     <w:p>
@@ -8090,7 +7612,7 @@
         </w:numPr>
       </w:pPr>
       <w:r>
-        <w:t>Instituições financeiras, relacionando clientes, produtos, riscos e regulamentações.</w:t>
+        <w:t xml:space="preserve">Instituições financeiras, relacionando clientes, produtos, riscos e regulamentações.</w:t>
       </w:r>
     </w:p>
     <w:p>
@@ -8102,7 +7624,7 @@
         </w:numPr>
       </w:pPr>
       <w:r>
-        <w:t>Indústrias, integrando manuais técnicos, manutenção e cadeia de fornecedores.</w:t>
+        <w:t xml:space="preserve">Indústrias, integrando manuais técnicos, manutenção e cadeia de fornecedores.</w:t>
       </w:r>
     </w:p>
     <w:p>
@@ -8114,25 +7636,21 @@
         </w:numPr>
       </w:pPr>
       <w:r>
-        <w:t>Equipes de software, ligando registros de decisão de arquitetura, postmortems, atas e requisitos, como no cenário que motivou este trabalho.</w:t>
-      </w:r>
-    </w:p>
-    <w:p>
-      <w:r>
-        <w:t xml:space="preserve">Quanto mais complexa e interligada a base, maior o ganho potencial, desde que o grafo seja confiável. A demanda de mercado é por profissionais que combinem engenharia de dados, modelagem de grafos e </w:t>
-      </w:r>
-      <w:r>
-        <w:lastRenderedPageBreak/>
-        <w:t>integração de LLMs, porque o resultado depende menos de escrever código do zero e mais de configurar, avaliar e corrigir o pipeline, como mostrou o relato de experiência deste trabalho.</w:t>
+        <w:t xml:space="preserve">Equipes de software, ligando registros de decisão de arquitetura, postmortems, atas e requisitos, como no cenário que motivou este trabalho.</w:t>
+      </w:r>
+    </w:p>
+    <w:p>
+      <w:r>
+        <w:t xml:space="preserve">Quanto mais complexa e interligada a base, maior o ganho potencial, desde que o grafo seja confiável. A demanda de mercado é por profissionais que combinem engenharia de dados, modelagem de grafos e integração de LLMs, porque o resultado depende menos de escrever código do zero e mais de configurar, avaliar e corrigir o pipeline, como mostrou o relato de experiência deste trabalho.</w:t>
       </w:r>
     </w:p>
     <w:p>
       <w:pPr>
         <w:pStyle w:val="Ttulo2"/>
       </w:pPr>
-      <w:bookmarkStart w:id="31" w:name="_Toc243826609"/>
-      <w:r>
-        <w:t>6. Conclusão e referências</w:t>
+      <w:bookmarkStart w:id="31" w:name="_Toc243842047"/>
+      <w:r>
+        <w:t xml:space="preserve">6. Conclusão e referências</w:t>
       </w:r>
       <w:bookmarkEnd w:id="31"/>
     </w:p>
@@ -8140,20 +7658,20 @@
       <w:pPr>
         <w:pStyle w:val="Ttulo3"/>
       </w:pPr>
-      <w:bookmarkStart w:id="32" w:name="_Toc243826610"/>
-      <w:r>
-        <w:t>6.1 Síntese crítica</w:t>
+      <w:bookmarkStart w:id="32" w:name="_Toc243842048"/>
+      <w:r>
+        <w:t xml:space="preserve">6.1 Síntese crítica</w:t>
       </w:r>
       <w:bookmarkEnd w:id="32"/>
     </w:p>
     <w:p>
       <w:r>
-        <w:t>O experimento respondeu à pergunta do trabalho de forma clara, mas contrária à expectativa inicial. Nos dois corpora, o RAG vetorial deu as melhores respostas e com o menor custo, e o GraphRAG se mostrou pior. A busca Local ficou próxima do RAG vetorial no corpus pequeno e caiu no corpus grande; a busca Global foi a mais lenta e a que mais misturou fatos; e a indexação do grafo custou muito mais, crescendo mais rápido que o próprio texto. O único sinal a favor do grafo apareceu nas perguntas multi-hop do corpus grande, em que a busca Local resistiu melhor aos distratores do que o RAG vetorial.</w:t>
-      </w:r>
-    </w:p>
-    <w:p>
-      <w:r>
-        <w:t>Os fatores que podem explicar esse resultado são:</w:t>
+        <w:t xml:space="preserve">O experimento respondeu à pergunta do trabalho de forma clara, mas contrária à expectativa inicial. Nos dois corpora, o RAG vetorial deu as melhores respostas e com o menor custo, e o GraphRAG se mostrou pior. A busca Local ficou próxima do RAG vetorial no corpus pequeno e caiu no corpus grande; a busca Global foi a mais lenta e a que mais misturou fatos; e a indexação do grafo custou muito mais, crescendo mais rápido que o próprio texto. O único sinal a favor do grafo apareceu nas perguntas multi-hop do corpus grande, em que a busca Local resistiu melhor aos distratores do que o RAG vetorial.</w:t>
+      </w:r>
+    </w:p>
+    <w:p>
+      <w:r>
+        <w:t xml:space="preserve">Os fatores que podem explicar esse resultado são:</w:t>
       </w:r>
     </w:p>
     <w:p>
@@ -8168,7 +7686,7 @@
         <w:rPr>
           <w:b/>
         </w:rPr>
-        <w:t>LLM com poucos parâmetros.</w:t>
+        <w:t xml:space="preserve">LLM com poucos parâmetros.</w:t>
       </w:r>
       <w:r>
         <w:t xml:space="preserve"> O modelo de 4B extraiu um grafo ruidoso, com entidades copiadas dos exemplos do prompt, nomes duplicados e fatos atribuídos ao incidente errado. Como o grafo é a base das buscas Local e Global, um erro de indexação vira erro de resposta. Um modelo maior tende a extrair um grafo melhor, mas exige mais memória e mais tempo.</w:t>
@@ -8186,7 +7704,7 @@
         <w:rPr>
           <w:b/>
         </w:rPr>
-        <w:t>Configurações não exploradas.</w:t>
+        <w:t xml:space="preserve">Configurações não exploradas.</w:t>
       </w:r>
       <w:r>
         <w:t xml:space="preserve"> Mais passadas de extração, chunks menores, mais tipos de entidade e o ajuste automático dos prompts de extração para o domínio, que o GraphRAG oferece, poderiam melhorar o grafo. Todas elas aumentam o tempo de indexação, que já era o maior custo do GraphRAG.</w:t>
@@ -8204,7 +7722,7 @@
         <w:rPr>
           <w:b/>
         </w:rPr>
-        <w:t>Uso limitado do grafo pela biblioteca.</w:t>
+        <w:t xml:space="preserve">Uso limitado do grafo pela biblioteca.</w:t>
       </w:r>
       <w:r>
         <w:t xml:space="preserve"> O GraphRAG usa do grafo só o agrupamento em comunidades e a vizinhança direta das entidades. Os algoritmos propostos na seção 5.1, como caminhos mínimos, árvore de Steiner, árvore geradora máxima e a limpeza por componentes, atacam exatamente as falhas observadas e poderiam melhorar a recuperação e reduzir o custo.</w:t>
@@ -8222,7 +7740,7 @@
         <w:rPr>
           <w:b/>
         </w:rPr>
-        <w:t>Limites do próprio experimento.</w:t>
+        <w:t xml:space="preserve">Limites do próprio experimento.</w:t>
       </w:r>
       <w:r>
         <w:t xml:space="preserve"> Poucas perguntas, um único modelo, uma única execução por método, avaliação manual feita por uma pessoa (sem cegueira completa na segunda rodada) e uma configuração de concorrência diferente entre os dois corpora. As conclusões valem para este cenário e não devem ser generalizadas sem novos testes.</w:t>
@@ -8230,144 +7748,138 @@
     </w:p>
     <w:p>
       <w:r>
-        <w:t>Desses resultados sai a regra de decisão proposta na introdução: use o RAG vetorial como padrão, porque é mais barato, mais rápido e foi mais preciso; considere o GraphRAG quando a base for grande e muito interligada, quando as perguntas exigirem ligar fatos de documentos diferentes ou ter uma visão do conjunto, quando houver um modelo de linguagem capaz de extrair um grafo confiável e quando o corpus mudar pouco, para que o custo de reindexar compense.</w:t>
-      </w:r>
-    </w:p>
-    <w:p>
-      <w:r>
-        <w:t>O veredito é que, para o cenário estudado (execução local, modelo pequeno e documentos técnicos), o GraphRAG é hoje um nicho experimental, e não uma aposta segura. A ideia é sólida e o mercado investe nela, mas o ganho depende da qualidade do grafo, e essa qualidade ainda custa caro. Os caminhos mais promissores são os que reduzem esse custo ou aproveitam melhor o grafo, como os resumos sob demanda e os algoritmos de grafos discutidos no bloco 5.</w:t>
-      </w:r>
-    </w:p>
-    <w:p>
-      <w:r>
-        <w:t xml:space="preserve">Como aprendizado de Engenharia de Software, o trabalho mostrou o valor de medir antes de adotar: uma técnica nova, bem documentada e promovida por uma grande empresa perdeu para uma solução </w:t>
-      </w:r>
-      <w:r>
-        <w:lastRenderedPageBreak/>
-        <w:t>mais simples no cenário real testado. Sem um benchmark com perguntas e gabarito definidos antes, essa conclusão teria sido trocada pelo discurso de divulgação da tecnologia.</w:t>
+        <w:t xml:space="preserve">Desses resultados sai a regra de decisão proposta na introdução: use o RAG vetorial como padrão, porque é mais barato, mais rápido e foi mais preciso; considere o GraphRAG quando a base for grande e muito interligada, quando as perguntas exigirem ligar fatos de documentos diferentes ou ter uma visão do conjunto, quando houver um modelo de linguagem capaz de extrair um grafo confiável e quando o corpus mudar pouco, para que o custo de reindexar compense.</w:t>
+      </w:r>
+    </w:p>
+    <w:p>
+      <w:r>
+        <w:t xml:space="preserve">O veredito é que, para o cenário estudado (execução local, modelo pequeno e documentos técnicos), o GraphRAG é hoje um nicho experimental, e não uma aposta segura. A ideia é sólida e o mercado investe nela, mas o ganho depende da qualidade do grafo, e essa qualidade ainda custa caro. Os caminhos mais promissores são os que reduzem esse custo ou aproveitam melhor o grafo, como os resumos sob demanda e os algoritmos de grafos discutidos no bloco 5.</w:t>
+      </w:r>
+    </w:p>
+    <w:p>
+      <w:r>
+        <w:t xml:space="preserve">Como aprendizado de Engenharia de Software, o trabalho mostrou o valor de medir antes de adotar: uma técnica nova, bem documentada e promovida por uma grande empresa perdeu para uma solução mais simples no cenário real testado. Sem um benchmark com perguntas e gabarito definidos antes, essa conclusão teria sido trocada pelo discurso de divulgação da tecnologia.</w:t>
       </w:r>
     </w:p>
     <w:p>
       <w:pPr>
         <w:pStyle w:val="Ttulo3"/>
       </w:pPr>
-      <w:bookmarkStart w:id="33" w:name="_Toc243826611"/>
-      <w:r>
-        <w:t>6.2 Referências</w:t>
+      <w:bookmarkStart w:id="33" w:name="_Toc243842049"/>
+      <w:r>
+        <w:t xml:space="preserve">6.2 Referências</w:t>
       </w:r>
       <w:bookmarkEnd w:id="33"/>
     </w:p>
     <w:p>
       <w:r>
-        <w:t>[1] P. Lewis et al., "Retrieval-Augmented Generation for Knowledge-Intensive NLP Tasks," in Advances in Neural Information Processing Systems (NeurIPS), vol. 33, 2020. Disponível em: https://arxiv.org/abs/2005.11401</w:t>
-      </w:r>
-    </w:p>
-    <w:p>
-      <w:r>
-        <w:t>[2] D. Edge et al., "From Local to Global: A Graph RAG Approach to Query-Focused Summarization," arXiv:2404.16130, 2024. Disponível em: https://arxiv.org/abs/2404.16130</w:t>
-      </w:r>
-    </w:p>
-    <w:p>
-      <w:r>
-        <w:t>[3] Microsoft, "GraphRAG: documentação oficial." Disponível em: https://microsoft.github.io/graphrag/</w:t>
-      </w:r>
-    </w:p>
-    <w:p>
-      <w:r>
-        <w:t>[4] V. A. Traag, L. Waltman e N. J. van Eck, "From Louvain to Leiden: guaranteeing well-connected communities," Scientific Reports, vol. 9, art. 5233, 2019.</w:t>
-      </w:r>
-    </w:p>
-    <w:p>
-      <w:r>
-        <w:t>[5] A. Vaswani et al., "Attention Is All You Need," in Advances in Neural Information Processing Systems (NeurIPS), vol. 30, 2017.</w:t>
-      </w:r>
-    </w:p>
-    <w:p>
-      <w:r>
-        <w:t>[6] Z. Ji et al., "Survey of Hallucination in Natural Language Generation," ACM Computing Surveys, vol. 55, n. 12, 2023.</w:t>
-      </w:r>
-    </w:p>
-    <w:p>
-      <w:r>
-        <w:t>[7] V. Karpukhin et al., "Dense Passage Retrieval for Open-Domain Question Answering," in Proc. EMNLP, 2020.</w:t>
-      </w:r>
-    </w:p>
-    <w:p>
-      <w:r>
-        <w:t>[8] A. Hogan et al., "Knowledge Graphs," ACM Computing Surveys, vol. 54, n. 4, 2021.</w:t>
-      </w:r>
-    </w:p>
-    <w:p>
-      <w:r>
-        <w:t>[9] Wikipedia, "2024 CrowdStrike-related IT outages", revisão 1376517477, 24 set. 2026. Disponível em: https://en.wikipedia.org/wiki/2024_CrowdStrike-related_IT_outages. Licença CC BY-SA 4.0.</w:t>
-      </w:r>
-    </w:p>
-    <w:p>
-      <w:r>
-        <w:t>[10] M. Prince, "Cloudflare outage on November 18, 2025," The Cloudflare Blog, 2025. Disponível em: https://blog.cloudflare.com/18-november-2025-outage/</w:t>
-      </w:r>
-    </w:p>
-    <w:p>
-      <w:r>
-        <w:t>[11] Wikipedia em português, artigos "Incidente da CrowdStrike em 2024", "CrowdStrike", "Microsoft Azure", "Rede de fornecimento de conteúdo", "Proxy reverso", "Ataque de negação de serviço", "Interrupção do Facebook de 2021", "Log4Shell", "WannaCry", "Voo Ariane V88", "Therac-25" e "Bug do milênio", acesso em 24 out. 2026. Disponível em: https://pt.wikipedia.org/. Licença CC BY-SA 4.0. Revisões usadas em docs/corpus_fontes.md.</w:t>
-      </w:r>
-    </w:p>
-    <w:p>
-      <w:r>
-        <w:t>[12] B. Chen et al., "PathRAG: Pruning Graph-based Retrieval Augmented Generation with Relational Paths," in Proc. AAAI Conference on Artificial Intelligence, vol. 40, 2026. Disponível em: https://arxiv.org/abs/2502.14902</w:t>
-      </w:r>
-    </w:p>
-    <w:p>
-      <w:r>
-        <w:t>[13] X. He et al., "G-Retriever: Retrieval-Augmented Generation for Textual Graph Understanding and Question Answering," in Advances in Neural Information Processing Systems (NeurIPS), 2024. Disponível em: https://arxiv.org/abs/2402.07630</w:t>
-      </w:r>
-    </w:p>
-    <w:p>
-      <w:r>
-        <w:t>[14] B. J. Gutiérrez et al., "HippoRAG: Neurobiologically Inspired Long-Term Memory for Large Language Models," in Advances in Neural Information Processing Systems (NeurIPS), 2024.</w:t>
-      </w:r>
-    </w:p>
-    <w:p>
-      <w:r>
-        <w:lastRenderedPageBreak/>
-        <w:t>[15] J. Sun et al., "Think-on-Graph: Deep and Responsible Reasoning of Large Language Model on Knowledge Graph," in International Conference on Learning Representations (ICLR), 2024. Disponível em: https://arxiv.org/abs/2307.07697</w:t>
-      </w:r>
-    </w:p>
-    <w:p>
-      <w:r>
-        <w:t>[16] Microsoft Research, "LazyGraphRAG: Setting a new standard for quality and cost," Microsoft Research Blog, 25 nov. 2024. Disponível em: https://www.microsoft.com/en-us/research/blog/lazygraphrag-setting-a-new-standard-for-quality-and-cost/</w:t>
-      </w:r>
-    </w:p>
-    <w:p>
-      <w:r>
-        <w:t>[17] Microsoft Research, "GraphRAG: Improving global search via dynamic community selection," Microsoft Research Blog, 2024. Disponível em: https://www.microsoft.com/en-us/research/blog/graphrag-improving-global-search-via-dynamic-community-selection/</w:t>
-      </w:r>
-    </w:p>
-    <w:p>
-      <w:r>
-        <w:t>[18] Amazon Web Services, "Amazon Bedrock Knowledge Bases supports GraphRAG now generally available," mar. 2025. Disponível em: https://aws.amazon.com/about-aws/whats-new/2025/03/amazon-bedrock-knowledge-bases-graphrag-generally-available</w:t>
-      </w:r>
-    </w:p>
-    <w:p>
-      <w:r>
-        <w:t>[19] Neo4j, "Neo4j GraphRAG for Python" (biblioteca neo4j-graphrag). Disponível em: https://neo4j.com/docs/neo4j-graphrag-python/</w:t>
+        <w:t xml:space="preserve">[1] P. Lewis et al., "Retrieval-Augmented Generation for Knowledge-Intensive NLP Tasks," in Advances in Neural Information Processing Systems (NeurIPS), vol. 33, 2020. Disponível em: https://arxiv.org/abs/2005.11401</w:t>
+      </w:r>
+    </w:p>
+    <w:p>
+      <w:r>
+        <w:t xml:space="preserve">[2] D. Edge et al., "From Local to Global: A Graph RAG Approach to Query-Focused Summarization," arXiv:2404.16130, 2024. Disponível em: https://arxiv.org/abs/2404.16130</w:t>
+      </w:r>
+    </w:p>
+    <w:p>
+      <w:r>
+        <w:t xml:space="preserve">[3] Microsoft, "GraphRAG: documentação oficial." Disponível em: https://microsoft.github.io/graphrag/</w:t>
+      </w:r>
+    </w:p>
+    <w:p>
+      <w:r>
+        <w:t xml:space="preserve">[4] V. A. Traag, L. Waltman e N. J. van Eck, "From Louvain to Leiden: guaranteeing well-connected communities," Scientific Reports, vol. 9, art. 5233, 2019.</w:t>
+      </w:r>
+    </w:p>
+    <w:p>
+      <w:r>
+        <w:t xml:space="preserve">[5] A. Vaswani et al., "Attention Is All You Need," in Advances in Neural Information Processing Systems (NeurIPS), vol. 30, 2017.</w:t>
+      </w:r>
+    </w:p>
+    <w:p>
+      <w:r>
+        <w:t xml:space="preserve">[6] Z. Ji et al., "Survey of Hallucination in Natural Language Generation," ACM Computing Surveys, vol. 55, n. 12, 2023.</w:t>
+      </w:r>
+    </w:p>
+    <w:p>
+      <w:r>
+        <w:t xml:space="preserve">[7] V. Karpukhin et al., "Dense Passage Retrieval for Open-Domain Question Answering," in Proc. EMNLP, 2020.</w:t>
+      </w:r>
+    </w:p>
+    <w:p>
+      <w:r>
+        <w:t xml:space="preserve">[8] A. Hogan et al., "Knowledge Graphs," ACM Computing Surveys, vol. 54, n. 4, 2021.</w:t>
+      </w:r>
+    </w:p>
+    <w:p>
+      <w:r>
+        <w:t xml:space="preserve">[9] Wikipedia, "2024 CrowdStrike-related IT outages", revisão 1376517477, 24 set. 2026. Disponível em: https://en.wikipedia.org/wiki/2024_CrowdStrike-related_IT_outages. Licença CC BY-SA 4.0.</w:t>
+      </w:r>
+    </w:p>
+    <w:p>
+      <w:r>
+        <w:t xml:space="preserve">[10] M. Prince, "Cloudflare outage on November 18, 2025," The Cloudflare Blog, 2025. Disponível em: https://blog.cloudflare.com/18-november-2025-outage/</w:t>
+      </w:r>
+    </w:p>
+    <w:p>
+      <w:r>
+        <w:t xml:space="preserve">[11] Wikipedia em português, artigos "Incidente da CrowdStrike em 2024", "CrowdStrike", "Microsoft Azure", "Rede de fornecimento de conteúdo", "Proxy reverso", "Ataque de negação de serviço", "Interrupção do Facebook de 2021", "Log4Shell", "WannaCry", "Voo Ariane V88", "Therac-25" e "Bug do milênio", acesso em 24 out. 2026. Disponível em: https://pt.wikipedia.org/. Licença CC BY-SA 4.0. Revisões usadas em docs/corpus_fontes.md.</w:t>
+      </w:r>
+    </w:p>
+    <w:p>
+      <w:r>
+        <w:t xml:space="preserve">[12] B. Chen et al., "PathRAG: Pruning Graph-based Retrieval Augmented Generation with Relational Paths," in Proc. AAAI Conference on Artificial Intelligence, vol. 40, 2026. Disponível em: https://arxiv.org/abs/2502.14902</w:t>
+      </w:r>
+    </w:p>
+    <w:p>
+      <w:r>
+        <w:t xml:space="preserve">[13] X. He et al., "G-Retriever: Retrieval-Augmented Generation for Textual Graph Understanding and Question Answering," in Advances in Neural Information Processing Systems (NeurIPS), 2024. Disponível em: https://arxiv.org/abs/2402.07630</w:t>
+      </w:r>
+    </w:p>
+    <w:p>
+      <w:r>
+        <w:t xml:space="preserve">[14] B. J. Gutiérrez et al., "HippoRAG: Neurobiologically Inspired Long-Term Memory for Large Language Models," in Advances in Neural Information Processing Systems (NeurIPS), 2024.</w:t>
+      </w:r>
+    </w:p>
+    <w:p>
+      <w:r>
+        <w:t xml:space="preserve">[15] J. Sun et al., "Think-on-Graph: Deep and Responsible Reasoning of Large Language Model on Knowledge Graph," in International Conference on Learning Representations (ICLR), 2024. Disponível em: https://arxiv.org/abs/2307.07697</w:t>
+      </w:r>
+    </w:p>
+    <w:p>
+      <w:r>
+        <w:t xml:space="preserve">[16] Microsoft Research, "LazyGraphRAG: Setting a new standard for quality and cost," Microsoft Research Blog, 25 nov. 2024. Disponível em: https://www.microsoft.com/en-us/research/blog/lazygraphrag-setting-a-new-standard-for-quality-and-cost/</w:t>
+      </w:r>
+    </w:p>
+    <w:p>
+      <w:r>
+        <w:t xml:space="preserve">[17] Microsoft Research, "GraphRAG: Improving global search via dynamic community selection," Microsoft Research Blog, 2024. Disponível em: https://www.microsoft.com/en-us/research/blog/graphrag-improving-global-search-via-dynamic-community-selection/</w:t>
+      </w:r>
+    </w:p>
+    <w:p>
+      <w:r>
+        <w:t xml:space="preserve">[18] Amazon Web Services, "Amazon Bedrock Knowledge Bases supports GraphRAG now generally available," mar. 2025. Disponível em: https://aws.amazon.com/about-aws/whats-new/2025/03/amazon-bedrock-knowledge-bases-graphrag-generally-available</w:t>
+      </w:r>
+    </w:p>
+    <w:p>
+      <w:r>
+        <w:t xml:space="preserve">[19] Neo4j, "Neo4j GraphRAG for Python" (biblioteca neo4j-graphrag). Disponível em: https://neo4j.com/docs/neo4j-graphrag-python/</w:t>
       </w:r>
     </w:p>
     <w:sectPr>
+      <w:type w:val="nextPage"/>
       <w:pgSz w:w="12240" w:h="15840"/>
       <w:pgMar w:top="1440" w:right="1440" w:bottom="1440" w:left="1440" w:header="720" w:footer="720" w:gutter="0"/>
-      <w:cols w:space="720"/>
+      <w:cols w:space="720" w:num="1"/>
     </w:sectPr>
   </w:body>
 </w:document>
 </file>
 
 <file path=word/numbering.xml><?xml version="1.0" encoding="utf-8"?>
-<w:numbering xmlns:wpc="http://schemas.microsoft.com/office/word/2010/wordprocessingCanvas" xmlns:cx="http://schemas.microsoft.com/office/drawing/2014/chartex" xmlns:cx1="http://schemas.microsoft.com/office/drawing/2015/9/8/chartex" xmlns:cx2="http://schemas.microsoft.com/office/drawing/2015/10/21/chartex" xmlns:cx3="http://schemas.microsoft.com/office/drawing/2016/5/9/chartex" xmlns:cx4="http://schemas.microsoft.com/office/drawing/2016/5/10/chartex" xmlns:cx5="http://schemas.microsoft.com/office/drawing/2016/5/11/chartex" xmlns:cx6="http://schemas.microsoft.com/office/drawing/2016/5/12/chartex" xmlns:cx7="http://schemas.microsoft.com/office/drawing/2016/5/13/chartex" xmlns:cx8="http://schemas.microsoft.com/office/drawing/2016/5/14/chartex" xmlns:mc="http://schemas.openxmlformats.org/markup-compatibility/2006" xmlns:aink="http://schemas.microsoft.com/office/drawing/2016/ink" xmlns:am3d="http://schemas.microsoft.com/office/drawing/2017/model3d" xmlns:o="urn:schemas-microsoft-com:office:office" xmlns:oel="http://schemas.microsoft.com/office/2019/extlst" xmlns:r="http://schemas.openxmlformats.org/officeDocument/2006/relationships" xmlns:m="http://schemas.openxmlformats.org/officeDocument/2006/math" xmlns:v="urn:schemas-microsoft-com:vml" xmlns:wp14="http://schemas.microsoft.com/office/word/2010/wordprocessingDrawing" xmlns:wp="http://schemas.openxmlformats.org/drawingml/2006/wordprocessingDrawing" xmlns:w10="urn:schemas-microsoft-com:office:word" xmlns:w="http://schemas.openxmlformats.org/wordprocessingml/2006/main" xmlns:w14="http://schemas.microsoft.com/office/word/2010/wordml" xmlns:w15="http://schemas.microsoft.com/office/word/2012/wordml" xmlns:w16cex="http://schemas.microsoft.com/office/word/2018/wordml/cex" xmlns:w16cid="http://schemas.microsoft.com/office/word/2016/wordml/cid" xmlns:w16="http://schemas.microsoft.com/office/word/2018/wordml" xmlns:w16sdtdh="http://schemas.microsoft.com/office/word/2020/wordml/sdtdatahash" xmlns:w16se="http://schemas.microsoft.com/office/word/2015/wordml/symex" xmlns:wpg="http://schemas.microsoft.com/office/word/2010/wordprocessingGroup" xmlns:wpi="http://schemas.microsoft.com/office/word/2010/wordprocessingInk" xmlns:wne="http://schemas.microsoft.com/office/word/2006/wordml" xmlns:wps="http://schemas.microsoft.com/office/word/2010/wordprocessingShape" mc:Ignorable="w14 w15 w16se w16cid w16 w16cex w16sdtdh wp14">
-  <w:abstractNum w:abstractNumId="0" w15:restartNumberingAfterBreak="0">
-    <w:nsid w:val="02C446AB"/>
+<w:numbering xmlns:w="http://schemas.openxmlformats.org/wordprocessingml/2006/main" xmlns:r="http://schemas.openxmlformats.org/officeDocument/2006/relationships" xmlns:wp="http://schemas.openxmlformats.org/drawingml/2006/wordprocessingDrawing" xmlns:a="http://schemas.openxmlformats.org/drawingml/2006/main" xmlns:c="http://schemas.openxmlformats.org/drawingml/2006/chart" xmlns:pic="http://schemas.openxmlformats.org/drawingml/2006/picture" xmlns:mc="http://schemas.openxmlformats.org/markup-compatibility/2006" xmlns:w14="http://schemas.microsoft.com/office/word/2010/wordml" xmlns:wpi="http://schemas.microsoft.com/office/word/2010/wordprocessingInk" xmlns:w15="http://schemas.microsoft.com/office/word/2012/wordml" xmlns:wp14="http://schemas.microsoft.com/office/word/2010/wordprocessingDrawing" xmlns:wps="http://schemas.microsoft.com/office/word/2010/wordprocessingShape" xmlns:wpg="http://schemas.microsoft.com/office/word/2010/wordprocessingGroup" xmlns:wpc="http://schemas.microsoft.com/office/word/2010/wordprocessingCanvas" xmlns:dgm="http://schemas.openxmlformats.org/drawingml/2006/diagram" xmlns:dsp="http://schemas.microsoft.com/office/drawing/2008/diagram" xmlns:m="http://schemas.openxmlformats.org/officeDocument/2006/math" xmlns:v="urn:schemas-microsoft-com:vml" xmlns:o="urn:schemas-microsoft-com:office:office" xmlns:w10="urn:schemas-microsoft-com:office:word" mc:Ignorable="w14 w15 wp14">
+  <w:abstractNum w:abstractNumId="0">
     <w:multiLevelType w:val="multilevel"/>
-    <w:tmpl w:val="7FE4E388"/>
     <w:lvl w:ilvl="0">
       <w:start w:val="1"/>
       <w:numFmt w:val="bullet"/>
@@ -8477,10 +7989,8 @@
       </w:rPr>
     </w:lvl>
   </w:abstractNum>
-  <w:abstractNum w:abstractNumId="1" w15:restartNumberingAfterBreak="0">
-    <w:nsid w:val="0CC33AC3"/>
+  <w:abstractNum w:abstractNumId="1">
     <w:multiLevelType w:val="multilevel"/>
-    <w:tmpl w:val="133C32B8"/>
     <w:lvl w:ilvl="0">
       <w:start w:val="1"/>
       <w:numFmt w:val="bullet"/>
@@ -8590,10 +8100,8 @@
       </w:rPr>
     </w:lvl>
   </w:abstractNum>
-  <w:abstractNum w:abstractNumId="2" w15:restartNumberingAfterBreak="0">
-    <w:nsid w:val="109C6AE3"/>
+  <w:abstractNum w:abstractNumId="2">
     <w:multiLevelType w:val="multilevel"/>
-    <w:tmpl w:val="93C2009A"/>
     <w:lvl w:ilvl="0">
       <w:start w:val="1"/>
       <w:numFmt w:val="decimal"/>
@@ -8676,10 +8184,8 @@
       </w:pPr>
     </w:lvl>
   </w:abstractNum>
-  <w:abstractNum w:abstractNumId="3" w15:restartNumberingAfterBreak="0">
-    <w:nsid w:val="1ABF3AF4"/>
+  <w:abstractNum w:abstractNumId="3">
     <w:multiLevelType w:val="multilevel"/>
-    <w:tmpl w:val="B22A7E5A"/>
     <w:lvl w:ilvl="0">
       <w:start w:val="1"/>
       <w:numFmt w:val="bullet"/>
@@ -8789,10 +8295,8 @@
       </w:rPr>
     </w:lvl>
   </w:abstractNum>
-  <w:abstractNum w:abstractNumId="4" w15:restartNumberingAfterBreak="0">
-    <w:nsid w:val="28032EF2"/>
+  <w:abstractNum w:abstractNumId="4">
     <w:multiLevelType w:val="multilevel"/>
-    <w:tmpl w:val="4A3A07C6"/>
     <w:lvl w:ilvl="0">
       <w:start w:val="1"/>
       <w:numFmt w:val="bullet"/>
@@ -8875,42 +8379,42 @@
       </w:pPr>
     </w:lvl>
   </w:abstractNum>
-  <w:num w:numId="1" w16cid:durableId="28652455">
+  <w:num w:numId="1">
     <w:abstractNumId w:val="4"/>
   </w:num>
-  <w:num w:numId="2" w16cid:durableId="741025418">
+  <w:num w:numId="2">
     <w:abstractNumId w:val="4"/>
   </w:num>
-  <w:num w:numId="3" w16cid:durableId="1991515015">
+  <w:num w:numId="3">
     <w:abstractNumId w:val="4"/>
   </w:num>
-  <w:num w:numId="4" w16cid:durableId="1587616457">
+  <w:num w:numId="4">
     <w:abstractNumId w:val="2"/>
     <w:lvlOverride w:ilvl="0">
       <w:startOverride w:val="1"/>
     </w:lvlOverride>
   </w:num>
-  <w:num w:numId="5" w16cid:durableId="1711884085">
+  <w:num w:numId="5">
     <w:abstractNumId w:val="3"/>
   </w:num>
-  <w:num w:numId="6" w16cid:durableId="1017732786">
+  <w:num w:numId="6">
     <w:abstractNumId w:val="1"/>
   </w:num>
-  <w:num w:numId="7" w16cid:durableId="1479492783">
+  <w:num w:numId="7">
     <w:abstractNumId w:val="0"/>
   </w:num>
 </w:numbering>
 </file>
 
 <file path=word/styles.xml><?xml version="1.0" encoding="utf-8"?>
-<w:styles xmlns:mc="http://schemas.openxmlformats.org/markup-compatibility/2006" xmlns:r="http://schemas.openxmlformats.org/officeDocument/2006/relationships" xmlns:w="http://schemas.openxmlformats.org/wordprocessingml/2006/main" xmlns:w14="http://schemas.microsoft.com/office/word/2010/wordml" xmlns:w15="http://schemas.microsoft.com/office/word/2012/wordml" xmlns:w16cex="http://schemas.microsoft.com/office/word/2018/wordml/cex" xmlns:w16cid="http://schemas.microsoft.com/office/word/2016/wordml/cid" xmlns:w16="http://schemas.microsoft.com/office/word/2018/wordml" xmlns:w16sdtdh="http://schemas.microsoft.com/office/word/2020/wordml/sdtdatahash" xmlns:w16se="http://schemas.microsoft.com/office/word/2015/wordml/symex" mc:Ignorable="w14 w15 w16se w16cid w16 w16cex w16sdtdh">
+<w:styles xmlns:w="http://schemas.openxmlformats.org/wordprocessingml/2006/main" xmlns:r="http://schemas.openxmlformats.org/officeDocument/2006/relationships" xmlns:wp="http://schemas.openxmlformats.org/drawingml/2006/wordprocessingDrawing" xmlns:a="http://schemas.openxmlformats.org/drawingml/2006/main" xmlns:c="http://schemas.openxmlformats.org/drawingml/2006/chart" xmlns:pic="http://schemas.openxmlformats.org/drawingml/2006/picture" xmlns:mc="http://schemas.openxmlformats.org/markup-compatibility/2006" xmlns:w14="http://schemas.microsoft.com/office/word/2010/wordml" xmlns:wpi="http://schemas.microsoft.com/office/word/2010/wordprocessingInk" xmlns:w15="http://schemas.microsoft.com/office/word/2012/wordml" xmlns:wp14="http://schemas.microsoft.com/office/word/2010/wordprocessingDrawing" xmlns:wps="http://schemas.microsoft.com/office/word/2010/wordprocessingShape" xmlns:wpg="http://schemas.microsoft.com/office/word/2010/wordprocessingGroup" xmlns:wpc="http://schemas.microsoft.com/office/word/2010/wordprocessingCanvas" xmlns:dgm="http://schemas.openxmlformats.org/drawingml/2006/diagram" xmlns:dsp="http://schemas.microsoft.com/office/drawing/2008/diagram" xmlns:m="http://schemas.openxmlformats.org/officeDocument/2006/math" xmlns:v="urn:schemas-microsoft-com:vml" xmlns:o="urn:schemas-microsoft-com:office:office" xmlns:w10="urn:schemas-microsoft-com:office:word" mc:Ignorable="w14 w15 wp14">
   <w:docDefaults>
     <w:rPrDefault>
       <w:rPr>
-        <w:rFonts w:ascii="Calibri" w:eastAsia="Calibri" w:hAnsi="Calibri" w:cs="Calibri"/>
+        <w:rFonts w:ascii="Calibri" w:hAnsi="Calibri" w:eastAsia="Calibri" w:cs="Calibri"/>
         <w:sz w:val="22"/>
         <w:szCs w:val="22"/>
-        <w:lang w:val="en-US" w:eastAsia="pt-BR" w:bidi="ar-SA"/>
+        <w:lang w:val="en-US" w:bidi="ar-SA"/>
       </w:rPr>
     </w:rPrDefault>
     <w:pPrDefault>
@@ -8919,385 +8423,7 @@
       </w:pPr>
     </w:pPrDefault>
   </w:docDefaults>
-  <w:latentStyles w:defLockedState="0" w:defUIPriority="99" w:defSemiHidden="0" w:defUnhideWhenUsed="0" w:defQFormat="0" w:count="376">
-    <w:lsdException w:name="Normal" w:uiPriority="0" w:qFormat="1"/>
-    <w:lsdException w:name="heading 1" w:uiPriority="9" w:qFormat="1"/>
-    <w:lsdException w:name="heading 2" w:semiHidden="1" w:uiPriority="9" w:unhideWhenUsed="1" w:qFormat="1"/>
-    <w:lsdException w:name="heading 3" w:semiHidden="1" w:uiPriority="9" w:unhideWhenUsed="1" w:qFormat="1"/>
-    <w:lsdException w:name="heading 4" w:semiHidden="1" w:uiPriority="9" w:unhideWhenUsed="1" w:qFormat="1"/>
-    <w:lsdException w:name="heading 5" w:semiHidden="1" w:uiPriority="9" w:unhideWhenUsed="1" w:qFormat="1"/>
-    <w:lsdException w:name="heading 6" w:semiHidden="1" w:uiPriority="9" w:unhideWhenUsed="1" w:qFormat="1"/>
-    <w:lsdException w:name="heading 7" w:semiHidden="1" w:uiPriority="9" w:unhideWhenUsed="1" w:qFormat="1"/>
-    <w:lsdException w:name="heading 8" w:semiHidden="1" w:uiPriority="9" w:unhideWhenUsed="1" w:qFormat="1"/>
-    <w:lsdException w:name="heading 9" w:semiHidden="1" w:uiPriority="9" w:unhideWhenUsed="1" w:qFormat="1"/>
-    <w:lsdException w:name="index 1" w:semiHidden="1" w:unhideWhenUsed="1"/>
-    <w:lsdException w:name="index 2" w:semiHidden="1" w:unhideWhenUsed="1"/>
-    <w:lsdException w:name="index 3" w:semiHidden="1" w:unhideWhenUsed="1"/>
-    <w:lsdException w:name="index 4" w:semiHidden="1" w:unhideWhenUsed="1"/>
-    <w:lsdException w:name="index 5" w:semiHidden="1" w:unhideWhenUsed="1"/>
-    <w:lsdException w:name="index 6" w:semiHidden="1" w:unhideWhenUsed="1"/>
-    <w:lsdException w:name="index 7" w:semiHidden="1" w:unhideWhenUsed="1"/>
-    <w:lsdException w:name="index 8" w:semiHidden="1" w:unhideWhenUsed="1"/>
-    <w:lsdException w:name="index 9" w:semiHidden="1" w:unhideWhenUsed="1"/>
-    <w:lsdException w:name="toc 1" w:semiHidden="1" w:uiPriority="39" w:unhideWhenUsed="1"/>
-    <w:lsdException w:name="toc 2" w:semiHidden="1" w:uiPriority="39" w:unhideWhenUsed="1"/>
-    <w:lsdException w:name="toc 3" w:semiHidden="1" w:uiPriority="39" w:unhideWhenUsed="1"/>
-    <w:lsdException w:name="toc 4" w:semiHidden="1" w:uiPriority="39" w:unhideWhenUsed="1"/>
-    <w:lsdException w:name="toc 5" w:semiHidden="1" w:uiPriority="39" w:unhideWhenUsed="1"/>
-    <w:lsdException w:name="toc 6" w:semiHidden="1" w:uiPriority="39" w:unhideWhenUsed="1"/>
-    <w:lsdException w:name="toc 7" w:semiHidden="1" w:uiPriority="39" w:unhideWhenUsed="1"/>
-    <w:lsdException w:name="toc 8" w:semiHidden="1" w:uiPriority="39" w:unhideWhenUsed="1"/>
-    <w:lsdException w:name="toc 9" w:semiHidden="1" w:uiPriority="39" w:unhideWhenUsed="1"/>
-    <w:lsdException w:name="Normal Indent" w:semiHidden="1" w:unhideWhenUsed="1"/>
-    <w:lsdException w:name="footnote text" w:semiHidden="1" w:unhideWhenUsed="1"/>
-    <w:lsdException w:name="annotation text" w:semiHidden="1" w:unhideWhenUsed="1"/>
-    <w:lsdException w:name="header" w:semiHidden="1" w:unhideWhenUsed="1"/>
-    <w:lsdException w:name="footer" w:semiHidden="1" w:unhideWhenUsed="1"/>
-    <w:lsdException w:name="index heading" w:semiHidden="1" w:unhideWhenUsed="1"/>
-    <w:lsdException w:name="caption" w:semiHidden="1" w:uiPriority="35" w:unhideWhenUsed="1" w:qFormat="1"/>
-    <w:lsdException w:name="table of figures" w:semiHidden="1" w:unhideWhenUsed="1"/>
-    <w:lsdException w:name="envelope address" w:semiHidden="1" w:unhideWhenUsed="1"/>
-    <w:lsdException w:name="envelope return" w:semiHidden="1" w:unhideWhenUsed="1"/>
-    <w:lsdException w:name="footnote reference" w:semiHidden="1" w:unhideWhenUsed="1"/>
-    <w:lsdException w:name="annotation reference" w:semiHidden="1" w:unhideWhenUsed="1"/>
-    <w:lsdException w:name="line number" w:semiHidden="1" w:unhideWhenUsed="1"/>
-    <w:lsdException w:name="page number" w:semiHidden="1" w:unhideWhenUsed="1"/>
-    <w:lsdException w:name="endnote reference" w:semiHidden="1" w:unhideWhenUsed="1"/>
-    <w:lsdException w:name="endnote text" w:semiHidden="1" w:unhideWhenUsed="1"/>
-    <w:lsdException w:name="table of authorities" w:semiHidden="1" w:unhideWhenUsed="1"/>
-    <w:lsdException w:name="macro" w:semiHidden="1" w:unhideWhenUsed="1"/>
-    <w:lsdException w:name="toa heading" w:semiHidden="1" w:unhideWhenUsed="1"/>
-    <w:lsdException w:name="List" w:semiHidden="1" w:unhideWhenUsed="1"/>
-    <w:lsdException w:name="List Bullet" w:semiHidden="1" w:unhideWhenUsed="1"/>
-    <w:lsdException w:name="List Number" w:semiHidden="1" w:unhideWhenUsed="1"/>
-    <w:lsdException w:name="List 2" w:semiHidden="1" w:unhideWhenUsed="1"/>
-    <w:lsdException w:name="List 3" w:semiHidden="1" w:unhideWhenUsed="1"/>
-    <w:lsdException w:name="List 4" w:semiHidden="1" w:unhideWhenUsed="1"/>
-    <w:lsdException w:name="List 5" w:semiHidden="1" w:unhideWhenUsed="1"/>
-    <w:lsdException w:name="List Bullet 2" w:semiHidden="1" w:unhideWhenUsed="1"/>
-    <w:lsdException w:name="List Bullet 3" w:semiHidden="1" w:unhideWhenUsed="1"/>
-    <w:lsdException w:name="List Bullet 4" w:semiHidden="1" w:unhideWhenUsed="1"/>
-    <w:lsdException w:name="List Bullet 5" w:semiHidden="1" w:unhideWhenUsed="1"/>
-    <w:lsdException w:name="List Number 2" w:semiHidden="1" w:unhideWhenUsed="1"/>
-    <w:lsdException w:name="List Number 3" w:semiHidden="1" w:unhideWhenUsed="1"/>
-    <w:lsdException w:name="List Number 4" w:semiHidden="1" w:unhideWhenUsed="1"/>
-    <w:lsdException w:name="List Number 5" w:semiHidden="1" w:unhideWhenUsed="1"/>
-    <w:lsdException w:name="Title" w:uiPriority="10" w:qFormat="1"/>
-    <w:lsdException w:name="Closing" w:semiHidden="1" w:unhideWhenUsed="1"/>
-    <w:lsdException w:name="Signature" w:semiHidden="1" w:unhideWhenUsed="1"/>
-    <w:lsdException w:name="Default Paragraph Font" w:semiHidden="1" w:uiPriority="1" w:unhideWhenUsed="1"/>
-    <w:lsdException w:name="Body Text" w:semiHidden="1" w:unhideWhenUsed="1"/>
-    <w:lsdException w:name="Body Text Indent" w:semiHidden="1" w:unhideWhenUsed="1"/>
-    <w:lsdException w:name="List Continue" w:semiHidden="1" w:unhideWhenUsed="1"/>
-    <w:lsdException w:name="List Continue 2" w:semiHidden="1" w:unhideWhenUsed="1"/>
-    <w:lsdException w:name="List Continue 3" w:semiHidden="1" w:unhideWhenUsed="1"/>
-    <w:lsdException w:name="List Continue 4" w:semiHidden="1" w:unhideWhenUsed="1"/>
-    <w:lsdException w:name="List Continue 5" w:semiHidden="1" w:unhideWhenUsed="1"/>
-    <w:lsdException w:name="Message Header" w:semiHidden="1" w:unhideWhenUsed="1"/>
-    <w:lsdException w:name="Subtitle" w:uiPriority="11" w:qFormat="1"/>
-    <w:lsdException w:name="Salutation" w:semiHidden="1" w:unhideWhenUsed="1"/>
-    <w:lsdException w:name="Date" w:semiHidden="1" w:unhideWhenUsed="1"/>
-    <w:lsdException w:name="Body Text First Indent" w:semiHidden="1" w:unhideWhenUsed="1"/>
-    <w:lsdException w:name="Body Text First Indent 2" w:semiHidden="1" w:unhideWhenUsed="1"/>
-    <w:lsdException w:name="Note Heading" w:semiHidden="1" w:unhideWhenUsed="1"/>
-    <w:lsdException w:name="Body Text 2" w:semiHidden="1" w:unhideWhenUsed="1"/>
-    <w:lsdException w:name="Body Text 3" w:semiHidden="1" w:unhideWhenUsed="1"/>
-    <w:lsdException w:name="Body Text Indent 2" w:semiHidden="1" w:unhideWhenUsed="1"/>
-    <w:lsdException w:name="Body Text Indent 3" w:semiHidden="1" w:unhideWhenUsed="1"/>
-    <w:lsdException w:name="Block Text" w:semiHidden="1" w:unhideWhenUsed="1"/>
-    <w:lsdException w:name="Hyperlink" w:semiHidden="1" w:unhideWhenUsed="1"/>
-    <w:lsdException w:name="FollowedHyperlink" w:semiHidden="1" w:unhideWhenUsed="1"/>
-    <w:lsdException w:name="Strong" w:uiPriority="22" w:qFormat="1"/>
-    <w:lsdException w:name="Emphasis" w:uiPriority="20" w:qFormat="1"/>
-    <w:lsdException w:name="Document Map" w:semiHidden="1" w:unhideWhenUsed="1"/>
-    <w:lsdException w:name="Plain Text" w:semiHidden="1" w:unhideWhenUsed="1"/>
-    <w:lsdException w:name="E-mail Signature" w:semiHidden="1" w:unhideWhenUsed="1"/>
-    <w:lsdException w:name="HTML Top of Form" w:semiHidden="1" w:unhideWhenUsed="1"/>
-    <w:lsdException w:name="HTML Bottom of Form" w:semiHidden="1" w:unhideWhenUsed="1"/>
-    <w:lsdException w:name="Normal (Web)" w:semiHidden="1" w:unhideWhenUsed="1"/>
-    <w:lsdException w:name="HTML Acronym" w:semiHidden="1" w:unhideWhenUsed="1"/>
-    <w:lsdException w:name="HTML Address" w:semiHidden="1" w:unhideWhenUsed="1"/>
-    <w:lsdException w:name="HTML Cite" w:semiHidden="1" w:unhideWhenUsed="1"/>
-    <w:lsdException w:name="HTML Code" w:semiHidden="1" w:unhideWhenUsed="1"/>
-    <w:lsdException w:name="HTML Definition" w:semiHidden="1" w:unhideWhenUsed="1"/>
-    <w:lsdException w:name="HTML Keyboard" w:semiHidden="1" w:unhideWhenUsed="1"/>
-    <w:lsdException w:name="HTML Preformatted" w:semiHidden="1" w:unhideWhenUsed="1"/>
-    <w:lsdException w:name="HTML Sample" w:semiHidden="1" w:unhideWhenUsed="1"/>
-    <w:lsdException w:name="HTML Typewriter" w:semiHidden="1" w:unhideWhenUsed="1"/>
-    <w:lsdException w:name="HTML Variable" w:semiHidden="1" w:unhideWhenUsed="1"/>
-    <w:lsdException w:name="Normal Table" w:semiHidden="1" w:unhideWhenUsed="1"/>
-    <w:lsdException w:name="annotation subject" w:semiHidden="1" w:unhideWhenUsed="1"/>
-    <w:lsdException w:name="No List" w:semiHidden="1" w:unhideWhenUsed="1"/>
-    <w:lsdException w:name="Outline List 1" w:semiHidden="1" w:unhideWhenUsed="1"/>
-    <w:lsdException w:name="Outline List 2" w:semiHidden="1" w:unhideWhenUsed="1"/>
-    <w:lsdException w:name="Outline List 3" w:semiHidden="1" w:unhideWhenUsed="1"/>
-    <w:lsdException w:name="Table Simple 1" w:semiHidden="1" w:unhideWhenUsed="1"/>
-    <w:lsdException w:name="Table Simple 2" w:semiHidden="1" w:unhideWhenUsed="1"/>
-    <w:lsdException w:name="Table Simple 3" w:semiHidden="1" w:unhideWhenUsed="1"/>
-    <w:lsdException w:name="Table Classic 1" w:semiHidden="1" w:unhideWhenUsed="1"/>
-    <w:lsdException w:name="Table Classic 2" w:semiHidden="1" w:unhideWhenUsed="1"/>
-    <w:lsdException w:name="Table Classic 3" w:semiHidden="1" w:unhideWhenUsed="1"/>
-    <w:lsdException w:name="Table Classic 4" w:semiHidden="1" w:unhideWhenUsed="1"/>
-    <w:lsdException w:name="Table Colorful 1" w:semiHidden="1" w:unhideWhenUsed="1"/>
-    <w:lsdException w:name="Table Colorful 2" w:semiHidden="1" w:unhideWhenUsed="1"/>
-    <w:lsdException w:name="Table Colorful 3" w:semiHidden="1" w:unhideWhenUsed="1"/>
-    <w:lsdException w:name="Table Columns 1" w:semiHidden="1" w:unhideWhenUsed="1"/>
-    <w:lsdException w:name="Table Columns 2" w:semiHidden="1" w:unhideWhenUsed="1"/>
-    <w:lsdException w:name="Table Columns 3" w:semiHidden="1" w:unhideWhenUsed="1"/>
-    <w:lsdException w:name="Table Columns 4" w:semiHidden="1" w:unhideWhenUsed="1"/>
-    <w:lsdException w:name="Table Columns 5" w:semiHidden="1" w:unhideWhenUsed="1"/>
-    <w:lsdException w:name="Table Grid 1" w:semiHidden="1" w:unhideWhenUsed="1"/>
-    <w:lsdException w:name="Table Grid 2" w:semiHidden="1" w:unhideWhenUsed="1"/>
-    <w:lsdException w:name="Table Grid 3" w:semiHidden="1" w:unhideWhenUsed="1"/>
-    <w:lsdException w:name="Table Grid 4" w:semiHidden="1" w:unhideWhenUsed="1"/>
-    <w:lsdException w:name="Table Grid 5" w:semiHidden="1" w:unhideWhenUsed="1"/>
-    <w:lsdException w:name="Table Grid 6" w:semiHidden="1" w:unhideWhenUsed="1"/>
-    <w:lsdException w:name="Table Grid 7" w:semiHidden="1" w:unhideWhenUsed="1"/>
-    <w:lsdException w:name="Table Grid 8" w:semiHidden="1" w:unhideWhenUsed="1"/>
-    <w:lsdException w:name="Table List 1" w:semiHidden="1" w:unhideWhenUsed="1"/>
-    <w:lsdException w:name="Table List 2" w:semiHidden="1" w:unhideWhenUsed="1"/>
-    <w:lsdException w:name="Table List 3" w:semiHidden="1" w:unhideWhenUsed="1"/>
-    <w:lsdException w:name="Table List 4" w:semiHidden="1" w:unhideWhenUsed="1"/>
-    <w:lsdException w:name="Table List 5" w:semiHidden="1" w:unhideWhenUsed="1"/>
-    <w:lsdException w:name="Table List 6" w:semiHidden="1" w:unhideWhenUsed="1"/>
-    <w:lsdException w:name="Table List 7" w:semiHidden="1" w:unhideWhenUsed="1"/>
-    <w:lsdException w:name="Table List 8" w:semiHidden="1" w:unhideWhenUsed="1"/>
-    <w:lsdException w:name="Table 3D effects 1" w:semiHidden="1" w:unhideWhenUsed="1"/>
-    <w:lsdException w:name="Table 3D effects 2" w:semiHidden="1" w:unhideWhenUsed="1"/>
-    <w:lsdException w:name="Table 3D effects 3" w:semiHidden="1" w:unhideWhenUsed="1"/>
-    <w:lsdException w:name="Table Contemporary" w:semiHidden="1" w:unhideWhenUsed="1"/>
-    <w:lsdException w:name="Table Elegant" w:semiHidden="1" w:unhideWhenUsed="1"/>
-    <w:lsdException w:name="Table Professional" w:semiHidden="1" w:unhideWhenUsed="1"/>
-    <w:lsdException w:name="Table Subtle 1" w:semiHidden="1" w:unhideWhenUsed="1"/>
-    <w:lsdException w:name="Table Subtle 2" w:semiHidden="1" w:unhideWhenUsed="1"/>
-    <w:lsdException w:name="Table Web 1" w:semiHidden="1" w:unhideWhenUsed="1"/>
-    <w:lsdException w:name="Table Web 2" w:semiHidden="1" w:unhideWhenUsed="1"/>
-    <w:lsdException w:name="Table Web 3" w:semiHidden="1" w:unhideWhenUsed="1"/>
-    <w:lsdException w:name="Balloon Text" w:semiHidden="1" w:unhideWhenUsed="1"/>
-    <w:lsdException w:name="Table Grid" w:uiPriority="39"/>
-    <w:lsdException w:name="Table Theme" w:semiHidden="1" w:unhideWhenUsed="1"/>
-    <w:lsdException w:name="Placeholder Text" w:semiHidden="1"/>
-    <w:lsdException w:name="No Spacing" w:uiPriority="1" w:qFormat="1"/>
-    <w:lsdException w:name="Light Shading" w:uiPriority="60"/>
-    <w:lsdException w:name="Light List" w:uiPriority="61"/>
-    <w:lsdException w:name="Light Grid" w:uiPriority="62"/>
-    <w:lsdException w:name="Medium Shading 1" w:uiPriority="63"/>
-    <w:lsdException w:name="Medium Shading 2" w:uiPriority="64"/>
-    <w:lsdException w:name="Medium List 1" w:uiPriority="65"/>
-    <w:lsdException w:name="Medium List 2" w:uiPriority="66"/>
-    <w:lsdException w:name="Medium Grid 1" w:uiPriority="67"/>
-    <w:lsdException w:name="Medium Grid 2" w:uiPriority="68"/>
-    <w:lsdException w:name="Medium Grid 3" w:uiPriority="69"/>
-    <w:lsdException w:name="Dark List" w:uiPriority="70"/>
-    <w:lsdException w:name="Colorful Shading" w:uiPriority="71"/>
-    <w:lsdException w:name="Colorful List" w:uiPriority="72"/>
-    <w:lsdException w:name="Colorful Grid" w:uiPriority="73"/>
-    <w:lsdException w:name="Light Shading Accent 1" w:uiPriority="60"/>
-    <w:lsdException w:name="Light List Accent 1" w:uiPriority="61"/>
-    <w:lsdException w:name="Light Grid Accent 1" w:uiPriority="62"/>
-    <w:lsdException w:name="Medium Shading 1 Accent 1" w:uiPriority="63"/>
-    <w:lsdException w:name="Medium Shading 2 Accent 1" w:uiPriority="64"/>
-    <w:lsdException w:name="Medium List 1 Accent 1" w:uiPriority="65"/>
-    <w:lsdException w:name="Revision" w:semiHidden="1"/>
-    <w:lsdException w:name="List Paragraph" w:uiPriority="34" w:qFormat="1"/>
-    <w:lsdException w:name="Quote" w:uiPriority="29" w:qFormat="1"/>
-    <w:lsdException w:name="Intense Quote" w:uiPriority="30" w:qFormat="1"/>
-    <w:lsdException w:name="Medium List 2 Accent 1" w:uiPriority="66"/>
-    <w:lsdException w:name="Medium Grid 1 Accent 1" w:uiPriority="67"/>
-    <w:lsdException w:name="Medium Grid 2 Accent 1" w:uiPriority="68"/>
-    <w:lsdException w:name="Medium Grid 3 Accent 1" w:uiPriority="69"/>
-    <w:lsdException w:name="Dark List Accent 1" w:uiPriority="70"/>
-    <w:lsdException w:name="Colorful Shading Accent 1" w:uiPriority="71"/>
-    <w:lsdException w:name="Colorful List Accent 1" w:uiPriority="72"/>
-    <w:lsdException w:name="Colorful Grid Accent 1" w:uiPriority="73"/>
-    <w:lsdException w:name="Light Shading Accent 2" w:uiPriority="60"/>
-    <w:lsdException w:name="Light List Accent 2" w:uiPriority="61"/>
-    <w:lsdException w:name="Light Grid Accent 2" w:uiPriority="62"/>
-    <w:lsdException w:name="Medium Shading 1 Accent 2" w:uiPriority="63"/>
-    <w:lsdException w:name="Medium Shading 2 Accent 2" w:uiPriority="64"/>
-    <w:lsdException w:name="Medium List 1 Accent 2" w:uiPriority="65"/>
-    <w:lsdException w:name="Medium List 2 Accent 2" w:uiPriority="66"/>
-    <w:lsdException w:name="Medium Grid 1 Accent 2" w:uiPriority="67"/>
-    <w:lsdException w:name="Medium Grid 2 Accent 2" w:uiPriority="68"/>
-    <w:lsdException w:name="Medium Grid 3 Accent 2" w:uiPriority="69"/>
-    <w:lsdException w:name="Dark List Accent 2" w:uiPriority="70"/>
-    <w:lsdException w:name="Colorful Shading Accent 2" w:uiPriority="71"/>
-    <w:lsdException w:name="Colorful List Accent 2" w:uiPriority="72"/>
-    <w:lsdException w:name="Colorful Grid Accent 2" w:uiPriority="73"/>
-    <w:lsdException w:name="Light Shading Accent 3" w:uiPriority="60"/>
-    <w:lsdException w:name="Light List Accent 3" w:uiPriority="61"/>
-    <w:lsdException w:name="Light Grid Accent 3" w:uiPriority="62"/>
-    <w:lsdException w:name="Medium Shading 1 Accent 3" w:uiPriority="63"/>
-    <w:lsdException w:name="Medium Shading 2 Accent 3" w:uiPriority="64"/>
-    <w:lsdException w:name="Medium List 1 Accent 3" w:uiPriority="65"/>
-    <w:lsdException w:name="Medium List 2 Accent 3" w:uiPriority="66"/>
-    <w:lsdException w:name="Medium Grid 1 Accent 3" w:uiPriority="67"/>
-    <w:lsdException w:name="Medium Grid 2 Accent 3" w:uiPriority="68"/>
-    <w:lsdException w:name="Medium Grid 3 Accent 3" w:uiPriority="69"/>
-    <w:lsdException w:name="Dark List Accent 3" w:uiPriority="70"/>
-    <w:lsdException w:name="Colorful Shading Accent 3" w:uiPriority="71"/>
-    <w:lsdException w:name="Colorful List Accent 3" w:uiPriority="72"/>
-    <w:lsdException w:name="Colorful Grid Accent 3" w:uiPriority="73"/>
-    <w:lsdException w:name="Light Shading Accent 4" w:uiPriority="60"/>
-    <w:lsdException w:name="Light List Accent 4" w:uiPriority="61"/>
-    <w:lsdException w:name="Light Grid Accent 4" w:uiPriority="62"/>
-    <w:lsdException w:name="Medium Shading 1 Accent 4" w:uiPriority="63"/>
-    <w:lsdException w:name="Medium Shading 2 Accent 4" w:uiPriority="64"/>
-    <w:lsdException w:name="Medium List 1 Accent 4" w:uiPriority="65"/>
-    <w:lsdException w:name="Medium List 2 Accent 4" w:uiPriority="66"/>
-    <w:lsdException w:name="Medium Grid 1 Accent 4" w:uiPriority="67"/>
-    <w:lsdException w:name="Medium Grid 2 Accent 4" w:uiPriority="68"/>
-    <w:lsdException w:name="Medium Grid 3 Accent 4" w:uiPriority="69"/>
-    <w:lsdException w:name="Dark List Accent 4" w:uiPriority="70"/>
-    <w:lsdException w:name="Colorful Shading Accent 4" w:uiPriority="71"/>
-    <w:lsdException w:name="Colorful List Accent 4" w:uiPriority="72"/>
-    <w:lsdException w:name="Colorful Grid Accent 4" w:uiPriority="73"/>
-    <w:lsdException w:name="Light Shading Accent 5" w:uiPriority="60"/>
-    <w:lsdException w:name="Light List Accent 5" w:uiPriority="61"/>
-    <w:lsdException w:name="Light Grid Accent 5" w:uiPriority="62"/>
-    <w:lsdException w:name="Medium Shading 1 Accent 5" w:uiPriority="63"/>
-    <w:lsdException w:name="Medium Shading 2 Accent 5" w:uiPriority="64"/>
-    <w:lsdException w:name="Medium List 1 Accent 5" w:uiPriority="65"/>
-    <w:lsdException w:name="Medium List 2 Accent 5" w:uiPriority="66"/>
-    <w:lsdException w:name="Medium Grid 1 Accent 5" w:uiPriority="67"/>
-    <w:lsdException w:name="Medium Grid 2 Accent 5" w:uiPriority="68"/>
-    <w:lsdException w:name="Medium Grid 3 Accent 5" w:uiPriority="69"/>
-    <w:lsdException w:name="Dark List Accent 5" w:uiPriority="70"/>
-    <w:lsdException w:name="Colorful Shading Accent 5" w:uiPriority="71"/>
-    <w:lsdException w:name="Colorful List Accent 5" w:uiPriority="72"/>
-    <w:lsdException w:name="Colorful Grid Accent 5" w:uiPriority="73"/>
-    <w:lsdException w:name="Light Shading Accent 6" w:uiPriority="60"/>
-    <w:lsdException w:name="Light List Accent 6" w:uiPriority="61"/>
-    <w:lsdException w:name="Light Grid Accent 6" w:uiPriority="62"/>
-    <w:lsdException w:name="Medium Shading 1 Accent 6" w:uiPriority="63"/>
-    <w:lsdException w:name="Medium Shading 2 Accent 6" w:uiPriority="64"/>
-    <w:lsdException w:name="Medium List 1 Accent 6" w:uiPriority="65"/>
-    <w:lsdException w:name="Medium List 2 Accent 6" w:uiPriority="66"/>
-    <w:lsdException w:name="Medium Grid 1 Accent 6" w:uiPriority="67"/>
-    <w:lsdException w:name="Medium Grid 2 Accent 6" w:uiPriority="68"/>
-    <w:lsdException w:name="Medium Grid 3 Accent 6" w:uiPriority="69"/>
-    <w:lsdException w:name="Dark List Accent 6" w:uiPriority="70"/>
-    <w:lsdException w:name="Colorful Shading Accent 6" w:uiPriority="71"/>
-    <w:lsdException w:name="Colorful List Accent 6" w:uiPriority="72"/>
-    <w:lsdException w:name="Colorful Grid Accent 6" w:uiPriority="73"/>
-    <w:lsdException w:name="Subtle Emphasis" w:uiPriority="19" w:qFormat="1"/>
-    <w:lsdException w:name="Intense Emphasis" w:uiPriority="21" w:qFormat="1"/>
-    <w:lsdException w:name="Subtle Reference" w:uiPriority="31" w:qFormat="1"/>
-    <w:lsdException w:name="Intense Reference" w:uiPriority="32" w:qFormat="1"/>
-    <w:lsdException w:name="Book Title" w:uiPriority="33" w:qFormat="1"/>
-    <w:lsdException w:name="Bibliography" w:semiHidden="1" w:uiPriority="37" w:unhideWhenUsed="1"/>
-    <w:lsdException w:name="TOC Heading" w:semiHidden="1" w:uiPriority="39" w:unhideWhenUsed="1" w:qFormat="1"/>
-    <w:lsdException w:name="Plain Table 1" w:uiPriority="41"/>
-    <w:lsdException w:name="Plain Table 2" w:uiPriority="42"/>
-    <w:lsdException w:name="Plain Table 3" w:uiPriority="43"/>
-    <w:lsdException w:name="Plain Table 4" w:uiPriority="44"/>
-    <w:lsdException w:name="Plain Table 5" w:uiPriority="45"/>
-    <w:lsdException w:name="Grid Table Light" w:uiPriority="40"/>
-    <w:lsdException w:name="Grid Table 1 Light" w:uiPriority="46"/>
-    <w:lsdException w:name="Grid Table 2" w:uiPriority="47"/>
-    <w:lsdException w:name="Grid Table 3" w:uiPriority="48"/>
-    <w:lsdException w:name="Grid Table 4" w:uiPriority="49"/>
-    <w:lsdException w:name="Grid Table 5 Dark" w:uiPriority="50"/>
-    <w:lsdException w:name="Grid Table 6 Colorful" w:uiPriority="51"/>
-    <w:lsdException w:name="Grid Table 7 Colorful" w:uiPriority="52"/>
-    <w:lsdException w:name="Grid Table 1 Light Accent 1" w:uiPriority="46"/>
-    <w:lsdException w:name="Grid Table 2 Accent 1" w:uiPriority="47"/>
-    <w:lsdException w:name="Grid Table 3 Accent 1" w:uiPriority="48"/>
-    <w:lsdException w:name="Grid Table 4 Accent 1" w:uiPriority="49"/>
-    <w:lsdException w:name="Grid Table 5 Dark Accent 1" w:uiPriority="50"/>
-    <w:lsdException w:name="Grid Table 6 Colorful Accent 1" w:uiPriority="51"/>
-    <w:lsdException w:name="Grid Table 7 Colorful Accent 1" w:uiPriority="52"/>
-    <w:lsdException w:name="Grid Table 1 Light Accent 2" w:uiPriority="46"/>
-    <w:lsdException w:name="Grid Table 2 Accent 2" w:uiPriority="47"/>
-    <w:lsdException w:name="Grid Table 3 Accent 2" w:uiPriority="48"/>
-    <w:lsdException w:name="Grid Table 4 Accent 2" w:uiPriority="49"/>
-    <w:lsdException w:name="Grid Table 5 Dark Accent 2" w:uiPriority="50"/>
-    <w:lsdException w:name="Grid Table 6 Colorful Accent 2" w:uiPriority="51"/>
-    <w:lsdException w:name="Grid Table 7 Colorful Accent 2" w:uiPriority="52"/>
-    <w:lsdException w:name="Grid Table 1 Light Accent 3" w:uiPriority="46"/>
-    <w:lsdException w:name="Grid Table 2 Accent 3" w:uiPriority="47"/>
-    <w:lsdException w:name="Grid Table 3 Accent 3" w:uiPriority="48"/>
-    <w:lsdException w:name="Grid Table 4 Accent 3" w:uiPriority="49"/>
-    <w:lsdException w:name="Grid Table 5 Dark Accent 3" w:uiPriority="50"/>
-    <w:lsdException w:name="Grid Table 6 Colorful Accent 3" w:uiPriority="51"/>
-    <w:lsdException w:name="Grid Table 7 Colorful Accent 3" w:uiPriority="52"/>
-    <w:lsdException w:name="Grid Table 1 Light Accent 4" w:uiPriority="46"/>
-    <w:lsdException w:name="Grid Table 2 Accent 4" w:uiPriority="47"/>
-    <w:lsdException w:name="Grid Table 3 Accent 4" w:uiPriority="48"/>
-    <w:lsdException w:name="Grid Table 4 Accent 4" w:uiPriority="49"/>
-    <w:lsdException w:name="Grid Table 5 Dark Accent 4" w:uiPriority="50"/>
-    <w:lsdException w:name="Grid Table 6 Colorful Accent 4" w:uiPriority="51"/>
-    <w:lsdException w:name="Grid Table 7 Colorful Accent 4" w:uiPriority="52"/>
-    <w:lsdException w:name="Grid Table 1 Light Accent 5" w:uiPriority="46"/>
-    <w:lsdException w:name="Grid Table 2 Accent 5" w:uiPriority="47"/>
-    <w:lsdException w:name="Grid Table 3 Accent 5" w:uiPriority="48"/>
-    <w:lsdException w:name="Grid Table 4 Accent 5" w:uiPriority="49"/>
-    <w:lsdException w:name="Grid Table 5 Dark Accent 5" w:uiPriority="50"/>
-    <w:lsdException w:name="Grid Table 6 Colorful Accent 5" w:uiPriority="51"/>
-    <w:lsdException w:name="Grid Table 7 Colorful Accent 5" w:uiPriority="52"/>
-    <w:lsdException w:name="Grid Table 1 Light Accent 6" w:uiPriority="46"/>
-    <w:lsdException w:name="Grid Table 2 Accent 6" w:uiPriority="47"/>
-    <w:lsdException w:name="Grid Table 3 Accent 6" w:uiPriority="48"/>
-    <w:lsdException w:name="Grid Table 4 Accent 6" w:uiPriority="49"/>
-    <w:lsdException w:name="Grid Table 5 Dark Accent 6" w:uiPriority="50"/>
-    <w:lsdException w:name="Grid Table 6 Colorful Accent 6" w:uiPriority="51"/>
-    <w:lsdException w:name="Grid Table 7 Colorful Accent 6" w:uiPriority="52"/>
-    <w:lsdException w:name="List Table 1 Light" w:uiPriority="46"/>
-    <w:lsdException w:name="List Table 2" w:uiPriority="47"/>
-    <w:lsdException w:name="List Table 3" w:uiPriority="48"/>
-    <w:lsdException w:name="List Table 4" w:uiPriority="49"/>
-    <w:lsdException w:name="List Table 5 Dark" w:uiPriority="50"/>
-    <w:lsdException w:name="List Table 6 Colorful" w:uiPriority="51"/>
-    <w:lsdException w:name="List Table 7 Colorful" w:uiPriority="52"/>
-    <w:lsdException w:name="List Table 1 Light Accent 1" w:uiPriority="46"/>
-    <w:lsdException w:name="List Table 2 Accent 1" w:uiPriority="47"/>
-    <w:lsdException w:name="List Table 3 Accent 1" w:uiPriority="48"/>
-    <w:lsdException w:name="List Table 4 Accent 1" w:uiPriority="49"/>
-    <w:lsdException w:name="List Table 5 Dark Accent 1" w:uiPriority="50"/>
-    <w:lsdException w:name="List Table 6 Colorful Accent 1" w:uiPriority="51"/>
-    <w:lsdException w:name="List Table 7 Colorful Accent 1" w:uiPriority="52"/>
-    <w:lsdException w:name="List Table 1 Light Accent 2" w:uiPriority="46"/>
-    <w:lsdException w:name="List Table 2 Accent 2" w:uiPriority="47"/>
-    <w:lsdException w:name="List Table 3 Accent 2" w:uiPriority="48"/>
-    <w:lsdException w:name="List Table 4 Accent 2" w:uiPriority="49"/>
-    <w:lsdException w:name="List Table 5 Dark Accent 2" w:uiPriority="50"/>
-    <w:lsdException w:name="List Table 6 Colorful Accent 2" w:uiPriority="51"/>
-    <w:lsdException w:name="List Table 7 Colorful Accent 2" w:uiPriority="52"/>
-    <w:lsdException w:name="List Table 1 Light Accent 3" w:uiPriority="46"/>
-    <w:lsdException w:name="List Table 2 Accent 3" w:uiPriority="47"/>
-    <w:lsdException w:name="List Table 3 Accent 3" w:uiPriority="48"/>
-    <w:lsdException w:name="List Table 4 Accent 3" w:uiPriority="49"/>
-    <w:lsdException w:name="List Table 5 Dark Accent 3" w:uiPriority="50"/>
-    <w:lsdException w:name="List Table 6 Colorful Accent 3" w:uiPriority="51"/>
-    <w:lsdException w:name="List Table 7 Colorful Accent 3" w:uiPriority="52"/>
-    <w:lsdException w:name="List Table 1 Light Accent 4" w:uiPriority="46"/>
-    <w:lsdException w:name="List Table 2 Accent 4" w:uiPriority="47"/>
-    <w:lsdException w:name="List Table 3 Accent 4" w:uiPriority="48"/>
-    <w:lsdException w:name="List Table 4 Accent 4" w:uiPriority="49"/>
-    <w:lsdException w:name="List Table 5 Dark Accent 4" w:uiPriority="50"/>
-    <w:lsdException w:name="List Table 6 Colorful Accent 4" w:uiPriority="51"/>
-    <w:lsdException w:name="List Table 7 Colorful Accent 4" w:uiPriority="52"/>
-    <w:lsdException w:name="List Table 1 Light Accent 5" w:uiPriority="46"/>
-    <w:lsdException w:name="List Table 2 Accent 5" w:uiPriority="47"/>
-    <w:lsdException w:name="List Table 3 Accent 5" w:uiPriority="48"/>
-    <w:lsdException w:name="List Table 4 Accent 5" w:uiPriority="49"/>
-    <w:lsdException w:name="List Table 5 Dark Accent 5" w:uiPriority="50"/>
-    <w:lsdException w:name="List Table 6 Colorful Accent 5" w:uiPriority="51"/>
-    <w:lsdException w:name="List Table 7 Colorful Accent 5" w:uiPriority="52"/>
-    <w:lsdException w:name="List Table 1 Light Accent 6" w:uiPriority="46"/>
-    <w:lsdException w:name="List Table 2 Accent 6" w:uiPriority="47"/>
-    <w:lsdException w:name="List Table 3 Accent 6" w:uiPriority="48"/>
-    <w:lsdException w:name="List Table 4 Accent 6" w:uiPriority="49"/>
-    <w:lsdException w:name="List Table 5 Dark Accent 6" w:uiPriority="50"/>
-    <w:lsdException w:name="List Table 6 Colorful Accent 6" w:uiPriority="51"/>
-    <w:lsdException w:name="List Table 7 Colorful Accent 6" w:uiPriority="52"/>
-    <w:lsdException w:name="Mention" w:semiHidden="1" w:unhideWhenUsed="1"/>
-    <w:lsdException w:name="Smart Hyperlink" w:semiHidden="1" w:unhideWhenUsed="1"/>
-    <w:lsdException w:name="Hashtag" w:semiHidden="1" w:unhideWhenUsed="1"/>
-    <w:lsdException w:name="Unresolved Mention" w:semiHidden="1" w:unhideWhenUsed="1"/>
-    <w:lsdException w:name="Smart Link" w:semiHidden="1" w:unhideWhenUsed="1"/>
-  </w:latentStyles>
-  <w:style w:type="paragraph" w:default="1" w:styleId="Normal">
+  <w:style w:type="paragraph" w:styleId="Normal" w:default="1">
     <w:name w:val="Normal"/>
     <w:qFormat/>
   </w:style>
@@ -9322,7 +8448,6 @@
     <w:basedOn w:val="Normal"/>
     <w:next w:val="Normal"/>
     <w:uiPriority w:val="9"/>
-    <w:unhideWhenUsed/>
     <w:qFormat/>
     <w:pPr>
       <w:keepNext/>
@@ -9339,7 +8464,6 @@
     <w:basedOn w:val="Normal"/>
     <w:next w:val="Normal"/>
     <w:uiPriority w:val="9"/>
-    <w:unhideWhenUsed/>
     <w:qFormat/>
     <w:pPr>
       <w:keepNext/>
@@ -9356,7 +8480,6 @@
     <w:basedOn w:val="Normal"/>
     <w:next w:val="Normal"/>
     <w:uiPriority w:val="9"/>
-    <w:unhideWhenUsed/>
     <w:qFormat/>
     <w:pPr>
       <w:keepNext/>
@@ -9450,19 +8573,18 @@
       <w:sz w:val="24"/>
     </w:rPr>
   </w:style>
-  <w:style w:type="character" w:default="1" w:styleId="Fontepargpadro">
+  <w:style w:type="character" w:styleId="Fontepargpadro">
     <w:name w:val="Default Paragraph Font"/>
     <w:uiPriority w:val="1"/>
     <w:semiHidden/>
     <w:unhideWhenUsed/>
   </w:style>
-  <w:style w:type="table" w:default="1" w:styleId="Tabelanormal">
+  <w:style w:type="table" w:styleId="Tabelanormal">
     <w:name w:val="Normal Table"/>
     <w:uiPriority w:val="99"/>
     <w:semiHidden/>
     <w:unhideWhenUsed/>
     <w:tblPr>
-      <w:tblInd w:w="0" w:type="dxa"/>
       <w:tblCellMar>
         <w:top w:w="0" w:type="dxa"/>
         <w:left w:w="108" w:type="dxa"/>
@@ -9471,7 +8593,7 @@
       </w:tblCellMar>
     </w:tblPr>
   </w:style>
-  <w:style w:type="numbering" w:default="1" w:styleId="Semlista">
+  <w:style w:type="numbering" w:styleId="Semlista">
     <w:name w:val="No List"/>
     <w:uiPriority w:val="99"/>
     <w:semiHidden/>
@@ -9506,7 +8628,7 @@
       <w:color w:val="404040"/>
     </w:rPr>
   </w:style>
-  <w:style w:type="paragraph" w:customStyle="1" w:styleId="Code">
+  <w:style w:type="paragraph" w:styleId="Code" w:customStyle="1">
     <w:name w:val="Code"/>
     <w:basedOn w:val="Normal"/>
     <w:link w:val="CodeChar"/>
@@ -9516,15 +8638,15 @@
       <w:contextualSpacing/>
     </w:pPr>
     <w:rPr>
-      <w:rFonts w:ascii="Consolas" w:eastAsia="Consolas" w:hAnsi="Consolas" w:cs="Consolas"/>
+      <w:rFonts w:ascii="Consolas" w:hAnsi="Consolas" w:eastAsia="Consolas" w:cs="Consolas"/>
       <w:sz w:val="20"/>
     </w:rPr>
   </w:style>
-  <w:style w:type="character" w:customStyle="1" w:styleId="CodeChar">
+  <w:style w:type="character" w:styleId="CodeChar" w:customStyle="1">
     <w:name w:val="Code Char"/>
     <w:link w:val="Code"/>
     <w:rPr>
-      <w:rFonts w:ascii="Consolas" w:eastAsia="Consolas" w:hAnsi="Consolas" w:cs="Consolas"/>
+      <w:rFonts w:ascii="Consolas" w:hAnsi="Consolas" w:eastAsia="Consolas" w:cs="Consolas"/>
       <w:sz w:val="20"/>
       <w:shd w:val="clear" w:color="auto" w:fill="F5F5F5"/>
     </w:rPr>
@@ -9892,7 +9014,6 @@
       </w:rPr>
     </w:tblStylePr>
     <w:tblStylePr w:type="band1Horz">
-      <w:tblPr/>
       <w:tcPr>
         <w:shd w:val="clear" w:color="auto" w:fill="F2F2F2"/>
       </w:tcPr>
@@ -9926,7 +9047,7 @@
       </w:rPr>
     </w:tblStylePr>
   </w:style>
-  <w:style w:type="table" w:customStyle="1" w:styleId="GridTable4Blue">
+  <w:style w:type="table" w:styleId="GridTable4Blue" w:customStyle="1">
     <w:name w:val="Grid Table 4 – Blue"/>
     <w:basedOn w:val="Tabelanormal"/>
     <w:uiPriority w:val="60"/>
@@ -9948,7 +9069,6 @@
         <w:b/>
         <w:color w:val="FFFFFF"/>
       </w:rPr>
-      <w:tblPr/>
       <w:tcPr>
         <w:shd w:val="clear" w:color="auto" w:fill="156082"/>
       </w:tcPr>
@@ -9959,13 +9079,12 @@
       </w:rPr>
     </w:tblStylePr>
     <w:tblStylePr w:type="band1Horz">
-      <w:tblPr/>
       <w:tcPr>
         <w:shd w:val="clear" w:color="auto" w:fill="C1E4F5"/>
       </w:tcPr>
     </w:tblStylePr>
   </w:style>
-  <w:style w:type="table" w:customStyle="1" w:styleId="ListTable3Blue">
+  <w:style w:type="table" w:styleId="ListTable3Blue" w:customStyle="1">
     <w:name w:val="List Table 3 – Blue"/>
     <w:basedOn w:val="Tabelanormal"/>
     <w:uiPriority w:val="60"/>
@@ -9985,13 +9104,11 @@
         <w:b/>
         <w:color w:val="FFFFFF"/>
       </w:rPr>
-      <w:tblPr/>
       <w:tcPr>
         <w:shd w:val="clear" w:color="auto" w:fill="156082"/>
       </w:tcPr>
     </w:tblStylePr>
     <w:tblStylePr w:type="lastRow">
-      <w:tblPr/>
       <w:tcPr>
         <w:tcBorders>
           <w:top w:val="single" w:sz="4" w:space="0" w:color="156082"/>
@@ -9999,7 +9116,7 @@
       </w:tcPr>
     </w:tblStylePr>
   </w:style>
-  <w:style w:type="table" w:customStyle="1" w:styleId="GridTable4Orange">
+  <w:style w:type="table" w:styleId="GridTable4Orange" w:customStyle="1">
     <w:name w:val="Grid Table 4 – Orange"/>
     <w:basedOn w:val="Tabelanormal"/>
     <w:uiPriority w:val="60"/>
@@ -10021,7 +9138,6 @@
         <w:b/>
         <w:color w:val="FFFFFF"/>
       </w:rPr>
-      <w:tblPr/>
       <w:tcPr>
         <w:shd w:val="clear" w:color="auto" w:fill="E97132"/>
       </w:tcPr>
@@ -10032,13 +9148,12 @@
       </w:rPr>
     </w:tblStylePr>
     <w:tblStylePr w:type="band1Horz">
-      <w:tblPr/>
       <w:tcPr>
         <w:shd w:val="clear" w:color="auto" w:fill="FBE2D5"/>
       </w:tcPr>
     </w:tblStylePr>
   </w:style>
-  <w:style w:type="table" w:customStyle="1" w:styleId="ListTable3Orange">
+  <w:style w:type="table" w:styleId="ListTable3Orange" w:customStyle="1">
     <w:name w:val="List Table 3 – Orange"/>
     <w:basedOn w:val="Tabelanormal"/>
     <w:uiPriority w:val="60"/>
@@ -10058,13 +9173,11 @@
         <w:b/>
         <w:color w:val="FFFFFF"/>
       </w:rPr>
-      <w:tblPr/>
       <w:tcPr>
         <w:shd w:val="clear" w:color="auto" w:fill="E97132"/>
       </w:tcPr>
     </w:tblStylePr>
     <w:tblStylePr w:type="lastRow">
-      <w:tblPr/>
       <w:tcPr>
         <w:tcBorders>
           <w:top w:val="single" w:sz="4" w:space="0" w:color="E97132"/>
@@ -10072,7 +9185,7 @@
       </w:tcPr>
     </w:tblStylePr>
   </w:style>
-  <w:style w:type="table" w:customStyle="1" w:styleId="GridTable4Green">
+  <w:style w:type="table" w:styleId="GridTable4Green" w:customStyle="1">
     <w:name w:val="Grid Table 4 – Green"/>
     <w:basedOn w:val="Tabelanormal"/>
     <w:uiPriority w:val="60"/>
@@ -10094,7 +9207,6 @@
         <w:b/>
         <w:color w:val="FFFFFF"/>
       </w:rPr>
-      <w:tblPr/>
       <w:tcPr>
         <w:shd w:val="clear" w:color="auto" w:fill="196B24"/>
       </w:tcPr>
@@ -10105,13 +9217,12 @@
       </w:rPr>
     </w:tblStylePr>
     <w:tblStylePr w:type="band1Horz">
-      <w:tblPr/>
       <w:tcPr>
         <w:shd w:val="clear" w:color="auto" w:fill="C1F0C8"/>
       </w:tcPr>
     </w:tblStylePr>
   </w:style>
-  <w:style w:type="table" w:customStyle="1" w:styleId="ListTable3Green">
+  <w:style w:type="table" w:styleId="ListTable3Green" w:customStyle="1">
     <w:name w:val="List Table 3 – Green"/>
     <w:basedOn w:val="Tabelanormal"/>
     <w:uiPriority w:val="60"/>
@@ -10131,13 +9242,11 @@
         <w:b/>
         <w:color w:val="FFFFFF"/>
       </w:rPr>
-      <w:tblPr/>
       <w:tcPr>
         <w:shd w:val="clear" w:color="auto" w:fill="196B24"/>
       </w:tcPr>
     </w:tblStylePr>
     <w:tblStylePr w:type="lastRow">
-      <w:tblPr/>
       <w:tcPr>
         <w:tcBorders>
           <w:top w:val="single" w:sz="4" w:space="0" w:color="196B24"/>
@@ -10145,7 +9254,7 @@
       </w:tcPr>
     </w:tblStylePr>
   </w:style>
-  <w:style w:type="table" w:customStyle="1" w:styleId="GridTable4Purple">
+  <w:style w:type="table" w:styleId="GridTable4Purple" w:customStyle="1">
     <w:name w:val="Grid Table 4 – Purple"/>
     <w:basedOn w:val="Tabelanormal"/>
     <w:uiPriority w:val="60"/>
@@ -10167,7 +9276,6 @@
         <w:b/>
         <w:color w:val="FFFFFF"/>
       </w:rPr>
-      <w:tblPr/>
       <w:tcPr>
         <w:shd w:val="clear" w:color="auto" w:fill="712E8D"/>
       </w:tcPr>
@@ -10178,13 +9286,12 @@
       </w:rPr>
     </w:tblStylePr>
     <w:tblStylePr w:type="band1Horz">
-      <w:tblPr/>
       <w:tcPr>
         <w:shd w:val="clear" w:color="auto" w:fill="E5D2EE"/>
       </w:tcPr>
     </w:tblStylePr>
   </w:style>
-  <w:style w:type="table" w:customStyle="1" w:styleId="ListTable3Purple">
+  <w:style w:type="table" w:styleId="ListTable3Purple" w:customStyle="1">
     <w:name w:val="List Table 3 – Purple"/>
     <w:basedOn w:val="Tabelanormal"/>
     <w:uiPriority w:val="60"/>
@@ -10204,13 +9311,11 @@
         <w:b/>
         <w:color w:val="FFFFFF"/>
       </w:rPr>
-      <w:tblPr/>
       <w:tcPr>
         <w:shd w:val="clear" w:color="auto" w:fill="712E8D"/>
       </w:tcPr>
     </w:tblStylePr>
     <w:tblStylePr w:type="lastRow">
-      <w:tblPr/>
       <w:tcPr>
         <w:tcBorders>
           <w:top w:val="single" w:sz="4" w:space="0" w:color="712E8D"/>
